--- a/data_out/bes_2003_2023/bes_ambiente_tbl.docx
+++ b/data_out/bes_2003_2023/bes_ambiente_tbl.docx
@@ -43,6 +43,7 @@
           </w:tcPr>
           <w:p>
             <w:pPr>
+              <w:pStyle w:val="Normal"/>
               <w:jc w:val="center"/>
               <w:pBdr>
                 <w:bottom w:val="none" w:sz="0" w:space="0" w:color="000000"/>
@@ -57,7 +58,6 @@
                 <w:i w:val="false"/>
                 <w:b w:val="true"/>
                 <w:u w:val="none"/>
-                <w:strike w:val="false"/>
                 <w:sz w:val="28"/>
                 <w:szCs w:val="28"/>
                 <w:color w:val="000000"/>
@@ -69,7 +69,6 @@
                 <w:i w:val="false"/>
                 <w:b w:val="true"/>
                 <w:u w:val="none"/>
-                <w:strike w:val="false"/>
                 <w:sz w:val="28"/>
                 <w:szCs w:val="28"/>
                 <w:color w:val="000000"/>
@@ -104,6 +103,7 @@
           </w:tcPr>
           <w:p>
             <w:pPr>
+              <w:pStyle w:val="Normal"/>
               <w:jc w:val="left"/>
               <w:pBdr>
                 <w:bottom w:val="none" w:sz="0" w:space="0" w:color="000000"/>
@@ -118,7 +118,6 @@
                 <w:i w:val="false"/>
                 <w:b w:val="true"/>
                 <w:u w:val="none"/>
-                <w:strike w:val="false"/>
                 <w:sz w:val="24"/>
                 <w:szCs w:val="24"/>
                 <w:color w:val="000000"/>
@@ -130,7 +129,6 @@
                 <w:i w:val="false"/>
                 <w:b w:val="true"/>
                 <w:u w:val="none"/>
-                <w:strike w:val="false"/>
                 <w:sz w:val="24"/>
                 <w:szCs w:val="24"/>
                 <w:color w:val="000000"/>
@@ -158,6 +156,7 @@
           </w:tcPr>
           <w:p>
             <w:pPr>
+              <w:pStyle w:val="Normal"/>
               <w:jc w:val="left"/>
               <w:pBdr>
                 <w:bottom w:val="none" w:sz="0" w:space="0" w:color="000000"/>
@@ -172,7 +171,6 @@
                 <w:i w:val="false"/>
                 <w:b w:val="true"/>
                 <w:u w:val="none"/>
-                <w:strike w:val="false"/>
                 <w:sz w:val="24"/>
                 <w:szCs w:val="24"/>
                 <w:color w:val="000000"/>
@@ -184,7 +182,6 @@
                 <w:i w:val="false"/>
                 <w:b w:val="true"/>
                 <w:u w:val="none"/>
-                <w:strike w:val="false"/>
                 <w:sz w:val="24"/>
                 <w:szCs w:val="24"/>
                 <w:color w:val="000000"/>
@@ -212,6 +209,7 @@
           </w:tcPr>
           <w:p>
             <w:pPr>
+              <w:pStyle w:val="Normal"/>
               <w:jc w:val="left"/>
               <w:pBdr>
                 <w:bottom w:val="none" w:sz="0" w:space="0" w:color="000000"/>
@@ -226,7 +224,6 @@
                 <w:i w:val="false"/>
                 <w:b w:val="true"/>
                 <w:u w:val="none"/>
-                <w:strike w:val="false"/>
                 <w:sz w:val="24"/>
                 <w:szCs w:val="24"/>
                 <w:color w:val="000000"/>
@@ -238,7 +235,6 @@
                 <w:i w:val="false"/>
                 <w:b w:val="true"/>
                 <w:u w:val="none"/>
-                <w:strike w:val="false"/>
                 <w:sz w:val="24"/>
                 <w:szCs w:val="24"/>
                 <w:color w:val="000000"/>
@@ -266,6 +262,7 @@
           </w:tcPr>
           <w:p>
             <w:pPr>
+              <w:pStyle w:val="Normal"/>
               <w:jc w:val="left"/>
               <w:pBdr>
                 <w:bottom w:val="none" w:sz="0" w:space="0" w:color="000000"/>
@@ -280,7 +277,6 @@
                 <w:i w:val="false"/>
                 <w:b w:val="true"/>
                 <w:u w:val="none"/>
-                <w:strike w:val="false"/>
                 <w:sz w:val="24"/>
                 <w:szCs w:val="24"/>
                 <w:color w:val="000000"/>
@@ -292,7 +288,6 @@
                 <w:i w:val="false"/>
                 <w:b w:val="true"/>
                 <w:u w:val="none"/>
-                <w:strike w:val="false"/>
                 <w:sz w:val="24"/>
                 <w:szCs w:val="24"/>
                 <w:color w:val="000000"/>
@@ -320,6 +315,7 @@
           </w:tcPr>
           <w:p>
             <w:pPr>
+              <w:pStyle w:val="Normal"/>
               <w:jc w:val="left"/>
               <w:pBdr>
                 <w:bottom w:val="none" w:sz="0" w:space="0" w:color="000000"/>
@@ -334,7 +330,6 @@
                 <w:i w:val="false"/>
                 <w:b w:val="true"/>
                 <w:u w:val="none"/>
-                <w:strike w:val="false"/>
                 <w:sz w:val="24"/>
                 <w:szCs w:val="24"/>
                 <w:color w:val="000000"/>
@@ -346,7 +341,6 @@
                 <w:i w:val="false"/>
                 <w:b w:val="true"/>
                 <w:u w:val="none"/>
-                <w:strike w:val="false"/>
                 <w:sz w:val="24"/>
                 <w:szCs w:val="24"/>
                 <w:color w:val="000000"/>
@@ -374,6 +368,7 @@
           </w:tcPr>
           <w:p>
             <w:pPr>
+              <w:pStyle w:val="Normal"/>
               <w:jc w:val="left"/>
               <w:pBdr>
                 <w:bottom w:val="none" w:sz="0" w:space="0" w:color="000000"/>
@@ -388,7 +383,6 @@
                 <w:i w:val="false"/>
                 <w:b w:val="true"/>
                 <w:u w:val="none"/>
-                <w:strike w:val="false"/>
                 <w:sz w:val="24"/>
                 <w:szCs w:val="24"/>
                 <w:color w:val="000000"/>
@@ -400,7 +394,6 @@
                 <w:i w:val="false"/>
                 <w:b w:val="true"/>
                 <w:u w:val="none"/>
-                <w:strike w:val="false"/>
                 <w:sz w:val="24"/>
                 <w:szCs w:val="24"/>
                 <w:color w:val="000000"/>
@@ -428,6 +421,7 @@
           </w:tcPr>
           <w:p>
             <w:pPr>
+              <w:pStyle w:val="Normal"/>
               <w:jc w:val="left"/>
               <w:pBdr>
                 <w:bottom w:val="none" w:sz="0" w:space="0" w:color="000000"/>
@@ -442,7 +436,6 @@
                 <w:i w:val="false"/>
                 <w:b w:val="true"/>
                 <w:u w:val="none"/>
-                <w:strike w:val="false"/>
                 <w:sz w:val="24"/>
                 <w:szCs w:val="24"/>
                 <w:color w:val="000000"/>
@@ -454,7 +447,6 @@
                 <w:i w:val="false"/>
                 <w:b w:val="true"/>
                 <w:u w:val="none"/>
-                <w:strike w:val="false"/>
                 <w:sz w:val="24"/>
                 <w:szCs w:val="24"/>
                 <w:color w:val="000000"/>
@@ -482,6 +474,7 @@
           </w:tcPr>
           <w:p>
             <w:pPr>
+              <w:pStyle w:val="Normal"/>
               <w:jc w:val="left"/>
               <w:pBdr>
                 <w:bottom w:val="none" w:sz="0" w:space="0" w:color="000000"/>
@@ -496,7 +489,6 @@
                 <w:i w:val="false"/>
                 <w:b w:val="true"/>
                 <w:u w:val="none"/>
-                <w:strike w:val="false"/>
                 <w:sz w:val="24"/>
                 <w:szCs w:val="24"/>
                 <w:color w:val="000000"/>
@@ -508,7 +500,6 @@
                 <w:i w:val="false"/>
                 <w:b w:val="true"/>
                 <w:u w:val="none"/>
-                <w:strike w:val="false"/>
                 <w:sz w:val="24"/>
                 <w:szCs w:val="24"/>
                 <w:color w:val="000000"/>
@@ -536,6 +527,7 @@
           </w:tcPr>
           <w:p>
             <w:pPr>
+              <w:pStyle w:val="Normal"/>
               <w:jc w:val="left"/>
               <w:pBdr>
                 <w:bottom w:val="none" w:sz="0" w:space="0" w:color="000000"/>
@@ -550,7 +542,6 @@
                 <w:i w:val="false"/>
                 <w:b w:val="true"/>
                 <w:u w:val="none"/>
-                <w:strike w:val="false"/>
                 <w:sz w:val="24"/>
                 <w:szCs w:val="24"/>
                 <w:color w:val="000000"/>
@@ -562,7 +553,6 @@
                 <w:i w:val="false"/>
                 <w:b w:val="true"/>
                 <w:u w:val="none"/>
-                <w:strike w:val="false"/>
                 <w:sz w:val="24"/>
                 <w:szCs w:val="24"/>
                 <w:color w:val="000000"/>
@@ -597,6 +587,7 @@
           </w:tcPr>
           <w:p>
             <w:pPr>
+              <w:pStyle w:val="Normal"/>
               <w:jc w:val="left"/>
               <w:pBdr>
                 <w:bottom w:val="none" w:sz="0" w:space="0" w:color="000000"/>
@@ -611,19 +602,17 @@
                 <w:i w:val="false"/>
                 <w:b w:val="false"/>
                 <w:u w:val="none"/>
-                <w:strike w:val="false"/>
-                <w:sz w:val="24"/>
-                <w:szCs w:val="24"/>
-                <w:color w:val="000000"/>
-              </w:rPr>
-            </w:pPr>
-            <w:r>
-              <w:rPr>
-                <w:rFonts w:ascii="Roboto Condensed" w:hAnsi="Helvetica" w:eastAsia="Helvetica" w:cs="Roboto Condensed"/>
-                <w:i w:val="false"/>
-                <w:b w:val="false"/>
-                <w:u w:val="none"/>
-                <w:strike w:val="false"/>
+                <w:sz w:val="24"/>
+                <w:szCs w:val="24"/>
+                <w:color w:val="000000"/>
+              </w:rPr>
+            </w:pPr>
+            <w:r>
+              <w:rPr>
+                <w:rFonts w:ascii="Roboto Condensed" w:hAnsi="Helvetica" w:eastAsia="Helvetica" w:cs="Roboto Condensed"/>
+                <w:i w:val="false"/>
+                <w:b w:val="false"/>
+                <w:u w:val="none"/>
                 <w:sz w:val="24"/>
                 <w:szCs w:val="24"/>
                 <w:color w:val="000000"/>
@@ -652,6 +641,7 @@
           </w:tcPr>
           <w:p>
             <w:pPr>
+              <w:pStyle w:val="Normal"/>
               <w:jc w:val="left"/>
               <w:pBdr>
                 <w:bottom w:val="none" w:sz="0" w:space="0" w:color="000000"/>
@@ -666,19 +656,17 @@
                 <w:i w:val="false"/>
                 <w:b w:val="false"/>
                 <w:u w:val="none"/>
-                <w:strike w:val="false"/>
-                <w:sz w:val="24"/>
-                <w:szCs w:val="24"/>
-                <w:color w:val="000000"/>
-              </w:rPr>
-            </w:pPr>
-            <w:r>
-              <w:rPr>
-                <w:rFonts w:ascii="Roboto Condensed" w:hAnsi="Helvetica" w:eastAsia="Helvetica" w:cs="Roboto Condensed"/>
-                <w:i w:val="false"/>
-                <w:b w:val="false"/>
-                <w:u w:val="none"/>
-                <w:strike w:val="false"/>
+                <w:sz w:val="24"/>
+                <w:szCs w:val="24"/>
+                <w:color w:val="000000"/>
+              </w:rPr>
+            </w:pPr>
+            <w:r>
+              <w:rPr>
+                <w:rFonts w:ascii="Roboto Condensed" w:hAnsi="Helvetica" w:eastAsia="Helvetica" w:cs="Roboto Condensed"/>
+                <w:i w:val="false"/>
+                <w:b w:val="false"/>
+                <w:u w:val="none"/>
                 <w:sz w:val="24"/>
                 <w:szCs w:val="24"/>
                 <w:color w:val="000000"/>
@@ -706,6 +694,7 @@
           </w:tcPr>
           <w:p>
             <w:pPr>
+              <w:pStyle w:val="Normal"/>
               <w:jc w:val="left"/>
               <w:pBdr>
                 <w:bottom w:val="none" w:sz="0" w:space="0" w:color="000000"/>
@@ -720,19 +709,17 @@
                 <w:i w:val="false"/>
                 <w:b w:val="false"/>
                 <w:u w:val="none"/>
-                <w:strike w:val="false"/>
-                <w:sz w:val="24"/>
-                <w:szCs w:val="24"/>
-                <w:color w:val="000000"/>
-              </w:rPr>
-            </w:pPr>
-            <w:r>
-              <w:rPr>
-                <w:rFonts w:ascii="Roboto Condensed" w:hAnsi="Helvetica" w:eastAsia="Helvetica" w:cs="Roboto Condensed"/>
-                <w:i w:val="false"/>
-                <w:b w:val="false"/>
-                <w:u w:val="none"/>
-                <w:strike w:val="false"/>
+                <w:sz w:val="24"/>
+                <w:szCs w:val="24"/>
+                <w:color w:val="000000"/>
+              </w:rPr>
+            </w:pPr>
+            <w:r>
+              <w:rPr>
+                <w:rFonts w:ascii="Roboto Condensed" w:hAnsi="Helvetica" w:eastAsia="Helvetica" w:cs="Roboto Condensed"/>
+                <w:i w:val="false"/>
+                <w:b w:val="false"/>
+                <w:u w:val="none"/>
                 <w:sz w:val="24"/>
                 <w:szCs w:val="24"/>
                 <w:color w:val="000000"/>
@@ -760,33 +747,32 @@
           </w:tcPr>
           <w:p>
             <w:pPr>
-              <w:jc w:val="right"/>
-              <w:pBdr>
-                <w:bottom w:val="none" w:sz="0" w:space="0" w:color="000000"/>
-                <w:top w:val="none" w:sz="0" w:space="0" w:color="000000"/>
-                <w:left w:val="none" w:sz="0" w:space="0" w:color="000000"/>
-                <w:right w:val="none" w:sz="0" w:space="0" w:color="000000"/>
-              </w:pBdr>
-              <w:spacing w:after="40" w:before="40" w:line="240"/>
-              <w:ind w:left="80" w:right="80" w:firstLine="0" w:firstLineChars="0"/>
-              <w:rPr>
-                <w:rFonts w:ascii="Roboto Condensed" w:hAnsi="Helvetica" w:eastAsia="Helvetica" w:cs="Roboto Condensed"/>
-                <w:i w:val="false"/>
-                <w:b w:val="false"/>
-                <w:u w:val="none"/>
-                <w:strike w:val="false"/>
-                <w:sz w:val="24"/>
-                <w:szCs w:val="24"/>
-                <w:color w:val="000000"/>
-              </w:rPr>
-            </w:pPr>
-            <w:r>
-              <w:rPr>
-                <w:rFonts w:ascii="Roboto Condensed" w:hAnsi="Helvetica" w:eastAsia="Helvetica" w:cs="Roboto Condensed"/>
-                <w:i w:val="false"/>
-                <w:b w:val="false"/>
-                <w:u w:val="none"/>
-                <w:strike w:val="false"/>
+              <w:pStyle w:val="Normal"/>
+              <w:jc w:val="right"/>
+              <w:pBdr>
+                <w:bottom w:val="none" w:sz="0" w:space="0" w:color="000000"/>
+                <w:top w:val="none" w:sz="0" w:space="0" w:color="000000"/>
+                <w:left w:val="none" w:sz="0" w:space="0" w:color="000000"/>
+                <w:right w:val="none" w:sz="0" w:space="0" w:color="000000"/>
+              </w:pBdr>
+              <w:spacing w:after="40" w:before="40" w:line="240"/>
+              <w:ind w:left="80" w:right="80" w:firstLine="0" w:firstLineChars="0"/>
+              <w:rPr>
+                <w:rFonts w:ascii="Roboto Condensed" w:hAnsi="Helvetica" w:eastAsia="Helvetica" w:cs="Roboto Condensed"/>
+                <w:i w:val="false"/>
+                <w:b w:val="false"/>
+                <w:u w:val="none"/>
+                <w:sz w:val="24"/>
+                <w:szCs w:val="24"/>
+                <w:color w:val="000000"/>
+              </w:rPr>
+            </w:pPr>
+            <w:r>
+              <w:rPr>
+                <w:rFonts w:ascii="Roboto Condensed" w:hAnsi="Helvetica" w:eastAsia="Helvetica" w:cs="Roboto Condensed"/>
+                <w:i w:val="false"/>
+                <w:b w:val="false"/>
+                <w:u w:val="none"/>
                 <w:sz w:val="24"/>
                 <w:szCs w:val="24"/>
                 <w:color w:val="000000"/>
@@ -814,33 +800,32 @@
           </w:tcPr>
           <w:p>
             <w:pPr>
-              <w:jc w:val="right"/>
-              <w:pBdr>
-                <w:bottom w:val="none" w:sz="0" w:space="0" w:color="000000"/>
-                <w:top w:val="none" w:sz="0" w:space="0" w:color="000000"/>
-                <w:left w:val="none" w:sz="0" w:space="0" w:color="000000"/>
-                <w:right w:val="none" w:sz="0" w:space="0" w:color="000000"/>
-              </w:pBdr>
-              <w:spacing w:after="40" w:before="40" w:line="240"/>
-              <w:ind w:left="80" w:right="80" w:firstLine="0" w:firstLineChars="0"/>
-              <w:rPr>
-                <w:rFonts w:ascii="Roboto Condensed" w:hAnsi="Helvetica" w:eastAsia="Helvetica" w:cs="Roboto Condensed"/>
-                <w:i w:val="false"/>
-                <w:b w:val="false"/>
-                <w:u w:val="none"/>
-                <w:strike w:val="false"/>
-                <w:sz w:val="24"/>
-                <w:szCs w:val="24"/>
-                <w:color w:val="000000"/>
-              </w:rPr>
-            </w:pPr>
-            <w:r>
-              <w:rPr>
-                <w:rFonts w:ascii="Roboto Condensed" w:hAnsi="Helvetica" w:eastAsia="Helvetica" w:cs="Roboto Condensed"/>
-                <w:i w:val="false"/>
-                <w:b w:val="false"/>
-                <w:u w:val="none"/>
-                <w:strike w:val="false"/>
+              <w:pStyle w:val="Normal"/>
+              <w:jc w:val="right"/>
+              <w:pBdr>
+                <w:bottom w:val="none" w:sz="0" w:space="0" w:color="000000"/>
+                <w:top w:val="none" w:sz="0" w:space="0" w:color="000000"/>
+                <w:left w:val="none" w:sz="0" w:space="0" w:color="000000"/>
+                <w:right w:val="none" w:sz="0" w:space="0" w:color="000000"/>
+              </w:pBdr>
+              <w:spacing w:after="40" w:before="40" w:line="240"/>
+              <w:ind w:left="80" w:right="80" w:firstLine="0" w:firstLineChars="0"/>
+              <w:rPr>
+                <w:rFonts w:ascii="Roboto Condensed" w:hAnsi="Helvetica" w:eastAsia="Helvetica" w:cs="Roboto Condensed"/>
+                <w:i w:val="false"/>
+                <w:b w:val="false"/>
+                <w:u w:val="none"/>
+                <w:sz w:val="24"/>
+                <w:szCs w:val="24"/>
+                <w:color w:val="000000"/>
+              </w:rPr>
+            </w:pPr>
+            <w:r>
+              <w:rPr>
+                <w:rFonts w:ascii="Roboto Condensed" w:hAnsi="Helvetica" w:eastAsia="Helvetica" w:cs="Roboto Condensed"/>
+                <w:i w:val="false"/>
+                <w:b w:val="false"/>
+                <w:u w:val="none"/>
                 <w:sz w:val="24"/>
                 <w:szCs w:val="24"/>
                 <w:color w:val="000000"/>
@@ -868,33 +853,32 @@
           </w:tcPr>
           <w:p>
             <w:pPr>
-              <w:jc w:val="right"/>
-              <w:pBdr>
-                <w:bottom w:val="none" w:sz="0" w:space="0" w:color="000000"/>
-                <w:top w:val="none" w:sz="0" w:space="0" w:color="000000"/>
-                <w:left w:val="none" w:sz="0" w:space="0" w:color="000000"/>
-                <w:right w:val="none" w:sz="0" w:space="0" w:color="000000"/>
-              </w:pBdr>
-              <w:spacing w:after="40" w:before="40" w:line="240"/>
-              <w:ind w:left="80" w:right="80" w:firstLine="0" w:firstLineChars="0"/>
-              <w:rPr>
-                <w:rFonts w:ascii="Roboto Condensed" w:hAnsi="Helvetica" w:eastAsia="Helvetica" w:cs="Roboto Condensed"/>
-                <w:i w:val="false"/>
-                <w:b w:val="false"/>
-                <w:u w:val="none"/>
-                <w:strike w:val="false"/>
-                <w:sz w:val="24"/>
-                <w:szCs w:val="24"/>
-                <w:color w:val="000000"/>
-              </w:rPr>
-            </w:pPr>
-            <w:r>
-              <w:rPr>
-                <w:rFonts w:ascii="Roboto Condensed" w:hAnsi="Helvetica" w:eastAsia="Helvetica" w:cs="Roboto Condensed"/>
-                <w:i w:val="false"/>
-                <w:b w:val="false"/>
-                <w:u w:val="none"/>
-                <w:strike w:val="false"/>
+              <w:pStyle w:val="Normal"/>
+              <w:jc w:val="right"/>
+              <w:pBdr>
+                <w:bottom w:val="none" w:sz="0" w:space="0" w:color="000000"/>
+                <w:top w:val="none" w:sz="0" w:space="0" w:color="000000"/>
+                <w:left w:val="none" w:sz="0" w:space="0" w:color="000000"/>
+                <w:right w:val="none" w:sz="0" w:space="0" w:color="000000"/>
+              </w:pBdr>
+              <w:spacing w:after="40" w:before="40" w:line="240"/>
+              <w:ind w:left="80" w:right="80" w:firstLine="0" w:firstLineChars="0"/>
+              <w:rPr>
+                <w:rFonts w:ascii="Roboto Condensed" w:hAnsi="Helvetica" w:eastAsia="Helvetica" w:cs="Roboto Condensed"/>
+                <w:i w:val="false"/>
+                <w:b w:val="false"/>
+                <w:u w:val="none"/>
+                <w:sz w:val="24"/>
+                <w:szCs w:val="24"/>
+                <w:color w:val="000000"/>
+              </w:rPr>
+            </w:pPr>
+            <w:r>
+              <w:rPr>
+                <w:rFonts w:ascii="Roboto Condensed" w:hAnsi="Helvetica" w:eastAsia="Helvetica" w:cs="Roboto Condensed"/>
+                <w:i w:val="false"/>
+                <w:b w:val="false"/>
+                <w:u w:val="none"/>
                 <w:sz w:val="24"/>
                 <w:szCs w:val="24"/>
                 <w:color w:val="000000"/>
@@ -922,33 +906,32 @@
           </w:tcPr>
           <w:p>
             <w:pPr>
-              <w:jc w:val="right"/>
-              <w:pBdr>
-                <w:bottom w:val="none" w:sz="0" w:space="0" w:color="000000"/>
-                <w:top w:val="none" w:sz="0" w:space="0" w:color="000000"/>
-                <w:left w:val="none" w:sz="0" w:space="0" w:color="000000"/>
-                <w:right w:val="none" w:sz="0" w:space="0" w:color="000000"/>
-              </w:pBdr>
-              <w:spacing w:after="40" w:before="40" w:line="240"/>
-              <w:ind w:left="80" w:right="80" w:firstLine="0" w:firstLineChars="0"/>
-              <w:rPr>
-                <w:rFonts w:ascii="Roboto Condensed" w:hAnsi="Helvetica" w:eastAsia="Helvetica" w:cs="Roboto Condensed"/>
-                <w:i w:val="false"/>
-                <w:b w:val="false"/>
-                <w:u w:val="none"/>
-                <w:strike w:val="false"/>
-                <w:sz w:val="24"/>
-                <w:szCs w:val="24"/>
-                <w:color w:val="000000"/>
-              </w:rPr>
-            </w:pPr>
-            <w:r>
-              <w:rPr>
-                <w:rFonts w:ascii="Roboto Condensed" w:hAnsi="Helvetica" w:eastAsia="Helvetica" w:cs="Roboto Condensed"/>
-                <w:i w:val="false"/>
-                <w:b w:val="false"/>
-                <w:u w:val="none"/>
-                <w:strike w:val="false"/>
+              <w:pStyle w:val="Normal"/>
+              <w:jc w:val="right"/>
+              <w:pBdr>
+                <w:bottom w:val="none" w:sz="0" w:space="0" w:color="000000"/>
+                <w:top w:val="none" w:sz="0" w:space="0" w:color="000000"/>
+                <w:left w:val="none" w:sz="0" w:space="0" w:color="000000"/>
+                <w:right w:val="none" w:sz="0" w:space="0" w:color="000000"/>
+              </w:pBdr>
+              <w:spacing w:after="40" w:before="40" w:line="240"/>
+              <w:ind w:left="80" w:right="80" w:firstLine="0" w:firstLineChars="0"/>
+              <w:rPr>
+                <w:rFonts w:ascii="Roboto Condensed" w:hAnsi="Helvetica" w:eastAsia="Helvetica" w:cs="Roboto Condensed"/>
+                <w:i w:val="false"/>
+                <w:b w:val="false"/>
+                <w:u w:val="none"/>
+                <w:sz w:val="24"/>
+                <w:szCs w:val="24"/>
+                <w:color w:val="000000"/>
+              </w:rPr>
+            </w:pPr>
+            <w:r>
+              <w:rPr>
+                <w:rFonts w:ascii="Roboto Condensed" w:hAnsi="Helvetica" w:eastAsia="Helvetica" w:cs="Roboto Condensed"/>
+                <w:i w:val="false"/>
+                <w:b w:val="false"/>
+                <w:u w:val="none"/>
                 <w:sz w:val="24"/>
                 <w:szCs w:val="24"/>
                 <w:color w:val="000000"/>
@@ -976,33 +959,32 @@
           </w:tcPr>
           <w:p>
             <w:pPr>
-              <w:jc w:val="right"/>
-              <w:pBdr>
-                <w:bottom w:val="none" w:sz="0" w:space="0" w:color="000000"/>
-                <w:top w:val="none" w:sz="0" w:space="0" w:color="000000"/>
-                <w:left w:val="none" w:sz="0" w:space="0" w:color="000000"/>
-                <w:right w:val="none" w:sz="0" w:space="0" w:color="000000"/>
-              </w:pBdr>
-              <w:spacing w:after="40" w:before="40" w:line="240"/>
-              <w:ind w:left="80" w:right="80" w:firstLine="0" w:firstLineChars="0"/>
-              <w:rPr>
-                <w:rFonts w:ascii="Roboto Condensed" w:hAnsi="Helvetica" w:eastAsia="Helvetica" w:cs="Roboto Condensed"/>
-                <w:i w:val="false"/>
-                <w:b w:val="false"/>
-                <w:u w:val="none"/>
-                <w:strike w:val="false"/>
-                <w:sz w:val="24"/>
-                <w:szCs w:val="24"/>
-                <w:color w:val="000000"/>
-              </w:rPr>
-            </w:pPr>
-            <w:r>
-              <w:rPr>
-                <w:rFonts w:ascii="Roboto Condensed" w:hAnsi="Helvetica" w:eastAsia="Helvetica" w:cs="Roboto Condensed"/>
-                <w:i w:val="false"/>
-                <w:b w:val="false"/>
-                <w:u w:val="none"/>
-                <w:strike w:val="false"/>
+              <w:pStyle w:val="Normal"/>
+              <w:jc w:val="right"/>
+              <w:pBdr>
+                <w:bottom w:val="none" w:sz="0" w:space="0" w:color="000000"/>
+                <w:top w:val="none" w:sz="0" w:space="0" w:color="000000"/>
+                <w:left w:val="none" w:sz="0" w:space="0" w:color="000000"/>
+                <w:right w:val="none" w:sz="0" w:space="0" w:color="000000"/>
+              </w:pBdr>
+              <w:spacing w:after="40" w:before="40" w:line="240"/>
+              <w:ind w:left="80" w:right="80" w:firstLine="0" w:firstLineChars="0"/>
+              <w:rPr>
+                <w:rFonts w:ascii="Roboto Condensed" w:hAnsi="Helvetica" w:eastAsia="Helvetica" w:cs="Roboto Condensed"/>
+                <w:i w:val="false"/>
+                <w:b w:val="false"/>
+                <w:u w:val="none"/>
+                <w:sz w:val="24"/>
+                <w:szCs w:val="24"/>
+                <w:color w:val="000000"/>
+              </w:rPr>
+            </w:pPr>
+            <w:r>
+              <w:rPr>
+                <w:rFonts w:ascii="Roboto Condensed" w:hAnsi="Helvetica" w:eastAsia="Helvetica" w:cs="Roboto Condensed"/>
+                <w:i w:val="false"/>
+                <w:b w:val="false"/>
+                <w:u w:val="none"/>
                 <w:sz w:val="24"/>
                 <w:szCs w:val="24"/>
                 <w:color w:val="000000"/>
@@ -1030,33 +1012,32 @@
           </w:tcPr>
           <w:p>
             <w:pPr>
-              <w:jc w:val="right"/>
-              <w:pBdr>
-                <w:bottom w:val="none" w:sz="0" w:space="0" w:color="000000"/>
-                <w:top w:val="none" w:sz="0" w:space="0" w:color="000000"/>
-                <w:left w:val="none" w:sz="0" w:space="0" w:color="000000"/>
-                <w:right w:val="none" w:sz="0" w:space="0" w:color="000000"/>
-              </w:pBdr>
-              <w:spacing w:after="40" w:before="40" w:line="240"/>
-              <w:ind w:left="80" w:right="80" w:firstLine="0" w:firstLineChars="0"/>
-              <w:rPr>
-                <w:rFonts w:ascii="Roboto Condensed" w:hAnsi="Helvetica" w:eastAsia="Helvetica" w:cs="Roboto Condensed"/>
-                <w:i w:val="false"/>
-                <w:b w:val="false"/>
-                <w:u w:val="none"/>
-                <w:strike w:val="false"/>
-                <w:sz w:val="24"/>
-                <w:szCs w:val="24"/>
-                <w:color w:val="000000"/>
-              </w:rPr>
-            </w:pPr>
-            <w:r>
-              <w:rPr>
-                <w:rFonts w:ascii="Roboto Condensed" w:hAnsi="Helvetica" w:eastAsia="Helvetica" w:cs="Roboto Condensed"/>
-                <w:i w:val="false"/>
-                <w:b w:val="false"/>
-                <w:u w:val="none"/>
-                <w:strike w:val="false"/>
+              <w:pStyle w:val="Normal"/>
+              <w:jc w:val="right"/>
+              <w:pBdr>
+                <w:bottom w:val="none" w:sz="0" w:space="0" w:color="000000"/>
+                <w:top w:val="none" w:sz="0" w:space="0" w:color="000000"/>
+                <w:left w:val="none" w:sz="0" w:space="0" w:color="000000"/>
+                <w:right w:val="none" w:sz="0" w:space="0" w:color="000000"/>
+              </w:pBdr>
+              <w:spacing w:after="40" w:before="40" w:line="240"/>
+              <w:ind w:left="80" w:right="80" w:firstLine="0" w:firstLineChars="0"/>
+              <w:rPr>
+                <w:rFonts w:ascii="Roboto Condensed" w:hAnsi="Helvetica" w:eastAsia="Helvetica" w:cs="Roboto Condensed"/>
+                <w:i w:val="false"/>
+                <w:b w:val="false"/>
+                <w:u w:val="none"/>
+                <w:sz w:val="24"/>
+                <w:szCs w:val="24"/>
+                <w:color w:val="000000"/>
+              </w:rPr>
+            </w:pPr>
+            <w:r>
+              <w:rPr>
+                <w:rFonts w:ascii="Roboto Condensed" w:hAnsi="Helvetica" w:eastAsia="Helvetica" w:cs="Roboto Condensed"/>
+                <w:i w:val="false"/>
+                <w:b w:val="false"/>
+                <w:u w:val="none"/>
                 <w:sz w:val="24"/>
                 <w:szCs w:val="24"/>
                 <w:color w:val="000000"/>
@@ -1091,6 +1072,7 @@
           </w:tcPr>
           <w:p>
             <w:pPr>
+              <w:pStyle w:val="Normal"/>
               <w:jc w:val="left"/>
               <w:pBdr>
                 <w:bottom w:val="none" w:sz="0" w:space="0" w:color="000000"/>
@@ -1105,7 +1087,6 @@
                 <w:i w:val="false"/>
                 <w:b w:val="false"/>
                 <w:u w:val="none"/>
-                <w:strike w:val="false"/>
                 <w:sz w:val="24"/>
                 <w:szCs w:val="24"/>
                 <w:color w:val="000000"/>
@@ -1133,6 +1114,7 @@
           </w:tcPr>
           <w:p>
             <w:pPr>
+              <w:pStyle w:val="Normal"/>
               <w:jc w:val="left"/>
               <w:pBdr>
                 <w:bottom w:val="none" w:sz="0" w:space="0" w:color="000000"/>
@@ -1147,33 +1129,33 @@
                 <w:i w:val="false"/>
                 <w:b w:val="false"/>
                 <w:u w:val="none"/>
-                <w:strike w:val="false"/>
-                <w:sz w:val="24"/>
-                <w:szCs w:val="24"/>
-                <w:color w:val="000000"/>
-              </w:rPr>
-            </w:pPr>
-          </w:p>
-        </w:tc>
-        <w:tc>
-          <w:tcPr>
-            <w:tcBorders>
-              <w:bottom w:val="single" w:sz="4" w:space="0" w:color="A6A6A6"/>
-              <w:top w:val="single" w:sz="4" w:space="0" w:color="A6A6A6"/>
-              <w:left w:val="single" w:sz="4" w:space="0" w:color="A6A6A6"/>
-              <w:right w:val="single" w:sz="4" w:space="0" w:color="A6A6A6"/>
-            </w:tcBorders>
-            <w:shd w:val="clear" w:color="auto" w:fill="F2F2F2"/>
-            <w:tcMar>
-              <w:top w:w="0" w:type="dxa"/>
-              <w:bottom w:w="0" w:type="dxa"/>
-              <w:left w:w="0" w:type="dxa"/>
-              <w:right w:w="0" w:type="dxa"/>
-            </w:tcMar>
-            <w:vAlign w:val="center"/>
-          </w:tcPr>
-          <w:p>
-            <w:pPr>
+                <w:sz w:val="24"/>
+                <w:szCs w:val="24"/>
+                <w:color w:val="000000"/>
+              </w:rPr>
+            </w:pPr>
+          </w:p>
+        </w:tc>
+        <w:tc>
+          <w:tcPr>
+            <w:tcBorders>
+              <w:bottom w:val="single" w:sz="4" w:space="0" w:color="A6A6A6"/>
+              <w:top w:val="single" w:sz="4" w:space="0" w:color="A6A6A6"/>
+              <w:left w:val="single" w:sz="4" w:space="0" w:color="A6A6A6"/>
+              <w:right w:val="single" w:sz="4" w:space="0" w:color="A6A6A6"/>
+            </w:tcBorders>
+            <w:shd w:val="clear" w:color="auto" w:fill="F2F2F2"/>
+            <w:tcMar>
+              <w:top w:w="0" w:type="dxa"/>
+              <w:bottom w:w="0" w:type="dxa"/>
+              <w:left w:w="0" w:type="dxa"/>
+              <w:right w:w="0" w:type="dxa"/>
+            </w:tcMar>
+            <w:vAlign w:val="center"/>
+          </w:tcPr>
+          <w:p>
+            <w:pPr>
+              <w:pStyle w:val="Normal"/>
               <w:jc w:val="left"/>
               <w:pBdr>
                 <w:bottom w:val="none" w:sz="0" w:space="0" w:color="000000"/>
@@ -1188,19 +1170,17 @@
                 <w:i w:val="false"/>
                 <w:b w:val="false"/>
                 <w:u w:val="none"/>
-                <w:strike w:val="false"/>
-                <w:sz w:val="24"/>
-                <w:szCs w:val="24"/>
-                <w:color w:val="000000"/>
-              </w:rPr>
-            </w:pPr>
-            <w:r>
-              <w:rPr>
-                <w:rFonts w:ascii="Roboto Condensed" w:hAnsi="Helvetica" w:eastAsia="Helvetica" w:cs="Roboto Condensed"/>
-                <w:i w:val="false"/>
-                <w:b w:val="false"/>
-                <w:u w:val="none"/>
-                <w:strike w:val="false"/>
+                <w:sz w:val="24"/>
+                <w:szCs w:val="24"/>
+                <w:color w:val="000000"/>
+              </w:rPr>
+            </w:pPr>
+            <w:r>
+              <w:rPr>
+                <w:rFonts w:ascii="Roboto Condensed" w:hAnsi="Helvetica" w:eastAsia="Helvetica" w:cs="Roboto Condensed"/>
+                <w:i w:val="false"/>
+                <w:b w:val="false"/>
+                <w:u w:val="none"/>
                 <w:sz w:val="24"/>
                 <w:szCs w:val="24"/>
                 <w:color w:val="000000"/>
@@ -1228,33 +1208,32 @@
           </w:tcPr>
           <w:p>
             <w:pPr>
-              <w:jc w:val="right"/>
-              <w:pBdr>
-                <w:bottom w:val="none" w:sz="0" w:space="0" w:color="000000"/>
-                <w:top w:val="none" w:sz="0" w:space="0" w:color="000000"/>
-                <w:left w:val="none" w:sz="0" w:space="0" w:color="000000"/>
-                <w:right w:val="none" w:sz="0" w:space="0" w:color="000000"/>
-              </w:pBdr>
-              <w:spacing w:after="40" w:before="40" w:line="240"/>
-              <w:ind w:left="80" w:right="80" w:firstLine="0" w:firstLineChars="0"/>
-              <w:rPr>
-                <w:rFonts w:ascii="Roboto Condensed" w:hAnsi="Helvetica" w:eastAsia="Helvetica" w:cs="Roboto Condensed"/>
-                <w:i w:val="false"/>
-                <w:b w:val="false"/>
-                <w:u w:val="none"/>
-                <w:strike w:val="false"/>
-                <w:sz w:val="24"/>
-                <w:szCs w:val="24"/>
-                <w:color w:val="000000"/>
-              </w:rPr>
-            </w:pPr>
-            <w:r>
-              <w:rPr>
-                <w:rFonts w:ascii="Roboto Condensed" w:hAnsi="Helvetica" w:eastAsia="Helvetica" w:cs="Roboto Condensed"/>
-                <w:i w:val="false"/>
-                <w:b w:val="false"/>
-                <w:u w:val="none"/>
-                <w:strike w:val="false"/>
+              <w:pStyle w:val="Normal"/>
+              <w:jc w:val="right"/>
+              <w:pBdr>
+                <w:bottom w:val="none" w:sz="0" w:space="0" w:color="000000"/>
+                <w:top w:val="none" w:sz="0" w:space="0" w:color="000000"/>
+                <w:left w:val="none" w:sz="0" w:space="0" w:color="000000"/>
+                <w:right w:val="none" w:sz="0" w:space="0" w:color="000000"/>
+              </w:pBdr>
+              <w:spacing w:after="40" w:before="40" w:line="240"/>
+              <w:ind w:left="80" w:right="80" w:firstLine="0" w:firstLineChars="0"/>
+              <w:rPr>
+                <w:rFonts w:ascii="Roboto Condensed" w:hAnsi="Helvetica" w:eastAsia="Helvetica" w:cs="Roboto Condensed"/>
+                <w:i w:val="false"/>
+                <w:b w:val="false"/>
+                <w:u w:val="none"/>
+                <w:sz w:val="24"/>
+                <w:szCs w:val="24"/>
+                <w:color w:val="000000"/>
+              </w:rPr>
+            </w:pPr>
+            <w:r>
+              <w:rPr>
+                <w:rFonts w:ascii="Roboto Condensed" w:hAnsi="Helvetica" w:eastAsia="Helvetica" w:cs="Roboto Condensed"/>
+                <w:i w:val="false"/>
+                <w:b w:val="false"/>
+                <w:u w:val="none"/>
                 <w:sz w:val="24"/>
                 <w:szCs w:val="24"/>
                 <w:color w:val="000000"/>
@@ -1282,33 +1261,32 @@
           </w:tcPr>
           <w:p>
             <w:pPr>
-              <w:jc w:val="right"/>
-              <w:pBdr>
-                <w:bottom w:val="none" w:sz="0" w:space="0" w:color="000000"/>
-                <w:top w:val="none" w:sz="0" w:space="0" w:color="000000"/>
-                <w:left w:val="none" w:sz="0" w:space="0" w:color="000000"/>
-                <w:right w:val="none" w:sz="0" w:space="0" w:color="000000"/>
-              </w:pBdr>
-              <w:spacing w:after="40" w:before="40" w:line="240"/>
-              <w:ind w:left="80" w:right="80" w:firstLine="0" w:firstLineChars="0"/>
-              <w:rPr>
-                <w:rFonts w:ascii="Roboto Condensed" w:hAnsi="Helvetica" w:eastAsia="Helvetica" w:cs="Roboto Condensed"/>
-                <w:i w:val="false"/>
-                <w:b w:val="false"/>
-                <w:u w:val="none"/>
-                <w:strike w:val="false"/>
-                <w:sz w:val="24"/>
-                <w:szCs w:val="24"/>
-                <w:color w:val="000000"/>
-              </w:rPr>
-            </w:pPr>
-            <w:r>
-              <w:rPr>
-                <w:rFonts w:ascii="Roboto Condensed" w:hAnsi="Helvetica" w:eastAsia="Helvetica" w:cs="Roboto Condensed"/>
-                <w:i w:val="false"/>
-                <w:b w:val="false"/>
-                <w:u w:val="none"/>
-                <w:strike w:val="false"/>
+              <w:pStyle w:val="Normal"/>
+              <w:jc w:val="right"/>
+              <w:pBdr>
+                <w:bottom w:val="none" w:sz="0" w:space="0" w:color="000000"/>
+                <w:top w:val="none" w:sz="0" w:space="0" w:color="000000"/>
+                <w:left w:val="none" w:sz="0" w:space="0" w:color="000000"/>
+                <w:right w:val="none" w:sz="0" w:space="0" w:color="000000"/>
+              </w:pBdr>
+              <w:spacing w:after="40" w:before="40" w:line="240"/>
+              <w:ind w:left="80" w:right="80" w:firstLine="0" w:firstLineChars="0"/>
+              <w:rPr>
+                <w:rFonts w:ascii="Roboto Condensed" w:hAnsi="Helvetica" w:eastAsia="Helvetica" w:cs="Roboto Condensed"/>
+                <w:i w:val="false"/>
+                <w:b w:val="false"/>
+                <w:u w:val="none"/>
+                <w:sz w:val="24"/>
+                <w:szCs w:val="24"/>
+                <w:color w:val="000000"/>
+              </w:rPr>
+            </w:pPr>
+            <w:r>
+              <w:rPr>
+                <w:rFonts w:ascii="Roboto Condensed" w:hAnsi="Helvetica" w:eastAsia="Helvetica" w:cs="Roboto Condensed"/>
+                <w:i w:val="false"/>
+                <w:b w:val="false"/>
+                <w:u w:val="none"/>
                 <w:sz w:val="24"/>
                 <w:szCs w:val="24"/>
                 <w:color w:val="000000"/>
@@ -1336,33 +1314,32 @@
           </w:tcPr>
           <w:p>
             <w:pPr>
-              <w:jc w:val="right"/>
-              <w:pBdr>
-                <w:bottom w:val="none" w:sz="0" w:space="0" w:color="000000"/>
-                <w:top w:val="none" w:sz="0" w:space="0" w:color="000000"/>
-                <w:left w:val="none" w:sz="0" w:space="0" w:color="000000"/>
-                <w:right w:val="none" w:sz="0" w:space="0" w:color="000000"/>
-              </w:pBdr>
-              <w:spacing w:after="40" w:before="40" w:line="240"/>
-              <w:ind w:left="80" w:right="80" w:firstLine="0" w:firstLineChars="0"/>
-              <w:rPr>
-                <w:rFonts w:ascii="Roboto Condensed" w:hAnsi="Helvetica" w:eastAsia="Helvetica" w:cs="Roboto Condensed"/>
-                <w:i w:val="false"/>
-                <w:b w:val="false"/>
-                <w:u w:val="none"/>
-                <w:strike w:val="false"/>
-                <w:sz w:val="24"/>
-                <w:szCs w:val="24"/>
-                <w:color w:val="000000"/>
-              </w:rPr>
-            </w:pPr>
-            <w:r>
-              <w:rPr>
-                <w:rFonts w:ascii="Roboto Condensed" w:hAnsi="Helvetica" w:eastAsia="Helvetica" w:cs="Roboto Condensed"/>
-                <w:i w:val="false"/>
-                <w:b w:val="false"/>
-                <w:u w:val="none"/>
-                <w:strike w:val="false"/>
+              <w:pStyle w:val="Normal"/>
+              <w:jc w:val="right"/>
+              <w:pBdr>
+                <w:bottom w:val="none" w:sz="0" w:space="0" w:color="000000"/>
+                <w:top w:val="none" w:sz="0" w:space="0" w:color="000000"/>
+                <w:left w:val="none" w:sz="0" w:space="0" w:color="000000"/>
+                <w:right w:val="none" w:sz="0" w:space="0" w:color="000000"/>
+              </w:pBdr>
+              <w:spacing w:after="40" w:before="40" w:line="240"/>
+              <w:ind w:left="80" w:right="80" w:firstLine="0" w:firstLineChars="0"/>
+              <w:rPr>
+                <w:rFonts w:ascii="Roboto Condensed" w:hAnsi="Helvetica" w:eastAsia="Helvetica" w:cs="Roboto Condensed"/>
+                <w:i w:val="false"/>
+                <w:b w:val="false"/>
+                <w:u w:val="none"/>
+                <w:sz w:val="24"/>
+                <w:szCs w:val="24"/>
+                <w:color w:val="000000"/>
+              </w:rPr>
+            </w:pPr>
+            <w:r>
+              <w:rPr>
+                <w:rFonts w:ascii="Roboto Condensed" w:hAnsi="Helvetica" w:eastAsia="Helvetica" w:cs="Roboto Condensed"/>
+                <w:i w:val="false"/>
+                <w:b w:val="false"/>
+                <w:u w:val="none"/>
                 <w:sz w:val="24"/>
                 <w:szCs w:val="24"/>
                 <w:color w:val="000000"/>
@@ -1390,33 +1367,32 @@
           </w:tcPr>
           <w:p>
             <w:pPr>
-              <w:jc w:val="right"/>
-              <w:pBdr>
-                <w:bottom w:val="none" w:sz="0" w:space="0" w:color="000000"/>
-                <w:top w:val="none" w:sz="0" w:space="0" w:color="000000"/>
-                <w:left w:val="none" w:sz="0" w:space="0" w:color="000000"/>
-                <w:right w:val="none" w:sz="0" w:space="0" w:color="000000"/>
-              </w:pBdr>
-              <w:spacing w:after="40" w:before="40" w:line="240"/>
-              <w:ind w:left="80" w:right="80" w:firstLine="0" w:firstLineChars="0"/>
-              <w:rPr>
-                <w:rFonts w:ascii="Roboto Condensed" w:hAnsi="Helvetica" w:eastAsia="Helvetica" w:cs="Roboto Condensed"/>
-                <w:i w:val="false"/>
-                <w:b w:val="false"/>
-                <w:u w:val="none"/>
-                <w:strike w:val="false"/>
-                <w:sz w:val="24"/>
-                <w:szCs w:val="24"/>
-                <w:color w:val="000000"/>
-              </w:rPr>
-            </w:pPr>
-            <w:r>
-              <w:rPr>
-                <w:rFonts w:ascii="Roboto Condensed" w:hAnsi="Helvetica" w:eastAsia="Helvetica" w:cs="Roboto Condensed"/>
-                <w:i w:val="false"/>
-                <w:b w:val="false"/>
-                <w:u w:val="none"/>
-                <w:strike w:val="false"/>
+              <w:pStyle w:val="Normal"/>
+              <w:jc w:val="right"/>
+              <w:pBdr>
+                <w:bottom w:val="none" w:sz="0" w:space="0" w:color="000000"/>
+                <w:top w:val="none" w:sz="0" w:space="0" w:color="000000"/>
+                <w:left w:val="none" w:sz="0" w:space="0" w:color="000000"/>
+                <w:right w:val="none" w:sz="0" w:space="0" w:color="000000"/>
+              </w:pBdr>
+              <w:spacing w:after="40" w:before="40" w:line="240"/>
+              <w:ind w:left="80" w:right="80" w:firstLine="0" w:firstLineChars="0"/>
+              <w:rPr>
+                <w:rFonts w:ascii="Roboto Condensed" w:hAnsi="Helvetica" w:eastAsia="Helvetica" w:cs="Roboto Condensed"/>
+                <w:i w:val="false"/>
+                <w:b w:val="false"/>
+                <w:u w:val="none"/>
+                <w:sz w:val="24"/>
+                <w:szCs w:val="24"/>
+                <w:color w:val="000000"/>
+              </w:rPr>
+            </w:pPr>
+            <w:r>
+              <w:rPr>
+                <w:rFonts w:ascii="Roboto Condensed" w:hAnsi="Helvetica" w:eastAsia="Helvetica" w:cs="Roboto Condensed"/>
+                <w:i w:val="false"/>
+                <w:b w:val="false"/>
+                <w:u w:val="none"/>
                 <w:sz w:val="24"/>
                 <w:szCs w:val="24"/>
                 <w:color w:val="000000"/>
@@ -1444,33 +1420,32 @@
           </w:tcPr>
           <w:p>
             <w:pPr>
-              <w:jc w:val="right"/>
-              <w:pBdr>
-                <w:bottom w:val="none" w:sz="0" w:space="0" w:color="000000"/>
-                <w:top w:val="none" w:sz="0" w:space="0" w:color="000000"/>
-                <w:left w:val="none" w:sz="0" w:space="0" w:color="000000"/>
-                <w:right w:val="none" w:sz="0" w:space="0" w:color="000000"/>
-              </w:pBdr>
-              <w:spacing w:after="40" w:before="40" w:line="240"/>
-              <w:ind w:left="80" w:right="80" w:firstLine="0" w:firstLineChars="0"/>
-              <w:rPr>
-                <w:rFonts w:ascii="Roboto Condensed" w:hAnsi="Helvetica" w:eastAsia="Helvetica" w:cs="Roboto Condensed"/>
-                <w:i w:val="false"/>
-                <w:b w:val="false"/>
-                <w:u w:val="none"/>
-                <w:strike w:val="false"/>
-                <w:sz w:val="24"/>
-                <w:szCs w:val="24"/>
-                <w:color w:val="000000"/>
-              </w:rPr>
-            </w:pPr>
-            <w:r>
-              <w:rPr>
-                <w:rFonts w:ascii="Roboto Condensed" w:hAnsi="Helvetica" w:eastAsia="Helvetica" w:cs="Roboto Condensed"/>
-                <w:i w:val="false"/>
-                <w:b w:val="false"/>
-                <w:u w:val="none"/>
-                <w:strike w:val="false"/>
+              <w:pStyle w:val="Normal"/>
+              <w:jc w:val="right"/>
+              <w:pBdr>
+                <w:bottom w:val="none" w:sz="0" w:space="0" w:color="000000"/>
+                <w:top w:val="none" w:sz="0" w:space="0" w:color="000000"/>
+                <w:left w:val="none" w:sz="0" w:space="0" w:color="000000"/>
+                <w:right w:val="none" w:sz="0" w:space="0" w:color="000000"/>
+              </w:pBdr>
+              <w:spacing w:after="40" w:before="40" w:line="240"/>
+              <w:ind w:left="80" w:right="80" w:firstLine="0" w:firstLineChars="0"/>
+              <w:rPr>
+                <w:rFonts w:ascii="Roboto Condensed" w:hAnsi="Helvetica" w:eastAsia="Helvetica" w:cs="Roboto Condensed"/>
+                <w:i w:val="false"/>
+                <w:b w:val="false"/>
+                <w:u w:val="none"/>
+                <w:sz w:val="24"/>
+                <w:szCs w:val="24"/>
+                <w:color w:val="000000"/>
+              </w:rPr>
+            </w:pPr>
+            <w:r>
+              <w:rPr>
+                <w:rFonts w:ascii="Roboto Condensed" w:hAnsi="Helvetica" w:eastAsia="Helvetica" w:cs="Roboto Condensed"/>
+                <w:i w:val="false"/>
+                <w:b w:val="false"/>
+                <w:u w:val="none"/>
                 <w:sz w:val="24"/>
                 <w:szCs w:val="24"/>
                 <w:color w:val="000000"/>
@@ -1498,33 +1473,32 @@
           </w:tcPr>
           <w:p>
             <w:pPr>
-              <w:jc w:val="right"/>
-              <w:pBdr>
-                <w:bottom w:val="none" w:sz="0" w:space="0" w:color="000000"/>
-                <w:top w:val="none" w:sz="0" w:space="0" w:color="000000"/>
-                <w:left w:val="none" w:sz="0" w:space="0" w:color="000000"/>
-                <w:right w:val="none" w:sz="0" w:space="0" w:color="000000"/>
-              </w:pBdr>
-              <w:spacing w:after="40" w:before="40" w:line="240"/>
-              <w:ind w:left="80" w:right="80" w:firstLine="0" w:firstLineChars="0"/>
-              <w:rPr>
-                <w:rFonts w:ascii="Roboto Condensed" w:hAnsi="Helvetica" w:eastAsia="Helvetica" w:cs="Roboto Condensed"/>
-                <w:i w:val="false"/>
-                <w:b w:val="false"/>
-                <w:u w:val="none"/>
-                <w:strike w:val="false"/>
-                <w:sz w:val="24"/>
-                <w:szCs w:val="24"/>
-                <w:color w:val="000000"/>
-              </w:rPr>
-            </w:pPr>
-            <w:r>
-              <w:rPr>
-                <w:rFonts w:ascii="Roboto Condensed" w:hAnsi="Helvetica" w:eastAsia="Helvetica" w:cs="Roboto Condensed"/>
-                <w:i w:val="false"/>
-                <w:b w:val="false"/>
-                <w:u w:val="none"/>
-                <w:strike w:val="false"/>
+              <w:pStyle w:val="Normal"/>
+              <w:jc w:val="right"/>
+              <w:pBdr>
+                <w:bottom w:val="none" w:sz="0" w:space="0" w:color="000000"/>
+                <w:top w:val="none" w:sz="0" w:space="0" w:color="000000"/>
+                <w:left w:val="none" w:sz="0" w:space="0" w:color="000000"/>
+                <w:right w:val="none" w:sz="0" w:space="0" w:color="000000"/>
+              </w:pBdr>
+              <w:spacing w:after="40" w:before="40" w:line="240"/>
+              <w:ind w:left="80" w:right="80" w:firstLine="0" w:firstLineChars="0"/>
+              <w:rPr>
+                <w:rFonts w:ascii="Roboto Condensed" w:hAnsi="Helvetica" w:eastAsia="Helvetica" w:cs="Roboto Condensed"/>
+                <w:i w:val="false"/>
+                <w:b w:val="false"/>
+                <w:u w:val="none"/>
+                <w:sz w:val="24"/>
+                <w:szCs w:val="24"/>
+                <w:color w:val="000000"/>
+              </w:rPr>
+            </w:pPr>
+            <w:r>
+              <w:rPr>
+                <w:rFonts w:ascii="Roboto Condensed" w:hAnsi="Helvetica" w:eastAsia="Helvetica" w:cs="Roboto Condensed"/>
+                <w:i w:val="false"/>
+                <w:b w:val="false"/>
+                <w:u w:val="none"/>
                 <w:sz w:val="24"/>
                 <w:szCs w:val="24"/>
                 <w:color w:val="000000"/>
@@ -1559,6 +1533,7 @@
           </w:tcPr>
           <w:p>
             <w:pPr>
+              <w:pStyle w:val="Normal"/>
               <w:jc w:val="left"/>
               <w:pBdr>
                 <w:bottom w:val="none" w:sz="0" w:space="0" w:color="000000"/>
@@ -1573,7 +1548,6 @@
                 <w:i w:val="false"/>
                 <w:b w:val="false"/>
                 <w:u w:val="none"/>
-                <w:strike w:val="false"/>
                 <w:sz w:val="24"/>
                 <w:szCs w:val="24"/>
                 <w:color w:val="000000"/>
@@ -1601,6 +1575,7 @@
           </w:tcPr>
           <w:p>
             <w:pPr>
+              <w:pStyle w:val="Normal"/>
               <w:jc w:val="left"/>
               <w:pBdr>
                 <w:bottom w:val="none" w:sz="0" w:space="0" w:color="000000"/>
@@ -1615,33 +1590,33 @@
                 <w:i w:val="false"/>
                 <w:b w:val="false"/>
                 <w:u w:val="none"/>
-                <w:strike w:val="false"/>
-                <w:sz w:val="24"/>
-                <w:szCs w:val="24"/>
-                <w:color w:val="000000"/>
-              </w:rPr>
-            </w:pPr>
-          </w:p>
-        </w:tc>
-        <w:tc>
-          <w:tcPr>
-            <w:tcBorders>
-              <w:bottom w:val="single" w:sz="4" w:space="0" w:color="A6A6A6"/>
-              <w:top w:val="single" w:sz="4" w:space="0" w:color="A6A6A6"/>
-              <w:left w:val="single" w:sz="4" w:space="0" w:color="A6A6A6"/>
-              <w:right w:val="single" w:sz="4" w:space="0" w:color="A6A6A6"/>
-            </w:tcBorders>
-            <w:shd w:val="clear" w:color="auto" w:fill="F2F2F2"/>
-            <w:tcMar>
-              <w:top w:w="0" w:type="dxa"/>
-              <w:bottom w:w="0" w:type="dxa"/>
-              <w:left w:w="0" w:type="dxa"/>
-              <w:right w:w="0" w:type="dxa"/>
-            </w:tcMar>
-            <w:vAlign w:val="center"/>
-          </w:tcPr>
-          <w:p>
-            <w:pPr>
+                <w:sz w:val="24"/>
+                <w:szCs w:val="24"/>
+                <w:color w:val="000000"/>
+              </w:rPr>
+            </w:pPr>
+          </w:p>
+        </w:tc>
+        <w:tc>
+          <w:tcPr>
+            <w:tcBorders>
+              <w:bottom w:val="single" w:sz="4" w:space="0" w:color="A6A6A6"/>
+              <w:top w:val="single" w:sz="4" w:space="0" w:color="A6A6A6"/>
+              <w:left w:val="single" w:sz="4" w:space="0" w:color="A6A6A6"/>
+              <w:right w:val="single" w:sz="4" w:space="0" w:color="A6A6A6"/>
+            </w:tcBorders>
+            <w:shd w:val="clear" w:color="auto" w:fill="F2F2F2"/>
+            <w:tcMar>
+              <w:top w:w="0" w:type="dxa"/>
+              <w:bottom w:w="0" w:type="dxa"/>
+              <w:left w:w="0" w:type="dxa"/>
+              <w:right w:w="0" w:type="dxa"/>
+            </w:tcMar>
+            <w:vAlign w:val="center"/>
+          </w:tcPr>
+          <w:p>
+            <w:pPr>
+              <w:pStyle w:val="Normal"/>
               <w:jc w:val="left"/>
               <w:pBdr>
                 <w:bottom w:val="none" w:sz="0" w:space="0" w:color="000000"/>
@@ -1656,19 +1631,17 @@
                 <w:i w:val="false"/>
                 <w:b w:val="false"/>
                 <w:u w:val="none"/>
-                <w:strike w:val="false"/>
-                <w:sz w:val="24"/>
-                <w:szCs w:val="24"/>
-                <w:color w:val="000000"/>
-              </w:rPr>
-            </w:pPr>
-            <w:r>
-              <w:rPr>
-                <w:rFonts w:ascii="Roboto Condensed" w:hAnsi="Helvetica" w:eastAsia="Helvetica" w:cs="Roboto Condensed"/>
-                <w:i w:val="false"/>
-                <w:b w:val="false"/>
-                <w:u w:val="none"/>
-                <w:strike w:val="false"/>
+                <w:sz w:val="24"/>
+                <w:szCs w:val="24"/>
+                <w:color w:val="000000"/>
+              </w:rPr>
+            </w:pPr>
+            <w:r>
+              <w:rPr>
+                <w:rFonts w:ascii="Roboto Condensed" w:hAnsi="Helvetica" w:eastAsia="Helvetica" w:cs="Roboto Condensed"/>
+                <w:i w:val="false"/>
+                <w:b w:val="false"/>
+                <w:u w:val="none"/>
                 <w:sz w:val="24"/>
                 <w:szCs w:val="24"/>
                 <w:color w:val="000000"/>
@@ -1696,33 +1669,32 @@
           </w:tcPr>
           <w:p>
             <w:pPr>
-              <w:jc w:val="right"/>
-              <w:pBdr>
-                <w:bottom w:val="none" w:sz="0" w:space="0" w:color="000000"/>
-                <w:top w:val="none" w:sz="0" w:space="0" w:color="000000"/>
-                <w:left w:val="none" w:sz="0" w:space="0" w:color="000000"/>
-                <w:right w:val="none" w:sz="0" w:space="0" w:color="000000"/>
-              </w:pBdr>
-              <w:spacing w:after="40" w:before="40" w:line="240"/>
-              <w:ind w:left="80" w:right="80" w:firstLine="0" w:firstLineChars="0"/>
-              <w:rPr>
-                <w:rFonts w:ascii="Roboto Condensed" w:hAnsi="Helvetica" w:eastAsia="Helvetica" w:cs="Roboto Condensed"/>
-                <w:i w:val="false"/>
-                <w:b w:val="false"/>
-                <w:u w:val="none"/>
-                <w:strike w:val="false"/>
-                <w:sz w:val="24"/>
-                <w:szCs w:val="24"/>
-                <w:color w:val="000000"/>
-              </w:rPr>
-            </w:pPr>
-            <w:r>
-              <w:rPr>
-                <w:rFonts w:ascii="Roboto Condensed" w:hAnsi="Helvetica" w:eastAsia="Helvetica" w:cs="Roboto Condensed"/>
-                <w:i w:val="false"/>
-                <w:b w:val="false"/>
-                <w:u w:val="none"/>
-                <w:strike w:val="false"/>
+              <w:pStyle w:val="Normal"/>
+              <w:jc w:val="right"/>
+              <w:pBdr>
+                <w:bottom w:val="none" w:sz="0" w:space="0" w:color="000000"/>
+                <w:top w:val="none" w:sz="0" w:space="0" w:color="000000"/>
+                <w:left w:val="none" w:sz="0" w:space="0" w:color="000000"/>
+                <w:right w:val="none" w:sz="0" w:space="0" w:color="000000"/>
+              </w:pBdr>
+              <w:spacing w:after="40" w:before="40" w:line="240"/>
+              <w:ind w:left="80" w:right="80" w:firstLine="0" w:firstLineChars="0"/>
+              <w:rPr>
+                <w:rFonts w:ascii="Roboto Condensed" w:hAnsi="Helvetica" w:eastAsia="Helvetica" w:cs="Roboto Condensed"/>
+                <w:i w:val="false"/>
+                <w:b w:val="false"/>
+                <w:u w:val="none"/>
+                <w:sz w:val="24"/>
+                <w:szCs w:val="24"/>
+                <w:color w:val="000000"/>
+              </w:rPr>
+            </w:pPr>
+            <w:r>
+              <w:rPr>
+                <w:rFonts w:ascii="Roboto Condensed" w:hAnsi="Helvetica" w:eastAsia="Helvetica" w:cs="Roboto Condensed"/>
+                <w:i w:val="false"/>
+                <w:b w:val="false"/>
+                <w:u w:val="none"/>
                 <w:sz w:val="24"/>
                 <w:szCs w:val="24"/>
                 <w:color w:val="000000"/>
@@ -1750,33 +1722,32 @@
           </w:tcPr>
           <w:p>
             <w:pPr>
-              <w:jc w:val="right"/>
-              <w:pBdr>
-                <w:bottom w:val="none" w:sz="0" w:space="0" w:color="000000"/>
-                <w:top w:val="none" w:sz="0" w:space="0" w:color="000000"/>
-                <w:left w:val="none" w:sz="0" w:space="0" w:color="000000"/>
-                <w:right w:val="none" w:sz="0" w:space="0" w:color="000000"/>
-              </w:pBdr>
-              <w:spacing w:after="40" w:before="40" w:line="240"/>
-              <w:ind w:left="80" w:right="80" w:firstLine="0" w:firstLineChars="0"/>
-              <w:rPr>
-                <w:rFonts w:ascii="Roboto Condensed" w:hAnsi="Helvetica" w:eastAsia="Helvetica" w:cs="Roboto Condensed"/>
-                <w:i w:val="false"/>
-                <w:b w:val="false"/>
-                <w:u w:val="none"/>
-                <w:strike w:val="false"/>
-                <w:sz w:val="24"/>
-                <w:szCs w:val="24"/>
-                <w:color w:val="000000"/>
-              </w:rPr>
-            </w:pPr>
-            <w:r>
-              <w:rPr>
-                <w:rFonts w:ascii="Roboto Condensed" w:hAnsi="Helvetica" w:eastAsia="Helvetica" w:cs="Roboto Condensed"/>
-                <w:i w:val="false"/>
-                <w:b w:val="false"/>
-                <w:u w:val="none"/>
-                <w:strike w:val="false"/>
+              <w:pStyle w:val="Normal"/>
+              <w:jc w:val="right"/>
+              <w:pBdr>
+                <w:bottom w:val="none" w:sz="0" w:space="0" w:color="000000"/>
+                <w:top w:val="none" w:sz="0" w:space="0" w:color="000000"/>
+                <w:left w:val="none" w:sz="0" w:space="0" w:color="000000"/>
+                <w:right w:val="none" w:sz="0" w:space="0" w:color="000000"/>
+              </w:pBdr>
+              <w:spacing w:after="40" w:before="40" w:line="240"/>
+              <w:ind w:left="80" w:right="80" w:firstLine="0" w:firstLineChars="0"/>
+              <w:rPr>
+                <w:rFonts w:ascii="Roboto Condensed" w:hAnsi="Helvetica" w:eastAsia="Helvetica" w:cs="Roboto Condensed"/>
+                <w:i w:val="false"/>
+                <w:b w:val="false"/>
+                <w:u w:val="none"/>
+                <w:sz w:val="24"/>
+                <w:szCs w:val="24"/>
+                <w:color w:val="000000"/>
+              </w:rPr>
+            </w:pPr>
+            <w:r>
+              <w:rPr>
+                <w:rFonts w:ascii="Roboto Condensed" w:hAnsi="Helvetica" w:eastAsia="Helvetica" w:cs="Roboto Condensed"/>
+                <w:i w:val="false"/>
+                <w:b w:val="false"/>
+                <w:u w:val="none"/>
                 <w:sz w:val="24"/>
                 <w:szCs w:val="24"/>
                 <w:color w:val="000000"/>
@@ -1804,33 +1775,32 @@
           </w:tcPr>
           <w:p>
             <w:pPr>
-              <w:jc w:val="right"/>
-              <w:pBdr>
-                <w:bottom w:val="none" w:sz="0" w:space="0" w:color="000000"/>
-                <w:top w:val="none" w:sz="0" w:space="0" w:color="000000"/>
-                <w:left w:val="none" w:sz="0" w:space="0" w:color="000000"/>
-                <w:right w:val="none" w:sz="0" w:space="0" w:color="000000"/>
-              </w:pBdr>
-              <w:spacing w:after="40" w:before="40" w:line="240"/>
-              <w:ind w:left="80" w:right="80" w:firstLine="0" w:firstLineChars="0"/>
-              <w:rPr>
-                <w:rFonts w:ascii="Roboto Condensed" w:hAnsi="Helvetica" w:eastAsia="Helvetica" w:cs="Roboto Condensed"/>
-                <w:i w:val="false"/>
-                <w:b w:val="false"/>
-                <w:u w:val="none"/>
-                <w:strike w:val="false"/>
-                <w:sz w:val="24"/>
-                <w:szCs w:val="24"/>
-                <w:color w:val="000000"/>
-              </w:rPr>
-            </w:pPr>
-            <w:r>
-              <w:rPr>
-                <w:rFonts w:ascii="Roboto Condensed" w:hAnsi="Helvetica" w:eastAsia="Helvetica" w:cs="Roboto Condensed"/>
-                <w:i w:val="false"/>
-                <w:b w:val="false"/>
-                <w:u w:val="none"/>
-                <w:strike w:val="false"/>
+              <w:pStyle w:val="Normal"/>
+              <w:jc w:val="right"/>
+              <w:pBdr>
+                <w:bottom w:val="none" w:sz="0" w:space="0" w:color="000000"/>
+                <w:top w:val="none" w:sz="0" w:space="0" w:color="000000"/>
+                <w:left w:val="none" w:sz="0" w:space="0" w:color="000000"/>
+                <w:right w:val="none" w:sz="0" w:space="0" w:color="000000"/>
+              </w:pBdr>
+              <w:spacing w:after="40" w:before="40" w:line="240"/>
+              <w:ind w:left="80" w:right="80" w:firstLine="0" w:firstLineChars="0"/>
+              <w:rPr>
+                <w:rFonts w:ascii="Roboto Condensed" w:hAnsi="Helvetica" w:eastAsia="Helvetica" w:cs="Roboto Condensed"/>
+                <w:i w:val="false"/>
+                <w:b w:val="false"/>
+                <w:u w:val="none"/>
+                <w:sz w:val="24"/>
+                <w:szCs w:val="24"/>
+                <w:color w:val="000000"/>
+              </w:rPr>
+            </w:pPr>
+            <w:r>
+              <w:rPr>
+                <w:rFonts w:ascii="Roboto Condensed" w:hAnsi="Helvetica" w:eastAsia="Helvetica" w:cs="Roboto Condensed"/>
+                <w:i w:val="false"/>
+                <w:b w:val="false"/>
+                <w:u w:val="none"/>
                 <w:sz w:val="24"/>
                 <w:szCs w:val="24"/>
                 <w:color w:val="000000"/>
@@ -1858,33 +1828,32 @@
           </w:tcPr>
           <w:p>
             <w:pPr>
-              <w:jc w:val="right"/>
-              <w:pBdr>
-                <w:bottom w:val="none" w:sz="0" w:space="0" w:color="000000"/>
-                <w:top w:val="none" w:sz="0" w:space="0" w:color="000000"/>
-                <w:left w:val="none" w:sz="0" w:space="0" w:color="000000"/>
-                <w:right w:val="none" w:sz="0" w:space="0" w:color="000000"/>
-              </w:pBdr>
-              <w:spacing w:after="40" w:before="40" w:line="240"/>
-              <w:ind w:left="80" w:right="80" w:firstLine="0" w:firstLineChars="0"/>
-              <w:rPr>
-                <w:rFonts w:ascii="Roboto Condensed" w:hAnsi="Helvetica" w:eastAsia="Helvetica" w:cs="Roboto Condensed"/>
-                <w:i w:val="false"/>
-                <w:b w:val="false"/>
-                <w:u w:val="none"/>
-                <w:strike w:val="false"/>
-                <w:sz w:val="24"/>
-                <w:szCs w:val="24"/>
-                <w:color w:val="000000"/>
-              </w:rPr>
-            </w:pPr>
-            <w:r>
-              <w:rPr>
-                <w:rFonts w:ascii="Roboto Condensed" w:hAnsi="Helvetica" w:eastAsia="Helvetica" w:cs="Roboto Condensed"/>
-                <w:i w:val="false"/>
-                <w:b w:val="false"/>
-                <w:u w:val="none"/>
-                <w:strike w:val="false"/>
+              <w:pStyle w:val="Normal"/>
+              <w:jc w:val="right"/>
+              <w:pBdr>
+                <w:bottom w:val="none" w:sz="0" w:space="0" w:color="000000"/>
+                <w:top w:val="none" w:sz="0" w:space="0" w:color="000000"/>
+                <w:left w:val="none" w:sz="0" w:space="0" w:color="000000"/>
+                <w:right w:val="none" w:sz="0" w:space="0" w:color="000000"/>
+              </w:pBdr>
+              <w:spacing w:after="40" w:before="40" w:line="240"/>
+              <w:ind w:left="80" w:right="80" w:firstLine="0" w:firstLineChars="0"/>
+              <w:rPr>
+                <w:rFonts w:ascii="Roboto Condensed" w:hAnsi="Helvetica" w:eastAsia="Helvetica" w:cs="Roboto Condensed"/>
+                <w:i w:val="false"/>
+                <w:b w:val="false"/>
+                <w:u w:val="none"/>
+                <w:sz w:val="24"/>
+                <w:szCs w:val="24"/>
+                <w:color w:val="000000"/>
+              </w:rPr>
+            </w:pPr>
+            <w:r>
+              <w:rPr>
+                <w:rFonts w:ascii="Roboto Condensed" w:hAnsi="Helvetica" w:eastAsia="Helvetica" w:cs="Roboto Condensed"/>
+                <w:i w:val="false"/>
+                <w:b w:val="false"/>
+                <w:u w:val="none"/>
                 <w:sz w:val="24"/>
                 <w:szCs w:val="24"/>
                 <w:color w:val="000000"/>
@@ -1912,33 +1881,32 @@
           </w:tcPr>
           <w:p>
             <w:pPr>
-              <w:jc w:val="right"/>
-              <w:pBdr>
-                <w:bottom w:val="none" w:sz="0" w:space="0" w:color="000000"/>
-                <w:top w:val="none" w:sz="0" w:space="0" w:color="000000"/>
-                <w:left w:val="none" w:sz="0" w:space="0" w:color="000000"/>
-                <w:right w:val="none" w:sz="0" w:space="0" w:color="000000"/>
-              </w:pBdr>
-              <w:spacing w:after="40" w:before="40" w:line="240"/>
-              <w:ind w:left="80" w:right="80" w:firstLine="0" w:firstLineChars="0"/>
-              <w:rPr>
-                <w:rFonts w:ascii="Roboto Condensed" w:hAnsi="Helvetica" w:eastAsia="Helvetica" w:cs="Roboto Condensed"/>
-                <w:i w:val="false"/>
-                <w:b w:val="false"/>
-                <w:u w:val="none"/>
-                <w:strike w:val="false"/>
-                <w:sz w:val="24"/>
-                <w:szCs w:val="24"/>
-                <w:color w:val="000000"/>
-              </w:rPr>
-            </w:pPr>
-            <w:r>
-              <w:rPr>
-                <w:rFonts w:ascii="Roboto Condensed" w:hAnsi="Helvetica" w:eastAsia="Helvetica" w:cs="Roboto Condensed"/>
-                <w:i w:val="false"/>
-                <w:b w:val="false"/>
-                <w:u w:val="none"/>
-                <w:strike w:val="false"/>
+              <w:pStyle w:val="Normal"/>
+              <w:jc w:val="right"/>
+              <w:pBdr>
+                <w:bottom w:val="none" w:sz="0" w:space="0" w:color="000000"/>
+                <w:top w:val="none" w:sz="0" w:space="0" w:color="000000"/>
+                <w:left w:val="none" w:sz="0" w:space="0" w:color="000000"/>
+                <w:right w:val="none" w:sz="0" w:space="0" w:color="000000"/>
+              </w:pBdr>
+              <w:spacing w:after="40" w:before="40" w:line="240"/>
+              <w:ind w:left="80" w:right="80" w:firstLine="0" w:firstLineChars="0"/>
+              <w:rPr>
+                <w:rFonts w:ascii="Roboto Condensed" w:hAnsi="Helvetica" w:eastAsia="Helvetica" w:cs="Roboto Condensed"/>
+                <w:i w:val="false"/>
+                <w:b w:val="false"/>
+                <w:u w:val="none"/>
+                <w:sz w:val="24"/>
+                <w:szCs w:val="24"/>
+                <w:color w:val="000000"/>
+              </w:rPr>
+            </w:pPr>
+            <w:r>
+              <w:rPr>
+                <w:rFonts w:ascii="Roboto Condensed" w:hAnsi="Helvetica" w:eastAsia="Helvetica" w:cs="Roboto Condensed"/>
+                <w:i w:val="false"/>
+                <w:b w:val="false"/>
+                <w:u w:val="none"/>
                 <w:sz w:val="24"/>
                 <w:szCs w:val="24"/>
                 <w:color w:val="000000"/>
@@ -1966,33 +1934,32 @@
           </w:tcPr>
           <w:p>
             <w:pPr>
-              <w:jc w:val="right"/>
-              <w:pBdr>
-                <w:bottom w:val="none" w:sz="0" w:space="0" w:color="000000"/>
-                <w:top w:val="none" w:sz="0" w:space="0" w:color="000000"/>
-                <w:left w:val="none" w:sz="0" w:space="0" w:color="000000"/>
-                <w:right w:val="none" w:sz="0" w:space="0" w:color="000000"/>
-              </w:pBdr>
-              <w:spacing w:after="40" w:before="40" w:line="240"/>
-              <w:ind w:left="80" w:right="80" w:firstLine="0" w:firstLineChars="0"/>
-              <w:rPr>
-                <w:rFonts w:ascii="Roboto Condensed" w:hAnsi="Helvetica" w:eastAsia="Helvetica" w:cs="Roboto Condensed"/>
-                <w:i w:val="false"/>
-                <w:b w:val="false"/>
-                <w:u w:val="none"/>
-                <w:strike w:val="false"/>
-                <w:sz w:val="24"/>
-                <w:szCs w:val="24"/>
-                <w:color w:val="000000"/>
-              </w:rPr>
-            </w:pPr>
-            <w:r>
-              <w:rPr>
-                <w:rFonts w:ascii="Roboto Condensed" w:hAnsi="Helvetica" w:eastAsia="Helvetica" w:cs="Roboto Condensed"/>
-                <w:i w:val="false"/>
-                <w:b w:val="false"/>
-                <w:u w:val="none"/>
-                <w:strike w:val="false"/>
+              <w:pStyle w:val="Normal"/>
+              <w:jc w:val="right"/>
+              <w:pBdr>
+                <w:bottom w:val="none" w:sz="0" w:space="0" w:color="000000"/>
+                <w:top w:val="none" w:sz="0" w:space="0" w:color="000000"/>
+                <w:left w:val="none" w:sz="0" w:space="0" w:color="000000"/>
+                <w:right w:val="none" w:sz="0" w:space="0" w:color="000000"/>
+              </w:pBdr>
+              <w:spacing w:after="40" w:before="40" w:line="240"/>
+              <w:ind w:left="80" w:right="80" w:firstLine="0" w:firstLineChars="0"/>
+              <w:rPr>
+                <w:rFonts w:ascii="Roboto Condensed" w:hAnsi="Helvetica" w:eastAsia="Helvetica" w:cs="Roboto Condensed"/>
+                <w:i w:val="false"/>
+                <w:b w:val="false"/>
+                <w:u w:val="none"/>
+                <w:sz w:val="24"/>
+                <w:szCs w:val="24"/>
+                <w:color w:val="000000"/>
+              </w:rPr>
+            </w:pPr>
+            <w:r>
+              <w:rPr>
+                <w:rFonts w:ascii="Roboto Condensed" w:hAnsi="Helvetica" w:eastAsia="Helvetica" w:cs="Roboto Condensed"/>
+                <w:i w:val="false"/>
+                <w:b w:val="false"/>
+                <w:u w:val="none"/>
                 <w:sz w:val="24"/>
                 <w:szCs w:val="24"/>
                 <w:color w:val="000000"/>
@@ -2027,6 +1994,7 @@
           </w:tcPr>
           <w:p>
             <w:pPr>
+              <w:pStyle w:val="Normal"/>
               <w:jc w:val="left"/>
               <w:pBdr>
                 <w:bottom w:val="none" w:sz="0" w:space="0" w:color="000000"/>
@@ -2041,19 +2009,17 @@
                 <w:i w:val="false"/>
                 <w:b w:val="false"/>
                 <w:u w:val="none"/>
-                <w:strike w:val="false"/>
-                <w:sz w:val="24"/>
-                <w:szCs w:val="24"/>
-                <w:color w:val="000000"/>
-              </w:rPr>
-            </w:pPr>
-            <w:r>
-              <w:rPr>
-                <w:rFonts w:ascii="Roboto Condensed" w:hAnsi="Helvetica" w:eastAsia="Helvetica" w:cs="Roboto Condensed"/>
-                <w:i w:val="false"/>
-                <w:b w:val="false"/>
-                <w:u w:val="none"/>
-                <w:strike w:val="false"/>
+                <w:sz w:val="24"/>
+                <w:szCs w:val="24"/>
+                <w:color w:val="000000"/>
+              </w:rPr>
+            </w:pPr>
+            <w:r>
+              <w:rPr>
+                <w:rFonts w:ascii="Roboto Condensed" w:hAnsi="Helvetica" w:eastAsia="Helvetica" w:cs="Roboto Condensed"/>
+                <w:i w:val="false"/>
+                <w:b w:val="false"/>
+                <w:u w:val="none"/>
                 <w:sz w:val="24"/>
                 <w:szCs w:val="24"/>
                 <w:color w:val="000000"/>
@@ -2082,6 +2048,7 @@
           </w:tcPr>
           <w:p>
             <w:pPr>
+              <w:pStyle w:val="Normal"/>
               <w:jc w:val="left"/>
               <w:pBdr>
                 <w:bottom w:val="none" w:sz="0" w:space="0" w:color="000000"/>
@@ -2096,19 +2063,17 @@
                 <w:i w:val="false"/>
                 <w:b w:val="false"/>
                 <w:u w:val="none"/>
-                <w:strike w:val="false"/>
-                <w:sz w:val="24"/>
-                <w:szCs w:val="24"/>
-                <w:color w:val="000000"/>
-              </w:rPr>
-            </w:pPr>
-            <w:r>
-              <w:rPr>
-                <w:rFonts w:ascii="Roboto Condensed" w:hAnsi="Helvetica" w:eastAsia="Helvetica" w:cs="Roboto Condensed"/>
-                <w:i w:val="false"/>
-                <w:b w:val="false"/>
-                <w:u w:val="none"/>
-                <w:strike w:val="false"/>
+                <w:sz w:val="24"/>
+                <w:szCs w:val="24"/>
+                <w:color w:val="000000"/>
+              </w:rPr>
+            </w:pPr>
+            <w:r>
+              <w:rPr>
+                <w:rFonts w:ascii="Roboto Condensed" w:hAnsi="Helvetica" w:eastAsia="Helvetica" w:cs="Roboto Condensed"/>
+                <w:i w:val="false"/>
+                <w:b w:val="false"/>
+                <w:u w:val="none"/>
                 <w:sz w:val="24"/>
                 <w:szCs w:val="24"/>
                 <w:color w:val="000000"/>
@@ -2136,6 +2101,7 @@
           </w:tcPr>
           <w:p>
             <w:pPr>
+              <w:pStyle w:val="Normal"/>
               <w:jc w:val="left"/>
               <w:pBdr>
                 <w:bottom w:val="none" w:sz="0" w:space="0" w:color="000000"/>
@@ -2150,19 +2116,17 @@
                 <w:i w:val="false"/>
                 <w:b w:val="false"/>
                 <w:u w:val="none"/>
-                <w:strike w:val="false"/>
-                <w:sz w:val="24"/>
-                <w:szCs w:val="24"/>
-                <w:color w:val="000000"/>
-              </w:rPr>
-            </w:pPr>
-            <w:r>
-              <w:rPr>
-                <w:rFonts w:ascii="Roboto Condensed" w:hAnsi="Helvetica" w:eastAsia="Helvetica" w:cs="Roboto Condensed"/>
-                <w:i w:val="false"/>
-                <w:b w:val="false"/>
-                <w:u w:val="none"/>
-                <w:strike w:val="false"/>
+                <w:sz w:val="24"/>
+                <w:szCs w:val="24"/>
+                <w:color w:val="000000"/>
+              </w:rPr>
+            </w:pPr>
+            <w:r>
+              <w:rPr>
+                <w:rFonts w:ascii="Roboto Condensed" w:hAnsi="Helvetica" w:eastAsia="Helvetica" w:cs="Roboto Condensed"/>
+                <w:i w:val="false"/>
+                <w:b w:val="false"/>
+                <w:u w:val="none"/>
                 <w:sz w:val="24"/>
                 <w:szCs w:val="24"/>
                 <w:color w:val="000000"/>
@@ -2190,33 +2154,32 @@
           </w:tcPr>
           <w:p>
             <w:pPr>
-              <w:jc w:val="right"/>
-              <w:pBdr>
-                <w:bottom w:val="none" w:sz="0" w:space="0" w:color="000000"/>
-                <w:top w:val="none" w:sz="0" w:space="0" w:color="000000"/>
-                <w:left w:val="none" w:sz="0" w:space="0" w:color="000000"/>
-                <w:right w:val="none" w:sz="0" w:space="0" w:color="000000"/>
-              </w:pBdr>
-              <w:spacing w:after="40" w:before="40" w:line="240"/>
-              <w:ind w:left="80" w:right="80" w:firstLine="0" w:firstLineChars="0"/>
-              <w:rPr>
-                <w:rFonts w:ascii="Roboto Condensed" w:hAnsi="Helvetica" w:eastAsia="Helvetica" w:cs="Roboto Condensed"/>
-                <w:i w:val="false"/>
-                <w:b w:val="false"/>
-                <w:u w:val="none"/>
-                <w:strike w:val="false"/>
-                <w:sz w:val="24"/>
-                <w:szCs w:val="24"/>
-                <w:color w:val="000000"/>
-              </w:rPr>
-            </w:pPr>
-            <w:r>
-              <w:rPr>
-                <w:rFonts w:ascii="Roboto Condensed" w:hAnsi="Helvetica" w:eastAsia="Helvetica" w:cs="Roboto Condensed"/>
-                <w:i w:val="false"/>
-                <w:b w:val="false"/>
-                <w:u w:val="none"/>
-                <w:strike w:val="false"/>
+              <w:pStyle w:val="Normal"/>
+              <w:jc w:val="right"/>
+              <w:pBdr>
+                <w:bottom w:val="none" w:sz="0" w:space="0" w:color="000000"/>
+                <w:top w:val="none" w:sz="0" w:space="0" w:color="000000"/>
+                <w:left w:val="none" w:sz="0" w:space="0" w:color="000000"/>
+                <w:right w:val="none" w:sz="0" w:space="0" w:color="000000"/>
+              </w:pBdr>
+              <w:spacing w:after="40" w:before="40" w:line="240"/>
+              <w:ind w:left="80" w:right="80" w:firstLine="0" w:firstLineChars="0"/>
+              <w:rPr>
+                <w:rFonts w:ascii="Roboto Condensed" w:hAnsi="Helvetica" w:eastAsia="Helvetica" w:cs="Roboto Condensed"/>
+                <w:i w:val="false"/>
+                <w:b w:val="false"/>
+                <w:u w:val="none"/>
+                <w:sz w:val="24"/>
+                <w:szCs w:val="24"/>
+                <w:color w:val="000000"/>
+              </w:rPr>
+            </w:pPr>
+            <w:r>
+              <w:rPr>
+                <w:rFonts w:ascii="Roboto Condensed" w:hAnsi="Helvetica" w:eastAsia="Helvetica" w:cs="Roboto Condensed"/>
+                <w:i w:val="false"/>
+                <w:b w:val="false"/>
+                <w:u w:val="none"/>
                 <w:sz w:val="24"/>
                 <w:szCs w:val="24"/>
                 <w:color w:val="000000"/>
@@ -2244,33 +2207,32 @@
           </w:tcPr>
           <w:p>
             <w:pPr>
-              <w:jc w:val="right"/>
-              <w:pBdr>
-                <w:bottom w:val="none" w:sz="0" w:space="0" w:color="000000"/>
-                <w:top w:val="none" w:sz="0" w:space="0" w:color="000000"/>
-                <w:left w:val="none" w:sz="0" w:space="0" w:color="000000"/>
-                <w:right w:val="none" w:sz="0" w:space="0" w:color="000000"/>
-              </w:pBdr>
-              <w:spacing w:after="40" w:before="40" w:line="240"/>
-              <w:ind w:left="80" w:right="80" w:firstLine="0" w:firstLineChars="0"/>
-              <w:rPr>
-                <w:rFonts w:ascii="Roboto Condensed" w:hAnsi="Helvetica" w:eastAsia="Helvetica" w:cs="Roboto Condensed"/>
-                <w:i w:val="false"/>
-                <w:b w:val="false"/>
-                <w:u w:val="none"/>
-                <w:strike w:val="false"/>
-                <w:sz w:val="24"/>
-                <w:szCs w:val="24"/>
-                <w:color w:val="000000"/>
-              </w:rPr>
-            </w:pPr>
-            <w:r>
-              <w:rPr>
-                <w:rFonts w:ascii="Roboto Condensed" w:hAnsi="Helvetica" w:eastAsia="Helvetica" w:cs="Roboto Condensed"/>
-                <w:i w:val="false"/>
-                <w:b w:val="false"/>
-                <w:u w:val="none"/>
-                <w:strike w:val="false"/>
+              <w:pStyle w:val="Normal"/>
+              <w:jc w:val="right"/>
+              <w:pBdr>
+                <w:bottom w:val="none" w:sz="0" w:space="0" w:color="000000"/>
+                <w:top w:val="none" w:sz="0" w:space="0" w:color="000000"/>
+                <w:left w:val="none" w:sz="0" w:space="0" w:color="000000"/>
+                <w:right w:val="none" w:sz="0" w:space="0" w:color="000000"/>
+              </w:pBdr>
+              <w:spacing w:after="40" w:before="40" w:line="240"/>
+              <w:ind w:left="80" w:right="80" w:firstLine="0" w:firstLineChars="0"/>
+              <w:rPr>
+                <w:rFonts w:ascii="Roboto Condensed" w:hAnsi="Helvetica" w:eastAsia="Helvetica" w:cs="Roboto Condensed"/>
+                <w:i w:val="false"/>
+                <w:b w:val="false"/>
+                <w:u w:val="none"/>
+                <w:sz w:val="24"/>
+                <w:szCs w:val="24"/>
+                <w:color w:val="000000"/>
+              </w:rPr>
+            </w:pPr>
+            <w:r>
+              <w:rPr>
+                <w:rFonts w:ascii="Roboto Condensed" w:hAnsi="Helvetica" w:eastAsia="Helvetica" w:cs="Roboto Condensed"/>
+                <w:i w:val="false"/>
+                <w:b w:val="false"/>
+                <w:u w:val="none"/>
                 <w:sz w:val="24"/>
                 <w:szCs w:val="24"/>
                 <w:color w:val="000000"/>
@@ -2298,33 +2260,32 @@
           </w:tcPr>
           <w:p>
             <w:pPr>
-              <w:jc w:val="right"/>
-              <w:pBdr>
-                <w:bottom w:val="none" w:sz="0" w:space="0" w:color="000000"/>
-                <w:top w:val="none" w:sz="0" w:space="0" w:color="000000"/>
-                <w:left w:val="none" w:sz="0" w:space="0" w:color="000000"/>
-                <w:right w:val="none" w:sz="0" w:space="0" w:color="000000"/>
-              </w:pBdr>
-              <w:spacing w:after="40" w:before="40" w:line="240"/>
-              <w:ind w:left="80" w:right="80" w:firstLine="0" w:firstLineChars="0"/>
-              <w:rPr>
-                <w:rFonts w:ascii="Roboto Condensed" w:hAnsi="Helvetica" w:eastAsia="Helvetica" w:cs="Roboto Condensed"/>
-                <w:i w:val="false"/>
-                <w:b w:val="false"/>
-                <w:u w:val="none"/>
-                <w:strike w:val="false"/>
-                <w:sz w:val="24"/>
-                <w:szCs w:val="24"/>
-                <w:color w:val="000000"/>
-              </w:rPr>
-            </w:pPr>
-            <w:r>
-              <w:rPr>
-                <w:rFonts w:ascii="Roboto Condensed" w:hAnsi="Helvetica" w:eastAsia="Helvetica" w:cs="Roboto Condensed"/>
-                <w:i w:val="false"/>
-                <w:b w:val="false"/>
-                <w:u w:val="none"/>
-                <w:strike w:val="false"/>
+              <w:pStyle w:val="Normal"/>
+              <w:jc w:val="right"/>
+              <w:pBdr>
+                <w:bottom w:val="none" w:sz="0" w:space="0" w:color="000000"/>
+                <w:top w:val="none" w:sz="0" w:space="0" w:color="000000"/>
+                <w:left w:val="none" w:sz="0" w:space="0" w:color="000000"/>
+                <w:right w:val="none" w:sz="0" w:space="0" w:color="000000"/>
+              </w:pBdr>
+              <w:spacing w:after="40" w:before="40" w:line="240"/>
+              <w:ind w:left="80" w:right="80" w:firstLine="0" w:firstLineChars="0"/>
+              <w:rPr>
+                <w:rFonts w:ascii="Roboto Condensed" w:hAnsi="Helvetica" w:eastAsia="Helvetica" w:cs="Roboto Condensed"/>
+                <w:i w:val="false"/>
+                <w:b w:val="false"/>
+                <w:u w:val="none"/>
+                <w:sz w:val="24"/>
+                <w:szCs w:val="24"/>
+                <w:color w:val="000000"/>
+              </w:rPr>
+            </w:pPr>
+            <w:r>
+              <w:rPr>
+                <w:rFonts w:ascii="Roboto Condensed" w:hAnsi="Helvetica" w:eastAsia="Helvetica" w:cs="Roboto Condensed"/>
+                <w:i w:val="false"/>
+                <w:b w:val="false"/>
+                <w:u w:val="none"/>
                 <w:sz w:val="24"/>
                 <w:szCs w:val="24"/>
                 <w:color w:val="000000"/>
@@ -2352,33 +2313,32 @@
           </w:tcPr>
           <w:p>
             <w:pPr>
-              <w:jc w:val="right"/>
-              <w:pBdr>
-                <w:bottom w:val="none" w:sz="0" w:space="0" w:color="000000"/>
-                <w:top w:val="none" w:sz="0" w:space="0" w:color="000000"/>
-                <w:left w:val="none" w:sz="0" w:space="0" w:color="000000"/>
-                <w:right w:val="none" w:sz="0" w:space="0" w:color="000000"/>
-              </w:pBdr>
-              <w:spacing w:after="40" w:before="40" w:line="240"/>
-              <w:ind w:left="80" w:right="80" w:firstLine="0" w:firstLineChars="0"/>
-              <w:rPr>
-                <w:rFonts w:ascii="Roboto Condensed" w:hAnsi="Helvetica" w:eastAsia="Helvetica" w:cs="Roboto Condensed"/>
-                <w:i w:val="false"/>
-                <w:b w:val="false"/>
-                <w:u w:val="none"/>
-                <w:strike w:val="false"/>
-                <w:sz w:val="24"/>
-                <w:szCs w:val="24"/>
-                <w:color w:val="000000"/>
-              </w:rPr>
-            </w:pPr>
-            <w:r>
-              <w:rPr>
-                <w:rFonts w:ascii="Roboto Condensed" w:hAnsi="Helvetica" w:eastAsia="Helvetica" w:cs="Roboto Condensed"/>
-                <w:i w:val="false"/>
-                <w:b w:val="false"/>
-                <w:u w:val="none"/>
-                <w:strike w:val="false"/>
+              <w:pStyle w:val="Normal"/>
+              <w:jc w:val="right"/>
+              <w:pBdr>
+                <w:bottom w:val="none" w:sz="0" w:space="0" w:color="000000"/>
+                <w:top w:val="none" w:sz="0" w:space="0" w:color="000000"/>
+                <w:left w:val="none" w:sz="0" w:space="0" w:color="000000"/>
+                <w:right w:val="none" w:sz="0" w:space="0" w:color="000000"/>
+              </w:pBdr>
+              <w:spacing w:after="40" w:before="40" w:line="240"/>
+              <w:ind w:left="80" w:right="80" w:firstLine="0" w:firstLineChars="0"/>
+              <w:rPr>
+                <w:rFonts w:ascii="Roboto Condensed" w:hAnsi="Helvetica" w:eastAsia="Helvetica" w:cs="Roboto Condensed"/>
+                <w:i w:val="false"/>
+                <w:b w:val="false"/>
+                <w:u w:val="none"/>
+                <w:sz w:val="24"/>
+                <w:szCs w:val="24"/>
+                <w:color w:val="000000"/>
+              </w:rPr>
+            </w:pPr>
+            <w:r>
+              <w:rPr>
+                <w:rFonts w:ascii="Roboto Condensed" w:hAnsi="Helvetica" w:eastAsia="Helvetica" w:cs="Roboto Condensed"/>
+                <w:i w:val="false"/>
+                <w:b w:val="false"/>
+                <w:u w:val="none"/>
                 <w:sz w:val="24"/>
                 <w:szCs w:val="24"/>
                 <w:color w:val="000000"/>
@@ -2406,33 +2366,32 @@
           </w:tcPr>
           <w:p>
             <w:pPr>
-              <w:jc w:val="right"/>
-              <w:pBdr>
-                <w:bottom w:val="none" w:sz="0" w:space="0" w:color="000000"/>
-                <w:top w:val="none" w:sz="0" w:space="0" w:color="000000"/>
-                <w:left w:val="none" w:sz="0" w:space="0" w:color="000000"/>
-                <w:right w:val="none" w:sz="0" w:space="0" w:color="000000"/>
-              </w:pBdr>
-              <w:spacing w:after="40" w:before="40" w:line="240"/>
-              <w:ind w:left="80" w:right="80" w:firstLine="0" w:firstLineChars="0"/>
-              <w:rPr>
-                <w:rFonts w:ascii="Roboto Condensed" w:hAnsi="Helvetica" w:eastAsia="Helvetica" w:cs="Roboto Condensed"/>
-                <w:i w:val="false"/>
-                <w:b w:val="false"/>
-                <w:u w:val="none"/>
-                <w:strike w:val="false"/>
-                <w:sz w:val="24"/>
-                <w:szCs w:val="24"/>
-                <w:color w:val="000000"/>
-              </w:rPr>
-            </w:pPr>
-            <w:r>
-              <w:rPr>
-                <w:rFonts w:ascii="Roboto Condensed" w:hAnsi="Helvetica" w:eastAsia="Helvetica" w:cs="Roboto Condensed"/>
-                <w:i w:val="false"/>
-                <w:b w:val="false"/>
-                <w:u w:val="none"/>
-                <w:strike w:val="false"/>
+              <w:pStyle w:val="Normal"/>
+              <w:jc w:val="right"/>
+              <w:pBdr>
+                <w:bottom w:val="none" w:sz="0" w:space="0" w:color="000000"/>
+                <w:top w:val="none" w:sz="0" w:space="0" w:color="000000"/>
+                <w:left w:val="none" w:sz="0" w:space="0" w:color="000000"/>
+                <w:right w:val="none" w:sz="0" w:space="0" w:color="000000"/>
+              </w:pBdr>
+              <w:spacing w:after="40" w:before="40" w:line="240"/>
+              <w:ind w:left="80" w:right="80" w:firstLine="0" w:firstLineChars="0"/>
+              <w:rPr>
+                <w:rFonts w:ascii="Roboto Condensed" w:hAnsi="Helvetica" w:eastAsia="Helvetica" w:cs="Roboto Condensed"/>
+                <w:i w:val="false"/>
+                <w:b w:val="false"/>
+                <w:u w:val="none"/>
+                <w:sz w:val="24"/>
+                <w:szCs w:val="24"/>
+                <w:color w:val="000000"/>
+              </w:rPr>
+            </w:pPr>
+            <w:r>
+              <w:rPr>
+                <w:rFonts w:ascii="Roboto Condensed" w:hAnsi="Helvetica" w:eastAsia="Helvetica" w:cs="Roboto Condensed"/>
+                <w:i w:val="false"/>
+                <w:b w:val="false"/>
+                <w:u w:val="none"/>
                 <w:sz w:val="24"/>
                 <w:szCs w:val="24"/>
                 <w:color w:val="000000"/>
@@ -2460,33 +2419,32 @@
           </w:tcPr>
           <w:p>
             <w:pPr>
-              <w:jc w:val="right"/>
-              <w:pBdr>
-                <w:bottom w:val="none" w:sz="0" w:space="0" w:color="000000"/>
-                <w:top w:val="none" w:sz="0" w:space="0" w:color="000000"/>
-                <w:left w:val="none" w:sz="0" w:space="0" w:color="000000"/>
-                <w:right w:val="none" w:sz="0" w:space="0" w:color="000000"/>
-              </w:pBdr>
-              <w:spacing w:after="40" w:before="40" w:line="240"/>
-              <w:ind w:left="80" w:right="80" w:firstLine="0" w:firstLineChars="0"/>
-              <w:rPr>
-                <w:rFonts w:ascii="Roboto Condensed" w:hAnsi="Helvetica" w:eastAsia="Helvetica" w:cs="Roboto Condensed"/>
-                <w:i w:val="false"/>
-                <w:b w:val="false"/>
-                <w:u w:val="none"/>
-                <w:strike w:val="false"/>
-                <w:sz w:val="24"/>
-                <w:szCs w:val="24"/>
-                <w:color w:val="000000"/>
-              </w:rPr>
-            </w:pPr>
-            <w:r>
-              <w:rPr>
-                <w:rFonts w:ascii="Roboto Condensed" w:hAnsi="Helvetica" w:eastAsia="Helvetica" w:cs="Roboto Condensed"/>
-                <w:i w:val="false"/>
-                <w:b w:val="false"/>
-                <w:u w:val="none"/>
-                <w:strike w:val="false"/>
+              <w:pStyle w:val="Normal"/>
+              <w:jc w:val="right"/>
+              <w:pBdr>
+                <w:bottom w:val="none" w:sz="0" w:space="0" w:color="000000"/>
+                <w:top w:val="none" w:sz="0" w:space="0" w:color="000000"/>
+                <w:left w:val="none" w:sz="0" w:space="0" w:color="000000"/>
+                <w:right w:val="none" w:sz="0" w:space="0" w:color="000000"/>
+              </w:pBdr>
+              <w:spacing w:after="40" w:before="40" w:line="240"/>
+              <w:ind w:left="80" w:right="80" w:firstLine="0" w:firstLineChars="0"/>
+              <w:rPr>
+                <w:rFonts w:ascii="Roboto Condensed" w:hAnsi="Helvetica" w:eastAsia="Helvetica" w:cs="Roboto Condensed"/>
+                <w:i w:val="false"/>
+                <w:b w:val="false"/>
+                <w:u w:val="none"/>
+                <w:sz w:val="24"/>
+                <w:szCs w:val="24"/>
+                <w:color w:val="000000"/>
+              </w:rPr>
+            </w:pPr>
+            <w:r>
+              <w:rPr>
+                <w:rFonts w:ascii="Roboto Condensed" w:hAnsi="Helvetica" w:eastAsia="Helvetica" w:cs="Roboto Condensed"/>
+                <w:i w:val="false"/>
+                <w:b w:val="false"/>
+                <w:u w:val="none"/>
                 <w:sz w:val="24"/>
                 <w:szCs w:val="24"/>
                 <w:color w:val="000000"/>
@@ -2521,6 +2479,7 @@
           </w:tcPr>
           <w:p>
             <w:pPr>
+              <w:pStyle w:val="Normal"/>
               <w:jc w:val="left"/>
               <w:pBdr>
                 <w:bottom w:val="none" w:sz="0" w:space="0" w:color="000000"/>
@@ -2535,7 +2494,6 @@
                 <w:i w:val="false"/>
                 <w:b w:val="false"/>
                 <w:u w:val="none"/>
-                <w:strike w:val="false"/>
                 <w:sz w:val="24"/>
                 <w:szCs w:val="24"/>
                 <w:color w:val="000000"/>
@@ -2563,6 +2521,7 @@
           </w:tcPr>
           <w:p>
             <w:pPr>
+              <w:pStyle w:val="Normal"/>
               <w:jc w:val="left"/>
               <w:pBdr>
                 <w:bottom w:val="none" w:sz="0" w:space="0" w:color="000000"/>
@@ -2577,33 +2536,33 @@
                 <w:i w:val="false"/>
                 <w:b w:val="false"/>
                 <w:u w:val="none"/>
-                <w:strike w:val="false"/>
-                <w:sz w:val="24"/>
-                <w:szCs w:val="24"/>
-                <w:color w:val="000000"/>
-              </w:rPr>
-            </w:pPr>
-          </w:p>
-        </w:tc>
-        <w:tc>
-          <w:tcPr>
-            <w:tcBorders>
-              <w:bottom w:val="single" w:sz="4" w:space="0" w:color="A6A6A6"/>
-              <w:top w:val="single" w:sz="4" w:space="0" w:color="A6A6A6"/>
-              <w:left w:val="single" w:sz="4" w:space="0" w:color="A6A6A6"/>
-              <w:right w:val="single" w:sz="4" w:space="0" w:color="A6A6A6"/>
-            </w:tcBorders>
-            <w:shd w:val="clear" w:color="auto" w:fill="F2F2F2"/>
-            <w:tcMar>
-              <w:top w:w="0" w:type="dxa"/>
-              <w:bottom w:w="0" w:type="dxa"/>
-              <w:left w:w="0" w:type="dxa"/>
-              <w:right w:w="0" w:type="dxa"/>
-            </w:tcMar>
-            <w:vAlign w:val="center"/>
-          </w:tcPr>
-          <w:p>
-            <w:pPr>
+                <w:sz w:val="24"/>
+                <w:szCs w:val="24"/>
+                <w:color w:val="000000"/>
+              </w:rPr>
+            </w:pPr>
+          </w:p>
+        </w:tc>
+        <w:tc>
+          <w:tcPr>
+            <w:tcBorders>
+              <w:bottom w:val="single" w:sz="4" w:space="0" w:color="A6A6A6"/>
+              <w:top w:val="single" w:sz="4" w:space="0" w:color="A6A6A6"/>
+              <w:left w:val="single" w:sz="4" w:space="0" w:color="A6A6A6"/>
+              <w:right w:val="single" w:sz="4" w:space="0" w:color="A6A6A6"/>
+            </w:tcBorders>
+            <w:shd w:val="clear" w:color="auto" w:fill="F2F2F2"/>
+            <w:tcMar>
+              <w:top w:w="0" w:type="dxa"/>
+              <w:bottom w:w="0" w:type="dxa"/>
+              <w:left w:w="0" w:type="dxa"/>
+              <w:right w:w="0" w:type="dxa"/>
+            </w:tcMar>
+            <w:vAlign w:val="center"/>
+          </w:tcPr>
+          <w:p>
+            <w:pPr>
+              <w:pStyle w:val="Normal"/>
               <w:jc w:val="left"/>
               <w:pBdr>
                 <w:bottom w:val="none" w:sz="0" w:space="0" w:color="000000"/>
@@ -2618,19 +2577,17 @@
                 <w:i w:val="false"/>
                 <w:b w:val="false"/>
                 <w:u w:val="none"/>
-                <w:strike w:val="false"/>
-                <w:sz w:val="24"/>
-                <w:szCs w:val="24"/>
-                <w:color w:val="000000"/>
-              </w:rPr>
-            </w:pPr>
-            <w:r>
-              <w:rPr>
-                <w:rFonts w:ascii="Roboto Condensed" w:hAnsi="Helvetica" w:eastAsia="Helvetica" w:cs="Roboto Condensed"/>
-                <w:i w:val="false"/>
-                <w:b w:val="false"/>
-                <w:u w:val="none"/>
-                <w:strike w:val="false"/>
+                <w:sz w:val="24"/>
+                <w:szCs w:val="24"/>
+                <w:color w:val="000000"/>
+              </w:rPr>
+            </w:pPr>
+            <w:r>
+              <w:rPr>
+                <w:rFonts w:ascii="Roboto Condensed" w:hAnsi="Helvetica" w:eastAsia="Helvetica" w:cs="Roboto Condensed"/>
+                <w:i w:val="false"/>
+                <w:b w:val="false"/>
+                <w:u w:val="none"/>
                 <w:sz w:val="24"/>
                 <w:szCs w:val="24"/>
                 <w:color w:val="000000"/>
@@ -2658,33 +2615,32 @@
           </w:tcPr>
           <w:p>
             <w:pPr>
-              <w:jc w:val="right"/>
-              <w:pBdr>
-                <w:bottom w:val="none" w:sz="0" w:space="0" w:color="000000"/>
-                <w:top w:val="none" w:sz="0" w:space="0" w:color="000000"/>
-                <w:left w:val="none" w:sz="0" w:space="0" w:color="000000"/>
-                <w:right w:val="none" w:sz="0" w:space="0" w:color="000000"/>
-              </w:pBdr>
-              <w:spacing w:after="40" w:before="40" w:line="240"/>
-              <w:ind w:left="80" w:right="80" w:firstLine="0" w:firstLineChars="0"/>
-              <w:rPr>
-                <w:rFonts w:ascii="Roboto Condensed" w:hAnsi="Helvetica" w:eastAsia="Helvetica" w:cs="Roboto Condensed"/>
-                <w:i w:val="false"/>
-                <w:b w:val="false"/>
-                <w:u w:val="none"/>
-                <w:strike w:val="false"/>
-                <w:sz w:val="24"/>
-                <w:szCs w:val="24"/>
-                <w:color w:val="000000"/>
-              </w:rPr>
-            </w:pPr>
-            <w:r>
-              <w:rPr>
-                <w:rFonts w:ascii="Roboto Condensed" w:hAnsi="Helvetica" w:eastAsia="Helvetica" w:cs="Roboto Condensed"/>
-                <w:i w:val="false"/>
-                <w:b w:val="false"/>
-                <w:u w:val="none"/>
-                <w:strike w:val="false"/>
+              <w:pStyle w:val="Normal"/>
+              <w:jc w:val="right"/>
+              <w:pBdr>
+                <w:bottom w:val="none" w:sz="0" w:space="0" w:color="000000"/>
+                <w:top w:val="none" w:sz="0" w:space="0" w:color="000000"/>
+                <w:left w:val="none" w:sz="0" w:space="0" w:color="000000"/>
+                <w:right w:val="none" w:sz="0" w:space="0" w:color="000000"/>
+              </w:pBdr>
+              <w:spacing w:after="40" w:before="40" w:line="240"/>
+              <w:ind w:left="80" w:right="80" w:firstLine="0" w:firstLineChars="0"/>
+              <w:rPr>
+                <w:rFonts w:ascii="Roboto Condensed" w:hAnsi="Helvetica" w:eastAsia="Helvetica" w:cs="Roboto Condensed"/>
+                <w:i w:val="false"/>
+                <w:b w:val="false"/>
+                <w:u w:val="none"/>
+                <w:sz w:val="24"/>
+                <w:szCs w:val="24"/>
+                <w:color w:val="000000"/>
+              </w:rPr>
+            </w:pPr>
+            <w:r>
+              <w:rPr>
+                <w:rFonts w:ascii="Roboto Condensed" w:hAnsi="Helvetica" w:eastAsia="Helvetica" w:cs="Roboto Condensed"/>
+                <w:i w:val="false"/>
+                <w:b w:val="false"/>
+                <w:u w:val="none"/>
                 <w:sz w:val="24"/>
                 <w:szCs w:val="24"/>
                 <w:color w:val="000000"/>
@@ -2712,33 +2668,32 @@
           </w:tcPr>
           <w:p>
             <w:pPr>
-              <w:jc w:val="right"/>
-              <w:pBdr>
-                <w:bottom w:val="none" w:sz="0" w:space="0" w:color="000000"/>
-                <w:top w:val="none" w:sz="0" w:space="0" w:color="000000"/>
-                <w:left w:val="none" w:sz="0" w:space="0" w:color="000000"/>
-                <w:right w:val="none" w:sz="0" w:space="0" w:color="000000"/>
-              </w:pBdr>
-              <w:spacing w:after="40" w:before="40" w:line="240"/>
-              <w:ind w:left="80" w:right="80" w:firstLine="0" w:firstLineChars="0"/>
-              <w:rPr>
-                <w:rFonts w:ascii="Roboto Condensed" w:hAnsi="Helvetica" w:eastAsia="Helvetica" w:cs="Roboto Condensed"/>
-                <w:i w:val="false"/>
-                <w:b w:val="false"/>
-                <w:u w:val="none"/>
-                <w:strike w:val="false"/>
-                <w:sz w:val="24"/>
-                <w:szCs w:val="24"/>
-                <w:color w:val="000000"/>
-              </w:rPr>
-            </w:pPr>
-            <w:r>
-              <w:rPr>
-                <w:rFonts w:ascii="Roboto Condensed" w:hAnsi="Helvetica" w:eastAsia="Helvetica" w:cs="Roboto Condensed"/>
-                <w:i w:val="false"/>
-                <w:b w:val="false"/>
-                <w:u w:val="none"/>
-                <w:strike w:val="false"/>
+              <w:pStyle w:val="Normal"/>
+              <w:jc w:val="right"/>
+              <w:pBdr>
+                <w:bottom w:val="none" w:sz="0" w:space="0" w:color="000000"/>
+                <w:top w:val="none" w:sz="0" w:space="0" w:color="000000"/>
+                <w:left w:val="none" w:sz="0" w:space="0" w:color="000000"/>
+                <w:right w:val="none" w:sz="0" w:space="0" w:color="000000"/>
+              </w:pBdr>
+              <w:spacing w:after="40" w:before="40" w:line="240"/>
+              <w:ind w:left="80" w:right="80" w:firstLine="0" w:firstLineChars="0"/>
+              <w:rPr>
+                <w:rFonts w:ascii="Roboto Condensed" w:hAnsi="Helvetica" w:eastAsia="Helvetica" w:cs="Roboto Condensed"/>
+                <w:i w:val="false"/>
+                <w:b w:val="false"/>
+                <w:u w:val="none"/>
+                <w:sz w:val="24"/>
+                <w:szCs w:val="24"/>
+                <w:color w:val="000000"/>
+              </w:rPr>
+            </w:pPr>
+            <w:r>
+              <w:rPr>
+                <w:rFonts w:ascii="Roboto Condensed" w:hAnsi="Helvetica" w:eastAsia="Helvetica" w:cs="Roboto Condensed"/>
+                <w:i w:val="false"/>
+                <w:b w:val="false"/>
+                <w:u w:val="none"/>
                 <w:sz w:val="24"/>
                 <w:szCs w:val="24"/>
                 <w:color w:val="000000"/>
@@ -2766,33 +2721,32 @@
           </w:tcPr>
           <w:p>
             <w:pPr>
-              <w:jc w:val="right"/>
-              <w:pBdr>
-                <w:bottom w:val="none" w:sz="0" w:space="0" w:color="000000"/>
-                <w:top w:val="none" w:sz="0" w:space="0" w:color="000000"/>
-                <w:left w:val="none" w:sz="0" w:space="0" w:color="000000"/>
-                <w:right w:val="none" w:sz="0" w:space="0" w:color="000000"/>
-              </w:pBdr>
-              <w:spacing w:after="40" w:before="40" w:line="240"/>
-              <w:ind w:left="80" w:right="80" w:firstLine="0" w:firstLineChars="0"/>
-              <w:rPr>
-                <w:rFonts w:ascii="Roboto Condensed" w:hAnsi="Helvetica" w:eastAsia="Helvetica" w:cs="Roboto Condensed"/>
-                <w:i w:val="false"/>
-                <w:b w:val="false"/>
-                <w:u w:val="none"/>
-                <w:strike w:val="false"/>
-                <w:sz w:val="24"/>
-                <w:szCs w:val="24"/>
-                <w:color w:val="000000"/>
-              </w:rPr>
-            </w:pPr>
-            <w:r>
-              <w:rPr>
-                <w:rFonts w:ascii="Roboto Condensed" w:hAnsi="Helvetica" w:eastAsia="Helvetica" w:cs="Roboto Condensed"/>
-                <w:i w:val="false"/>
-                <w:b w:val="false"/>
-                <w:u w:val="none"/>
-                <w:strike w:val="false"/>
+              <w:pStyle w:val="Normal"/>
+              <w:jc w:val="right"/>
+              <w:pBdr>
+                <w:bottom w:val="none" w:sz="0" w:space="0" w:color="000000"/>
+                <w:top w:val="none" w:sz="0" w:space="0" w:color="000000"/>
+                <w:left w:val="none" w:sz="0" w:space="0" w:color="000000"/>
+                <w:right w:val="none" w:sz="0" w:space="0" w:color="000000"/>
+              </w:pBdr>
+              <w:spacing w:after="40" w:before="40" w:line="240"/>
+              <w:ind w:left="80" w:right="80" w:firstLine="0" w:firstLineChars="0"/>
+              <w:rPr>
+                <w:rFonts w:ascii="Roboto Condensed" w:hAnsi="Helvetica" w:eastAsia="Helvetica" w:cs="Roboto Condensed"/>
+                <w:i w:val="false"/>
+                <w:b w:val="false"/>
+                <w:u w:val="none"/>
+                <w:sz w:val="24"/>
+                <w:szCs w:val="24"/>
+                <w:color w:val="000000"/>
+              </w:rPr>
+            </w:pPr>
+            <w:r>
+              <w:rPr>
+                <w:rFonts w:ascii="Roboto Condensed" w:hAnsi="Helvetica" w:eastAsia="Helvetica" w:cs="Roboto Condensed"/>
+                <w:i w:val="false"/>
+                <w:b w:val="false"/>
+                <w:u w:val="none"/>
                 <w:sz w:val="24"/>
                 <w:szCs w:val="24"/>
                 <w:color w:val="000000"/>
@@ -2820,33 +2774,32 @@
           </w:tcPr>
           <w:p>
             <w:pPr>
-              <w:jc w:val="right"/>
-              <w:pBdr>
-                <w:bottom w:val="none" w:sz="0" w:space="0" w:color="000000"/>
-                <w:top w:val="none" w:sz="0" w:space="0" w:color="000000"/>
-                <w:left w:val="none" w:sz="0" w:space="0" w:color="000000"/>
-                <w:right w:val="none" w:sz="0" w:space="0" w:color="000000"/>
-              </w:pBdr>
-              <w:spacing w:after="40" w:before="40" w:line="240"/>
-              <w:ind w:left="80" w:right="80" w:firstLine="0" w:firstLineChars="0"/>
-              <w:rPr>
-                <w:rFonts w:ascii="Roboto Condensed" w:hAnsi="Helvetica" w:eastAsia="Helvetica" w:cs="Roboto Condensed"/>
-                <w:i w:val="false"/>
-                <w:b w:val="false"/>
-                <w:u w:val="none"/>
-                <w:strike w:val="false"/>
-                <w:sz w:val="24"/>
-                <w:szCs w:val="24"/>
-                <w:color w:val="000000"/>
-              </w:rPr>
-            </w:pPr>
-            <w:r>
-              <w:rPr>
-                <w:rFonts w:ascii="Roboto Condensed" w:hAnsi="Helvetica" w:eastAsia="Helvetica" w:cs="Roboto Condensed"/>
-                <w:i w:val="false"/>
-                <w:b w:val="false"/>
-                <w:u w:val="none"/>
-                <w:strike w:val="false"/>
+              <w:pStyle w:val="Normal"/>
+              <w:jc w:val="right"/>
+              <w:pBdr>
+                <w:bottom w:val="none" w:sz="0" w:space="0" w:color="000000"/>
+                <w:top w:val="none" w:sz="0" w:space="0" w:color="000000"/>
+                <w:left w:val="none" w:sz="0" w:space="0" w:color="000000"/>
+                <w:right w:val="none" w:sz="0" w:space="0" w:color="000000"/>
+              </w:pBdr>
+              <w:spacing w:after="40" w:before="40" w:line="240"/>
+              <w:ind w:left="80" w:right="80" w:firstLine="0" w:firstLineChars="0"/>
+              <w:rPr>
+                <w:rFonts w:ascii="Roboto Condensed" w:hAnsi="Helvetica" w:eastAsia="Helvetica" w:cs="Roboto Condensed"/>
+                <w:i w:val="false"/>
+                <w:b w:val="false"/>
+                <w:u w:val="none"/>
+                <w:sz w:val="24"/>
+                <w:szCs w:val="24"/>
+                <w:color w:val="000000"/>
+              </w:rPr>
+            </w:pPr>
+            <w:r>
+              <w:rPr>
+                <w:rFonts w:ascii="Roboto Condensed" w:hAnsi="Helvetica" w:eastAsia="Helvetica" w:cs="Roboto Condensed"/>
+                <w:i w:val="false"/>
+                <w:b w:val="false"/>
+                <w:u w:val="none"/>
                 <w:sz w:val="24"/>
                 <w:szCs w:val="24"/>
                 <w:color w:val="000000"/>
@@ -2874,33 +2827,32 @@
           </w:tcPr>
           <w:p>
             <w:pPr>
-              <w:jc w:val="right"/>
-              <w:pBdr>
-                <w:bottom w:val="none" w:sz="0" w:space="0" w:color="000000"/>
-                <w:top w:val="none" w:sz="0" w:space="0" w:color="000000"/>
-                <w:left w:val="none" w:sz="0" w:space="0" w:color="000000"/>
-                <w:right w:val="none" w:sz="0" w:space="0" w:color="000000"/>
-              </w:pBdr>
-              <w:spacing w:after="40" w:before="40" w:line="240"/>
-              <w:ind w:left="80" w:right="80" w:firstLine="0" w:firstLineChars="0"/>
-              <w:rPr>
-                <w:rFonts w:ascii="Roboto Condensed" w:hAnsi="Helvetica" w:eastAsia="Helvetica" w:cs="Roboto Condensed"/>
-                <w:i w:val="false"/>
-                <w:b w:val="false"/>
-                <w:u w:val="none"/>
-                <w:strike w:val="false"/>
-                <w:sz w:val="24"/>
-                <w:szCs w:val="24"/>
-                <w:color w:val="000000"/>
-              </w:rPr>
-            </w:pPr>
-            <w:r>
-              <w:rPr>
-                <w:rFonts w:ascii="Roboto Condensed" w:hAnsi="Helvetica" w:eastAsia="Helvetica" w:cs="Roboto Condensed"/>
-                <w:i w:val="false"/>
-                <w:b w:val="false"/>
-                <w:u w:val="none"/>
-                <w:strike w:val="false"/>
+              <w:pStyle w:val="Normal"/>
+              <w:jc w:val="right"/>
+              <w:pBdr>
+                <w:bottom w:val="none" w:sz="0" w:space="0" w:color="000000"/>
+                <w:top w:val="none" w:sz="0" w:space="0" w:color="000000"/>
+                <w:left w:val="none" w:sz="0" w:space="0" w:color="000000"/>
+                <w:right w:val="none" w:sz="0" w:space="0" w:color="000000"/>
+              </w:pBdr>
+              <w:spacing w:after="40" w:before="40" w:line="240"/>
+              <w:ind w:left="80" w:right="80" w:firstLine="0" w:firstLineChars="0"/>
+              <w:rPr>
+                <w:rFonts w:ascii="Roboto Condensed" w:hAnsi="Helvetica" w:eastAsia="Helvetica" w:cs="Roboto Condensed"/>
+                <w:i w:val="false"/>
+                <w:b w:val="false"/>
+                <w:u w:val="none"/>
+                <w:sz w:val="24"/>
+                <w:szCs w:val="24"/>
+                <w:color w:val="000000"/>
+              </w:rPr>
+            </w:pPr>
+            <w:r>
+              <w:rPr>
+                <w:rFonts w:ascii="Roboto Condensed" w:hAnsi="Helvetica" w:eastAsia="Helvetica" w:cs="Roboto Condensed"/>
+                <w:i w:val="false"/>
+                <w:b w:val="false"/>
+                <w:u w:val="none"/>
                 <w:sz w:val="24"/>
                 <w:szCs w:val="24"/>
                 <w:color w:val="000000"/>
@@ -2928,33 +2880,32 @@
           </w:tcPr>
           <w:p>
             <w:pPr>
-              <w:jc w:val="right"/>
-              <w:pBdr>
-                <w:bottom w:val="none" w:sz="0" w:space="0" w:color="000000"/>
-                <w:top w:val="none" w:sz="0" w:space="0" w:color="000000"/>
-                <w:left w:val="none" w:sz="0" w:space="0" w:color="000000"/>
-                <w:right w:val="none" w:sz="0" w:space="0" w:color="000000"/>
-              </w:pBdr>
-              <w:spacing w:after="40" w:before="40" w:line="240"/>
-              <w:ind w:left="80" w:right="80" w:firstLine="0" w:firstLineChars="0"/>
-              <w:rPr>
-                <w:rFonts w:ascii="Roboto Condensed" w:hAnsi="Helvetica" w:eastAsia="Helvetica" w:cs="Roboto Condensed"/>
-                <w:i w:val="false"/>
-                <w:b w:val="false"/>
-                <w:u w:val="none"/>
-                <w:strike w:val="false"/>
-                <w:sz w:val="24"/>
-                <w:szCs w:val="24"/>
-                <w:color w:val="000000"/>
-              </w:rPr>
-            </w:pPr>
-            <w:r>
-              <w:rPr>
-                <w:rFonts w:ascii="Roboto Condensed" w:hAnsi="Helvetica" w:eastAsia="Helvetica" w:cs="Roboto Condensed"/>
-                <w:i w:val="false"/>
-                <w:b w:val="false"/>
-                <w:u w:val="none"/>
-                <w:strike w:val="false"/>
+              <w:pStyle w:val="Normal"/>
+              <w:jc w:val="right"/>
+              <w:pBdr>
+                <w:bottom w:val="none" w:sz="0" w:space="0" w:color="000000"/>
+                <w:top w:val="none" w:sz="0" w:space="0" w:color="000000"/>
+                <w:left w:val="none" w:sz="0" w:space="0" w:color="000000"/>
+                <w:right w:val="none" w:sz="0" w:space="0" w:color="000000"/>
+              </w:pBdr>
+              <w:spacing w:after="40" w:before="40" w:line="240"/>
+              <w:ind w:left="80" w:right="80" w:firstLine="0" w:firstLineChars="0"/>
+              <w:rPr>
+                <w:rFonts w:ascii="Roboto Condensed" w:hAnsi="Helvetica" w:eastAsia="Helvetica" w:cs="Roboto Condensed"/>
+                <w:i w:val="false"/>
+                <w:b w:val="false"/>
+                <w:u w:val="none"/>
+                <w:sz w:val="24"/>
+                <w:szCs w:val="24"/>
+                <w:color w:val="000000"/>
+              </w:rPr>
+            </w:pPr>
+            <w:r>
+              <w:rPr>
+                <w:rFonts w:ascii="Roboto Condensed" w:hAnsi="Helvetica" w:eastAsia="Helvetica" w:cs="Roboto Condensed"/>
+                <w:i w:val="false"/>
+                <w:b w:val="false"/>
+                <w:u w:val="none"/>
                 <w:sz w:val="24"/>
                 <w:szCs w:val="24"/>
                 <w:color w:val="000000"/>
@@ -2989,6 +2940,7 @@
           </w:tcPr>
           <w:p>
             <w:pPr>
+              <w:pStyle w:val="Normal"/>
               <w:jc w:val="left"/>
               <w:pBdr>
                 <w:bottom w:val="none" w:sz="0" w:space="0" w:color="000000"/>
@@ -3003,7 +2955,6 @@
                 <w:i w:val="false"/>
                 <w:b w:val="false"/>
                 <w:u w:val="none"/>
-                <w:strike w:val="false"/>
                 <w:sz w:val="24"/>
                 <w:szCs w:val="24"/>
                 <w:color w:val="000000"/>
@@ -3031,6 +2982,7 @@
           </w:tcPr>
           <w:p>
             <w:pPr>
+              <w:pStyle w:val="Normal"/>
               <w:jc w:val="left"/>
               <w:pBdr>
                 <w:bottom w:val="none" w:sz="0" w:space="0" w:color="000000"/>
@@ -3045,33 +2997,33 @@
                 <w:i w:val="false"/>
                 <w:b w:val="false"/>
                 <w:u w:val="none"/>
-                <w:strike w:val="false"/>
-                <w:sz w:val="24"/>
-                <w:szCs w:val="24"/>
-                <w:color w:val="000000"/>
-              </w:rPr>
-            </w:pPr>
-          </w:p>
-        </w:tc>
-        <w:tc>
-          <w:tcPr>
-            <w:tcBorders>
-              <w:bottom w:val="single" w:sz="4" w:space="0" w:color="A6A6A6"/>
-              <w:top w:val="single" w:sz="4" w:space="0" w:color="A6A6A6"/>
-              <w:left w:val="single" w:sz="4" w:space="0" w:color="A6A6A6"/>
-              <w:right w:val="single" w:sz="4" w:space="0" w:color="A6A6A6"/>
-            </w:tcBorders>
-            <w:shd w:val="clear" w:color="auto" w:fill="F2F2F2"/>
-            <w:tcMar>
-              <w:top w:w="0" w:type="dxa"/>
-              <w:bottom w:w="0" w:type="dxa"/>
-              <w:left w:w="0" w:type="dxa"/>
-              <w:right w:w="0" w:type="dxa"/>
-            </w:tcMar>
-            <w:vAlign w:val="center"/>
-          </w:tcPr>
-          <w:p>
-            <w:pPr>
+                <w:sz w:val="24"/>
+                <w:szCs w:val="24"/>
+                <w:color w:val="000000"/>
+              </w:rPr>
+            </w:pPr>
+          </w:p>
+        </w:tc>
+        <w:tc>
+          <w:tcPr>
+            <w:tcBorders>
+              <w:bottom w:val="single" w:sz="4" w:space="0" w:color="A6A6A6"/>
+              <w:top w:val="single" w:sz="4" w:space="0" w:color="A6A6A6"/>
+              <w:left w:val="single" w:sz="4" w:space="0" w:color="A6A6A6"/>
+              <w:right w:val="single" w:sz="4" w:space="0" w:color="A6A6A6"/>
+            </w:tcBorders>
+            <w:shd w:val="clear" w:color="auto" w:fill="F2F2F2"/>
+            <w:tcMar>
+              <w:top w:w="0" w:type="dxa"/>
+              <w:bottom w:w="0" w:type="dxa"/>
+              <w:left w:w="0" w:type="dxa"/>
+              <w:right w:w="0" w:type="dxa"/>
+            </w:tcMar>
+            <w:vAlign w:val="center"/>
+          </w:tcPr>
+          <w:p>
+            <w:pPr>
+              <w:pStyle w:val="Normal"/>
               <w:jc w:val="left"/>
               <w:pBdr>
                 <w:bottom w:val="none" w:sz="0" w:space="0" w:color="000000"/>
@@ -3086,19 +3038,17 @@
                 <w:i w:val="false"/>
                 <w:b w:val="false"/>
                 <w:u w:val="none"/>
-                <w:strike w:val="false"/>
-                <w:sz w:val="24"/>
-                <w:szCs w:val="24"/>
-                <w:color w:val="000000"/>
-              </w:rPr>
-            </w:pPr>
-            <w:r>
-              <w:rPr>
-                <w:rFonts w:ascii="Roboto Condensed" w:hAnsi="Helvetica" w:eastAsia="Helvetica" w:cs="Roboto Condensed"/>
-                <w:i w:val="false"/>
-                <w:b w:val="false"/>
-                <w:u w:val="none"/>
-                <w:strike w:val="false"/>
+                <w:sz w:val="24"/>
+                <w:szCs w:val="24"/>
+                <w:color w:val="000000"/>
+              </w:rPr>
+            </w:pPr>
+            <w:r>
+              <w:rPr>
+                <w:rFonts w:ascii="Roboto Condensed" w:hAnsi="Helvetica" w:eastAsia="Helvetica" w:cs="Roboto Condensed"/>
+                <w:i w:val="false"/>
+                <w:b w:val="false"/>
+                <w:u w:val="none"/>
                 <w:sz w:val="24"/>
                 <w:szCs w:val="24"/>
                 <w:color w:val="000000"/>
@@ -3126,33 +3076,32 @@
           </w:tcPr>
           <w:p>
             <w:pPr>
-              <w:jc w:val="right"/>
-              <w:pBdr>
-                <w:bottom w:val="none" w:sz="0" w:space="0" w:color="000000"/>
-                <w:top w:val="none" w:sz="0" w:space="0" w:color="000000"/>
-                <w:left w:val="none" w:sz="0" w:space="0" w:color="000000"/>
-                <w:right w:val="none" w:sz="0" w:space="0" w:color="000000"/>
-              </w:pBdr>
-              <w:spacing w:after="40" w:before="40" w:line="240"/>
-              <w:ind w:left="80" w:right="80" w:firstLine="0" w:firstLineChars="0"/>
-              <w:rPr>
-                <w:rFonts w:ascii="Roboto Condensed" w:hAnsi="Helvetica" w:eastAsia="Helvetica" w:cs="Roboto Condensed"/>
-                <w:i w:val="false"/>
-                <w:b w:val="false"/>
-                <w:u w:val="none"/>
-                <w:strike w:val="false"/>
-                <w:sz w:val="24"/>
-                <w:szCs w:val="24"/>
-                <w:color w:val="000000"/>
-              </w:rPr>
-            </w:pPr>
-            <w:r>
-              <w:rPr>
-                <w:rFonts w:ascii="Roboto Condensed" w:hAnsi="Helvetica" w:eastAsia="Helvetica" w:cs="Roboto Condensed"/>
-                <w:i w:val="false"/>
-                <w:b w:val="false"/>
-                <w:u w:val="none"/>
-                <w:strike w:val="false"/>
+              <w:pStyle w:val="Normal"/>
+              <w:jc w:val="right"/>
+              <w:pBdr>
+                <w:bottom w:val="none" w:sz="0" w:space="0" w:color="000000"/>
+                <w:top w:val="none" w:sz="0" w:space="0" w:color="000000"/>
+                <w:left w:val="none" w:sz="0" w:space="0" w:color="000000"/>
+                <w:right w:val="none" w:sz="0" w:space="0" w:color="000000"/>
+              </w:pBdr>
+              <w:spacing w:after="40" w:before="40" w:line="240"/>
+              <w:ind w:left="80" w:right="80" w:firstLine="0" w:firstLineChars="0"/>
+              <w:rPr>
+                <w:rFonts w:ascii="Roboto Condensed" w:hAnsi="Helvetica" w:eastAsia="Helvetica" w:cs="Roboto Condensed"/>
+                <w:i w:val="false"/>
+                <w:b w:val="false"/>
+                <w:u w:val="none"/>
+                <w:sz w:val="24"/>
+                <w:szCs w:val="24"/>
+                <w:color w:val="000000"/>
+              </w:rPr>
+            </w:pPr>
+            <w:r>
+              <w:rPr>
+                <w:rFonts w:ascii="Roboto Condensed" w:hAnsi="Helvetica" w:eastAsia="Helvetica" w:cs="Roboto Condensed"/>
+                <w:i w:val="false"/>
+                <w:b w:val="false"/>
+                <w:u w:val="none"/>
                 <w:sz w:val="24"/>
                 <w:szCs w:val="24"/>
                 <w:color w:val="000000"/>
@@ -3180,33 +3129,32 @@
           </w:tcPr>
           <w:p>
             <w:pPr>
-              <w:jc w:val="right"/>
-              <w:pBdr>
-                <w:bottom w:val="none" w:sz="0" w:space="0" w:color="000000"/>
-                <w:top w:val="none" w:sz="0" w:space="0" w:color="000000"/>
-                <w:left w:val="none" w:sz="0" w:space="0" w:color="000000"/>
-                <w:right w:val="none" w:sz="0" w:space="0" w:color="000000"/>
-              </w:pBdr>
-              <w:spacing w:after="40" w:before="40" w:line="240"/>
-              <w:ind w:left="80" w:right="80" w:firstLine="0" w:firstLineChars="0"/>
-              <w:rPr>
-                <w:rFonts w:ascii="Roboto Condensed" w:hAnsi="Helvetica" w:eastAsia="Helvetica" w:cs="Roboto Condensed"/>
-                <w:i w:val="false"/>
-                <w:b w:val="false"/>
-                <w:u w:val="none"/>
-                <w:strike w:val="false"/>
-                <w:sz w:val="24"/>
-                <w:szCs w:val="24"/>
-                <w:color w:val="000000"/>
-              </w:rPr>
-            </w:pPr>
-            <w:r>
-              <w:rPr>
-                <w:rFonts w:ascii="Roboto Condensed" w:hAnsi="Helvetica" w:eastAsia="Helvetica" w:cs="Roboto Condensed"/>
-                <w:i w:val="false"/>
-                <w:b w:val="false"/>
-                <w:u w:val="none"/>
-                <w:strike w:val="false"/>
+              <w:pStyle w:val="Normal"/>
+              <w:jc w:val="right"/>
+              <w:pBdr>
+                <w:bottom w:val="none" w:sz="0" w:space="0" w:color="000000"/>
+                <w:top w:val="none" w:sz="0" w:space="0" w:color="000000"/>
+                <w:left w:val="none" w:sz="0" w:space="0" w:color="000000"/>
+                <w:right w:val="none" w:sz="0" w:space="0" w:color="000000"/>
+              </w:pBdr>
+              <w:spacing w:after="40" w:before="40" w:line="240"/>
+              <w:ind w:left="80" w:right="80" w:firstLine="0" w:firstLineChars="0"/>
+              <w:rPr>
+                <w:rFonts w:ascii="Roboto Condensed" w:hAnsi="Helvetica" w:eastAsia="Helvetica" w:cs="Roboto Condensed"/>
+                <w:i w:val="false"/>
+                <w:b w:val="false"/>
+                <w:u w:val="none"/>
+                <w:sz w:val="24"/>
+                <w:szCs w:val="24"/>
+                <w:color w:val="000000"/>
+              </w:rPr>
+            </w:pPr>
+            <w:r>
+              <w:rPr>
+                <w:rFonts w:ascii="Roboto Condensed" w:hAnsi="Helvetica" w:eastAsia="Helvetica" w:cs="Roboto Condensed"/>
+                <w:i w:val="false"/>
+                <w:b w:val="false"/>
+                <w:u w:val="none"/>
                 <w:sz w:val="24"/>
                 <w:szCs w:val="24"/>
                 <w:color w:val="000000"/>
@@ -3234,33 +3182,32 @@
           </w:tcPr>
           <w:p>
             <w:pPr>
-              <w:jc w:val="right"/>
-              <w:pBdr>
-                <w:bottom w:val="none" w:sz="0" w:space="0" w:color="000000"/>
-                <w:top w:val="none" w:sz="0" w:space="0" w:color="000000"/>
-                <w:left w:val="none" w:sz="0" w:space="0" w:color="000000"/>
-                <w:right w:val="none" w:sz="0" w:space="0" w:color="000000"/>
-              </w:pBdr>
-              <w:spacing w:after="40" w:before="40" w:line="240"/>
-              <w:ind w:left="80" w:right="80" w:firstLine="0" w:firstLineChars="0"/>
-              <w:rPr>
-                <w:rFonts w:ascii="Roboto Condensed" w:hAnsi="Helvetica" w:eastAsia="Helvetica" w:cs="Roboto Condensed"/>
-                <w:i w:val="false"/>
-                <w:b w:val="false"/>
-                <w:u w:val="none"/>
-                <w:strike w:val="false"/>
-                <w:sz w:val="24"/>
-                <w:szCs w:val="24"/>
-                <w:color w:val="000000"/>
-              </w:rPr>
-            </w:pPr>
-            <w:r>
-              <w:rPr>
-                <w:rFonts w:ascii="Roboto Condensed" w:hAnsi="Helvetica" w:eastAsia="Helvetica" w:cs="Roboto Condensed"/>
-                <w:i w:val="false"/>
-                <w:b w:val="false"/>
-                <w:u w:val="none"/>
-                <w:strike w:val="false"/>
+              <w:pStyle w:val="Normal"/>
+              <w:jc w:val="right"/>
+              <w:pBdr>
+                <w:bottom w:val="none" w:sz="0" w:space="0" w:color="000000"/>
+                <w:top w:val="none" w:sz="0" w:space="0" w:color="000000"/>
+                <w:left w:val="none" w:sz="0" w:space="0" w:color="000000"/>
+                <w:right w:val="none" w:sz="0" w:space="0" w:color="000000"/>
+              </w:pBdr>
+              <w:spacing w:after="40" w:before="40" w:line="240"/>
+              <w:ind w:left="80" w:right="80" w:firstLine="0" w:firstLineChars="0"/>
+              <w:rPr>
+                <w:rFonts w:ascii="Roboto Condensed" w:hAnsi="Helvetica" w:eastAsia="Helvetica" w:cs="Roboto Condensed"/>
+                <w:i w:val="false"/>
+                <w:b w:val="false"/>
+                <w:u w:val="none"/>
+                <w:sz w:val="24"/>
+                <w:szCs w:val="24"/>
+                <w:color w:val="000000"/>
+              </w:rPr>
+            </w:pPr>
+            <w:r>
+              <w:rPr>
+                <w:rFonts w:ascii="Roboto Condensed" w:hAnsi="Helvetica" w:eastAsia="Helvetica" w:cs="Roboto Condensed"/>
+                <w:i w:val="false"/>
+                <w:b w:val="false"/>
+                <w:u w:val="none"/>
                 <w:sz w:val="24"/>
                 <w:szCs w:val="24"/>
                 <w:color w:val="000000"/>
@@ -3288,33 +3235,32 @@
           </w:tcPr>
           <w:p>
             <w:pPr>
-              <w:jc w:val="right"/>
-              <w:pBdr>
-                <w:bottom w:val="none" w:sz="0" w:space="0" w:color="000000"/>
-                <w:top w:val="none" w:sz="0" w:space="0" w:color="000000"/>
-                <w:left w:val="none" w:sz="0" w:space="0" w:color="000000"/>
-                <w:right w:val="none" w:sz="0" w:space="0" w:color="000000"/>
-              </w:pBdr>
-              <w:spacing w:after="40" w:before="40" w:line="240"/>
-              <w:ind w:left="80" w:right="80" w:firstLine="0" w:firstLineChars="0"/>
-              <w:rPr>
-                <w:rFonts w:ascii="Roboto Condensed" w:hAnsi="Helvetica" w:eastAsia="Helvetica" w:cs="Roboto Condensed"/>
-                <w:i w:val="false"/>
-                <w:b w:val="false"/>
-                <w:u w:val="none"/>
-                <w:strike w:val="false"/>
-                <w:sz w:val="24"/>
-                <w:szCs w:val="24"/>
-                <w:color w:val="000000"/>
-              </w:rPr>
-            </w:pPr>
-            <w:r>
-              <w:rPr>
-                <w:rFonts w:ascii="Roboto Condensed" w:hAnsi="Helvetica" w:eastAsia="Helvetica" w:cs="Roboto Condensed"/>
-                <w:i w:val="false"/>
-                <w:b w:val="false"/>
-                <w:u w:val="none"/>
-                <w:strike w:val="false"/>
+              <w:pStyle w:val="Normal"/>
+              <w:jc w:val="right"/>
+              <w:pBdr>
+                <w:bottom w:val="none" w:sz="0" w:space="0" w:color="000000"/>
+                <w:top w:val="none" w:sz="0" w:space="0" w:color="000000"/>
+                <w:left w:val="none" w:sz="0" w:space="0" w:color="000000"/>
+                <w:right w:val="none" w:sz="0" w:space="0" w:color="000000"/>
+              </w:pBdr>
+              <w:spacing w:after="40" w:before="40" w:line="240"/>
+              <w:ind w:left="80" w:right="80" w:firstLine="0" w:firstLineChars="0"/>
+              <w:rPr>
+                <w:rFonts w:ascii="Roboto Condensed" w:hAnsi="Helvetica" w:eastAsia="Helvetica" w:cs="Roboto Condensed"/>
+                <w:i w:val="false"/>
+                <w:b w:val="false"/>
+                <w:u w:val="none"/>
+                <w:sz w:val="24"/>
+                <w:szCs w:val="24"/>
+                <w:color w:val="000000"/>
+              </w:rPr>
+            </w:pPr>
+            <w:r>
+              <w:rPr>
+                <w:rFonts w:ascii="Roboto Condensed" w:hAnsi="Helvetica" w:eastAsia="Helvetica" w:cs="Roboto Condensed"/>
+                <w:i w:val="false"/>
+                <w:b w:val="false"/>
+                <w:u w:val="none"/>
                 <w:sz w:val="24"/>
                 <w:szCs w:val="24"/>
                 <w:color w:val="000000"/>
@@ -3342,33 +3288,32 @@
           </w:tcPr>
           <w:p>
             <w:pPr>
-              <w:jc w:val="right"/>
-              <w:pBdr>
-                <w:bottom w:val="none" w:sz="0" w:space="0" w:color="000000"/>
-                <w:top w:val="none" w:sz="0" w:space="0" w:color="000000"/>
-                <w:left w:val="none" w:sz="0" w:space="0" w:color="000000"/>
-                <w:right w:val="none" w:sz="0" w:space="0" w:color="000000"/>
-              </w:pBdr>
-              <w:spacing w:after="40" w:before="40" w:line="240"/>
-              <w:ind w:left="80" w:right="80" w:firstLine="0" w:firstLineChars="0"/>
-              <w:rPr>
-                <w:rFonts w:ascii="Roboto Condensed" w:hAnsi="Helvetica" w:eastAsia="Helvetica" w:cs="Roboto Condensed"/>
-                <w:i w:val="false"/>
-                <w:b w:val="false"/>
-                <w:u w:val="none"/>
-                <w:strike w:val="false"/>
-                <w:sz w:val="24"/>
-                <w:szCs w:val="24"/>
-                <w:color w:val="000000"/>
-              </w:rPr>
-            </w:pPr>
-            <w:r>
-              <w:rPr>
-                <w:rFonts w:ascii="Roboto Condensed" w:hAnsi="Helvetica" w:eastAsia="Helvetica" w:cs="Roboto Condensed"/>
-                <w:i w:val="false"/>
-                <w:b w:val="false"/>
-                <w:u w:val="none"/>
-                <w:strike w:val="false"/>
+              <w:pStyle w:val="Normal"/>
+              <w:jc w:val="right"/>
+              <w:pBdr>
+                <w:bottom w:val="none" w:sz="0" w:space="0" w:color="000000"/>
+                <w:top w:val="none" w:sz="0" w:space="0" w:color="000000"/>
+                <w:left w:val="none" w:sz="0" w:space="0" w:color="000000"/>
+                <w:right w:val="none" w:sz="0" w:space="0" w:color="000000"/>
+              </w:pBdr>
+              <w:spacing w:after="40" w:before="40" w:line="240"/>
+              <w:ind w:left="80" w:right="80" w:firstLine="0" w:firstLineChars="0"/>
+              <w:rPr>
+                <w:rFonts w:ascii="Roboto Condensed" w:hAnsi="Helvetica" w:eastAsia="Helvetica" w:cs="Roboto Condensed"/>
+                <w:i w:val="false"/>
+                <w:b w:val="false"/>
+                <w:u w:val="none"/>
+                <w:sz w:val="24"/>
+                <w:szCs w:val="24"/>
+                <w:color w:val="000000"/>
+              </w:rPr>
+            </w:pPr>
+            <w:r>
+              <w:rPr>
+                <w:rFonts w:ascii="Roboto Condensed" w:hAnsi="Helvetica" w:eastAsia="Helvetica" w:cs="Roboto Condensed"/>
+                <w:i w:val="false"/>
+                <w:b w:val="false"/>
+                <w:u w:val="none"/>
                 <w:sz w:val="24"/>
                 <w:szCs w:val="24"/>
                 <w:color w:val="000000"/>
@@ -3396,33 +3341,32 @@
           </w:tcPr>
           <w:p>
             <w:pPr>
-              <w:jc w:val="right"/>
-              <w:pBdr>
-                <w:bottom w:val="none" w:sz="0" w:space="0" w:color="000000"/>
-                <w:top w:val="none" w:sz="0" w:space="0" w:color="000000"/>
-                <w:left w:val="none" w:sz="0" w:space="0" w:color="000000"/>
-                <w:right w:val="none" w:sz="0" w:space="0" w:color="000000"/>
-              </w:pBdr>
-              <w:spacing w:after="40" w:before="40" w:line="240"/>
-              <w:ind w:left="80" w:right="80" w:firstLine="0" w:firstLineChars="0"/>
-              <w:rPr>
-                <w:rFonts w:ascii="Roboto Condensed" w:hAnsi="Helvetica" w:eastAsia="Helvetica" w:cs="Roboto Condensed"/>
-                <w:i w:val="false"/>
-                <w:b w:val="false"/>
-                <w:u w:val="none"/>
-                <w:strike w:val="false"/>
-                <w:sz w:val="24"/>
-                <w:szCs w:val="24"/>
-                <w:color w:val="000000"/>
-              </w:rPr>
-            </w:pPr>
-            <w:r>
-              <w:rPr>
-                <w:rFonts w:ascii="Roboto Condensed" w:hAnsi="Helvetica" w:eastAsia="Helvetica" w:cs="Roboto Condensed"/>
-                <w:i w:val="false"/>
-                <w:b w:val="false"/>
-                <w:u w:val="none"/>
-                <w:strike w:val="false"/>
+              <w:pStyle w:val="Normal"/>
+              <w:jc w:val="right"/>
+              <w:pBdr>
+                <w:bottom w:val="none" w:sz="0" w:space="0" w:color="000000"/>
+                <w:top w:val="none" w:sz="0" w:space="0" w:color="000000"/>
+                <w:left w:val="none" w:sz="0" w:space="0" w:color="000000"/>
+                <w:right w:val="none" w:sz="0" w:space="0" w:color="000000"/>
+              </w:pBdr>
+              <w:spacing w:after="40" w:before="40" w:line="240"/>
+              <w:ind w:left="80" w:right="80" w:firstLine="0" w:firstLineChars="0"/>
+              <w:rPr>
+                <w:rFonts w:ascii="Roboto Condensed" w:hAnsi="Helvetica" w:eastAsia="Helvetica" w:cs="Roboto Condensed"/>
+                <w:i w:val="false"/>
+                <w:b w:val="false"/>
+                <w:u w:val="none"/>
+                <w:sz w:val="24"/>
+                <w:szCs w:val="24"/>
+                <w:color w:val="000000"/>
+              </w:rPr>
+            </w:pPr>
+            <w:r>
+              <w:rPr>
+                <w:rFonts w:ascii="Roboto Condensed" w:hAnsi="Helvetica" w:eastAsia="Helvetica" w:cs="Roboto Condensed"/>
+                <w:i w:val="false"/>
+                <w:b w:val="false"/>
+                <w:u w:val="none"/>
                 <w:sz w:val="24"/>
                 <w:szCs w:val="24"/>
                 <w:color w:val="000000"/>
@@ -3457,6 +3401,7 @@
           </w:tcPr>
           <w:p>
             <w:pPr>
+              <w:pStyle w:val="Normal"/>
               <w:jc w:val="left"/>
               <w:pBdr>
                 <w:bottom w:val="none" w:sz="0" w:space="0" w:color="000000"/>
@@ -3471,19 +3416,17 @@
                 <w:i w:val="false"/>
                 <w:b w:val="false"/>
                 <w:u w:val="none"/>
-                <w:strike w:val="false"/>
-                <w:sz w:val="24"/>
-                <w:szCs w:val="24"/>
-                <w:color w:val="000000"/>
-              </w:rPr>
-            </w:pPr>
-            <w:r>
-              <w:rPr>
-                <w:rFonts w:ascii="Roboto Condensed" w:hAnsi="Helvetica" w:eastAsia="Helvetica" w:cs="Roboto Condensed"/>
-                <w:i w:val="false"/>
-                <w:b w:val="false"/>
-                <w:u w:val="none"/>
-                <w:strike w:val="false"/>
+                <w:sz w:val="24"/>
+                <w:szCs w:val="24"/>
+                <w:color w:val="000000"/>
+              </w:rPr>
+            </w:pPr>
+            <w:r>
+              <w:rPr>
+                <w:rFonts w:ascii="Roboto Condensed" w:hAnsi="Helvetica" w:eastAsia="Helvetica" w:cs="Roboto Condensed"/>
+                <w:i w:val="false"/>
+                <w:b w:val="false"/>
+                <w:u w:val="none"/>
                 <w:sz w:val="24"/>
                 <w:szCs w:val="24"/>
                 <w:color w:val="000000"/>
@@ -3512,6 +3455,7 @@
           </w:tcPr>
           <w:p>
             <w:pPr>
+              <w:pStyle w:val="Normal"/>
               <w:jc w:val="left"/>
               <w:pBdr>
                 <w:bottom w:val="none" w:sz="0" w:space="0" w:color="000000"/>
@@ -3526,19 +3470,17 @@
                 <w:i w:val="false"/>
                 <w:b w:val="false"/>
                 <w:u w:val="none"/>
-                <w:strike w:val="false"/>
-                <w:sz w:val="24"/>
-                <w:szCs w:val="24"/>
-                <w:color w:val="000000"/>
-              </w:rPr>
-            </w:pPr>
-            <w:r>
-              <w:rPr>
-                <w:rFonts w:ascii="Roboto Condensed" w:hAnsi="Helvetica" w:eastAsia="Helvetica" w:cs="Roboto Condensed"/>
-                <w:i w:val="false"/>
-                <w:b w:val="false"/>
-                <w:u w:val="none"/>
-                <w:strike w:val="false"/>
+                <w:sz w:val="24"/>
+                <w:szCs w:val="24"/>
+                <w:color w:val="000000"/>
+              </w:rPr>
+            </w:pPr>
+            <w:r>
+              <w:rPr>
+                <w:rFonts w:ascii="Roboto Condensed" w:hAnsi="Helvetica" w:eastAsia="Helvetica" w:cs="Roboto Condensed"/>
+                <w:i w:val="false"/>
+                <w:b w:val="false"/>
+                <w:u w:val="none"/>
                 <w:sz w:val="24"/>
                 <w:szCs w:val="24"/>
                 <w:color w:val="000000"/>
@@ -3566,6 +3508,7 @@
           </w:tcPr>
           <w:p>
             <w:pPr>
+              <w:pStyle w:val="Normal"/>
               <w:jc w:val="left"/>
               <w:pBdr>
                 <w:bottom w:val="none" w:sz="0" w:space="0" w:color="000000"/>
@@ -3580,19 +3523,17 @@
                 <w:i w:val="false"/>
                 <w:b w:val="false"/>
                 <w:u w:val="none"/>
-                <w:strike w:val="false"/>
-                <w:sz w:val="24"/>
-                <w:szCs w:val="24"/>
-                <w:color w:val="000000"/>
-              </w:rPr>
-            </w:pPr>
-            <w:r>
-              <w:rPr>
-                <w:rFonts w:ascii="Roboto Condensed" w:hAnsi="Helvetica" w:eastAsia="Helvetica" w:cs="Roboto Condensed"/>
-                <w:i w:val="false"/>
-                <w:b w:val="false"/>
-                <w:u w:val="none"/>
-                <w:strike w:val="false"/>
+                <w:sz w:val="24"/>
+                <w:szCs w:val="24"/>
+                <w:color w:val="000000"/>
+              </w:rPr>
+            </w:pPr>
+            <w:r>
+              <w:rPr>
+                <w:rFonts w:ascii="Roboto Condensed" w:hAnsi="Helvetica" w:eastAsia="Helvetica" w:cs="Roboto Condensed"/>
+                <w:i w:val="false"/>
+                <w:b w:val="false"/>
+                <w:u w:val="none"/>
                 <w:sz w:val="24"/>
                 <w:szCs w:val="24"/>
                 <w:color w:val="000000"/>
@@ -3620,33 +3561,32 @@
           </w:tcPr>
           <w:p>
             <w:pPr>
-              <w:jc w:val="right"/>
-              <w:pBdr>
-                <w:bottom w:val="none" w:sz="0" w:space="0" w:color="000000"/>
-                <w:top w:val="none" w:sz="0" w:space="0" w:color="000000"/>
-                <w:left w:val="none" w:sz="0" w:space="0" w:color="000000"/>
-                <w:right w:val="none" w:sz="0" w:space="0" w:color="000000"/>
-              </w:pBdr>
-              <w:spacing w:after="40" w:before="40" w:line="240"/>
-              <w:ind w:left="80" w:right="80" w:firstLine="0" w:firstLineChars="0"/>
-              <w:rPr>
-                <w:rFonts w:ascii="Roboto Condensed" w:hAnsi="Helvetica" w:eastAsia="Helvetica" w:cs="Roboto Condensed"/>
-                <w:i w:val="false"/>
-                <w:b w:val="false"/>
-                <w:u w:val="none"/>
-                <w:strike w:val="false"/>
-                <w:sz w:val="24"/>
-                <w:szCs w:val="24"/>
-                <w:color w:val="000000"/>
-              </w:rPr>
-            </w:pPr>
-            <w:r>
-              <w:rPr>
-                <w:rFonts w:ascii="Roboto Condensed" w:hAnsi="Helvetica" w:eastAsia="Helvetica" w:cs="Roboto Condensed"/>
-                <w:i w:val="false"/>
-                <w:b w:val="false"/>
-                <w:u w:val="none"/>
-                <w:strike w:val="false"/>
+              <w:pStyle w:val="Normal"/>
+              <w:jc w:val="right"/>
+              <w:pBdr>
+                <w:bottom w:val="none" w:sz="0" w:space="0" w:color="000000"/>
+                <w:top w:val="none" w:sz="0" w:space="0" w:color="000000"/>
+                <w:left w:val="none" w:sz="0" w:space="0" w:color="000000"/>
+                <w:right w:val="none" w:sz="0" w:space="0" w:color="000000"/>
+              </w:pBdr>
+              <w:spacing w:after="40" w:before="40" w:line="240"/>
+              <w:ind w:left="80" w:right="80" w:firstLine="0" w:firstLineChars="0"/>
+              <w:rPr>
+                <w:rFonts w:ascii="Roboto Condensed" w:hAnsi="Helvetica" w:eastAsia="Helvetica" w:cs="Roboto Condensed"/>
+                <w:i w:val="false"/>
+                <w:b w:val="false"/>
+                <w:u w:val="none"/>
+                <w:sz w:val="24"/>
+                <w:szCs w:val="24"/>
+                <w:color w:val="000000"/>
+              </w:rPr>
+            </w:pPr>
+            <w:r>
+              <w:rPr>
+                <w:rFonts w:ascii="Roboto Condensed" w:hAnsi="Helvetica" w:eastAsia="Helvetica" w:cs="Roboto Condensed"/>
+                <w:i w:val="false"/>
+                <w:b w:val="false"/>
+                <w:u w:val="none"/>
                 <w:sz w:val="24"/>
                 <w:szCs w:val="24"/>
                 <w:color w:val="000000"/>
@@ -3674,33 +3614,32 @@
           </w:tcPr>
           <w:p>
             <w:pPr>
-              <w:jc w:val="right"/>
-              <w:pBdr>
-                <w:bottom w:val="none" w:sz="0" w:space="0" w:color="000000"/>
-                <w:top w:val="none" w:sz="0" w:space="0" w:color="000000"/>
-                <w:left w:val="none" w:sz="0" w:space="0" w:color="000000"/>
-                <w:right w:val="none" w:sz="0" w:space="0" w:color="000000"/>
-              </w:pBdr>
-              <w:spacing w:after="40" w:before="40" w:line="240"/>
-              <w:ind w:left="80" w:right="80" w:firstLine="0" w:firstLineChars="0"/>
-              <w:rPr>
-                <w:rFonts w:ascii="Roboto Condensed" w:hAnsi="Helvetica" w:eastAsia="Helvetica" w:cs="Roboto Condensed"/>
-                <w:i w:val="false"/>
-                <w:b w:val="false"/>
-                <w:u w:val="none"/>
-                <w:strike w:val="false"/>
-                <w:sz w:val="24"/>
-                <w:szCs w:val="24"/>
-                <w:color w:val="000000"/>
-              </w:rPr>
-            </w:pPr>
-            <w:r>
-              <w:rPr>
-                <w:rFonts w:ascii="Roboto Condensed" w:hAnsi="Helvetica" w:eastAsia="Helvetica" w:cs="Roboto Condensed"/>
-                <w:i w:val="false"/>
-                <w:b w:val="false"/>
-                <w:u w:val="none"/>
-                <w:strike w:val="false"/>
+              <w:pStyle w:val="Normal"/>
+              <w:jc w:val="right"/>
+              <w:pBdr>
+                <w:bottom w:val="none" w:sz="0" w:space="0" w:color="000000"/>
+                <w:top w:val="none" w:sz="0" w:space="0" w:color="000000"/>
+                <w:left w:val="none" w:sz="0" w:space="0" w:color="000000"/>
+                <w:right w:val="none" w:sz="0" w:space="0" w:color="000000"/>
+              </w:pBdr>
+              <w:spacing w:after="40" w:before="40" w:line="240"/>
+              <w:ind w:left="80" w:right="80" w:firstLine="0" w:firstLineChars="0"/>
+              <w:rPr>
+                <w:rFonts w:ascii="Roboto Condensed" w:hAnsi="Helvetica" w:eastAsia="Helvetica" w:cs="Roboto Condensed"/>
+                <w:i w:val="false"/>
+                <w:b w:val="false"/>
+                <w:u w:val="none"/>
+                <w:sz w:val="24"/>
+                <w:szCs w:val="24"/>
+                <w:color w:val="000000"/>
+              </w:rPr>
+            </w:pPr>
+            <w:r>
+              <w:rPr>
+                <w:rFonts w:ascii="Roboto Condensed" w:hAnsi="Helvetica" w:eastAsia="Helvetica" w:cs="Roboto Condensed"/>
+                <w:i w:val="false"/>
+                <w:b w:val="false"/>
+                <w:u w:val="none"/>
                 <w:sz w:val="24"/>
                 <w:szCs w:val="24"/>
                 <w:color w:val="000000"/>
@@ -3728,33 +3667,32 @@
           </w:tcPr>
           <w:p>
             <w:pPr>
-              <w:jc w:val="right"/>
-              <w:pBdr>
-                <w:bottom w:val="none" w:sz="0" w:space="0" w:color="000000"/>
-                <w:top w:val="none" w:sz="0" w:space="0" w:color="000000"/>
-                <w:left w:val="none" w:sz="0" w:space="0" w:color="000000"/>
-                <w:right w:val="none" w:sz="0" w:space="0" w:color="000000"/>
-              </w:pBdr>
-              <w:spacing w:after="40" w:before="40" w:line="240"/>
-              <w:ind w:left="80" w:right="80" w:firstLine="0" w:firstLineChars="0"/>
-              <w:rPr>
-                <w:rFonts w:ascii="Roboto Condensed" w:hAnsi="Helvetica" w:eastAsia="Helvetica" w:cs="Roboto Condensed"/>
-                <w:i w:val="false"/>
-                <w:b w:val="false"/>
-                <w:u w:val="none"/>
-                <w:strike w:val="false"/>
-                <w:sz w:val="24"/>
-                <w:szCs w:val="24"/>
-                <w:color w:val="000000"/>
-              </w:rPr>
-            </w:pPr>
-            <w:r>
-              <w:rPr>
-                <w:rFonts w:ascii="Roboto Condensed" w:hAnsi="Helvetica" w:eastAsia="Helvetica" w:cs="Roboto Condensed"/>
-                <w:i w:val="false"/>
-                <w:b w:val="false"/>
-                <w:u w:val="none"/>
-                <w:strike w:val="false"/>
+              <w:pStyle w:val="Normal"/>
+              <w:jc w:val="right"/>
+              <w:pBdr>
+                <w:bottom w:val="none" w:sz="0" w:space="0" w:color="000000"/>
+                <w:top w:val="none" w:sz="0" w:space="0" w:color="000000"/>
+                <w:left w:val="none" w:sz="0" w:space="0" w:color="000000"/>
+                <w:right w:val="none" w:sz="0" w:space="0" w:color="000000"/>
+              </w:pBdr>
+              <w:spacing w:after="40" w:before="40" w:line="240"/>
+              <w:ind w:left="80" w:right="80" w:firstLine="0" w:firstLineChars="0"/>
+              <w:rPr>
+                <w:rFonts w:ascii="Roboto Condensed" w:hAnsi="Helvetica" w:eastAsia="Helvetica" w:cs="Roboto Condensed"/>
+                <w:i w:val="false"/>
+                <w:b w:val="false"/>
+                <w:u w:val="none"/>
+                <w:sz w:val="24"/>
+                <w:szCs w:val="24"/>
+                <w:color w:val="000000"/>
+              </w:rPr>
+            </w:pPr>
+            <w:r>
+              <w:rPr>
+                <w:rFonts w:ascii="Roboto Condensed" w:hAnsi="Helvetica" w:eastAsia="Helvetica" w:cs="Roboto Condensed"/>
+                <w:i w:val="false"/>
+                <w:b w:val="false"/>
+                <w:u w:val="none"/>
                 <w:sz w:val="24"/>
                 <w:szCs w:val="24"/>
                 <w:color w:val="000000"/>
@@ -3782,33 +3720,32 @@
           </w:tcPr>
           <w:p>
             <w:pPr>
-              <w:jc w:val="right"/>
-              <w:pBdr>
-                <w:bottom w:val="none" w:sz="0" w:space="0" w:color="000000"/>
-                <w:top w:val="none" w:sz="0" w:space="0" w:color="000000"/>
-                <w:left w:val="none" w:sz="0" w:space="0" w:color="000000"/>
-                <w:right w:val="none" w:sz="0" w:space="0" w:color="000000"/>
-              </w:pBdr>
-              <w:spacing w:after="40" w:before="40" w:line="240"/>
-              <w:ind w:left="80" w:right="80" w:firstLine="0" w:firstLineChars="0"/>
-              <w:rPr>
-                <w:rFonts w:ascii="Roboto Condensed" w:hAnsi="Helvetica" w:eastAsia="Helvetica" w:cs="Roboto Condensed"/>
-                <w:i w:val="false"/>
-                <w:b w:val="false"/>
-                <w:u w:val="none"/>
-                <w:strike w:val="false"/>
-                <w:sz w:val="24"/>
-                <w:szCs w:val="24"/>
-                <w:color w:val="000000"/>
-              </w:rPr>
-            </w:pPr>
-            <w:r>
-              <w:rPr>
-                <w:rFonts w:ascii="Roboto Condensed" w:hAnsi="Helvetica" w:eastAsia="Helvetica" w:cs="Roboto Condensed"/>
-                <w:i w:val="false"/>
-                <w:b w:val="false"/>
-                <w:u w:val="none"/>
-                <w:strike w:val="false"/>
+              <w:pStyle w:val="Normal"/>
+              <w:jc w:val="right"/>
+              <w:pBdr>
+                <w:bottom w:val="none" w:sz="0" w:space="0" w:color="000000"/>
+                <w:top w:val="none" w:sz="0" w:space="0" w:color="000000"/>
+                <w:left w:val="none" w:sz="0" w:space="0" w:color="000000"/>
+                <w:right w:val="none" w:sz="0" w:space="0" w:color="000000"/>
+              </w:pBdr>
+              <w:spacing w:after="40" w:before="40" w:line="240"/>
+              <w:ind w:left="80" w:right="80" w:firstLine="0" w:firstLineChars="0"/>
+              <w:rPr>
+                <w:rFonts w:ascii="Roboto Condensed" w:hAnsi="Helvetica" w:eastAsia="Helvetica" w:cs="Roboto Condensed"/>
+                <w:i w:val="false"/>
+                <w:b w:val="false"/>
+                <w:u w:val="none"/>
+                <w:sz w:val="24"/>
+                <w:szCs w:val="24"/>
+                <w:color w:val="000000"/>
+              </w:rPr>
+            </w:pPr>
+            <w:r>
+              <w:rPr>
+                <w:rFonts w:ascii="Roboto Condensed" w:hAnsi="Helvetica" w:eastAsia="Helvetica" w:cs="Roboto Condensed"/>
+                <w:i w:val="false"/>
+                <w:b w:val="false"/>
+                <w:u w:val="none"/>
                 <w:sz w:val="24"/>
                 <w:szCs w:val="24"/>
                 <w:color w:val="000000"/>
@@ -3836,33 +3773,32 @@
           </w:tcPr>
           <w:p>
             <w:pPr>
-              <w:jc w:val="right"/>
-              <w:pBdr>
-                <w:bottom w:val="none" w:sz="0" w:space="0" w:color="000000"/>
-                <w:top w:val="none" w:sz="0" w:space="0" w:color="000000"/>
-                <w:left w:val="none" w:sz="0" w:space="0" w:color="000000"/>
-                <w:right w:val="none" w:sz="0" w:space="0" w:color="000000"/>
-              </w:pBdr>
-              <w:spacing w:after="40" w:before="40" w:line="240"/>
-              <w:ind w:left="80" w:right="80" w:firstLine="0" w:firstLineChars="0"/>
-              <w:rPr>
-                <w:rFonts w:ascii="Roboto Condensed" w:hAnsi="Helvetica" w:eastAsia="Helvetica" w:cs="Roboto Condensed"/>
-                <w:i w:val="false"/>
-                <w:b w:val="false"/>
-                <w:u w:val="none"/>
-                <w:strike w:val="false"/>
-                <w:sz w:val="24"/>
-                <w:szCs w:val="24"/>
-                <w:color w:val="000000"/>
-              </w:rPr>
-            </w:pPr>
-            <w:r>
-              <w:rPr>
-                <w:rFonts w:ascii="Roboto Condensed" w:hAnsi="Helvetica" w:eastAsia="Helvetica" w:cs="Roboto Condensed"/>
-                <w:i w:val="false"/>
-                <w:b w:val="false"/>
-                <w:u w:val="none"/>
-                <w:strike w:val="false"/>
+              <w:pStyle w:val="Normal"/>
+              <w:jc w:val="right"/>
+              <w:pBdr>
+                <w:bottom w:val="none" w:sz="0" w:space="0" w:color="000000"/>
+                <w:top w:val="none" w:sz="0" w:space="0" w:color="000000"/>
+                <w:left w:val="none" w:sz="0" w:space="0" w:color="000000"/>
+                <w:right w:val="none" w:sz="0" w:space="0" w:color="000000"/>
+              </w:pBdr>
+              <w:spacing w:after="40" w:before="40" w:line="240"/>
+              <w:ind w:left="80" w:right="80" w:firstLine="0" w:firstLineChars="0"/>
+              <w:rPr>
+                <w:rFonts w:ascii="Roboto Condensed" w:hAnsi="Helvetica" w:eastAsia="Helvetica" w:cs="Roboto Condensed"/>
+                <w:i w:val="false"/>
+                <w:b w:val="false"/>
+                <w:u w:val="none"/>
+                <w:sz w:val="24"/>
+                <w:szCs w:val="24"/>
+                <w:color w:val="000000"/>
+              </w:rPr>
+            </w:pPr>
+            <w:r>
+              <w:rPr>
+                <w:rFonts w:ascii="Roboto Condensed" w:hAnsi="Helvetica" w:eastAsia="Helvetica" w:cs="Roboto Condensed"/>
+                <w:i w:val="false"/>
+                <w:b w:val="false"/>
+                <w:u w:val="none"/>
                 <w:sz w:val="24"/>
                 <w:szCs w:val="24"/>
                 <w:color w:val="000000"/>
@@ -3890,33 +3826,32 @@
           </w:tcPr>
           <w:p>
             <w:pPr>
-              <w:jc w:val="right"/>
-              <w:pBdr>
-                <w:bottom w:val="none" w:sz="0" w:space="0" w:color="000000"/>
-                <w:top w:val="none" w:sz="0" w:space="0" w:color="000000"/>
-                <w:left w:val="none" w:sz="0" w:space="0" w:color="000000"/>
-                <w:right w:val="none" w:sz="0" w:space="0" w:color="000000"/>
-              </w:pBdr>
-              <w:spacing w:after="40" w:before="40" w:line="240"/>
-              <w:ind w:left="80" w:right="80" w:firstLine="0" w:firstLineChars="0"/>
-              <w:rPr>
-                <w:rFonts w:ascii="Roboto Condensed" w:hAnsi="Helvetica" w:eastAsia="Helvetica" w:cs="Roboto Condensed"/>
-                <w:i w:val="false"/>
-                <w:b w:val="false"/>
-                <w:u w:val="none"/>
-                <w:strike w:val="false"/>
-                <w:sz w:val="24"/>
-                <w:szCs w:val="24"/>
-                <w:color w:val="000000"/>
-              </w:rPr>
-            </w:pPr>
-            <w:r>
-              <w:rPr>
-                <w:rFonts w:ascii="Roboto Condensed" w:hAnsi="Helvetica" w:eastAsia="Helvetica" w:cs="Roboto Condensed"/>
-                <w:i w:val="false"/>
-                <w:b w:val="false"/>
-                <w:u w:val="none"/>
-                <w:strike w:val="false"/>
+              <w:pStyle w:val="Normal"/>
+              <w:jc w:val="right"/>
+              <w:pBdr>
+                <w:bottom w:val="none" w:sz="0" w:space="0" w:color="000000"/>
+                <w:top w:val="none" w:sz="0" w:space="0" w:color="000000"/>
+                <w:left w:val="none" w:sz="0" w:space="0" w:color="000000"/>
+                <w:right w:val="none" w:sz="0" w:space="0" w:color="000000"/>
+              </w:pBdr>
+              <w:spacing w:after="40" w:before="40" w:line="240"/>
+              <w:ind w:left="80" w:right="80" w:firstLine="0" w:firstLineChars="0"/>
+              <w:rPr>
+                <w:rFonts w:ascii="Roboto Condensed" w:hAnsi="Helvetica" w:eastAsia="Helvetica" w:cs="Roboto Condensed"/>
+                <w:i w:val="false"/>
+                <w:b w:val="false"/>
+                <w:u w:val="none"/>
+                <w:sz w:val="24"/>
+                <w:szCs w:val="24"/>
+                <w:color w:val="000000"/>
+              </w:rPr>
+            </w:pPr>
+            <w:r>
+              <w:rPr>
+                <w:rFonts w:ascii="Roboto Condensed" w:hAnsi="Helvetica" w:eastAsia="Helvetica" w:cs="Roboto Condensed"/>
+                <w:i w:val="false"/>
+                <w:b w:val="false"/>
+                <w:u w:val="none"/>
                 <w:sz w:val="24"/>
                 <w:szCs w:val="24"/>
                 <w:color w:val="000000"/>
@@ -3951,6 +3886,7 @@
           </w:tcPr>
           <w:p>
             <w:pPr>
+              <w:pStyle w:val="Normal"/>
               <w:jc w:val="left"/>
               <w:pBdr>
                 <w:bottom w:val="none" w:sz="0" w:space="0" w:color="000000"/>
@@ -3965,7 +3901,6 @@
                 <w:i w:val="false"/>
                 <w:b w:val="false"/>
                 <w:u w:val="none"/>
-                <w:strike w:val="false"/>
                 <w:sz w:val="24"/>
                 <w:szCs w:val="24"/>
                 <w:color w:val="000000"/>
@@ -3993,6 +3928,7 @@
           </w:tcPr>
           <w:p>
             <w:pPr>
+              <w:pStyle w:val="Normal"/>
               <w:jc w:val="left"/>
               <w:pBdr>
                 <w:bottom w:val="none" w:sz="0" w:space="0" w:color="000000"/>
@@ -4007,33 +3943,33 @@
                 <w:i w:val="false"/>
                 <w:b w:val="false"/>
                 <w:u w:val="none"/>
-                <w:strike w:val="false"/>
-                <w:sz w:val="24"/>
-                <w:szCs w:val="24"/>
-                <w:color w:val="000000"/>
-              </w:rPr>
-            </w:pPr>
-          </w:p>
-        </w:tc>
-        <w:tc>
-          <w:tcPr>
-            <w:tcBorders>
-              <w:bottom w:val="single" w:sz="4" w:space="0" w:color="A6A6A6"/>
-              <w:top w:val="single" w:sz="4" w:space="0" w:color="A6A6A6"/>
-              <w:left w:val="single" w:sz="4" w:space="0" w:color="A6A6A6"/>
-              <w:right w:val="single" w:sz="4" w:space="0" w:color="A6A6A6"/>
-            </w:tcBorders>
-            <w:shd w:val="clear" w:color="auto" w:fill="F2F2F2"/>
-            <w:tcMar>
-              <w:top w:w="0" w:type="dxa"/>
-              <w:bottom w:w="0" w:type="dxa"/>
-              <w:left w:w="0" w:type="dxa"/>
-              <w:right w:w="0" w:type="dxa"/>
-            </w:tcMar>
-            <w:vAlign w:val="center"/>
-          </w:tcPr>
-          <w:p>
-            <w:pPr>
+                <w:sz w:val="24"/>
+                <w:szCs w:val="24"/>
+                <w:color w:val="000000"/>
+              </w:rPr>
+            </w:pPr>
+          </w:p>
+        </w:tc>
+        <w:tc>
+          <w:tcPr>
+            <w:tcBorders>
+              <w:bottom w:val="single" w:sz="4" w:space="0" w:color="A6A6A6"/>
+              <w:top w:val="single" w:sz="4" w:space="0" w:color="A6A6A6"/>
+              <w:left w:val="single" w:sz="4" w:space="0" w:color="A6A6A6"/>
+              <w:right w:val="single" w:sz="4" w:space="0" w:color="A6A6A6"/>
+            </w:tcBorders>
+            <w:shd w:val="clear" w:color="auto" w:fill="F2F2F2"/>
+            <w:tcMar>
+              <w:top w:w="0" w:type="dxa"/>
+              <w:bottom w:w="0" w:type="dxa"/>
+              <w:left w:w="0" w:type="dxa"/>
+              <w:right w:w="0" w:type="dxa"/>
+            </w:tcMar>
+            <w:vAlign w:val="center"/>
+          </w:tcPr>
+          <w:p>
+            <w:pPr>
+              <w:pStyle w:val="Normal"/>
               <w:jc w:val="left"/>
               <w:pBdr>
                 <w:bottom w:val="none" w:sz="0" w:space="0" w:color="000000"/>
@@ -4048,19 +3984,17 @@
                 <w:i w:val="false"/>
                 <w:b w:val="false"/>
                 <w:u w:val="none"/>
-                <w:strike w:val="false"/>
-                <w:sz w:val="24"/>
-                <w:szCs w:val="24"/>
-                <w:color w:val="000000"/>
-              </w:rPr>
-            </w:pPr>
-            <w:r>
-              <w:rPr>
-                <w:rFonts w:ascii="Roboto Condensed" w:hAnsi="Helvetica" w:eastAsia="Helvetica" w:cs="Roboto Condensed"/>
-                <w:i w:val="false"/>
-                <w:b w:val="false"/>
-                <w:u w:val="none"/>
-                <w:strike w:val="false"/>
+                <w:sz w:val="24"/>
+                <w:szCs w:val="24"/>
+                <w:color w:val="000000"/>
+              </w:rPr>
+            </w:pPr>
+            <w:r>
+              <w:rPr>
+                <w:rFonts w:ascii="Roboto Condensed" w:hAnsi="Helvetica" w:eastAsia="Helvetica" w:cs="Roboto Condensed"/>
+                <w:i w:val="false"/>
+                <w:b w:val="false"/>
+                <w:u w:val="none"/>
                 <w:sz w:val="24"/>
                 <w:szCs w:val="24"/>
                 <w:color w:val="000000"/>
@@ -4088,33 +4022,32 @@
           </w:tcPr>
           <w:p>
             <w:pPr>
-              <w:jc w:val="right"/>
-              <w:pBdr>
-                <w:bottom w:val="none" w:sz="0" w:space="0" w:color="000000"/>
-                <w:top w:val="none" w:sz="0" w:space="0" w:color="000000"/>
-                <w:left w:val="none" w:sz="0" w:space="0" w:color="000000"/>
-                <w:right w:val="none" w:sz="0" w:space="0" w:color="000000"/>
-              </w:pBdr>
-              <w:spacing w:after="40" w:before="40" w:line="240"/>
-              <w:ind w:left="80" w:right="80" w:firstLine="0" w:firstLineChars="0"/>
-              <w:rPr>
-                <w:rFonts w:ascii="Roboto Condensed" w:hAnsi="Helvetica" w:eastAsia="Helvetica" w:cs="Roboto Condensed"/>
-                <w:i w:val="false"/>
-                <w:b w:val="false"/>
-                <w:u w:val="none"/>
-                <w:strike w:val="false"/>
-                <w:sz w:val="24"/>
-                <w:szCs w:val="24"/>
-                <w:color w:val="000000"/>
-              </w:rPr>
-            </w:pPr>
-            <w:r>
-              <w:rPr>
-                <w:rFonts w:ascii="Roboto Condensed" w:hAnsi="Helvetica" w:eastAsia="Helvetica" w:cs="Roboto Condensed"/>
-                <w:i w:val="false"/>
-                <w:b w:val="false"/>
-                <w:u w:val="none"/>
-                <w:strike w:val="false"/>
+              <w:pStyle w:val="Normal"/>
+              <w:jc w:val="right"/>
+              <w:pBdr>
+                <w:bottom w:val="none" w:sz="0" w:space="0" w:color="000000"/>
+                <w:top w:val="none" w:sz="0" w:space="0" w:color="000000"/>
+                <w:left w:val="none" w:sz="0" w:space="0" w:color="000000"/>
+                <w:right w:val="none" w:sz="0" w:space="0" w:color="000000"/>
+              </w:pBdr>
+              <w:spacing w:after="40" w:before="40" w:line="240"/>
+              <w:ind w:left="80" w:right="80" w:firstLine="0" w:firstLineChars="0"/>
+              <w:rPr>
+                <w:rFonts w:ascii="Roboto Condensed" w:hAnsi="Helvetica" w:eastAsia="Helvetica" w:cs="Roboto Condensed"/>
+                <w:i w:val="false"/>
+                <w:b w:val="false"/>
+                <w:u w:val="none"/>
+                <w:sz w:val="24"/>
+                <w:szCs w:val="24"/>
+                <w:color w:val="000000"/>
+              </w:rPr>
+            </w:pPr>
+            <w:r>
+              <w:rPr>
+                <w:rFonts w:ascii="Roboto Condensed" w:hAnsi="Helvetica" w:eastAsia="Helvetica" w:cs="Roboto Condensed"/>
+                <w:i w:val="false"/>
+                <w:b w:val="false"/>
+                <w:u w:val="none"/>
                 <w:sz w:val="24"/>
                 <w:szCs w:val="24"/>
                 <w:color w:val="000000"/>
@@ -4142,33 +4075,32 @@
           </w:tcPr>
           <w:p>
             <w:pPr>
-              <w:jc w:val="right"/>
-              <w:pBdr>
-                <w:bottom w:val="none" w:sz="0" w:space="0" w:color="000000"/>
-                <w:top w:val="none" w:sz="0" w:space="0" w:color="000000"/>
-                <w:left w:val="none" w:sz="0" w:space="0" w:color="000000"/>
-                <w:right w:val="none" w:sz="0" w:space="0" w:color="000000"/>
-              </w:pBdr>
-              <w:spacing w:after="40" w:before="40" w:line="240"/>
-              <w:ind w:left="80" w:right="80" w:firstLine="0" w:firstLineChars="0"/>
-              <w:rPr>
-                <w:rFonts w:ascii="Roboto Condensed" w:hAnsi="Helvetica" w:eastAsia="Helvetica" w:cs="Roboto Condensed"/>
-                <w:i w:val="false"/>
-                <w:b w:val="false"/>
-                <w:u w:val="none"/>
-                <w:strike w:val="false"/>
-                <w:sz w:val="24"/>
-                <w:szCs w:val="24"/>
-                <w:color w:val="000000"/>
-              </w:rPr>
-            </w:pPr>
-            <w:r>
-              <w:rPr>
-                <w:rFonts w:ascii="Roboto Condensed" w:hAnsi="Helvetica" w:eastAsia="Helvetica" w:cs="Roboto Condensed"/>
-                <w:i w:val="false"/>
-                <w:b w:val="false"/>
-                <w:u w:val="none"/>
-                <w:strike w:val="false"/>
+              <w:pStyle w:val="Normal"/>
+              <w:jc w:val="right"/>
+              <w:pBdr>
+                <w:bottom w:val="none" w:sz="0" w:space="0" w:color="000000"/>
+                <w:top w:val="none" w:sz="0" w:space="0" w:color="000000"/>
+                <w:left w:val="none" w:sz="0" w:space="0" w:color="000000"/>
+                <w:right w:val="none" w:sz="0" w:space="0" w:color="000000"/>
+              </w:pBdr>
+              <w:spacing w:after="40" w:before="40" w:line="240"/>
+              <w:ind w:left="80" w:right="80" w:firstLine="0" w:firstLineChars="0"/>
+              <w:rPr>
+                <w:rFonts w:ascii="Roboto Condensed" w:hAnsi="Helvetica" w:eastAsia="Helvetica" w:cs="Roboto Condensed"/>
+                <w:i w:val="false"/>
+                <w:b w:val="false"/>
+                <w:u w:val="none"/>
+                <w:sz w:val="24"/>
+                <w:szCs w:val="24"/>
+                <w:color w:val="000000"/>
+              </w:rPr>
+            </w:pPr>
+            <w:r>
+              <w:rPr>
+                <w:rFonts w:ascii="Roboto Condensed" w:hAnsi="Helvetica" w:eastAsia="Helvetica" w:cs="Roboto Condensed"/>
+                <w:i w:val="false"/>
+                <w:b w:val="false"/>
+                <w:u w:val="none"/>
                 <w:sz w:val="24"/>
                 <w:szCs w:val="24"/>
                 <w:color w:val="000000"/>
@@ -4196,33 +4128,32 @@
           </w:tcPr>
           <w:p>
             <w:pPr>
-              <w:jc w:val="right"/>
-              <w:pBdr>
-                <w:bottom w:val="none" w:sz="0" w:space="0" w:color="000000"/>
-                <w:top w:val="none" w:sz="0" w:space="0" w:color="000000"/>
-                <w:left w:val="none" w:sz="0" w:space="0" w:color="000000"/>
-                <w:right w:val="none" w:sz="0" w:space="0" w:color="000000"/>
-              </w:pBdr>
-              <w:spacing w:after="40" w:before="40" w:line="240"/>
-              <w:ind w:left="80" w:right="80" w:firstLine="0" w:firstLineChars="0"/>
-              <w:rPr>
-                <w:rFonts w:ascii="Roboto Condensed" w:hAnsi="Helvetica" w:eastAsia="Helvetica" w:cs="Roboto Condensed"/>
-                <w:i w:val="false"/>
-                <w:b w:val="false"/>
-                <w:u w:val="none"/>
-                <w:strike w:val="false"/>
-                <w:sz w:val="24"/>
-                <w:szCs w:val="24"/>
-                <w:color w:val="000000"/>
-              </w:rPr>
-            </w:pPr>
-            <w:r>
-              <w:rPr>
-                <w:rFonts w:ascii="Roboto Condensed" w:hAnsi="Helvetica" w:eastAsia="Helvetica" w:cs="Roboto Condensed"/>
-                <w:i w:val="false"/>
-                <w:b w:val="false"/>
-                <w:u w:val="none"/>
-                <w:strike w:val="false"/>
+              <w:pStyle w:val="Normal"/>
+              <w:jc w:val="right"/>
+              <w:pBdr>
+                <w:bottom w:val="none" w:sz="0" w:space="0" w:color="000000"/>
+                <w:top w:val="none" w:sz="0" w:space="0" w:color="000000"/>
+                <w:left w:val="none" w:sz="0" w:space="0" w:color="000000"/>
+                <w:right w:val="none" w:sz="0" w:space="0" w:color="000000"/>
+              </w:pBdr>
+              <w:spacing w:after="40" w:before="40" w:line="240"/>
+              <w:ind w:left="80" w:right="80" w:firstLine="0" w:firstLineChars="0"/>
+              <w:rPr>
+                <w:rFonts w:ascii="Roboto Condensed" w:hAnsi="Helvetica" w:eastAsia="Helvetica" w:cs="Roboto Condensed"/>
+                <w:i w:val="false"/>
+                <w:b w:val="false"/>
+                <w:u w:val="none"/>
+                <w:sz w:val="24"/>
+                <w:szCs w:val="24"/>
+                <w:color w:val="000000"/>
+              </w:rPr>
+            </w:pPr>
+            <w:r>
+              <w:rPr>
+                <w:rFonts w:ascii="Roboto Condensed" w:hAnsi="Helvetica" w:eastAsia="Helvetica" w:cs="Roboto Condensed"/>
+                <w:i w:val="false"/>
+                <w:b w:val="false"/>
+                <w:u w:val="none"/>
                 <w:sz w:val="24"/>
                 <w:szCs w:val="24"/>
                 <w:color w:val="000000"/>
@@ -4250,33 +4181,32 @@
           </w:tcPr>
           <w:p>
             <w:pPr>
-              <w:jc w:val="right"/>
-              <w:pBdr>
-                <w:bottom w:val="none" w:sz="0" w:space="0" w:color="000000"/>
-                <w:top w:val="none" w:sz="0" w:space="0" w:color="000000"/>
-                <w:left w:val="none" w:sz="0" w:space="0" w:color="000000"/>
-                <w:right w:val="none" w:sz="0" w:space="0" w:color="000000"/>
-              </w:pBdr>
-              <w:spacing w:after="40" w:before="40" w:line="240"/>
-              <w:ind w:left="80" w:right="80" w:firstLine="0" w:firstLineChars="0"/>
-              <w:rPr>
-                <w:rFonts w:ascii="Roboto Condensed" w:hAnsi="Helvetica" w:eastAsia="Helvetica" w:cs="Roboto Condensed"/>
-                <w:i w:val="false"/>
-                <w:b w:val="false"/>
-                <w:u w:val="none"/>
-                <w:strike w:val="false"/>
-                <w:sz w:val="24"/>
-                <w:szCs w:val="24"/>
-                <w:color w:val="000000"/>
-              </w:rPr>
-            </w:pPr>
-            <w:r>
-              <w:rPr>
-                <w:rFonts w:ascii="Roboto Condensed" w:hAnsi="Helvetica" w:eastAsia="Helvetica" w:cs="Roboto Condensed"/>
-                <w:i w:val="false"/>
-                <w:b w:val="false"/>
-                <w:u w:val="none"/>
-                <w:strike w:val="false"/>
+              <w:pStyle w:val="Normal"/>
+              <w:jc w:val="right"/>
+              <w:pBdr>
+                <w:bottom w:val="none" w:sz="0" w:space="0" w:color="000000"/>
+                <w:top w:val="none" w:sz="0" w:space="0" w:color="000000"/>
+                <w:left w:val="none" w:sz="0" w:space="0" w:color="000000"/>
+                <w:right w:val="none" w:sz="0" w:space="0" w:color="000000"/>
+              </w:pBdr>
+              <w:spacing w:after="40" w:before="40" w:line="240"/>
+              <w:ind w:left="80" w:right="80" w:firstLine="0" w:firstLineChars="0"/>
+              <w:rPr>
+                <w:rFonts w:ascii="Roboto Condensed" w:hAnsi="Helvetica" w:eastAsia="Helvetica" w:cs="Roboto Condensed"/>
+                <w:i w:val="false"/>
+                <w:b w:val="false"/>
+                <w:u w:val="none"/>
+                <w:sz w:val="24"/>
+                <w:szCs w:val="24"/>
+                <w:color w:val="000000"/>
+              </w:rPr>
+            </w:pPr>
+            <w:r>
+              <w:rPr>
+                <w:rFonts w:ascii="Roboto Condensed" w:hAnsi="Helvetica" w:eastAsia="Helvetica" w:cs="Roboto Condensed"/>
+                <w:i w:val="false"/>
+                <w:b w:val="false"/>
+                <w:u w:val="none"/>
                 <w:sz w:val="24"/>
                 <w:szCs w:val="24"/>
                 <w:color w:val="000000"/>
@@ -4304,33 +4234,32 @@
           </w:tcPr>
           <w:p>
             <w:pPr>
-              <w:jc w:val="right"/>
-              <w:pBdr>
-                <w:bottom w:val="none" w:sz="0" w:space="0" w:color="000000"/>
-                <w:top w:val="none" w:sz="0" w:space="0" w:color="000000"/>
-                <w:left w:val="none" w:sz="0" w:space="0" w:color="000000"/>
-                <w:right w:val="none" w:sz="0" w:space="0" w:color="000000"/>
-              </w:pBdr>
-              <w:spacing w:after="40" w:before="40" w:line="240"/>
-              <w:ind w:left="80" w:right="80" w:firstLine="0" w:firstLineChars="0"/>
-              <w:rPr>
-                <w:rFonts w:ascii="Roboto Condensed" w:hAnsi="Helvetica" w:eastAsia="Helvetica" w:cs="Roboto Condensed"/>
-                <w:i w:val="false"/>
-                <w:b w:val="false"/>
-                <w:u w:val="none"/>
-                <w:strike w:val="false"/>
-                <w:sz w:val="24"/>
-                <w:szCs w:val="24"/>
-                <w:color w:val="000000"/>
-              </w:rPr>
-            </w:pPr>
-            <w:r>
-              <w:rPr>
-                <w:rFonts w:ascii="Roboto Condensed" w:hAnsi="Helvetica" w:eastAsia="Helvetica" w:cs="Roboto Condensed"/>
-                <w:i w:val="false"/>
-                <w:b w:val="false"/>
-                <w:u w:val="none"/>
-                <w:strike w:val="false"/>
+              <w:pStyle w:val="Normal"/>
+              <w:jc w:val="right"/>
+              <w:pBdr>
+                <w:bottom w:val="none" w:sz="0" w:space="0" w:color="000000"/>
+                <w:top w:val="none" w:sz="0" w:space="0" w:color="000000"/>
+                <w:left w:val="none" w:sz="0" w:space="0" w:color="000000"/>
+                <w:right w:val="none" w:sz="0" w:space="0" w:color="000000"/>
+              </w:pBdr>
+              <w:spacing w:after="40" w:before="40" w:line="240"/>
+              <w:ind w:left="80" w:right="80" w:firstLine="0" w:firstLineChars="0"/>
+              <w:rPr>
+                <w:rFonts w:ascii="Roboto Condensed" w:hAnsi="Helvetica" w:eastAsia="Helvetica" w:cs="Roboto Condensed"/>
+                <w:i w:val="false"/>
+                <w:b w:val="false"/>
+                <w:u w:val="none"/>
+                <w:sz w:val="24"/>
+                <w:szCs w:val="24"/>
+                <w:color w:val="000000"/>
+              </w:rPr>
+            </w:pPr>
+            <w:r>
+              <w:rPr>
+                <w:rFonts w:ascii="Roboto Condensed" w:hAnsi="Helvetica" w:eastAsia="Helvetica" w:cs="Roboto Condensed"/>
+                <w:i w:val="false"/>
+                <w:b w:val="false"/>
+                <w:u w:val="none"/>
                 <w:sz w:val="24"/>
                 <w:szCs w:val="24"/>
                 <w:color w:val="000000"/>
@@ -4358,33 +4287,32 @@
           </w:tcPr>
           <w:p>
             <w:pPr>
-              <w:jc w:val="right"/>
-              <w:pBdr>
-                <w:bottom w:val="none" w:sz="0" w:space="0" w:color="000000"/>
-                <w:top w:val="none" w:sz="0" w:space="0" w:color="000000"/>
-                <w:left w:val="none" w:sz="0" w:space="0" w:color="000000"/>
-                <w:right w:val="none" w:sz="0" w:space="0" w:color="000000"/>
-              </w:pBdr>
-              <w:spacing w:after="40" w:before="40" w:line="240"/>
-              <w:ind w:left="80" w:right="80" w:firstLine="0" w:firstLineChars="0"/>
-              <w:rPr>
-                <w:rFonts w:ascii="Roboto Condensed" w:hAnsi="Helvetica" w:eastAsia="Helvetica" w:cs="Roboto Condensed"/>
-                <w:i w:val="false"/>
-                <w:b w:val="false"/>
-                <w:u w:val="none"/>
-                <w:strike w:val="false"/>
-                <w:sz w:val="24"/>
-                <w:szCs w:val="24"/>
-                <w:color w:val="000000"/>
-              </w:rPr>
-            </w:pPr>
-            <w:r>
-              <w:rPr>
-                <w:rFonts w:ascii="Roboto Condensed" w:hAnsi="Helvetica" w:eastAsia="Helvetica" w:cs="Roboto Condensed"/>
-                <w:i w:val="false"/>
-                <w:b w:val="false"/>
-                <w:u w:val="none"/>
-                <w:strike w:val="false"/>
+              <w:pStyle w:val="Normal"/>
+              <w:jc w:val="right"/>
+              <w:pBdr>
+                <w:bottom w:val="none" w:sz="0" w:space="0" w:color="000000"/>
+                <w:top w:val="none" w:sz="0" w:space="0" w:color="000000"/>
+                <w:left w:val="none" w:sz="0" w:space="0" w:color="000000"/>
+                <w:right w:val="none" w:sz="0" w:space="0" w:color="000000"/>
+              </w:pBdr>
+              <w:spacing w:after="40" w:before="40" w:line="240"/>
+              <w:ind w:left="80" w:right="80" w:firstLine="0" w:firstLineChars="0"/>
+              <w:rPr>
+                <w:rFonts w:ascii="Roboto Condensed" w:hAnsi="Helvetica" w:eastAsia="Helvetica" w:cs="Roboto Condensed"/>
+                <w:i w:val="false"/>
+                <w:b w:val="false"/>
+                <w:u w:val="none"/>
+                <w:sz w:val="24"/>
+                <w:szCs w:val="24"/>
+                <w:color w:val="000000"/>
+              </w:rPr>
+            </w:pPr>
+            <w:r>
+              <w:rPr>
+                <w:rFonts w:ascii="Roboto Condensed" w:hAnsi="Helvetica" w:eastAsia="Helvetica" w:cs="Roboto Condensed"/>
+                <w:i w:val="false"/>
+                <w:b w:val="false"/>
+                <w:u w:val="none"/>
                 <w:sz w:val="24"/>
                 <w:szCs w:val="24"/>
                 <w:color w:val="000000"/>
@@ -4419,6 +4347,7 @@
           </w:tcPr>
           <w:p>
             <w:pPr>
+              <w:pStyle w:val="Normal"/>
               <w:jc w:val="left"/>
               <w:pBdr>
                 <w:bottom w:val="none" w:sz="0" w:space="0" w:color="000000"/>
@@ -4433,7 +4362,6 @@
                 <w:i w:val="false"/>
                 <w:b w:val="false"/>
                 <w:u w:val="none"/>
-                <w:strike w:val="false"/>
                 <w:sz w:val="24"/>
                 <w:szCs w:val="24"/>
                 <w:color w:val="000000"/>
@@ -4461,6 +4389,7 @@
           </w:tcPr>
           <w:p>
             <w:pPr>
+              <w:pStyle w:val="Normal"/>
               <w:jc w:val="left"/>
               <w:pBdr>
                 <w:bottom w:val="none" w:sz="0" w:space="0" w:color="000000"/>
@@ -4475,33 +4404,33 @@
                 <w:i w:val="false"/>
                 <w:b w:val="false"/>
                 <w:u w:val="none"/>
-                <w:strike w:val="false"/>
-                <w:sz w:val="24"/>
-                <w:szCs w:val="24"/>
-                <w:color w:val="000000"/>
-              </w:rPr>
-            </w:pPr>
-          </w:p>
-        </w:tc>
-        <w:tc>
-          <w:tcPr>
-            <w:tcBorders>
-              <w:bottom w:val="single" w:sz="4" w:space="0" w:color="A6A6A6"/>
-              <w:top w:val="single" w:sz="4" w:space="0" w:color="A6A6A6"/>
-              <w:left w:val="single" w:sz="4" w:space="0" w:color="A6A6A6"/>
-              <w:right w:val="single" w:sz="4" w:space="0" w:color="A6A6A6"/>
-            </w:tcBorders>
-            <w:shd w:val="clear" w:color="auto" w:fill="F2F2F2"/>
-            <w:tcMar>
-              <w:top w:w="0" w:type="dxa"/>
-              <w:bottom w:w="0" w:type="dxa"/>
-              <w:left w:w="0" w:type="dxa"/>
-              <w:right w:w="0" w:type="dxa"/>
-            </w:tcMar>
-            <w:vAlign w:val="center"/>
-          </w:tcPr>
-          <w:p>
-            <w:pPr>
+                <w:sz w:val="24"/>
+                <w:szCs w:val="24"/>
+                <w:color w:val="000000"/>
+              </w:rPr>
+            </w:pPr>
+          </w:p>
+        </w:tc>
+        <w:tc>
+          <w:tcPr>
+            <w:tcBorders>
+              <w:bottom w:val="single" w:sz="4" w:space="0" w:color="A6A6A6"/>
+              <w:top w:val="single" w:sz="4" w:space="0" w:color="A6A6A6"/>
+              <w:left w:val="single" w:sz="4" w:space="0" w:color="A6A6A6"/>
+              <w:right w:val="single" w:sz="4" w:space="0" w:color="A6A6A6"/>
+            </w:tcBorders>
+            <w:shd w:val="clear" w:color="auto" w:fill="F2F2F2"/>
+            <w:tcMar>
+              <w:top w:w="0" w:type="dxa"/>
+              <w:bottom w:w="0" w:type="dxa"/>
+              <w:left w:w="0" w:type="dxa"/>
+              <w:right w:w="0" w:type="dxa"/>
+            </w:tcMar>
+            <w:vAlign w:val="center"/>
+          </w:tcPr>
+          <w:p>
+            <w:pPr>
+              <w:pStyle w:val="Normal"/>
               <w:jc w:val="left"/>
               <w:pBdr>
                 <w:bottom w:val="none" w:sz="0" w:space="0" w:color="000000"/>
@@ -4516,19 +4445,17 @@
                 <w:i w:val="false"/>
                 <w:b w:val="false"/>
                 <w:u w:val="none"/>
-                <w:strike w:val="false"/>
-                <w:sz w:val="24"/>
-                <w:szCs w:val="24"/>
-                <w:color w:val="000000"/>
-              </w:rPr>
-            </w:pPr>
-            <w:r>
-              <w:rPr>
-                <w:rFonts w:ascii="Roboto Condensed" w:hAnsi="Helvetica" w:eastAsia="Helvetica" w:cs="Roboto Condensed"/>
-                <w:i w:val="false"/>
-                <w:b w:val="false"/>
-                <w:u w:val="none"/>
-                <w:strike w:val="false"/>
+                <w:sz w:val="24"/>
+                <w:szCs w:val="24"/>
+                <w:color w:val="000000"/>
+              </w:rPr>
+            </w:pPr>
+            <w:r>
+              <w:rPr>
+                <w:rFonts w:ascii="Roboto Condensed" w:hAnsi="Helvetica" w:eastAsia="Helvetica" w:cs="Roboto Condensed"/>
+                <w:i w:val="false"/>
+                <w:b w:val="false"/>
+                <w:u w:val="none"/>
                 <w:sz w:val="24"/>
                 <w:szCs w:val="24"/>
                 <w:color w:val="000000"/>
@@ -4556,33 +4483,32 @@
           </w:tcPr>
           <w:p>
             <w:pPr>
-              <w:jc w:val="right"/>
-              <w:pBdr>
-                <w:bottom w:val="none" w:sz="0" w:space="0" w:color="000000"/>
-                <w:top w:val="none" w:sz="0" w:space="0" w:color="000000"/>
-                <w:left w:val="none" w:sz="0" w:space="0" w:color="000000"/>
-                <w:right w:val="none" w:sz="0" w:space="0" w:color="000000"/>
-              </w:pBdr>
-              <w:spacing w:after="40" w:before="40" w:line="240"/>
-              <w:ind w:left="80" w:right="80" w:firstLine="0" w:firstLineChars="0"/>
-              <w:rPr>
-                <w:rFonts w:ascii="Roboto Condensed" w:hAnsi="Helvetica" w:eastAsia="Helvetica" w:cs="Roboto Condensed"/>
-                <w:i w:val="false"/>
-                <w:b w:val="false"/>
-                <w:u w:val="none"/>
-                <w:strike w:val="false"/>
-                <w:sz w:val="24"/>
-                <w:szCs w:val="24"/>
-                <w:color w:val="000000"/>
-              </w:rPr>
-            </w:pPr>
-            <w:r>
-              <w:rPr>
-                <w:rFonts w:ascii="Roboto Condensed" w:hAnsi="Helvetica" w:eastAsia="Helvetica" w:cs="Roboto Condensed"/>
-                <w:i w:val="false"/>
-                <w:b w:val="false"/>
-                <w:u w:val="none"/>
-                <w:strike w:val="false"/>
+              <w:pStyle w:val="Normal"/>
+              <w:jc w:val="right"/>
+              <w:pBdr>
+                <w:bottom w:val="none" w:sz="0" w:space="0" w:color="000000"/>
+                <w:top w:val="none" w:sz="0" w:space="0" w:color="000000"/>
+                <w:left w:val="none" w:sz="0" w:space="0" w:color="000000"/>
+                <w:right w:val="none" w:sz="0" w:space="0" w:color="000000"/>
+              </w:pBdr>
+              <w:spacing w:after="40" w:before="40" w:line="240"/>
+              <w:ind w:left="80" w:right="80" w:firstLine="0" w:firstLineChars="0"/>
+              <w:rPr>
+                <w:rFonts w:ascii="Roboto Condensed" w:hAnsi="Helvetica" w:eastAsia="Helvetica" w:cs="Roboto Condensed"/>
+                <w:i w:val="false"/>
+                <w:b w:val="false"/>
+                <w:u w:val="none"/>
+                <w:sz w:val="24"/>
+                <w:szCs w:val="24"/>
+                <w:color w:val="000000"/>
+              </w:rPr>
+            </w:pPr>
+            <w:r>
+              <w:rPr>
+                <w:rFonts w:ascii="Roboto Condensed" w:hAnsi="Helvetica" w:eastAsia="Helvetica" w:cs="Roboto Condensed"/>
+                <w:i w:val="false"/>
+                <w:b w:val="false"/>
+                <w:u w:val="none"/>
                 <w:sz w:val="24"/>
                 <w:szCs w:val="24"/>
                 <w:color w:val="000000"/>
@@ -4610,33 +4536,32 @@
           </w:tcPr>
           <w:p>
             <w:pPr>
-              <w:jc w:val="right"/>
-              <w:pBdr>
-                <w:bottom w:val="none" w:sz="0" w:space="0" w:color="000000"/>
-                <w:top w:val="none" w:sz="0" w:space="0" w:color="000000"/>
-                <w:left w:val="none" w:sz="0" w:space="0" w:color="000000"/>
-                <w:right w:val="none" w:sz="0" w:space="0" w:color="000000"/>
-              </w:pBdr>
-              <w:spacing w:after="40" w:before="40" w:line="240"/>
-              <w:ind w:left="80" w:right="80" w:firstLine="0" w:firstLineChars="0"/>
-              <w:rPr>
-                <w:rFonts w:ascii="Roboto Condensed" w:hAnsi="Helvetica" w:eastAsia="Helvetica" w:cs="Roboto Condensed"/>
-                <w:i w:val="false"/>
-                <w:b w:val="false"/>
-                <w:u w:val="none"/>
-                <w:strike w:val="false"/>
-                <w:sz w:val="24"/>
-                <w:szCs w:val="24"/>
-                <w:color w:val="000000"/>
-              </w:rPr>
-            </w:pPr>
-            <w:r>
-              <w:rPr>
-                <w:rFonts w:ascii="Roboto Condensed" w:hAnsi="Helvetica" w:eastAsia="Helvetica" w:cs="Roboto Condensed"/>
-                <w:i w:val="false"/>
-                <w:b w:val="false"/>
-                <w:u w:val="none"/>
-                <w:strike w:val="false"/>
+              <w:pStyle w:val="Normal"/>
+              <w:jc w:val="right"/>
+              <w:pBdr>
+                <w:bottom w:val="none" w:sz="0" w:space="0" w:color="000000"/>
+                <w:top w:val="none" w:sz="0" w:space="0" w:color="000000"/>
+                <w:left w:val="none" w:sz="0" w:space="0" w:color="000000"/>
+                <w:right w:val="none" w:sz="0" w:space="0" w:color="000000"/>
+              </w:pBdr>
+              <w:spacing w:after="40" w:before="40" w:line="240"/>
+              <w:ind w:left="80" w:right="80" w:firstLine="0" w:firstLineChars="0"/>
+              <w:rPr>
+                <w:rFonts w:ascii="Roboto Condensed" w:hAnsi="Helvetica" w:eastAsia="Helvetica" w:cs="Roboto Condensed"/>
+                <w:i w:val="false"/>
+                <w:b w:val="false"/>
+                <w:u w:val="none"/>
+                <w:sz w:val="24"/>
+                <w:szCs w:val="24"/>
+                <w:color w:val="000000"/>
+              </w:rPr>
+            </w:pPr>
+            <w:r>
+              <w:rPr>
+                <w:rFonts w:ascii="Roboto Condensed" w:hAnsi="Helvetica" w:eastAsia="Helvetica" w:cs="Roboto Condensed"/>
+                <w:i w:val="false"/>
+                <w:b w:val="false"/>
+                <w:u w:val="none"/>
                 <w:sz w:val="24"/>
                 <w:szCs w:val="24"/>
                 <w:color w:val="000000"/>
@@ -4664,33 +4589,32 @@
           </w:tcPr>
           <w:p>
             <w:pPr>
-              <w:jc w:val="right"/>
-              <w:pBdr>
-                <w:bottom w:val="none" w:sz="0" w:space="0" w:color="000000"/>
-                <w:top w:val="none" w:sz="0" w:space="0" w:color="000000"/>
-                <w:left w:val="none" w:sz="0" w:space="0" w:color="000000"/>
-                <w:right w:val="none" w:sz="0" w:space="0" w:color="000000"/>
-              </w:pBdr>
-              <w:spacing w:after="40" w:before="40" w:line="240"/>
-              <w:ind w:left="80" w:right="80" w:firstLine="0" w:firstLineChars="0"/>
-              <w:rPr>
-                <w:rFonts w:ascii="Roboto Condensed" w:hAnsi="Helvetica" w:eastAsia="Helvetica" w:cs="Roboto Condensed"/>
-                <w:i w:val="false"/>
-                <w:b w:val="false"/>
-                <w:u w:val="none"/>
-                <w:strike w:val="false"/>
-                <w:sz w:val="24"/>
-                <w:szCs w:val="24"/>
-                <w:color w:val="000000"/>
-              </w:rPr>
-            </w:pPr>
-            <w:r>
-              <w:rPr>
-                <w:rFonts w:ascii="Roboto Condensed" w:hAnsi="Helvetica" w:eastAsia="Helvetica" w:cs="Roboto Condensed"/>
-                <w:i w:val="false"/>
-                <w:b w:val="false"/>
-                <w:u w:val="none"/>
-                <w:strike w:val="false"/>
+              <w:pStyle w:val="Normal"/>
+              <w:jc w:val="right"/>
+              <w:pBdr>
+                <w:bottom w:val="none" w:sz="0" w:space="0" w:color="000000"/>
+                <w:top w:val="none" w:sz="0" w:space="0" w:color="000000"/>
+                <w:left w:val="none" w:sz="0" w:space="0" w:color="000000"/>
+                <w:right w:val="none" w:sz="0" w:space="0" w:color="000000"/>
+              </w:pBdr>
+              <w:spacing w:after="40" w:before="40" w:line="240"/>
+              <w:ind w:left="80" w:right="80" w:firstLine="0" w:firstLineChars="0"/>
+              <w:rPr>
+                <w:rFonts w:ascii="Roboto Condensed" w:hAnsi="Helvetica" w:eastAsia="Helvetica" w:cs="Roboto Condensed"/>
+                <w:i w:val="false"/>
+                <w:b w:val="false"/>
+                <w:u w:val="none"/>
+                <w:sz w:val="24"/>
+                <w:szCs w:val="24"/>
+                <w:color w:val="000000"/>
+              </w:rPr>
+            </w:pPr>
+            <w:r>
+              <w:rPr>
+                <w:rFonts w:ascii="Roboto Condensed" w:hAnsi="Helvetica" w:eastAsia="Helvetica" w:cs="Roboto Condensed"/>
+                <w:i w:val="false"/>
+                <w:b w:val="false"/>
+                <w:u w:val="none"/>
                 <w:sz w:val="24"/>
                 <w:szCs w:val="24"/>
                 <w:color w:val="000000"/>
@@ -4718,33 +4642,32 @@
           </w:tcPr>
           <w:p>
             <w:pPr>
-              <w:jc w:val="right"/>
-              <w:pBdr>
-                <w:bottom w:val="none" w:sz="0" w:space="0" w:color="000000"/>
-                <w:top w:val="none" w:sz="0" w:space="0" w:color="000000"/>
-                <w:left w:val="none" w:sz="0" w:space="0" w:color="000000"/>
-                <w:right w:val="none" w:sz="0" w:space="0" w:color="000000"/>
-              </w:pBdr>
-              <w:spacing w:after="40" w:before="40" w:line="240"/>
-              <w:ind w:left="80" w:right="80" w:firstLine="0" w:firstLineChars="0"/>
-              <w:rPr>
-                <w:rFonts w:ascii="Roboto Condensed" w:hAnsi="Helvetica" w:eastAsia="Helvetica" w:cs="Roboto Condensed"/>
-                <w:i w:val="false"/>
-                <w:b w:val="false"/>
-                <w:u w:val="none"/>
-                <w:strike w:val="false"/>
-                <w:sz w:val="24"/>
-                <w:szCs w:val="24"/>
-                <w:color w:val="000000"/>
-              </w:rPr>
-            </w:pPr>
-            <w:r>
-              <w:rPr>
-                <w:rFonts w:ascii="Roboto Condensed" w:hAnsi="Helvetica" w:eastAsia="Helvetica" w:cs="Roboto Condensed"/>
-                <w:i w:val="false"/>
-                <w:b w:val="false"/>
-                <w:u w:val="none"/>
-                <w:strike w:val="false"/>
+              <w:pStyle w:val="Normal"/>
+              <w:jc w:val="right"/>
+              <w:pBdr>
+                <w:bottom w:val="none" w:sz="0" w:space="0" w:color="000000"/>
+                <w:top w:val="none" w:sz="0" w:space="0" w:color="000000"/>
+                <w:left w:val="none" w:sz="0" w:space="0" w:color="000000"/>
+                <w:right w:val="none" w:sz="0" w:space="0" w:color="000000"/>
+              </w:pBdr>
+              <w:spacing w:after="40" w:before="40" w:line="240"/>
+              <w:ind w:left="80" w:right="80" w:firstLine="0" w:firstLineChars="0"/>
+              <w:rPr>
+                <w:rFonts w:ascii="Roboto Condensed" w:hAnsi="Helvetica" w:eastAsia="Helvetica" w:cs="Roboto Condensed"/>
+                <w:i w:val="false"/>
+                <w:b w:val="false"/>
+                <w:u w:val="none"/>
+                <w:sz w:val="24"/>
+                <w:szCs w:val="24"/>
+                <w:color w:val="000000"/>
+              </w:rPr>
+            </w:pPr>
+            <w:r>
+              <w:rPr>
+                <w:rFonts w:ascii="Roboto Condensed" w:hAnsi="Helvetica" w:eastAsia="Helvetica" w:cs="Roboto Condensed"/>
+                <w:i w:val="false"/>
+                <w:b w:val="false"/>
+                <w:u w:val="none"/>
                 <w:sz w:val="24"/>
                 <w:szCs w:val="24"/>
                 <w:color w:val="000000"/>
@@ -4772,33 +4695,32 @@
           </w:tcPr>
           <w:p>
             <w:pPr>
-              <w:jc w:val="right"/>
-              <w:pBdr>
-                <w:bottom w:val="none" w:sz="0" w:space="0" w:color="000000"/>
-                <w:top w:val="none" w:sz="0" w:space="0" w:color="000000"/>
-                <w:left w:val="none" w:sz="0" w:space="0" w:color="000000"/>
-                <w:right w:val="none" w:sz="0" w:space="0" w:color="000000"/>
-              </w:pBdr>
-              <w:spacing w:after="40" w:before="40" w:line="240"/>
-              <w:ind w:left="80" w:right="80" w:firstLine="0" w:firstLineChars="0"/>
-              <w:rPr>
-                <w:rFonts w:ascii="Roboto Condensed" w:hAnsi="Helvetica" w:eastAsia="Helvetica" w:cs="Roboto Condensed"/>
-                <w:i w:val="false"/>
-                <w:b w:val="false"/>
-                <w:u w:val="none"/>
-                <w:strike w:val="false"/>
-                <w:sz w:val="24"/>
-                <w:szCs w:val="24"/>
-                <w:color w:val="000000"/>
-              </w:rPr>
-            </w:pPr>
-            <w:r>
-              <w:rPr>
-                <w:rFonts w:ascii="Roboto Condensed" w:hAnsi="Helvetica" w:eastAsia="Helvetica" w:cs="Roboto Condensed"/>
-                <w:i w:val="false"/>
-                <w:b w:val="false"/>
-                <w:u w:val="none"/>
-                <w:strike w:val="false"/>
+              <w:pStyle w:val="Normal"/>
+              <w:jc w:val="right"/>
+              <w:pBdr>
+                <w:bottom w:val="none" w:sz="0" w:space="0" w:color="000000"/>
+                <w:top w:val="none" w:sz="0" w:space="0" w:color="000000"/>
+                <w:left w:val="none" w:sz="0" w:space="0" w:color="000000"/>
+                <w:right w:val="none" w:sz="0" w:space="0" w:color="000000"/>
+              </w:pBdr>
+              <w:spacing w:after="40" w:before="40" w:line="240"/>
+              <w:ind w:left="80" w:right="80" w:firstLine="0" w:firstLineChars="0"/>
+              <w:rPr>
+                <w:rFonts w:ascii="Roboto Condensed" w:hAnsi="Helvetica" w:eastAsia="Helvetica" w:cs="Roboto Condensed"/>
+                <w:i w:val="false"/>
+                <w:b w:val="false"/>
+                <w:u w:val="none"/>
+                <w:sz w:val="24"/>
+                <w:szCs w:val="24"/>
+                <w:color w:val="000000"/>
+              </w:rPr>
+            </w:pPr>
+            <w:r>
+              <w:rPr>
+                <w:rFonts w:ascii="Roboto Condensed" w:hAnsi="Helvetica" w:eastAsia="Helvetica" w:cs="Roboto Condensed"/>
+                <w:i w:val="false"/>
+                <w:b w:val="false"/>
+                <w:u w:val="none"/>
                 <w:sz w:val="24"/>
                 <w:szCs w:val="24"/>
                 <w:color w:val="000000"/>
@@ -4826,33 +4748,32 @@
           </w:tcPr>
           <w:p>
             <w:pPr>
-              <w:jc w:val="right"/>
-              <w:pBdr>
-                <w:bottom w:val="none" w:sz="0" w:space="0" w:color="000000"/>
-                <w:top w:val="none" w:sz="0" w:space="0" w:color="000000"/>
-                <w:left w:val="none" w:sz="0" w:space="0" w:color="000000"/>
-                <w:right w:val="none" w:sz="0" w:space="0" w:color="000000"/>
-              </w:pBdr>
-              <w:spacing w:after="40" w:before="40" w:line="240"/>
-              <w:ind w:left="80" w:right="80" w:firstLine="0" w:firstLineChars="0"/>
-              <w:rPr>
-                <w:rFonts w:ascii="Roboto Condensed" w:hAnsi="Helvetica" w:eastAsia="Helvetica" w:cs="Roboto Condensed"/>
-                <w:i w:val="false"/>
-                <w:b w:val="false"/>
-                <w:u w:val="none"/>
-                <w:strike w:val="false"/>
-                <w:sz w:val="24"/>
-                <w:szCs w:val="24"/>
-                <w:color w:val="000000"/>
-              </w:rPr>
-            </w:pPr>
-            <w:r>
-              <w:rPr>
-                <w:rFonts w:ascii="Roboto Condensed" w:hAnsi="Helvetica" w:eastAsia="Helvetica" w:cs="Roboto Condensed"/>
-                <w:i w:val="false"/>
-                <w:b w:val="false"/>
-                <w:u w:val="none"/>
-                <w:strike w:val="false"/>
+              <w:pStyle w:val="Normal"/>
+              <w:jc w:val="right"/>
+              <w:pBdr>
+                <w:bottom w:val="none" w:sz="0" w:space="0" w:color="000000"/>
+                <w:top w:val="none" w:sz="0" w:space="0" w:color="000000"/>
+                <w:left w:val="none" w:sz="0" w:space="0" w:color="000000"/>
+                <w:right w:val="none" w:sz="0" w:space="0" w:color="000000"/>
+              </w:pBdr>
+              <w:spacing w:after="40" w:before="40" w:line="240"/>
+              <w:ind w:left="80" w:right="80" w:firstLine="0" w:firstLineChars="0"/>
+              <w:rPr>
+                <w:rFonts w:ascii="Roboto Condensed" w:hAnsi="Helvetica" w:eastAsia="Helvetica" w:cs="Roboto Condensed"/>
+                <w:i w:val="false"/>
+                <w:b w:val="false"/>
+                <w:u w:val="none"/>
+                <w:sz w:val="24"/>
+                <w:szCs w:val="24"/>
+                <w:color w:val="000000"/>
+              </w:rPr>
+            </w:pPr>
+            <w:r>
+              <w:rPr>
+                <w:rFonts w:ascii="Roboto Condensed" w:hAnsi="Helvetica" w:eastAsia="Helvetica" w:cs="Roboto Condensed"/>
+                <w:i w:val="false"/>
+                <w:b w:val="false"/>
+                <w:u w:val="none"/>
                 <w:sz w:val="24"/>
                 <w:szCs w:val="24"/>
                 <w:color w:val="000000"/>
@@ -4887,6 +4808,7 @@
           </w:tcPr>
           <w:p>
             <w:pPr>
+              <w:pStyle w:val="Normal"/>
               <w:jc w:val="left"/>
               <w:pBdr>
                 <w:bottom w:val="none" w:sz="0" w:space="0" w:color="000000"/>
@@ -4901,19 +4823,17 @@
                 <w:i w:val="false"/>
                 <w:b w:val="false"/>
                 <w:u w:val="none"/>
-                <w:strike w:val="false"/>
-                <w:sz w:val="24"/>
-                <w:szCs w:val="24"/>
-                <w:color w:val="000000"/>
-              </w:rPr>
-            </w:pPr>
-            <w:r>
-              <w:rPr>
-                <w:rFonts w:ascii="Roboto Condensed" w:hAnsi="Helvetica" w:eastAsia="Helvetica" w:cs="Roboto Condensed"/>
-                <w:i w:val="false"/>
-                <w:b w:val="false"/>
-                <w:u w:val="none"/>
-                <w:strike w:val="false"/>
+                <w:sz w:val="24"/>
+                <w:szCs w:val="24"/>
+                <w:color w:val="000000"/>
+              </w:rPr>
+            </w:pPr>
+            <w:r>
+              <w:rPr>
+                <w:rFonts w:ascii="Roboto Condensed" w:hAnsi="Helvetica" w:eastAsia="Helvetica" w:cs="Roboto Condensed"/>
+                <w:i w:val="false"/>
+                <w:b w:val="false"/>
+                <w:u w:val="none"/>
                 <w:sz w:val="24"/>
                 <w:szCs w:val="24"/>
                 <w:color w:val="000000"/>
@@ -4942,6 +4862,7 @@
           </w:tcPr>
           <w:p>
             <w:pPr>
+              <w:pStyle w:val="Normal"/>
               <w:jc w:val="left"/>
               <w:pBdr>
                 <w:bottom w:val="none" w:sz="0" w:space="0" w:color="000000"/>
@@ -4956,19 +4877,17 @@
                 <w:i w:val="false"/>
                 <w:b w:val="false"/>
                 <w:u w:val="none"/>
-                <w:strike w:val="false"/>
-                <w:sz w:val="24"/>
-                <w:szCs w:val="24"/>
-                <w:color w:val="000000"/>
-              </w:rPr>
-            </w:pPr>
-            <w:r>
-              <w:rPr>
-                <w:rFonts w:ascii="Roboto Condensed" w:hAnsi="Helvetica" w:eastAsia="Helvetica" w:cs="Roboto Condensed"/>
-                <w:i w:val="false"/>
-                <w:b w:val="false"/>
-                <w:u w:val="none"/>
-                <w:strike w:val="false"/>
+                <w:sz w:val="24"/>
+                <w:szCs w:val="24"/>
+                <w:color w:val="000000"/>
+              </w:rPr>
+            </w:pPr>
+            <w:r>
+              <w:rPr>
+                <w:rFonts w:ascii="Roboto Condensed" w:hAnsi="Helvetica" w:eastAsia="Helvetica" w:cs="Roboto Condensed"/>
+                <w:i w:val="false"/>
+                <w:b w:val="false"/>
+                <w:u w:val="none"/>
                 <w:sz w:val="24"/>
                 <w:szCs w:val="24"/>
                 <w:color w:val="000000"/>
@@ -4996,6 +4915,7 @@
           </w:tcPr>
           <w:p>
             <w:pPr>
+              <w:pStyle w:val="Normal"/>
               <w:jc w:val="left"/>
               <w:pBdr>
                 <w:bottom w:val="none" w:sz="0" w:space="0" w:color="000000"/>
@@ -5010,19 +4930,17 @@
                 <w:i w:val="false"/>
                 <w:b w:val="false"/>
                 <w:u w:val="none"/>
-                <w:strike w:val="false"/>
-                <w:sz w:val="24"/>
-                <w:szCs w:val="24"/>
-                <w:color w:val="000000"/>
-              </w:rPr>
-            </w:pPr>
-            <w:r>
-              <w:rPr>
-                <w:rFonts w:ascii="Roboto Condensed" w:hAnsi="Helvetica" w:eastAsia="Helvetica" w:cs="Roboto Condensed"/>
-                <w:i w:val="false"/>
-                <w:b w:val="false"/>
-                <w:u w:val="none"/>
-                <w:strike w:val="false"/>
+                <w:sz w:val="24"/>
+                <w:szCs w:val="24"/>
+                <w:color w:val="000000"/>
+              </w:rPr>
+            </w:pPr>
+            <w:r>
+              <w:rPr>
+                <w:rFonts w:ascii="Roboto Condensed" w:hAnsi="Helvetica" w:eastAsia="Helvetica" w:cs="Roboto Condensed"/>
+                <w:i w:val="false"/>
+                <w:b w:val="false"/>
+                <w:u w:val="none"/>
                 <w:sz w:val="24"/>
                 <w:szCs w:val="24"/>
                 <w:color w:val="000000"/>
@@ -5050,33 +4968,32 @@
           </w:tcPr>
           <w:p>
             <w:pPr>
-              <w:jc w:val="right"/>
-              <w:pBdr>
-                <w:bottom w:val="none" w:sz="0" w:space="0" w:color="000000"/>
-                <w:top w:val="none" w:sz="0" w:space="0" w:color="000000"/>
-                <w:left w:val="none" w:sz="0" w:space="0" w:color="000000"/>
-                <w:right w:val="none" w:sz="0" w:space="0" w:color="000000"/>
-              </w:pBdr>
-              <w:spacing w:after="40" w:before="40" w:line="240"/>
-              <w:ind w:left="80" w:right="80" w:firstLine="0" w:firstLineChars="0"/>
-              <w:rPr>
-                <w:rFonts w:ascii="Roboto Condensed" w:hAnsi="Helvetica" w:eastAsia="Helvetica" w:cs="Roboto Condensed"/>
-                <w:i w:val="false"/>
-                <w:b w:val="false"/>
-                <w:u w:val="none"/>
-                <w:strike w:val="false"/>
-                <w:sz w:val="24"/>
-                <w:szCs w:val="24"/>
-                <w:color w:val="000000"/>
-              </w:rPr>
-            </w:pPr>
-            <w:r>
-              <w:rPr>
-                <w:rFonts w:ascii="Roboto Condensed" w:hAnsi="Helvetica" w:eastAsia="Helvetica" w:cs="Roboto Condensed"/>
-                <w:i w:val="false"/>
-                <w:b w:val="false"/>
-                <w:u w:val="none"/>
-                <w:strike w:val="false"/>
+              <w:pStyle w:val="Normal"/>
+              <w:jc w:val="right"/>
+              <w:pBdr>
+                <w:bottom w:val="none" w:sz="0" w:space="0" w:color="000000"/>
+                <w:top w:val="none" w:sz="0" w:space="0" w:color="000000"/>
+                <w:left w:val="none" w:sz="0" w:space="0" w:color="000000"/>
+                <w:right w:val="none" w:sz="0" w:space="0" w:color="000000"/>
+              </w:pBdr>
+              <w:spacing w:after="40" w:before="40" w:line="240"/>
+              <w:ind w:left="80" w:right="80" w:firstLine="0" w:firstLineChars="0"/>
+              <w:rPr>
+                <w:rFonts w:ascii="Roboto Condensed" w:hAnsi="Helvetica" w:eastAsia="Helvetica" w:cs="Roboto Condensed"/>
+                <w:i w:val="false"/>
+                <w:b w:val="false"/>
+                <w:u w:val="none"/>
+                <w:sz w:val="24"/>
+                <w:szCs w:val="24"/>
+                <w:color w:val="000000"/>
+              </w:rPr>
+            </w:pPr>
+            <w:r>
+              <w:rPr>
+                <w:rFonts w:ascii="Roboto Condensed" w:hAnsi="Helvetica" w:eastAsia="Helvetica" w:cs="Roboto Condensed"/>
+                <w:i w:val="false"/>
+                <w:b w:val="false"/>
+                <w:u w:val="none"/>
                 <w:sz w:val="24"/>
                 <w:szCs w:val="24"/>
                 <w:color w:val="000000"/>
@@ -5104,33 +5021,32 @@
           </w:tcPr>
           <w:p>
             <w:pPr>
-              <w:jc w:val="right"/>
-              <w:pBdr>
-                <w:bottom w:val="none" w:sz="0" w:space="0" w:color="000000"/>
-                <w:top w:val="none" w:sz="0" w:space="0" w:color="000000"/>
-                <w:left w:val="none" w:sz="0" w:space="0" w:color="000000"/>
-                <w:right w:val="none" w:sz="0" w:space="0" w:color="000000"/>
-              </w:pBdr>
-              <w:spacing w:after="40" w:before="40" w:line="240"/>
-              <w:ind w:left="80" w:right="80" w:firstLine="0" w:firstLineChars="0"/>
-              <w:rPr>
-                <w:rFonts w:ascii="Roboto Condensed" w:hAnsi="Helvetica" w:eastAsia="Helvetica" w:cs="Roboto Condensed"/>
-                <w:i w:val="false"/>
-                <w:b w:val="false"/>
-                <w:u w:val="none"/>
-                <w:strike w:val="false"/>
-                <w:sz w:val="24"/>
-                <w:szCs w:val="24"/>
-                <w:color w:val="000000"/>
-              </w:rPr>
-            </w:pPr>
-            <w:r>
-              <w:rPr>
-                <w:rFonts w:ascii="Roboto Condensed" w:hAnsi="Helvetica" w:eastAsia="Helvetica" w:cs="Roboto Condensed"/>
-                <w:i w:val="false"/>
-                <w:b w:val="false"/>
-                <w:u w:val="none"/>
-                <w:strike w:val="false"/>
+              <w:pStyle w:val="Normal"/>
+              <w:jc w:val="right"/>
+              <w:pBdr>
+                <w:bottom w:val="none" w:sz="0" w:space="0" w:color="000000"/>
+                <w:top w:val="none" w:sz="0" w:space="0" w:color="000000"/>
+                <w:left w:val="none" w:sz="0" w:space="0" w:color="000000"/>
+                <w:right w:val="none" w:sz="0" w:space="0" w:color="000000"/>
+              </w:pBdr>
+              <w:spacing w:after="40" w:before="40" w:line="240"/>
+              <w:ind w:left="80" w:right="80" w:firstLine="0" w:firstLineChars="0"/>
+              <w:rPr>
+                <w:rFonts w:ascii="Roboto Condensed" w:hAnsi="Helvetica" w:eastAsia="Helvetica" w:cs="Roboto Condensed"/>
+                <w:i w:val="false"/>
+                <w:b w:val="false"/>
+                <w:u w:val="none"/>
+                <w:sz w:val="24"/>
+                <w:szCs w:val="24"/>
+                <w:color w:val="000000"/>
+              </w:rPr>
+            </w:pPr>
+            <w:r>
+              <w:rPr>
+                <w:rFonts w:ascii="Roboto Condensed" w:hAnsi="Helvetica" w:eastAsia="Helvetica" w:cs="Roboto Condensed"/>
+                <w:i w:val="false"/>
+                <w:b w:val="false"/>
+                <w:u w:val="none"/>
                 <w:sz w:val="24"/>
                 <w:szCs w:val="24"/>
                 <w:color w:val="000000"/>
@@ -5158,33 +5074,32 @@
           </w:tcPr>
           <w:p>
             <w:pPr>
-              <w:jc w:val="right"/>
-              <w:pBdr>
-                <w:bottom w:val="none" w:sz="0" w:space="0" w:color="000000"/>
-                <w:top w:val="none" w:sz="0" w:space="0" w:color="000000"/>
-                <w:left w:val="none" w:sz="0" w:space="0" w:color="000000"/>
-                <w:right w:val="none" w:sz="0" w:space="0" w:color="000000"/>
-              </w:pBdr>
-              <w:spacing w:after="40" w:before="40" w:line="240"/>
-              <w:ind w:left="80" w:right="80" w:firstLine="0" w:firstLineChars="0"/>
-              <w:rPr>
-                <w:rFonts w:ascii="Roboto Condensed" w:hAnsi="Helvetica" w:eastAsia="Helvetica" w:cs="Roboto Condensed"/>
-                <w:i w:val="false"/>
-                <w:b w:val="false"/>
-                <w:u w:val="none"/>
-                <w:strike w:val="false"/>
-                <w:sz w:val="24"/>
-                <w:szCs w:val="24"/>
-                <w:color w:val="000000"/>
-              </w:rPr>
-            </w:pPr>
-            <w:r>
-              <w:rPr>
-                <w:rFonts w:ascii="Roboto Condensed" w:hAnsi="Helvetica" w:eastAsia="Helvetica" w:cs="Roboto Condensed"/>
-                <w:i w:val="false"/>
-                <w:b w:val="false"/>
-                <w:u w:val="none"/>
-                <w:strike w:val="false"/>
+              <w:pStyle w:val="Normal"/>
+              <w:jc w:val="right"/>
+              <w:pBdr>
+                <w:bottom w:val="none" w:sz="0" w:space="0" w:color="000000"/>
+                <w:top w:val="none" w:sz="0" w:space="0" w:color="000000"/>
+                <w:left w:val="none" w:sz="0" w:space="0" w:color="000000"/>
+                <w:right w:val="none" w:sz="0" w:space="0" w:color="000000"/>
+              </w:pBdr>
+              <w:spacing w:after="40" w:before="40" w:line="240"/>
+              <w:ind w:left="80" w:right="80" w:firstLine="0" w:firstLineChars="0"/>
+              <w:rPr>
+                <w:rFonts w:ascii="Roboto Condensed" w:hAnsi="Helvetica" w:eastAsia="Helvetica" w:cs="Roboto Condensed"/>
+                <w:i w:val="false"/>
+                <w:b w:val="false"/>
+                <w:u w:val="none"/>
+                <w:sz w:val="24"/>
+                <w:szCs w:val="24"/>
+                <w:color w:val="000000"/>
+              </w:rPr>
+            </w:pPr>
+            <w:r>
+              <w:rPr>
+                <w:rFonts w:ascii="Roboto Condensed" w:hAnsi="Helvetica" w:eastAsia="Helvetica" w:cs="Roboto Condensed"/>
+                <w:i w:val="false"/>
+                <w:b w:val="false"/>
+                <w:u w:val="none"/>
                 <w:sz w:val="24"/>
                 <w:szCs w:val="24"/>
                 <w:color w:val="000000"/>
@@ -5212,33 +5127,32 @@
           </w:tcPr>
           <w:p>
             <w:pPr>
-              <w:jc w:val="right"/>
-              <w:pBdr>
-                <w:bottom w:val="none" w:sz="0" w:space="0" w:color="000000"/>
-                <w:top w:val="none" w:sz="0" w:space="0" w:color="000000"/>
-                <w:left w:val="none" w:sz="0" w:space="0" w:color="000000"/>
-                <w:right w:val="none" w:sz="0" w:space="0" w:color="000000"/>
-              </w:pBdr>
-              <w:spacing w:after="40" w:before="40" w:line="240"/>
-              <w:ind w:left="80" w:right="80" w:firstLine="0" w:firstLineChars="0"/>
-              <w:rPr>
-                <w:rFonts w:ascii="Roboto Condensed" w:hAnsi="Helvetica" w:eastAsia="Helvetica" w:cs="Roboto Condensed"/>
-                <w:i w:val="false"/>
-                <w:b w:val="false"/>
-                <w:u w:val="none"/>
-                <w:strike w:val="false"/>
-                <w:sz w:val="24"/>
-                <w:szCs w:val="24"/>
-                <w:color w:val="000000"/>
-              </w:rPr>
-            </w:pPr>
-            <w:r>
-              <w:rPr>
-                <w:rFonts w:ascii="Roboto Condensed" w:hAnsi="Helvetica" w:eastAsia="Helvetica" w:cs="Roboto Condensed"/>
-                <w:i w:val="false"/>
-                <w:b w:val="false"/>
-                <w:u w:val="none"/>
-                <w:strike w:val="false"/>
+              <w:pStyle w:val="Normal"/>
+              <w:jc w:val="right"/>
+              <w:pBdr>
+                <w:bottom w:val="none" w:sz="0" w:space="0" w:color="000000"/>
+                <w:top w:val="none" w:sz="0" w:space="0" w:color="000000"/>
+                <w:left w:val="none" w:sz="0" w:space="0" w:color="000000"/>
+                <w:right w:val="none" w:sz="0" w:space="0" w:color="000000"/>
+              </w:pBdr>
+              <w:spacing w:after="40" w:before="40" w:line="240"/>
+              <w:ind w:left="80" w:right="80" w:firstLine="0" w:firstLineChars="0"/>
+              <w:rPr>
+                <w:rFonts w:ascii="Roboto Condensed" w:hAnsi="Helvetica" w:eastAsia="Helvetica" w:cs="Roboto Condensed"/>
+                <w:i w:val="false"/>
+                <w:b w:val="false"/>
+                <w:u w:val="none"/>
+                <w:sz w:val="24"/>
+                <w:szCs w:val="24"/>
+                <w:color w:val="000000"/>
+              </w:rPr>
+            </w:pPr>
+            <w:r>
+              <w:rPr>
+                <w:rFonts w:ascii="Roboto Condensed" w:hAnsi="Helvetica" w:eastAsia="Helvetica" w:cs="Roboto Condensed"/>
+                <w:i w:val="false"/>
+                <w:b w:val="false"/>
+                <w:u w:val="none"/>
                 <w:sz w:val="24"/>
                 <w:szCs w:val="24"/>
                 <w:color w:val="000000"/>
@@ -5266,33 +5180,32 @@
           </w:tcPr>
           <w:p>
             <w:pPr>
-              <w:jc w:val="right"/>
-              <w:pBdr>
-                <w:bottom w:val="none" w:sz="0" w:space="0" w:color="000000"/>
-                <w:top w:val="none" w:sz="0" w:space="0" w:color="000000"/>
-                <w:left w:val="none" w:sz="0" w:space="0" w:color="000000"/>
-                <w:right w:val="none" w:sz="0" w:space="0" w:color="000000"/>
-              </w:pBdr>
-              <w:spacing w:after="40" w:before="40" w:line="240"/>
-              <w:ind w:left="80" w:right="80" w:firstLine="0" w:firstLineChars="0"/>
-              <w:rPr>
-                <w:rFonts w:ascii="Roboto Condensed" w:hAnsi="Helvetica" w:eastAsia="Helvetica" w:cs="Roboto Condensed"/>
-                <w:i w:val="false"/>
-                <w:b w:val="false"/>
-                <w:u w:val="none"/>
-                <w:strike w:val="false"/>
-                <w:sz w:val="24"/>
-                <w:szCs w:val="24"/>
-                <w:color w:val="000000"/>
-              </w:rPr>
-            </w:pPr>
-            <w:r>
-              <w:rPr>
-                <w:rFonts w:ascii="Roboto Condensed" w:hAnsi="Helvetica" w:eastAsia="Helvetica" w:cs="Roboto Condensed"/>
-                <w:i w:val="false"/>
-                <w:b w:val="false"/>
-                <w:u w:val="none"/>
-                <w:strike w:val="false"/>
+              <w:pStyle w:val="Normal"/>
+              <w:jc w:val="right"/>
+              <w:pBdr>
+                <w:bottom w:val="none" w:sz="0" w:space="0" w:color="000000"/>
+                <w:top w:val="none" w:sz="0" w:space="0" w:color="000000"/>
+                <w:left w:val="none" w:sz="0" w:space="0" w:color="000000"/>
+                <w:right w:val="none" w:sz="0" w:space="0" w:color="000000"/>
+              </w:pBdr>
+              <w:spacing w:after="40" w:before="40" w:line="240"/>
+              <w:ind w:left="80" w:right="80" w:firstLine="0" w:firstLineChars="0"/>
+              <w:rPr>
+                <w:rFonts w:ascii="Roboto Condensed" w:hAnsi="Helvetica" w:eastAsia="Helvetica" w:cs="Roboto Condensed"/>
+                <w:i w:val="false"/>
+                <w:b w:val="false"/>
+                <w:u w:val="none"/>
+                <w:sz w:val="24"/>
+                <w:szCs w:val="24"/>
+                <w:color w:val="000000"/>
+              </w:rPr>
+            </w:pPr>
+            <w:r>
+              <w:rPr>
+                <w:rFonts w:ascii="Roboto Condensed" w:hAnsi="Helvetica" w:eastAsia="Helvetica" w:cs="Roboto Condensed"/>
+                <w:i w:val="false"/>
+                <w:b w:val="false"/>
+                <w:u w:val="none"/>
                 <w:sz w:val="24"/>
                 <w:szCs w:val="24"/>
                 <w:color w:val="000000"/>
@@ -5320,33 +5233,32 @@
           </w:tcPr>
           <w:p>
             <w:pPr>
-              <w:jc w:val="right"/>
-              <w:pBdr>
-                <w:bottom w:val="none" w:sz="0" w:space="0" w:color="000000"/>
-                <w:top w:val="none" w:sz="0" w:space="0" w:color="000000"/>
-                <w:left w:val="none" w:sz="0" w:space="0" w:color="000000"/>
-                <w:right w:val="none" w:sz="0" w:space="0" w:color="000000"/>
-              </w:pBdr>
-              <w:spacing w:after="40" w:before="40" w:line="240"/>
-              <w:ind w:left="80" w:right="80" w:firstLine="0" w:firstLineChars="0"/>
-              <w:rPr>
-                <w:rFonts w:ascii="Roboto Condensed" w:hAnsi="Helvetica" w:eastAsia="Helvetica" w:cs="Roboto Condensed"/>
-                <w:i w:val="false"/>
-                <w:b w:val="false"/>
-                <w:u w:val="none"/>
-                <w:strike w:val="false"/>
-                <w:sz w:val="24"/>
-                <w:szCs w:val="24"/>
-                <w:color w:val="000000"/>
-              </w:rPr>
-            </w:pPr>
-            <w:r>
-              <w:rPr>
-                <w:rFonts w:ascii="Roboto Condensed" w:hAnsi="Helvetica" w:eastAsia="Helvetica" w:cs="Roboto Condensed"/>
-                <w:i w:val="false"/>
-                <w:b w:val="false"/>
-                <w:u w:val="none"/>
-                <w:strike w:val="false"/>
+              <w:pStyle w:val="Normal"/>
+              <w:jc w:val="right"/>
+              <w:pBdr>
+                <w:bottom w:val="none" w:sz="0" w:space="0" w:color="000000"/>
+                <w:top w:val="none" w:sz="0" w:space="0" w:color="000000"/>
+                <w:left w:val="none" w:sz="0" w:space="0" w:color="000000"/>
+                <w:right w:val="none" w:sz="0" w:space="0" w:color="000000"/>
+              </w:pBdr>
+              <w:spacing w:after="40" w:before="40" w:line="240"/>
+              <w:ind w:left="80" w:right="80" w:firstLine="0" w:firstLineChars="0"/>
+              <w:rPr>
+                <w:rFonts w:ascii="Roboto Condensed" w:hAnsi="Helvetica" w:eastAsia="Helvetica" w:cs="Roboto Condensed"/>
+                <w:i w:val="false"/>
+                <w:b w:val="false"/>
+                <w:u w:val="none"/>
+                <w:sz w:val="24"/>
+                <w:szCs w:val="24"/>
+                <w:color w:val="000000"/>
+              </w:rPr>
+            </w:pPr>
+            <w:r>
+              <w:rPr>
+                <w:rFonts w:ascii="Roboto Condensed" w:hAnsi="Helvetica" w:eastAsia="Helvetica" w:cs="Roboto Condensed"/>
+                <w:i w:val="false"/>
+                <w:b w:val="false"/>
+                <w:u w:val="none"/>
                 <w:sz w:val="24"/>
                 <w:szCs w:val="24"/>
                 <w:color w:val="000000"/>
@@ -5381,6 +5293,7 @@
           </w:tcPr>
           <w:p>
             <w:pPr>
+              <w:pStyle w:val="Normal"/>
               <w:jc w:val="left"/>
               <w:pBdr>
                 <w:bottom w:val="none" w:sz="0" w:space="0" w:color="000000"/>
@@ -5395,7 +5308,6 @@
                 <w:i w:val="false"/>
                 <w:b w:val="false"/>
                 <w:u w:val="none"/>
-                <w:strike w:val="false"/>
                 <w:sz w:val="24"/>
                 <w:szCs w:val="24"/>
                 <w:color w:val="000000"/>
@@ -5423,6 +5335,7 @@
           </w:tcPr>
           <w:p>
             <w:pPr>
+              <w:pStyle w:val="Normal"/>
               <w:jc w:val="left"/>
               <w:pBdr>
                 <w:bottom w:val="none" w:sz="0" w:space="0" w:color="000000"/>
@@ -5437,33 +5350,33 @@
                 <w:i w:val="false"/>
                 <w:b w:val="false"/>
                 <w:u w:val="none"/>
-                <w:strike w:val="false"/>
-                <w:sz w:val="24"/>
-                <w:szCs w:val="24"/>
-                <w:color w:val="000000"/>
-              </w:rPr>
-            </w:pPr>
-          </w:p>
-        </w:tc>
-        <w:tc>
-          <w:tcPr>
-            <w:tcBorders>
-              <w:bottom w:val="single" w:sz="4" w:space="0" w:color="A6A6A6"/>
-              <w:top w:val="single" w:sz="4" w:space="0" w:color="A6A6A6"/>
-              <w:left w:val="single" w:sz="4" w:space="0" w:color="A6A6A6"/>
-              <w:right w:val="single" w:sz="4" w:space="0" w:color="A6A6A6"/>
-            </w:tcBorders>
-            <w:shd w:val="clear" w:color="auto" w:fill="F2F2F2"/>
-            <w:tcMar>
-              <w:top w:w="0" w:type="dxa"/>
-              <w:bottom w:w="0" w:type="dxa"/>
-              <w:left w:w="0" w:type="dxa"/>
-              <w:right w:w="0" w:type="dxa"/>
-            </w:tcMar>
-            <w:vAlign w:val="center"/>
-          </w:tcPr>
-          <w:p>
-            <w:pPr>
+                <w:sz w:val="24"/>
+                <w:szCs w:val="24"/>
+                <w:color w:val="000000"/>
+              </w:rPr>
+            </w:pPr>
+          </w:p>
+        </w:tc>
+        <w:tc>
+          <w:tcPr>
+            <w:tcBorders>
+              <w:bottom w:val="single" w:sz="4" w:space="0" w:color="A6A6A6"/>
+              <w:top w:val="single" w:sz="4" w:space="0" w:color="A6A6A6"/>
+              <w:left w:val="single" w:sz="4" w:space="0" w:color="A6A6A6"/>
+              <w:right w:val="single" w:sz="4" w:space="0" w:color="A6A6A6"/>
+            </w:tcBorders>
+            <w:shd w:val="clear" w:color="auto" w:fill="F2F2F2"/>
+            <w:tcMar>
+              <w:top w:w="0" w:type="dxa"/>
+              <w:bottom w:w="0" w:type="dxa"/>
+              <w:left w:w="0" w:type="dxa"/>
+              <w:right w:w="0" w:type="dxa"/>
+            </w:tcMar>
+            <w:vAlign w:val="center"/>
+          </w:tcPr>
+          <w:p>
+            <w:pPr>
+              <w:pStyle w:val="Normal"/>
               <w:jc w:val="left"/>
               <w:pBdr>
                 <w:bottom w:val="none" w:sz="0" w:space="0" w:color="000000"/>
@@ -5478,19 +5391,17 @@
                 <w:i w:val="false"/>
                 <w:b w:val="false"/>
                 <w:u w:val="none"/>
-                <w:strike w:val="false"/>
-                <w:sz w:val="24"/>
-                <w:szCs w:val="24"/>
-                <w:color w:val="000000"/>
-              </w:rPr>
-            </w:pPr>
-            <w:r>
-              <w:rPr>
-                <w:rFonts w:ascii="Roboto Condensed" w:hAnsi="Helvetica" w:eastAsia="Helvetica" w:cs="Roboto Condensed"/>
-                <w:i w:val="false"/>
-                <w:b w:val="false"/>
-                <w:u w:val="none"/>
-                <w:strike w:val="false"/>
+                <w:sz w:val="24"/>
+                <w:szCs w:val="24"/>
+                <w:color w:val="000000"/>
+              </w:rPr>
+            </w:pPr>
+            <w:r>
+              <w:rPr>
+                <w:rFonts w:ascii="Roboto Condensed" w:hAnsi="Helvetica" w:eastAsia="Helvetica" w:cs="Roboto Condensed"/>
+                <w:i w:val="false"/>
+                <w:b w:val="false"/>
+                <w:u w:val="none"/>
                 <w:sz w:val="24"/>
                 <w:szCs w:val="24"/>
                 <w:color w:val="000000"/>
@@ -5518,33 +5429,32 @@
           </w:tcPr>
           <w:p>
             <w:pPr>
-              <w:jc w:val="right"/>
-              <w:pBdr>
-                <w:bottom w:val="none" w:sz="0" w:space="0" w:color="000000"/>
-                <w:top w:val="none" w:sz="0" w:space="0" w:color="000000"/>
-                <w:left w:val="none" w:sz="0" w:space="0" w:color="000000"/>
-                <w:right w:val="none" w:sz="0" w:space="0" w:color="000000"/>
-              </w:pBdr>
-              <w:spacing w:after="40" w:before="40" w:line="240"/>
-              <w:ind w:left="80" w:right="80" w:firstLine="0" w:firstLineChars="0"/>
-              <w:rPr>
-                <w:rFonts w:ascii="Roboto Condensed" w:hAnsi="Helvetica" w:eastAsia="Helvetica" w:cs="Roboto Condensed"/>
-                <w:i w:val="false"/>
-                <w:b w:val="false"/>
-                <w:u w:val="none"/>
-                <w:strike w:val="false"/>
-                <w:sz w:val="24"/>
-                <w:szCs w:val="24"/>
-                <w:color w:val="000000"/>
-              </w:rPr>
-            </w:pPr>
-            <w:r>
-              <w:rPr>
-                <w:rFonts w:ascii="Roboto Condensed" w:hAnsi="Helvetica" w:eastAsia="Helvetica" w:cs="Roboto Condensed"/>
-                <w:i w:val="false"/>
-                <w:b w:val="false"/>
-                <w:u w:val="none"/>
-                <w:strike w:val="false"/>
+              <w:pStyle w:val="Normal"/>
+              <w:jc w:val="right"/>
+              <w:pBdr>
+                <w:bottom w:val="none" w:sz="0" w:space="0" w:color="000000"/>
+                <w:top w:val="none" w:sz="0" w:space="0" w:color="000000"/>
+                <w:left w:val="none" w:sz="0" w:space="0" w:color="000000"/>
+                <w:right w:val="none" w:sz="0" w:space="0" w:color="000000"/>
+              </w:pBdr>
+              <w:spacing w:after="40" w:before="40" w:line="240"/>
+              <w:ind w:left="80" w:right="80" w:firstLine="0" w:firstLineChars="0"/>
+              <w:rPr>
+                <w:rFonts w:ascii="Roboto Condensed" w:hAnsi="Helvetica" w:eastAsia="Helvetica" w:cs="Roboto Condensed"/>
+                <w:i w:val="false"/>
+                <w:b w:val="false"/>
+                <w:u w:val="none"/>
+                <w:sz w:val="24"/>
+                <w:szCs w:val="24"/>
+                <w:color w:val="000000"/>
+              </w:rPr>
+            </w:pPr>
+            <w:r>
+              <w:rPr>
+                <w:rFonts w:ascii="Roboto Condensed" w:hAnsi="Helvetica" w:eastAsia="Helvetica" w:cs="Roboto Condensed"/>
+                <w:i w:val="false"/>
+                <w:b w:val="false"/>
+                <w:u w:val="none"/>
                 <w:sz w:val="24"/>
                 <w:szCs w:val="24"/>
                 <w:color w:val="000000"/>
@@ -5572,33 +5482,32 @@
           </w:tcPr>
           <w:p>
             <w:pPr>
-              <w:jc w:val="right"/>
-              <w:pBdr>
-                <w:bottom w:val="none" w:sz="0" w:space="0" w:color="000000"/>
-                <w:top w:val="none" w:sz="0" w:space="0" w:color="000000"/>
-                <w:left w:val="none" w:sz="0" w:space="0" w:color="000000"/>
-                <w:right w:val="none" w:sz="0" w:space="0" w:color="000000"/>
-              </w:pBdr>
-              <w:spacing w:after="40" w:before="40" w:line="240"/>
-              <w:ind w:left="80" w:right="80" w:firstLine="0" w:firstLineChars="0"/>
-              <w:rPr>
-                <w:rFonts w:ascii="Roboto Condensed" w:hAnsi="Helvetica" w:eastAsia="Helvetica" w:cs="Roboto Condensed"/>
-                <w:i w:val="false"/>
-                <w:b w:val="false"/>
-                <w:u w:val="none"/>
-                <w:strike w:val="false"/>
-                <w:sz w:val="24"/>
-                <w:szCs w:val="24"/>
-                <w:color w:val="000000"/>
-              </w:rPr>
-            </w:pPr>
-            <w:r>
-              <w:rPr>
-                <w:rFonts w:ascii="Roboto Condensed" w:hAnsi="Helvetica" w:eastAsia="Helvetica" w:cs="Roboto Condensed"/>
-                <w:i w:val="false"/>
-                <w:b w:val="false"/>
-                <w:u w:val="none"/>
-                <w:strike w:val="false"/>
+              <w:pStyle w:val="Normal"/>
+              <w:jc w:val="right"/>
+              <w:pBdr>
+                <w:bottom w:val="none" w:sz="0" w:space="0" w:color="000000"/>
+                <w:top w:val="none" w:sz="0" w:space="0" w:color="000000"/>
+                <w:left w:val="none" w:sz="0" w:space="0" w:color="000000"/>
+                <w:right w:val="none" w:sz="0" w:space="0" w:color="000000"/>
+              </w:pBdr>
+              <w:spacing w:after="40" w:before="40" w:line="240"/>
+              <w:ind w:left="80" w:right="80" w:firstLine="0" w:firstLineChars="0"/>
+              <w:rPr>
+                <w:rFonts w:ascii="Roboto Condensed" w:hAnsi="Helvetica" w:eastAsia="Helvetica" w:cs="Roboto Condensed"/>
+                <w:i w:val="false"/>
+                <w:b w:val="false"/>
+                <w:u w:val="none"/>
+                <w:sz w:val="24"/>
+                <w:szCs w:val="24"/>
+                <w:color w:val="000000"/>
+              </w:rPr>
+            </w:pPr>
+            <w:r>
+              <w:rPr>
+                <w:rFonts w:ascii="Roboto Condensed" w:hAnsi="Helvetica" w:eastAsia="Helvetica" w:cs="Roboto Condensed"/>
+                <w:i w:val="false"/>
+                <w:b w:val="false"/>
+                <w:u w:val="none"/>
                 <w:sz w:val="24"/>
                 <w:szCs w:val="24"/>
                 <w:color w:val="000000"/>
@@ -5626,33 +5535,32 @@
           </w:tcPr>
           <w:p>
             <w:pPr>
-              <w:jc w:val="right"/>
-              <w:pBdr>
-                <w:bottom w:val="none" w:sz="0" w:space="0" w:color="000000"/>
-                <w:top w:val="none" w:sz="0" w:space="0" w:color="000000"/>
-                <w:left w:val="none" w:sz="0" w:space="0" w:color="000000"/>
-                <w:right w:val="none" w:sz="0" w:space="0" w:color="000000"/>
-              </w:pBdr>
-              <w:spacing w:after="40" w:before="40" w:line="240"/>
-              <w:ind w:left="80" w:right="80" w:firstLine="0" w:firstLineChars="0"/>
-              <w:rPr>
-                <w:rFonts w:ascii="Roboto Condensed" w:hAnsi="Helvetica" w:eastAsia="Helvetica" w:cs="Roboto Condensed"/>
-                <w:i w:val="false"/>
-                <w:b w:val="false"/>
-                <w:u w:val="none"/>
-                <w:strike w:val="false"/>
-                <w:sz w:val="24"/>
-                <w:szCs w:val="24"/>
-                <w:color w:val="000000"/>
-              </w:rPr>
-            </w:pPr>
-            <w:r>
-              <w:rPr>
-                <w:rFonts w:ascii="Roboto Condensed" w:hAnsi="Helvetica" w:eastAsia="Helvetica" w:cs="Roboto Condensed"/>
-                <w:i w:val="false"/>
-                <w:b w:val="false"/>
-                <w:u w:val="none"/>
-                <w:strike w:val="false"/>
+              <w:pStyle w:val="Normal"/>
+              <w:jc w:val="right"/>
+              <w:pBdr>
+                <w:bottom w:val="none" w:sz="0" w:space="0" w:color="000000"/>
+                <w:top w:val="none" w:sz="0" w:space="0" w:color="000000"/>
+                <w:left w:val="none" w:sz="0" w:space="0" w:color="000000"/>
+                <w:right w:val="none" w:sz="0" w:space="0" w:color="000000"/>
+              </w:pBdr>
+              <w:spacing w:after="40" w:before="40" w:line="240"/>
+              <w:ind w:left="80" w:right="80" w:firstLine="0" w:firstLineChars="0"/>
+              <w:rPr>
+                <w:rFonts w:ascii="Roboto Condensed" w:hAnsi="Helvetica" w:eastAsia="Helvetica" w:cs="Roboto Condensed"/>
+                <w:i w:val="false"/>
+                <w:b w:val="false"/>
+                <w:u w:val="none"/>
+                <w:sz w:val="24"/>
+                <w:szCs w:val="24"/>
+                <w:color w:val="000000"/>
+              </w:rPr>
+            </w:pPr>
+            <w:r>
+              <w:rPr>
+                <w:rFonts w:ascii="Roboto Condensed" w:hAnsi="Helvetica" w:eastAsia="Helvetica" w:cs="Roboto Condensed"/>
+                <w:i w:val="false"/>
+                <w:b w:val="false"/>
+                <w:u w:val="none"/>
                 <w:sz w:val="24"/>
                 <w:szCs w:val="24"/>
                 <w:color w:val="000000"/>
@@ -5680,33 +5588,32 @@
           </w:tcPr>
           <w:p>
             <w:pPr>
-              <w:jc w:val="right"/>
-              <w:pBdr>
-                <w:bottom w:val="none" w:sz="0" w:space="0" w:color="000000"/>
-                <w:top w:val="none" w:sz="0" w:space="0" w:color="000000"/>
-                <w:left w:val="none" w:sz="0" w:space="0" w:color="000000"/>
-                <w:right w:val="none" w:sz="0" w:space="0" w:color="000000"/>
-              </w:pBdr>
-              <w:spacing w:after="40" w:before="40" w:line="240"/>
-              <w:ind w:left="80" w:right="80" w:firstLine="0" w:firstLineChars="0"/>
-              <w:rPr>
-                <w:rFonts w:ascii="Roboto Condensed" w:hAnsi="Helvetica" w:eastAsia="Helvetica" w:cs="Roboto Condensed"/>
-                <w:i w:val="false"/>
-                <w:b w:val="false"/>
-                <w:u w:val="none"/>
-                <w:strike w:val="false"/>
-                <w:sz w:val="24"/>
-                <w:szCs w:val="24"/>
-                <w:color w:val="000000"/>
-              </w:rPr>
-            </w:pPr>
-            <w:r>
-              <w:rPr>
-                <w:rFonts w:ascii="Roboto Condensed" w:hAnsi="Helvetica" w:eastAsia="Helvetica" w:cs="Roboto Condensed"/>
-                <w:i w:val="false"/>
-                <w:b w:val="false"/>
-                <w:u w:val="none"/>
-                <w:strike w:val="false"/>
+              <w:pStyle w:val="Normal"/>
+              <w:jc w:val="right"/>
+              <w:pBdr>
+                <w:bottom w:val="none" w:sz="0" w:space="0" w:color="000000"/>
+                <w:top w:val="none" w:sz="0" w:space="0" w:color="000000"/>
+                <w:left w:val="none" w:sz="0" w:space="0" w:color="000000"/>
+                <w:right w:val="none" w:sz="0" w:space="0" w:color="000000"/>
+              </w:pBdr>
+              <w:spacing w:after="40" w:before="40" w:line="240"/>
+              <w:ind w:left="80" w:right="80" w:firstLine="0" w:firstLineChars="0"/>
+              <w:rPr>
+                <w:rFonts w:ascii="Roboto Condensed" w:hAnsi="Helvetica" w:eastAsia="Helvetica" w:cs="Roboto Condensed"/>
+                <w:i w:val="false"/>
+                <w:b w:val="false"/>
+                <w:u w:val="none"/>
+                <w:sz w:val="24"/>
+                <w:szCs w:val="24"/>
+                <w:color w:val="000000"/>
+              </w:rPr>
+            </w:pPr>
+            <w:r>
+              <w:rPr>
+                <w:rFonts w:ascii="Roboto Condensed" w:hAnsi="Helvetica" w:eastAsia="Helvetica" w:cs="Roboto Condensed"/>
+                <w:i w:val="false"/>
+                <w:b w:val="false"/>
+                <w:u w:val="none"/>
                 <w:sz w:val="24"/>
                 <w:szCs w:val="24"/>
                 <w:color w:val="000000"/>
@@ -5734,33 +5641,32 @@
           </w:tcPr>
           <w:p>
             <w:pPr>
-              <w:jc w:val="right"/>
-              <w:pBdr>
-                <w:bottom w:val="none" w:sz="0" w:space="0" w:color="000000"/>
-                <w:top w:val="none" w:sz="0" w:space="0" w:color="000000"/>
-                <w:left w:val="none" w:sz="0" w:space="0" w:color="000000"/>
-                <w:right w:val="none" w:sz="0" w:space="0" w:color="000000"/>
-              </w:pBdr>
-              <w:spacing w:after="40" w:before="40" w:line="240"/>
-              <w:ind w:left="80" w:right="80" w:firstLine="0" w:firstLineChars="0"/>
-              <w:rPr>
-                <w:rFonts w:ascii="Roboto Condensed" w:hAnsi="Helvetica" w:eastAsia="Helvetica" w:cs="Roboto Condensed"/>
-                <w:i w:val="false"/>
-                <w:b w:val="false"/>
-                <w:u w:val="none"/>
-                <w:strike w:val="false"/>
-                <w:sz w:val="24"/>
-                <w:szCs w:val="24"/>
-                <w:color w:val="000000"/>
-              </w:rPr>
-            </w:pPr>
-            <w:r>
-              <w:rPr>
-                <w:rFonts w:ascii="Roboto Condensed" w:hAnsi="Helvetica" w:eastAsia="Helvetica" w:cs="Roboto Condensed"/>
-                <w:i w:val="false"/>
-                <w:b w:val="false"/>
-                <w:u w:val="none"/>
-                <w:strike w:val="false"/>
+              <w:pStyle w:val="Normal"/>
+              <w:jc w:val="right"/>
+              <w:pBdr>
+                <w:bottom w:val="none" w:sz="0" w:space="0" w:color="000000"/>
+                <w:top w:val="none" w:sz="0" w:space="0" w:color="000000"/>
+                <w:left w:val="none" w:sz="0" w:space="0" w:color="000000"/>
+                <w:right w:val="none" w:sz="0" w:space="0" w:color="000000"/>
+              </w:pBdr>
+              <w:spacing w:after="40" w:before="40" w:line="240"/>
+              <w:ind w:left="80" w:right="80" w:firstLine="0" w:firstLineChars="0"/>
+              <w:rPr>
+                <w:rFonts w:ascii="Roboto Condensed" w:hAnsi="Helvetica" w:eastAsia="Helvetica" w:cs="Roboto Condensed"/>
+                <w:i w:val="false"/>
+                <w:b w:val="false"/>
+                <w:u w:val="none"/>
+                <w:sz w:val="24"/>
+                <w:szCs w:val="24"/>
+                <w:color w:val="000000"/>
+              </w:rPr>
+            </w:pPr>
+            <w:r>
+              <w:rPr>
+                <w:rFonts w:ascii="Roboto Condensed" w:hAnsi="Helvetica" w:eastAsia="Helvetica" w:cs="Roboto Condensed"/>
+                <w:i w:val="false"/>
+                <w:b w:val="false"/>
+                <w:u w:val="none"/>
                 <w:sz w:val="24"/>
                 <w:szCs w:val="24"/>
                 <w:color w:val="000000"/>
@@ -5788,33 +5694,32 @@
           </w:tcPr>
           <w:p>
             <w:pPr>
-              <w:jc w:val="right"/>
-              <w:pBdr>
-                <w:bottom w:val="none" w:sz="0" w:space="0" w:color="000000"/>
-                <w:top w:val="none" w:sz="0" w:space="0" w:color="000000"/>
-                <w:left w:val="none" w:sz="0" w:space="0" w:color="000000"/>
-                <w:right w:val="none" w:sz="0" w:space="0" w:color="000000"/>
-              </w:pBdr>
-              <w:spacing w:after="40" w:before="40" w:line="240"/>
-              <w:ind w:left="80" w:right="80" w:firstLine="0" w:firstLineChars="0"/>
-              <w:rPr>
-                <w:rFonts w:ascii="Roboto Condensed" w:hAnsi="Helvetica" w:eastAsia="Helvetica" w:cs="Roboto Condensed"/>
-                <w:i w:val="false"/>
-                <w:b w:val="false"/>
-                <w:u w:val="none"/>
-                <w:strike w:val="false"/>
-                <w:sz w:val="24"/>
-                <w:szCs w:val="24"/>
-                <w:color w:val="000000"/>
-              </w:rPr>
-            </w:pPr>
-            <w:r>
-              <w:rPr>
-                <w:rFonts w:ascii="Roboto Condensed" w:hAnsi="Helvetica" w:eastAsia="Helvetica" w:cs="Roboto Condensed"/>
-                <w:i w:val="false"/>
-                <w:b w:val="false"/>
-                <w:u w:val="none"/>
-                <w:strike w:val="false"/>
+              <w:pStyle w:val="Normal"/>
+              <w:jc w:val="right"/>
+              <w:pBdr>
+                <w:bottom w:val="none" w:sz="0" w:space="0" w:color="000000"/>
+                <w:top w:val="none" w:sz="0" w:space="0" w:color="000000"/>
+                <w:left w:val="none" w:sz="0" w:space="0" w:color="000000"/>
+                <w:right w:val="none" w:sz="0" w:space="0" w:color="000000"/>
+              </w:pBdr>
+              <w:spacing w:after="40" w:before="40" w:line="240"/>
+              <w:ind w:left="80" w:right="80" w:firstLine="0" w:firstLineChars="0"/>
+              <w:rPr>
+                <w:rFonts w:ascii="Roboto Condensed" w:hAnsi="Helvetica" w:eastAsia="Helvetica" w:cs="Roboto Condensed"/>
+                <w:i w:val="false"/>
+                <w:b w:val="false"/>
+                <w:u w:val="none"/>
+                <w:sz w:val="24"/>
+                <w:szCs w:val="24"/>
+                <w:color w:val="000000"/>
+              </w:rPr>
+            </w:pPr>
+            <w:r>
+              <w:rPr>
+                <w:rFonts w:ascii="Roboto Condensed" w:hAnsi="Helvetica" w:eastAsia="Helvetica" w:cs="Roboto Condensed"/>
+                <w:i w:val="false"/>
+                <w:b w:val="false"/>
+                <w:u w:val="none"/>
                 <w:sz w:val="24"/>
                 <w:szCs w:val="24"/>
                 <w:color w:val="000000"/>
@@ -5849,6 +5754,7 @@
           </w:tcPr>
           <w:p>
             <w:pPr>
+              <w:pStyle w:val="Normal"/>
               <w:jc w:val="left"/>
               <w:pBdr>
                 <w:bottom w:val="none" w:sz="0" w:space="0" w:color="000000"/>
@@ -5863,7 +5769,6 @@
                 <w:i w:val="false"/>
                 <w:b w:val="false"/>
                 <w:u w:val="none"/>
-                <w:strike w:val="false"/>
                 <w:sz w:val="24"/>
                 <w:szCs w:val="24"/>
                 <w:color w:val="000000"/>
@@ -5891,6 +5796,7 @@
           </w:tcPr>
           <w:p>
             <w:pPr>
+              <w:pStyle w:val="Normal"/>
               <w:jc w:val="left"/>
               <w:pBdr>
                 <w:bottom w:val="none" w:sz="0" w:space="0" w:color="000000"/>
@@ -5905,33 +5811,33 @@
                 <w:i w:val="false"/>
                 <w:b w:val="false"/>
                 <w:u w:val="none"/>
-                <w:strike w:val="false"/>
-                <w:sz w:val="24"/>
-                <w:szCs w:val="24"/>
-                <w:color w:val="000000"/>
-              </w:rPr>
-            </w:pPr>
-          </w:p>
-        </w:tc>
-        <w:tc>
-          <w:tcPr>
-            <w:tcBorders>
-              <w:bottom w:val="single" w:sz="4" w:space="0" w:color="A6A6A6"/>
-              <w:top w:val="single" w:sz="4" w:space="0" w:color="A6A6A6"/>
-              <w:left w:val="single" w:sz="4" w:space="0" w:color="A6A6A6"/>
-              <w:right w:val="single" w:sz="4" w:space="0" w:color="A6A6A6"/>
-            </w:tcBorders>
-            <w:shd w:val="clear" w:color="auto" w:fill="F2F2F2"/>
-            <w:tcMar>
-              <w:top w:w="0" w:type="dxa"/>
-              <w:bottom w:w="0" w:type="dxa"/>
-              <w:left w:w="0" w:type="dxa"/>
-              <w:right w:w="0" w:type="dxa"/>
-            </w:tcMar>
-            <w:vAlign w:val="center"/>
-          </w:tcPr>
-          <w:p>
-            <w:pPr>
+                <w:sz w:val="24"/>
+                <w:szCs w:val="24"/>
+                <w:color w:val="000000"/>
+              </w:rPr>
+            </w:pPr>
+          </w:p>
+        </w:tc>
+        <w:tc>
+          <w:tcPr>
+            <w:tcBorders>
+              <w:bottom w:val="single" w:sz="4" w:space="0" w:color="A6A6A6"/>
+              <w:top w:val="single" w:sz="4" w:space="0" w:color="A6A6A6"/>
+              <w:left w:val="single" w:sz="4" w:space="0" w:color="A6A6A6"/>
+              <w:right w:val="single" w:sz="4" w:space="0" w:color="A6A6A6"/>
+            </w:tcBorders>
+            <w:shd w:val="clear" w:color="auto" w:fill="F2F2F2"/>
+            <w:tcMar>
+              <w:top w:w="0" w:type="dxa"/>
+              <w:bottom w:w="0" w:type="dxa"/>
+              <w:left w:w="0" w:type="dxa"/>
+              <w:right w:w="0" w:type="dxa"/>
+            </w:tcMar>
+            <w:vAlign w:val="center"/>
+          </w:tcPr>
+          <w:p>
+            <w:pPr>
+              <w:pStyle w:val="Normal"/>
               <w:jc w:val="left"/>
               <w:pBdr>
                 <w:bottom w:val="none" w:sz="0" w:space="0" w:color="000000"/>
@@ -5946,19 +5852,17 @@
                 <w:i w:val="false"/>
                 <w:b w:val="false"/>
                 <w:u w:val="none"/>
-                <w:strike w:val="false"/>
-                <w:sz w:val="24"/>
-                <w:szCs w:val="24"/>
-                <w:color w:val="000000"/>
-              </w:rPr>
-            </w:pPr>
-            <w:r>
-              <w:rPr>
-                <w:rFonts w:ascii="Roboto Condensed" w:hAnsi="Helvetica" w:eastAsia="Helvetica" w:cs="Roboto Condensed"/>
-                <w:i w:val="false"/>
-                <w:b w:val="false"/>
-                <w:u w:val="none"/>
-                <w:strike w:val="false"/>
+                <w:sz w:val="24"/>
+                <w:szCs w:val="24"/>
+                <w:color w:val="000000"/>
+              </w:rPr>
+            </w:pPr>
+            <w:r>
+              <w:rPr>
+                <w:rFonts w:ascii="Roboto Condensed" w:hAnsi="Helvetica" w:eastAsia="Helvetica" w:cs="Roboto Condensed"/>
+                <w:i w:val="false"/>
+                <w:b w:val="false"/>
+                <w:u w:val="none"/>
                 <w:sz w:val="24"/>
                 <w:szCs w:val="24"/>
                 <w:color w:val="000000"/>
@@ -5986,33 +5890,32 @@
           </w:tcPr>
           <w:p>
             <w:pPr>
-              <w:jc w:val="right"/>
-              <w:pBdr>
-                <w:bottom w:val="none" w:sz="0" w:space="0" w:color="000000"/>
-                <w:top w:val="none" w:sz="0" w:space="0" w:color="000000"/>
-                <w:left w:val="none" w:sz="0" w:space="0" w:color="000000"/>
-                <w:right w:val="none" w:sz="0" w:space="0" w:color="000000"/>
-              </w:pBdr>
-              <w:spacing w:after="40" w:before="40" w:line="240"/>
-              <w:ind w:left="80" w:right="80" w:firstLine="0" w:firstLineChars="0"/>
-              <w:rPr>
-                <w:rFonts w:ascii="Roboto Condensed" w:hAnsi="Helvetica" w:eastAsia="Helvetica" w:cs="Roboto Condensed"/>
-                <w:i w:val="false"/>
-                <w:b w:val="false"/>
-                <w:u w:val="none"/>
-                <w:strike w:val="false"/>
-                <w:sz w:val="24"/>
-                <w:szCs w:val="24"/>
-                <w:color w:val="000000"/>
-              </w:rPr>
-            </w:pPr>
-            <w:r>
-              <w:rPr>
-                <w:rFonts w:ascii="Roboto Condensed" w:hAnsi="Helvetica" w:eastAsia="Helvetica" w:cs="Roboto Condensed"/>
-                <w:i w:val="false"/>
-                <w:b w:val="false"/>
-                <w:u w:val="none"/>
-                <w:strike w:val="false"/>
+              <w:pStyle w:val="Normal"/>
+              <w:jc w:val="right"/>
+              <w:pBdr>
+                <w:bottom w:val="none" w:sz="0" w:space="0" w:color="000000"/>
+                <w:top w:val="none" w:sz="0" w:space="0" w:color="000000"/>
+                <w:left w:val="none" w:sz="0" w:space="0" w:color="000000"/>
+                <w:right w:val="none" w:sz="0" w:space="0" w:color="000000"/>
+              </w:pBdr>
+              <w:spacing w:after="40" w:before="40" w:line="240"/>
+              <w:ind w:left="80" w:right="80" w:firstLine="0" w:firstLineChars="0"/>
+              <w:rPr>
+                <w:rFonts w:ascii="Roboto Condensed" w:hAnsi="Helvetica" w:eastAsia="Helvetica" w:cs="Roboto Condensed"/>
+                <w:i w:val="false"/>
+                <w:b w:val="false"/>
+                <w:u w:val="none"/>
+                <w:sz w:val="24"/>
+                <w:szCs w:val="24"/>
+                <w:color w:val="000000"/>
+              </w:rPr>
+            </w:pPr>
+            <w:r>
+              <w:rPr>
+                <w:rFonts w:ascii="Roboto Condensed" w:hAnsi="Helvetica" w:eastAsia="Helvetica" w:cs="Roboto Condensed"/>
+                <w:i w:val="false"/>
+                <w:b w:val="false"/>
+                <w:u w:val="none"/>
                 <w:sz w:val="24"/>
                 <w:szCs w:val="24"/>
                 <w:color w:val="000000"/>
@@ -6040,33 +5943,32 @@
           </w:tcPr>
           <w:p>
             <w:pPr>
-              <w:jc w:val="right"/>
-              <w:pBdr>
-                <w:bottom w:val="none" w:sz="0" w:space="0" w:color="000000"/>
-                <w:top w:val="none" w:sz="0" w:space="0" w:color="000000"/>
-                <w:left w:val="none" w:sz="0" w:space="0" w:color="000000"/>
-                <w:right w:val="none" w:sz="0" w:space="0" w:color="000000"/>
-              </w:pBdr>
-              <w:spacing w:after="40" w:before="40" w:line="240"/>
-              <w:ind w:left="80" w:right="80" w:firstLine="0" w:firstLineChars="0"/>
-              <w:rPr>
-                <w:rFonts w:ascii="Roboto Condensed" w:hAnsi="Helvetica" w:eastAsia="Helvetica" w:cs="Roboto Condensed"/>
-                <w:i w:val="false"/>
-                <w:b w:val="false"/>
-                <w:u w:val="none"/>
-                <w:strike w:val="false"/>
-                <w:sz w:val="24"/>
-                <w:szCs w:val="24"/>
-                <w:color w:val="000000"/>
-              </w:rPr>
-            </w:pPr>
-            <w:r>
-              <w:rPr>
-                <w:rFonts w:ascii="Roboto Condensed" w:hAnsi="Helvetica" w:eastAsia="Helvetica" w:cs="Roboto Condensed"/>
-                <w:i w:val="false"/>
-                <w:b w:val="false"/>
-                <w:u w:val="none"/>
-                <w:strike w:val="false"/>
+              <w:pStyle w:val="Normal"/>
+              <w:jc w:val="right"/>
+              <w:pBdr>
+                <w:bottom w:val="none" w:sz="0" w:space="0" w:color="000000"/>
+                <w:top w:val="none" w:sz="0" w:space="0" w:color="000000"/>
+                <w:left w:val="none" w:sz="0" w:space="0" w:color="000000"/>
+                <w:right w:val="none" w:sz="0" w:space="0" w:color="000000"/>
+              </w:pBdr>
+              <w:spacing w:after="40" w:before="40" w:line="240"/>
+              <w:ind w:left="80" w:right="80" w:firstLine="0" w:firstLineChars="0"/>
+              <w:rPr>
+                <w:rFonts w:ascii="Roboto Condensed" w:hAnsi="Helvetica" w:eastAsia="Helvetica" w:cs="Roboto Condensed"/>
+                <w:i w:val="false"/>
+                <w:b w:val="false"/>
+                <w:u w:val="none"/>
+                <w:sz w:val="24"/>
+                <w:szCs w:val="24"/>
+                <w:color w:val="000000"/>
+              </w:rPr>
+            </w:pPr>
+            <w:r>
+              <w:rPr>
+                <w:rFonts w:ascii="Roboto Condensed" w:hAnsi="Helvetica" w:eastAsia="Helvetica" w:cs="Roboto Condensed"/>
+                <w:i w:val="false"/>
+                <w:b w:val="false"/>
+                <w:u w:val="none"/>
                 <w:sz w:val="24"/>
                 <w:szCs w:val="24"/>
                 <w:color w:val="000000"/>
@@ -6094,33 +5996,32 @@
           </w:tcPr>
           <w:p>
             <w:pPr>
-              <w:jc w:val="right"/>
-              <w:pBdr>
-                <w:bottom w:val="none" w:sz="0" w:space="0" w:color="000000"/>
-                <w:top w:val="none" w:sz="0" w:space="0" w:color="000000"/>
-                <w:left w:val="none" w:sz="0" w:space="0" w:color="000000"/>
-                <w:right w:val="none" w:sz="0" w:space="0" w:color="000000"/>
-              </w:pBdr>
-              <w:spacing w:after="40" w:before="40" w:line="240"/>
-              <w:ind w:left="80" w:right="80" w:firstLine="0" w:firstLineChars="0"/>
-              <w:rPr>
-                <w:rFonts w:ascii="Roboto Condensed" w:hAnsi="Helvetica" w:eastAsia="Helvetica" w:cs="Roboto Condensed"/>
-                <w:i w:val="false"/>
-                <w:b w:val="false"/>
-                <w:u w:val="none"/>
-                <w:strike w:val="false"/>
-                <w:sz w:val="24"/>
-                <w:szCs w:val="24"/>
-                <w:color w:val="000000"/>
-              </w:rPr>
-            </w:pPr>
-            <w:r>
-              <w:rPr>
-                <w:rFonts w:ascii="Roboto Condensed" w:hAnsi="Helvetica" w:eastAsia="Helvetica" w:cs="Roboto Condensed"/>
-                <w:i w:val="false"/>
-                <w:b w:val="false"/>
-                <w:u w:val="none"/>
-                <w:strike w:val="false"/>
+              <w:pStyle w:val="Normal"/>
+              <w:jc w:val="right"/>
+              <w:pBdr>
+                <w:bottom w:val="none" w:sz="0" w:space="0" w:color="000000"/>
+                <w:top w:val="none" w:sz="0" w:space="0" w:color="000000"/>
+                <w:left w:val="none" w:sz="0" w:space="0" w:color="000000"/>
+                <w:right w:val="none" w:sz="0" w:space="0" w:color="000000"/>
+              </w:pBdr>
+              <w:spacing w:after="40" w:before="40" w:line="240"/>
+              <w:ind w:left="80" w:right="80" w:firstLine="0" w:firstLineChars="0"/>
+              <w:rPr>
+                <w:rFonts w:ascii="Roboto Condensed" w:hAnsi="Helvetica" w:eastAsia="Helvetica" w:cs="Roboto Condensed"/>
+                <w:i w:val="false"/>
+                <w:b w:val="false"/>
+                <w:u w:val="none"/>
+                <w:sz w:val="24"/>
+                <w:szCs w:val="24"/>
+                <w:color w:val="000000"/>
+              </w:rPr>
+            </w:pPr>
+            <w:r>
+              <w:rPr>
+                <w:rFonts w:ascii="Roboto Condensed" w:hAnsi="Helvetica" w:eastAsia="Helvetica" w:cs="Roboto Condensed"/>
+                <w:i w:val="false"/>
+                <w:b w:val="false"/>
+                <w:u w:val="none"/>
                 <w:sz w:val="24"/>
                 <w:szCs w:val="24"/>
                 <w:color w:val="000000"/>
@@ -6148,33 +6049,32 @@
           </w:tcPr>
           <w:p>
             <w:pPr>
-              <w:jc w:val="right"/>
-              <w:pBdr>
-                <w:bottom w:val="none" w:sz="0" w:space="0" w:color="000000"/>
-                <w:top w:val="none" w:sz="0" w:space="0" w:color="000000"/>
-                <w:left w:val="none" w:sz="0" w:space="0" w:color="000000"/>
-                <w:right w:val="none" w:sz="0" w:space="0" w:color="000000"/>
-              </w:pBdr>
-              <w:spacing w:after="40" w:before="40" w:line="240"/>
-              <w:ind w:left="80" w:right="80" w:firstLine="0" w:firstLineChars="0"/>
-              <w:rPr>
-                <w:rFonts w:ascii="Roboto Condensed" w:hAnsi="Helvetica" w:eastAsia="Helvetica" w:cs="Roboto Condensed"/>
-                <w:i w:val="false"/>
-                <w:b w:val="false"/>
-                <w:u w:val="none"/>
-                <w:strike w:val="false"/>
-                <w:sz w:val="24"/>
-                <w:szCs w:val="24"/>
-                <w:color w:val="000000"/>
-              </w:rPr>
-            </w:pPr>
-            <w:r>
-              <w:rPr>
-                <w:rFonts w:ascii="Roboto Condensed" w:hAnsi="Helvetica" w:eastAsia="Helvetica" w:cs="Roboto Condensed"/>
-                <w:i w:val="false"/>
-                <w:b w:val="false"/>
-                <w:u w:val="none"/>
-                <w:strike w:val="false"/>
+              <w:pStyle w:val="Normal"/>
+              <w:jc w:val="right"/>
+              <w:pBdr>
+                <w:bottom w:val="none" w:sz="0" w:space="0" w:color="000000"/>
+                <w:top w:val="none" w:sz="0" w:space="0" w:color="000000"/>
+                <w:left w:val="none" w:sz="0" w:space="0" w:color="000000"/>
+                <w:right w:val="none" w:sz="0" w:space="0" w:color="000000"/>
+              </w:pBdr>
+              <w:spacing w:after="40" w:before="40" w:line="240"/>
+              <w:ind w:left="80" w:right="80" w:firstLine="0" w:firstLineChars="0"/>
+              <w:rPr>
+                <w:rFonts w:ascii="Roboto Condensed" w:hAnsi="Helvetica" w:eastAsia="Helvetica" w:cs="Roboto Condensed"/>
+                <w:i w:val="false"/>
+                <w:b w:val="false"/>
+                <w:u w:val="none"/>
+                <w:sz w:val="24"/>
+                <w:szCs w:val="24"/>
+                <w:color w:val="000000"/>
+              </w:rPr>
+            </w:pPr>
+            <w:r>
+              <w:rPr>
+                <w:rFonts w:ascii="Roboto Condensed" w:hAnsi="Helvetica" w:eastAsia="Helvetica" w:cs="Roboto Condensed"/>
+                <w:i w:val="false"/>
+                <w:b w:val="false"/>
+                <w:u w:val="none"/>
                 <w:sz w:val="24"/>
                 <w:szCs w:val="24"/>
                 <w:color w:val="000000"/>
@@ -6202,33 +6102,32 @@
           </w:tcPr>
           <w:p>
             <w:pPr>
-              <w:jc w:val="right"/>
-              <w:pBdr>
-                <w:bottom w:val="none" w:sz="0" w:space="0" w:color="000000"/>
-                <w:top w:val="none" w:sz="0" w:space="0" w:color="000000"/>
-                <w:left w:val="none" w:sz="0" w:space="0" w:color="000000"/>
-                <w:right w:val="none" w:sz="0" w:space="0" w:color="000000"/>
-              </w:pBdr>
-              <w:spacing w:after="40" w:before="40" w:line="240"/>
-              <w:ind w:left="80" w:right="80" w:firstLine="0" w:firstLineChars="0"/>
-              <w:rPr>
-                <w:rFonts w:ascii="Roboto Condensed" w:hAnsi="Helvetica" w:eastAsia="Helvetica" w:cs="Roboto Condensed"/>
-                <w:i w:val="false"/>
-                <w:b w:val="false"/>
-                <w:u w:val="none"/>
-                <w:strike w:val="false"/>
-                <w:sz w:val="24"/>
-                <w:szCs w:val="24"/>
-                <w:color w:val="000000"/>
-              </w:rPr>
-            </w:pPr>
-            <w:r>
-              <w:rPr>
-                <w:rFonts w:ascii="Roboto Condensed" w:hAnsi="Helvetica" w:eastAsia="Helvetica" w:cs="Roboto Condensed"/>
-                <w:i w:val="false"/>
-                <w:b w:val="false"/>
-                <w:u w:val="none"/>
-                <w:strike w:val="false"/>
+              <w:pStyle w:val="Normal"/>
+              <w:jc w:val="right"/>
+              <w:pBdr>
+                <w:bottom w:val="none" w:sz="0" w:space="0" w:color="000000"/>
+                <w:top w:val="none" w:sz="0" w:space="0" w:color="000000"/>
+                <w:left w:val="none" w:sz="0" w:space="0" w:color="000000"/>
+                <w:right w:val="none" w:sz="0" w:space="0" w:color="000000"/>
+              </w:pBdr>
+              <w:spacing w:after="40" w:before="40" w:line="240"/>
+              <w:ind w:left="80" w:right="80" w:firstLine="0" w:firstLineChars="0"/>
+              <w:rPr>
+                <w:rFonts w:ascii="Roboto Condensed" w:hAnsi="Helvetica" w:eastAsia="Helvetica" w:cs="Roboto Condensed"/>
+                <w:i w:val="false"/>
+                <w:b w:val="false"/>
+                <w:u w:val="none"/>
+                <w:sz w:val="24"/>
+                <w:szCs w:val="24"/>
+                <w:color w:val="000000"/>
+              </w:rPr>
+            </w:pPr>
+            <w:r>
+              <w:rPr>
+                <w:rFonts w:ascii="Roboto Condensed" w:hAnsi="Helvetica" w:eastAsia="Helvetica" w:cs="Roboto Condensed"/>
+                <w:i w:val="false"/>
+                <w:b w:val="false"/>
+                <w:u w:val="none"/>
                 <w:sz w:val="24"/>
                 <w:szCs w:val="24"/>
                 <w:color w:val="000000"/>
@@ -6256,33 +6155,32 @@
           </w:tcPr>
           <w:p>
             <w:pPr>
-              <w:jc w:val="right"/>
-              <w:pBdr>
-                <w:bottom w:val="none" w:sz="0" w:space="0" w:color="000000"/>
-                <w:top w:val="none" w:sz="0" w:space="0" w:color="000000"/>
-                <w:left w:val="none" w:sz="0" w:space="0" w:color="000000"/>
-                <w:right w:val="none" w:sz="0" w:space="0" w:color="000000"/>
-              </w:pBdr>
-              <w:spacing w:after="40" w:before="40" w:line="240"/>
-              <w:ind w:left="80" w:right="80" w:firstLine="0" w:firstLineChars="0"/>
-              <w:rPr>
-                <w:rFonts w:ascii="Roboto Condensed" w:hAnsi="Helvetica" w:eastAsia="Helvetica" w:cs="Roboto Condensed"/>
-                <w:i w:val="false"/>
-                <w:b w:val="false"/>
-                <w:u w:val="none"/>
-                <w:strike w:val="false"/>
-                <w:sz w:val="24"/>
-                <w:szCs w:val="24"/>
-                <w:color w:val="000000"/>
-              </w:rPr>
-            </w:pPr>
-            <w:r>
-              <w:rPr>
-                <w:rFonts w:ascii="Roboto Condensed" w:hAnsi="Helvetica" w:eastAsia="Helvetica" w:cs="Roboto Condensed"/>
-                <w:i w:val="false"/>
-                <w:b w:val="false"/>
-                <w:u w:val="none"/>
-                <w:strike w:val="false"/>
+              <w:pStyle w:val="Normal"/>
+              <w:jc w:val="right"/>
+              <w:pBdr>
+                <w:bottom w:val="none" w:sz="0" w:space="0" w:color="000000"/>
+                <w:top w:val="none" w:sz="0" w:space="0" w:color="000000"/>
+                <w:left w:val="none" w:sz="0" w:space="0" w:color="000000"/>
+                <w:right w:val="none" w:sz="0" w:space="0" w:color="000000"/>
+              </w:pBdr>
+              <w:spacing w:after="40" w:before="40" w:line="240"/>
+              <w:ind w:left="80" w:right="80" w:firstLine="0" w:firstLineChars="0"/>
+              <w:rPr>
+                <w:rFonts w:ascii="Roboto Condensed" w:hAnsi="Helvetica" w:eastAsia="Helvetica" w:cs="Roboto Condensed"/>
+                <w:i w:val="false"/>
+                <w:b w:val="false"/>
+                <w:u w:val="none"/>
+                <w:sz w:val="24"/>
+                <w:szCs w:val="24"/>
+                <w:color w:val="000000"/>
+              </w:rPr>
+            </w:pPr>
+            <w:r>
+              <w:rPr>
+                <w:rFonts w:ascii="Roboto Condensed" w:hAnsi="Helvetica" w:eastAsia="Helvetica" w:cs="Roboto Condensed"/>
+                <w:i w:val="false"/>
+                <w:b w:val="false"/>
+                <w:u w:val="none"/>
                 <w:sz w:val="24"/>
                 <w:szCs w:val="24"/>
                 <w:color w:val="000000"/>
@@ -6317,6 +6215,7 @@
           </w:tcPr>
           <w:p>
             <w:pPr>
+              <w:pStyle w:val="Normal"/>
               <w:jc w:val="left"/>
               <w:pBdr>
                 <w:bottom w:val="none" w:sz="0" w:space="0" w:color="000000"/>
@@ -6331,19 +6230,17 @@
                 <w:i w:val="false"/>
                 <w:b w:val="false"/>
                 <w:u w:val="none"/>
-                <w:strike w:val="false"/>
-                <w:sz w:val="24"/>
-                <w:szCs w:val="24"/>
-                <w:color w:val="000000"/>
-              </w:rPr>
-            </w:pPr>
-            <w:r>
-              <w:rPr>
-                <w:rFonts w:ascii="Roboto Condensed" w:hAnsi="Helvetica" w:eastAsia="Helvetica" w:cs="Roboto Condensed"/>
-                <w:i w:val="false"/>
-                <w:b w:val="false"/>
-                <w:u w:val="none"/>
-                <w:strike w:val="false"/>
+                <w:sz w:val="24"/>
+                <w:szCs w:val="24"/>
+                <w:color w:val="000000"/>
+              </w:rPr>
+            </w:pPr>
+            <w:r>
+              <w:rPr>
+                <w:rFonts w:ascii="Roboto Condensed" w:hAnsi="Helvetica" w:eastAsia="Helvetica" w:cs="Roboto Condensed"/>
+                <w:i w:val="false"/>
+                <w:b w:val="false"/>
+                <w:u w:val="none"/>
                 <w:sz w:val="24"/>
                 <w:szCs w:val="24"/>
                 <w:color w:val="000000"/>
@@ -6372,6 +6269,7 @@
           </w:tcPr>
           <w:p>
             <w:pPr>
+              <w:pStyle w:val="Normal"/>
               <w:jc w:val="left"/>
               <w:pBdr>
                 <w:bottom w:val="none" w:sz="0" w:space="0" w:color="000000"/>
@@ -6386,19 +6284,17 @@
                 <w:i w:val="false"/>
                 <w:b w:val="false"/>
                 <w:u w:val="none"/>
-                <w:strike w:val="false"/>
-                <w:sz w:val="24"/>
-                <w:szCs w:val="24"/>
-                <w:color w:val="000000"/>
-              </w:rPr>
-            </w:pPr>
-            <w:r>
-              <w:rPr>
-                <w:rFonts w:ascii="Roboto Condensed" w:hAnsi="Helvetica" w:eastAsia="Helvetica" w:cs="Roboto Condensed"/>
-                <w:i w:val="false"/>
-                <w:b w:val="false"/>
-                <w:u w:val="none"/>
-                <w:strike w:val="false"/>
+                <w:sz w:val="24"/>
+                <w:szCs w:val="24"/>
+                <w:color w:val="000000"/>
+              </w:rPr>
+            </w:pPr>
+            <w:r>
+              <w:rPr>
+                <w:rFonts w:ascii="Roboto Condensed" w:hAnsi="Helvetica" w:eastAsia="Helvetica" w:cs="Roboto Condensed"/>
+                <w:i w:val="false"/>
+                <w:b w:val="false"/>
+                <w:u w:val="none"/>
                 <w:sz w:val="24"/>
                 <w:szCs w:val="24"/>
                 <w:color w:val="000000"/>
@@ -6426,6 +6322,7 @@
           </w:tcPr>
           <w:p>
             <w:pPr>
+              <w:pStyle w:val="Normal"/>
               <w:jc w:val="left"/>
               <w:pBdr>
                 <w:bottom w:val="none" w:sz="0" w:space="0" w:color="000000"/>
@@ -6440,19 +6337,17 @@
                 <w:i w:val="false"/>
                 <w:b w:val="false"/>
                 <w:u w:val="none"/>
-                <w:strike w:val="false"/>
-                <w:sz w:val="24"/>
-                <w:szCs w:val="24"/>
-                <w:color w:val="000000"/>
-              </w:rPr>
-            </w:pPr>
-            <w:r>
-              <w:rPr>
-                <w:rFonts w:ascii="Roboto Condensed" w:hAnsi="Helvetica" w:eastAsia="Helvetica" w:cs="Roboto Condensed"/>
-                <w:i w:val="false"/>
-                <w:b w:val="false"/>
-                <w:u w:val="none"/>
-                <w:strike w:val="false"/>
+                <w:sz w:val="24"/>
+                <w:szCs w:val="24"/>
+                <w:color w:val="000000"/>
+              </w:rPr>
+            </w:pPr>
+            <w:r>
+              <w:rPr>
+                <w:rFonts w:ascii="Roboto Condensed" w:hAnsi="Helvetica" w:eastAsia="Helvetica" w:cs="Roboto Condensed"/>
+                <w:i w:val="false"/>
+                <w:b w:val="false"/>
+                <w:u w:val="none"/>
                 <w:sz w:val="24"/>
                 <w:szCs w:val="24"/>
                 <w:color w:val="000000"/>
@@ -6480,33 +6375,32 @@
           </w:tcPr>
           <w:p>
             <w:pPr>
-              <w:jc w:val="right"/>
-              <w:pBdr>
-                <w:bottom w:val="none" w:sz="0" w:space="0" w:color="000000"/>
-                <w:top w:val="none" w:sz="0" w:space="0" w:color="000000"/>
-                <w:left w:val="none" w:sz="0" w:space="0" w:color="000000"/>
-                <w:right w:val="none" w:sz="0" w:space="0" w:color="000000"/>
-              </w:pBdr>
-              <w:spacing w:after="40" w:before="40" w:line="240"/>
-              <w:ind w:left="80" w:right="80" w:firstLine="0" w:firstLineChars="0"/>
-              <w:rPr>
-                <w:rFonts w:ascii="Roboto Condensed" w:hAnsi="Helvetica" w:eastAsia="Helvetica" w:cs="Roboto Condensed"/>
-                <w:i w:val="false"/>
-                <w:b w:val="false"/>
-                <w:u w:val="none"/>
-                <w:strike w:val="false"/>
-                <w:sz w:val="24"/>
-                <w:szCs w:val="24"/>
-                <w:color w:val="000000"/>
-              </w:rPr>
-            </w:pPr>
-            <w:r>
-              <w:rPr>
-                <w:rFonts w:ascii="Roboto Condensed" w:hAnsi="Helvetica" w:eastAsia="Helvetica" w:cs="Roboto Condensed"/>
-                <w:i w:val="false"/>
-                <w:b w:val="false"/>
-                <w:u w:val="none"/>
-                <w:strike w:val="false"/>
+              <w:pStyle w:val="Normal"/>
+              <w:jc w:val="right"/>
+              <w:pBdr>
+                <w:bottom w:val="none" w:sz="0" w:space="0" w:color="000000"/>
+                <w:top w:val="none" w:sz="0" w:space="0" w:color="000000"/>
+                <w:left w:val="none" w:sz="0" w:space="0" w:color="000000"/>
+                <w:right w:val="none" w:sz="0" w:space="0" w:color="000000"/>
+              </w:pBdr>
+              <w:spacing w:after="40" w:before="40" w:line="240"/>
+              <w:ind w:left="80" w:right="80" w:firstLine="0" w:firstLineChars="0"/>
+              <w:rPr>
+                <w:rFonts w:ascii="Roboto Condensed" w:hAnsi="Helvetica" w:eastAsia="Helvetica" w:cs="Roboto Condensed"/>
+                <w:i w:val="false"/>
+                <w:b w:val="false"/>
+                <w:u w:val="none"/>
+                <w:sz w:val="24"/>
+                <w:szCs w:val="24"/>
+                <w:color w:val="000000"/>
+              </w:rPr>
+            </w:pPr>
+            <w:r>
+              <w:rPr>
+                <w:rFonts w:ascii="Roboto Condensed" w:hAnsi="Helvetica" w:eastAsia="Helvetica" w:cs="Roboto Condensed"/>
+                <w:i w:val="false"/>
+                <w:b w:val="false"/>
+                <w:u w:val="none"/>
                 <w:sz w:val="24"/>
                 <w:szCs w:val="24"/>
                 <w:color w:val="000000"/>
@@ -6534,33 +6428,32 @@
           </w:tcPr>
           <w:p>
             <w:pPr>
-              <w:jc w:val="right"/>
-              <w:pBdr>
-                <w:bottom w:val="none" w:sz="0" w:space="0" w:color="000000"/>
-                <w:top w:val="none" w:sz="0" w:space="0" w:color="000000"/>
-                <w:left w:val="none" w:sz="0" w:space="0" w:color="000000"/>
-                <w:right w:val="none" w:sz="0" w:space="0" w:color="000000"/>
-              </w:pBdr>
-              <w:spacing w:after="40" w:before="40" w:line="240"/>
-              <w:ind w:left="80" w:right="80" w:firstLine="0" w:firstLineChars="0"/>
-              <w:rPr>
-                <w:rFonts w:ascii="Roboto Condensed" w:hAnsi="Helvetica" w:eastAsia="Helvetica" w:cs="Roboto Condensed"/>
-                <w:i w:val="false"/>
-                <w:b w:val="false"/>
-                <w:u w:val="none"/>
-                <w:strike w:val="false"/>
-                <w:sz w:val="24"/>
-                <w:szCs w:val="24"/>
-                <w:color w:val="000000"/>
-              </w:rPr>
-            </w:pPr>
-            <w:r>
-              <w:rPr>
-                <w:rFonts w:ascii="Roboto Condensed" w:hAnsi="Helvetica" w:eastAsia="Helvetica" w:cs="Roboto Condensed"/>
-                <w:i w:val="false"/>
-                <w:b w:val="false"/>
-                <w:u w:val="none"/>
-                <w:strike w:val="false"/>
+              <w:pStyle w:val="Normal"/>
+              <w:jc w:val="right"/>
+              <w:pBdr>
+                <w:bottom w:val="none" w:sz="0" w:space="0" w:color="000000"/>
+                <w:top w:val="none" w:sz="0" w:space="0" w:color="000000"/>
+                <w:left w:val="none" w:sz="0" w:space="0" w:color="000000"/>
+                <w:right w:val="none" w:sz="0" w:space="0" w:color="000000"/>
+              </w:pBdr>
+              <w:spacing w:after="40" w:before="40" w:line="240"/>
+              <w:ind w:left="80" w:right="80" w:firstLine="0" w:firstLineChars="0"/>
+              <w:rPr>
+                <w:rFonts w:ascii="Roboto Condensed" w:hAnsi="Helvetica" w:eastAsia="Helvetica" w:cs="Roboto Condensed"/>
+                <w:i w:val="false"/>
+                <w:b w:val="false"/>
+                <w:u w:val="none"/>
+                <w:sz w:val="24"/>
+                <w:szCs w:val="24"/>
+                <w:color w:val="000000"/>
+              </w:rPr>
+            </w:pPr>
+            <w:r>
+              <w:rPr>
+                <w:rFonts w:ascii="Roboto Condensed" w:hAnsi="Helvetica" w:eastAsia="Helvetica" w:cs="Roboto Condensed"/>
+                <w:i w:val="false"/>
+                <w:b w:val="false"/>
+                <w:u w:val="none"/>
                 <w:sz w:val="24"/>
                 <w:szCs w:val="24"/>
                 <w:color w:val="000000"/>
@@ -6588,33 +6481,32 @@
           </w:tcPr>
           <w:p>
             <w:pPr>
-              <w:jc w:val="right"/>
-              <w:pBdr>
-                <w:bottom w:val="none" w:sz="0" w:space="0" w:color="000000"/>
-                <w:top w:val="none" w:sz="0" w:space="0" w:color="000000"/>
-                <w:left w:val="none" w:sz="0" w:space="0" w:color="000000"/>
-                <w:right w:val="none" w:sz="0" w:space="0" w:color="000000"/>
-              </w:pBdr>
-              <w:spacing w:after="40" w:before="40" w:line="240"/>
-              <w:ind w:left="80" w:right="80" w:firstLine="0" w:firstLineChars="0"/>
-              <w:rPr>
-                <w:rFonts w:ascii="Roboto Condensed" w:hAnsi="Helvetica" w:eastAsia="Helvetica" w:cs="Roboto Condensed"/>
-                <w:i w:val="false"/>
-                <w:b w:val="false"/>
-                <w:u w:val="none"/>
-                <w:strike w:val="false"/>
-                <w:sz w:val="24"/>
-                <w:szCs w:val="24"/>
-                <w:color w:val="000000"/>
-              </w:rPr>
-            </w:pPr>
-            <w:r>
-              <w:rPr>
-                <w:rFonts w:ascii="Roboto Condensed" w:hAnsi="Helvetica" w:eastAsia="Helvetica" w:cs="Roboto Condensed"/>
-                <w:i w:val="false"/>
-                <w:b w:val="false"/>
-                <w:u w:val="none"/>
-                <w:strike w:val="false"/>
+              <w:pStyle w:val="Normal"/>
+              <w:jc w:val="right"/>
+              <w:pBdr>
+                <w:bottom w:val="none" w:sz="0" w:space="0" w:color="000000"/>
+                <w:top w:val="none" w:sz="0" w:space="0" w:color="000000"/>
+                <w:left w:val="none" w:sz="0" w:space="0" w:color="000000"/>
+                <w:right w:val="none" w:sz="0" w:space="0" w:color="000000"/>
+              </w:pBdr>
+              <w:spacing w:after="40" w:before="40" w:line="240"/>
+              <w:ind w:left="80" w:right="80" w:firstLine="0" w:firstLineChars="0"/>
+              <w:rPr>
+                <w:rFonts w:ascii="Roboto Condensed" w:hAnsi="Helvetica" w:eastAsia="Helvetica" w:cs="Roboto Condensed"/>
+                <w:i w:val="false"/>
+                <w:b w:val="false"/>
+                <w:u w:val="none"/>
+                <w:sz w:val="24"/>
+                <w:szCs w:val="24"/>
+                <w:color w:val="000000"/>
+              </w:rPr>
+            </w:pPr>
+            <w:r>
+              <w:rPr>
+                <w:rFonts w:ascii="Roboto Condensed" w:hAnsi="Helvetica" w:eastAsia="Helvetica" w:cs="Roboto Condensed"/>
+                <w:i w:val="false"/>
+                <w:b w:val="false"/>
+                <w:u w:val="none"/>
                 <w:sz w:val="24"/>
                 <w:szCs w:val="24"/>
                 <w:color w:val="000000"/>
@@ -6642,33 +6534,32 @@
           </w:tcPr>
           <w:p>
             <w:pPr>
-              <w:jc w:val="right"/>
-              <w:pBdr>
-                <w:bottom w:val="none" w:sz="0" w:space="0" w:color="000000"/>
-                <w:top w:val="none" w:sz="0" w:space="0" w:color="000000"/>
-                <w:left w:val="none" w:sz="0" w:space="0" w:color="000000"/>
-                <w:right w:val="none" w:sz="0" w:space="0" w:color="000000"/>
-              </w:pBdr>
-              <w:spacing w:after="40" w:before="40" w:line="240"/>
-              <w:ind w:left="80" w:right="80" w:firstLine="0" w:firstLineChars="0"/>
-              <w:rPr>
-                <w:rFonts w:ascii="Roboto Condensed" w:hAnsi="Helvetica" w:eastAsia="Helvetica" w:cs="Roboto Condensed"/>
-                <w:i w:val="false"/>
-                <w:b w:val="false"/>
-                <w:u w:val="none"/>
-                <w:strike w:val="false"/>
-                <w:sz w:val="24"/>
-                <w:szCs w:val="24"/>
-                <w:color w:val="000000"/>
-              </w:rPr>
-            </w:pPr>
-            <w:r>
-              <w:rPr>
-                <w:rFonts w:ascii="Roboto Condensed" w:hAnsi="Helvetica" w:eastAsia="Helvetica" w:cs="Roboto Condensed"/>
-                <w:i w:val="false"/>
-                <w:b w:val="false"/>
-                <w:u w:val="none"/>
-                <w:strike w:val="false"/>
+              <w:pStyle w:val="Normal"/>
+              <w:jc w:val="right"/>
+              <w:pBdr>
+                <w:bottom w:val="none" w:sz="0" w:space="0" w:color="000000"/>
+                <w:top w:val="none" w:sz="0" w:space="0" w:color="000000"/>
+                <w:left w:val="none" w:sz="0" w:space="0" w:color="000000"/>
+                <w:right w:val="none" w:sz="0" w:space="0" w:color="000000"/>
+              </w:pBdr>
+              <w:spacing w:after="40" w:before="40" w:line="240"/>
+              <w:ind w:left="80" w:right="80" w:firstLine="0" w:firstLineChars="0"/>
+              <w:rPr>
+                <w:rFonts w:ascii="Roboto Condensed" w:hAnsi="Helvetica" w:eastAsia="Helvetica" w:cs="Roboto Condensed"/>
+                <w:i w:val="false"/>
+                <w:b w:val="false"/>
+                <w:u w:val="none"/>
+                <w:sz w:val="24"/>
+                <w:szCs w:val="24"/>
+                <w:color w:val="000000"/>
+              </w:rPr>
+            </w:pPr>
+            <w:r>
+              <w:rPr>
+                <w:rFonts w:ascii="Roboto Condensed" w:hAnsi="Helvetica" w:eastAsia="Helvetica" w:cs="Roboto Condensed"/>
+                <w:i w:val="false"/>
+                <w:b w:val="false"/>
+                <w:u w:val="none"/>
                 <w:sz w:val="24"/>
                 <w:szCs w:val="24"/>
                 <w:color w:val="000000"/>
@@ -6696,33 +6587,32 @@
           </w:tcPr>
           <w:p>
             <w:pPr>
-              <w:jc w:val="right"/>
-              <w:pBdr>
-                <w:bottom w:val="none" w:sz="0" w:space="0" w:color="000000"/>
-                <w:top w:val="none" w:sz="0" w:space="0" w:color="000000"/>
-                <w:left w:val="none" w:sz="0" w:space="0" w:color="000000"/>
-                <w:right w:val="none" w:sz="0" w:space="0" w:color="000000"/>
-              </w:pBdr>
-              <w:spacing w:after="40" w:before="40" w:line="240"/>
-              <w:ind w:left="80" w:right="80" w:firstLine="0" w:firstLineChars="0"/>
-              <w:rPr>
-                <w:rFonts w:ascii="Roboto Condensed" w:hAnsi="Helvetica" w:eastAsia="Helvetica" w:cs="Roboto Condensed"/>
-                <w:i w:val="false"/>
-                <w:b w:val="false"/>
-                <w:u w:val="none"/>
-                <w:strike w:val="false"/>
-                <w:sz w:val="24"/>
-                <w:szCs w:val="24"/>
-                <w:color w:val="000000"/>
-              </w:rPr>
-            </w:pPr>
-            <w:r>
-              <w:rPr>
-                <w:rFonts w:ascii="Roboto Condensed" w:hAnsi="Helvetica" w:eastAsia="Helvetica" w:cs="Roboto Condensed"/>
-                <w:i w:val="false"/>
-                <w:b w:val="false"/>
-                <w:u w:val="none"/>
-                <w:strike w:val="false"/>
+              <w:pStyle w:val="Normal"/>
+              <w:jc w:val="right"/>
+              <w:pBdr>
+                <w:bottom w:val="none" w:sz="0" w:space="0" w:color="000000"/>
+                <w:top w:val="none" w:sz="0" w:space="0" w:color="000000"/>
+                <w:left w:val="none" w:sz="0" w:space="0" w:color="000000"/>
+                <w:right w:val="none" w:sz="0" w:space="0" w:color="000000"/>
+              </w:pBdr>
+              <w:spacing w:after="40" w:before="40" w:line="240"/>
+              <w:ind w:left="80" w:right="80" w:firstLine="0" w:firstLineChars="0"/>
+              <w:rPr>
+                <w:rFonts w:ascii="Roboto Condensed" w:hAnsi="Helvetica" w:eastAsia="Helvetica" w:cs="Roboto Condensed"/>
+                <w:i w:val="false"/>
+                <w:b w:val="false"/>
+                <w:u w:val="none"/>
+                <w:sz w:val="24"/>
+                <w:szCs w:val="24"/>
+                <w:color w:val="000000"/>
+              </w:rPr>
+            </w:pPr>
+            <w:r>
+              <w:rPr>
+                <w:rFonts w:ascii="Roboto Condensed" w:hAnsi="Helvetica" w:eastAsia="Helvetica" w:cs="Roboto Condensed"/>
+                <w:i w:val="false"/>
+                <w:b w:val="false"/>
+                <w:u w:val="none"/>
                 <w:sz w:val="24"/>
                 <w:szCs w:val="24"/>
                 <w:color w:val="000000"/>
@@ -6750,33 +6640,32 @@
           </w:tcPr>
           <w:p>
             <w:pPr>
-              <w:jc w:val="right"/>
-              <w:pBdr>
-                <w:bottom w:val="none" w:sz="0" w:space="0" w:color="000000"/>
-                <w:top w:val="none" w:sz="0" w:space="0" w:color="000000"/>
-                <w:left w:val="none" w:sz="0" w:space="0" w:color="000000"/>
-                <w:right w:val="none" w:sz="0" w:space="0" w:color="000000"/>
-              </w:pBdr>
-              <w:spacing w:after="40" w:before="40" w:line="240"/>
-              <w:ind w:left="80" w:right="80" w:firstLine="0" w:firstLineChars="0"/>
-              <w:rPr>
-                <w:rFonts w:ascii="Roboto Condensed" w:hAnsi="Helvetica" w:eastAsia="Helvetica" w:cs="Roboto Condensed"/>
-                <w:i w:val="false"/>
-                <w:b w:val="false"/>
-                <w:u w:val="none"/>
-                <w:strike w:val="false"/>
-                <w:sz w:val="24"/>
-                <w:szCs w:val="24"/>
-                <w:color w:val="000000"/>
-              </w:rPr>
-            </w:pPr>
-            <w:r>
-              <w:rPr>
-                <w:rFonts w:ascii="Roboto Condensed" w:hAnsi="Helvetica" w:eastAsia="Helvetica" w:cs="Roboto Condensed"/>
-                <w:i w:val="false"/>
-                <w:b w:val="false"/>
-                <w:u w:val="none"/>
-                <w:strike w:val="false"/>
+              <w:pStyle w:val="Normal"/>
+              <w:jc w:val="right"/>
+              <w:pBdr>
+                <w:bottom w:val="none" w:sz="0" w:space="0" w:color="000000"/>
+                <w:top w:val="none" w:sz="0" w:space="0" w:color="000000"/>
+                <w:left w:val="none" w:sz="0" w:space="0" w:color="000000"/>
+                <w:right w:val="none" w:sz="0" w:space="0" w:color="000000"/>
+              </w:pBdr>
+              <w:spacing w:after="40" w:before="40" w:line="240"/>
+              <w:ind w:left="80" w:right="80" w:firstLine="0" w:firstLineChars="0"/>
+              <w:rPr>
+                <w:rFonts w:ascii="Roboto Condensed" w:hAnsi="Helvetica" w:eastAsia="Helvetica" w:cs="Roboto Condensed"/>
+                <w:i w:val="false"/>
+                <w:b w:val="false"/>
+                <w:u w:val="none"/>
+                <w:sz w:val="24"/>
+                <w:szCs w:val="24"/>
+                <w:color w:val="000000"/>
+              </w:rPr>
+            </w:pPr>
+            <w:r>
+              <w:rPr>
+                <w:rFonts w:ascii="Roboto Condensed" w:hAnsi="Helvetica" w:eastAsia="Helvetica" w:cs="Roboto Condensed"/>
+                <w:i w:val="false"/>
+                <w:b w:val="false"/>
+                <w:u w:val="none"/>
                 <w:sz w:val="24"/>
                 <w:szCs w:val="24"/>
                 <w:color w:val="000000"/>
@@ -6811,6 +6700,7 @@
           </w:tcPr>
           <w:p>
             <w:pPr>
+              <w:pStyle w:val="Normal"/>
               <w:jc w:val="left"/>
               <w:pBdr>
                 <w:bottom w:val="none" w:sz="0" w:space="0" w:color="000000"/>
@@ -6825,7 +6715,6 @@
                 <w:i w:val="false"/>
                 <w:b w:val="false"/>
                 <w:u w:val="none"/>
-                <w:strike w:val="false"/>
                 <w:sz w:val="24"/>
                 <w:szCs w:val="24"/>
                 <w:color w:val="000000"/>
@@ -6853,6 +6742,7 @@
           </w:tcPr>
           <w:p>
             <w:pPr>
+              <w:pStyle w:val="Normal"/>
               <w:jc w:val="left"/>
               <w:pBdr>
                 <w:bottom w:val="none" w:sz="0" w:space="0" w:color="000000"/>
@@ -6867,33 +6757,33 @@
                 <w:i w:val="false"/>
                 <w:b w:val="false"/>
                 <w:u w:val="none"/>
-                <w:strike w:val="false"/>
-                <w:sz w:val="24"/>
-                <w:szCs w:val="24"/>
-                <w:color w:val="000000"/>
-              </w:rPr>
-            </w:pPr>
-          </w:p>
-        </w:tc>
-        <w:tc>
-          <w:tcPr>
-            <w:tcBorders>
-              <w:bottom w:val="single" w:sz="4" w:space="0" w:color="A6A6A6"/>
-              <w:top w:val="single" w:sz="4" w:space="0" w:color="A6A6A6"/>
-              <w:left w:val="single" w:sz="4" w:space="0" w:color="A6A6A6"/>
-              <w:right w:val="single" w:sz="4" w:space="0" w:color="A6A6A6"/>
-            </w:tcBorders>
-            <w:shd w:val="clear" w:color="auto" w:fill="F2F2F2"/>
-            <w:tcMar>
-              <w:top w:w="0" w:type="dxa"/>
-              <w:bottom w:w="0" w:type="dxa"/>
-              <w:left w:w="0" w:type="dxa"/>
-              <w:right w:w="0" w:type="dxa"/>
-            </w:tcMar>
-            <w:vAlign w:val="center"/>
-          </w:tcPr>
-          <w:p>
-            <w:pPr>
+                <w:sz w:val="24"/>
+                <w:szCs w:val="24"/>
+                <w:color w:val="000000"/>
+              </w:rPr>
+            </w:pPr>
+          </w:p>
+        </w:tc>
+        <w:tc>
+          <w:tcPr>
+            <w:tcBorders>
+              <w:bottom w:val="single" w:sz="4" w:space="0" w:color="A6A6A6"/>
+              <w:top w:val="single" w:sz="4" w:space="0" w:color="A6A6A6"/>
+              <w:left w:val="single" w:sz="4" w:space="0" w:color="A6A6A6"/>
+              <w:right w:val="single" w:sz="4" w:space="0" w:color="A6A6A6"/>
+            </w:tcBorders>
+            <w:shd w:val="clear" w:color="auto" w:fill="F2F2F2"/>
+            <w:tcMar>
+              <w:top w:w="0" w:type="dxa"/>
+              <w:bottom w:w="0" w:type="dxa"/>
+              <w:left w:w="0" w:type="dxa"/>
+              <w:right w:w="0" w:type="dxa"/>
+            </w:tcMar>
+            <w:vAlign w:val="center"/>
+          </w:tcPr>
+          <w:p>
+            <w:pPr>
+              <w:pStyle w:val="Normal"/>
               <w:jc w:val="left"/>
               <w:pBdr>
                 <w:bottom w:val="none" w:sz="0" w:space="0" w:color="000000"/>
@@ -6908,19 +6798,17 @@
                 <w:i w:val="false"/>
                 <w:b w:val="false"/>
                 <w:u w:val="none"/>
-                <w:strike w:val="false"/>
-                <w:sz w:val="24"/>
-                <w:szCs w:val="24"/>
-                <w:color w:val="000000"/>
-              </w:rPr>
-            </w:pPr>
-            <w:r>
-              <w:rPr>
-                <w:rFonts w:ascii="Roboto Condensed" w:hAnsi="Helvetica" w:eastAsia="Helvetica" w:cs="Roboto Condensed"/>
-                <w:i w:val="false"/>
-                <w:b w:val="false"/>
-                <w:u w:val="none"/>
-                <w:strike w:val="false"/>
+                <w:sz w:val="24"/>
+                <w:szCs w:val="24"/>
+                <w:color w:val="000000"/>
+              </w:rPr>
+            </w:pPr>
+            <w:r>
+              <w:rPr>
+                <w:rFonts w:ascii="Roboto Condensed" w:hAnsi="Helvetica" w:eastAsia="Helvetica" w:cs="Roboto Condensed"/>
+                <w:i w:val="false"/>
+                <w:b w:val="false"/>
+                <w:u w:val="none"/>
                 <w:sz w:val="24"/>
                 <w:szCs w:val="24"/>
                 <w:color w:val="000000"/>
@@ -6948,33 +6836,32 @@
           </w:tcPr>
           <w:p>
             <w:pPr>
-              <w:jc w:val="right"/>
-              <w:pBdr>
-                <w:bottom w:val="none" w:sz="0" w:space="0" w:color="000000"/>
-                <w:top w:val="none" w:sz="0" w:space="0" w:color="000000"/>
-                <w:left w:val="none" w:sz="0" w:space="0" w:color="000000"/>
-                <w:right w:val="none" w:sz="0" w:space="0" w:color="000000"/>
-              </w:pBdr>
-              <w:spacing w:after="40" w:before="40" w:line="240"/>
-              <w:ind w:left="80" w:right="80" w:firstLine="0" w:firstLineChars="0"/>
-              <w:rPr>
-                <w:rFonts w:ascii="Roboto Condensed" w:hAnsi="Helvetica" w:eastAsia="Helvetica" w:cs="Roboto Condensed"/>
-                <w:i w:val="false"/>
-                <w:b w:val="false"/>
-                <w:u w:val="none"/>
-                <w:strike w:val="false"/>
-                <w:sz w:val="24"/>
-                <w:szCs w:val="24"/>
-                <w:color w:val="000000"/>
-              </w:rPr>
-            </w:pPr>
-            <w:r>
-              <w:rPr>
-                <w:rFonts w:ascii="Roboto Condensed" w:hAnsi="Helvetica" w:eastAsia="Helvetica" w:cs="Roboto Condensed"/>
-                <w:i w:val="false"/>
-                <w:b w:val="false"/>
-                <w:u w:val="none"/>
-                <w:strike w:val="false"/>
+              <w:pStyle w:val="Normal"/>
+              <w:jc w:val="right"/>
+              <w:pBdr>
+                <w:bottom w:val="none" w:sz="0" w:space="0" w:color="000000"/>
+                <w:top w:val="none" w:sz="0" w:space="0" w:color="000000"/>
+                <w:left w:val="none" w:sz="0" w:space="0" w:color="000000"/>
+                <w:right w:val="none" w:sz="0" w:space="0" w:color="000000"/>
+              </w:pBdr>
+              <w:spacing w:after="40" w:before="40" w:line="240"/>
+              <w:ind w:left="80" w:right="80" w:firstLine="0" w:firstLineChars="0"/>
+              <w:rPr>
+                <w:rFonts w:ascii="Roboto Condensed" w:hAnsi="Helvetica" w:eastAsia="Helvetica" w:cs="Roboto Condensed"/>
+                <w:i w:val="false"/>
+                <w:b w:val="false"/>
+                <w:u w:val="none"/>
+                <w:sz w:val="24"/>
+                <w:szCs w:val="24"/>
+                <w:color w:val="000000"/>
+              </w:rPr>
+            </w:pPr>
+            <w:r>
+              <w:rPr>
+                <w:rFonts w:ascii="Roboto Condensed" w:hAnsi="Helvetica" w:eastAsia="Helvetica" w:cs="Roboto Condensed"/>
+                <w:i w:val="false"/>
+                <w:b w:val="false"/>
+                <w:u w:val="none"/>
                 <w:sz w:val="24"/>
                 <w:szCs w:val="24"/>
                 <w:color w:val="000000"/>
@@ -7002,33 +6889,32 @@
           </w:tcPr>
           <w:p>
             <w:pPr>
-              <w:jc w:val="right"/>
-              <w:pBdr>
-                <w:bottom w:val="none" w:sz="0" w:space="0" w:color="000000"/>
-                <w:top w:val="none" w:sz="0" w:space="0" w:color="000000"/>
-                <w:left w:val="none" w:sz="0" w:space="0" w:color="000000"/>
-                <w:right w:val="none" w:sz="0" w:space="0" w:color="000000"/>
-              </w:pBdr>
-              <w:spacing w:after="40" w:before="40" w:line="240"/>
-              <w:ind w:left="80" w:right="80" w:firstLine="0" w:firstLineChars="0"/>
-              <w:rPr>
-                <w:rFonts w:ascii="Roboto Condensed" w:hAnsi="Helvetica" w:eastAsia="Helvetica" w:cs="Roboto Condensed"/>
-                <w:i w:val="false"/>
-                <w:b w:val="false"/>
-                <w:u w:val="none"/>
-                <w:strike w:val="false"/>
-                <w:sz w:val="24"/>
-                <w:szCs w:val="24"/>
-                <w:color w:val="000000"/>
-              </w:rPr>
-            </w:pPr>
-            <w:r>
-              <w:rPr>
-                <w:rFonts w:ascii="Roboto Condensed" w:hAnsi="Helvetica" w:eastAsia="Helvetica" w:cs="Roboto Condensed"/>
-                <w:i w:val="false"/>
-                <w:b w:val="false"/>
-                <w:u w:val="none"/>
-                <w:strike w:val="false"/>
+              <w:pStyle w:val="Normal"/>
+              <w:jc w:val="right"/>
+              <w:pBdr>
+                <w:bottom w:val="none" w:sz="0" w:space="0" w:color="000000"/>
+                <w:top w:val="none" w:sz="0" w:space="0" w:color="000000"/>
+                <w:left w:val="none" w:sz="0" w:space="0" w:color="000000"/>
+                <w:right w:val="none" w:sz="0" w:space="0" w:color="000000"/>
+              </w:pBdr>
+              <w:spacing w:after="40" w:before="40" w:line="240"/>
+              <w:ind w:left="80" w:right="80" w:firstLine="0" w:firstLineChars="0"/>
+              <w:rPr>
+                <w:rFonts w:ascii="Roboto Condensed" w:hAnsi="Helvetica" w:eastAsia="Helvetica" w:cs="Roboto Condensed"/>
+                <w:i w:val="false"/>
+                <w:b w:val="false"/>
+                <w:u w:val="none"/>
+                <w:sz w:val="24"/>
+                <w:szCs w:val="24"/>
+                <w:color w:val="000000"/>
+              </w:rPr>
+            </w:pPr>
+            <w:r>
+              <w:rPr>
+                <w:rFonts w:ascii="Roboto Condensed" w:hAnsi="Helvetica" w:eastAsia="Helvetica" w:cs="Roboto Condensed"/>
+                <w:i w:val="false"/>
+                <w:b w:val="false"/>
+                <w:u w:val="none"/>
                 <w:sz w:val="24"/>
                 <w:szCs w:val="24"/>
                 <w:color w:val="000000"/>
@@ -7056,33 +6942,32 @@
           </w:tcPr>
           <w:p>
             <w:pPr>
-              <w:jc w:val="right"/>
-              <w:pBdr>
-                <w:bottom w:val="none" w:sz="0" w:space="0" w:color="000000"/>
-                <w:top w:val="none" w:sz="0" w:space="0" w:color="000000"/>
-                <w:left w:val="none" w:sz="0" w:space="0" w:color="000000"/>
-                <w:right w:val="none" w:sz="0" w:space="0" w:color="000000"/>
-              </w:pBdr>
-              <w:spacing w:after="40" w:before="40" w:line="240"/>
-              <w:ind w:left="80" w:right="80" w:firstLine="0" w:firstLineChars="0"/>
-              <w:rPr>
-                <w:rFonts w:ascii="Roboto Condensed" w:hAnsi="Helvetica" w:eastAsia="Helvetica" w:cs="Roboto Condensed"/>
-                <w:i w:val="false"/>
-                <w:b w:val="false"/>
-                <w:u w:val="none"/>
-                <w:strike w:val="false"/>
-                <w:sz w:val="24"/>
-                <w:szCs w:val="24"/>
-                <w:color w:val="000000"/>
-              </w:rPr>
-            </w:pPr>
-            <w:r>
-              <w:rPr>
-                <w:rFonts w:ascii="Roboto Condensed" w:hAnsi="Helvetica" w:eastAsia="Helvetica" w:cs="Roboto Condensed"/>
-                <w:i w:val="false"/>
-                <w:b w:val="false"/>
-                <w:u w:val="none"/>
-                <w:strike w:val="false"/>
+              <w:pStyle w:val="Normal"/>
+              <w:jc w:val="right"/>
+              <w:pBdr>
+                <w:bottom w:val="none" w:sz="0" w:space="0" w:color="000000"/>
+                <w:top w:val="none" w:sz="0" w:space="0" w:color="000000"/>
+                <w:left w:val="none" w:sz="0" w:space="0" w:color="000000"/>
+                <w:right w:val="none" w:sz="0" w:space="0" w:color="000000"/>
+              </w:pBdr>
+              <w:spacing w:after="40" w:before="40" w:line="240"/>
+              <w:ind w:left="80" w:right="80" w:firstLine="0" w:firstLineChars="0"/>
+              <w:rPr>
+                <w:rFonts w:ascii="Roboto Condensed" w:hAnsi="Helvetica" w:eastAsia="Helvetica" w:cs="Roboto Condensed"/>
+                <w:i w:val="false"/>
+                <w:b w:val="false"/>
+                <w:u w:val="none"/>
+                <w:sz w:val="24"/>
+                <w:szCs w:val="24"/>
+                <w:color w:val="000000"/>
+              </w:rPr>
+            </w:pPr>
+            <w:r>
+              <w:rPr>
+                <w:rFonts w:ascii="Roboto Condensed" w:hAnsi="Helvetica" w:eastAsia="Helvetica" w:cs="Roboto Condensed"/>
+                <w:i w:val="false"/>
+                <w:b w:val="false"/>
+                <w:u w:val="none"/>
                 <w:sz w:val="24"/>
                 <w:szCs w:val="24"/>
                 <w:color w:val="000000"/>
@@ -7110,33 +6995,32 @@
           </w:tcPr>
           <w:p>
             <w:pPr>
-              <w:jc w:val="right"/>
-              <w:pBdr>
-                <w:bottom w:val="none" w:sz="0" w:space="0" w:color="000000"/>
-                <w:top w:val="none" w:sz="0" w:space="0" w:color="000000"/>
-                <w:left w:val="none" w:sz="0" w:space="0" w:color="000000"/>
-                <w:right w:val="none" w:sz="0" w:space="0" w:color="000000"/>
-              </w:pBdr>
-              <w:spacing w:after="40" w:before="40" w:line="240"/>
-              <w:ind w:left="80" w:right="80" w:firstLine="0" w:firstLineChars="0"/>
-              <w:rPr>
-                <w:rFonts w:ascii="Roboto Condensed" w:hAnsi="Helvetica" w:eastAsia="Helvetica" w:cs="Roboto Condensed"/>
-                <w:i w:val="false"/>
-                <w:b w:val="false"/>
-                <w:u w:val="none"/>
-                <w:strike w:val="false"/>
-                <w:sz w:val="24"/>
-                <w:szCs w:val="24"/>
-                <w:color w:val="000000"/>
-              </w:rPr>
-            </w:pPr>
-            <w:r>
-              <w:rPr>
-                <w:rFonts w:ascii="Roboto Condensed" w:hAnsi="Helvetica" w:eastAsia="Helvetica" w:cs="Roboto Condensed"/>
-                <w:i w:val="false"/>
-                <w:b w:val="false"/>
-                <w:u w:val="none"/>
-                <w:strike w:val="false"/>
+              <w:pStyle w:val="Normal"/>
+              <w:jc w:val="right"/>
+              <w:pBdr>
+                <w:bottom w:val="none" w:sz="0" w:space="0" w:color="000000"/>
+                <w:top w:val="none" w:sz="0" w:space="0" w:color="000000"/>
+                <w:left w:val="none" w:sz="0" w:space="0" w:color="000000"/>
+                <w:right w:val="none" w:sz="0" w:space="0" w:color="000000"/>
+              </w:pBdr>
+              <w:spacing w:after="40" w:before="40" w:line="240"/>
+              <w:ind w:left="80" w:right="80" w:firstLine="0" w:firstLineChars="0"/>
+              <w:rPr>
+                <w:rFonts w:ascii="Roboto Condensed" w:hAnsi="Helvetica" w:eastAsia="Helvetica" w:cs="Roboto Condensed"/>
+                <w:i w:val="false"/>
+                <w:b w:val="false"/>
+                <w:u w:val="none"/>
+                <w:sz w:val="24"/>
+                <w:szCs w:val="24"/>
+                <w:color w:val="000000"/>
+              </w:rPr>
+            </w:pPr>
+            <w:r>
+              <w:rPr>
+                <w:rFonts w:ascii="Roboto Condensed" w:hAnsi="Helvetica" w:eastAsia="Helvetica" w:cs="Roboto Condensed"/>
+                <w:i w:val="false"/>
+                <w:b w:val="false"/>
+                <w:u w:val="none"/>
                 <w:sz w:val="24"/>
                 <w:szCs w:val="24"/>
                 <w:color w:val="000000"/>
@@ -7164,33 +7048,32 @@
           </w:tcPr>
           <w:p>
             <w:pPr>
-              <w:jc w:val="right"/>
-              <w:pBdr>
-                <w:bottom w:val="none" w:sz="0" w:space="0" w:color="000000"/>
-                <w:top w:val="none" w:sz="0" w:space="0" w:color="000000"/>
-                <w:left w:val="none" w:sz="0" w:space="0" w:color="000000"/>
-                <w:right w:val="none" w:sz="0" w:space="0" w:color="000000"/>
-              </w:pBdr>
-              <w:spacing w:after="40" w:before="40" w:line="240"/>
-              <w:ind w:left="80" w:right="80" w:firstLine="0" w:firstLineChars="0"/>
-              <w:rPr>
-                <w:rFonts w:ascii="Roboto Condensed" w:hAnsi="Helvetica" w:eastAsia="Helvetica" w:cs="Roboto Condensed"/>
-                <w:i w:val="false"/>
-                <w:b w:val="false"/>
-                <w:u w:val="none"/>
-                <w:strike w:val="false"/>
-                <w:sz w:val="24"/>
-                <w:szCs w:val="24"/>
-                <w:color w:val="000000"/>
-              </w:rPr>
-            </w:pPr>
-            <w:r>
-              <w:rPr>
-                <w:rFonts w:ascii="Roboto Condensed" w:hAnsi="Helvetica" w:eastAsia="Helvetica" w:cs="Roboto Condensed"/>
-                <w:i w:val="false"/>
-                <w:b w:val="false"/>
-                <w:u w:val="none"/>
-                <w:strike w:val="false"/>
+              <w:pStyle w:val="Normal"/>
+              <w:jc w:val="right"/>
+              <w:pBdr>
+                <w:bottom w:val="none" w:sz="0" w:space="0" w:color="000000"/>
+                <w:top w:val="none" w:sz="0" w:space="0" w:color="000000"/>
+                <w:left w:val="none" w:sz="0" w:space="0" w:color="000000"/>
+                <w:right w:val="none" w:sz="0" w:space="0" w:color="000000"/>
+              </w:pBdr>
+              <w:spacing w:after="40" w:before="40" w:line="240"/>
+              <w:ind w:left="80" w:right="80" w:firstLine="0" w:firstLineChars="0"/>
+              <w:rPr>
+                <w:rFonts w:ascii="Roboto Condensed" w:hAnsi="Helvetica" w:eastAsia="Helvetica" w:cs="Roboto Condensed"/>
+                <w:i w:val="false"/>
+                <w:b w:val="false"/>
+                <w:u w:val="none"/>
+                <w:sz w:val="24"/>
+                <w:szCs w:val="24"/>
+                <w:color w:val="000000"/>
+              </w:rPr>
+            </w:pPr>
+            <w:r>
+              <w:rPr>
+                <w:rFonts w:ascii="Roboto Condensed" w:hAnsi="Helvetica" w:eastAsia="Helvetica" w:cs="Roboto Condensed"/>
+                <w:i w:val="false"/>
+                <w:b w:val="false"/>
+                <w:u w:val="none"/>
                 <w:sz w:val="24"/>
                 <w:szCs w:val="24"/>
                 <w:color w:val="000000"/>
@@ -7218,33 +7101,32 @@
           </w:tcPr>
           <w:p>
             <w:pPr>
-              <w:jc w:val="right"/>
-              <w:pBdr>
-                <w:bottom w:val="none" w:sz="0" w:space="0" w:color="000000"/>
-                <w:top w:val="none" w:sz="0" w:space="0" w:color="000000"/>
-                <w:left w:val="none" w:sz="0" w:space="0" w:color="000000"/>
-                <w:right w:val="none" w:sz="0" w:space="0" w:color="000000"/>
-              </w:pBdr>
-              <w:spacing w:after="40" w:before="40" w:line="240"/>
-              <w:ind w:left="80" w:right="80" w:firstLine="0" w:firstLineChars="0"/>
-              <w:rPr>
-                <w:rFonts w:ascii="Roboto Condensed" w:hAnsi="Helvetica" w:eastAsia="Helvetica" w:cs="Roboto Condensed"/>
-                <w:i w:val="false"/>
-                <w:b w:val="false"/>
-                <w:u w:val="none"/>
-                <w:strike w:val="false"/>
-                <w:sz w:val="24"/>
-                <w:szCs w:val="24"/>
-                <w:color w:val="000000"/>
-              </w:rPr>
-            </w:pPr>
-            <w:r>
-              <w:rPr>
-                <w:rFonts w:ascii="Roboto Condensed" w:hAnsi="Helvetica" w:eastAsia="Helvetica" w:cs="Roboto Condensed"/>
-                <w:i w:val="false"/>
-                <w:b w:val="false"/>
-                <w:u w:val="none"/>
-                <w:strike w:val="false"/>
+              <w:pStyle w:val="Normal"/>
+              <w:jc w:val="right"/>
+              <w:pBdr>
+                <w:bottom w:val="none" w:sz="0" w:space="0" w:color="000000"/>
+                <w:top w:val="none" w:sz="0" w:space="0" w:color="000000"/>
+                <w:left w:val="none" w:sz="0" w:space="0" w:color="000000"/>
+                <w:right w:val="none" w:sz="0" w:space="0" w:color="000000"/>
+              </w:pBdr>
+              <w:spacing w:after="40" w:before="40" w:line="240"/>
+              <w:ind w:left="80" w:right="80" w:firstLine="0" w:firstLineChars="0"/>
+              <w:rPr>
+                <w:rFonts w:ascii="Roboto Condensed" w:hAnsi="Helvetica" w:eastAsia="Helvetica" w:cs="Roboto Condensed"/>
+                <w:i w:val="false"/>
+                <w:b w:val="false"/>
+                <w:u w:val="none"/>
+                <w:sz w:val="24"/>
+                <w:szCs w:val="24"/>
+                <w:color w:val="000000"/>
+              </w:rPr>
+            </w:pPr>
+            <w:r>
+              <w:rPr>
+                <w:rFonts w:ascii="Roboto Condensed" w:hAnsi="Helvetica" w:eastAsia="Helvetica" w:cs="Roboto Condensed"/>
+                <w:i w:val="false"/>
+                <w:b w:val="false"/>
+                <w:u w:val="none"/>
                 <w:sz w:val="24"/>
                 <w:szCs w:val="24"/>
                 <w:color w:val="000000"/>
@@ -7279,6 +7161,7 @@
           </w:tcPr>
           <w:p>
             <w:pPr>
+              <w:pStyle w:val="Normal"/>
               <w:jc w:val="left"/>
               <w:pBdr>
                 <w:bottom w:val="none" w:sz="0" w:space="0" w:color="000000"/>
@@ -7293,7 +7176,6 @@
                 <w:i w:val="false"/>
                 <w:b w:val="false"/>
                 <w:u w:val="none"/>
-                <w:strike w:val="false"/>
                 <w:sz w:val="24"/>
                 <w:szCs w:val="24"/>
                 <w:color w:val="000000"/>
@@ -7321,6 +7203,7 @@
           </w:tcPr>
           <w:p>
             <w:pPr>
+              <w:pStyle w:val="Normal"/>
               <w:jc w:val="left"/>
               <w:pBdr>
                 <w:bottom w:val="none" w:sz="0" w:space="0" w:color="000000"/>
@@ -7335,33 +7218,33 @@
                 <w:i w:val="false"/>
                 <w:b w:val="false"/>
                 <w:u w:val="none"/>
-                <w:strike w:val="false"/>
-                <w:sz w:val="24"/>
-                <w:szCs w:val="24"/>
-                <w:color w:val="000000"/>
-              </w:rPr>
-            </w:pPr>
-          </w:p>
-        </w:tc>
-        <w:tc>
-          <w:tcPr>
-            <w:tcBorders>
-              <w:bottom w:val="single" w:sz="4" w:space="0" w:color="A6A6A6"/>
-              <w:top w:val="single" w:sz="4" w:space="0" w:color="A6A6A6"/>
-              <w:left w:val="single" w:sz="4" w:space="0" w:color="A6A6A6"/>
-              <w:right w:val="single" w:sz="4" w:space="0" w:color="A6A6A6"/>
-            </w:tcBorders>
-            <w:shd w:val="clear" w:color="auto" w:fill="F2F2F2"/>
-            <w:tcMar>
-              <w:top w:w="0" w:type="dxa"/>
-              <w:bottom w:w="0" w:type="dxa"/>
-              <w:left w:w="0" w:type="dxa"/>
-              <w:right w:w="0" w:type="dxa"/>
-            </w:tcMar>
-            <w:vAlign w:val="center"/>
-          </w:tcPr>
-          <w:p>
-            <w:pPr>
+                <w:sz w:val="24"/>
+                <w:szCs w:val="24"/>
+                <w:color w:val="000000"/>
+              </w:rPr>
+            </w:pPr>
+          </w:p>
+        </w:tc>
+        <w:tc>
+          <w:tcPr>
+            <w:tcBorders>
+              <w:bottom w:val="single" w:sz="4" w:space="0" w:color="A6A6A6"/>
+              <w:top w:val="single" w:sz="4" w:space="0" w:color="A6A6A6"/>
+              <w:left w:val="single" w:sz="4" w:space="0" w:color="A6A6A6"/>
+              <w:right w:val="single" w:sz="4" w:space="0" w:color="A6A6A6"/>
+            </w:tcBorders>
+            <w:shd w:val="clear" w:color="auto" w:fill="F2F2F2"/>
+            <w:tcMar>
+              <w:top w:w="0" w:type="dxa"/>
+              <w:bottom w:w="0" w:type="dxa"/>
+              <w:left w:w="0" w:type="dxa"/>
+              <w:right w:w="0" w:type="dxa"/>
+            </w:tcMar>
+            <w:vAlign w:val="center"/>
+          </w:tcPr>
+          <w:p>
+            <w:pPr>
+              <w:pStyle w:val="Normal"/>
               <w:jc w:val="left"/>
               <w:pBdr>
                 <w:bottom w:val="none" w:sz="0" w:space="0" w:color="000000"/>
@@ -7376,19 +7259,17 @@
                 <w:i w:val="false"/>
                 <w:b w:val="false"/>
                 <w:u w:val="none"/>
-                <w:strike w:val="false"/>
-                <w:sz w:val="24"/>
-                <w:szCs w:val="24"/>
-                <w:color w:val="000000"/>
-              </w:rPr>
-            </w:pPr>
-            <w:r>
-              <w:rPr>
-                <w:rFonts w:ascii="Roboto Condensed" w:hAnsi="Helvetica" w:eastAsia="Helvetica" w:cs="Roboto Condensed"/>
-                <w:i w:val="false"/>
-                <w:b w:val="false"/>
-                <w:u w:val="none"/>
-                <w:strike w:val="false"/>
+                <w:sz w:val="24"/>
+                <w:szCs w:val="24"/>
+                <w:color w:val="000000"/>
+              </w:rPr>
+            </w:pPr>
+            <w:r>
+              <w:rPr>
+                <w:rFonts w:ascii="Roboto Condensed" w:hAnsi="Helvetica" w:eastAsia="Helvetica" w:cs="Roboto Condensed"/>
+                <w:i w:val="false"/>
+                <w:b w:val="false"/>
+                <w:u w:val="none"/>
                 <w:sz w:val="24"/>
                 <w:szCs w:val="24"/>
                 <w:color w:val="000000"/>
@@ -7416,33 +7297,32 @@
           </w:tcPr>
           <w:p>
             <w:pPr>
-              <w:jc w:val="right"/>
-              <w:pBdr>
-                <w:bottom w:val="none" w:sz="0" w:space="0" w:color="000000"/>
-                <w:top w:val="none" w:sz="0" w:space="0" w:color="000000"/>
-                <w:left w:val="none" w:sz="0" w:space="0" w:color="000000"/>
-                <w:right w:val="none" w:sz="0" w:space="0" w:color="000000"/>
-              </w:pBdr>
-              <w:spacing w:after="40" w:before="40" w:line="240"/>
-              <w:ind w:left="80" w:right="80" w:firstLine="0" w:firstLineChars="0"/>
-              <w:rPr>
-                <w:rFonts w:ascii="Roboto Condensed" w:hAnsi="Helvetica" w:eastAsia="Helvetica" w:cs="Roboto Condensed"/>
-                <w:i w:val="false"/>
-                <w:b w:val="false"/>
-                <w:u w:val="none"/>
-                <w:strike w:val="false"/>
-                <w:sz w:val="24"/>
-                <w:szCs w:val="24"/>
-                <w:color w:val="000000"/>
-              </w:rPr>
-            </w:pPr>
-            <w:r>
-              <w:rPr>
-                <w:rFonts w:ascii="Roboto Condensed" w:hAnsi="Helvetica" w:eastAsia="Helvetica" w:cs="Roboto Condensed"/>
-                <w:i w:val="false"/>
-                <w:b w:val="false"/>
-                <w:u w:val="none"/>
-                <w:strike w:val="false"/>
+              <w:pStyle w:val="Normal"/>
+              <w:jc w:val="right"/>
+              <w:pBdr>
+                <w:bottom w:val="none" w:sz="0" w:space="0" w:color="000000"/>
+                <w:top w:val="none" w:sz="0" w:space="0" w:color="000000"/>
+                <w:left w:val="none" w:sz="0" w:space="0" w:color="000000"/>
+                <w:right w:val="none" w:sz="0" w:space="0" w:color="000000"/>
+              </w:pBdr>
+              <w:spacing w:after="40" w:before="40" w:line="240"/>
+              <w:ind w:left="80" w:right="80" w:firstLine="0" w:firstLineChars="0"/>
+              <w:rPr>
+                <w:rFonts w:ascii="Roboto Condensed" w:hAnsi="Helvetica" w:eastAsia="Helvetica" w:cs="Roboto Condensed"/>
+                <w:i w:val="false"/>
+                <w:b w:val="false"/>
+                <w:u w:val="none"/>
+                <w:sz w:val="24"/>
+                <w:szCs w:val="24"/>
+                <w:color w:val="000000"/>
+              </w:rPr>
+            </w:pPr>
+            <w:r>
+              <w:rPr>
+                <w:rFonts w:ascii="Roboto Condensed" w:hAnsi="Helvetica" w:eastAsia="Helvetica" w:cs="Roboto Condensed"/>
+                <w:i w:val="false"/>
+                <w:b w:val="false"/>
+                <w:u w:val="none"/>
                 <w:sz w:val="24"/>
                 <w:szCs w:val="24"/>
                 <w:color w:val="000000"/>
@@ -7470,33 +7350,32 @@
           </w:tcPr>
           <w:p>
             <w:pPr>
-              <w:jc w:val="right"/>
-              <w:pBdr>
-                <w:bottom w:val="none" w:sz="0" w:space="0" w:color="000000"/>
-                <w:top w:val="none" w:sz="0" w:space="0" w:color="000000"/>
-                <w:left w:val="none" w:sz="0" w:space="0" w:color="000000"/>
-                <w:right w:val="none" w:sz="0" w:space="0" w:color="000000"/>
-              </w:pBdr>
-              <w:spacing w:after="40" w:before="40" w:line="240"/>
-              <w:ind w:left="80" w:right="80" w:firstLine="0" w:firstLineChars="0"/>
-              <w:rPr>
-                <w:rFonts w:ascii="Roboto Condensed" w:hAnsi="Helvetica" w:eastAsia="Helvetica" w:cs="Roboto Condensed"/>
-                <w:i w:val="false"/>
-                <w:b w:val="false"/>
-                <w:u w:val="none"/>
-                <w:strike w:val="false"/>
-                <w:sz w:val="24"/>
-                <w:szCs w:val="24"/>
-                <w:color w:val="000000"/>
-              </w:rPr>
-            </w:pPr>
-            <w:r>
-              <w:rPr>
-                <w:rFonts w:ascii="Roboto Condensed" w:hAnsi="Helvetica" w:eastAsia="Helvetica" w:cs="Roboto Condensed"/>
-                <w:i w:val="false"/>
-                <w:b w:val="false"/>
-                <w:u w:val="none"/>
-                <w:strike w:val="false"/>
+              <w:pStyle w:val="Normal"/>
+              <w:jc w:val="right"/>
+              <w:pBdr>
+                <w:bottom w:val="none" w:sz="0" w:space="0" w:color="000000"/>
+                <w:top w:val="none" w:sz="0" w:space="0" w:color="000000"/>
+                <w:left w:val="none" w:sz="0" w:space="0" w:color="000000"/>
+                <w:right w:val="none" w:sz="0" w:space="0" w:color="000000"/>
+              </w:pBdr>
+              <w:spacing w:after="40" w:before="40" w:line="240"/>
+              <w:ind w:left="80" w:right="80" w:firstLine="0" w:firstLineChars="0"/>
+              <w:rPr>
+                <w:rFonts w:ascii="Roboto Condensed" w:hAnsi="Helvetica" w:eastAsia="Helvetica" w:cs="Roboto Condensed"/>
+                <w:i w:val="false"/>
+                <w:b w:val="false"/>
+                <w:u w:val="none"/>
+                <w:sz w:val="24"/>
+                <w:szCs w:val="24"/>
+                <w:color w:val="000000"/>
+              </w:rPr>
+            </w:pPr>
+            <w:r>
+              <w:rPr>
+                <w:rFonts w:ascii="Roboto Condensed" w:hAnsi="Helvetica" w:eastAsia="Helvetica" w:cs="Roboto Condensed"/>
+                <w:i w:val="false"/>
+                <w:b w:val="false"/>
+                <w:u w:val="none"/>
                 <w:sz w:val="24"/>
                 <w:szCs w:val="24"/>
                 <w:color w:val="000000"/>
@@ -7524,33 +7403,32 @@
           </w:tcPr>
           <w:p>
             <w:pPr>
-              <w:jc w:val="right"/>
-              <w:pBdr>
-                <w:bottom w:val="none" w:sz="0" w:space="0" w:color="000000"/>
-                <w:top w:val="none" w:sz="0" w:space="0" w:color="000000"/>
-                <w:left w:val="none" w:sz="0" w:space="0" w:color="000000"/>
-                <w:right w:val="none" w:sz="0" w:space="0" w:color="000000"/>
-              </w:pBdr>
-              <w:spacing w:after="40" w:before="40" w:line="240"/>
-              <w:ind w:left="80" w:right="80" w:firstLine="0" w:firstLineChars="0"/>
-              <w:rPr>
-                <w:rFonts w:ascii="Roboto Condensed" w:hAnsi="Helvetica" w:eastAsia="Helvetica" w:cs="Roboto Condensed"/>
-                <w:i w:val="false"/>
-                <w:b w:val="false"/>
-                <w:u w:val="none"/>
-                <w:strike w:val="false"/>
-                <w:sz w:val="24"/>
-                <w:szCs w:val="24"/>
-                <w:color w:val="000000"/>
-              </w:rPr>
-            </w:pPr>
-            <w:r>
-              <w:rPr>
-                <w:rFonts w:ascii="Roboto Condensed" w:hAnsi="Helvetica" w:eastAsia="Helvetica" w:cs="Roboto Condensed"/>
-                <w:i w:val="false"/>
-                <w:b w:val="false"/>
-                <w:u w:val="none"/>
-                <w:strike w:val="false"/>
+              <w:pStyle w:val="Normal"/>
+              <w:jc w:val="right"/>
+              <w:pBdr>
+                <w:bottom w:val="none" w:sz="0" w:space="0" w:color="000000"/>
+                <w:top w:val="none" w:sz="0" w:space="0" w:color="000000"/>
+                <w:left w:val="none" w:sz="0" w:space="0" w:color="000000"/>
+                <w:right w:val="none" w:sz="0" w:space="0" w:color="000000"/>
+              </w:pBdr>
+              <w:spacing w:after="40" w:before="40" w:line="240"/>
+              <w:ind w:left="80" w:right="80" w:firstLine="0" w:firstLineChars="0"/>
+              <w:rPr>
+                <w:rFonts w:ascii="Roboto Condensed" w:hAnsi="Helvetica" w:eastAsia="Helvetica" w:cs="Roboto Condensed"/>
+                <w:i w:val="false"/>
+                <w:b w:val="false"/>
+                <w:u w:val="none"/>
+                <w:sz w:val="24"/>
+                <w:szCs w:val="24"/>
+                <w:color w:val="000000"/>
+              </w:rPr>
+            </w:pPr>
+            <w:r>
+              <w:rPr>
+                <w:rFonts w:ascii="Roboto Condensed" w:hAnsi="Helvetica" w:eastAsia="Helvetica" w:cs="Roboto Condensed"/>
+                <w:i w:val="false"/>
+                <w:b w:val="false"/>
+                <w:u w:val="none"/>
                 <w:sz w:val="24"/>
                 <w:szCs w:val="24"/>
                 <w:color w:val="000000"/>
@@ -7578,33 +7456,32 @@
           </w:tcPr>
           <w:p>
             <w:pPr>
-              <w:jc w:val="right"/>
-              <w:pBdr>
-                <w:bottom w:val="none" w:sz="0" w:space="0" w:color="000000"/>
-                <w:top w:val="none" w:sz="0" w:space="0" w:color="000000"/>
-                <w:left w:val="none" w:sz="0" w:space="0" w:color="000000"/>
-                <w:right w:val="none" w:sz="0" w:space="0" w:color="000000"/>
-              </w:pBdr>
-              <w:spacing w:after="40" w:before="40" w:line="240"/>
-              <w:ind w:left="80" w:right="80" w:firstLine="0" w:firstLineChars="0"/>
-              <w:rPr>
-                <w:rFonts w:ascii="Roboto Condensed" w:hAnsi="Helvetica" w:eastAsia="Helvetica" w:cs="Roboto Condensed"/>
-                <w:i w:val="false"/>
-                <w:b w:val="false"/>
-                <w:u w:val="none"/>
-                <w:strike w:val="false"/>
-                <w:sz w:val="24"/>
-                <w:szCs w:val="24"/>
-                <w:color w:val="000000"/>
-              </w:rPr>
-            </w:pPr>
-            <w:r>
-              <w:rPr>
-                <w:rFonts w:ascii="Roboto Condensed" w:hAnsi="Helvetica" w:eastAsia="Helvetica" w:cs="Roboto Condensed"/>
-                <w:i w:val="false"/>
-                <w:b w:val="false"/>
-                <w:u w:val="none"/>
-                <w:strike w:val="false"/>
+              <w:pStyle w:val="Normal"/>
+              <w:jc w:val="right"/>
+              <w:pBdr>
+                <w:bottom w:val="none" w:sz="0" w:space="0" w:color="000000"/>
+                <w:top w:val="none" w:sz="0" w:space="0" w:color="000000"/>
+                <w:left w:val="none" w:sz="0" w:space="0" w:color="000000"/>
+                <w:right w:val="none" w:sz="0" w:space="0" w:color="000000"/>
+              </w:pBdr>
+              <w:spacing w:after="40" w:before="40" w:line="240"/>
+              <w:ind w:left="80" w:right="80" w:firstLine="0" w:firstLineChars="0"/>
+              <w:rPr>
+                <w:rFonts w:ascii="Roboto Condensed" w:hAnsi="Helvetica" w:eastAsia="Helvetica" w:cs="Roboto Condensed"/>
+                <w:i w:val="false"/>
+                <w:b w:val="false"/>
+                <w:u w:val="none"/>
+                <w:sz w:val="24"/>
+                <w:szCs w:val="24"/>
+                <w:color w:val="000000"/>
+              </w:rPr>
+            </w:pPr>
+            <w:r>
+              <w:rPr>
+                <w:rFonts w:ascii="Roboto Condensed" w:hAnsi="Helvetica" w:eastAsia="Helvetica" w:cs="Roboto Condensed"/>
+                <w:i w:val="false"/>
+                <w:b w:val="false"/>
+                <w:u w:val="none"/>
                 <w:sz w:val="24"/>
                 <w:szCs w:val="24"/>
                 <w:color w:val="000000"/>
@@ -7632,33 +7509,32 @@
           </w:tcPr>
           <w:p>
             <w:pPr>
-              <w:jc w:val="right"/>
-              <w:pBdr>
-                <w:bottom w:val="none" w:sz="0" w:space="0" w:color="000000"/>
-                <w:top w:val="none" w:sz="0" w:space="0" w:color="000000"/>
-                <w:left w:val="none" w:sz="0" w:space="0" w:color="000000"/>
-                <w:right w:val="none" w:sz="0" w:space="0" w:color="000000"/>
-              </w:pBdr>
-              <w:spacing w:after="40" w:before="40" w:line="240"/>
-              <w:ind w:left="80" w:right="80" w:firstLine="0" w:firstLineChars="0"/>
-              <w:rPr>
-                <w:rFonts w:ascii="Roboto Condensed" w:hAnsi="Helvetica" w:eastAsia="Helvetica" w:cs="Roboto Condensed"/>
-                <w:i w:val="false"/>
-                <w:b w:val="false"/>
-                <w:u w:val="none"/>
-                <w:strike w:val="false"/>
-                <w:sz w:val="24"/>
-                <w:szCs w:val="24"/>
-                <w:color w:val="000000"/>
-              </w:rPr>
-            </w:pPr>
-            <w:r>
-              <w:rPr>
-                <w:rFonts w:ascii="Roboto Condensed" w:hAnsi="Helvetica" w:eastAsia="Helvetica" w:cs="Roboto Condensed"/>
-                <w:i w:val="false"/>
-                <w:b w:val="false"/>
-                <w:u w:val="none"/>
-                <w:strike w:val="false"/>
+              <w:pStyle w:val="Normal"/>
+              <w:jc w:val="right"/>
+              <w:pBdr>
+                <w:bottom w:val="none" w:sz="0" w:space="0" w:color="000000"/>
+                <w:top w:val="none" w:sz="0" w:space="0" w:color="000000"/>
+                <w:left w:val="none" w:sz="0" w:space="0" w:color="000000"/>
+                <w:right w:val="none" w:sz="0" w:space="0" w:color="000000"/>
+              </w:pBdr>
+              <w:spacing w:after="40" w:before="40" w:line="240"/>
+              <w:ind w:left="80" w:right="80" w:firstLine="0" w:firstLineChars="0"/>
+              <w:rPr>
+                <w:rFonts w:ascii="Roboto Condensed" w:hAnsi="Helvetica" w:eastAsia="Helvetica" w:cs="Roboto Condensed"/>
+                <w:i w:val="false"/>
+                <w:b w:val="false"/>
+                <w:u w:val="none"/>
+                <w:sz w:val="24"/>
+                <w:szCs w:val="24"/>
+                <w:color w:val="000000"/>
+              </w:rPr>
+            </w:pPr>
+            <w:r>
+              <w:rPr>
+                <w:rFonts w:ascii="Roboto Condensed" w:hAnsi="Helvetica" w:eastAsia="Helvetica" w:cs="Roboto Condensed"/>
+                <w:i w:val="false"/>
+                <w:b w:val="false"/>
+                <w:u w:val="none"/>
                 <w:sz w:val="24"/>
                 <w:szCs w:val="24"/>
                 <w:color w:val="000000"/>
@@ -7686,33 +7562,32 @@
           </w:tcPr>
           <w:p>
             <w:pPr>
-              <w:jc w:val="right"/>
-              <w:pBdr>
-                <w:bottom w:val="none" w:sz="0" w:space="0" w:color="000000"/>
-                <w:top w:val="none" w:sz="0" w:space="0" w:color="000000"/>
-                <w:left w:val="none" w:sz="0" w:space="0" w:color="000000"/>
-                <w:right w:val="none" w:sz="0" w:space="0" w:color="000000"/>
-              </w:pBdr>
-              <w:spacing w:after="40" w:before="40" w:line="240"/>
-              <w:ind w:left="80" w:right="80" w:firstLine="0" w:firstLineChars="0"/>
-              <w:rPr>
-                <w:rFonts w:ascii="Roboto Condensed" w:hAnsi="Helvetica" w:eastAsia="Helvetica" w:cs="Roboto Condensed"/>
-                <w:i w:val="false"/>
-                <w:b w:val="false"/>
-                <w:u w:val="none"/>
-                <w:strike w:val="false"/>
-                <w:sz w:val="24"/>
-                <w:szCs w:val="24"/>
-                <w:color w:val="000000"/>
-              </w:rPr>
-            </w:pPr>
-            <w:r>
-              <w:rPr>
-                <w:rFonts w:ascii="Roboto Condensed" w:hAnsi="Helvetica" w:eastAsia="Helvetica" w:cs="Roboto Condensed"/>
-                <w:i w:val="false"/>
-                <w:b w:val="false"/>
-                <w:u w:val="none"/>
-                <w:strike w:val="false"/>
+              <w:pStyle w:val="Normal"/>
+              <w:jc w:val="right"/>
+              <w:pBdr>
+                <w:bottom w:val="none" w:sz="0" w:space="0" w:color="000000"/>
+                <w:top w:val="none" w:sz="0" w:space="0" w:color="000000"/>
+                <w:left w:val="none" w:sz="0" w:space="0" w:color="000000"/>
+                <w:right w:val="none" w:sz="0" w:space="0" w:color="000000"/>
+              </w:pBdr>
+              <w:spacing w:after="40" w:before="40" w:line="240"/>
+              <w:ind w:left="80" w:right="80" w:firstLine="0" w:firstLineChars="0"/>
+              <w:rPr>
+                <w:rFonts w:ascii="Roboto Condensed" w:hAnsi="Helvetica" w:eastAsia="Helvetica" w:cs="Roboto Condensed"/>
+                <w:i w:val="false"/>
+                <w:b w:val="false"/>
+                <w:u w:val="none"/>
+                <w:sz w:val="24"/>
+                <w:szCs w:val="24"/>
+                <w:color w:val="000000"/>
+              </w:rPr>
+            </w:pPr>
+            <w:r>
+              <w:rPr>
+                <w:rFonts w:ascii="Roboto Condensed" w:hAnsi="Helvetica" w:eastAsia="Helvetica" w:cs="Roboto Condensed"/>
+                <w:i w:val="false"/>
+                <w:b w:val="false"/>
+                <w:u w:val="none"/>
                 <w:sz w:val="24"/>
                 <w:szCs w:val="24"/>
                 <w:color w:val="000000"/>
@@ -7747,6 +7622,7 @@
           </w:tcPr>
           <w:p>
             <w:pPr>
+              <w:pStyle w:val="Normal"/>
               <w:jc w:val="left"/>
               <w:pBdr>
                 <w:bottom w:val="none" w:sz="0" w:space="0" w:color="000000"/>
@@ -7761,19 +7637,17 @@
                 <w:i w:val="false"/>
                 <w:b w:val="false"/>
                 <w:u w:val="none"/>
-                <w:strike w:val="false"/>
-                <w:sz w:val="24"/>
-                <w:szCs w:val="24"/>
-                <w:color w:val="000000"/>
-              </w:rPr>
-            </w:pPr>
-            <w:r>
-              <w:rPr>
-                <w:rFonts w:ascii="Roboto Condensed" w:hAnsi="Helvetica" w:eastAsia="Helvetica" w:cs="Roboto Condensed"/>
-                <w:i w:val="false"/>
-                <w:b w:val="false"/>
-                <w:u w:val="none"/>
-                <w:strike w:val="false"/>
+                <w:sz w:val="24"/>
+                <w:szCs w:val="24"/>
+                <w:color w:val="000000"/>
+              </w:rPr>
+            </w:pPr>
+            <w:r>
+              <w:rPr>
+                <w:rFonts w:ascii="Roboto Condensed" w:hAnsi="Helvetica" w:eastAsia="Helvetica" w:cs="Roboto Condensed"/>
+                <w:i w:val="false"/>
+                <w:b w:val="false"/>
+                <w:u w:val="none"/>
                 <w:sz w:val="24"/>
                 <w:szCs w:val="24"/>
                 <w:color w:val="000000"/>
@@ -7802,6 +7676,7 @@
           </w:tcPr>
           <w:p>
             <w:pPr>
+              <w:pStyle w:val="Normal"/>
               <w:jc w:val="left"/>
               <w:pBdr>
                 <w:bottom w:val="none" w:sz="0" w:space="0" w:color="000000"/>
@@ -7816,19 +7691,17 @@
                 <w:i w:val="false"/>
                 <w:b w:val="false"/>
                 <w:u w:val="none"/>
-                <w:strike w:val="false"/>
-                <w:sz w:val="24"/>
-                <w:szCs w:val="24"/>
-                <w:color w:val="000000"/>
-              </w:rPr>
-            </w:pPr>
-            <w:r>
-              <w:rPr>
-                <w:rFonts w:ascii="Roboto Condensed" w:hAnsi="Helvetica" w:eastAsia="Helvetica" w:cs="Roboto Condensed"/>
-                <w:i w:val="false"/>
-                <w:b w:val="false"/>
-                <w:u w:val="none"/>
-                <w:strike w:val="false"/>
+                <w:sz w:val="24"/>
+                <w:szCs w:val="24"/>
+                <w:color w:val="000000"/>
+              </w:rPr>
+            </w:pPr>
+            <w:r>
+              <w:rPr>
+                <w:rFonts w:ascii="Roboto Condensed" w:hAnsi="Helvetica" w:eastAsia="Helvetica" w:cs="Roboto Condensed"/>
+                <w:i w:val="false"/>
+                <w:b w:val="false"/>
+                <w:u w:val="none"/>
                 <w:sz w:val="24"/>
                 <w:szCs w:val="24"/>
                 <w:color w:val="000000"/>
@@ -7856,6 +7729,7 @@
           </w:tcPr>
           <w:p>
             <w:pPr>
+              <w:pStyle w:val="Normal"/>
               <w:jc w:val="left"/>
               <w:pBdr>
                 <w:bottom w:val="none" w:sz="0" w:space="0" w:color="000000"/>
@@ -7870,19 +7744,17 @@
                 <w:i w:val="false"/>
                 <w:b w:val="false"/>
                 <w:u w:val="none"/>
-                <w:strike w:val="false"/>
-                <w:sz w:val="24"/>
-                <w:szCs w:val="24"/>
-                <w:color w:val="000000"/>
-              </w:rPr>
-            </w:pPr>
-            <w:r>
-              <w:rPr>
-                <w:rFonts w:ascii="Roboto Condensed" w:hAnsi="Helvetica" w:eastAsia="Helvetica" w:cs="Roboto Condensed"/>
-                <w:i w:val="false"/>
-                <w:b w:val="false"/>
-                <w:u w:val="none"/>
-                <w:strike w:val="false"/>
+                <w:sz w:val="24"/>
+                <w:szCs w:val="24"/>
+                <w:color w:val="000000"/>
+              </w:rPr>
+            </w:pPr>
+            <w:r>
+              <w:rPr>
+                <w:rFonts w:ascii="Roboto Condensed" w:hAnsi="Helvetica" w:eastAsia="Helvetica" w:cs="Roboto Condensed"/>
+                <w:i w:val="false"/>
+                <w:b w:val="false"/>
+                <w:u w:val="none"/>
                 <w:sz w:val="24"/>
                 <w:szCs w:val="24"/>
                 <w:color w:val="000000"/>
@@ -7910,33 +7782,32 @@
           </w:tcPr>
           <w:p>
             <w:pPr>
-              <w:jc w:val="right"/>
-              <w:pBdr>
-                <w:bottom w:val="none" w:sz="0" w:space="0" w:color="000000"/>
-                <w:top w:val="none" w:sz="0" w:space="0" w:color="000000"/>
-                <w:left w:val="none" w:sz="0" w:space="0" w:color="000000"/>
-                <w:right w:val="none" w:sz="0" w:space="0" w:color="000000"/>
-              </w:pBdr>
-              <w:spacing w:after="40" w:before="40" w:line="240"/>
-              <w:ind w:left="80" w:right="80" w:firstLine="0" w:firstLineChars="0"/>
-              <w:rPr>
-                <w:rFonts w:ascii="Roboto Condensed" w:hAnsi="Helvetica" w:eastAsia="Helvetica" w:cs="Roboto Condensed"/>
-                <w:i w:val="false"/>
-                <w:b w:val="false"/>
-                <w:u w:val="none"/>
-                <w:strike w:val="false"/>
-                <w:sz w:val="24"/>
-                <w:szCs w:val="24"/>
-                <w:color w:val="000000"/>
-              </w:rPr>
-            </w:pPr>
-            <w:r>
-              <w:rPr>
-                <w:rFonts w:ascii="Roboto Condensed" w:hAnsi="Helvetica" w:eastAsia="Helvetica" w:cs="Roboto Condensed"/>
-                <w:i w:val="false"/>
-                <w:b w:val="false"/>
-                <w:u w:val="none"/>
-                <w:strike w:val="false"/>
+              <w:pStyle w:val="Normal"/>
+              <w:jc w:val="right"/>
+              <w:pBdr>
+                <w:bottom w:val="none" w:sz="0" w:space="0" w:color="000000"/>
+                <w:top w:val="none" w:sz="0" w:space="0" w:color="000000"/>
+                <w:left w:val="none" w:sz="0" w:space="0" w:color="000000"/>
+                <w:right w:val="none" w:sz="0" w:space="0" w:color="000000"/>
+              </w:pBdr>
+              <w:spacing w:after="40" w:before="40" w:line="240"/>
+              <w:ind w:left="80" w:right="80" w:firstLine="0" w:firstLineChars="0"/>
+              <w:rPr>
+                <w:rFonts w:ascii="Roboto Condensed" w:hAnsi="Helvetica" w:eastAsia="Helvetica" w:cs="Roboto Condensed"/>
+                <w:i w:val="false"/>
+                <w:b w:val="false"/>
+                <w:u w:val="none"/>
+                <w:sz w:val="24"/>
+                <w:szCs w:val="24"/>
+                <w:color w:val="000000"/>
+              </w:rPr>
+            </w:pPr>
+            <w:r>
+              <w:rPr>
+                <w:rFonts w:ascii="Roboto Condensed" w:hAnsi="Helvetica" w:eastAsia="Helvetica" w:cs="Roboto Condensed"/>
+                <w:i w:val="false"/>
+                <w:b w:val="false"/>
+                <w:u w:val="none"/>
                 <w:sz w:val="24"/>
                 <w:szCs w:val="24"/>
                 <w:color w:val="000000"/>
@@ -7964,33 +7835,32 @@
           </w:tcPr>
           <w:p>
             <w:pPr>
-              <w:jc w:val="right"/>
-              <w:pBdr>
-                <w:bottom w:val="none" w:sz="0" w:space="0" w:color="000000"/>
-                <w:top w:val="none" w:sz="0" w:space="0" w:color="000000"/>
-                <w:left w:val="none" w:sz="0" w:space="0" w:color="000000"/>
-                <w:right w:val="none" w:sz="0" w:space="0" w:color="000000"/>
-              </w:pBdr>
-              <w:spacing w:after="40" w:before="40" w:line="240"/>
-              <w:ind w:left="80" w:right="80" w:firstLine="0" w:firstLineChars="0"/>
-              <w:rPr>
-                <w:rFonts w:ascii="Roboto Condensed" w:hAnsi="Helvetica" w:eastAsia="Helvetica" w:cs="Roboto Condensed"/>
-                <w:i w:val="false"/>
-                <w:b w:val="false"/>
-                <w:u w:val="none"/>
-                <w:strike w:val="false"/>
-                <w:sz w:val="24"/>
-                <w:szCs w:val="24"/>
-                <w:color w:val="000000"/>
-              </w:rPr>
-            </w:pPr>
-            <w:r>
-              <w:rPr>
-                <w:rFonts w:ascii="Roboto Condensed" w:hAnsi="Helvetica" w:eastAsia="Helvetica" w:cs="Roboto Condensed"/>
-                <w:i w:val="false"/>
-                <w:b w:val="false"/>
-                <w:u w:val="none"/>
-                <w:strike w:val="false"/>
+              <w:pStyle w:val="Normal"/>
+              <w:jc w:val="right"/>
+              <w:pBdr>
+                <w:bottom w:val="none" w:sz="0" w:space="0" w:color="000000"/>
+                <w:top w:val="none" w:sz="0" w:space="0" w:color="000000"/>
+                <w:left w:val="none" w:sz="0" w:space="0" w:color="000000"/>
+                <w:right w:val="none" w:sz="0" w:space="0" w:color="000000"/>
+              </w:pBdr>
+              <w:spacing w:after="40" w:before="40" w:line="240"/>
+              <w:ind w:left="80" w:right="80" w:firstLine="0" w:firstLineChars="0"/>
+              <w:rPr>
+                <w:rFonts w:ascii="Roboto Condensed" w:hAnsi="Helvetica" w:eastAsia="Helvetica" w:cs="Roboto Condensed"/>
+                <w:i w:val="false"/>
+                <w:b w:val="false"/>
+                <w:u w:val="none"/>
+                <w:sz w:val="24"/>
+                <w:szCs w:val="24"/>
+                <w:color w:val="000000"/>
+              </w:rPr>
+            </w:pPr>
+            <w:r>
+              <w:rPr>
+                <w:rFonts w:ascii="Roboto Condensed" w:hAnsi="Helvetica" w:eastAsia="Helvetica" w:cs="Roboto Condensed"/>
+                <w:i w:val="false"/>
+                <w:b w:val="false"/>
+                <w:u w:val="none"/>
                 <w:sz w:val="24"/>
                 <w:szCs w:val="24"/>
                 <w:color w:val="000000"/>
@@ -8018,33 +7888,32 @@
           </w:tcPr>
           <w:p>
             <w:pPr>
-              <w:jc w:val="right"/>
-              <w:pBdr>
-                <w:bottom w:val="none" w:sz="0" w:space="0" w:color="000000"/>
-                <w:top w:val="none" w:sz="0" w:space="0" w:color="000000"/>
-                <w:left w:val="none" w:sz="0" w:space="0" w:color="000000"/>
-                <w:right w:val="none" w:sz="0" w:space="0" w:color="000000"/>
-              </w:pBdr>
-              <w:spacing w:after="40" w:before="40" w:line="240"/>
-              <w:ind w:left="80" w:right="80" w:firstLine="0" w:firstLineChars="0"/>
-              <w:rPr>
-                <w:rFonts w:ascii="Roboto Condensed" w:hAnsi="Helvetica" w:eastAsia="Helvetica" w:cs="Roboto Condensed"/>
-                <w:i w:val="false"/>
-                <w:b w:val="false"/>
-                <w:u w:val="none"/>
-                <w:strike w:val="false"/>
-                <w:sz w:val="24"/>
-                <w:szCs w:val="24"/>
-                <w:color w:val="000000"/>
-              </w:rPr>
-            </w:pPr>
-            <w:r>
-              <w:rPr>
-                <w:rFonts w:ascii="Roboto Condensed" w:hAnsi="Helvetica" w:eastAsia="Helvetica" w:cs="Roboto Condensed"/>
-                <w:i w:val="false"/>
-                <w:b w:val="false"/>
-                <w:u w:val="none"/>
-                <w:strike w:val="false"/>
+              <w:pStyle w:val="Normal"/>
+              <w:jc w:val="right"/>
+              <w:pBdr>
+                <w:bottom w:val="none" w:sz="0" w:space="0" w:color="000000"/>
+                <w:top w:val="none" w:sz="0" w:space="0" w:color="000000"/>
+                <w:left w:val="none" w:sz="0" w:space="0" w:color="000000"/>
+                <w:right w:val="none" w:sz="0" w:space="0" w:color="000000"/>
+              </w:pBdr>
+              <w:spacing w:after="40" w:before="40" w:line="240"/>
+              <w:ind w:left="80" w:right="80" w:firstLine="0" w:firstLineChars="0"/>
+              <w:rPr>
+                <w:rFonts w:ascii="Roboto Condensed" w:hAnsi="Helvetica" w:eastAsia="Helvetica" w:cs="Roboto Condensed"/>
+                <w:i w:val="false"/>
+                <w:b w:val="false"/>
+                <w:u w:val="none"/>
+                <w:sz w:val="24"/>
+                <w:szCs w:val="24"/>
+                <w:color w:val="000000"/>
+              </w:rPr>
+            </w:pPr>
+            <w:r>
+              <w:rPr>
+                <w:rFonts w:ascii="Roboto Condensed" w:hAnsi="Helvetica" w:eastAsia="Helvetica" w:cs="Roboto Condensed"/>
+                <w:i w:val="false"/>
+                <w:b w:val="false"/>
+                <w:u w:val="none"/>
                 <w:sz w:val="24"/>
                 <w:szCs w:val="24"/>
                 <w:color w:val="000000"/>
@@ -8072,33 +7941,32 @@
           </w:tcPr>
           <w:p>
             <w:pPr>
-              <w:jc w:val="right"/>
-              <w:pBdr>
-                <w:bottom w:val="none" w:sz="0" w:space="0" w:color="000000"/>
-                <w:top w:val="none" w:sz="0" w:space="0" w:color="000000"/>
-                <w:left w:val="none" w:sz="0" w:space="0" w:color="000000"/>
-                <w:right w:val="none" w:sz="0" w:space="0" w:color="000000"/>
-              </w:pBdr>
-              <w:spacing w:after="40" w:before="40" w:line="240"/>
-              <w:ind w:left="80" w:right="80" w:firstLine="0" w:firstLineChars="0"/>
-              <w:rPr>
-                <w:rFonts w:ascii="Roboto Condensed" w:hAnsi="Helvetica" w:eastAsia="Helvetica" w:cs="Roboto Condensed"/>
-                <w:i w:val="false"/>
-                <w:b w:val="false"/>
-                <w:u w:val="none"/>
-                <w:strike w:val="false"/>
-                <w:sz w:val="24"/>
-                <w:szCs w:val="24"/>
-                <w:color w:val="000000"/>
-              </w:rPr>
-            </w:pPr>
-            <w:r>
-              <w:rPr>
-                <w:rFonts w:ascii="Roboto Condensed" w:hAnsi="Helvetica" w:eastAsia="Helvetica" w:cs="Roboto Condensed"/>
-                <w:i w:val="false"/>
-                <w:b w:val="false"/>
-                <w:u w:val="none"/>
-                <w:strike w:val="false"/>
+              <w:pStyle w:val="Normal"/>
+              <w:jc w:val="right"/>
+              <w:pBdr>
+                <w:bottom w:val="none" w:sz="0" w:space="0" w:color="000000"/>
+                <w:top w:val="none" w:sz="0" w:space="0" w:color="000000"/>
+                <w:left w:val="none" w:sz="0" w:space="0" w:color="000000"/>
+                <w:right w:val="none" w:sz="0" w:space="0" w:color="000000"/>
+              </w:pBdr>
+              <w:spacing w:after="40" w:before="40" w:line="240"/>
+              <w:ind w:left="80" w:right="80" w:firstLine="0" w:firstLineChars="0"/>
+              <w:rPr>
+                <w:rFonts w:ascii="Roboto Condensed" w:hAnsi="Helvetica" w:eastAsia="Helvetica" w:cs="Roboto Condensed"/>
+                <w:i w:val="false"/>
+                <w:b w:val="false"/>
+                <w:u w:val="none"/>
+                <w:sz w:val="24"/>
+                <w:szCs w:val="24"/>
+                <w:color w:val="000000"/>
+              </w:rPr>
+            </w:pPr>
+            <w:r>
+              <w:rPr>
+                <w:rFonts w:ascii="Roboto Condensed" w:hAnsi="Helvetica" w:eastAsia="Helvetica" w:cs="Roboto Condensed"/>
+                <w:i w:val="false"/>
+                <w:b w:val="false"/>
+                <w:u w:val="none"/>
                 <w:sz w:val="24"/>
                 <w:szCs w:val="24"/>
                 <w:color w:val="000000"/>
@@ -8126,33 +7994,32 @@
           </w:tcPr>
           <w:p>
             <w:pPr>
-              <w:jc w:val="right"/>
-              <w:pBdr>
-                <w:bottom w:val="none" w:sz="0" w:space="0" w:color="000000"/>
-                <w:top w:val="none" w:sz="0" w:space="0" w:color="000000"/>
-                <w:left w:val="none" w:sz="0" w:space="0" w:color="000000"/>
-                <w:right w:val="none" w:sz="0" w:space="0" w:color="000000"/>
-              </w:pBdr>
-              <w:spacing w:after="40" w:before="40" w:line="240"/>
-              <w:ind w:left="80" w:right="80" w:firstLine="0" w:firstLineChars="0"/>
-              <w:rPr>
-                <w:rFonts w:ascii="Roboto Condensed" w:hAnsi="Helvetica" w:eastAsia="Helvetica" w:cs="Roboto Condensed"/>
-                <w:i w:val="false"/>
-                <w:b w:val="false"/>
-                <w:u w:val="none"/>
-                <w:strike w:val="false"/>
-                <w:sz w:val="24"/>
-                <w:szCs w:val="24"/>
-                <w:color w:val="000000"/>
-              </w:rPr>
-            </w:pPr>
-            <w:r>
-              <w:rPr>
-                <w:rFonts w:ascii="Roboto Condensed" w:hAnsi="Helvetica" w:eastAsia="Helvetica" w:cs="Roboto Condensed"/>
-                <w:i w:val="false"/>
-                <w:b w:val="false"/>
-                <w:u w:val="none"/>
-                <w:strike w:val="false"/>
+              <w:pStyle w:val="Normal"/>
+              <w:jc w:val="right"/>
+              <w:pBdr>
+                <w:bottom w:val="none" w:sz="0" w:space="0" w:color="000000"/>
+                <w:top w:val="none" w:sz="0" w:space="0" w:color="000000"/>
+                <w:left w:val="none" w:sz="0" w:space="0" w:color="000000"/>
+                <w:right w:val="none" w:sz="0" w:space="0" w:color="000000"/>
+              </w:pBdr>
+              <w:spacing w:after="40" w:before="40" w:line="240"/>
+              <w:ind w:left="80" w:right="80" w:firstLine="0" w:firstLineChars="0"/>
+              <w:rPr>
+                <w:rFonts w:ascii="Roboto Condensed" w:hAnsi="Helvetica" w:eastAsia="Helvetica" w:cs="Roboto Condensed"/>
+                <w:i w:val="false"/>
+                <w:b w:val="false"/>
+                <w:u w:val="none"/>
+                <w:sz w:val="24"/>
+                <w:szCs w:val="24"/>
+                <w:color w:val="000000"/>
+              </w:rPr>
+            </w:pPr>
+            <w:r>
+              <w:rPr>
+                <w:rFonts w:ascii="Roboto Condensed" w:hAnsi="Helvetica" w:eastAsia="Helvetica" w:cs="Roboto Condensed"/>
+                <w:i w:val="false"/>
+                <w:b w:val="false"/>
+                <w:u w:val="none"/>
                 <w:sz w:val="24"/>
                 <w:szCs w:val="24"/>
                 <w:color w:val="000000"/>
@@ -8180,33 +8047,32 @@
           </w:tcPr>
           <w:p>
             <w:pPr>
-              <w:jc w:val="right"/>
-              <w:pBdr>
-                <w:bottom w:val="none" w:sz="0" w:space="0" w:color="000000"/>
-                <w:top w:val="none" w:sz="0" w:space="0" w:color="000000"/>
-                <w:left w:val="none" w:sz="0" w:space="0" w:color="000000"/>
-                <w:right w:val="none" w:sz="0" w:space="0" w:color="000000"/>
-              </w:pBdr>
-              <w:spacing w:after="40" w:before="40" w:line="240"/>
-              <w:ind w:left="80" w:right="80" w:firstLine="0" w:firstLineChars="0"/>
-              <w:rPr>
-                <w:rFonts w:ascii="Roboto Condensed" w:hAnsi="Helvetica" w:eastAsia="Helvetica" w:cs="Roboto Condensed"/>
-                <w:i w:val="false"/>
-                <w:b w:val="false"/>
-                <w:u w:val="none"/>
-                <w:strike w:val="false"/>
-                <w:sz w:val="24"/>
-                <w:szCs w:val="24"/>
-                <w:color w:val="000000"/>
-              </w:rPr>
-            </w:pPr>
-            <w:r>
-              <w:rPr>
-                <w:rFonts w:ascii="Roboto Condensed" w:hAnsi="Helvetica" w:eastAsia="Helvetica" w:cs="Roboto Condensed"/>
-                <w:i w:val="false"/>
-                <w:b w:val="false"/>
-                <w:u w:val="none"/>
-                <w:strike w:val="false"/>
+              <w:pStyle w:val="Normal"/>
+              <w:jc w:val="right"/>
+              <w:pBdr>
+                <w:bottom w:val="none" w:sz="0" w:space="0" w:color="000000"/>
+                <w:top w:val="none" w:sz="0" w:space="0" w:color="000000"/>
+                <w:left w:val="none" w:sz="0" w:space="0" w:color="000000"/>
+                <w:right w:val="none" w:sz="0" w:space="0" w:color="000000"/>
+              </w:pBdr>
+              <w:spacing w:after="40" w:before="40" w:line="240"/>
+              <w:ind w:left="80" w:right="80" w:firstLine="0" w:firstLineChars="0"/>
+              <w:rPr>
+                <w:rFonts w:ascii="Roboto Condensed" w:hAnsi="Helvetica" w:eastAsia="Helvetica" w:cs="Roboto Condensed"/>
+                <w:i w:val="false"/>
+                <w:b w:val="false"/>
+                <w:u w:val="none"/>
+                <w:sz w:val="24"/>
+                <w:szCs w:val="24"/>
+                <w:color w:val="000000"/>
+              </w:rPr>
+            </w:pPr>
+            <w:r>
+              <w:rPr>
+                <w:rFonts w:ascii="Roboto Condensed" w:hAnsi="Helvetica" w:eastAsia="Helvetica" w:cs="Roboto Condensed"/>
+                <w:i w:val="false"/>
+                <w:b w:val="false"/>
+                <w:u w:val="none"/>
                 <w:sz w:val="24"/>
                 <w:szCs w:val="24"/>
                 <w:color w:val="000000"/>
@@ -8241,6 +8107,7 @@
           </w:tcPr>
           <w:p>
             <w:pPr>
+              <w:pStyle w:val="Normal"/>
               <w:jc w:val="left"/>
               <w:pBdr>
                 <w:bottom w:val="none" w:sz="0" w:space="0" w:color="000000"/>
@@ -8255,7 +8122,6 @@
                 <w:i w:val="false"/>
                 <w:b w:val="false"/>
                 <w:u w:val="none"/>
-                <w:strike w:val="false"/>
                 <w:sz w:val="24"/>
                 <w:szCs w:val="24"/>
                 <w:color w:val="000000"/>
@@ -8283,6 +8149,7 @@
           </w:tcPr>
           <w:p>
             <w:pPr>
+              <w:pStyle w:val="Normal"/>
               <w:jc w:val="left"/>
               <w:pBdr>
                 <w:bottom w:val="none" w:sz="0" w:space="0" w:color="000000"/>
@@ -8297,33 +8164,33 @@
                 <w:i w:val="false"/>
                 <w:b w:val="false"/>
                 <w:u w:val="none"/>
-                <w:strike w:val="false"/>
-                <w:sz w:val="24"/>
-                <w:szCs w:val="24"/>
-                <w:color w:val="000000"/>
-              </w:rPr>
-            </w:pPr>
-          </w:p>
-        </w:tc>
-        <w:tc>
-          <w:tcPr>
-            <w:tcBorders>
-              <w:bottom w:val="single" w:sz="4" w:space="0" w:color="A6A6A6"/>
-              <w:top w:val="single" w:sz="4" w:space="0" w:color="A6A6A6"/>
-              <w:left w:val="single" w:sz="4" w:space="0" w:color="A6A6A6"/>
-              <w:right w:val="single" w:sz="4" w:space="0" w:color="A6A6A6"/>
-            </w:tcBorders>
-            <w:shd w:val="clear" w:color="auto" w:fill="F2F2F2"/>
-            <w:tcMar>
-              <w:top w:w="0" w:type="dxa"/>
-              <w:bottom w:w="0" w:type="dxa"/>
-              <w:left w:w="0" w:type="dxa"/>
-              <w:right w:w="0" w:type="dxa"/>
-            </w:tcMar>
-            <w:vAlign w:val="center"/>
-          </w:tcPr>
-          <w:p>
-            <w:pPr>
+                <w:sz w:val="24"/>
+                <w:szCs w:val="24"/>
+                <w:color w:val="000000"/>
+              </w:rPr>
+            </w:pPr>
+          </w:p>
+        </w:tc>
+        <w:tc>
+          <w:tcPr>
+            <w:tcBorders>
+              <w:bottom w:val="single" w:sz="4" w:space="0" w:color="A6A6A6"/>
+              <w:top w:val="single" w:sz="4" w:space="0" w:color="A6A6A6"/>
+              <w:left w:val="single" w:sz="4" w:space="0" w:color="A6A6A6"/>
+              <w:right w:val="single" w:sz="4" w:space="0" w:color="A6A6A6"/>
+            </w:tcBorders>
+            <w:shd w:val="clear" w:color="auto" w:fill="F2F2F2"/>
+            <w:tcMar>
+              <w:top w:w="0" w:type="dxa"/>
+              <w:bottom w:w="0" w:type="dxa"/>
+              <w:left w:w="0" w:type="dxa"/>
+              <w:right w:w="0" w:type="dxa"/>
+            </w:tcMar>
+            <w:vAlign w:val="center"/>
+          </w:tcPr>
+          <w:p>
+            <w:pPr>
+              <w:pStyle w:val="Normal"/>
               <w:jc w:val="left"/>
               <w:pBdr>
                 <w:bottom w:val="none" w:sz="0" w:space="0" w:color="000000"/>
@@ -8338,19 +8205,17 @@
                 <w:i w:val="false"/>
                 <w:b w:val="false"/>
                 <w:u w:val="none"/>
-                <w:strike w:val="false"/>
-                <w:sz w:val="24"/>
-                <w:szCs w:val="24"/>
-                <w:color w:val="000000"/>
-              </w:rPr>
-            </w:pPr>
-            <w:r>
-              <w:rPr>
-                <w:rFonts w:ascii="Roboto Condensed" w:hAnsi="Helvetica" w:eastAsia="Helvetica" w:cs="Roboto Condensed"/>
-                <w:i w:val="false"/>
-                <w:b w:val="false"/>
-                <w:u w:val="none"/>
-                <w:strike w:val="false"/>
+                <w:sz w:val="24"/>
+                <w:szCs w:val="24"/>
+                <w:color w:val="000000"/>
+              </w:rPr>
+            </w:pPr>
+            <w:r>
+              <w:rPr>
+                <w:rFonts w:ascii="Roboto Condensed" w:hAnsi="Helvetica" w:eastAsia="Helvetica" w:cs="Roboto Condensed"/>
+                <w:i w:val="false"/>
+                <w:b w:val="false"/>
+                <w:u w:val="none"/>
                 <w:sz w:val="24"/>
                 <w:szCs w:val="24"/>
                 <w:color w:val="000000"/>
@@ -8378,33 +8243,32 @@
           </w:tcPr>
           <w:p>
             <w:pPr>
-              <w:jc w:val="right"/>
-              <w:pBdr>
-                <w:bottom w:val="none" w:sz="0" w:space="0" w:color="000000"/>
-                <w:top w:val="none" w:sz="0" w:space="0" w:color="000000"/>
-                <w:left w:val="none" w:sz="0" w:space="0" w:color="000000"/>
-                <w:right w:val="none" w:sz="0" w:space="0" w:color="000000"/>
-              </w:pBdr>
-              <w:spacing w:after="40" w:before="40" w:line="240"/>
-              <w:ind w:left="80" w:right="80" w:firstLine="0" w:firstLineChars="0"/>
-              <w:rPr>
-                <w:rFonts w:ascii="Roboto Condensed" w:hAnsi="Helvetica" w:eastAsia="Helvetica" w:cs="Roboto Condensed"/>
-                <w:i w:val="false"/>
-                <w:b w:val="false"/>
-                <w:u w:val="none"/>
-                <w:strike w:val="false"/>
-                <w:sz w:val="24"/>
-                <w:szCs w:val="24"/>
-                <w:color w:val="000000"/>
-              </w:rPr>
-            </w:pPr>
-            <w:r>
-              <w:rPr>
-                <w:rFonts w:ascii="Roboto Condensed" w:hAnsi="Helvetica" w:eastAsia="Helvetica" w:cs="Roboto Condensed"/>
-                <w:i w:val="false"/>
-                <w:b w:val="false"/>
-                <w:u w:val="none"/>
-                <w:strike w:val="false"/>
+              <w:pStyle w:val="Normal"/>
+              <w:jc w:val="right"/>
+              <w:pBdr>
+                <w:bottom w:val="none" w:sz="0" w:space="0" w:color="000000"/>
+                <w:top w:val="none" w:sz="0" w:space="0" w:color="000000"/>
+                <w:left w:val="none" w:sz="0" w:space="0" w:color="000000"/>
+                <w:right w:val="none" w:sz="0" w:space="0" w:color="000000"/>
+              </w:pBdr>
+              <w:spacing w:after="40" w:before="40" w:line="240"/>
+              <w:ind w:left="80" w:right="80" w:firstLine="0" w:firstLineChars="0"/>
+              <w:rPr>
+                <w:rFonts w:ascii="Roboto Condensed" w:hAnsi="Helvetica" w:eastAsia="Helvetica" w:cs="Roboto Condensed"/>
+                <w:i w:val="false"/>
+                <w:b w:val="false"/>
+                <w:u w:val="none"/>
+                <w:sz w:val="24"/>
+                <w:szCs w:val="24"/>
+                <w:color w:val="000000"/>
+              </w:rPr>
+            </w:pPr>
+            <w:r>
+              <w:rPr>
+                <w:rFonts w:ascii="Roboto Condensed" w:hAnsi="Helvetica" w:eastAsia="Helvetica" w:cs="Roboto Condensed"/>
+                <w:i w:val="false"/>
+                <w:b w:val="false"/>
+                <w:u w:val="none"/>
                 <w:sz w:val="24"/>
                 <w:szCs w:val="24"/>
                 <w:color w:val="000000"/>
@@ -8432,33 +8296,32 @@
           </w:tcPr>
           <w:p>
             <w:pPr>
-              <w:jc w:val="right"/>
-              <w:pBdr>
-                <w:bottom w:val="none" w:sz="0" w:space="0" w:color="000000"/>
-                <w:top w:val="none" w:sz="0" w:space="0" w:color="000000"/>
-                <w:left w:val="none" w:sz="0" w:space="0" w:color="000000"/>
-                <w:right w:val="none" w:sz="0" w:space="0" w:color="000000"/>
-              </w:pBdr>
-              <w:spacing w:after="40" w:before="40" w:line="240"/>
-              <w:ind w:left="80" w:right="80" w:firstLine="0" w:firstLineChars="0"/>
-              <w:rPr>
-                <w:rFonts w:ascii="Roboto Condensed" w:hAnsi="Helvetica" w:eastAsia="Helvetica" w:cs="Roboto Condensed"/>
-                <w:i w:val="false"/>
-                <w:b w:val="false"/>
-                <w:u w:val="none"/>
-                <w:strike w:val="false"/>
-                <w:sz w:val="24"/>
-                <w:szCs w:val="24"/>
-                <w:color w:val="000000"/>
-              </w:rPr>
-            </w:pPr>
-            <w:r>
-              <w:rPr>
-                <w:rFonts w:ascii="Roboto Condensed" w:hAnsi="Helvetica" w:eastAsia="Helvetica" w:cs="Roboto Condensed"/>
-                <w:i w:val="false"/>
-                <w:b w:val="false"/>
-                <w:u w:val="none"/>
-                <w:strike w:val="false"/>
+              <w:pStyle w:val="Normal"/>
+              <w:jc w:val="right"/>
+              <w:pBdr>
+                <w:bottom w:val="none" w:sz="0" w:space="0" w:color="000000"/>
+                <w:top w:val="none" w:sz="0" w:space="0" w:color="000000"/>
+                <w:left w:val="none" w:sz="0" w:space="0" w:color="000000"/>
+                <w:right w:val="none" w:sz="0" w:space="0" w:color="000000"/>
+              </w:pBdr>
+              <w:spacing w:after="40" w:before="40" w:line="240"/>
+              <w:ind w:left="80" w:right="80" w:firstLine="0" w:firstLineChars="0"/>
+              <w:rPr>
+                <w:rFonts w:ascii="Roboto Condensed" w:hAnsi="Helvetica" w:eastAsia="Helvetica" w:cs="Roboto Condensed"/>
+                <w:i w:val="false"/>
+                <w:b w:val="false"/>
+                <w:u w:val="none"/>
+                <w:sz w:val="24"/>
+                <w:szCs w:val="24"/>
+                <w:color w:val="000000"/>
+              </w:rPr>
+            </w:pPr>
+            <w:r>
+              <w:rPr>
+                <w:rFonts w:ascii="Roboto Condensed" w:hAnsi="Helvetica" w:eastAsia="Helvetica" w:cs="Roboto Condensed"/>
+                <w:i w:val="false"/>
+                <w:b w:val="false"/>
+                <w:u w:val="none"/>
                 <w:sz w:val="24"/>
                 <w:szCs w:val="24"/>
                 <w:color w:val="000000"/>
@@ -8486,33 +8349,32 @@
           </w:tcPr>
           <w:p>
             <w:pPr>
-              <w:jc w:val="right"/>
-              <w:pBdr>
-                <w:bottom w:val="none" w:sz="0" w:space="0" w:color="000000"/>
-                <w:top w:val="none" w:sz="0" w:space="0" w:color="000000"/>
-                <w:left w:val="none" w:sz="0" w:space="0" w:color="000000"/>
-                <w:right w:val="none" w:sz="0" w:space="0" w:color="000000"/>
-              </w:pBdr>
-              <w:spacing w:after="40" w:before="40" w:line="240"/>
-              <w:ind w:left="80" w:right="80" w:firstLine="0" w:firstLineChars="0"/>
-              <w:rPr>
-                <w:rFonts w:ascii="Roboto Condensed" w:hAnsi="Helvetica" w:eastAsia="Helvetica" w:cs="Roboto Condensed"/>
-                <w:i w:val="false"/>
-                <w:b w:val="false"/>
-                <w:u w:val="none"/>
-                <w:strike w:val="false"/>
-                <w:sz w:val="24"/>
-                <w:szCs w:val="24"/>
-                <w:color w:val="000000"/>
-              </w:rPr>
-            </w:pPr>
-            <w:r>
-              <w:rPr>
-                <w:rFonts w:ascii="Roboto Condensed" w:hAnsi="Helvetica" w:eastAsia="Helvetica" w:cs="Roboto Condensed"/>
-                <w:i w:val="false"/>
-                <w:b w:val="false"/>
-                <w:u w:val="none"/>
-                <w:strike w:val="false"/>
+              <w:pStyle w:val="Normal"/>
+              <w:jc w:val="right"/>
+              <w:pBdr>
+                <w:bottom w:val="none" w:sz="0" w:space="0" w:color="000000"/>
+                <w:top w:val="none" w:sz="0" w:space="0" w:color="000000"/>
+                <w:left w:val="none" w:sz="0" w:space="0" w:color="000000"/>
+                <w:right w:val="none" w:sz="0" w:space="0" w:color="000000"/>
+              </w:pBdr>
+              <w:spacing w:after="40" w:before="40" w:line="240"/>
+              <w:ind w:left="80" w:right="80" w:firstLine="0" w:firstLineChars="0"/>
+              <w:rPr>
+                <w:rFonts w:ascii="Roboto Condensed" w:hAnsi="Helvetica" w:eastAsia="Helvetica" w:cs="Roboto Condensed"/>
+                <w:i w:val="false"/>
+                <w:b w:val="false"/>
+                <w:u w:val="none"/>
+                <w:sz w:val="24"/>
+                <w:szCs w:val="24"/>
+                <w:color w:val="000000"/>
+              </w:rPr>
+            </w:pPr>
+            <w:r>
+              <w:rPr>
+                <w:rFonts w:ascii="Roboto Condensed" w:hAnsi="Helvetica" w:eastAsia="Helvetica" w:cs="Roboto Condensed"/>
+                <w:i w:val="false"/>
+                <w:b w:val="false"/>
+                <w:u w:val="none"/>
                 <w:sz w:val="24"/>
                 <w:szCs w:val="24"/>
                 <w:color w:val="000000"/>
@@ -8540,33 +8402,32 @@
           </w:tcPr>
           <w:p>
             <w:pPr>
-              <w:jc w:val="right"/>
-              <w:pBdr>
-                <w:bottom w:val="none" w:sz="0" w:space="0" w:color="000000"/>
-                <w:top w:val="none" w:sz="0" w:space="0" w:color="000000"/>
-                <w:left w:val="none" w:sz="0" w:space="0" w:color="000000"/>
-                <w:right w:val="none" w:sz="0" w:space="0" w:color="000000"/>
-              </w:pBdr>
-              <w:spacing w:after="40" w:before="40" w:line="240"/>
-              <w:ind w:left="80" w:right="80" w:firstLine="0" w:firstLineChars="0"/>
-              <w:rPr>
-                <w:rFonts w:ascii="Roboto Condensed" w:hAnsi="Helvetica" w:eastAsia="Helvetica" w:cs="Roboto Condensed"/>
-                <w:i w:val="false"/>
-                <w:b w:val="false"/>
-                <w:u w:val="none"/>
-                <w:strike w:val="false"/>
-                <w:sz w:val="24"/>
-                <w:szCs w:val="24"/>
-                <w:color w:val="000000"/>
-              </w:rPr>
-            </w:pPr>
-            <w:r>
-              <w:rPr>
-                <w:rFonts w:ascii="Roboto Condensed" w:hAnsi="Helvetica" w:eastAsia="Helvetica" w:cs="Roboto Condensed"/>
-                <w:i w:val="false"/>
-                <w:b w:val="false"/>
-                <w:u w:val="none"/>
-                <w:strike w:val="false"/>
+              <w:pStyle w:val="Normal"/>
+              <w:jc w:val="right"/>
+              <w:pBdr>
+                <w:bottom w:val="none" w:sz="0" w:space="0" w:color="000000"/>
+                <w:top w:val="none" w:sz="0" w:space="0" w:color="000000"/>
+                <w:left w:val="none" w:sz="0" w:space="0" w:color="000000"/>
+                <w:right w:val="none" w:sz="0" w:space="0" w:color="000000"/>
+              </w:pBdr>
+              <w:spacing w:after="40" w:before="40" w:line="240"/>
+              <w:ind w:left="80" w:right="80" w:firstLine="0" w:firstLineChars="0"/>
+              <w:rPr>
+                <w:rFonts w:ascii="Roboto Condensed" w:hAnsi="Helvetica" w:eastAsia="Helvetica" w:cs="Roboto Condensed"/>
+                <w:i w:val="false"/>
+                <w:b w:val="false"/>
+                <w:u w:val="none"/>
+                <w:sz w:val="24"/>
+                <w:szCs w:val="24"/>
+                <w:color w:val="000000"/>
+              </w:rPr>
+            </w:pPr>
+            <w:r>
+              <w:rPr>
+                <w:rFonts w:ascii="Roboto Condensed" w:hAnsi="Helvetica" w:eastAsia="Helvetica" w:cs="Roboto Condensed"/>
+                <w:i w:val="false"/>
+                <w:b w:val="false"/>
+                <w:u w:val="none"/>
                 <w:sz w:val="24"/>
                 <w:szCs w:val="24"/>
                 <w:color w:val="000000"/>
@@ -8594,33 +8455,32 @@
           </w:tcPr>
           <w:p>
             <w:pPr>
-              <w:jc w:val="right"/>
-              <w:pBdr>
-                <w:bottom w:val="none" w:sz="0" w:space="0" w:color="000000"/>
-                <w:top w:val="none" w:sz="0" w:space="0" w:color="000000"/>
-                <w:left w:val="none" w:sz="0" w:space="0" w:color="000000"/>
-                <w:right w:val="none" w:sz="0" w:space="0" w:color="000000"/>
-              </w:pBdr>
-              <w:spacing w:after="40" w:before="40" w:line="240"/>
-              <w:ind w:left="80" w:right="80" w:firstLine="0" w:firstLineChars="0"/>
-              <w:rPr>
-                <w:rFonts w:ascii="Roboto Condensed" w:hAnsi="Helvetica" w:eastAsia="Helvetica" w:cs="Roboto Condensed"/>
-                <w:i w:val="false"/>
-                <w:b w:val="false"/>
-                <w:u w:val="none"/>
-                <w:strike w:val="false"/>
-                <w:sz w:val="24"/>
-                <w:szCs w:val="24"/>
-                <w:color w:val="000000"/>
-              </w:rPr>
-            </w:pPr>
-            <w:r>
-              <w:rPr>
-                <w:rFonts w:ascii="Roboto Condensed" w:hAnsi="Helvetica" w:eastAsia="Helvetica" w:cs="Roboto Condensed"/>
-                <w:i w:val="false"/>
-                <w:b w:val="false"/>
-                <w:u w:val="none"/>
-                <w:strike w:val="false"/>
+              <w:pStyle w:val="Normal"/>
+              <w:jc w:val="right"/>
+              <w:pBdr>
+                <w:bottom w:val="none" w:sz="0" w:space="0" w:color="000000"/>
+                <w:top w:val="none" w:sz="0" w:space="0" w:color="000000"/>
+                <w:left w:val="none" w:sz="0" w:space="0" w:color="000000"/>
+                <w:right w:val="none" w:sz="0" w:space="0" w:color="000000"/>
+              </w:pBdr>
+              <w:spacing w:after="40" w:before="40" w:line="240"/>
+              <w:ind w:left="80" w:right="80" w:firstLine="0" w:firstLineChars="0"/>
+              <w:rPr>
+                <w:rFonts w:ascii="Roboto Condensed" w:hAnsi="Helvetica" w:eastAsia="Helvetica" w:cs="Roboto Condensed"/>
+                <w:i w:val="false"/>
+                <w:b w:val="false"/>
+                <w:u w:val="none"/>
+                <w:sz w:val="24"/>
+                <w:szCs w:val="24"/>
+                <w:color w:val="000000"/>
+              </w:rPr>
+            </w:pPr>
+            <w:r>
+              <w:rPr>
+                <w:rFonts w:ascii="Roboto Condensed" w:hAnsi="Helvetica" w:eastAsia="Helvetica" w:cs="Roboto Condensed"/>
+                <w:i w:val="false"/>
+                <w:b w:val="false"/>
+                <w:u w:val="none"/>
                 <w:sz w:val="24"/>
                 <w:szCs w:val="24"/>
                 <w:color w:val="000000"/>
@@ -8648,33 +8508,32 @@
           </w:tcPr>
           <w:p>
             <w:pPr>
-              <w:jc w:val="right"/>
-              <w:pBdr>
-                <w:bottom w:val="none" w:sz="0" w:space="0" w:color="000000"/>
-                <w:top w:val="none" w:sz="0" w:space="0" w:color="000000"/>
-                <w:left w:val="none" w:sz="0" w:space="0" w:color="000000"/>
-                <w:right w:val="none" w:sz="0" w:space="0" w:color="000000"/>
-              </w:pBdr>
-              <w:spacing w:after="40" w:before="40" w:line="240"/>
-              <w:ind w:left="80" w:right="80" w:firstLine="0" w:firstLineChars="0"/>
-              <w:rPr>
-                <w:rFonts w:ascii="Roboto Condensed" w:hAnsi="Helvetica" w:eastAsia="Helvetica" w:cs="Roboto Condensed"/>
-                <w:i w:val="false"/>
-                <w:b w:val="false"/>
-                <w:u w:val="none"/>
-                <w:strike w:val="false"/>
-                <w:sz w:val="24"/>
-                <w:szCs w:val="24"/>
-                <w:color w:val="000000"/>
-              </w:rPr>
-            </w:pPr>
-            <w:r>
-              <w:rPr>
-                <w:rFonts w:ascii="Roboto Condensed" w:hAnsi="Helvetica" w:eastAsia="Helvetica" w:cs="Roboto Condensed"/>
-                <w:i w:val="false"/>
-                <w:b w:val="false"/>
-                <w:u w:val="none"/>
-                <w:strike w:val="false"/>
+              <w:pStyle w:val="Normal"/>
+              <w:jc w:val="right"/>
+              <w:pBdr>
+                <w:bottom w:val="none" w:sz="0" w:space="0" w:color="000000"/>
+                <w:top w:val="none" w:sz="0" w:space="0" w:color="000000"/>
+                <w:left w:val="none" w:sz="0" w:space="0" w:color="000000"/>
+                <w:right w:val="none" w:sz="0" w:space="0" w:color="000000"/>
+              </w:pBdr>
+              <w:spacing w:after="40" w:before="40" w:line="240"/>
+              <w:ind w:left="80" w:right="80" w:firstLine="0" w:firstLineChars="0"/>
+              <w:rPr>
+                <w:rFonts w:ascii="Roboto Condensed" w:hAnsi="Helvetica" w:eastAsia="Helvetica" w:cs="Roboto Condensed"/>
+                <w:i w:val="false"/>
+                <w:b w:val="false"/>
+                <w:u w:val="none"/>
+                <w:sz w:val="24"/>
+                <w:szCs w:val="24"/>
+                <w:color w:val="000000"/>
+              </w:rPr>
+            </w:pPr>
+            <w:r>
+              <w:rPr>
+                <w:rFonts w:ascii="Roboto Condensed" w:hAnsi="Helvetica" w:eastAsia="Helvetica" w:cs="Roboto Condensed"/>
+                <w:i w:val="false"/>
+                <w:b w:val="false"/>
+                <w:u w:val="none"/>
                 <w:sz w:val="24"/>
                 <w:szCs w:val="24"/>
                 <w:color w:val="000000"/>
@@ -8709,6 +8568,7 @@
           </w:tcPr>
           <w:p>
             <w:pPr>
+              <w:pStyle w:val="Normal"/>
               <w:jc w:val="left"/>
               <w:pBdr>
                 <w:bottom w:val="none" w:sz="0" w:space="0" w:color="000000"/>
@@ -8723,7 +8583,6 @@
                 <w:i w:val="false"/>
                 <w:b w:val="false"/>
                 <w:u w:val="none"/>
-                <w:strike w:val="false"/>
                 <w:sz w:val="24"/>
                 <w:szCs w:val="24"/>
                 <w:color w:val="000000"/>
@@ -8751,6 +8610,7 @@
           </w:tcPr>
           <w:p>
             <w:pPr>
+              <w:pStyle w:val="Normal"/>
               <w:jc w:val="left"/>
               <w:pBdr>
                 <w:bottom w:val="none" w:sz="0" w:space="0" w:color="000000"/>
@@ -8765,33 +8625,33 @@
                 <w:i w:val="false"/>
                 <w:b w:val="false"/>
                 <w:u w:val="none"/>
-                <w:strike w:val="false"/>
-                <w:sz w:val="24"/>
-                <w:szCs w:val="24"/>
-                <w:color w:val="000000"/>
-              </w:rPr>
-            </w:pPr>
-          </w:p>
-        </w:tc>
-        <w:tc>
-          <w:tcPr>
-            <w:tcBorders>
-              <w:bottom w:val="single" w:sz="4" w:space="0" w:color="A6A6A6"/>
-              <w:top w:val="single" w:sz="4" w:space="0" w:color="A6A6A6"/>
-              <w:left w:val="single" w:sz="4" w:space="0" w:color="A6A6A6"/>
-              <w:right w:val="single" w:sz="4" w:space="0" w:color="A6A6A6"/>
-            </w:tcBorders>
-            <w:shd w:val="clear" w:color="auto" w:fill="F2F2F2"/>
-            <w:tcMar>
-              <w:top w:w="0" w:type="dxa"/>
-              <w:bottom w:w="0" w:type="dxa"/>
-              <w:left w:w="0" w:type="dxa"/>
-              <w:right w:w="0" w:type="dxa"/>
-            </w:tcMar>
-            <w:vAlign w:val="center"/>
-          </w:tcPr>
-          <w:p>
-            <w:pPr>
+                <w:sz w:val="24"/>
+                <w:szCs w:val="24"/>
+                <w:color w:val="000000"/>
+              </w:rPr>
+            </w:pPr>
+          </w:p>
+        </w:tc>
+        <w:tc>
+          <w:tcPr>
+            <w:tcBorders>
+              <w:bottom w:val="single" w:sz="4" w:space="0" w:color="A6A6A6"/>
+              <w:top w:val="single" w:sz="4" w:space="0" w:color="A6A6A6"/>
+              <w:left w:val="single" w:sz="4" w:space="0" w:color="A6A6A6"/>
+              <w:right w:val="single" w:sz="4" w:space="0" w:color="A6A6A6"/>
+            </w:tcBorders>
+            <w:shd w:val="clear" w:color="auto" w:fill="F2F2F2"/>
+            <w:tcMar>
+              <w:top w:w="0" w:type="dxa"/>
+              <w:bottom w:w="0" w:type="dxa"/>
+              <w:left w:w="0" w:type="dxa"/>
+              <w:right w:w="0" w:type="dxa"/>
+            </w:tcMar>
+            <w:vAlign w:val="center"/>
+          </w:tcPr>
+          <w:p>
+            <w:pPr>
+              <w:pStyle w:val="Normal"/>
               <w:jc w:val="left"/>
               <w:pBdr>
                 <w:bottom w:val="none" w:sz="0" w:space="0" w:color="000000"/>
@@ -8806,19 +8666,17 @@
                 <w:i w:val="false"/>
                 <w:b w:val="false"/>
                 <w:u w:val="none"/>
-                <w:strike w:val="false"/>
-                <w:sz w:val="24"/>
-                <w:szCs w:val="24"/>
-                <w:color w:val="000000"/>
-              </w:rPr>
-            </w:pPr>
-            <w:r>
-              <w:rPr>
-                <w:rFonts w:ascii="Roboto Condensed" w:hAnsi="Helvetica" w:eastAsia="Helvetica" w:cs="Roboto Condensed"/>
-                <w:i w:val="false"/>
-                <w:b w:val="false"/>
-                <w:u w:val="none"/>
-                <w:strike w:val="false"/>
+                <w:sz w:val="24"/>
+                <w:szCs w:val="24"/>
+                <w:color w:val="000000"/>
+              </w:rPr>
+            </w:pPr>
+            <w:r>
+              <w:rPr>
+                <w:rFonts w:ascii="Roboto Condensed" w:hAnsi="Helvetica" w:eastAsia="Helvetica" w:cs="Roboto Condensed"/>
+                <w:i w:val="false"/>
+                <w:b w:val="false"/>
+                <w:u w:val="none"/>
                 <w:sz w:val="24"/>
                 <w:szCs w:val="24"/>
                 <w:color w:val="000000"/>
@@ -8846,33 +8704,32 @@
           </w:tcPr>
           <w:p>
             <w:pPr>
-              <w:jc w:val="right"/>
-              <w:pBdr>
-                <w:bottom w:val="none" w:sz="0" w:space="0" w:color="000000"/>
-                <w:top w:val="none" w:sz="0" w:space="0" w:color="000000"/>
-                <w:left w:val="none" w:sz="0" w:space="0" w:color="000000"/>
-                <w:right w:val="none" w:sz="0" w:space="0" w:color="000000"/>
-              </w:pBdr>
-              <w:spacing w:after="40" w:before="40" w:line="240"/>
-              <w:ind w:left="80" w:right="80" w:firstLine="0" w:firstLineChars="0"/>
-              <w:rPr>
-                <w:rFonts w:ascii="Roboto Condensed" w:hAnsi="Helvetica" w:eastAsia="Helvetica" w:cs="Roboto Condensed"/>
-                <w:i w:val="false"/>
-                <w:b w:val="false"/>
-                <w:u w:val="none"/>
-                <w:strike w:val="false"/>
-                <w:sz w:val="24"/>
-                <w:szCs w:val="24"/>
-                <w:color w:val="000000"/>
-              </w:rPr>
-            </w:pPr>
-            <w:r>
-              <w:rPr>
-                <w:rFonts w:ascii="Roboto Condensed" w:hAnsi="Helvetica" w:eastAsia="Helvetica" w:cs="Roboto Condensed"/>
-                <w:i w:val="false"/>
-                <w:b w:val="false"/>
-                <w:u w:val="none"/>
-                <w:strike w:val="false"/>
+              <w:pStyle w:val="Normal"/>
+              <w:jc w:val="right"/>
+              <w:pBdr>
+                <w:bottom w:val="none" w:sz="0" w:space="0" w:color="000000"/>
+                <w:top w:val="none" w:sz="0" w:space="0" w:color="000000"/>
+                <w:left w:val="none" w:sz="0" w:space="0" w:color="000000"/>
+                <w:right w:val="none" w:sz="0" w:space="0" w:color="000000"/>
+              </w:pBdr>
+              <w:spacing w:after="40" w:before="40" w:line="240"/>
+              <w:ind w:left="80" w:right="80" w:firstLine="0" w:firstLineChars="0"/>
+              <w:rPr>
+                <w:rFonts w:ascii="Roboto Condensed" w:hAnsi="Helvetica" w:eastAsia="Helvetica" w:cs="Roboto Condensed"/>
+                <w:i w:val="false"/>
+                <w:b w:val="false"/>
+                <w:u w:val="none"/>
+                <w:sz w:val="24"/>
+                <w:szCs w:val="24"/>
+                <w:color w:val="000000"/>
+              </w:rPr>
+            </w:pPr>
+            <w:r>
+              <w:rPr>
+                <w:rFonts w:ascii="Roboto Condensed" w:hAnsi="Helvetica" w:eastAsia="Helvetica" w:cs="Roboto Condensed"/>
+                <w:i w:val="false"/>
+                <w:b w:val="false"/>
+                <w:u w:val="none"/>
                 <w:sz w:val="24"/>
                 <w:szCs w:val="24"/>
                 <w:color w:val="000000"/>
@@ -8900,33 +8757,32 @@
           </w:tcPr>
           <w:p>
             <w:pPr>
-              <w:jc w:val="right"/>
-              <w:pBdr>
-                <w:bottom w:val="none" w:sz="0" w:space="0" w:color="000000"/>
-                <w:top w:val="none" w:sz="0" w:space="0" w:color="000000"/>
-                <w:left w:val="none" w:sz="0" w:space="0" w:color="000000"/>
-                <w:right w:val="none" w:sz="0" w:space="0" w:color="000000"/>
-              </w:pBdr>
-              <w:spacing w:after="40" w:before="40" w:line="240"/>
-              <w:ind w:left="80" w:right="80" w:firstLine="0" w:firstLineChars="0"/>
-              <w:rPr>
-                <w:rFonts w:ascii="Roboto Condensed" w:hAnsi="Helvetica" w:eastAsia="Helvetica" w:cs="Roboto Condensed"/>
-                <w:i w:val="false"/>
-                <w:b w:val="false"/>
-                <w:u w:val="none"/>
-                <w:strike w:val="false"/>
-                <w:sz w:val="24"/>
-                <w:szCs w:val="24"/>
-                <w:color w:val="000000"/>
-              </w:rPr>
-            </w:pPr>
-            <w:r>
-              <w:rPr>
-                <w:rFonts w:ascii="Roboto Condensed" w:hAnsi="Helvetica" w:eastAsia="Helvetica" w:cs="Roboto Condensed"/>
-                <w:i w:val="false"/>
-                <w:b w:val="false"/>
-                <w:u w:val="none"/>
-                <w:strike w:val="false"/>
+              <w:pStyle w:val="Normal"/>
+              <w:jc w:val="right"/>
+              <w:pBdr>
+                <w:bottom w:val="none" w:sz="0" w:space="0" w:color="000000"/>
+                <w:top w:val="none" w:sz="0" w:space="0" w:color="000000"/>
+                <w:left w:val="none" w:sz="0" w:space="0" w:color="000000"/>
+                <w:right w:val="none" w:sz="0" w:space="0" w:color="000000"/>
+              </w:pBdr>
+              <w:spacing w:after="40" w:before="40" w:line="240"/>
+              <w:ind w:left="80" w:right="80" w:firstLine="0" w:firstLineChars="0"/>
+              <w:rPr>
+                <w:rFonts w:ascii="Roboto Condensed" w:hAnsi="Helvetica" w:eastAsia="Helvetica" w:cs="Roboto Condensed"/>
+                <w:i w:val="false"/>
+                <w:b w:val="false"/>
+                <w:u w:val="none"/>
+                <w:sz w:val="24"/>
+                <w:szCs w:val="24"/>
+                <w:color w:val="000000"/>
+              </w:rPr>
+            </w:pPr>
+            <w:r>
+              <w:rPr>
+                <w:rFonts w:ascii="Roboto Condensed" w:hAnsi="Helvetica" w:eastAsia="Helvetica" w:cs="Roboto Condensed"/>
+                <w:i w:val="false"/>
+                <w:b w:val="false"/>
+                <w:u w:val="none"/>
                 <w:sz w:val="24"/>
                 <w:szCs w:val="24"/>
                 <w:color w:val="000000"/>
@@ -8954,33 +8810,32 @@
           </w:tcPr>
           <w:p>
             <w:pPr>
-              <w:jc w:val="right"/>
-              <w:pBdr>
-                <w:bottom w:val="none" w:sz="0" w:space="0" w:color="000000"/>
-                <w:top w:val="none" w:sz="0" w:space="0" w:color="000000"/>
-                <w:left w:val="none" w:sz="0" w:space="0" w:color="000000"/>
-                <w:right w:val="none" w:sz="0" w:space="0" w:color="000000"/>
-              </w:pBdr>
-              <w:spacing w:after="40" w:before="40" w:line="240"/>
-              <w:ind w:left="80" w:right="80" w:firstLine="0" w:firstLineChars="0"/>
-              <w:rPr>
-                <w:rFonts w:ascii="Roboto Condensed" w:hAnsi="Helvetica" w:eastAsia="Helvetica" w:cs="Roboto Condensed"/>
-                <w:i w:val="false"/>
-                <w:b w:val="false"/>
-                <w:u w:val="none"/>
-                <w:strike w:val="false"/>
-                <w:sz w:val="24"/>
-                <w:szCs w:val="24"/>
-                <w:color w:val="000000"/>
-              </w:rPr>
-            </w:pPr>
-            <w:r>
-              <w:rPr>
-                <w:rFonts w:ascii="Roboto Condensed" w:hAnsi="Helvetica" w:eastAsia="Helvetica" w:cs="Roboto Condensed"/>
-                <w:i w:val="false"/>
-                <w:b w:val="false"/>
-                <w:u w:val="none"/>
-                <w:strike w:val="false"/>
+              <w:pStyle w:val="Normal"/>
+              <w:jc w:val="right"/>
+              <w:pBdr>
+                <w:bottom w:val="none" w:sz="0" w:space="0" w:color="000000"/>
+                <w:top w:val="none" w:sz="0" w:space="0" w:color="000000"/>
+                <w:left w:val="none" w:sz="0" w:space="0" w:color="000000"/>
+                <w:right w:val="none" w:sz="0" w:space="0" w:color="000000"/>
+              </w:pBdr>
+              <w:spacing w:after="40" w:before="40" w:line="240"/>
+              <w:ind w:left="80" w:right="80" w:firstLine="0" w:firstLineChars="0"/>
+              <w:rPr>
+                <w:rFonts w:ascii="Roboto Condensed" w:hAnsi="Helvetica" w:eastAsia="Helvetica" w:cs="Roboto Condensed"/>
+                <w:i w:val="false"/>
+                <w:b w:val="false"/>
+                <w:u w:val="none"/>
+                <w:sz w:val="24"/>
+                <w:szCs w:val="24"/>
+                <w:color w:val="000000"/>
+              </w:rPr>
+            </w:pPr>
+            <w:r>
+              <w:rPr>
+                <w:rFonts w:ascii="Roboto Condensed" w:hAnsi="Helvetica" w:eastAsia="Helvetica" w:cs="Roboto Condensed"/>
+                <w:i w:val="false"/>
+                <w:b w:val="false"/>
+                <w:u w:val="none"/>
                 <w:sz w:val="24"/>
                 <w:szCs w:val="24"/>
                 <w:color w:val="000000"/>
@@ -9008,33 +8863,32 @@
           </w:tcPr>
           <w:p>
             <w:pPr>
-              <w:jc w:val="right"/>
-              <w:pBdr>
-                <w:bottom w:val="none" w:sz="0" w:space="0" w:color="000000"/>
-                <w:top w:val="none" w:sz="0" w:space="0" w:color="000000"/>
-                <w:left w:val="none" w:sz="0" w:space="0" w:color="000000"/>
-                <w:right w:val="none" w:sz="0" w:space="0" w:color="000000"/>
-              </w:pBdr>
-              <w:spacing w:after="40" w:before="40" w:line="240"/>
-              <w:ind w:left="80" w:right="80" w:firstLine="0" w:firstLineChars="0"/>
-              <w:rPr>
-                <w:rFonts w:ascii="Roboto Condensed" w:hAnsi="Helvetica" w:eastAsia="Helvetica" w:cs="Roboto Condensed"/>
-                <w:i w:val="false"/>
-                <w:b w:val="false"/>
-                <w:u w:val="none"/>
-                <w:strike w:val="false"/>
-                <w:sz w:val="24"/>
-                <w:szCs w:val="24"/>
-                <w:color w:val="000000"/>
-              </w:rPr>
-            </w:pPr>
-            <w:r>
-              <w:rPr>
-                <w:rFonts w:ascii="Roboto Condensed" w:hAnsi="Helvetica" w:eastAsia="Helvetica" w:cs="Roboto Condensed"/>
-                <w:i w:val="false"/>
-                <w:b w:val="false"/>
-                <w:u w:val="none"/>
-                <w:strike w:val="false"/>
+              <w:pStyle w:val="Normal"/>
+              <w:jc w:val="right"/>
+              <w:pBdr>
+                <w:bottom w:val="none" w:sz="0" w:space="0" w:color="000000"/>
+                <w:top w:val="none" w:sz="0" w:space="0" w:color="000000"/>
+                <w:left w:val="none" w:sz="0" w:space="0" w:color="000000"/>
+                <w:right w:val="none" w:sz="0" w:space="0" w:color="000000"/>
+              </w:pBdr>
+              <w:spacing w:after="40" w:before="40" w:line="240"/>
+              <w:ind w:left="80" w:right="80" w:firstLine="0" w:firstLineChars="0"/>
+              <w:rPr>
+                <w:rFonts w:ascii="Roboto Condensed" w:hAnsi="Helvetica" w:eastAsia="Helvetica" w:cs="Roboto Condensed"/>
+                <w:i w:val="false"/>
+                <w:b w:val="false"/>
+                <w:u w:val="none"/>
+                <w:sz w:val="24"/>
+                <w:szCs w:val="24"/>
+                <w:color w:val="000000"/>
+              </w:rPr>
+            </w:pPr>
+            <w:r>
+              <w:rPr>
+                <w:rFonts w:ascii="Roboto Condensed" w:hAnsi="Helvetica" w:eastAsia="Helvetica" w:cs="Roboto Condensed"/>
+                <w:i w:val="false"/>
+                <w:b w:val="false"/>
+                <w:u w:val="none"/>
                 <w:sz w:val="24"/>
                 <w:szCs w:val="24"/>
                 <w:color w:val="000000"/>
@@ -9062,33 +8916,32 @@
           </w:tcPr>
           <w:p>
             <w:pPr>
-              <w:jc w:val="right"/>
-              <w:pBdr>
-                <w:bottom w:val="none" w:sz="0" w:space="0" w:color="000000"/>
-                <w:top w:val="none" w:sz="0" w:space="0" w:color="000000"/>
-                <w:left w:val="none" w:sz="0" w:space="0" w:color="000000"/>
-                <w:right w:val="none" w:sz="0" w:space="0" w:color="000000"/>
-              </w:pBdr>
-              <w:spacing w:after="40" w:before="40" w:line="240"/>
-              <w:ind w:left="80" w:right="80" w:firstLine="0" w:firstLineChars="0"/>
-              <w:rPr>
-                <w:rFonts w:ascii="Roboto Condensed" w:hAnsi="Helvetica" w:eastAsia="Helvetica" w:cs="Roboto Condensed"/>
-                <w:i w:val="false"/>
-                <w:b w:val="false"/>
-                <w:u w:val="none"/>
-                <w:strike w:val="false"/>
-                <w:sz w:val="24"/>
-                <w:szCs w:val="24"/>
-                <w:color w:val="000000"/>
-              </w:rPr>
-            </w:pPr>
-            <w:r>
-              <w:rPr>
-                <w:rFonts w:ascii="Roboto Condensed" w:hAnsi="Helvetica" w:eastAsia="Helvetica" w:cs="Roboto Condensed"/>
-                <w:i w:val="false"/>
-                <w:b w:val="false"/>
-                <w:u w:val="none"/>
-                <w:strike w:val="false"/>
+              <w:pStyle w:val="Normal"/>
+              <w:jc w:val="right"/>
+              <w:pBdr>
+                <w:bottom w:val="none" w:sz="0" w:space="0" w:color="000000"/>
+                <w:top w:val="none" w:sz="0" w:space="0" w:color="000000"/>
+                <w:left w:val="none" w:sz="0" w:space="0" w:color="000000"/>
+                <w:right w:val="none" w:sz="0" w:space="0" w:color="000000"/>
+              </w:pBdr>
+              <w:spacing w:after="40" w:before="40" w:line="240"/>
+              <w:ind w:left="80" w:right="80" w:firstLine="0" w:firstLineChars="0"/>
+              <w:rPr>
+                <w:rFonts w:ascii="Roboto Condensed" w:hAnsi="Helvetica" w:eastAsia="Helvetica" w:cs="Roboto Condensed"/>
+                <w:i w:val="false"/>
+                <w:b w:val="false"/>
+                <w:u w:val="none"/>
+                <w:sz w:val="24"/>
+                <w:szCs w:val="24"/>
+                <w:color w:val="000000"/>
+              </w:rPr>
+            </w:pPr>
+            <w:r>
+              <w:rPr>
+                <w:rFonts w:ascii="Roboto Condensed" w:hAnsi="Helvetica" w:eastAsia="Helvetica" w:cs="Roboto Condensed"/>
+                <w:i w:val="false"/>
+                <w:b w:val="false"/>
+                <w:u w:val="none"/>
                 <w:sz w:val="24"/>
                 <w:szCs w:val="24"/>
                 <w:color w:val="000000"/>
@@ -9116,33 +8969,32 @@
           </w:tcPr>
           <w:p>
             <w:pPr>
-              <w:jc w:val="right"/>
-              <w:pBdr>
-                <w:bottom w:val="none" w:sz="0" w:space="0" w:color="000000"/>
-                <w:top w:val="none" w:sz="0" w:space="0" w:color="000000"/>
-                <w:left w:val="none" w:sz="0" w:space="0" w:color="000000"/>
-                <w:right w:val="none" w:sz="0" w:space="0" w:color="000000"/>
-              </w:pBdr>
-              <w:spacing w:after="40" w:before="40" w:line="240"/>
-              <w:ind w:left="80" w:right="80" w:firstLine="0" w:firstLineChars="0"/>
-              <w:rPr>
-                <w:rFonts w:ascii="Roboto Condensed" w:hAnsi="Helvetica" w:eastAsia="Helvetica" w:cs="Roboto Condensed"/>
-                <w:i w:val="false"/>
-                <w:b w:val="false"/>
-                <w:u w:val="none"/>
-                <w:strike w:val="false"/>
-                <w:sz w:val="24"/>
-                <w:szCs w:val="24"/>
-                <w:color w:val="000000"/>
-              </w:rPr>
-            </w:pPr>
-            <w:r>
-              <w:rPr>
-                <w:rFonts w:ascii="Roboto Condensed" w:hAnsi="Helvetica" w:eastAsia="Helvetica" w:cs="Roboto Condensed"/>
-                <w:i w:val="false"/>
-                <w:b w:val="false"/>
-                <w:u w:val="none"/>
-                <w:strike w:val="false"/>
+              <w:pStyle w:val="Normal"/>
+              <w:jc w:val="right"/>
+              <w:pBdr>
+                <w:bottom w:val="none" w:sz="0" w:space="0" w:color="000000"/>
+                <w:top w:val="none" w:sz="0" w:space="0" w:color="000000"/>
+                <w:left w:val="none" w:sz="0" w:space="0" w:color="000000"/>
+                <w:right w:val="none" w:sz="0" w:space="0" w:color="000000"/>
+              </w:pBdr>
+              <w:spacing w:after="40" w:before="40" w:line="240"/>
+              <w:ind w:left="80" w:right="80" w:firstLine="0" w:firstLineChars="0"/>
+              <w:rPr>
+                <w:rFonts w:ascii="Roboto Condensed" w:hAnsi="Helvetica" w:eastAsia="Helvetica" w:cs="Roboto Condensed"/>
+                <w:i w:val="false"/>
+                <w:b w:val="false"/>
+                <w:u w:val="none"/>
+                <w:sz w:val="24"/>
+                <w:szCs w:val="24"/>
+                <w:color w:val="000000"/>
+              </w:rPr>
+            </w:pPr>
+            <w:r>
+              <w:rPr>
+                <w:rFonts w:ascii="Roboto Condensed" w:hAnsi="Helvetica" w:eastAsia="Helvetica" w:cs="Roboto Condensed"/>
+                <w:i w:val="false"/>
+                <w:b w:val="false"/>
+                <w:u w:val="none"/>
                 <w:sz w:val="24"/>
                 <w:szCs w:val="24"/>
                 <w:color w:val="000000"/>
@@ -9177,6 +9029,7 @@
           </w:tcPr>
           <w:p>
             <w:pPr>
+              <w:pStyle w:val="Normal"/>
               <w:jc w:val="left"/>
               <w:pBdr>
                 <w:bottom w:val="none" w:sz="0" w:space="0" w:color="000000"/>
@@ -9191,7 +9044,6 @@
                 <w:i w:val="true"/>
                 <w:b w:val="false"/>
                 <w:u w:val="none"/>
-                <w:strike w:val="false"/>
                 <w:sz w:val="18"/>
                 <w:szCs w:val="18"/>
                 <w:color w:val="808080"/>
@@ -9203,7 +9055,6 @@
                 <w:i w:val="true"/>
                 <w:b w:val="false"/>
                 <w:u w:val="none"/>
-                <w:strike w:val="false"/>
                 <w:sz w:val="18"/>
                 <w:szCs w:val="18"/>
                 <w:color w:val="808080"/>
@@ -9214,9 +9065,9 @@
         </w:tc>
       </w:tr>
     </w:tbl>
-    <w:sectPr>
-      <w:pgMar w:header="708" w:bottom="1417" w:top="1417" w:right="1417" w:left="1417" w:footer="708" w:gutter="0"/>
-      <w:pgSz w:h="16838" w:w="11906" w:orient="portrait"/>
+    <w:sectPr w:officer="true">
+      <w:pgMar w:header="720" w:bottom="1440" w:top="1440" w:right="1440" w:left="1440" w:footer="720" w:gutter="720"/>
+      <w:pgSz w:h="16848" w:w="11952" w:orient="portrait"/>
       <w:type w:val="continuous"/>
       <w:cols/>
     </w:sectPr>

--- a/data_out/bes_2003_2023/bes_ambiente_tbl.docx
+++ b/data_out/bes_2003_2023/bes_ambiente_tbl.docx
@@ -43,7 +43,6 @@
           </w:tcPr>
           <w:p>
             <w:pPr>
-              <w:pStyle w:val="Normal"/>
               <w:jc w:val="center"/>
               <w:pBdr>
                 <w:bottom w:val="none" w:sz="0" w:space="0" w:color="000000"/>
@@ -58,6 +57,7 @@
                 <w:i w:val="false"/>
                 <w:b w:val="true"/>
                 <w:u w:val="none"/>
+                <w:strike w:val="false"/>
                 <w:sz w:val="28"/>
                 <w:szCs w:val="28"/>
                 <w:color w:val="000000"/>
@@ -69,6 +69,7 @@
                 <w:i w:val="false"/>
                 <w:b w:val="true"/>
                 <w:u w:val="none"/>
+                <w:strike w:val="false"/>
                 <w:sz w:val="28"/>
                 <w:szCs w:val="28"/>
                 <w:color w:val="000000"/>
@@ -103,7 +104,6 @@
           </w:tcPr>
           <w:p>
             <w:pPr>
-              <w:pStyle w:val="Normal"/>
               <w:jc w:val="left"/>
               <w:pBdr>
                 <w:bottom w:val="none" w:sz="0" w:space="0" w:color="000000"/>
@@ -118,6 +118,7 @@
                 <w:i w:val="false"/>
                 <w:b w:val="true"/>
                 <w:u w:val="none"/>
+                <w:strike w:val="false"/>
                 <w:sz w:val="24"/>
                 <w:szCs w:val="24"/>
                 <w:color w:val="000000"/>
@@ -129,6 +130,7 @@
                 <w:i w:val="false"/>
                 <w:b w:val="true"/>
                 <w:u w:val="none"/>
+                <w:strike w:val="false"/>
                 <w:sz w:val="24"/>
                 <w:szCs w:val="24"/>
                 <w:color w:val="000000"/>
@@ -156,7 +158,6 @@
           </w:tcPr>
           <w:p>
             <w:pPr>
-              <w:pStyle w:val="Normal"/>
               <w:jc w:val="left"/>
               <w:pBdr>
                 <w:bottom w:val="none" w:sz="0" w:space="0" w:color="000000"/>
@@ -171,6 +172,7 @@
                 <w:i w:val="false"/>
                 <w:b w:val="true"/>
                 <w:u w:val="none"/>
+                <w:strike w:val="false"/>
                 <w:sz w:val="24"/>
                 <w:szCs w:val="24"/>
                 <w:color w:val="000000"/>
@@ -182,6 +184,7 @@
                 <w:i w:val="false"/>
                 <w:b w:val="true"/>
                 <w:u w:val="none"/>
+                <w:strike w:val="false"/>
                 <w:sz w:val="24"/>
                 <w:szCs w:val="24"/>
                 <w:color w:val="000000"/>
@@ -209,7 +212,6 @@
           </w:tcPr>
           <w:p>
             <w:pPr>
-              <w:pStyle w:val="Normal"/>
               <w:jc w:val="left"/>
               <w:pBdr>
                 <w:bottom w:val="none" w:sz="0" w:space="0" w:color="000000"/>
@@ -224,6 +226,7 @@
                 <w:i w:val="false"/>
                 <w:b w:val="true"/>
                 <w:u w:val="none"/>
+                <w:strike w:val="false"/>
                 <w:sz w:val="24"/>
                 <w:szCs w:val="24"/>
                 <w:color w:val="000000"/>
@@ -235,6 +238,7 @@
                 <w:i w:val="false"/>
                 <w:b w:val="true"/>
                 <w:u w:val="none"/>
+                <w:strike w:val="false"/>
                 <w:sz w:val="24"/>
                 <w:szCs w:val="24"/>
                 <w:color w:val="000000"/>
@@ -262,7 +266,6 @@
           </w:tcPr>
           <w:p>
             <w:pPr>
-              <w:pStyle w:val="Normal"/>
               <w:jc w:val="left"/>
               <w:pBdr>
                 <w:bottom w:val="none" w:sz="0" w:space="0" w:color="000000"/>
@@ -277,6 +280,7 @@
                 <w:i w:val="false"/>
                 <w:b w:val="true"/>
                 <w:u w:val="none"/>
+                <w:strike w:val="false"/>
                 <w:sz w:val="24"/>
                 <w:szCs w:val="24"/>
                 <w:color w:val="000000"/>
@@ -288,6 +292,7 @@
                 <w:i w:val="false"/>
                 <w:b w:val="true"/>
                 <w:u w:val="none"/>
+                <w:strike w:val="false"/>
                 <w:sz w:val="24"/>
                 <w:szCs w:val="24"/>
                 <w:color w:val="000000"/>
@@ -315,7 +320,6 @@
           </w:tcPr>
           <w:p>
             <w:pPr>
-              <w:pStyle w:val="Normal"/>
               <w:jc w:val="left"/>
               <w:pBdr>
                 <w:bottom w:val="none" w:sz="0" w:space="0" w:color="000000"/>
@@ -330,6 +334,7 @@
                 <w:i w:val="false"/>
                 <w:b w:val="true"/>
                 <w:u w:val="none"/>
+                <w:strike w:val="false"/>
                 <w:sz w:val="24"/>
                 <w:szCs w:val="24"/>
                 <w:color w:val="000000"/>
@@ -341,6 +346,7 @@
                 <w:i w:val="false"/>
                 <w:b w:val="true"/>
                 <w:u w:val="none"/>
+                <w:strike w:val="false"/>
                 <w:sz w:val="24"/>
                 <w:szCs w:val="24"/>
                 <w:color w:val="000000"/>
@@ -368,7 +374,6 @@
           </w:tcPr>
           <w:p>
             <w:pPr>
-              <w:pStyle w:val="Normal"/>
               <w:jc w:val="left"/>
               <w:pBdr>
                 <w:bottom w:val="none" w:sz="0" w:space="0" w:color="000000"/>
@@ -383,6 +388,7 @@
                 <w:i w:val="false"/>
                 <w:b w:val="true"/>
                 <w:u w:val="none"/>
+                <w:strike w:val="false"/>
                 <w:sz w:val="24"/>
                 <w:szCs w:val="24"/>
                 <w:color w:val="000000"/>
@@ -394,6 +400,7 @@
                 <w:i w:val="false"/>
                 <w:b w:val="true"/>
                 <w:u w:val="none"/>
+                <w:strike w:val="false"/>
                 <w:sz w:val="24"/>
                 <w:szCs w:val="24"/>
                 <w:color w:val="000000"/>
@@ -421,7 +428,6 @@
           </w:tcPr>
           <w:p>
             <w:pPr>
-              <w:pStyle w:val="Normal"/>
               <w:jc w:val="left"/>
               <w:pBdr>
                 <w:bottom w:val="none" w:sz="0" w:space="0" w:color="000000"/>
@@ -436,6 +442,7 @@
                 <w:i w:val="false"/>
                 <w:b w:val="true"/>
                 <w:u w:val="none"/>
+                <w:strike w:val="false"/>
                 <w:sz w:val="24"/>
                 <w:szCs w:val="24"/>
                 <w:color w:val="000000"/>
@@ -447,6 +454,7 @@
                 <w:i w:val="false"/>
                 <w:b w:val="true"/>
                 <w:u w:val="none"/>
+                <w:strike w:val="false"/>
                 <w:sz w:val="24"/>
                 <w:szCs w:val="24"/>
                 <w:color w:val="000000"/>
@@ -474,7 +482,6 @@
           </w:tcPr>
           <w:p>
             <w:pPr>
-              <w:pStyle w:val="Normal"/>
               <w:jc w:val="left"/>
               <w:pBdr>
                 <w:bottom w:val="none" w:sz="0" w:space="0" w:color="000000"/>
@@ -489,6 +496,7 @@
                 <w:i w:val="false"/>
                 <w:b w:val="true"/>
                 <w:u w:val="none"/>
+                <w:strike w:val="false"/>
                 <w:sz w:val="24"/>
                 <w:szCs w:val="24"/>
                 <w:color w:val="000000"/>
@@ -500,6 +508,7 @@
                 <w:i w:val="false"/>
                 <w:b w:val="true"/>
                 <w:u w:val="none"/>
+                <w:strike w:val="false"/>
                 <w:sz w:val="24"/>
                 <w:szCs w:val="24"/>
                 <w:color w:val="000000"/>
@@ -527,7 +536,6 @@
           </w:tcPr>
           <w:p>
             <w:pPr>
-              <w:pStyle w:val="Normal"/>
               <w:jc w:val="left"/>
               <w:pBdr>
                 <w:bottom w:val="none" w:sz="0" w:space="0" w:color="000000"/>
@@ -542,6 +550,7 @@
                 <w:i w:val="false"/>
                 <w:b w:val="true"/>
                 <w:u w:val="none"/>
+                <w:strike w:val="false"/>
                 <w:sz w:val="24"/>
                 <w:szCs w:val="24"/>
                 <w:color w:val="000000"/>
@@ -553,6 +562,7 @@
                 <w:i w:val="false"/>
                 <w:b w:val="true"/>
                 <w:u w:val="none"/>
+                <w:strike w:val="false"/>
                 <w:sz w:val="24"/>
                 <w:szCs w:val="24"/>
                 <w:color w:val="000000"/>
@@ -587,7 +597,6 @@
           </w:tcPr>
           <w:p>
             <w:pPr>
-              <w:pStyle w:val="Normal"/>
               <w:jc w:val="left"/>
               <w:pBdr>
                 <w:bottom w:val="none" w:sz="0" w:space="0" w:color="000000"/>
@@ -602,17 +611,19 @@
                 <w:i w:val="false"/>
                 <w:b w:val="false"/>
                 <w:u w:val="none"/>
-                <w:sz w:val="24"/>
-                <w:szCs w:val="24"/>
-                <w:color w:val="000000"/>
-              </w:rPr>
-            </w:pPr>
-            <w:r>
-              <w:rPr>
-                <w:rFonts w:ascii="Roboto Condensed" w:hAnsi="Helvetica" w:eastAsia="Helvetica" w:cs="Roboto Condensed"/>
-                <w:i w:val="false"/>
-                <w:b w:val="false"/>
-                <w:u w:val="none"/>
+                <w:strike w:val="false"/>
+                <w:sz w:val="24"/>
+                <w:szCs w:val="24"/>
+                <w:color w:val="000000"/>
+              </w:rPr>
+            </w:pPr>
+            <w:r>
+              <w:rPr>
+                <w:rFonts w:ascii="Roboto Condensed" w:hAnsi="Helvetica" w:eastAsia="Helvetica" w:cs="Roboto Condensed"/>
+                <w:i w:val="false"/>
+                <w:b w:val="false"/>
+                <w:u w:val="none"/>
+                <w:strike w:val="false"/>
                 <w:sz w:val="24"/>
                 <w:szCs w:val="24"/>
                 <w:color w:val="000000"/>
@@ -641,7 +652,6 @@
           </w:tcPr>
           <w:p>
             <w:pPr>
-              <w:pStyle w:val="Normal"/>
               <w:jc w:val="left"/>
               <w:pBdr>
                 <w:bottom w:val="none" w:sz="0" w:space="0" w:color="000000"/>
@@ -656,17 +666,19 @@
                 <w:i w:val="false"/>
                 <w:b w:val="false"/>
                 <w:u w:val="none"/>
-                <w:sz w:val="24"/>
-                <w:szCs w:val="24"/>
-                <w:color w:val="000000"/>
-              </w:rPr>
-            </w:pPr>
-            <w:r>
-              <w:rPr>
-                <w:rFonts w:ascii="Roboto Condensed" w:hAnsi="Helvetica" w:eastAsia="Helvetica" w:cs="Roboto Condensed"/>
-                <w:i w:val="false"/>
-                <w:b w:val="false"/>
-                <w:u w:val="none"/>
+                <w:strike w:val="false"/>
+                <w:sz w:val="24"/>
+                <w:szCs w:val="24"/>
+                <w:color w:val="000000"/>
+              </w:rPr>
+            </w:pPr>
+            <w:r>
+              <w:rPr>
+                <w:rFonts w:ascii="Roboto Condensed" w:hAnsi="Helvetica" w:eastAsia="Helvetica" w:cs="Roboto Condensed"/>
+                <w:i w:val="false"/>
+                <w:b w:val="false"/>
+                <w:u w:val="none"/>
+                <w:strike w:val="false"/>
                 <w:sz w:val="24"/>
                 <w:szCs w:val="24"/>
                 <w:color w:val="000000"/>
@@ -694,7 +706,6 @@
           </w:tcPr>
           <w:p>
             <w:pPr>
-              <w:pStyle w:val="Normal"/>
               <w:jc w:val="left"/>
               <w:pBdr>
                 <w:bottom w:val="none" w:sz="0" w:space="0" w:color="000000"/>
@@ -709,17 +720,19 @@
                 <w:i w:val="false"/>
                 <w:b w:val="false"/>
                 <w:u w:val="none"/>
-                <w:sz w:val="24"/>
-                <w:szCs w:val="24"/>
-                <w:color w:val="000000"/>
-              </w:rPr>
-            </w:pPr>
-            <w:r>
-              <w:rPr>
-                <w:rFonts w:ascii="Roboto Condensed" w:hAnsi="Helvetica" w:eastAsia="Helvetica" w:cs="Roboto Condensed"/>
-                <w:i w:val="false"/>
-                <w:b w:val="false"/>
-                <w:u w:val="none"/>
+                <w:strike w:val="false"/>
+                <w:sz w:val="24"/>
+                <w:szCs w:val="24"/>
+                <w:color w:val="000000"/>
+              </w:rPr>
+            </w:pPr>
+            <w:r>
+              <w:rPr>
+                <w:rFonts w:ascii="Roboto Condensed" w:hAnsi="Helvetica" w:eastAsia="Helvetica" w:cs="Roboto Condensed"/>
+                <w:i w:val="false"/>
+                <w:b w:val="false"/>
+                <w:u w:val="none"/>
+                <w:strike w:val="false"/>
                 <w:sz w:val="24"/>
                 <w:szCs w:val="24"/>
                 <w:color w:val="000000"/>
@@ -747,32 +760,33 @@
           </w:tcPr>
           <w:p>
             <w:pPr>
-              <w:pStyle w:val="Normal"/>
-              <w:jc w:val="right"/>
-              <w:pBdr>
-                <w:bottom w:val="none" w:sz="0" w:space="0" w:color="000000"/>
-                <w:top w:val="none" w:sz="0" w:space="0" w:color="000000"/>
-                <w:left w:val="none" w:sz="0" w:space="0" w:color="000000"/>
-                <w:right w:val="none" w:sz="0" w:space="0" w:color="000000"/>
-              </w:pBdr>
-              <w:spacing w:after="40" w:before="40" w:line="240"/>
-              <w:ind w:left="80" w:right="80" w:firstLine="0" w:firstLineChars="0"/>
-              <w:rPr>
-                <w:rFonts w:ascii="Roboto Condensed" w:hAnsi="Helvetica" w:eastAsia="Helvetica" w:cs="Roboto Condensed"/>
-                <w:i w:val="false"/>
-                <w:b w:val="false"/>
-                <w:u w:val="none"/>
-                <w:sz w:val="24"/>
-                <w:szCs w:val="24"/>
-                <w:color w:val="000000"/>
-              </w:rPr>
-            </w:pPr>
-            <w:r>
-              <w:rPr>
-                <w:rFonts w:ascii="Roboto Condensed" w:hAnsi="Helvetica" w:eastAsia="Helvetica" w:cs="Roboto Condensed"/>
-                <w:i w:val="false"/>
-                <w:b w:val="false"/>
-                <w:u w:val="none"/>
+              <w:jc w:val="right"/>
+              <w:pBdr>
+                <w:bottom w:val="none" w:sz="0" w:space="0" w:color="000000"/>
+                <w:top w:val="none" w:sz="0" w:space="0" w:color="000000"/>
+                <w:left w:val="none" w:sz="0" w:space="0" w:color="000000"/>
+                <w:right w:val="none" w:sz="0" w:space="0" w:color="000000"/>
+              </w:pBdr>
+              <w:spacing w:after="40" w:before="40" w:line="240"/>
+              <w:ind w:left="80" w:right="80" w:firstLine="0" w:firstLineChars="0"/>
+              <w:rPr>
+                <w:rFonts w:ascii="Roboto Condensed" w:hAnsi="Helvetica" w:eastAsia="Helvetica" w:cs="Roboto Condensed"/>
+                <w:i w:val="false"/>
+                <w:b w:val="false"/>
+                <w:u w:val="none"/>
+                <w:strike w:val="false"/>
+                <w:sz w:val="24"/>
+                <w:szCs w:val="24"/>
+                <w:color w:val="000000"/>
+              </w:rPr>
+            </w:pPr>
+            <w:r>
+              <w:rPr>
+                <w:rFonts w:ascii="Roboto Condensed" w:hAnsi="Helvetica" w:eastAsia="Helvetica" w:cs="Roboto Condensed"/>
+                <w:i w:val="false"/>
+                <w:b w:val="false"/>
+                <w:u w:val="none"/>
+                <w:strike w:val="false"/>
                 <w:sz w:val="24"/>
                 <w:szCs w:val="24"/>
                 <w:color w:val="000000"/>
@@ -800,32 +814,33 @@
           </w:tcPr>
           <w:p>
             <w:pPr>
-              <w:pStyle w:val="Normal"/>
-              <w:jc w:val="right"/>
-              <w:pBdr>
-                <w:bottom w:val="none" w:sz="0" w:space="0" w:color="000000"/>
-                <w:top w:val="none" w:sz="0" w:space="0" w:color="000000"/>
-                <w:left w:val="none" w:sz="0" w:space="0" w:color="000000"/>
-                <w:right w:val="none" w:sz="0" w:space="0" w:color="000000"/>
-              </w:pBdr>
-              <w:spacing w:after="40" w:before="40" w:line="240"/>
-              <w:ind w:left="80" w:right="80" w:firstLine="0" w:firstLineChars="0"/>
-              <w:rPr>
-                <w:rFonts w:ascii="Roboto Condensed" w:hAnsi="Helvetica" w:eastAsia="Helvetica" w:cs="Roboto Condensed"/>
-                <w:i w:val="false"/>
-                <w:b w:val="false"/>
-                <w:u w:val="none"/>
-                <w:sz w:val="24"/>
-                <w:szCs w:val="24"/>
-                <w:color w:val="000000"/>
-              </w:rPr>
-            </w:pPr>
-            <w:r>
-              <w:rPr>
-                <w:rFonts w:ascii="Roboto Condensed" w:hAnsi="Helvetica" w:eastAsia="Helvetica" w:cs="Roboto Condensed"/>
-                <w:i w:val="false"/>
-                <w:b w:val="false"/>
-                <w:u w:val="none"/>
+              <w:jc w:val="right"/>
+              <w:pBdr>
+                <w:bottom w:val="none" w:sz="0" w:space="0" w:color="000000"/>
+                <w:top w:val="none" w:sz="0" w:space="0" w:color="000000"/>
+                <w:left w:val="none" w:sz="0" w:space="0" w:color="000000"/>
+                <w:right w:val="none" w:sz="0" w:space="0" w:color="000000"/>
+              </w:pBdr>
+              <w:spacing w:after="40" w:before="40" w:line="240"/>
+              <w:ind w:left="80" w:right="80" w:firstLine="0" w:firstLineChars="0"/>
+              <w:rPr>
+                <w:rFonts w:ascii="Roboto Condensed" w:hAnsi="Helvetica" w:eastAsia="Helvetica" w:cs="Roboto Condensed"/>
+                <w:i w:val="false"/>
+                <w:b w:val="false"/>
+                <w:u w:val="none"/>
+                <w:strike w:val="false"/>
+                <w:sz w:val="24"/>
+                <w:szCs w:val="24"/>
+                <w:color w:val="000000"/>
+              </w:rPr>
+            </w:pPr>
+            <w:r>
+              <w:rPr>
+                <w:rFonts w:ascii="Roboto Condensed" w:hAnsi="Helvetica" w:eastAsia="Helvetica" w:cs="Roboto Condensed"/>
+                <w:i w:val="false"/>
+                <w:b w:val="false"/>
+                <w:u w:val="none"/>
+                <w:strike w:val="false"/>
                 <w:sz w:val="24"/>
                 <w:szCs w:val="24"/>
                 <w:color w:val="000000"/>
@@ -853,32 +868,33 @@
           </w:tcPr>
           <w:p>
             <w:pPr>
-              <w:pStyle w:val="Normal"/>
-              <w:jc w:val="right"/>
-              <w:pBdr>
-                <w:bottom w:val="none" w:sz="0" w:space="0" w:color="000000"/>
-                <w:top w:val="none" w:sz="0" w:space="0" w:color="000000"/>
-                <w:left w:val="none" w:sz="0" w:space="0" w:color="000000"/>
-                <w:right w:val="none" w:sz="0" w:space="0" w:color="000000"/>
-              </w:pBdr>
-              <w:spacing w:after="40" w:before="40" w:line="240"/>
-              <w:ind w:left="80" w:right="80" w:firstLine="0" w:firstLineChars="0"/>
-              <w:rPr>
-                <w:rFonts w:ascii="Roboto Condensed" w:hAnsi="Helvetica" w:eastAsia="Helvetica" w:cs="Roboto Condensed"/>
-                <w:i w:val="false"/>
-                <w:b w:val="false"/>
-                <w:u w:val="none"/>
-                <w:sz w:val="24"/>
-                <w:szCs w:val="24"/>
-                <w:color w:val="000000"/>
-              </w:rPr>
-            </w:pPr>
-            <w:r>
-              <w:rPr>
-                <w:rFonts w:ascii="Roboto Condensed" w:hAnsi="Helvetica" w:eastAsia="Helvetica" w:cs="Roboto Condensed"/>
-                <w:i w:val="false"/>
-                <w:b w:val="false"/>
-                <w:u w:val="none"/>
+              <w:jc w:val="right"/>
+              <w:pBdr>
+                <w:bottom w:val="none" w:sz="0" w:space="0" w:color="000000"/>
+                <w:top w:val="none" w:sz="0" w:space="0" w:color="000000"/>
+                <w:left w:val="none" w:sz="0" w:space="0" w:color="000000"/>
+                <w:right w:val="none" w:sz="0" w:space="0" w:color="000000"/>
+              </w:pBdr>
+              <w:spacing w:after="40" w:before="40" w:line="240"/>
+              <w:ind w:left="80" w:right="80" w:firstLine="0" w:firstLineChars="0"/>
+              <w:rPr>
+                <w:rFonts w:ascii="Roboto Condensed" w:hAnsi="Helvetica" w:eastAsia="Helvetica" w:cs="Roboto Condensed"/>
+                <w:i w:val="false"/>
+                <w:b w:val="false"/>
+                <w:u w:val="none"/>
+                <w:strike w:val="false"/>
+                <w:sz w:val="24"/>
+                <w:szCs w:val="24"/>
+                <w:color w:val="000000"/>
+              </w:rPr>
+            </w:pPr>
+            <w:r>
+              <w:rPr>
+                <w:rFonts w:ascii="Roboto Condensed" w:hAnsi="Helvetica" w:eastAsia="Helvetica" w:cs="Roboto Condensed"/>
+                <w:i w:val="false"/>
+                <w:b w:val="false"/>
+                <w:u w:val="none"/>
+                <w:strike w:val="false"/>
                 <w:sz w:val="24"/>
                 <w:szCs w:val="24"/>
                 <w:color w:val="000000"/>
@@ -906,32 +922,33 @@
           </w:tcPr>
           <w:p>
             <w:pPr>
-              <w:pStyle w:val="Normal"/>
-              <w:jc w:val="right"/>
-              <w:pBdr>
-                <w:bottom w:val="none" w:sz="0" w:space="0" w:color="000000"/>
-                <w:top w:val="none" w:sz="0" w:space="0" w:color="000000"/>
-                <w:left w:val="none" w:sz="0" w:space="0" w:color="000000"/>
-                <w:right w:val="none" w:sz="0" w:space="0" w:color="000000"/>
-              </w:pBdr>
-              <w:spacing w:after="40" w:before="40" w:line="240"/>
-              <w:ind w:left="80" w:right="80" w:firstLine="0" w:firstLineChars="0"/>
-              <w:rPr>
-                <w:rFonts w:ascii="Roboto Condensed" w:hAnsi="Helvetica" w:eastAsia="Helvetica" w:cs="Roboto Condensed"/>
-                <w:i w:val="false"/>
-                <w:b w:val="false"/>
-                <w:u w:val="none"/>
-                <w:sz w:val="24"/>
-                <w:szCs w:val="24"/>
-                <w:color w:val="000000"/>
-              </w:rPr>
-            </w:pPr>
-            <w:r>
-              <w:rPr>
-                <w:rFonts w:ascii="Roboto Condensed" w:hAnsi="Helvetica" w:eastAsia="Helvetica" w:cs="Roboto Condensed"/>
-                <w:i w:val="false"/>
-                <w:b w:val="false"/>
-                <w:u w:val="none"/>
+              <w:jc w:val="right"/>
+              <w:pBdr>
+                <w:bottom w:val="none" w:sz="0" w:space="0" w:color="000000"/>
+                <w:top w:val="none" w:sz="0" w:space="0" w:color="000000"/>
+                <w:left w:val="none" w:sz="0" w:space="0" w:color="000000"/>
+                <w:right w:val="none" w:sz="0" w:space="0" w:color="000000"/>
+              </w:pBdr>
+              <w:spacing w:after="40" w:before="40" w:line="240"/>
+              <w:ind w:left="80" w:right="80" w:firstLine="0" w:firstLineChars="0"/>
+              <w:rPr>
+                <w:rFonts w:ascii="Roboto Condensed" w:hAnsi="Helvetica" w:eastAsia="Helvetica" w:cs="Roboto Condensed"/>
+                <w:i w:val="false"/>
+                <w:b w:val="false"/>
+                <w:u w:val="none"/>
+                <w:strike w:val="false"/>
+                <w:sz w:val="24"/>
+                <w:szCs w:val="24"/>
+                <w:color w:val="000000"/>
+              </w:rPr>
+            </w:pPr>
+            <w:r>
+              <w:rPr>
+                <w:rFonts w:ascii="Roboto Condensed" w:hAnsi="Helvetica" w:eastAsia="Helvetica" w:cs="Roboto Condensed"/>
+                <w:i w:val="false"/>
+                <w:b w:val="false"/>
+                <w:u w:val="none"/>
+                <w:strike w:val="false"/>
                 <w:sz w:val="24"/>
                 <w:szCs w:val="24"/>
                 <w:color w:val="000000"/>
@@ -959,32 +976,33 @@
           </w:tcPr>
           <w:p>
             <w:pPr>
-              <w:pStyle w:val="Normal"/>
-              <w:jc w:val="right"/>
-              <w:pBdr>
-                <w:bottom w:val="none" w:sz="0" w:space="0" w:color="000000"/>
-                <w:top w:val="none" w:sz="0" w:space="0" w:color="000000"/>
-                <w:left w:val="none" w:sz="0" w:space="0" w:color="000000"/>
-                <w:right w:val="none" w:sz="0" w:space="0" w:color="000000"/>
-              </w:pBdr>
-              <w:spacing w:after="40" w:before="40" w:line="240"/>
-              <w:ind w:left="80" w:right="80" w:firstLine="0" w:firstLineChars="0"/>
-              <w:rPr>
-                <w:rFonts w:ascii="Roboto Condensed" w:hAnsi="Helvetica" w:eastAsia="Helvetica" w:cs="Roboto Condensed"/>
-                <w:i w:val="false"/>
-                <w:b w:val="false"/>
-                <w:u w:val="none"/>
-                <w:sz w:val="24"/>
-                <w:szCs w:val="24"/>
-                <w:color w:val="000000"/>
-              </w:rPr>
-            </w:pPr>
-            <w:r>
-              <w:rPr>
-                <w:rFonts w:ascii="Roboto Condensed" w:hAnsi="Helvetica" w:eastAsia="Helvetica" w:cs="Roboto Condensed"/>
-                <w:i w:val="false"/>
-                <w:b w:val="false"/>
-                <w:u w:val="none"/>
+              <w:jc w:val="right"/>
+              <w:pBdr>
+                <w:bottom w:val="none" w:sz="0" w:space="0" w:color="000000"/>
+                <w:top w:val="none" w:sz="0" w:space="0" w:color="000000"/>
+                <w:left w:val="none" w:sz="0" w:space="0" w:color="000000"/>
+                <w:right w:val="none" w:sz="0" w:space="0" w:color="000000"/>
+              </w:pBdr>
+              <w:spacing w:after="40" w:before="40" w:line="240"/>
+              <w:ind w:left="80" w:right="80" w:firstLine="0" w:firstLineChars="0"/>
+              <w:rPr>
+                <w:rFonts w:ascii="Roboto Condensed" w:hAnsi="Helvetica" w:eastAsia="Helvetica" w:cs="Roboto Condensed"/>
+                <w:i w:val="false"/>
+                <w:b w:val="false"/>
+                <w:u w:val="none"/>
+                <w:strike w:val="false"/>
+                <w:sz w:val="24"/>
+                <w:szCs w:val="24"/>
+                <w:color w:val="000000"/>
+              </w:rPr>
+            </w:pPr>
+            <w:r>
+              <w:rPr>
+                <w:rFonts w:ascii="Roboto Condensed" w:hAnsi="Helvetica" w:eastAsia="Helvetica" w:cs="Roboto Condensed"/>
+                <w:i w:val="false"/>
+                <w:b w:val="false"/>
+                <w:u w:val="none"/>
+                <w:strike w:val="false"/>
                 <w:sz w:val="24"/>
                 <w:szCs w:val="24"/>
                 <w:color w:val="000000"/>
@@ -1012,32 +1030,33 @@
           </w:tcPr>
           <w:p>
             <w:pPr>
-              <w:pStyle w:val="Normal"/>
-              <w:jc w:val="right"/>
-              <w:pBdr>
-                <w:bottom w:val="none" w:sz="0" w:space="0" w:color="000000"/>
-                <w:top w:val="none" w:sz="0" w:space="0" w:color="000000"/>
-                <w:left w:val="none" w:sz="0" w:space="0" w:color="000000"/>
-                <w:right w:val="none" w:sz="0" w:space="0" w:color="000000"/>
-              </w:pBdr>
-              <w:spacing w:after="40" w:before="40" w:line="240"/>
-              <w:ind w:left="80" w:right="80" w:firstLine="0" w:firstLineChars="0"/>
-              <w:rPr>
-                <w:rFonts w:ascii="Roboto Condensed" w:hAnsi="Helvetica" w:eastAsia="Helvetica" w:cs="Roboto Condensed"/>
-                <w:i w:val="false"/>
-                <w:b w:val="false"/>
-                <w:u w:val="none"/>
-                <w:sz w:val="24"/>
-                <w:szCs w:val="24"/>
-                <w:color w:val="000000"/>
-              </w:rPr>
-            </w:pPr>
-            <w:r>
-              <w:rPr>
-                <w:rFonts w:ascii="Roboto Condensed" w:hAnsi="Helvetica" w:eastAsia="Helvetica" w:cs="Roboto Condensed"/>
-                <w:i w:val="false"/>
-                <w:b w:val="false"/>
-                <w:u w:val="none"/>
+              <w:jc w:val="right"/>
+              <w:pBdr>
+                <w:bottom w:val="none" w:sz="0" w:space="0" w:color="000000"/>
+                <w:top w:val="none" w:sz="0" w:space="0" w:color="000000"/>
+                <w:left w:val="none" w:sz="0" w:space="0" w:color="000000"/>
+                <w:right w:val="none" w:sz="0" w:space="0" w:color="000000"/>
+              </w:pBdr>
+              <w:spacing w:after="40" w:before="40" w:line="240"/>
+              <w:ind w:left="80" w:right="80" w:firstLine="0" w:firstLineChars="0"/>
+              <w:rPr>
+                <w:rFonts w:ascii="Roboto Condensed" w:hAnsi="Helvetica" w:eastAsia="Helvetica" w:cs="Roboto Condensed"/>
+                <w:i w:val="false"/>
+                <w:b w:val="false"/>
+                <w:u w:val="none"/>
+                <w:strike w:val="false"/>
+                <w:sz w:val="24"/>
+                <w:szCs w:val="24"/>
+                <w:color w:val="000000"/>
+              </w:rPr>
+            </w:pPr>
+            <w:r>
+              <w:rPr>
+                <w:rFonts w:ascii="Roboto Condensed" w:hAnsi="Helvetica" w:eastAsia="Helvetica" w:cs="Roboto Condensed"/>
+                <w:i w:val="false"/>
+                <w:b w:val="false"/>
+                <w:u w:val="none"/>
+                <w:strike w:val="false"/>
                 <w:sz w:val="24"/>
                 <w:szCs w:val="24"/>
                 <w:color w:val="000000"/>
@@ -1072,7 +1091,6 @@
           </w:tcPr>
           <w:p>
             <w:pPr>
-              <w:pStyle w:val="Normal"/>
               <w:jc w:val="left"/>
               <w:pBdr>
                 <w:bottom w:val="none" w:sz="0" w:space="0" w:color="000000"/>
@@ -1087,6 +1105,7 @@
                 <w:i w:val="false"/>
                 <w:b w:val="false"/>
                 <w:u w:val="none"/>
+                <w:strike w:val="false"/>
                 <w:sz w:val="24"/>
                 <w:szCs w:val="24"/>
                 <w:color w:val="000000"/>
@@ -1114,7 +1133,6 @@
           </w:tcPr>
           <w:p>
             <w:pPr>
-              <w:pStyle w:val="Normal"/>
               <w:jc w:val="left"/>
               <w:pBdr>
                 <w:bottom w:val="none" w:sz="0" w:space="0" w:color="000000"/>
@@ -1129,33 +1147,33 @@
                 <w:i w:val="false"/>
                 <w:b w:val="false"/>
                 <w:u w:val="none"/>
-                <w:sz w:val="24"/>
-                <w:szCs w:val="24"/>
-                <w:color w:val="000000"/>
-              </w:rPr>
-            </w:pPr>
-          </w:p>
-        </w:tc>
-        <w:tc>
-          <w:tcPr>
-            <w:tcBorders>
-              <w:bottom w:val="single" w:sz="4" w:space="0" w:color="A6A6A6"/>
-              <w:top w:val="single" w:sz="4" w:space="0" w:color="A6A6A6"/>
-              <w:left w:val="single" w:sz="4" w:space="0" w:color="A6A6A6"/>
-              <w:right w:val="single" w:sz="4" w:space="0" w:color="A6A6A6"/>
-            </w:tcBorders>
-            <w:shd w:val="clear" w:color="auto" w:fill="F2F2F2"/>
-            <w:tcMar>
-              <w:top w:w="0" w:type="dxa"/>
-              <w:bottom w:w="0" w:type="dxa"/>
-              <w:left w:w="0" w:type="dxa"/>
-              <w:right w:w="0" w:type="dxa"/>
-            </w:tcMar>
-            <w:vAlign w:val="center"/>
-          </w:tcPr>
-          <w:p>
-            <w:pPr>
-              <w:pStyle w:val="Normal"/>
+                <w:strike w:val="false"/>
+                <w:sz w:val="24"/>
+                <w:szCs w:val="24"/>
+                <w:color w:val="000000"/>
+              </w:rPr>
+            </w:pPr>
+          </w:p>
+        </w:tc>
+        <w:tc>
+          <w:tcPr>
+            <w:tcBorders>
+              <w:bottom w:val="single" w:sz="4" w:space="0" w:color="A6A6A6"/>
+              <w:top w:val="single" w:sz="4" w:space="0" w:color="A6A6A6"/>
+              <w:left w:val="single" w:sz="4" w:space="0" w:color="A6A6A6"/>
+              <w:right w:val="single" w:sz="4" w:space="0" w:color="A6A6A6"/>
+            </w:tcBorders>
+            <w:shd w:val="clear" w:color="auto" w:fill="F2F2F2"/>
+            <w:tcMar>
+              <w:top w:w="0" w:type="dxa"/>
+              <w:bottom w:w="0" w:type="dxa"/>
+              <w:left w:w="0" w:type="dxa"/>
+              <w:right w:w="0" w:type="dxa"/>
+            </w:tcMar>
+            <w:vAlign w:val="center"/>
+          </w:tcPr>
+          <w:p>
+            <w:pPr>
               <w:jc w:val="left"/>
               <w:pBdr>
                 <w:bottom w:val="none" w:sz="0" w:space="0" w:color="000000"/>
@@ -1170,17 +1188,19 @@
                 <w:i w:val="false"/>
                 <w:b w:val="false"/>
                 <w:u w:val="none"/>
-                <w:sz w:val="24"/>
-                <w:szCs w:val="24"/>
-                <w:color w:val="000000"/>
-              </w:rPr>
-            </w:pPr>
-            <w:r>
-              <w:rPr>
-                <w:rFonts w:ascii="Roboto Condensed" w:hAnsi="Helvetica" w:eastAsia="Helvetica" w:cs="Roboto Condensed"/>
-                <w:i w:val="false"/>
-                <w:b w:val="false"/>
-                <w:u w:val="none"/>
+                <w:strike w:val="false"/>
+                <w:sz w:val="24"/>
+                <w:szCs w:val="24"/>
+                <w:color w:val="000000"/>
+              </w:rPr>
+            </w:pPr>
+            <w:r>
+              <w:rPr>
+                <w:rFonts w:ascii="Roboto Condensed" w:hAnsi="Helvetica" w:eastAsia="Helvetica" w:cs="Roboto Condensed"/>
+                <w:i w:val="false"/>
+                <w:b w:val="false"/>
+                <w:u w:val="none"/>
+                <w:strike w:val="false"/>
                 <w:sz w:val="24"/>
                 <w:szCs w:val="24"/>
                 <w:color w:val="000000"/>
@@ -1208,32 +1228,33 @@
           </w:tcPr>
           <w:p>
             <w:pPr>
-              <w:pStyle w:val="Normal"/>
-              <w:jc w:val="right"/>
-              <w:pBdr>
-                <w:bottom w:val="none" w:sz="0" w:space="0" w:color="000000"/>
-                <w:top w:val="none" w:sz="0" w:space="0" w:color="000000"/>
-                <w:left w:val="none" w:sz="0" w:space="0" w:color="000000"/>
-                <w:right w:val="none" w:sz="0" w:space="0" w:color="000000"/>
-              </w:pBdr>
-              <w:spacing w:after="40" w:before="40" w:line="240"/>
-              <w:ind w:left="80" w:right="80" w:firstLine="0" w:firstLineChars="0"/>
-              <w:rPr>
-                <w:rFonts w:ascii="Roboto Condensed" w:hAnsi="Helvetica" w:eastAsia="Helvetica" w:cs="Roboto Condensed"/>
-                <w:i w:val="false"/>
-                <w:b w:val="false"/>
-                <w:u w:val="none"/>
-                <w:sz w:val="24"/>
-                <w:szCs w:val="24"/>
-                <w:color w:val="000000"/>
-              </w:rPr>
-            </w:pPr>
-            <w:r>
-              <w:rPr>
-                <w:rFonts w:ascii="Roboto Condensed" w:hAnsi="Helvetica" w:eastAsia="Helvetica" w:cs="Roboto Condensed"/>
-                <w:i w:val="false"/>
-                <w:b w:val="false"/>
-                <w:u w:val="none"/>
+              <w:jc w:val="right"/>
+              <w:pBdr>
+                <w:bottom w:val="none" w:sz="0" w:space="0" w:color="000000"/>
+                <w:top w:val="none" w:sz="0" w:space="0" w:color="000000"/>
+                <w:left w:val="none" w:sz="0" w:space="0" w:color="000000"/>
+                <w:right w:val="none" w:sz="0" w:space="0" w:color="000000"/>
+              </w:pBdr>
+              <w:spacing w:after="40" w:before="40" w:line="240"/>
+              <w:ind w:left="80" w:right="80" w:firstLine="0" w:firstLineChars="0"/>
+              <w:rPr>
+                <w:rFonts w:ascii="Roboto Condensed" w:hAnsi="Helvetica" w:eastAsia="Helvetica" w:cs="Roboto Condensed"/>
+                <w:i w:val="false"/>
+                <w:b w:val="false"/>
+                <w:u w:val="none"/>
+                <w:strike w:val="false"/>
+                <w:sz w:val="24"/>
+                <w:szCs w:val="24"/>
+                <w:color w:val="000000"/>
+              </w:rPr>
+            </w:pPr>
+            <w:r>
+              <w:rPr>
+                <w:rFonts w:ascii="Roboto Condensed" w:hAnsi="Helvetica" w:eastAsia="Helvetica" w:cs="Roboto Condensed"/>
+                <w:i w:val="false"/>
+                <w:b w:val="false"/>
+                <w:u w:val="none"/>
+                <w:strike w:val="false"/>
                 <w:sz w:val="24"/>
                 <w:szCs w:val="24"/>
                 <w:color w:val="000000"/>
@@ -1261,32 +1282,33 @@
           </w:tcPr>
           <w:p>
             <w:pPr>
-              <w:pStyle w:val="Normal"/>
-              <w:jc w:val="right"/>
-              <w:pBdr>
-                <w:bottom w:val="none" w:sz="0" w:space="0" w:color="000000"/>
-                <w:top w:val="none" w:sz="0" w:space="0" w:color="000000"/>
-                <w:left w:val="none" w:sz="0" w:space="0" w:color="000000"/>
-                <w:right w:val="none" w:sz="0" w:space="0" w:color="000000"/>
-              </w:pBdr>
-              <w:spacing w:after="40" w:before="40" w:line="240"/>
-              <w:ind w:left="80" w:right="80" w:firstLine="0" w:firstLineChars="0"/>
-              <w:rPr>
-                <w:rFonts w:ascii="Roboto Condensed" w:hAnsi="Helvetica" w:eastAsia="Helvetica" w:cs="Roboto Condensed"/>
-                <w:i w:val="false"/>
-                <w:b w:val="false"/>
-                <w:u w:val="none"/>
-                <w:sz w:val="24"/>
-                <w:szCs w:val="24"/>
-                <w:color w:val="000000"/>
-              </w:rPr>
-            </w:pPr>
-            <w:r>
-              <w:rPr>
-                <w:rFonts w:ascii="Roboto Condensed" w:hAnsi="Helvetica" w:eastAsia="Helvetica" w:cs="Roboto Condensed"/>
-                <w:i w:val="false"/>
-                <w:b w:val="false"/>
-                <w:u w:val="none"/>
+              <w:jc w:val="right"/>
+              <w:pBdr>
+                <w:bottom w:val="none" w:sz="0" w:space="0" w:color="000000"/>
+                <w:top w:val="none" w:sz="0" w:space="0" w:color="000000"/>
+                <w:left w:val="none" w:sz="0" w:space="0" w:color="000000"/>
+                <w:right w:val="none" w:sz="0" w:space="0" w:color="000000"/>
+              </w:pBdr>
+              <w:spacing w:after="40" w:before="40" w:line="240"/>
+              <w:ind w:left="80" w:right="80" w:firstLine="0" w:firstLineChars="0"/>
+              <w:rPr>
+                <w:rFonts w:ascii="Roboto Condensed" w:hAnsi="Helvetica" w:eastAsia="Helvetica" w:cs="Roboto Condensed"/>
+                <w:i w:val="false"/>
+                <w:b w:val="false"/>
+                <w:u w:val="none"/>
+                <w:strike w:val="false"/>
+                <w:sz w:val="24"/>
+                <w:szCs w:val="24"/>
+                <w:color w:val="000000"/>
+              </w:rPr>
+            </w:pPr>
+            <w:r>
+              <w:rPr>
+                <w:rFonts w:ascii="Roboto Condensed" w:hAnsi="Helvetica" w:eastAsia="Helvetica" w:cs="Roboto Condensed"/>
+                <w:i w:val="false"/>
+                <w:b w:val="false"/>
+                <w:u w:val="none"/>
+                <w:strike w:val="false"/>
                 <w:sz w:val="24"/>
                 <w:szCs w:val="24"/>
                 <w:color w:val="000000"/>
@@ -1314,32 +1336,33 @@
           </w:tcPr>
           <w:p>
             <w:pPr>
-              <w:pStyle w:val="Normal"/>
-              <w:jc w:val="right"/>
-              <w:pBdr>
-                <w:bottom w:val="none" w:sz="0" w:space="0" w:color="000000"/>
-                <w:top w:val="none" w:sz="0" w:space="0" w:color="000000"/>
-                <w:left w:val="none" w:sz="0" w:space="0" w:color="000000"/>
-                <w:right w:val="none" w:sz="0" w:space="0" w:color="000000"/>
-              </w:pBdr>
-              <w:spacing w:after="40" w:before="40" w:line="240"/>
-              <w:ind w:left="80" w:right="80" w:firstLine="0" w:firstLineChars="0"/>
-              <w:rPr>
-                <w:rFonts w:ascii="Roboto Condensed" w:hAnsi="Helvetica" w:eastAsia="Helvetica" w:cs="Roboto Condensed"/>
-                <w:i w:val="false"/>
-                <w:b w:val="false"/>
-                <w:u w:val="none"/>
-                <w:sz w:val="24"/>
-                <w:szCs w:val="24"/>
-                <w:color w:val="000000"/>
-              </w:rPr>
-            </w:pPr>
-            <w:r>
-              <w:rPr>
-                <w:rFonts w:ascii="Roboto Condensed" w:hAnsi="Helvetica" w:eastAsia="Helvetica" w:cs="Roboto Condensed"/>
-                <w:i w:val="false"/>
-                <w:b w:val="false"/>
-                <w:u w:val="none"/>
+              <w:jc w:val="right"/>
+              <w:pBdr>
+                <w:bottom w:val="none" w:sz="0" w:space="0" w:color="000000"/>
+                <w:top w:val="none" w:sz="0" w:space="0" w:color="000000"/>
+                <w:left w:val="none" w:sz="0" w:space="0" w:color="000000"/>
+                <w:right w:val="none" w:sz="0" w:space="0" w:color="000000"/>
+              </w:pBdr>
+              <w:spacing w:after="40" w:before="40" w:line="240"/>
+              <w:ind w:left="80" w:right="80" w:firstLine="0" w:firstLineChars="0"/>
+              <w:rPr>
+                <w:rFonts w:ascii="Roboto Condensed" w:hAnsi="Helvetica" w:eastAsia="Helvetica" w:cs="Roboto Condensed"/>
+                <w:i w:val="false"/>
+                <w:b w:val="false"/>
+                <w:u w:val="none"/>
+                <w:strike w:val="false"/>
+                <w:sz w:val="24"/>
+                <w:szCs w:val="24"/>
+                <w:color w:val="000000"/>
+              </w:rPr>
+            </w:pPr>
+            <w:r>
+              <w:rPr>
+                <w:rFonts w:ascii="Roboto Condensed" w:hAnsi="Helvetica" w:eastAsia="Helvetica" w:cs="Roboto Condensed"/>
+                <w:i w:val="false"/>
+                <w:b w:val="false"/>
+                <w:u w:val="none"/>
+                <w:strike w:val="false"/>
                 <w:sz w:val="24"/>
                 <w:szCs w:val="24"/>
                 <w:color w:val="000000"/>
@@ -1367,32 +1390,33 @@
           </w:tcPr>
           <w:p>
             <w:pPr>
-              <w:pStyle w:val="Normal"/>
-              <w:jc w:val="right"/>
-              <w:pBdr>
-                <w:bottom w:val="none" w:sz="0" w:space="0" w:color="000000"/>
-                <w:top w:val="none" w:sz="0" w:space="0" w:color="000000"/>
-                <w:left w:val="none" w:sz="0" w:space="0" w:color="000000"/>
-                <w:right w:val="none" w:sz="0" w:space="0" w:color="000000"/>
-              </w:pBdr>
-              <w:spacing w:after="40" w:before="40" w:line="240"/>
-              <w:ind w:left="80" w:right="80" w:firstLine="0" w:firstLineChars="0"/>
-              <w:rPr>
-                <w:rFonts w:ascii="Roboto Condensed" w:hAnsi="Helvetica" w:eastAsia="Helvetica" w:cs="Roboto Condensed"/>
-                <w:i w:val="false"/>
-                <w:b w:val="false"/>
-                <w:u w:val="none"/>
-                <w:sz w:val="24"/>
-                <w:szCs w:val="24"/>
-                <w:color w:val="000000"/>
-              </w:rPr>
-            </w:pPr>
-            <w:r>
-              <w:rPr>
-                <w:rFonts w:ascii="Roboto Condensed" w:hAnsi="Helvetica" w:eastAsia="Helvetica" w:cs="Roboto Condensed"/>
-                <w:i w:val="false"/>
-                <w:b w:val="false"/>
-                <w:u w:val="none"/>
+              <w:jc w:val="right"/>
+              <w:pBdr>
+                <w:bottom w:val="none" w:sz="0" w:space="0" w:color="000000"/>
+                <w:top w:val="none" w:sz="0" w:space="0" w:color="000000"/>
+                <w:left w:val="none" w:sz="0" w:space="0" w:color="000000"/>
+                <w:right w:val="none" w:sz="0" w:space="0" w:color="000000"/>
+              </w:pBdr>
+              <w:spacing w:after="40" w:before="40" w:line="240"/>
+              <w:ind w:left="80" w:right="80" w:firstLine="0" w:firstLineChars="0"/>
+              <w:rPr>
+                <w:rFonts w:ascii="Roboto Condensed" w:hAnsi="Helvetica" w:eastAsia="Helvetica" w:cs="Roboto Condensed"/>
+                <w:i w:val="false"/>
+                <w:b w:val="false"/>
+                <w:u w:val="none"/>
+                <w:strike w:val="false"/>
+                <w:sz w:val="24"/>
+                <w:szCs w:val="24"/>
+                <w:color w:val="000000"/>
+              </w:rPr>
+            </w:pPr>
+            <w:r>
+              <w:rPr>
+                <w:rFonts w:ascii="Roboto Condensed" w:hAnsi="Helvetica" w:eastAsia="Helvetica" w:cs="Roboto Condensed"/>
+                <w:i w:val="false"/>
+                <w:b w:val="false"/>
+                <w:u w:val="none"/>
+                <w:strike w:val="false"/>
                 <w:sz w:val="24"/>
                 <w:szCs w:val="24"/>
                 <w:color w:val="000000"/>
@@ -1420,32 +1444,33 @@
           </w:tcPr>
           <w:p>
             <w:pPr>
-              <w:pStyle w:val="Normal"/>
-              <w:jc w:val="right"/>
-              <w:pBdr>
-                <w:bottom w:val="none" w:sz="0" w:space="0" w:color="000000"/>
-                <w:top w:val="none" w:sz="0" w:space="0" w:color="000000"/>
-                <w:left w:val="none" w:sz="0" w:space="0" w:color="000000"/>
-                <w:right w:val="none" w:sz="0" w:space="0" w:color="000000"/>
-              </w:pBdr>
-              <w:spacing w:after="40" w:before="40" w:line="240"/>
-              <w:ind w:left="80" w:right="80" w:firstLine="0" w:firstLineChars="0"/>
-              <w:rPr>
-                <w:rFonts w:ascii="Roboto Condensed" w:hAnsi="Helvetica" w:eastAsia="Helvetica" w:cs="Roboto Condensed"/>
-                <w:i w:val="false"/>
-                <w:b w:val="false"/>
-                <w:u w:val="none"/>
-                <w:sz w:val="24"/>
-                <w:szCs w:val="24"/>
-                <w:color w:val="000000"/>
-              </w:rPr>
-            </w:pPr>
-            <w:r>
-              <w:rPr>
-                <w:rFonts w:ascii="Roboto Condensed" w:hAnsi="Helvetica" w:eastAsia="Helvetica" w:cs="Roboto Condensed"/>
-                <w:i w:val="false"/>
-                <w:b w:val="false"/>
-                <w:u w:val="none"/>
+              <w:jc w:val="right"/>
+              <w:pBdr>
+                <w:bottom w:val="none" w:sz="0" w:space="0" w:color="000000"/>
+                <w:top w:val="none" w:sz="0" w:space="0" w:color="000000"/>
+                <w:left w:val="none" w:sz="0" w:space="0" w:color="000000"/>
+                <w:right w:val="none" w:sz="0" w:space="0" w:color="000000"/>
+              </w:pBdr>
+              <w:spacing w:after="40" w:before="40" w:line="240"/>
+              <w:ind w:left="80" w:right="80" w:firstLine="0" w:firstLineChars="0"/>
+              <w:rPr>
+                <w:rFonts w:ascii="Roboto Condensed" w:hAnsi="Helvetica" w:eastAsia="Helvetica" w:cs="Roboto Condensed"/>
+                <w:i w:val="false"/>
+                <w:b w:val="false"/>
+                <w:u w:val="none"/>
+                <w:strike w:val="false"/>
+                <w:sz w:val="24"/>
+                <w:szCs w:val="24"/>
+                <w:color w:val="000000"/>
+              </w:rPr>
+            </w:pPr>
+            <w:r>
+              <w:rPr>
+                <w:rFonts w:ascii="Roboto Condensed" w:hAnsi="Helvetica" w:eastAsia="Helvetica" w:cs="Roboto Condensed"/>
+                <w:i w:val="false"/>
+                <w:b w:val="false"/>
+                <w:u w:val="none"/>
+                <w:strike w:val="false"/>
                 <w:sz w:val="24"/>
                 <w:szCs w:val="24"/>
                 <w:color w:val="000000"/>
@@ -1473,32 +1498,33 @@
           </w:tcPr>
           <w:p>
             <w:pPr>
-              <w:pStyle w:val="Normal"/>
-              <w:jc w:val="right"/>
-              <w:pBdr>
-                <w:bottom w:val="none" w:sz="0" w:space="0" w:color="000000"/>
-                <w:top w:val="none" w:sz="0" w:space="0" w:color="000000"/>
-                <w:left w:val="none" w:sz="0" w:space="0" w:color="000000"/>
-                <w:right w:val="none" w:sz="0" w:space="0" w:color="000000"/>
-              </w:pBdr>
-              <w:spacing w:after="40" w:before="40" w:line="240"/>
-              <w:ind w:left="80" w:right="80" w:firstLine="0" w:firstLineChars="0"/>
-              <w:rPr>
-                <w:rFonts w:ascii="Roboto Condensed" w:hAnsi="Helvetica" w:eastAsia="Helvetica" w:cs="Roboto Condensed"/>
-                <w:i w:val="false"/>
-                <w:b w:val="false"/>
-                <w:u w:val="none"/>
-                <w:sz w:val="24"/>
-                <w:szCs w:val="24"/>
-                <w:color w:val="000000"/>
-              </w:rPr>
-            </w:pPr>
-            <w:r>
-              <w:rPr>
-                <w:rFonts w:ascii="Roboto Condensed" w:hAnsi="Helvetica" w:eastAsia="Helvetica" w:cs="Roboto Condensed"/>
-                <w:i w:val="false"/>
-                <w:b w:val="false"/>
-                <w:u w:val="none"/>
+              <w:jc w:val="right"/>
+              <w:pBdr>
+                <w:bottom w:val="none" w:sz="0" w:space="0" w:color="000000"/>
+                <w:top w:val="none" w:sz="0" w:space="0" w:color="000000"/>
+                <w:left w:val="none" w:sz="0" w:space="0" w:color="000000"/>
+                <w:right w:val="none" w:sz="0" w:space="0" w:color="000000"/>
+              </w:pBdr>
+              <w:spacing w:after="40" w:before="40" w:line="240"/>
+              <w:ind w:left="80" w:right="80" w:firstLine="0" w:firstLineChars="0"/>
+              <w:rPr>
+                <w:rFonts w:ascii="Roboto Condensed" w:hAnsi="Helvetica" w:eastAsia="Helvetica" w:cs="Roboto Condensed"/>
+                <w:i w:val="false"/>
+                <w:b w:val="false"/>
+                <w:u w:val="none"/>
+                <w:strike w:val="false"/>
+                <w:sz w:val="24"/>
+                <w:szCs w:val="24"/>
+                <w:color w:val="000000"/>
+              </w:rPr>
+            </w:pPr>
+            <w:r>
+              <w:rPr>
+                <w:rFonts w:ascii="Roboto Condensed" w:hAnsi="Helvetica" w:eastAsia="Helvetica" w:cs="Roboto Condensed"/>
+                <w:i w:val="false"/>
+                <w:b w:val="false"/>
+                <w:u w:val="none"/>
+                <w:strike w:val="false"/>
                 <w:sz w:val="24"/>
                 <w:szCs w:val="24"/>
                 <w:color w:val="000000"/>
@@ -1533,7 +1559,6 @@
           </w:tcPr>
           <w:p>
             <w:pPr>
-              <w:pStyle w:val="Normal"/>
               <w:jc w:val="left"/>
               <w:pBdr>
                 <w:bottom w:val="none" w:sz="0" w:space="0" w:color="000000"/>
@@ -1548,6 +1573,7 @@
                 <w:i w:val="false"/>
                 <w:b w:val="false"/>
                 <w:u w:val="none"/>
+                <w:strike w:val="false"/>
                 <w:sz w:val="24"/>
                 <w:szCs w:val="24"/>
                 <w:color w:val="000000"/>
@@ -1575,7 +1601,6 @@
           </w:tcPr>
           <w:p>
             <w:pPr>
-              <w:pStyle w:val="Normal"/>
               <w:jc w:val="left"/>
               <w:pBdr>
                 <w:bottom w:val="none" w:sz="0" w:space="0" w:color="000000"/>
@@ -1590,33 +1615,33 @@
                 <w:i w:val="false"/>
                 <w:b w:val="false"/>
                 <w:u w:val="none"/>
-                <w:sz w:val="24"/>
-                <w:szCs w:val="24"/>
-                <w:color w:val="000000"/>
-              </w:rPr>
-            </w:pPr>
-          </w:p>
-        </w:tc>
-        <w:tc>
-          <w:tcPr>
-            <w:tcBorders>
-              <w:bottom w:val="single" w:sz="4" w:space="0" w:color="A6A6A6"/>
-              <w:top w:val="single" w:sz="4" w:space="0" w:color="A6A6A6"/>
-              <w:left w:val="single" w:sz="4" w:space="0" w:color="A6A6A6"/>
-              <w:right w:val="single" w:sz="4" w:space="0" w:color="A6A6A6"/>
-            </w:tcBorders>
-            <w:shd w:val="clear" w:color="auto" w:fill="F2F2F2"/>
-            <w:tcMar>
-              <w:top w:w="0" w:type="dxa"/>
-              <w:bottom w:w="0" w:type="dxa"/>
-              <w:left w:w="0" w:type="dxa"/>
-              <w:right w:w="0" w:type="dxa"/>
-            </w:tcMar>
-            <w:vAlign w:val="center"/>
-          </w:tcPr>
-          <w:p>
-            <w:pPr>
-              <w:pStyle w:val="Normal"/>
+                <w:strike w:val="false"/>
+                <w:sz w:val="24"/>
+                <w:szCs w:val="24"/>
+                <w:color w:val="000000"/>
+              </w:rPr>
+            </w:pPr>
+          </w:p>
+        </w:tc>
+        <w:tc>
+          <w:tcPr>
+            <w:tcBorders>
+              <w:bottom w:val="single" w:sz="4" w:space="0" w:color="A6A6A6"/>
+              <w:top w:val="single" w:sz="4" w:space="0" w:color="A6A6A6"/>
+              <w:left w:val="single" w:sz="4" w:space="0" w:color="A6A6A6"/>
+              <w:right w:val="single" w:sz="4" w:space="0" w:color="A6A6A6"/>
+            </w:tcBorders>
+            <w:shd w:val="clear" w:color="auto" w:fill="F2F2F2"/>
+            <w:tcMar>
+              <w:top w:w="0" w:type="dxa"/>
+              <w:bottom w:w="0" w:type="dxa"/>
+              <w:left w:w="0" w:type="dxa"/>
+              <w:right w:w="0" w:type="dxa"/>
+            </w:tcMar>
+            <w:vAlign w:val="center"/>
+          </w:tcPr>
+          <w:p>
+            <w:pPr>
               <w:jc w:val="left"/>
               <w:pBdr>
                 <w:bottom w:val="none" w:sz="0" w:space="0" w:color="000000"/>
@@ -1631,17 +1656,19 @@
                 <w:i w:val="false"/>
                 <w:b w:val="false"/>
                 <w:u w:val="none"/>
-                <w:sz w:val="24"/>
-                <w:szCs w:val="24"/>
-                <w:color w:val="000000"/>
-              </w:rPr>
-            </w:pPr>
-            <w:r>
-              <w:rPr>
-                <w:rFonts w:ascii="Roboto Condensed" w:hAnsi="Helvetica" w:eastAsia="Helvetica" w:cs="Roboto Condensed"/>
-                <w:i w:val="false"/>
-                <w:b w:val="false"/>
-                <w:u w:val="none"/>
+                <w:strike w:val="false"/>
+                <w:sz w:val="24"/>
+                <w:szCs w:val="24"/>
+                <w:color w:val="000000"/>
+              </w:rPr>
+            </w:pPr>
+            <w:r>
+              <w:rPr>
+                <w:rFonts w:ascii="Roboto Condensed" w:hAnsi="Helvetica" w:eastAsia="Helvetica" w:cs="Roboto Condensed"/>
+                <w:i w:val="false"/>
+                <w:b w:val="false"/>
+                <w:u w:val="none"/>
+                <w:strike w:val="false"/>
                 <w:sz w:val="24"/>
                 <w:szCs w:val="24"/>
                 <w:color w:val="000000"/>
@@ -1669,32 +1696,33 @@
           </w:tcPr>
           <w:p>
             <w:pPr>
-              <w:pStyle w:val="Normal"/>
-              <w:jc w:val="right"/>
-              <w:pBdr>
-                <w:bottom w:val="none" w:sz="0" w:space="0" w:color="000000"/>
-                <w:top w:val="none" w:sz="0" w:space="0" w:color="000000"/>
-                <w:left w:val="none" w:sz="0" w:space="0" w:color="000000"/>
-                <w:right w:val="none" w:sz="0" w:space="0" w:color="000000"/>
-              </w:pBdr>
-              <w:spacing w:after="40" w:before="40" w:line="240"/>
-              <w:ind w:left="80" w:right="80" w:firstLine="0" w:firstLineChars="0"/>
-              <w:rPr>
-                <w:rFonts w:ascii="Roboto Condensed" w:hAnsi="Helvetica" w:eastAsia="Helvetica" w:cs="Roboto Condensed"/>
-                <w:i w:val="false"/>
-                <w:b w:val="false"/>
-                <w:u w:val="none"/>
-                <w:sz w:val="24"/>
-                <w:szCs w:val="24"/>
-                <w:color w:val="000000"/>
-              </w:rPr>
-            </w:pPr>
-            <w:r>
-              <w:rPr>
-                <w:rFonts w:ascii="Roboto Condensed" w:hAnsi="Helvetica" w:eastAsia="Helvetica" w:cs="Roboto Condensed"/>
-                <w:i w:val="false"/>
-                <w:b w:val="false"/>
-                <w:u w:val="none"/>
+              <w:jc w:val="right"/>
+              <w:pBdr>
+                <w:bottom w:val="none" w:sz="0" w:space="0" w:color="000000"/>
+                <w:top w:val="none" w:sz="0" w:space="0" w:color="000000"/>
+                <w:left w:val="none" w:sz="0" w:space="0" w:color="000000"/>
+                <w:right w:val="none" w:sz="0" w:space="0" w:color="000000"/>
+              </w:pBdr>
+              <w:spacing w:after="40" w:before="40" w:line="240"/>
+              <w:ind w:left="80" w:right="80" w:firstLine="0" w:firstLineChars="0"/>
+              <w:rPr>
+                <w:rFonts w:ascii="Roboto Condensed" w:hAnsi="Helvetica" w:eastAsia="Helvetica" w:cs="Roboto Condensed"/>
+                <w:i w:val="false"/>
+                <w:b w:val="false"/>
+                <w:u w:val="none"/>
+                <w:strike w:val="false"/>
+                <w:sz w:val="24"/>
+                <w:szCs w:val="24"/>
+                <w:color w:val="000000"/>
+              </w:rPr>
+            </w:pPr>
+            <w:r>
+              <w:rPr>
+                <w:rFonts w:ascii="Roboto Condensed" w:hAnsi="Helvetica" w:eastAsia="Helvetica" w:cs="Roboto Condensed"/>
+                <w:i w:val="false"/>
+                <w:b w:val="false"/>
+                <w:u w:val="none"/>
+                <w:strike w:val="false"/>
                 <w:sz w:val="24"/>
                 <w:szCs w:val="24"/>
                 <w:color w:val="000000"/>
@@ -1722,32 +1750,33 @@
           </w:tcPr>
           <w:p>
             <w:pPr>
-              <w:pStyle w:val="Normal"/>
-              <w:jc w:val="right"/>
-              <w:pBdr>
-                <w:bottom w:val="none" w:sz="0" w:space="0" w:color="000000"/>
-                <w:top w:val="none" w:sz="0" w:space="0" w:color="000000"/>
-                <w:left w:val="none" w:sz="0" w:space="0" w:color="000000"/>
-                <w:right w:val="none" w:sz="0" w:space="0" w:color="000000"/>
-              </w:pBdr>
-              <w:spacing w:after="40" w:before="40" w:line="240"/>
-              <w:ind w:left="80" w:right="80" w:firstLine="0" w:firstLineChars="0"/>
-              <w:rPr>
-                <w:rFonts w:ascii="Roboto Condensed" w:hAnsi="Helvetica" w:eastAsia="Helvetica" w:cs="Roboto Condensed"/>
-                <w:i w:val="false"/>
-                <w:b w:val="false"/>
-                <w:u w:val="none"/>
-                <w:sz w:val="24"/>
-                <w:szCs w:val="24"/>
-                <w:color w:val="000000"/>
-              </w:rPr>
-            </w:pPr>
-            <w:r>
-              <w:rPr>
-                <w:rFonts w:ascii="Roboto Condensed" w:hAnsi="Helvetica" w:eastAsia="Helvetica" w:cs="Roboto Condensed"/>
-                <w:i w:val="false"/>
-                <w:b w:val="false"/>
-                <w:u w:val="none"/>
+              <w:jc w:val="right"/>
+              <w:pBdr>
+                <w:bottom w:val="none" w:sz="0" w:space="0" w:color="000000"/>
+                <w:top w:val="none" w:sz="0" w:space="0" w:color="000000"/>
+                <w:left w:val="none" w:sz="0" w:space="0" w:color="000000"/>
+                <w:right w:val="none" w:sz="0" w:space="0" w:color="000000"/>
+              </w:pBdr>
+              <w:spacing w:after="40" w:before="40" w:line="240"/>
+              <w:ind w:left="80" w:right="80" w:firstLine="0" w:firstLineChars="0"/>
+              <w:rPr>
+                <w:rFonts w:ascii="Roboto Condensed" w:hAnsi="Helvetica" w:eastAsia="Helvetica" w:cs="Roboto Condensed"/>
+                <w:i w:val="false"/>
+                <w:b w:val="false"/>
+                <w:u w:val="none"/>
+                <w:strike w:val="false"/>
+                <w:sz w:val="24"/>
+                <w:szCs w:val="24"/>
+                <w:color w:val="000000"/>
+              </w:rPr>
+            </w:pPr>
+            <w:r>
+              <w:rPr>
+                <w:rFonts w:ascii="Roboto Condensed" w:hAnsi="Helvetica" w:eastAsia="Helvetica" w:cs="Roboto Condensed"/>
+                <w:i w:val="false"/>
+                <w:b w:val="false"/>
+                <w:u w:val="none"/>
+                <w:strike w:val="false"/>
                 <w:sz w:val="24"/>
                 <w:szCs w:val="24"/>
                 <w:color w:val="000000"/>
@@ -1775,32 +1804,33 @@
           </w:tcPr>
           <w:p>
             <w:pPr>
-              <w:pStyle w:val="Normal"/>
-              <w:jc w:val="right"/>
-              <w:pBdr>
-                <w:bottom w:val="none" w:sz="0" w:space="0" w:color="000000"/>
-                <w:top w:val="none" w:sz="0" w:space="0" w:color="000000"/>
-                <w:left w:val="none" w:sz="0" w:space="0" w:color="000000"/>
-                <w:right w:val="none" w:sz="0" w:space="0" w:color="000000"/>
-              </w:pBdr>
-              <w:spacing w:after="40" w:before="40" w:line="240"/>
-              <w:ind w:left="80" w:right="80" w:firstLine="0" w:firstLineChars="0"/>
-              <w:rPr>
-                <w:rFonts w:ascii="Roboto Condensed" w:hAnsi="Helvetica" w:eastAsia="Helvetica" w:cs="Roboto Condensed"/>
-                <w:i w:val="false"/>
-                <w:b w:val="false"/>
-                <w:u w:val="none"/>
-                <w:sz w:val="24"/>
-                <w:szCs w:val="24"/>
-                <w:color w:val="000000"/>
-              </w:rPr>
-            </w:pPr>
-            <w:r>
-              <w:rPr>
-                <w:rFonts w:ascii="Roboto Condensed" w:hAnsi="Helvetica" w:eastAsia="Helvetica" w:cs="Roboto Condensed"/>
-                <w:i w:val="false"/>
-                <w:b w:val="false"/>
-                <w:u w:val="none"/>
+              <w:jc w:val="right"/>
+              <w:pBdr>
+                <w:bottom w:val="none" w:sz="0" w:space="0" w:color="000000"/>
+                <w:top w:val="none" w:sz="0" w:space="0" w:color="000000"/>
+                <w:left w:val="none" w:sz="0" w:space="0" w:color="000000"/>
+                <w:right w:val="none" w:sz="0" w:space="0" w:color="000000"/>
+              </w:pBdr>
+              <w:spacing w:after="40" w:before="40" w:line="240"/>
+              <w:ind w:left="80" w:right="80" w:firstLine="0" w:firstLineChars="0"/>
+              <w:rPr>
+                <w:rFonts w:ascii="Roboto Condensed" w:hAnsi="Helvetica" w:eastAsia="Helvetica" w:cs="Roboto Condensed"/>
+                <w:i w:val="false"/>
+                <w:b w:val="false"/>
+                <w:u w:val="none"/>
+                <w:strike w:val="false"/>
+                <w:sz w:val="24"/>
+                <w:szCs w:val="24"/>
+                <w:color w:val="000000"/>
+              </w:rPr>
+            </w:pPr>
+            <w:r>
+              <w:rPr>
+                <w:rFonts w:ascii="Roboto Condensed" w:hAnsi="Helvetica" w:eastAsia="Helvetica" w:cs="Roboto Condensed"/>
+                <w:i w:val="false"/>
+                <w:b w:val="false"/>
+                <w:u w:val="none"/>
+                <w:strike w:val="false"/>
                 <w:sz w:val="24"/>
                 <w:szCs w:val="24"/>
                 <w:color w:val="000000"/>
@@ -1828,32 +1858,33 @@
           </w:tcPr>
           <w:p>
             <w:pPr>
-              <w:pStyle w:val="Normal"/>
-              <w:jc w:val="right"/>
-              <w:pBdr>
-                <w:bottom w:val="none" w:sz="0" w:space="0" w:color="000000"/>
-                <w:top w:val="none" w:sz="0" w:space="0" w:color="000000"/>
-                <w:left w:val="none" w:sz="0" w:space="0" w:color="000000"/>
-                <w:right w:val="none" w:sz="0" w:space="0" w:color="000000"/>
-              </w:pBdr>
-              <w:spacing w:after="40" w:before="40" w:line="240"/>
-              <w:ind w:left="80" w:right="80" w:firstLine="0" w:firstLineChars="0"/>
-              <w:rPr>
-                <w:rFonts w:ascii="Roboto Condensed" w:hAnsi="Helvetica" w:eastAsia="Helvetica" w:cs="Roboto Condensed"/>
-                <w:i w:val="false"/>
-                <w:b w:val="false"/>
-                <w:u w:val="none"/>
-                <w:sz w:val="24"/>
-                <w:szCs w:val="24"/>
-                <w:color w:val="000000"/>
-              </w:rPr>
-            </w:pPr>
-            <w:r>
-              <w:rPr>
-                <w:rFonts w:ascii="Roboto Condensed" w:hAnsi="Helvetica" w:eastAsia="Helvetica" w:cs="Roboto Condensed"/>
-                <w:i w:val="false"/>
-                <w:b w:val="false"/>
-                <w:u w:val="none"/>
+              <w:jc w:val="right"/>
+              <w:pBdr>
+                <w:bottom w:val="none" w:sz="0" w:space="0" w:color="000000"/>
+                <w:top w:val="none" w:sz="0" w:space="0" w:color="000000"/>
+                <w:left w:val="none" w:sz="0" w:space="0" w:color="000000"/>
+                <w:right w:val="none" w:sz="0" w:space="0" w:color="000000"/>
+              </w:pBdr>
+              <w:spacing w:after="40" w:before="40" w:line="240"/>
+              <w:ind w:left="80" w:right="80" w:firstLine="0" w:firstLineChars="0"/>
+              <w:rPr>
+                <w:rFonts w:ascii="Roboto Condensed" w:hAnsi="Helvetica" w:eastAsia="Helvetica" w:cs="Roboto Condensed"/>
+                <w:i w:val="false"/>
+                <w:b w:val="false"/>
+                <w:u w:val="none"/>
+                <w:strike w:val="false"/>
+                <w:sz w:val="24"/>
+                <w:szCs w:val="24"/>
+                <w:color w:val="000000"/>
+              </w:rPr>
+            </w:pPr>
+            <w:r>
+              <w:rPr>
+                <w:rFonts w:ascii="Roboto Condensed" w:hAnsi="Helvetica" w:eastAsia="Helvetica" w:cs="Roboto Condensed"/>
+                <w:i w:val="false"/>
+                <w:b w:val="false"/>
+                <w:u w:val="none"/>
+                <w:strike w:val="false"/>
                 <w:sz w:val="24"/>
                 <w:szCs w:val="24"/>
                 <w:color w:val="000000"/>
@@ -1881,32 +1912,33 @@
           </w:tcPr>
           <w:p>
             <w:pPr>
-              <w:pStyle w:val="Normal"/>
-              <w:jc w:val="right"/>
-              <w:pBdr>
-                <w:bottom w:val="none" w:sz="0" w:space="0" w:color="000000"/>
-                <w:top w:val="none" w:sz="0" w:space="0" w:color="000000"/>
-                <w:left w:val="none" w:sz="0" w:space="0" w:color="000000"/>
-                <w:right w:val="none" w:sz="0" w:space="0" w:color="000000"/>
-              </w:pBdr>
-              <w:spacing w:after="40" w:before="40" w:line="240"/>
-              <w:ind w:left="80" w:right="80" w:firstLine="0" w:firstLineChars="0"/>
-              <w:rPr>
-                <w:rFonts w:ascii="Roboto Condensed" w:hAnsi="Helvetica" w:eastAsia="Helvetica" w:cs="Roboto Condensed"/>
-                <w:i w:val="false"/>
-                <w:b w:val="false"/>
-                <w:u w:val="none"/>
-                <w:sz w:val="24"/>
-                <w:szCs w:val="24"/>
-                <w:color w:val="000000"/>
-              </w:rPr>
-            </w:pPr>
-            <w:r>
-              <w:rPr>
-                <w:rFonts w:ascii="Roboto Condensed" w:hAnsi="Helvetica" w:eastAsia="Helvetica" w:cs="Roboto Condensed"/>
-                <w:i w:val="false"/>
-                <w:b w:val="false"/>
-                <w:u w:val="none"/>
+              <w:jc w:val="right"/>
+              <w:pBdr>
+                <w:bottom w:val="none" w:sz="0" w:space="0" w:color="000000"/>
+                <w:top w:val="none" w:sz="0" w:space="0" w:color="000000"/>
+                <w:left w:val="none" w:sz="0" w:space="0" w:color="000000"/>
+                <w:right w:val="none" w:sz="0" w:space="0" w:color="000000"/>
+              </w:pBdr>
+              <w:spacing w:after="40" w:before="40" w:line="240"/>
+              <w:ind w:left="80" w:right="80" w:firstLine="0" w:firstLineChars="0"/>
+              <w:rPr>
+                <w:rFonts w:ascii="Roboto Condensed" w:hAnsi="Helvetica" w:eastAsia="Helvetica" w:cs="Roboto Condensed"/>
+                <w:i w:val="false"/>
+                <w:b w:val="false"/>
+                <w:u w:val="none"/>
+                <w:strike w:val="false"/>
+                <w:sz w:val="24"/>
+                <w:szCs w:val="24"/>
+                <w:color w:val="000000"/>
+              </w:rPr>
+            </w:pPr>
+            <w:r>
+              <w:rPr>
+                <w:rFonts w:ascii="Roboto Condensed" w:hAnsi="Helvetica" w:eastAsia="Helvetica" w:cs="Roboto Condensed"/>
+                <w:i w:val="false"/>
+                <w:b w:val="false"/>
+                <w:u w:val="none"/>
+                <w:strike w:val="false"/>
                 <w:sz w:val="24"/>
                 <w:szCs w:val="24"/>
                 <w:color w:val="000000"/>
@@ -1934,32 +1966,33 @@
           </w:tcPr>
           <w:p>
             <w:pPr>
-              <w:pStyle w:val="Normal"/>
-              <w:jc w:val="right"/>
-              <w:pBdr>
-                <w:bottom w:val="none" w:sz="0" w:space="0" w:color="000000"/>
-                <w:top w:val="none" w:sz="0" w:space="0" w:color="000000"/>
-                <w:left w:val="none" w:sz="0" w:space="0" w:color="000000"/>
-                <w:right w:val="none" w:sz="0" w:space="0" w:color="000000"/>
-              </w:pBdr>
-              <w:spacing w:after="40" w:before="40" w:line="240"/>
-              <w:ind w:left="80" w:right="80" w:firstLine="0" w:firstLineChars="0"/>
-              <w:rPr>
-                <w:rFonts w:ascii="Roboto Condensed" w:hAnsi="Helvetica" w:eastAsia="Helvetica" w:cs="Roboto Condensed"/>
-                <w:i w:val="false"/>
-                <w:b w:val="false"/>
-                <w:u w:val="none"/>
-                <w:sz w:val="24"/>
-                <w:szCs w:val="24"/>
-                <w:color w:val="000000"/>
-              </w:rPr>
-            </w:pPr>
-            <w:r>
-              <w:rPr>
-                <w:rFonts w:ascii="Roboto Condensed" w:hAnsi="Helvetica" w:eastAsia="Helvetica" w:cs="Roboto Condensed"/>
-                <w:i w:val="false"/>
-                <w:b w:val="false"/>
-                <w:u w:val="none"/>
+              <w:jc w:val="right"/>
+              <w:pBdr>
+                <w:bottom w:val="none" w:sz="0" w:space="0" w:color="000000"/>
+                <w:top w:val="none" w:sz="0" w:space="0" w:color="000000"/>
+                <w:left w:val="none" w:sz="0" w:space="0" w:color="000000"/>
+                <w:right w:val="none" w:sz="0" w:space="0" w:color="000000"/>
+              </w:pBdr>
+              <w:spacing w:after="40" w:before="40" w:line="240"/>
+              <w:ind w:left="80" w:right="80" w:firstLine="0" w:firstLineChars="0"/>
+              <w:rPr>
+                <w:rFonts w:ascii="Roboto Condensed" w:hAnsi="Helvetica" w:eastAsia="Helvetica" w:cs="Roboto Condensed"/>
+                <w:i w:val="false"/>
+                <w:b w:val="false"/>
+                <w:u w:val="none"/>
+                <w:strike w:val="false"/>
+                <w:sz w:val="24"/>
+                <w:szCs w:val="24"/>
+                <w:color w:val="000000"/>
+              </w:rPr>
+            </w:pPr>
+            <w:r>
+              <w:rPr>
+                <w:rFonts w:ascii="Roboto Condensed" w:hAnsi="Helvetica" w:eastAsia="Helvetica" w:cs="Roboto Condensed"/>
+                <w:i w:val="false"/>
+                <w:b w:val="false"/>
+                <w:u w:val="none"/>
+                <w:strike w:val="false"/>
                 <w:sz w:val="24"/>
                 <w:szCs w:val="24"/>
                 <w:color w:val="000000"/>
@@ -1994,7 +2027,6 @@
           </w:tcPr>
           <w:p>
             <w:pPr>
-              <w:pStyle w:val="Normal"/>
               <w:jc w:val="left"/>
               <w:pBdr>
                 <w:bottom w:val="none" w:sz="0" w:space="0" w:color="000000"/>
@@ -2009,17 +2041,19 @@
                 <w:i w:val="false"/>
                 <w:b w:val="false"/>
                 <w:u w:val="none"/>
-                <w:sz w:val="24"/>
-                <w:szCs w:val="24"/>
-                <w:color w:val="000000"/>
-              </w:rPr>
-            </w:pPr>
-            <w:r>
-              <w:rPr>
-                <w:rFonts w:ascii="Roboto Condensed" w:hAnsi="Helvetica" w:eastAsia="Helvetica" w:cs="Roboto Condensed"/>
-                <w:i w:val="false"/>
-                <w:b w:val="false"/>
-                <w:u w:val="none"/>
+                <w:strike w:val="false"/>
+                <w:sz w:val="24"/>
+                <w:szCs w:val="24"/>
+                <w:color w:val="000000"/>
+              </w:rPr>
+            </w:pPr>
+            <w:r>
+              <w:rPr>
+                <w:rFonts w:ascii="Roboto Condensed" w:hAnsi="Helvetica" w:eastAsia="Helvetica" w:cs="Roboto Condensed"/>
+                <w:i w:val="false"/>
+                <w:b w:val="false"/>
+                <w:u w:val="none"/>
+                <w:strike w:val="false"/>
                 <w:sz w:val="24"/>
                 <w:szCs w:val="24"/>
                 <w:color w:val="000000"/>
@@ -2048,7 +2082,6 @@
           </w:tcPr>
           <w:p>
             <w:pPr>
-              <w:pStyle w:val="Normal"/>
               <w:jc w:val="left"/>
               <w:pBdr>
                 <w:bottom w:val="none" w:sz="0" w:space="0" w:color="000000"/>
@@ -2063,17 +2096,19 @@
                 <w:i w:val="false"/>
                 <w:b w:val="false"/>
                 <w:u w:val="none"/>
-                <w:sz w:val="24"/>
-                <w:szCs w:val="24"/>
-                <w:color w:val="000000"/>
-              </w:rPr>
-            </w:pPr>
-            <w:r>
-              <w:rPr>
-                <w:rFonts w:ascii="Roboto Condensed" w:hAnsi="Helvetica" w:eastAsia="Helvetica" w:cs="Roboto Condensed"/>
-                <w:i w:val="false"/>
-                <w:b w:val="false"/>
-                <w:u w:val="none"/>
+                <w:strike w:val="false"/>
+                <w:sz w:val="24"/>
+                <w:szCs w:val="24"/>
+                <w:color w:val="000000"/>
+              </w:rPr>
+            </w:pPr>
+            <w:r>
+              <w:rPr>
+                <w:rFonts w:ascii="Roboto Condensed" w:hAnsi="Helvetica" w:eastAsia="Helvetica" w:cs="Roboto Condensed"/>
+                <w:i w:val="false"/>
+                <w:b w:val="false"/>
+                <w:u w:val="none"/>
+                <w:strike w:val="false"/>
                 <w:sz w:val="24"/>
                 <w:szCs w:val="24"/>
                 <w:color w:val="000000"/>
@@ -2101,7 +2136,6 @@
           </w:tcPr>
           <w:p>
             <w:pPr>
-              <w:pStyle w:val="Normal"/>
               <w:jc w:val="left"/>
               <w:pBdr>
                 <w:bottom w:val="none" w:sz="0" w:space="0" w:color="000000"/>
@@ -2116,17 +2150,19 @@
                 <w:i w:val="false"/>
                 <w:b w:val="false"/>
                 <w:u w:val="none"/>
-                <w:sz w:val="24"/>
-                <w:szCs w:val="24"/>
-                <w:color w:val="000000"/>
-              </w:rPr>
-            </w:pPr>
-            <w:r>
-              <w:rPr>
-                <w:rFonts w:ascii="Roboto Condensed" w:hAnsi="Helvetica" w:eastAsia="Helvetica" w:cs="Roboto Condensed"/>
-                <w:i w:val="false"/>
-                <w:b w:val="false"/>
-                <w:u w:val="none"/>
+                <w:strike w:val="false"/>
+                <w:sz w:val="24"/>
+                <w:szCs w:val="24"/>
+                <w:color w:val="000000"/>
+              </w:rPr>
+            </w:pPr>
+            <w:r>
+              <w:rPr>
+                <w:rFonts w:ascii="Roboto Condensed" w:hAnsi="Helvetica" w:eastAsia="Helvetica" w:cs="Roboto Condensed"/>
+                <w:i w:val="false"/>
+                <w:b w:val="false"/>
+                <w:u w:val="none"/>
+                <w:strike w:val="false"/>
                 <w:sz w:val="24"/>
                 <w:szCs w:val="24"/>
                 <w:color w:val="000000"/>
@@ -2154,32 +2190,33 @@
           </w:tcPr>
           <w:p>
             <w:pPr>
-              <w:pStyle w:val="Normal"/>
-              <w:jc w:val="right"/>
-              <w:pBdr>
-                <w:bottom w:val="none" w:sz="0" w:space="0" w:color="000000"/>
-                <w:top w:val="none" w:sz="0" w:space="0" w:color="000000"/>
-                <w:left w:val="none" w:sz="0" w:space="0" w:color="000000"/>
-                <w:right w:val="none" w:sz="0" w:space="0" w:color="000000"/>
-              </w:pBdr>
-              <w:spacing w:after="40" w:before="40" w:line="240"/>
-              <w:ind w:left="80" w:right="80" w:firstLine="0" w:firstLineChars="0"/>
-              <w:rPr>
-                <w:rFonts w:ascii="Roboto Condensed" w:hAnsi="Helvetica" w:eastAsia="Helvetica" w:cs="Roboto Condensed"/>
-                <w:i w:val="false"/>
-                <w:b w:val="false"/>
-                <w:u w:val="none"/>
-                <w:sz w:val="24"/>
-                <w:szCs w:val="24"/>
-                <w:color w:val="000000"/>
-              </w:rPr>
-            </w:pPr>
-            <w:r>
-              <w:rPr>
-                <w:rFonts w:ascii="Roboto Condensed" w:hAnsi="Helvetica" w:eastAsia="Helvetica" w:cs="Roboto Condensed"/>
-                <w:i w:val="false"/>
-                <w:b w:val="false"/>
-                <w:u w:val="none"/>
+              <w:jc w:val="right"/>
+              <w:pBdr>
+                <w:bottom w:val="none" w:sz="0" w:space="0" w:color="000000"/>
+                <w:top w:val="none" w:sz="0" w:space="0" w:color="000000"/>
+                <w:left w:val="none" w:sz="0" w:space="0" w:color="000000"/>
+                <w:right w:val="none" w:sz="0" w:space="0" w:color="000000"/>
+              </w:pBdr>
+              <w:spacing w:after="40" w:before="40" w:line="240"/>
+              <w:ind w:left="80" w:right="80" w:firstLine="0" w:firstLineChars="0"/>
+              <w:rPr>
+                <w:rFonts w:ascii="Roboto Condensed" w:hAnsi="Helvetica" w:eastAsia="Helvetica" w:cs="Roboto Condensed"/>
+                <w:i w:val="false"/>
+                <w:b w:val="false"/>
+                <w:u w:val="none"/>
+                <w:strike w:val="false"/>
+                <w:sz w:val="24"/>
+                <w:szCs w:val="24"/>
+                <w:color w:val="000000"/>
+              </w:rPr>
+            </w:pPr>
+            <w:r>
+              <w:rPr>
+                <w:rFonts w:ascii="Roboto Condensed" w:hAnsi="Helvetica" w:eastAsia="Helvetica" w:cs="Roboto Condensed"/>
+                <w:i w:val="false"/>
+                <w:b w:val="false"/>
+                <w:u w:val="none"/>
+                <w:strike w:val="false"/>
                 <w:sz w:val="24"/>
                 <w:szCs w:val="24"/>
                 <w:color w:val="000000"/>
@@ -2207,32 +2244,33 @@
           </w:tcPr>
           <w:p>
             <w:pPr>
-              <w:pStyle w:val="Normal"/>
-              <w:jc w:val="right"/>
-              <w:pBdr>
-                <w:bottom w:val="none" w:sz="0" w:space="0" w:color="000000"/>
-                <w:top w:val="none" w:sz="0" w:space="0" w:color="000000"/>
-                <w:left w:val="none" w:sz="0" w:space="0" w:color="000000"/>
-                <w:right w:val="none" w:sz="0" w:space="0" w:color="000000"/>
-              </w:pBdr>
-              <w:spacing w:after="40" w:before="40" w:line="240"/>
-              <w:ind w:left="80" w:right="80" w:firstLine="0" w:firstLineChars="0"/>
-              <w:rPr>
-                <w:rFonts w:ascii="Roboto Condensed" w:hAnsi="Helvetica" w:eastAsia="Helvetica" w:cs="Roboto Condensed"/>
-                <w:i w:val="false"/>
-                <w:b w:val="false"/>
-                <w:u w:val="none"/>
-                <w:sz w:val="24"/>
-                <w:szCs w:val="24"/>
-                <w:color w:val="000000"/>
-              </w:rPr>
-            </w:pPr>
-            <w:r>
-              <w:rPr>
-                <w:rFonts w:ascii="Roboto Condensed" w:hAnsi="Helvetica" w:eastAsia="Helvetica" w:cs="Roboto Condensed"/>
-                <w:i w:val="false"/>
-                <w:b w:val="false"/>
-                <w:u w:val="none"/>
+              <w:jc w:val="right"/>
+              <w:pBdr>
+                <w:bottom w:val="none" w:sz="0" w:space="0" w:color="000000"/>
+                <w:top w:val="none" w:sz="0" w:space="0" w:color="000000"/>
+                <w:left w:val="none" w:sz="0" w:space="0" w:color="000000"/>
+                <w:right w:val="none" w:sz="0" w:space="0" w:color="000000"/>
+              </w:pBdr>
+              <w:spacing w:after="40" w:before="40" w:line="240"/>
+              <w:ind w:left="80" w:right="80" w:firstLine="0" w:firstLineChars="0"/>
+              <w:rPr>
+                <w:rFonts w:ascii="Roboto Condensed" w:hAnsi="Helvetica" w:eastAsia="Helvetica" w:cs="Roboto Condensed"/>
+                <w:i w:val="false"/>
+                <w:b w:val="false"/>
+                <w:u w:val="none"/>
+                <w:strike w:val="false"/>
+                <w:sz w:val="24"/>
+                <w:szCs w:val="24"/>
+                <w:color w:val="000000"/>
+              </w:rPr>
+            </w:pPr>
+            <w:r>
+              <w:rPr>
+                <w:rFonts w:ascii="Roboto Condensed" w:hAnsi="Helvetica" w:eastAsia="Helvetica" w:cs="Roboto Condensed"/>
+                <w:i w:val="false"/>
+                <w:b w:val="false"/>
+                <w:u w:val="none"/>
+                <w:strike w:val="false"/>
                 <w:sz w:val="24"/>
                 <w:szCs w:val="24"/>
                 <w:color w:val="000000"/>
@@ -2260,32 +2298,33 @@
           </w:tcPr>
           <w:p>
             <w:pPr>
-              <w:pStyle w:val="Normal"/>
-              <w:jc w:val="right"/>
-              <w:pBdr>
-                <w:bottom w:val="none" w:sz="0" w:space="0" w:color="000000"/>
-                <w:top w:val="none" w:sz="0" w:space="0" w:color="000000"/>
-                <w:left w:val="none" w:sz="0" w:space="0" w:color="000000"/>
-                <w:right w:val="none" w:sz="0" w:space="0" w:color="000000"/>
-              </w:pBdr>
-              <w:spacing w:after="40" w:before="40" w:line="240"/>
-              <w:ind w:left="80" w:right="80" w:firstLine="0" w:firstLineChars="0"/>
-              <w:rPr>
-                <w:rFonts w:ascii="Roboto Condensed" w:hAnsi="Helvetica" w:eastAsia="Helvetica" w:cs="Roboto Condensed"/>
-                <w:i w:val="false"/>
-                <w:b w:val="false"/>
-                <w:u w:val="none"/>
-                <w:sz w:val="24"/>
-                <w:szCs w:val="24"/>
-                <w:color w:val="000000"/>
-              </w:rPr>
-            </w:pPr>
-            <w:r>
-              <w:rPr>
-                <w:rFonts w:ascii="Roboto Condensed" w:hAnsi="Helvetica" w:eastAsia="Helvetica" w:cs="Roboto Condensed"/>
-                <w:i w:val="false"/>
-                <w:b w:val="false"/>
-                <w:u w:val="none"/>
+              <w:jc w:val="right"/>
+              <w:pBdr>
+                <w:bottom w:val="none" w:sz="0" w:space="0" w:color="000000"/>
+                <w:top w:val="none" w:sz="0" w:space="0" w:color="000000"/>
+                <w:left w:val="none" w:sz="0" w:space="0" w:color="000000"/>
+                <w:right w:val="none" w:sz="0" w:space="0" w:color="000000"/>
+              </w:pBdr>
+              <w:spacing w:after="40" w:before="40" w:line="240"/>
+              <w:ind w:left="80" w:right="80" w:firstLine="0" w:firstLineChars="0"/>
+              <w:rPr>
+                <w:rFonts w:ascii="Roboto Condensed" w:hAnsi="Helvetica" w:eastAsia="Helvetica" w:cs="Roboto Condensed"/>
+                <w:i w:val="false"/>
+                <w:b w:val="false"/>
+                <w:u w:val="none"/>
+                <w:strike w:val="false"/>
+                <w:sz w:val="24"/>
+                <w:szCs w:val="24"/>
+                <w:color w:val="000000"/>
+              </w:rPr>
+            </w:pPr>
+            <w:r>
+              <w:rPr>
+                <w:rFonts w:ascii="Roboto Condensed" w:hAnsi="Helvetica" w:eastAsia="Helvetica" w:cs="Roboto Condensed"/>
+                <w:i w:val="false"/>
+                <w:b w:val="false"/>
+                <w:u w:val="none"/>
+                <w:strike w:val="false"/>
                 <w:sz w:val="24"/>
                 <w:szCs w:val="24"/>
                 <w:color w:val="000000"/>
@@ -2313,32 +2352,33 @@
           </w:tcPr>
           <w:p>
             <w:pPr>
-              <w:pStyle w:val="Normal"/>
-              <w:jc w:val="right"/>
-              <w:pBdr>
-                <w:bottom w:val="none" w:sz="0" w:space="0" w:color="000000"/>
-                <w:top w:val="none" w:sz="0" w:space="0" w:color="000000"/>
-                <w:left w:val="none" w:sz="0" w:space="0" w:color="000000"/>
-                <w:right w:val="none" w:sz="0" w:space="0" w:color="000000"/>
-              </w:pBdr>
-              <w:spacing w:after="40" w:before="40" w:line="240"/>
-              <w:ind w:left="80" w:right="80" w:firstLine="0" w:firstLineChars="0"/>
-              <w:rPr>
-                <w:rFonts w:ascii="Roboto Condensed" w:hAnsi="Helvetica" w:eastAsia="Helvetica" w:cs="Roboto Condensed"/>
-                <w:i w:val="false"/>
-                <w:b w:val="false"/>
-                <w:u w:val="none"/>
-                <w:sz w:val="24"/>
-                <w:szCs w:val="24"/>
-                <w:color w:val="000000"/>
-              </w:rPr>
-            </w:pPr>
-            <w:r>
-              <w:rPr>
-                <w:rFonts w:ascii="Roboto Condensed" w:hAnsi="Helvetica" w:eastAsia="Helvetica" w:cs="Roboto Condensed"/>
-                <w:i w:val="false"/>
-                <w:b w:val="false"/>
-                <w:u w:val="none"/>
+              <w:jc w:val="right"/>
+              <w:pBdr>
+                <w:bottom w:val="none" w:sz="0" w:space="0" w:color="000000"/>
+                <w:top w:val="none" w:sz="0" w:space="0" w:color="000000"/>
+                <w:left w:val="none" w:sz="0" w:space="0" w:color="000000"/>
+                <w:right w:val="none" w:sz="0" w:space="0" w:color="000000"/>
+              </w:pBdr>
+              <w:spacing w:after="40" w:before="40" w:line="240"/>
+              <w:ind w:left="80" w:right="80" w:firstLine="0" w:firstLineChars="0"/>
+              <w:rPr>
+                <w:rFonts w:ascii="Roboto Condensed" w:hAnsi="Helvetica" w:eastAsia="Helvetica" w:cs="Roboto Condensed"/>
+                <w:i w:val="false"/>
+                <w:b w:val="false"/>
+                <w:u w:val="none"/>
+                <w:strike w:val="false"/>
+                <w:sz w:val="24"/>
+                <w:szCs w:val="24"/>
+                <w:color w:val="000000"/>
+              </w:rPr>
+            </w:pPr>
+            <w:r>
+              <w:rPr>
+                <w:rFonts w:ascii="Roboto Condensed" w:hAnsi="Helvetica" w:eastAsia="Helvetica" w:cs="Roboto Condensed"/>
+                <w:i w:val="false"/>
+                <w:b w:val="false"/>
+                <w:u w:val="none"/>
+                <w:strike w:val="false"/>
                 <w:sz w:val="24"/>
                 <w:szCs w:val="24"/>
                 <w:color w:val="000000"/>
@@ -2366,32 +2406,33 @@
           </w:tcPr>
           <w:p>
             <w:pPr>
-              <w:pStyle w:val="Normal"/>
-              <w:jc w:val="right"/>
-              <w:pBdr>
-                <w:bottom w:val="none" w:sz="0" w:space="0" w:color="000000"/>
-                <w:top w:val="none" w:sz="0" w:space="0" w:color="000000"/>
-                <w:left w:val="none" w:sz="0" w:space="0" w:color="000000"/>
-                <w:right w:val="none" w:sz="0" w:space="0" w:color="000000"/>
-              </w:pBdr>
-              <w:spacing w:after="40" w:before="40" w:line="240"/>
-              <w:ind w:left="80" w:right="80" w:firstLine="0" w:firstLineChars="0"/>
-              <w:rPr>
-                <w:rFonts w:ascii="Roboto Condensed" w:hAnsi="Helvetica" w:eastAsia="Helvetica" w:cs="Roboto Condensed"/>
-                <w:i w:val="false"/>
-                <w:b w:val="false"/>
-                <w:u w:val="none"/>
-                <w:sz w:val="24"/>
-                <w:szCs w:val="24"/>
-                <w:color w:val="000000"/>
-              </w:rPr>
-            </w:pPr>
-            <w:r>
-              <w:rPr>
-                <w:rFonts w:ascii="Roboto Condensed" w:hAnsi="Helvetica" w:eastAsia="Helvetica" w:cs="Roboto Condensed"/>
-                <w:i w:val="false"/>
-                <w:b w:val="false"/>
-                <w:u w:val="none"/>
+              <w:jc w:val="right"/>
+              <w:pBdr>
+                <w:bottom w:val="none" w:sz="0" w:space="0" w:color="000000"/>
+                <w:top w:val="none" w:sz="0" w:space="0" w:color="000000"/>
+                <w:left w:val="none" w:sz="0" w:space="0" w:color="000000"/>
+                <w:right w:val="none" w:sz="0" w:space="0" w:color="000000"/>
+              </w:pBdr>
+              <w:spacing w:after="40" w:before="40" w:line="240"/>
+              <w:ind w:left="80" w:right="80" w:firstLine="0" w:firstLineChars="0"/>
+              <w:rPr>
+                <w:rFonts w:ascii="Roboto Condensed" w:hAnsi="Helvetica" w:eastAsia="Helvetica" w:cs="Roboto Condensed"/>
+                <w:i w:val="false"/>
+                <w:b w:val="false"/>
+                <w:u w:val="none"/>
+                <w:strike w:val="false"/>
+                <w:sz w:val="24"/>
+                <w:szCs w:val="24"/>
+                <w:color w:val="000000"/>
+              </w:rPr>
+            </w:pPr>
+            <w:r>
+              <w:rPr>
+                <w:rFonts w:ascii="Roboto Condensed" w:hAnsi="Helvetica" w:eastAsia="Helvetica" w:cs="Roboto Condensed"/>
+                <w:i w:val="false"/>
+                <w:b w:val="false"/>
+                <w:u w:val="none"/>
+                <w:strike w:val="false"/>
                 <w:sz w:val="24"/>
                 <w:szCs w:val="24"/>
                 <w:color w:val="000000"/>
@@ -2419,32 +2460,33 @@
           </w:tcPr>
           <w:p>
             <w:pPr>
-              <w:pStyle w:val="Normal"/>
-              <w:jc w:val="right"/>
-              <w:pBdr>
-                <w:bottom w:val="none" w:sz="0" w:space="0" w:color="000000"/>
-                <w:top w:val="none" w:sz="0" w:space="0" w:color="000000"/>
-                <w:left w:val="none" w:sz="0" w:space="0" w:color="000000"/>
-                <w:right w:val="none" w:sz="0" w:space="0" w:color="000000"/>
-              </w:pBdr>
-              <w:spacing w:after="40" w:before="40" w:line="240"/>
-              <w:ind w:left="80" w:right="80" w:firstLine="0" w:firstLineChars="0"/>
-              <w:rPr>
-                <w:rFonts w:ascii="Roboto Condensed" w:hAnsi="Helvetica" w:eastAsia="Helvetica" w:cs="Roboto Condensed"/>
-                <w:i w:val="false"/>
-                <w:b w:val="false"/>
-                <w:u w:val="none"/>
-                <w:sz w:val="24"/>
-                <w:szCs w:val="24"/>
-                <w:color w:val="000000"/>
-              </w:rPr>
-            </w:pPr>
-            <w:r>
-              <w:rPr>
-                <w:rFonts w:ascii="Roboto Condensed" w:hAnsi="Helvetica" w:eastAsia="Helvetica" w:cs="Roboto Condensed"/>
-                <w:i w:val="false"/>
-                <w:b w:val="false"/>
-                <w:u w:val="none"/>
+              <w:jc w:val="right"/>
+              <w:pBdr>
+                <w:bottom w:val="none" w:sz="0" w:space="0" w:color="000000"/>
+                <w:top w:val="none" w:sz="0" w:space="0" w:color="000000"/>
+                <w:left w:val="none" w:sz="0" w:space="0" w:color="000000"/>
+                <w:right w:val="none" w:sz="0" w:space="0" w:color="000000"/>
+              </w:pBdr>
+              <w:spacing w:after="40" w:before="40" w:line="240"/>
+              <w:ind w:left="80" w:right="80" w:firstLine="0" w:firstLineChars="0"/>
+              <w:rPr>
+                <w:rFonts w:ascii="Roboto Condensed" w:hAnsi="Helvetica" w:eastAsia="Helvetica" w:cs="Roboto Condensed"/>
+                <w:i w:val="false"/>
+                <w:b w:val="false"/>
+                <w:u w:val="none"/>
+                <w:strike w:val="false"/>
+                <w:sz w:val="24"/>
+                <w:szCs w:val="24"/>
+                <w:color w:val="000000"/>
+              </w:rPr>
+            </w:pPr>
+            <w:r>
+              <w:rPr>
+                <w:rFonts w:ascii="Roboto Condensed" w:hAnsi="Helvetica" w:eastAsia="Helvetica" w:cs="Roboto Condensed"/>
+                <w:i w:val="false"/>
+                <w:b w:val="false"/>
+                <w:u w:val="none"/>
+                <w:strike w:val="false"/>
                 <w:sz w:val="24"/>
                 <w:szCs w:val="24"/>
                 <w:color w:val="000000"/>
@@ -2479,7 +2521,6 @@
           </w:tcPr>
           <w:p>
             <w:pPr>
-              <w:pStyle w:val="Normal"/>
               <w:jc w:val="left"/>
               <w:pBdr>
                 <w:bottom w:val="none" w:sz="0" w:space="0" w:color="000000"/>
@@ -2494,6 +2535,7 @@
                 <w:i w:val="false"/>
                 <w:b w:val="false"/>
                 <w:u w:val="none"/>
+                <w:strike w:val="false"/>
                 <w:sz w:val="24"/>
                 <w:szCs w:val="24"/>
                 <w:color w:val="000000"/>
@@ -2521,7 +2563,6 @@
           </w:tcPr>
           <w:p>
             <w:pPr>
-              <w:pStyle w:val="Normal"/>
               <w:jc w:val="left"/>
               <w:pBdr>
                 <w:bottom w:val="none" w:sz="0" w:space="0" w:color="000000"/>
@@ -2536,33 +2577,33 @@
                 <w:i w:val="false"/>
                 <w:b w:val="false"/>
                 <w:u w:val="none"/>
-                <w:sz w:val="24"/>
-                <w:szCs w:val="24"/>
-                <w:color w:val="000000"/>
-              </w:rPr>
-            </w:pPr>
-          </w:p>
-        </w:tc>
-        <w:tc>
-          <w:tcPr>
-            <w:tcBorders>
-              <w:bottom w:val="single" w:sz="4" w:space="0" w:color="A6A6A6"/>
-              <w:top w:val="single" w:sz="4" w:space="0" w:color="A6A6A6"/>
-              <w:left w:val="single" w:sz="4" w:space="0" w:color="A6A6A6"/>
-              <w:right w:val="single" w:sz="4" w:space="0" w:color="A6A6A6"/>
-            </w:tcBorders>
-            <w:shd w:val="clear" w:color="auto" w:fill="F2F2F2"/>
-            <w:tcMar>
-              <w:top w:w="0" w:type="dxa"/>
-              <w:bottom w:w="0" w:type="dxa"/>
-              <w:left w:w="0" w:type="dxa"/>
-              <w:right w:w="0" w:type="dxa"/>
-            </w:tcMar>
-            <w:vAlign w:val="center"/>
-          </w:tcPr>
-          <w:p>
-            <w:pPr>
-              <w:pStyle w:val="Normal"/>
+                <w:strike w:val="false"/>
+                <w:sz w:val="24"/>
+                <w:szCs w:val="24"/>
+                <w:color w:val="000000"/>
+              </w:rPr>
+            </w:pPr>
+          </w:p>
+        </w:tc>
+        <w:tc>
+          <w:tcPr>
+            <w:tcBorders>
+              <w:bottom w:val="single" w:sz="4" w:space="0" w:color="A6A6A6"/>
+              <w:top w:val="single" w:sz="4" w:space="0" w:color="A6A6A6"/>
+              <w:left w:val="single" w:sz="4" w:space="0" w:color="A6A6A6"/>
+              <w:right w:val="single" w:sz="4" w:space="0" w:color="A6A6A6"/>
+            </w:tcBorders>
+            <w:shd w:val="clear" w:color="auto" w:fill="F2F2F2"/>
+            <w:tcMar>
+              <w:top w:w="0" w:type="dxa"/>
+              <w:bottom w:w="0" w:type="dxa"/>
+              <w:left w:w="0" w:type="dxa"/>
+              <w:right w:w="0" w:type="dxa"/>
+            </w:tcMar>
+            <w:vAlign w:val="center"/>
+          </w:tcPr>
+          <w:p>
+            <w:pPr>
               <w:jc w:val="left"/>
               <w:pBdr>
                 <w:bottom w:val="none" w:sz="0" w:space="0" w:color="000000"/>
@@ -2577,17 +2618,19 @@
                 <w:i w:val="false"/>
                 <w:b w:val="false"/>
                 <w:u w:val="none"/>
-                <w:sz w:val="24"/>
-                <w:szCs w:val="24"/>
-                <w:color w:val="000000"/>
-              </w:rPr>
-            </w:pPr>
-            <w:r>
-              <w:rPr>
-                <w:rFonts w:ascii="Roboto Condensed" w:hAnsi="Helvetica" w:eastAsia="Helvetica" w:cs="Roboto Condensed"/>
-                <w:i w:val="false"/>
-                <w:b w:val="false"/>
-                <w:u w:val="none"/>
+                <w:strike w:val="false"/>
+                <w:sz w:val="24"/>
+                <w:szCs w:val="24"/>
+                <w:color w:val="000000"/>
+              </w:rPr>
+            </w:pPr>
+            <w:r>
+              <w:rPr>
+                <w:rFonts w:ascii="Roboto Condensed" w:hAnsi="Helvetica" w:eastAsia="Helvetica" w:cs="Roboto Condensed"/>
+                <w:i w:val="false"/>
+                <w:b w:val="false"/>
+                <w:u w:val="none"/>
+                <w:strike w:val="false"/>
                 <w:sz w:val="24"/>
                 <w:szCs w:val="24"/>
                 <w:color w:val="000000"/>
@@ -2615,32 +2658,33 @@
           </w:tcPr>
           <w:p>
             <w:pPr>
-              <w:pStyle w:val="Normal"/>
-              <w:jc w:val="right"/>
-              <w:pBdr>
-                <w:bottom w:val="none" w:sz="0" w:space="0" w:color="000000"/>
-                <w:top w:val="none" w:sz="0" w:space="0" w:color="000000"/>
-                <w:left w:val="none" w:sz="0" w:space="0" w:color="000000"/>
-                <w:right w:val="none" w:sz="0" w:space="0" w:color="000000"/>
-              </w:pBdr>
-              <w:spacing w:after="40" w:before="40" w:line="240"/>
-              <w:ind w:left="80" w:right="80" w:firstLine="0" w:firstLineChars="0"/>
-              <w:rPr>
-                <w:rFonts w:ascii="Roboto Condensed" w:hAnsi="Helvetica" w:eastAsia="Helvetica" w:cs="Roboto Condensed"/>
-                <w:i w:val="false"/>
-                <w:b w:val="false"/>
-                <w:u w:val="none"/>
-                <w:sz w:val="24"/>
-                <w:szCs w:val="24"/>
-                <w:color w:val="000000"/>
-              </w:rPr>
-            </w:pPr>
-            <w:r>
-              <w:rPr>
-                <w:rFonts w:ascii="Roboto Condensed" w:hAnsi="Helvetica" w:eastAsia="Helvetica" w:cs="Roboto Condensed"/>
-                <w:i w:val="false"/>
-                <w:b w:val="false"/>
-                <w:u w:val="none"/>
+              <w:jc w:val="right"/>
+              <w:pBdr>
+                <w:bottom w:val="none" w:sz="0" w:space="0" w:color="000000"/>
+                <w:top w:val="none" w:sz="0" w:space="0" w:color="000000"/>
+                <w:left w:val="none" w:sz="0" w:space="0" w:color="000000"/>
+                <w:right w:val="none" w:sz="0" w:space="0" w:color="000000"/>
+              </w:pBdr>
+              <w:spacing w:after="40" w:before="40" w:line="240"/>
+              <w:ind w:left="80" w:right="80" w:firstLine="0" w:firstLineChars="0"/>
+              <w:rPr>
+                <w:rFonts w:ascii="Roboto Condensed" w:hAnsi="Helvetica" w:eastAsia="Helvetica" w:cs="Roboto Condensed"/>
+                <w:i w:val="false"/>
+                <w:b w:val="false"/>
+                <w:u w:val="none"/>
+                <w:strike w:val="false"/>
+                <w:sz w:val="24"/>
+                <w:szCs w:val="24"/>
+                <w:color w:val="000000"/>
+              </w:rPr>
+            </w:pPr>
+            <w:r>
+              <w:rPr>
+                <w:rFonts w:ascii="Roboto Condensed" w:hAnsi="Helvetica" w:eastAsia="Helvetica" w:cs="Roboto Condensed"/>
+                <w:i w:val="false"/>
+                <w:b w:val="false"/>
+                <w:u w:val="none"/>
+                <w:strike w:val="false"/>
                 <w:sz w:val="24"/>
                 <w:szCs w:val="24"/>
                 <w:color w:val="000000"/>
@@ -2668,32 +2712,33 @@
           </w:tcPr>
           <w:p>
             <w:pPr>
-              <w:pStyle w:val="Normal"/>
-              <w:jc w:val="right"/>
-              <w:pBdr>
-                <w:bottom w:val="none" w:sz="0" w:space="0" w:color="000000"/>
-                <w:top w:val="none" w:sz="0" w:space="0" w:color="000000"/>
-                <w:left w:val="none" w:sz="0" w:space="0" w:color="000000"/>
-                <w:right w:val="none" w:sz="0" w:space="0" w:color="000000"/>
-              </w:pBdr>
-              <w:spacing w:after="40" w:before="40" w:line="240"/>
-              <w:ind w:left="80" w:right="80" w:firstLine="0" w:firstLineChars="0"/>
-              <w:rPr>
-                <w:rFonts w:ascii="Roboto Condensed" w:hAnsi="Helvetica" w:eastAsia="Helvetica" w:cs="Roboto Condensed"/>
-                <w:i w:val="false"/>
-                <w:b w:val="false"/>
-                <w:u w:val="none"/>
-                <w:sz w:val="24"/>
-                <w:szCs w:val="24"/>
-                <w:color w:val="000000"/>
-              </w:rPr>
-            </w:pPr>
-            <w:r>
-              <w:rPr>
-                <w:rFonts w:ascii="Roboto Condensed" w:hAnsi="Helvetica" w:eastAsia="Helvetica" w:cs="Roboto Condensed"/>
-                <w:i w:val="false"/>
-                <w:b w:val="false"/>
-                <w:u w:val="none"/>
+              <w:jc w:val="right"/>
+              <w:pBdr>
+                <w:bottom w:val="none" w:sz="0" w:space="0" w:color="000000"/>
+                <w:top w:val="none" w:sz="0" w:space="0" w:color="000000"/>
+                <w:left w:val="none" w:sz="0" w:space="0" w:color="000000"/>
+                <w:right w:val="none" w:sz="0" w:space="0" w:color="000000"/>
+              </w:pBdr>
+              <w:spacing w:after="40" w:before="40" w:line="240"/>
+              <w:ind w:left="80" w:right="80" w:firstLine="0" w:firstLineChars="0"/>
+              <w:rPr>
+                <w:rFonts w:ascii="Roboto Condensed" w:hAnsi="Helvetica" w:eastAsia="Helvetica" w:cs="Roboto Condensed"/>
+                <w:i w:val="false"/>
+                <w:b w:val="false"/>
+                <w:u w:val="none"/>
+                <w:strike w:val="false"/>
+                <w:sz w:val="24"/>
+                <w:szCs w:val="24"/>
+                <w:color w:val="000000"/>
+              </w:rPr>
+            </w:pPr>
+            <w:r>
+              <w:rPr>
+                <w:rFonts w:ascii="Roboto Condensed" w:hAnsi="Helvetica" w:eastAsia="Helvetica" w:cs="Roboto Condensed"/>
+                <w:i w:val="false"/>
+                <w:b w:val="false"/>
+                <w:u w:val="none"/>
+                <w:strike w:val="false"/>
                 <w:sz w:val="24"/>
                 <w:szCs w:val="24"/>
                 <w:color w:val="000000"/>
@@ -2721,32 +2766,33 @@
           </w:tcPr>
           <w:p>
             <w:pPr>
-              <w:pStyle w:val="Normal"/>
-              <w:jc w:val="right"/>
-              <w:pBdr>
-                <w:bottom w:val="none" w:sz="0" w:space="0" w:color="000000"/>
-                <w:top w:val="none" w:sz="0" w:space="0" w:color="000000"/>
-                <w:left w:val="none" w:sz="0" w:space="0" w:color="000000"/>
-                <w:right w:val="none" w:sz="0" w:space="0" w:color="000000"/>
-              </w:pBdr>
-              <w:spacing w:after="40" w:before="40" w:line="240"/>
-              <w:ind w:left="80" w:right="80" w:firstLine="0" w:firstLineChars="0"/>
-              <w:rPr>
-                <w:rFonts w:ascii="Roboto Condensed" w:hAnsi="Helvetica" w:eastAsia="Helvetica" w:cs="Roboto Condensed"/>
-                <w:i w:val="false"/>
-                <w:b w:val="false"/>
-                <w:u w:val="none"/>
-                <w:sz w:val="24"/>
-                <w:szCs w:val="24"/>
-                <w:color w:val="000000"/>
-              </w:rPr>
-            </w:pPr>
-            <w:r>
-              <w:rPr>
-                <w:rFonts w:ascii="Roboto Condensed" w:hAnsi="Helvetica" w:eastAsia="Helvetica" w:cs="Roboto Condensed"/>
-                <w:i w:val="false"/>
-                <w:b w:val="false"/>
-                <w:u w:val="none"/>
+              <w:jc w:val="right"/>
+              <w:pBdr>
+                <w:bottom w:val="none" w:sz="0" w:space="0" w:color="000000"/>
+                <w:top w:val="none" w:sz="0" w:space="0" w:color="000000"/>
+                <w:left w:val="none" w:sz="0" w:space="0" w:color="000000"/>
+                <w:right w:val="none" w:sz="0" w:space="0" w:color="000000"/>
+              </w:pBdr>
+              <w:spacing w:after="40" w:before="40" w:line="240"/>
+              <w:ind w:left="80" w:right="80" w:firstLine="0" w:firstLineChars="0"/>
+              <w:rPr>
+                <w:rFonts w:ascii="Roboto Condensed" w:hAnsi="Helvetica" w:eastAsia="Helvetica" w:cs="Roboto Condensed"/>
+                <w:i w:val="false"/>
+                <w:b w:val="false"/>
+                <w:u w:val="none"/>
+                <w:strike w:val="false"/>
+                <w:sz w:val="24"/>
+                <w:szCs w:val="24"/>
+                <w:color w:val="000000"/>
+              </w:rPr>
+            </w:pPr>
+            <w:r>
+              <w:rPr>
+                <w:rFonts w:ascii="Roboto Condensed" w:hAnsi="Helvetica" w:eastAsia="Helvetica" w:cs="Roboto Condensed"/>
+                <w:i w:val="false"/>
+                <w:b w:val="false"/>
+                <w:u w:val="none"/>
+                <w:strike w:val="false"/>
                 <w:sz w:val="24"/>
                 <w:szCs w:val="24"/>
                 <w:color w:val="000000"/>
@@ -2774,32 +2820,33 @@
           </w:tcPr>
           <w:p>
             <w:pPr>
-              <w:pStyle w:val="Normal"/>
-              <w:jc w:val="right"/>
-              <w:pBdr>
-                <w:bottom w:val="none" w:sz="0" w:space="0" w:color="000000"/>
-                <w:top w:val="none" w:sz="0" w:space="0" w:color="000000"/>
-                <w:left w:val="none" w:sz="0" w:space="0" w:color="000000"/>
-                <w:right w:val="none" w:sz="0" w:space="0" w:color="000000"/>
-              </w:pBdr>
-              <w:spacing w:after="40" w:before="40" w:line="240"/>
-              <w:ind w:left="80" w:right="80" w:firstLine="0" w:firstLineChars="0"/>
-              <w:rPr>
-                <w:rFonts w:ascii="Roboto Condensed" w:hAnsi="Helvetica" w:eastAsia="Helvetica" w:cs="Roboto Condensed"/>
-                <w:i w:val="false"/>
-                <w:b w:val="false"/>
-                <w:u w:val="none"/>
-                <w:sz w:val="24"/>
-                <w:szCs w:val="24"/>
-                <w:color w:val="000000"/>
-              </w:rPr>
-            </w:pPr>
-            <w:r>
-              <w:rPr>
-                <w:rFonts w:ascii="Roboto Condensed" w:hAnsi="Helvetica" w:eastAsia="Helvetica" w:cs="Roboto Condensed"/>
-                <w:i w:val="false"/>
-                <w:b w:val="false"/>
-                <w:u w:val="none"/>
+              <w:jc w:val="right"/>
+              <w:pBdr>
+                <w:bottom w:val="none" w:sz="0" w:space="0" w:color="000000"/>
+                <w:top w:val="none" w:sz="0" w:space="0" w:color="000000"/>
+                <w:left w:val="none" w:sz="0" w:space="0" w:color="000000"/>
+                <w:right w:val="none" w:sz="0" w:space="0" w:color="000000"/>
+              </w:pBdr>
+              <w:spacing w:after="40" w:before="40" w:line="240"/>
+              <w:ind w:left="80" w:right="80" w:firstLine="0" w:firstLineChars="0"/>
+              <w:rPr>
+                <w:rFonts w:ascii="Roboto Condensed" w:hAnsi="Helvetica" w:eastAsia="Helvetica" w:cs="Roboto Condensed"/>
+                <w:i w:val="false"/>
+                <w:b w:val="false"/>
+                <w:u w:val="none"/>
+                <w:strike w:val="false"/>
+                <w:sz w:val="24"/>
+                <w:szCs w:val="24"/>
+                <w:color w:val="000000"/>
+              </w:rPr>
+            </w:pPr>
+            <w:r>
+              <w:rPr>
+                <w:rFonts w:ascii="Roboto Condensed" w:hAnsi="Helvetica" w:eastAsia="Helvetica" w:cs="Roboto Condensed"/>
+                <w:i w:val="false"/>
+                <w:b w:val="false"/>
+                <w:u w:val="none"/>
+                <w:strike w:val="false"/>
                 <w:sz w:val="24"/>
                 <w:szCs w:val="24"/>
                 <w:color w:val="000000"/>
@@ -2827,32 +2874,33 @@
           </w:tcPr>
           <w:p>
             <w:pPr>
-              <w:pStyle w:val="Normal"/>
-              <w:jc w:val="right"/>
-              <w:pBdr>
-                <w:bottom w:val="none" w:sz="0" w:space="0" w:color="000000"/>
-                <w:top w:val="none" w:sz="0" w:space="0" w:color="000000"/>
-                <w:left w:val="none" w:sz="0" w:space="0" w:color="000000"/>
-                <w:right w:val="none" w:sz="0" w:space="0" w:color="000000"/>
-              </w:pBdr>
-              <w:spacing w:after="40" w:before="40" w:line="240"/>
-              <w:ind w:left="80" w:right="80" w:firstLine="0" w:firstLineChars="0"/>
-              <w:rPr>
-                <w:rFonts w:ascii="Roboto Condensed" w:hAnsi="Helvetica" w:eastAsia="Helvetica" w:cs="Roboto Condensed"/>
-                <w:i w:val="false"/>
-                <w:b w:val="false"/>
-                <w:u w:val="none"/>
-                <w:sz w:val="24"/>
-                <w:szCs w:val="24"/>
-                <w:color w:val="000000"/>
-              </w:rPr>
-            </w:pPr>
-            <w:r>
-              <w:rPr>
-                <w:rFonts w:ascii="Roboto Condensed" w:hAnsi="Helvetica" w:eastAsia="Helvetica" w:cs="Roboto Condensed"/>
-                <w:i w:val="false"/>
-                <w:b w:val="false"/>
-                <w:u w:val="none"/>
+              <w:jc w:val="right"/>
+              <w:pBdr>
+                <w:bottom w:val="none" w:sz="0" w:space="0" w:color="000000"/>
+                <w:top w:val="none" w:sz="0" w:space="0" w:color="000000"/>
+                <w:left w:val="none" w:sz="0" w:space="0" w:color="000000"/>
+                <w:right w:val="none" w:sz="0" w:space="0" w:color="000000"/>
+              </w:pBdr>
+              <w:spacing w:after="40" w:before="40" w:line="240"/>
+              <w:ind w:left="80" w:right="80" w:firstLine="0" w:firstLineChars="0"/>
+              <w:rPr>
+                <w:rFonts w:ascii="Roboto Condensed" w:hAnsi="Helvetica" w:eastAsia="Helvetica" w:cs="Roboto Condensed"/>
+                <w:i w:val="false"/>
+                <w:b w:val="false"/>
+                <w:u w:val="none"/>
+                <w:strike w:val="false"/>
+                <w:sz w:val="24"/>
+                <w:szCs w:val="24"/>
+                <w:color w:val="000000"/>
+              </w:rPr>
+            </w:pPr>
+            <w:r>
+              <w:rPr>
+                <w:rFonts w:ascii="Roboto Condensed" w:hAnsi="Helvetica" w:eastAsia="Helvetica" w:cs="Roboto Condensed"/>
+                <w:i w:val="false"/>
+                <w:b w:val="false"/>
+                <w:u w:val="none"/>
+                <w:strike w:val="false"/>
                 <w:sz w:val="24"/>
                 <w:szCs w:val="24"/>
                 <w:color w:val="000000"/>
@@ -2880,32 +2928,33 @@
           </w:tcPr>
           <w:p>
             <w:pPr>
-              <w:pStyle w:val="Normal"/>
-              <w:jc w:val="right"/>
-              <w:pBdr>
-                <w:bottom w:val="none" w:sz="0" w:space="0" w:color="000000"/>
-                <w:top w:val="none" w:sz="0" w:space="0" w:color="000000"/>
-                <w:left w:val="none" w:sz="0" w:space="0" w:color="000000"/>
-                <w:right w:val="none" w:sz="0" w:space="0" w:color="000000"/>
-              </w:pBdr>
-              <w:spacing w:after="40" w:before="40" w:line="240"/>
-              <w:ind w:left="80" w:right="80" w:firstLine="0" w:firstLineChars="0"/>
-              <w:rPr>
-                <w:rFonts w:ascii="Roboto Condensed" w:hAnsi="Helvetica" w:eastAsia="Helvetica" w:cs="Roboto Condensed"/>
-                <w:i w:val="false"/>
-                <w:b w:val="false"/>
-                <w:u w:val="none"/>
-                <w:sz w:val="24"/>
-                <w:szCs w:val="24"/>
-                <w:color w:val="000000"/>
-              </w:rPr>
-            </w:pPr>
-            <w:r>
-              <w:rPr>
-                <w:rFonts w:ascii="Roboto Condensed" w:hAnsi="Helvetica" w:eastAsia="Helvetica" w:cs="Roboto Condensed"/>
-                <w:i w:val="false"/>
-                <w:b w:val="false"/>
-                <w:u w:val="none"/>
+              <w:jc w:val="right"/>
+              <w:pBdr>
+                <w:bottom w:val="none" w:sz="0" w:space="0" w:color="000000"/>
+                <w:top w:val="none" w:sz="0" w:space="0" w:color="000000"/>
+                <w:left w:val="none" w:sz="0" w:space="0" w:color="000000"/>
+                <w:right w:val="none" w:sz="0" w:space="0" w:color="000000"/>
+              </w:pBdr>
+              <w:spacing w:after="40" w:before="40" w:line="240"/>
+              <w:ind w:left="80" w:right="80" w:firstLine="0" w:firstLineChars="0"/>
+              <w:rPr>
+                <w:rFonts w:ascii="Roboto Condensed" w:hAnsi="Helvetica" w:eastAsia="Helvetica" w:cs="Roboto Condensed"/>
+                <w:i w:val="false"/>
+                <w:b w:val="false"/>
+                <w:u w:val="none"/>
+                <w:strike w:val="false"/>
+                <w:sz w:val="24"/>
+                <w:szCs w:val="24"/>
+                <w:color w:val="000000"/>
+              </w:rPr>
+            </w:pPr>
+            <w:r>
+              <w:rPr>
+                <w:rFonts w:ascii="Roboto Condensed" w:hAnsi="Helvetica" w:eastAsia="Helvetica" w:cs="Roboto Condensed"/>
+                <w:i w:val="false"/>
+                <w:b w:val="false"/>
+                <w:u w:val="none"/>
+                <w:strike w:val="false"/>
                 <w:sz w:val="24"/>
                 <w:szCs w:val="24"/>
                 <w:color w:val="000000"/>
@@ -2940,7 +2989,6 @@
           </w:tcPr>
           <w:p>
             <w:pPr>
-              <w:pStyle w:val="Normal"/>
               <w:jc w:val="left"/>
               <w:pBdr>
                 <w:bottom w:val="none" w:sz="0" w:space="0" w:color="000000"/>
@@ -2955,6 +3003,7 @@
                 <w:i w:val="false"/>
                 <w:b w:val="false"/>
                 <w:u w:val="none"/>
+                <w:strike w:val="false"/>
                 <w:sz w:val="24"/>
                 <w:szCs w:val="24"/>
                 <w:color w:val="000000"/>
@@ -2982,7 +3031,6 @@
           </w:tcPr>
           <w:p>
             <w:pPr>
-              <w:pStyle w:val="Normal"/>
               <w:jc w:val="left"/>
               <w:pBdr>
                 <w:bottom w:val="none" w:sz="0" w:space="0" w:color="000000"/>
@@ -2997,33 +3045,33 @@
                 <w:i w:val="false"/>
                 <w:b w:val="false"/>
                 <w:u w:val="none"/>
-                <w:sz w:val="24"/>
-                <w:szCs w:val="24"/>
-                <w:color w:val="000000"/>
-              </w:rPr>
-            </w:pPr>
-          </w:p>
-        </w:tc>
-        <w:tc>
-          <w:tcPr>
-            <w:tcBorders>
-              <w:bottom w:val="single" w:sz="4" w:space="0" w:color="A6A6A6"/>
-              <w:top w:val="single" w:sz="4" w:space="0" w:color="A6A6A6"/>
-              <w:left w:val="single" w:sz="4" w:space="0" w:color="A6A6A6"/>
-              <w:right w:val="single" w:sz="4" w:space="0" w:color="A6A6A6"/>
-            </w:tcBorders>
-            <w:shd w:val="clear" w:color="auto" w:fill="F2F2F2"/>
-            <w:tcMar>
-              <w:top w:w="0" w:type="dxa"/>
-              <w:bottom w:w="0" w:type="dxa"/>
-              <w:left w:w="0" w:type="dxa"/>
-              <w:right w:w="0" w:type="dxa"/>
-            </w:tcMar>
-            <w:vAlign w:val="center"/>
-          </w:tcPr>
-          <w:p>
-            <w:pPr>
-              <w:pStyle w:val="Normal"/>
+                <w:strike w:val="false"/>
+                <w:sz w:val="24"/>
+                <w:szCs w:val="24"/>
+                <w:color w:val="000000"/>
+              </w:rPr>
+            </w:pPr>
+          </w:p>
+        </w:tc>
+        <w:tc>
+          <w:tcPr>
+            <w:tcBorders>
+              <w:bottom w:val="single" w:sz="4" w:space="0" w:color="A6A6A6"/>
+              <w:top w:val="single" w:sz="4" w:space="0" w:color="A6A6A6"/>
+              <w:left w:val="single" w:sz="4" w:space="0" w:color="A6A6A6"/>
+              <w:right w:val="single" w:sz="4" w:space="0" w:color="A6A6A6"/>
+            </w:tcBorders>
+            <w:shd w:val="clear" w:color="auto" w:fill="F2F2F2"/>
+            <w:tcMar>
+              <w:top w:w="0" w:type="dxa"/>
+              <w:bottom w:w="0" w:type="dxa"/>
+              <w:left w:w="0" w:type="dxa"/>
+              <w:right w:w="0" w:type="dxa"/>
+            </w:tcMar>
+            <w:vAlign w:val="center"/>
+          </w:tcPr>
+          <w:p>
+            <w:pPr>
               <w:jc w:val="left"/>
               <w:pBdr>
                 <w:bottom w:val="none" w:sz="0" w:space="0" w:color="000000"/>
@@ -3038,17 +3086,19 @@
                 <w:i w:val="false"/>
                 <w:b w:val="false"/>
                 <w:u w:val="none"/>
-                <w:sz w:val="24"/>
-                <w:szCs w:val="24"/>
-                <w:color w:val="000000"/>
-              </w:rPr>
-            </w:pPr>
-            <w:r>
-              <w:rPr>
-                <w:rFonts w:ascii="Roboto Condensed" w:hAnsi="Helvetica" w:eastAsia="Helvetica" w:cs="Roboto Condensed"/>
-                <w:i w:val="false"/>
-                <w:b w:val="false"/>
-                <w:u w:val="none"/>
+                <w:strike w:val="false"/>
+                <w:sz w:val="24"/>
+                <w:szCs w:val="24"/>
+                <w:color w:val="000000"/>
+              </w:rPr>
+            </w:pPr>
+            <w:r>
+              <w:rPr>
+                <w:rFonts w:ascii="Roboto Condensed" w:hAnsi="Helvetica" w:eastAsia="Helvetica" w:cs="Roboto Condensed"/>
+                <w:i w:val="false"/>
+                <w:b w:val="false"/>
+                <w:u w:val="none"/>
+                <w:strike w:val="false"/>
                 <w:sz w:val="24"/>
                 <w:szCs w:val="24"/>
                 <w:color w:val="000000"/>
@@ -3076,32 +3126,33 @@
           </w:tcPr>
           <w:p>
             <w:pPr>
-              <w:pStyle w:val="Normal"/>
-              <w:jc w:val="right"/>
-              <w:pBdr>
-                <w:bottom w:val="none" w:sz="0" w:space="0" w:color="000000"/>
-                <w:top w:val="none" w:sz="0" w:space="0" w:color="000000"/>
-                <w:left w:val="none" w:sz="0" w:space="0" w:color="000000"/>
-                <w:right w:val="none" w:sz="0" w:space="0" w:color="000000"/>
-              </w:pBdr>
-              <w:spacing w:after="40" w:before="40" w:line="240"/>
-              <w:ind w:left="80" w:right="80" w:firstLine="0" w:firstLineChars="0"/>
-              <w:rPr>
-                <w:rFonts w:ascii="Roboto Condensed" w:hAnsi="Helvetica" w:eastAsia="Helvetica" w:cs="Roboto Condensed"/>
-                <w:i w:val="false"/>
-                <w:b w:val="false"/>
-                <w:u w:val="none"/>
-                <w:sz w:val="24"/>
-                <w:szCs w:val="24"/>
-                <w:color w:val="000000"/>
-              </w:rPr>
-            </w:pPr>
-            <w:r>
-              <w:rPr>
-                <w:rFonts w:ascii="Roboto Condensed" w:hAnsi="Helvetica" w:eastAsia="Helvetica" w:cs="Roboto Condensed"/>
-                <w:i w:val="false"/>
-                <w:b w:val="false"/>
-                <w:u w:val="none"/>
+              <w:jc w:val="right"/>
+              <w:pBdr>
+                <w:bottom w:val="none" w:sz="0" w:space="0" w:color="000000"/>
+                <w:top w:val="none" w:sz="0" w:space="0" w:color="000000"/>
+                <w:left w:val="none" w:sz="0" w:space="0" w:color="000000"/>
+                <w:right w:val="none" w:sz="0" w:space="0" w:color="000000"/>
+              </w:pBdr>
+              <w:spacing w:after="40" w:before="40" w:line="240"/>
+              <w:ind w:left="80" w:right="80" w:firstLine="0" w:firstLineChars="0"/>
+              <w:rPr>
+                <w:rFonts w:ascii="Roboto Condensed" w:hAnsi="Helvetica" w:eastAsia="Helvetica" w:cs="Roboto Condensed"/>
+                <w:i w:val="false"/>
+                <w:b w:val="false"/>
+                <w:u w:val="none"/>
+                <w:strike w:val="false"/>
+                <w:sz w:val="24"/>
+                <w:szCs w:val="24"/>
+                <w:color w:val="000000"/>
+              </w:rPr>
+            </w:pPr>
+            <w:r>
+              <w:rPr>
+                <w:rFonts w:ascii="Roboto Condensed" w:hAnsi="Helvetica" w:eastAsia="Helvetica" w:cs="Roboto Condensed"/>
+                <w:i w:val="false"/>
+                <w:b w:val="false"/>
+                <w:u w:val="none"/>
+                <w:strike w:val="false"/>
                 <w:sz w:val="24"/>
                 <w:szCs w:val="24"/>
                 <w:color w:val="000000"/>
@@ -3129,32 +3180,33 @@
           </w:tcPr>
           <w:p>
             <w:pPr>
-              <w:pStyle w:val="Normal"/>
-              <w:jc w:val="right"/>
-              <w:pBdr>
-                <w:bottom w:val="none" w:sz="0" w:space="0" w:color="000000"/>
-                <w:top w:val="none" w:sz="0" w:space="0" w:color="000000"/>
-                <w:left w:val="none" w:sz="0" w:space="0" w:color="000000"/>
-                <w:right w:val="none" w:sz="0" w:space="0" w:color="000000"/>
-              </w:pBdr>
-              <w:spacing w:after="40" w:before="40" w:line="240"/>
-              <w:ind w:left="80" w:right="80" w:firstLine="0" w:firstLineChars="0"/>
-              <w:rPr>
-                <w:rFonts w:ascii="Roboto Condensed" w:hAnsi="Helvetica" w:eastAsia="Helvetica" w:cs="Roboto Condensed"/>
-                <w:i w:val="false"/>
-                <w:b w:val="false"/>
-                <w:u w:val="none"/>
-                <w:sz w:val="24"/>
-                <w:szCs w:val="24"/>
-                <w:color w:val="000000"/>
-              </w:rPr>
-            </w:pPr>
-            <w:r>
-              <w:rPr>
-                <w:rFonts w:ascii="Roboto Condensed" w:hAnsi="Helvetica" w:eastAsia="Helvetica" w:cs="Roboto Condensed"/>
-                <w:i w:val="false"/>
-                <w:b w:val="false"/>
-                <w:u w:val="none"/>
+              <w:jc w:val="right"/>
+              <w:pBdr>
+                <w:bottom w:val="none" w:sz="0" w:space="0" w:color="000000"/>
+                <w:top w:val="none" w:sz="0" w:space="0" w:color="000000"/>
+                <w:left w:val="none" w:sz="0" w:space="0" w:color="000000"/>
+                <w:right w:val="none" w:sz="0" w:space="0" w:color="000000"/>
+              </w:pBdr>
+              <w:spacing w:after="40" w:before="40" w:line="240"/>
+              <w:ind w:left="80" w:right="80" w:firstLine="0" w:firstLineChars="0"/>
+              <w:rPr>
+                <w:rFonts w:ascii="Roboto Condensed" w:hAnsi="Helvetica" w:eastAsia="Helvetica" w:cs="Roboto Condensed"/>
+                <w:i w:val="false"/>
+                <w:b w:val="false"/>
+                <w:u w:val="none"/>
+                <w:strike w:val="false"/>
+                <w:sz w:val="24"/>
+                <w:szCs w:val="24"/>
+                <w:color w:val="000000"/>
+              </w:rPr>
+            </w:pPr>
+            <w:r>
+              <w:rPr>
+                <w:rFonts w:ascii="Roboto Condensed" w:hAnsi="Helvetica" w:eastAsia="Helvetica" w:cs="Roboto Condensed"/>
+                <w:i w:val="false"/>
+                <w:b w:val="false"/>
+                <w:u w:val="none"/>
+                <w:strike w:val="false"/>
                 <w:sz w:val="24"/>
                 <w:szCs w:val="24"/>
                 <w:color w:val="000000"/>
@@ -3182,32 +3234,33 @@
           </w:tcPr>
           <w:p>
             <w:pPr>
-              <w:pStyle w:val="Normal"/>
-              <w:jc w:val="right"/>
-              <w:pBdr>
-                <w:bottom w:val="none" w:sz="0" w:space="0" w:color="000000"/>
-                <w:top w:val="none" w:sz="0" w:space="0" w:color="000000"/>
-                <w:left w:val="none" w:sz="0" w:space="0" w:color="000000"/>
-                <w:right w:val="none" w:sz="0" w:space="0" w:color="000000"/>
-              </w:pBdr>
-              <w:spacing w:after="40" w:before="40" w:line="240"/>
-              <w:ind w:left="80" w:right="80" w:firstLine="0" w:firstLineChars="0"/>
-              <w:rPr>
-                <w:rFonts w:ascii="Roboto Condensed" w:hAnsi="Helvetica" w:eastAsia="Helvetica" w:cs="Roboto Condensed"/>
-                <w:i w:val="false"/>
-                <w:b w:val="false"/>
-                <w:u w:val="none"/>
-                <w:sz w:val="24"/>
-                <w:szCs w:val="24"/>
-                <w:color w:val="000000"/>
-              </w:rPr>
-            </w:pPr>
-            <w:r>
-              <w:rPr>
-                <w:rFonts w:ascii="Roboto Condensed" w:hAnsi="Helvetica" w:eastAsia="Helvetica" w:cs="Roboto Condensed"/>
-                <w:i w:val="false"/>
-                <w:b w:val="false"/>
-                <w:u w:val="none"/>
+              <w:jc w:val="right"/>
+              <w:pBdr>
+                <w:bottom w:val="none" w:sz="0" w:space="0" w:color="000000"/>
+                <w:top w:val="none" w:sz="0" w:space="0" w:color="000000"/>
+                <w:left w:val="none" w:sz="0" w:space="0" w:color="000000"/>
+                <w:right w:val="none" w:sz="0" w:space="0" w:color="000000"/>
+              </w:pBdr>
+              <w:spacing w:after="40" w:before="40" w:line="240"/>
+              <w:ind w:left="80" w:right="80" w:firstLine="0" w:firstLineChars="0"/>
+              <w:rPr>
+                <w:rFonts w:ascii="Roboto Condensed" w:hAnsi="Helvetica" w:eastAsia="Helvetica" w:cs="Roboto Condensed"/>
+                <w:i w:val="false"/>
+                <w:b w:val="false"/>
+                <w:u w:val="none"/>
+                <w:strike w:val="false"/>
+                <w:sz w:val="24"/>
+                <w:szCs w:val="24"/>
+                <w:color w:val="000000"/>
+              </w:rPr>
+            </w:pPr>
+            <w:r>
+              <w:rPr>
+                <w:rFonts w:ascii="Roboto Condensed" w:hAnsi="Helvetica" w:eastAsia="Helvetica" w:cs="Roboto Condensed"/>
+                <w:i w:val="false"/>
+                <w:b w:val="false"/>
+                <w:u w:val="none"/>
+                <w:strike w:val="false"/>
                 <w:sz w:val="24"/>
                 <w:szCs w:val="24"/>
                 <w:color w:val="000000"/>
@@ -3235,32 +3288,33 @@
           </w:tcPr>
           <w:p>
             <w:pPr>
-              <w:pStyle w:val="Normal"/>
-              <w:jc w:val="right"/>
-              <w:pBdr>
-                <w:bottom w:val="none" w:sz="0" w:space="0" w:color="000000"/>
-                <w:top w:val="none" w:sz="0" w:space="0" w:color="000000"/>
-                <w:left w:val="none" w:sz="0" w:space="0" w:color="000000"/>
-                <w:right w:val="none" w:sz="0" w:space="0" w:color="000000"/>
-              </w:pBdr>
-              <w:spacing w:after="40" w:before="40" w:line="240"/>
-              <w:ind w:left="80" w:right="80" w:firstLine="0" w:firstLineChars="0"/>
-              <w:rPr>
-                <w:rFonts w:ascii="Roboto Condensed" w:hAnsi="Helvetica" w:eastAsia="Helvetica" w:cs="Roboto Condensed"/>
-                <w:i w:val="false"/>
-                <w:b w:val="false"/>
-                <w:u w:val="none"/>
-                <w:sz w:val="24"/>
-                <w:szCs w:val="24"/>
-                <w:color w:val="000000"/>
-              </w:rPr>
-            </w:pPr>
-            <w:r>
-              <w:rPr>
-                <w:rFonts w:ascii="Roboto Condensed" w:hAnsi="Helvetica" w:eastAsia="Helvetica" w:cs="Roboto Condensed"/>
-                <w:i w:val="false"/>
-                <w:b w:val="false"/>
-                <w:u w:val="none"/>
+              <w:jc w:val="right"/>
+              <w:pBdr>
+                <w:bottom w:val="none" w:sz="0" w:space="0" w:color="000000"/>
+                <w:top w:val="none" w:sz="0" w:space="0" w:color="000000"/>
+                <w:left w:val="none" w:sz="0" w:space="0" w:color="000000"/>
+                <w:right w:val="none" w:sz="0" w:space="0" w:color="000000"/>
+              </w:pBdr>
+              <w:spacing w:after="40" w:before="40" w:line="240"/>
+              <w:ind w:left="80" w:right="80" w:firstLine="0" w:firstLineChars="0"/>
+              <w:rPr>
+                <w:rFonts w:ascii="Roboto Condensed" w:hAnsi="Helvetica" w:eastAsia="Helvetica" w:cs="Roboto Condensed"/>
+                <w:i w:val="false"/>
+                <w:b w:val="false"/>
+                <w:u w:val="none"/>
+                <w:strike w:val="false"/>
+                <w:sz w:val="24"/>
+                <w:szCs w:val="24"/>
+                <w:color w:val="000000"/>
+              </w:rPr>
+            </w:pPr>
+            <w:r>
+              <w:rPr>
+                <w:rFonts w:ascii="Roboto Condensed" w:hAnsi="Helvetica" w:eastAsia="Helvetica" w:cs="Roboto Condensed"/>
+                <w:i w:val="false"/>
+                <w:b w:val="false"/>
+                <w:u w:val="none"/>
+                <w:strike w:val="false"/>
                 <w:sz w:val="24"/>
                 <w:szCs w:val="24"/>
                 <w:color w:val="000000"/>
@@ -3288,32 +3342,33 @@
           </w:tcPr>
           <w:p>
             <w:pPr>
-              <w:pStyle w:val="Normal"/>
-              <w:jc w:val="right"/>
-              <w:pBdr>
-                <w:bottom w:val="none" w:sz="0" w:space="0" w:color="000000"/>
-                <w:top w:val="none" w:sz="0" w:space="0" w:color="000000"/>
-                <w:left w:val="none" w:sz="0" w:space="0" w:color="000000"/>
-                <w:right w:val="none" w:sz="0" w:space="0" w:color="000000"/>
-              </w:pBdr>
-              <w:spacing w:after="40" w:before="40" w:line="240"/>
-              <w:ind w:left="80" w:right="80" w:firstLine="0" w:firstLineChars="0"/>
-              <w:rPr>
-                <w:rFonts w:ascii="Roboto Condensed" w:hAnsi="Helvetica" w:eastAsia="Helvetica" w:cs="Roboto Condensed"/>
-                <w:i w:val="false"/>
-                <w:b w:val="false"/>
-                <w:u w:val="none"/>
-                <w:sz w:val="24"/>
-                <w:szCs w:val="24"/>
-                <w:color w:val="000000"/>
-              </w:rPr>
-            </w:pPr>
-            <w:r>
-              <w:rPr>
-                <w:rFonts w:ascii="Roboto Condensed" w:hAnsi="Helvetica" w:eastAsia="Helvetica" w:cs="Roboto Condensed"/>
-                <w:i w:val="false"/>
-                <w:b w:val="false"/>
-                <w:u w:val="none"/>
+              <w:jc w:val="right"/>
+              <w:pBdr>
+                <w:bottom w:val="none" w:sz="0" w:space="0" w:color="000000"/>
+                <w:top w:val="none" w:sz="0" w:space="0" w:color="000000"/>
+                <w:left w:val="none" w:sz="0" w:space="0" w:color="000000"/>
+                <w:right w:val="none" w:sz="0" w:space="0" w:color="000000"/>
+              </w:pBdr>
+              <w:spacing w:after="40" w:before="40" w:line="240"/>
+              <w:ind w:left="80" w:right="80" w:firstLine="0" w:firstLineChars="0"/>
+              <w:rPr>
+                <w:rFonts w:ascii="Roboto Condensed" w:hAnsi="Helvetica" w:eastAsia="Helvetica" w:cs="Roboto Condensed"/>
+                <w:i w:val="false"/>
+                <w:b w:val="false"/>
+                <w:u w:val="none"/>
+                <w:strike w:val="false"/>
+                <w:sz w:val="24"/>
+                <w:szCs w:val="24"/>
+                <w:color w:val="000000"/>
+              </w:rPr>
+            </w:pPr>
+            <w:r>
+              <w:rPr>
+                <w:rFonts w:ascii="Roboto Condensed" w:hAnsi="Helvetica" w:eastAsia="Helvetica" w:cs="Roboto Condensed"/>
+                <w:i w:val="false"/>
+                <w:b w:val="false"/>
+                <w:u w:val="none"/>
+                <w:strike w:val="false"/>
                 <w:sz w:val="24"/>
                 <w:szCs w:val="24"/>
                 <w:color w:val="000000"/>
@@ -3341,32 +3396,33 @@
           </w:tcPr>
           <w:p>
             <w:pPr>
-              <w:pStyle w:val="Normal"/>
-              <w:jc w:val="right"/>
-              <w:pBdr>
-                <w:bottom w:val="none" w:sz="0" w:space="0" w:color="000000"/>
-                <w:top w:val="none" w:sz="0" w:space="0" w:color="000000"/>
-                <w:left w:val="none" w:sz="0" w:space="0" w:color="000000"/>
-                <w:right w:val="none" w:sz="0" w:space="0" w:color="000000"/>
-              </w:pBdr>
-              <w:spacing w:after="40" w:before="40" w:line="240"/>
-              <w:ind w:left="80" w:right="80" w:firstLine="0" w:firstLineChars="0"/>
-              <w:rPr>
-                <w:rFonts w:ascii="Roboto Condensed" w:hAnsi="Helvetica" w:eastAsia="Helvetica" w:cs="Roboto Condensed"/>
-                <w:i w:val="false"/>
-                <w:b w:val="false"/>
-                <w:u w:val="none"/>
-                <w:sz w:val="24"/>
-                <w:szCs w:val="24"/>
-                <w:color w:val="000000"/>
-              </w:rPr>
-            </w:pPr>
-            <w:r>
-              <w:rPr>
-                <w:rFonts w:ascii="Roboto Condensed" w:hAnsi="Helvetica" w:eastAsia="Helvetica" w:cs="Roboto Condensed"/>
-                <w:i w:val="false"/>
-                <w:b w:val="false"/>
-                <w:u w:val="none"/>
+              <w:jc w:val="right"/>
+              <w:pBdr>
+                <w:bottom w:val="none" w:sz="0" w:space="0" w:color="000000"/>
+                <w:top w:val="none" w:sz="0" w:space="0" w:color="000000"/>
+                <w:left w:val="none" w:sz="0" w:space="0" w:color="000000"/>
+                <w:right w:val="none" w:sz="0" w:space="0" w:color="000000"/>
+              </w:pBdr>
+              <w:spacing w:after="40" w:before="40" w:line="240"/>
+              <w:ind w:left="80" w:right="80" w:firstLine="0" w:firstLineChars="0"/>
+              <w:rPr>
+                <w:rFonts w:ascii="Roboto Condensed" w:hAnsi="Helvetica" w:eastAsia="Helvetica" w:cs="Roboto Condensed"/>
+                <w:i w:val="false"/>
+                <w:b w:val="false"/>
+                <w:u w:val="none"/>
+                <w:strike w:val="false"/>
+                <w:sz w:val="24"/>
+                <w:szCs w:val="24"/>
+                <w:color w:val="000000"/>
+              </w:rPr>
+            </w:pPr>
+            <w:r>
+              <w:rPr>
+                <w:rFonts w:ascii="Roboto Condensed" w:hAnsi="Helvetica" w:eastAsia="Helvetica" w:cs="Roboto Condensed"/>
+                <w:i w:val="false"/>
+                <w:b w:val="false"/>
+                <w:u w:val="none"/>
+                <w:strike w:val="false"/>
                 <w:sz w:val="24"/>
                 <w:szCs w:val="24"/>
                 <w:color w:val="000000"/>
@@ -3401,7 +3457,6 @@
           </w:tcPr>
           <w:p>
             <w:pPr>
-              <w:pStyle w:val="Normal"/>
               <w:jc w:val="left"/>
               <w:pBdr>
                 <w:bottom w:val="none" w:sz="0" w:space="0" w:color="000000"/>
@@ -3416,17 +3471,19 @@
                 <w:i w:val="false"/>
                 <w:b w:val="false"/>
                 <w:u w:val="none"/>
-                <w:sz w:val="24"/>
-                <w:szCs w:val="24"/>
-                <w:color w:val="000000"/>
-              </w:rPr>
-            </w:pPr>
-            <w:r>
-              <w:rPr>
-                <w:rFonts w:ascii="Roboto Condensed" w:hAnsi="Helvetica" w:eastAsia="Helvetica" w:cs="Roboto Condensed"/>
-                <w:i w:val="false"/>
-                <w:b w:val="false"/>
-                <w:u w:val="none"/>
+                <w:strike w:val="false"/>
+                <w:sz w:val="24"/>
+                <w:szCs w:val="24"/>
+                <w:color w:val="000000"/>
+              </w:rPr>
+            </w:pPr>
+            <w:r>
+              <w:rPr>
+                <w:rFonts w:ascii="Roboto Condensed" w:hAnsi="Helvetica" w:eastAsia="Helvetica" w:cs="Roboto Condensed"/>
+                <w:i w:val="false"/>
+                <w:b w:val="false"/>
+                <w:u w:val="none"/>
+                <w:strike w:val="false"/>
                 <w:sz w:val="24"/>
                 <w:szCs w:val="24"/>
                 <w:color w:val="000000"/>
@@ -3455,7 +3512,6 @@
           </w:tcPr>
           <w:p>
             <w:pPr>
-              <w:pStyle w:val="Normal"/>
               <w:jc w:val="left"/>
               <w:pBdr>
                 <w:bottom w:val="none" w:sz="0" w:space="0" w:color="000000"/>
@@ -3470,17 +3526,19 @@
                 <w:i w:val="false"/>
                 <w:b w:val="false"/>
                 <w:u w:val="none"/>
-                <w:sz w:val="24"/>
-                <w:szCs w:val="24"/>
-                <w:color w:val="000000"/>
-              </w:rPr>
-            </w:pPr>
-            <w:r>
-              <w:rPr>
-                <w:rFonts w:ascii="Roboto Condensed" w:hAnsi="Helvetica" w:eastAsia="Helvetica" w:cs="Roboto Condensed"/>
-                <w:i w:val="false"/>
-                <w:b w:val="false"/>
-                <w:u w:val="none"/>
+                <w:strike w:val="false"/>
+                <w:sz w:val="24"/>
+                <w:szCs w:val="24"/>
+                <w:color w:val="000000"/>
+              </w:rPr>
+            </w:pPr>
+            <w:r>
+              <w:rPr>
+                <w:rFonts w:ascii="Roboto Condensed" w:hAnsi="Helvetica" w:eastAsia="Helvetica" w:cs="Roboto Condensed"/>
+                <w:i w:val="false"/>
+                <w:b w:val="false"/>
+                <w:u w:val="none"/>
+                <w:strike w:val="false"/>
                 <w:sz w:val="24"/>
                 <w:szCs w:val="24"/>
                 <w:color w:val="000000"/>
@@ -3508,7 +3566,6 @@
           </w:tcPr>
           <w:p>
             <w:pPr>
-              <w:pStyle w:val="Normal"/>
               <w:jc w:val="left"/>
               <w:pBdr>
                 <w:bottom w:val="none" w:sz="0" w:space="0" w:color="000000"/>
@@ -3523,17 +3580,19 @@
                 <w:i w:val="false"/>
                 <w:b w:val="false"/>
                 <w:u w:val="none"/>
-                <w:sz w:val="24"/>
-                <w:szCs w:val="24"/>
-                <w:color w:val="000000"/>
-              </w:rPr>
-            </w:pPr>
-            <w:r>
-              <w:rPr>
-                <w:rFonts w:ascii="Roboto Condensed" w:hAnsi="Helvetica" w:eastAsia="Helvetica" w:cs="Roboto Condensed"/>
-                <w:i w:val="false"/>
-                <w:b w:val="false"/>
-                <w:u w:val="none"/>
+                <w:strike w:val="false"/>
+                <w:sz w:val="24"/>
+                <w:szCs w:val="24"/>
+                <w:color w:val="000000"/>
+              </w:rPr>
+            </w:pPr>
+            <w:r>
+              <w:rPr>
+                <w:rFonts w:ascii="Roboto Condensed" w:hAnsi="Helvetica" w:eastAsia="Helvetica" w:cs="Roboto Condensed"/>
+                <w:i w:val="false"/>
+                <w:b w:val="false"/>
+                <w:u w:val="none"/>
+                <w:strike w:val="false"/>
                 <w:sz w:val="24"/>
                 <w:szCs w:val="24"/>
                 <w:color w:val="000000"/>
@@ -3561,32 +3620,33 @@
           </w:tcPr>
           <w:p>
             <w:pPr>
-              <w:pStyle w:val="Normal"/>
-              <w:jc w:val="right"/>
-              <w:pBdr>
-                <w:bottom w:val="none" w:sz="0" w:space="0" w:color="000000"/>
-                <w:top w:val="none" w:sz="0" w:space="0" w:color="000000"/>
-                <w:left w:val="none" w:sz="0" w:space="0" w:color="000000"/>
-                <w:right w:val="none" w:sz="0" w:space="0" w:color="000000"/>
-              </w:pBdr>
-              <w:spacing w:after="40" w:before="40" w:line="240"/>
-              <w:ind w:left="80" w:right="80" w:firstLine="0" w:firstLineChars="0"/>
-              <w:rPr>
-                <w:rFonts w:ascii="Roboto Condensed" w:hAnsi="Helvetica" w:eastAsia="Helvetica" w:cs="Roboto Condensed"/>
-                <w:i w:val="false"/>
-                <w:b w:val="false"/>
-                <w:u w:val="none"/>
-                <w:sz w:val="24"/>
-                <w:szCs w:val="24"/>
-                <w:color w:val="000000"/>
-              </w:rPr>
-            </w:pPr>
-            <w:r>
-              <w:rPr>
-                <w:rFonts w:ascii="Roboto Condensed" w:hAnsi="Helvetica" w:eastAsia="Helvetica" w:cs="Roboto Condensed"/>
-                <w:i w:val="false"/>
-                <w:b w:val="false"/>
-                <w:u w:val="none"/>
+              <w:jc w:val="right"/>
+              <w:pBdr>
+                <w:bottom w:val="none" w:sz="0" w:space="0" w:color="000000"/>
+                <w:top w:val="none" w:sz="0" w:space="0" w:color="000000"/>
+                <w:left w:val="none" w:sz="0" w:space="0" w:color="000000"/>
+                <w:right w:val="none" w:sz="0" w:space="0" w:color="000000"/>
+              </w:pBdr>
+              <w:spacing w:after="40" w:before="40" w:line="240"/>
+              <w:ind w:left="80" w:right="80" w:firstLine="0" w:firstLineChars="0"/>
+              <w:rPr>
+                <w:rFonts w:ascii="Roboto Condensed" w:hAnsi="Helvetica" w:eastAsia="Helvetica" w:cs="Roboto Condensed"/>
+                <w:i w:val="false"/>
+                <w:b w:val="false"/>
+                <w:u w:val="none"/>
+                <w:strike w:val="false"/>
+                <w:sz w:val="24"/>
+                <w:szCs w:val="24"/>
+                <w:color w:val="000000"/>
+              </w:rPr>
+            </w:pPr>
+            <w:r>
+              <w:rPr>
+                <w:rFonts w:ascii="Roboto Condensed" w:hAnsi="Helvetica" w:eastAsia="Helvetica" w:cs="Roboto Condensed"/>
+                <w:i w:val="false"/>
+                <w:b w:val="false"/>
+                <w:u w:val="none"/>
+                <w:strike w:val="false"/>
                 <w:sz w:val="24"/>
                 <w:szCs w:val="24"/>
                 <w:color w:val="000000"/>
@@ -3614,32 +3674,33 @@
           </w:tcPr>
           <w:p>
             <w:pPr>
-              <w:pStyle w:val="Normal"/>
-              <w:jc w:val="right"/>
-              <w:pBdr>
-                <w:bottom w:val="none" w:sz="0" w:space="0" w:color="000000"/>
-                <w:top w:val="none" w:sz="0" w:space="0" w:color="000000"/>
-                <w:left w:val="none" w:sz="0" w:space="0" w:color="000000"/>
-                <w:right w:val="none" w:sz="0" w:space="0" w:color="000000"/>
-              </w:pBdr>
-              <w:spacing w:after="40" w:before="40" w:line="240"/>
-              <w:ind w:left="80" w:right="80" w:firstLine="0" w:firstLineChars="0"/>
-              <w:rPr>
-                <w:rFonts w:ascii="Roboto Condensed" w:hAnsi="Helvetica" w:eastAsia="Helvetica" w:cs="Roboto Condensed"/>
-                <w:i w:val="false"/>
-                <w:b w:val="false"/>
-                <w:u w:val="none"/>
-                <w:sz w:val="24"/>
-                <w:szCs w:val="24"/>
-                <w:color w:val="000000"/>
-              </w:rPr>
-            </w:pPr>
-            <w:r>
-              <w:rPr>
-                <w:rFonts w:ascii="Roboto Condensed" w:hAnsi="Helvetica" w:eastAsia="Helvetica" w:cs="Roboto Condensed"/>
-                <w:i w:val="false"/>
-                <w:b w:val="false"/>
-                <w:u w:val="none"/>
+              <w:jc w:val="right"/>
+              <w:pBdr>
+                <w:bottom w:val="none" w:sz="0" w:space="0" w:color="000000"/>
+                <w:top w:val="none" w:sz="0" w:space="0" w:color="000000"/>
+                <w:left w:val="none" w:sz="0" w:space="0" w:color="000000"/>
+                <w:right w:val="none" w:sz="0" w:space="0" w:color="000000"/>
+              </w:pBdr>
+              <w:spacing w:after="40" w:before="40" w:line="240"/>
+              <w:ind w:left="80" w:right="80" w:firstLine="0" w:firstLineChars="0"/>
+              <w:rPr>
+                <w:rFonts w:ascii="Roboto Condensed" w:hAnsi="Helvetica" w:eastAsia="Helvetica" w:cs="Roboto Condensed"/>
+                <w:i w:val="false"/>
+                <w:b w:val="false"/>
+                <w:u w:val="none"/>
+                <w:strike w:val="false"/>
+                <w:sz w:val="24"/>
+                <w:szCs w:val="24"/>
+                <w:color w:val="000000"/>
+              </w:rPr>
+            </w:pPr>
+            <w:r>
+              <w:rPr>
+                <w:rFonts w:ascii="Roboto Condensed" w:hAnsi="Helvetica" w:eastAsia="Helvetica" w:cs="Roboto Condensed"/>
+                <w:i w:val="false"/>
+                <w:b w:val="false"/>
+                <w:u w:val="none"/>
+                <w:strike w:val="false"/>
                 <w:sz w:val="24"/>
                 <w:szCs w:val="24"/>
                 <w:color w:val="000000"/>
@@ -3667,32 +3728,33 @@
           </w:tcPr>
           <w:p>
             <w:pPr>
-              <w:pStyle w:val="Normal"/>
-              <w:jc w:val="right"/>
-              <w:pBdr>
-                <w:bottom w:val="none" w:sz="0" w:space="0" w:color="000000"/>
-                <w:top w:val="none" w:sz="0" w:space="0" w:color="000000"/>
-                <w:left w:val="none" w:sz="0" w:space="0" w:color="000000"/>
-                <w:right w:val="none" w:sz="0" w:space="0" w:color="000000"/>
-              </w:pBdr>
-              <w:spacing w:after="40" w:before="40" w:line="240"/>
-              <w:ind w:left="80" w:right="80" w:firstLine="0" w:firstLineChars="0"/>
-              <w:rPr>
-                <w:rFonts w:ascii="Roboto Condensed" w:hAnsi="Helvetica" w:eastAsia="Helvetica" w:cs="Roboto Condensed"/>
-                <w:i w:val="false"/>
-                <w:b w:val="false"/>
-                <w:u w:val="none"/>
-                <w:sz w:val="24"/>
-                <w:szCs w:val="24"/>
-                <w:color w:val="000000"/>
-              </w:rPr>
-            </w:pPr>
-            <w:r>
-              <w:rPr>
-                <w:rFonts w:ascii="Roboto Condensed" w:hAnsi="Helvetica" w:eastAsia="Helvetica" w:cs="Roboto Condensed"/>
-                <w:i w:val="false"/>
-                <w:b w:val="false"/>
-                <w:u w:val="none"/>
+              <w:jc w:val="right"/>
+              <w:pBdr>
+                <w:bottom w:val="none" w:sz="0" w:space="0" w:color="000000"/>
+                <w:top w:val="none" w:sz="0" w:space="0" w:color="000000"/>
+                <w:left w:val="none" w:sz="0" w:space="0" w:color="000000"/>
+                <w:right w:val="none" w:sz="0" w:space="0" w:color="000000"/>
+              </w:pBdr>
+              <w:spacing w:after="40" w:before="40" w:line="240"/>
+              <w:ind w:left="80" w:right="80" w:firstLine="0" w:firstLineChars="0"/>
+              <w:rPr>
+                <w:rFonts w:ascii="Roboto Condensed" w:hAnsi="Helvetica" w:eastAsia="Helvetica" w:cs="Roboto Condensed"/>
+                <w:i w:val="false"/>
+                <w:b w:val="false"/>
+                <w:u w:val="none"/>
+                <w:strike w:val="false"/>
+                <w:sz w:val="24"/>
+                <w:szCs w:val="24"/>
+                <w:color w:val="000000"/>
+              </w:rPr>
+            </w:pPr>
+            <w:r>
+              <w:rPr>
+                <w:rFonts w:ascii="Roboto Condensed" w:hAnsi="Helvetica" w:eastAsia="Helvetica" w:cs="Roboto Condensed"/>
+                <w:i w:val="false"/>
+                <w:b w:val="false"/>
+                <w:u w:val="none"/>
+                <w:strike w:val="false"/>
                 <w:sz w:val="24"/>
                 <w:szCs w:val="24"/>
                 <w:color w:val="000000"/>
@@ -3720,32 +3782,33 @@
           </w:tcPr>
           <w:p>
             <w:pPr>
-              <w:pStyle w:val="Normal"/>
-              <w:jc w:val="right"/>
-              <w:pBdr>
-                <w:bottom w:val="none" w:sz="0" w:space="0" w:color="000000"/>
-                <w:top w:val="none" w:sz="0" w:space="0" w:color="000000"/>
-                <w:left w:val="none" w:sz="0" w:space="0" w:color="000000"/>
-                <w:right w:val="none" w:sz="0" w:space="0" w:color="000000"/>
-              </w:pBdr>
-              <w:spacing w:after="40" w:before="40" w:line="240"/>
-              <w:ind w:left="80" w:right="80" w:firstLine="0" w:firstLineChars="0"/>
-              <w:rPr>
-                <w:rFonts w:ascii="Roboto Condensed" w:hAnsi="Helvetica" w:eastAsia="Helvetica" w:cs="Roboto Condensed"/>
-                <w:i w:val="false"/>
-                <w:b w:val="false"/>
-                <w:u w:val="none"/>
-                <w:sz w:val="24"/>
-                <w:szCs w:val="24"/>
-                <w:color w:val="000000"/>
-              </w:rPr>
-            </w:pPr>
-            <w:r>
-              <w:rPr>
-                <w:rFonts w:ascii="Roboto Condensed" w:hAnsi="Helvetica" w:eastAsia="Helvetica" w:cs="Roboto Condensed"/>
-                <w:i w:val="false"/>
-                <w:b w:val="false"/>
-                <w:u w:val="none"/>
+              <w:jc w:val="right"/>
+              <w:pBdr>
+                <w:bottom w:val="none" w:sz="0" w:space="0" w:color="000000"/>
+                <w:top w:val="none" w:sz="0" w:space="0" w:color="000000"/>
+                <w:left w:val="none" w:sz="0" w:space="0" w:color="000000"/>
+                <w:right w:val="none" w:sz="0" w:space="0" w:color="000000"/>
+              </w:pBdr>
+              <w:spacing w:after="40" w:before="40" w:line="240"/>
+              <w:ind w:left="80" w:right="80" w:firstLine="0" w:firstLineChars="0"/>
+              <w:rPr>
+                <w:rFonts w:ascii="Roboto Condensed" w:hAnsi="Helvetica" w:eastAsia="Helvetica" w:cs="Roboto Condensed"/>
+                <w:i w:val="false"/>
+                <w:b w:val="false"/>
+                <w:u w:val="none"/>
+                <w:strike w:val="false"/>
+                <w:sz w:val="24"/>
+                <w:szCs w:val="24"/>
+                <w:color w:val="000000"/>
+              </w:rPr>
+            </w:pPr>
+            <w:r>
+              <w:rPr>
+                <w:rFonts w:ascii="Roboto Condensed" w:hAnsi="Helvetica" w:eastAsia="Helvetica" w:cs="Roboto Condensed"/>
+                <w:i w:val="false"/>
+                <w:b w:val="false"/>
+                <w:u w:val="none"/>
+                <w:strike w:val="false"/>
                 <w:sz w:val="24"/>
                 <w:szCs w:val="24"/>
                 <w:color w:val="000000"/>
@@ -3773,32 +3836,33 @@
           </w:tcPr>
           <w:p>
             <w:pPr>
-              <w:pStyle w:val="Normal"/>
-              <w:jc w:val="right"/>
-              <w:pBdr>
-                <w:bottom w:val="none" w:sz="0" w:space="0" w:color="000000"/>
-                <w:top w:val="none" w:sz="0" w:space="0" w:color="000000"/>
-                <w:left w:val="none" w:sz="0" w:space="0" w:color="000000"/>
-                <w:right w:val="none" w:sz="0" w:space="0" w:color="000000"/>
-              </w:pBdr>
-              <w:spacing w:after="40" w:before="40" w:line="240"/>
-              <w:ind w:left="80" w:right="80" w:firstLine="0" w:firstLineChars="0"/>
-              <w:rPr>
-                <w:rFonts w:ascii="Roboto Condensed" w:hAnsi="Helvetica" w:eastAsia="Helvetica" w:cs="Roboto Condensed"/>
-                <w:i w:val="false"/>
-                <w:b w:val="false"/>
-                <w:u w:val="none"/>
-                <w:sz w:val="24"/>
-                <w:szCs w:val="24"/>
-                <w:color w:val="000000"/>
-              </w:rPr>
-            </w:pPr>
-            <w:r>
-              <w:rPr>
-                <w:rFonts w:ascii="Roboto Condensed" w:hAnsi="Helvetica" w:eastAsia="Helvetica" w:cs="Roboto Condensed"/>
-                <w:i w:val="false"/>
-                <w:b w:val="false"/>
-                <w:u w:val="none"/>
+              <w:jc w:val="right"/>
+              <w:pBdr>
+                <w:bottom w:val="none" w:sz="0" w:space="0" w:color="000000"/>
+                <w:top w:val="none" w:sz="0" w:space="0" w:color="000000"/>
+                <w:left w:val="none" w:sz="0" w:space="0" w:color="000000"/>
+                <w:right w:val="none" w:sz="0" w:space="0" w:color="000000"/>
+              </w:pBdr>
+              <w:spacing w:after="40" w:before="40" w:line="240"/>
+              <w:ind w:left="80" w:right="80" w:firstLine="0" w:firstLineChars="0"/>
+              <w:rPr>
+                <w:rFonts w:ascii="Roboto Condensed" w:hAnsi="Helvetica" w:eastAsia="Helvetica" w:cs="Roboto Condensed"/>
+                <w:i w:val="false"/>
+                <w:b w:val="false"/>
+                <w:u w:val="none"/>
+                <w:strike w:val="false"/>
+                <w:sz w:val="24"/>
+                <w:szCs w:val="24"/>
+                <w:color w:val="000000"/>
+              </w:rPr>
+            </w:pPr>
+            <w:r>
+              <w:rPr>
+                <w:rFonts w:ascii="Roboto Condensed" w:hAnsi="Helvetica" w:eastAsia="Helvetica" w:cs="Roboto Condensed"/>
+                <w:i w:val="false"/>
+                <w:b w:val="false"/>
+                <w:u w:val="none"/>
+                <w:strike w:val="false"/>
                 <w:sz w:val="24"/>
                 <w:szCs w:val="24"/>
                 <w:color w:val="000000"/>
@@ -3826,32 +3890,33 @@
           </w:tcPr>
           <w:p>
             <w:pPr>
-              <w:pStyle w:val="Normal"/>
-              <w:jc w:val="right"/>
-              <w:pBdr>
-                <w:bottom w:val="none" w:sz="0" w:space="0" w:color="000000"/>
-                <w:top w:val="none" w:sz="0" w:space="0" w:color="000000"/>
-                <w:left w:val="none" w:sz="0" w:space="0" w:color="000000"/>
-                <w:right w:val="none" w:sz="0" w:space="0" w:color="000000"/>
-              </w:pBdr>
-              <w:spacing w:after="40" w:before="40" w:line="240"/>
-              <w:ind w:left="80" w:right="80" w:firstLine="0" w:firstLineChars="0"/>
-              <w:rPr>
-                <w:rFonts w:ascii="Roboto Condensed" w:hAnsi="Helvetica" w:eastAsia="Helvetica" w:cs="Roboto Condensed"/>
-                <w:i w:val="false"/>
-                <w:b w:val="false"/>
-                <w:u w:val="none"/>
-                <w:sz w:val="24"/>
-                <w:szCs w:val="24"/>
-                <w:color w:val="000000"/>
-              </w:rPr>
-            </w:pPr>
-            <w:r>
-              <w:rPr>
-                <w:rFonts w:ascii="Roboto Condensed" w:hAnsi="Helvetica" w:eastAsia="Helvetica" w:cs="Roboto Condensed"/>
-                <w:i w:val="false"/>
-                <w:b w:val="false"/>
-                <w:u w:val="none"/>
+              <w:jc w:val="right"/>
+              <w:pBdr>
+                <w:bottom w:val="none" w:sz="0" w:space="0" w:color="000000"/>
+                <w:top w:val="none" w:sz="0" w:space="0" w:color="000000"/>
+                <w:left w:val="none" w:sz="0" w:space="0" w:color="000000"/>
+                <w:right w:val="none" w:sz="0" w:space="0" w:color="000000"/>
+              </w:pBdr>
+              <w:spacing w:after="40" w:before="40" w:line="240"/>
+              <w:ind w:left="80" w:right="80" w:firstLine="0" w:firstLineChars="0"/>
+              <w:rPr>
+                <w:rFonts w:ascii="Roboto Condensed" w:hAnsi="Helvetica" w:eastAsia="Helvetica" w:cs="Roboto Condensed"/>
+                <w:i w:val="false"/>
+                <w:b w:val="false"/>
+                <w:u w:val="none"/>
+                <w:strike w:val="false"/>
+                <w:sz w:val="24"/>
+                <w:szCs w:val="24"/>
+                <w:color w:val="000000"/>
+              </w:rPr>
+            </w:pPr>
+            <w:r>
+              <w:rPr>
+                <w:rFonts w:ascii="Roboto Condensed" w:hAnsi="Helvetica" w:eastAsia="Helvetica" w:cs="Roboto Condensed"/>
+                <w:i w:val="false"/>
+                <w:b w:val="false"/>
+                <w:u w:val="none"/>
+                <w:strike w:val="false"/>
                 <w:sz w:val="24"/>
                 <w:szCs w:val="24"/>
                 <w:color w:val="000000"/>
@@ -3886,7 +3951,6 @@
           </w:tcPr>
           <w:p>
             <w:pPr>
-              <w:pStyle w:val="Normal"/>
               <w:jc w:val="left"/>
               <w:pBdr>
                 <w:bottom w:val="none" w:sz="0" w:space="0" w:color="000000"/>
@@ -3901,6 +3965,7 @@
                 <w:i w:val="false"/>
                 <w:b w:val="false"/>
                 <w:u w:val="none"/>
+                <w:strike w:val="false"/>
                 <w:sz w:val="24"/>
                 <w:szCs w:val="24"/>
                 <w:color w:val="000000"/>
@@ -3928,7 +3993,6 @@
           </w:tcPr>
           <w:p>
             <w:pPr>
-              <w:pStyle w:val="Normal"/>
               <w:jc w:val="left"/>
               <w:pBdr>
                 <w:bottom w:val="none" w:sz="0" w:space="0" w:color="000000"/>
@@ -3943,33 +4007,33 @@
                 <w:i w:val="false"/>
                 <w:b w:val="false"/>
                 <w:u w:val="none"/>
-                <w:sz w:val="24"/>
-                <w:szCs w:val="24"/>
-                <w:color w:val="000000"/>
-              </w:rPr>
-            </w:pPr>
-          </w:p>
-        </w:tc>
-        <w:tc>
-          <w:tcPr>
-            <w:tcBorders>
-              <w:bottom w:val="single" w:sz="4" w:space="0" w:color="A6A6A6"/>
-              <w:top w:val="single" w:sz="4" w:space="0" w:color="A6A6A6"/>
-              <w:left w:val="single" w:sz="4" w:space="0" w:color="A6A6A6"/>
-              <w:right w:val="single" w:sz="4" w:space="0" w:color="A6A6A6"/>
-            </w:tcBorders>
-            <w:shd w:val="clear" w:color="auto" w:fill="F2F2F2"/>
-            <w:tcMar>
-              <w:top w:w="0" w:type="dxa"/>
-              <w:bottom w:w="0" w:type="dxa"/>
-              <w:left w:w="0" w:type="dxa"/>
-              <w:right w:w="0" w:type="dxa"/>
-            </w:tcMar>
-            <w:vAlign w:val="center"/>
-          </w:tcPr>
-          <w:p>
-            <w:pPr>
-              <w:pStyle w:val="Normal"/>
+                <w:strike w:val="false"/>
+                <w:sz w:val="24"/>
+                <w:szCs w:val="24"/>
+                <w:color w:val="000000"/>
+              </w:rPr>
+            </w:pPr>
+          </w:p>
+        </w:tc>
+        <w:tc>
+          <w:tcPr>
+            <w:tcBorders>
+              <w:bottom w:val="single" w:sz="4" w:space="0" w:color="A6A6A6"/>
+              <w:top w:val="single" w:sz="4" w:space="0" w:color="A6A6A6"/>
+              <w:left w:val="single" w:sz="4" w:space="0" w:color="A6A6A6"/>
+              <w:right w:val="single" w:sz="4" w:space="0" w:color="A6A6A6"/>
+            </w:tcBorders>
+            <w:shd w:val="clear" w:color="auto" w:fill="F2F2F2"/>
+            <w:tcMar>
+              <w:top w:w="0" w:type="dxa"/>
+              <w:bottom w:w="0" w:type="dxa"/>
+              <w:left w:w="0" w:type="dxa"/>
+              <w:right w:w="0" w:type="dxa"/>
+            </w:tcMar>
+            <w:vAlign w:val="center"/>
+          </w:tcPr>
+          <w:p>
+            <w:pPr>
               <w:jc w:val="left"/>
               <w:pBdr>
                 <w:bottom w:val="none" w:sz="0" w:space="0" w:color="000000"/>
@@ -3984,17 +4048,19 @@
                 <w:i w:val="false"/>
                 <w:b w:val="false"/>
                 <w:u w:val="none"/>
-                <w:sz w:val="24"/>
-                <w:szCs w:val="24"/>
-                <w:color w:val="000000"/>
-              </w:rPr>
-            </w:pPr>
-            <w:r>
-              <w:rPr>
-                <w:rFonts w:ascii="Roboto Condensed" w:hAnsi="Helvetica" w:eastAsia="Helvetica" w:cs="Roboto Condensed"/>
-                <w:i w:val="false"/>
-                <w:b w:val="false"/>
-                <w:u w:val="none"/>
+                <w:strike w:val="false"/>
+                <w:sz w:val="24"/>
+                <w:szCs w:val="24"/>
+                <w:color w:val="000000"/>
+              </w:rPr>
+            </w:pPr>
+            <w:r>
+              <w:rPr>
+                <w:rFonts w:ascii="Roboto Condensed" w:hAnsi="Helvetica" w:eastAsia="Helvetica" w:cs="Roboto Condensed"/>
+                <w:i w:val="false"/>
+                <w:b w:val="false"/>
+                <w:u w:val="none"/>
+                <w:strike w:val="false"/>
                 <w:sz w:val="24"/>
                 <w:szCs w:val="24"/>
                 <w:color w:val="000000"/>
@@ -4022,32 +4088,33 @@
           </w:tcPr>
           <w:p>
             <w:pPr>
-              <w:pStyle w:val="Normal"/>
-              <w:jc w:val="right"/>
-              <w:pBdr>
-                <w:bottom w:val="none" w:sz="0" w:space="0" w:color="000000"/>
-                <w:top w:val="none" w:sz="0" w:space="0" w:color="000000"/>
-                <w:left w:val="none" w:sz="0" w:space="0" w:color="000000"/>
-                <w:right w:val="none" w:sz="0" w:space="0" w:color="000000"/>
-              </w:pBdr>
-              <w:spacing w:after="40" w:before="40" w:line="240"/>
-              <w:ind w:left="80" w:right="80" w:firstLine="0" w:firstLineChars="0"/>
-              <w:rPr>
-                <w:rFonts w:ascii="Roboto Condensed" w:hAnsi="Helvetica" w:eastAsia="Helvetica" w:cs="Roboto Condensed"/>
-                <w:i w:val="false"/>
-                <w:b w:val="false"/>
-                <w:u w:val="none"/>
-                <w:sz w:val="24"/>
-                <w:szCs w:val="24"/>
-                <w:color w:val="000000"/>
-              </w:rPr>
-            </w:pPr>
-            <w:r>
-              <w:rPr>
-                <w:rFonts w:ascii="Roboto Condensed" w:hAnsi="Helvetica" w:eastAsia="Helvetica" w:cs="Roboto Condensed"/>
-                <w:i w:val="false"/>
-                <w:b w:val="false"/>
-                <w:u w:val="none"/>
+              <w:jc w:val="right"/>
+              <w:pBdr>
+                <w:bottom w:val="none" w:sz="0" w:space="0" w:color="000000"/>
+                <w:top w:val="none" w:sz="0" w:space="0" w:color="000000"/>
+                <w:left w:val="none" w:sz="0" w:space="0" w:color="000000"/>
+                <w:right w:val="none" w:sz="0" w:space="0" w:color="000000"/>
+              </w:pBdr>
+              <w:spacing w:after="40" w:before="40" w:line="240"/>
+              <w:ind w:left="80" w:right="80" w:firstLine="0" w:firstLineChars="0"/>
+              <w:rPr>
+                <w:rFonts w:ascii="Roboto Condensed" w:hAnsi="Helvetica" w:eastAsia="Helvetica" w:cs="Roboto Condensed"/>
+                <w:i w:val="false"/>
+                <w:b w:val="false"/>
+                <w:u w:val="none"/>
+                <w:strike w:val="false"/>
+                <w:sz w:val="24"/>
+                <w:szCs w:val="24"/>
+                <w:color w:val="000000"/>
+              </w:rPr>
+            </w:pPr>
+            <w:r>
+              <w:rPr>
+                <w:rFonts w:ascii="Roboto Condensed" w:hAnsi="Helvetica" w:eastAsia="Helvetica" w:cs="Roboto Condensed"/>
+                <w:i w:val="false"/>
+                <w:b w:val="false"/>
+                <w:u w:val="none"/>
+                <w:strike w:val="false"/>
                 <w:sz w:val="24"/>
                 <w:szCs w:val="24"/>
                 <w:color w:val="000000"/>
@@ -4075,32 +4142,33 @@
           </w:tcPr>
           <w:p>
             <w:pPr>
-              <w:pStyle w:val="Normal"/>
-              <w:jc w:val="right"/>
-              <w:pBdr>
-                <w:bottom w:val="none" w:sz="0" w:space="0" w:color="000000"/>
-                <w:top w:val="none" w:sz="0" w:space="0" w:color="000000"/>
-                <w:left w:val="none" w:sz="0" w:space="0" w:color="000000"/>
-                <w:right w:val="none" w:sz="0" w:space="0" w:color="000000"/>
-              </w:pBdr>
-              <w:spacing w:after="40" w:before="40" w:line="240"/>
-              <w:ind w:left="80" w:right="80" w:firstLine="0" w:firstLineChars="0"/>
-              <w:rPr>
-                <w:rFonts w:ascii="Roboto Condensed" w:hAnsi="Helvetica" w:eastAsia="Helvetica" w:cs="Roboto Condensed"/>
-                <w:i w:val="false"/>
-                <w:b w:val="false"/>
-                <w:u w:val="none"/>
-                <w:sz w:val="24"/>
-                <w:szCs w:val="24"/>
-                <w:color w:val="000000"/>
-              </w:rPr>
-            </w:pPr>
-            <w:r>
-              <w:rPr>
-                <w:rFonts w:ascii="Roboto Condensed" w:hAnsi="Helvetica" w:eastAsia="Helvetica" w:cs="Roboto Condensed"/>
-                <w:i w:val="false"/>
-                <w:b w:val="false"/>
-                <w:u w:val="none"/>
+              <w:jc w:val="right"/>
+              <w:pBdr>
+                <w:bottom w:val="none" w:sz="0" w:space="0" w:color="000000"/>
+                <w:top w:val="none" w:sz="0" w:space="0" w:color="000000"/>
+                <w:left w:val="none" w:sz="0" w:space="0" w:color="000000"/>
+                <w:right w:val="none" w:sz="0" w:space="0" w:color="000000"/>
+              </w:pBdr>
+              <w:spacing w:after="40" w:before="40" w:line="240"/>
+              <w:ind w:left="80" w:right="80" w:firstLine="0" w:firstLineChars="0"/>
+              <w:rPr>
+                <w:rFonts w:ascii="Roboto Condensed" w:hAnsi="Helvetica" w:eastAsia="Helvetica" w:cs="Roboto Condensed"/>
+                <w:i w:val="false"/>
+                <w:b w:val="false"/>
+                <w:u w:val="none"/>
+                <w:strike w:val="false"/>
+                <w:sz w:val="24"/>
+                <w:szCs w:val="24"/>
+                <w:color w:val="000000"/>
+              </w:rPr>
+            </w:pPr>
+            <w:r>
+              <w:rPr>
+                <w:rFonts w:ascii="Roboto Condensed" w:hAnsi="Helvetica" w:eastAsia="Helvetica" w:cs="Roboto Condensed"/>
+                <w:i w:val="false"/>
+                <w:b w:val="false"/>
+                <w:u w:val="none"/>
+                <w:strike w:val="false"/>
                 <w:sz w:val="24"/>
                 <w:szCs w:val="24"/>
                 <w:color w:val="000000"/>
@@ -4128,32 +4196,33 @@
           </w:tcPr>
           <w:p>
             <w:pPr>
-              <w:pStyle w:val="Normal"/>
-              <w:jc w:val="right"/>
-              <w:pBdr>
-                <w:bottom w:val="none" w:sz="0" w:space="0" w:color="000000"/>
-                <w:top w:val="none" w:sz="0" w:space="0" w:color="000000"/>
-                <w:left w:val="none" w:sz="0" w:space="0" w:color="000000"/>
-                <w:right w:val="none" w:sz="0" w:space="0" w:color="000000"/>
-              </w:pBdr>
-              <w:spacing w:after="40" w:before="40" w:line="240"/>
-              <w:ind w:left="80" w:right="80" w:firstLine="0" w:firstLineChars="0"/>
-              <w:rPr>
-                <w:rFonts w:ascii="Roboto Condensed" w:hAnsi="Helvetica" w:eastAsia="Helvetica" w:cs="Roboto Condensed"/>
-                <w:i w:val="false"/>
-                <w:b w:val="false"/>
-                <w:u w:val="none"/>
-                <w:sz w:val="24"/>
-                <w:szCs w:val="24"/>
-                <w:color w:val="000000"/>
-              </w:rPr>
-            </w:pPr>
-            <w:r>
-              <w:rPr>
-                <w:rFonts w:ascii="Roboto Condensed" w:hAnsi="Helvetica" w:eastAsia="Helvetica" w:cs="Roboto Condensed"/>
-                <w:i w:val="false"/>
-                <w:b w:val="false"/>
-                <w:u w:val="none"/>
+              <w:jc w:val="right"/>
+              <w:pBdr>
+                <w:bottom w:val="none" w:sz="0" w:space="0" w:color="000000"/>
+                <w:top w:val="none" w:sz="0" w:space="0" w:color="000000"/>
+                <w:left w:val="none" w:sz="0" w:space="0" w:color="000000"/>
+                <w:right w:val="none" w:sz="0" w:space="0" w:color="000000"/>
+              </w:pBdr>
+              <w:spacing w:after="40" w:before="40" w:line="240"/>
+              <w:ind w:left="80" w:right="80" w:firstLine="0" w:firstLineChars="0"/>
+              <w:rPr>
+                <w:rFonts w:ascii="Roboto Condensed" w:hAnsi="Helvetica" w:eastAsia="Helvetica" w:cs="Roboto Condensed"/>
+                <w:i w:val="false"/>
+                <w:b w:val="false"/>
+                <w:u w:val="none"/>
+                <w:strike w:val="false"/>
+                <w:sz w:val="24"/>
+                <w:szCs w:val="24"/>
+                <w:color w:val="000000"/>
+              </w:rPr>
+            </w:pPr>
+            <w:r>
+              <w:rPr>
+                <w:rFonts w:ascii="Roboto Condensed" w:hAnsi="Helvetica" w:eastAsia="Helvetica" w:cs="Roboto Condensed"/>
+                <w:i w:val="false"/>
+                <w:b w:val="false"/>
+                <w:u w:val="none"/>
+                <w:strike w:val="false"/>
                 <w:sz w:val="24"/>
                 <w:szCs w:val="24"/>
                 <w:color w:val="000000"/>
@@ -4181,32 +4250,33 @@
           </w:tcPr>
           <w:p>
             <w:pPr>
-              <w:pStyle w:val="Normal"/>
-              <w:jc w:val="right"/>
-              <w:pBdr>
-                <w:bottom w:val="none" w:sz="0" w:space="0" w:color="000000"/>
-                <w:top w:val="none" w:sz="0" w:space="0" w:color="000000"/>
-                <w:left w:val="none" w:sz="0" w:space="0" w:color="000000"/>
-                <w:right w:val="none" w:sz="0" w:space="0" w:color="000000"/>
-              </w:pBdr>
-              <w:spacing w:after="40" w:before="40" w:line="240"/>
-              <w:ind w:left="80" w:right="80" w:firstLine="0" w:firstLineChars="0"/>
-              <w:rPr>
-                <w:rFonts w:ascii="Roboto Condensed" w:hAnsi="Helvetica" w:eastAsia="Helvetica" w:cs="Roboto Condensed"/>
-                <w:i w:val="false"/>
-                <w:b w:val="false"/>
-                <w:u w:val="none"/>
-                <w:sz w:val="24"/>
-                <w:szCs w:val="24"/>
-                <w:color w:val="000000"/>
-              </w:rPr>
-            </w:pPr>
-            <w:r>
-              <w:rPr>
-                <w:rFonts w:ascii="Roboto Condensed" w:hAnsi="Helvetica" w:eastAsia="Helvetica" w:cs="Roboto Condensed"/>
-                <w:i w:val="false"/>
-                <w:b w:val="false"/>
-                <w:u w:val="none"/>
+              <w:jc w:val="right"/>
+              <w:pBdr>
+                <w:bottom w:val="none" w:sz="0" w:space="0" w:color="000000"/>
+                <w:top w:val="none" w:sz="0" w:space="0" w:color="000000"/>
+                <w:left w:val="none" w:sz="0" w:space="0" w:color="000000"/>
+                <w:right w:val="none" w:sz="0" w:space="0" w:color="000000"/>
+              </w:pBdr>
+              <w:spacing w:after="40" w:before="40" w:line="240"/>
+              <w:ind w:left="80" w:right="80" w:firstLine="0" w:firstLineChars="0"/>
+              <w:rPr>
+                <w:rFonts w:ascii="Roboto Condensed" w:hAnsi="Helvetica" w:eastAsia="Helvetica" w:cs="Roboto Condensed"/>
+                <w:i w:val="false"/>
+                <w:b w:val="false"/>
+                <w:u w:val="none"/>
+                <w:strike w:val="false"/>
+                <w:sz w:val="24"/>
+                <w:szCs w:val="24"/>
+                <w:color w:val="000000"/>
+              </w:rPr>
+            </w:pPr>
+            <w:r>
+              <w:rPr>
+                <w:rFonts w:ascii="Roboto Condensed" w:hAnsi="Helvetica" w:eastAsia="Helvetica" w:cs="Roboto Condensed"/>
+                <w:i w:val="false"/>
+                <w:b w:val="false"/>
+                <w:u w:val="none"/>
+                <w:strike w:val="false"/>
                 <w:sz w:val="24"/>
                 <w:szCs w:val="24"/>
                 <w:color w:val="000000"/>
@@ -4234,32 +4304,33 @@
           </w:tcPr>
           <w:p>
             <w:pPr>
-              <w:pStyle w:val="Normal"/>
-              <w:jc w:val="right"/>
-              <w:pBdr>
-                <w:bottom w:val="none" w:sz="0" w:space="0" w:color="000000"/>
-                <w:top w:val="none" w:sz="0" w:space="0" w:color="000000"/>
-                <w:left w:val="none" w:sz="0" w:space="0" w:color="000000"/>
-                <w:right w:val="none" w:sz="0" w:space="0" w:color="000000"/>
-              </w:pBdr>
-              <w:spacing w:after="40" w:before="40" w:line="240"/>
-              <w:ind w:left="80" w:right="80" w:firstLine="0" w:firstLineChars="0"/>
-              <w:rPr>
-                <w:rFonts w:ascii="Roboto Condensed" w:hAnsi="Helvetica" w:eastAsia="Helvetica" w:cs="Roboto Condensed"/>
-                <w:i w:val="false"/>
-                <w:b w:val="false"/>
-                <w:u w:val="none"/>
-                <w:sz w:val="24"/>
-                <w:szCs w:val="24"/>
-                <w:color w:val="000000"/>
-              </w:rPr>
-            </w:pPr>
-            <w:r>
-              <w:rPr>
-                <w:rFonts w:ascii="Roboto Condensed" w:hAnsi="Helvetica" w:eastAsia="Helvetica" w:cs="Roboto Condensed"/>
-                <w:i w:val="false"/>
-                <w:b w:val="false"/>
-                <w:u w:val="none"/>
+              <w:jc w:val="right"/>
+              <w:pBdr>
+                <w:bottom w:val="none" w:sz="0" w:space="0" w:color="000000"/>
+                <w:top w:val="none" w:sz="0" w:space="0" w:color="000000"/>
+                <w:left w:val="none" w:sz="0" w:space="0" w:color="000000"/>
+                <w:right w:val="none" w:sz="0" w:space="0" w:color="000000"/>
+              </w:pBdr>
+              <w:spacing w:after="40" w:before="40" w:line="240"/>
+              <w:ind w:left="80" w:right="80" w:firstLine="0" w:firstLineChars="0"/>
+              <w:rPr>
+                <w:rFonts w:ascii="Roboto Condensed" w:hAnsi="Helvetica" w:eastAsia="Helvetica" w:cs="Roboto Condensed"/>
+                <w:i w:val="false"/>
+                <w:b w:val="false"/>
+                <w:u w:val="none"/>
+                <w:strike w:val="false"/>
+                <w:sz w:val="24"/>
+                <w:szCs w:val="24"/>
+                <w:color w:val="000000"/>
+              </w:rPr>
+            </w:pPr>
+            <w:r>
+              <w:rPr>
+                <w:rFonts w:ascii="Roboto Condensed" w:hAnsi="Helvetica" w:eastAsia="Helvetica" w:cs="Roboto Condensed"/>
+                <w:i w:val="false"/>
+                <w:b w:val="false"/>
+                <w:u w:val="none"/>
+                <w:strike w:val="false"/>
                 <w:sz w:val="24"/>
                 <w:szCs w:val="24"/>
                 <w:color w:val="000000"/>
@@ -4287,32 +4358,33 @@
           </w:tcPr>
           <w:p>
             <w:pPr>
-              <w:pStyle w:val="Normal"/>
-              <w:jc w:val="right"/>
-              <w:pBdr>
-                <w:bottom w:val="none" w:sz="0" w:space="0" w:color="000000"/>
-                <w:top w:val="none" w:sz="0" w:space="0" w:color="000000"/>
-                <w:left w:val="none" w:sz="0" w:space="0" w:color="000000"/>
-                <w:right w:val="none" w:sz="0" w:space="0" w:color="000000"/>
-              </w:pBdr>
-              <w:spacing w:after="40" w:before="40" w:line="240"/>
-              <w:ind w:left="80" w:right="80" w:firstLine="0" w:firstLineChars="0"/>
-              <w:rPr>
-                <w:rFonts w:ascii="Roboto Condensed" w:hAnsi="Helvetica" w:eastAsia="Helvetica" w:cs="Roboto Condensed"/>
-                <w:i w:val="false"/>
-                <w:b w:val="false"/>
-                <w:u w:val="none"/>
-                <w:sz w:val="24"/>
-                <w:szCs w:val="24"/>
-                <w:color w:val="000000"/>
-              </w:rPr>
-            </w:pPr>
-            <w:r>
-              <w:rPr>
-                <w:rFonts w:ascii="Roboto Condensed" w:hAnsi="Helvetica" w:eastAsia="Helvetica" w:cs="Roboto Condensed"/>
-                <w:i w:val="false"/>
-                <w:b w:val="false"/>
-                <w:u w:val="none"/>
+              <w:jc w:val="right"/>
+              <w:pBdr>
+                <w:bottom w:val="none" w:sz="0" w:space="0" w:color="000000"/>
+                <w:top w:val="none" w:sz="0" w:space="0" w:color="000000"/>
+                <w:left w:val="none" w:sz="0" w:space="0" w:color="000000"/>
+                <w:right w:val="none" w:sz="0" w:space="0" w:color="000000"/>
+              </w:pBdr>
+              <w:spacing w:after="40" w:before="40" w:line="240"/>
+              <w:ind w:left="80" w:right="80" w:firstLine="0" w:firstLineChars="0"/>
+              <w:rPr>
+                <w:rFonts w:ascii="Roboto Condensed" w:hAnsi="Helvetica" w:eastAsia="Helvetica" w:cs="Roboto Condensed"/>
+                <w:i w:val="false"/>
+                <w:b w:val="false"/>
+                <w:u w:val="none"/>
+                <w:strike w:val="false"/>
+                <w:sz w:val="24"/>
+                <w:szCs w:val="24"/>
+                <w:color w:val="000000"/>
+              </w:rPr>
+            </w:pPr>
+            <w:r>
+              <w:rPr>
+                <w:rFonts w:ascii="Roboto Condensed" w:hAnsi="Helvetica" w:eastAsia="Helvetica" w:cs="Roboto Condensed"/>
+                <w:i w:val="false"/>
+                <w:b w:val="false"/>
+                <w:u w:val="none"/>
+                <w:strike w:val="false"/>
                 <w:sz w:val="24"/>
                 <w:szCs w:val="24"/>
                 <w:color w:val="000000"/>
@@ -4347,7 +4419,6 @@
           </w:tcPr>
           <w:p>
             <w:pPr>
-              <w:pStyle w:val="Normal"/>
               <w:jc w:val="left"/>
               <w:pBdr>
                 <w:bottom w:val="none" w:sz="0" w:space="0" w:color="000000"/>
@@ -4362,6 +4433,7 @@
                 <w:i w:val="false"/>
                 <w:b w:val="false"/>
                 <w:u w:val="none"/>
+                <w:strike w:val="false"/>
                 <w:sz w:val="24"/>
                 <w:szCs w:val="24"/>
                 <w:color w:val="000000"/>
@@ -4389,7 +4461,6 @@
           </w:tcPr>
           <w:p>
             <w:pPr>
-              <w:pStyle w:val="Normal"/>
               <w:jc w:val="left"/>
               <w:pBdr>
                 <w:bottom w:val="none" w:sz="0" w:space="0" w:color="000000"/>
@@ -4404,33 +4475,33 @@
                 <w:i w:val="false"/>
                 <w:b w:val="false"/>
                 <w:u w:val="none"/>
-                <w:sz w:val="24"/>
-                <w:szCs w:val="24"/>
-                <w:color w:val="000000"/>
-              </w:rPr>
-            </w:pPr>
-          </w:p>
-        </w:tc>
-        <w:tc>
-          <w:tcPr>
-            <w:tcBorders>
-              <w:bottom w:val="single" w:sz="4" w:space="0" w:color="A6A6A6"/>
-              <w:top w:val="single" w:sz="4" w:space="0" w:color="A6A6A6"/>
-              <w:left w:val="single" w:sz="4" w:space="0" w:color="A6A6A6"/>
-              <w:right w:val="single" w:sz="4" w:space="0" w:color="A6A6A6"/>
-            </w:tcBorders>
-            <w:shd w:val="clear" w:color="auto" w:fill="F2F2F2"/>
-            <w:tcMar>
-              <w:top w:w="0" w:type="dxa"/>
-              <w:bottom w:w="0" w:type="dxa"/>
-              <w:left w:w="0" w:type="dxa"/>
-              <w:right w:w="0" w:type="dxa"/>
-            </w:tcMar>
-            <w:vAlign w:val="center"/>
-          </w:tcPr>
-          <w:p>
-            <w:pPr>
-              <w:pStyle w:val="Normal"/>
+                <w:strike w:val="false"/>
+                <w:sz w:val="24"/>
+                <w:szCs w:val="24"/>
+                <w:color w:val="000000"/>
+              </w:rPr>
+            </w:pPr>
+          </w:p>
+        </w:tc>
+        <w:tc>
+          <w:tcPr>
+            <w:tcBorders>
+              <w:bottom w:val="single" w:sz="4" w:space="0" w:color="A6A6A6"/>
+              <w:top w:val="single" w:sz="4" w:space="0" w:color="A6A6A6"/>
+              <w:left w:val="single" w:sz="4" w:space="0" w:color="A6A6A6"/>
+              <w:right w:val="single" w:sz="4" w:space="0" w:color="A6A6A6"/>
+            </w:tcBorders>
+            <w:shd w:val="clear" w:color="auto" w:fill="F2F2F2"/>
+            <w:tcMar>
+              <w:top w:w="0" w:type="dxa"/>
+              <w:bottom w:w="0" w:type="dxa"/>
+              <w:left w:w="0" w:type="dxa"/>
+              <w:right w:w="0" w:type="dxa"/>
+            </w:tcMar>
+            <w:vAlign w:val="center"/>
+          </w:tcPr>
+          <w:p>
+            <w:pPr>
               <w:jc w:val="left"/>
               <w:pBdr>
                 <w:bottom w:val="none" w:sz="0" w:space="0" w:color="000000"/>
@@ -4445,17 +4516,19 @@
                 <w:i w:val="false"/>
                 <w:b w:val="false"/>
                 <w:u w:val="none"/>
-                <w:sz w:val="24"/>
-                <w:szCs w:val="24"/>
-                <w:color w:val="000000"/>
-              </w:rPr>
-            </w:pPr>
-            <w:r>
-              <w:rPr>
-                <w:rFonts w:ascii="Roboto Condensed" w:hAnsi="Helvetica" w:eastAsia="Helvetica" w:cs="Roboto Condensed"/>
-                <w:i w:val="false"/>
-                <w:b w:val="false"/>
-                <w:u w:val="none"/>
+                <w:strike w:val="false"/>
+                <w:sz w:val="24"/>
+                <w:szCs w:val="24"/>
+                <w:color w:val="000000"/>
+              </w:rPr>
+            </w:pPr>
+            <w:r>
+              <w:rPr>
+                <w:rFonts w:ascii="Roboto Condensed" w:hAnsi="Helvetica" w:eastAsia="Helvetica" w:cs="Roboto Condensed"/>
+                <w:i w:val="false"/>
+                <w:b w:val="false"/>
+                <w:u w:val="none"/>
+                <w:strike w:val="false"/>
                 <w:sz w:val="24"/>
                 <w:szCs w:val="24"/>
                 <w:color w:val="000000"/>
@@ -4483,32 +4556,33 @@
           </w:tcPr>
           <w:p>
             <w:pPr>
-              <w:pStyle w:val="Normal"/>
-              <w:jc w:val="right"/>
-              <w:pBdr>
-                <w:bottom w:val="none" w:sz="0" w:space="0" w:color="000000"/>
-                <w:top w:val="none" w:sz="0" w:space="0" w:color="000000"/>
-                <w:left w:val="none" w:sz="0" w:space="0" w:color="000000"/>
-                <w:right w:val="none" w:sz="0" w:space="0" w:color="000000"/>
-              </w:pBdr>
-              <w:spacing w:after="40" w:before="40" w:line="240"/>
-              <w:ind w:left="80" w:right="80" w:firstLine="0" w:firstLineChars="0"/>
-              <w:rPr>
-                <w:rFonts w:ascii="Roboto Condensed" w:hAnsi="Helvetica" w:eastAsia="Helvetica" w:cs="Roboto Condensed"/>
-                <w:i w:val="false"/>
-                <w:b w:val="false"/>
-                <w:u w:val="none"/>
-                <w:sz w:val="24"/>
-                <w:szCs w:val="24"/>
-                <w:color w:val="000000"/>
-              </w:rPr>
-            </w:pPr>
-            <w:r>
-              <w:rPr>
-                <w:rFonts w:ascii="Roboto Condensed" w:hAnsi="Helvetica" w:eastAsia="Helvetica" w:cs="Roboto Condensed"/>
-                <w:i w:val="false"/>
-                <w:b w:val="false"/>
-                <w:u w:val="none"/>
+              <w:jc w:val="right"/>
+              <w:pBdr>
+                <w:bottom w:val="none" w:sz="0" w:space="0" w:color="000000"/>
+                <w:top w:val="none" w:sz="0" w:space="0" w:color="000000"/>
+                <w:left w:val="none" w:sz="0" w:space="0" w:color="000000"/>
+                <w:right w:val="none" w:sz="0" w:space="0" w:color="000000"/>
+              </w:pBdr>
+              <w:spacing w:after="40" w:before="40" w:line="240"/>
+              <w:ind w:left="80" w:right="80" w:firstLine="0" w:firstLineChars="0"/>
+              <w:rPr>
+                <w:rFonts w:ascii="Roboto Condensed" w:hAnsi="Helvetica" w:eastAsia="Helvetica" w:cs="Roboto Condensed"/>
+                <w:i w:val="false"/>
+                <w:b w:val="false"/>
+                <w:u w:val="none"/>
+                <w:strike w:val="false"/>
+                <w:sz w:val="24"/>
+                <w:szCs w:val="24"/>
+                <w:color w:val="000000"/>
+              </w:rPr>
+            </w:pPr>
+            <w:r>
+              <w:rPr>
+                <w:rFonts w:ascii="Roboto Condensed" w:hAnsi="Helvetica" w:eastAsia="Helvetica" w:cs="Roboto Condensed"/>
+                <w:i w:val="false"/>
+                <w:b w:val="false"/>
+                <w:u w:val="none"/>
+                <w:strike w:val="false"/>
                 <w:sz w:val="24"/>
                 <w:szCs w:val="24"/>
                 <w:color w:val="000000"/>
@@ -4536,32 +4610,33 @@
           </w:tcPr>
           <w:p>
             <w:pPr>
-              <w:pStyle w:val="Normal"/>
-              <w:jc w:val="right"/>
-              <w:pBdr>
-                <w:bottom w:val="none" w:sz="0" w:space="0" w:color="000000"/>
-                <w:top w:val="none" w:sz="0" w:space="0" w:color="000000"/>
-                <w:left w:val="none" w:sz="0" w:space="0" w:color="000000"/>
-                <w:right w:val="none" w:sz="0" w:space="0" w:color="000000"/>
-              </w:pBdr>
-              <w:spacing w:after="40" w:before="40" w:line="240"/>
-              <w:ind w:left="80" w:right="80" w:firstLine="0" w:firstLineChars="0"/>
-              <w:rPr>
-                <w:rFonts w:ascii="Roboto Condensed" w:hAnsi="Helvetica" w:eastAsia="Helvetica" w:cs="Roboto Condensed"/>
-                <w:i w:val="false"/>
-                <w:b w:val="false"/>
-                <w:u w:val="none"/>
-                <w:sz w:val="24"/>
-                <w:szCs w:val="24"/>
-                <w:color w:val="000000"/>
-              </w:rPr>
-            </w:pPr>
-            <w:r>
-              <w:rPr>
-                <w:rFonts w:ascii="Roboto Condensed" w:hAnsi="Helvetica" w:eastAsia="Helvetica" w:cs="Roboto Condensed"/>
-                <w:i w:val="false"/>
-                <w:b w:val="false"/>
-                <w:u w:val="none"/>
+              <w:jc w:val="right"/>
+              <w:pBdr>
+                <w:bottom w:val="none" w:sz="0" w:space="0" w:color="000000"/>
+                <w:top w:val="none" w:sz="0" w:space="0" w:color="000000"/>
+                <w:left w:val="none" w:sz="0" w:space="0" w:color="000000"/>
+                <w:right w:val="none" w:sz="0" w:space="0" w:color="000000"/>
+              </w:pBdr>
+              <w:spacing w:after="40" w:before="40" w:line="240"/>
+              <w:ind w:left="80" w:right="80" w:firstLine="0" w:firstLineChars="0"/>
+              <w:rPr>
+                <w:rFonts w:ascii="Roboto Condensed" w:hAnsi="Helvetica" w:eastAsia="Helvetica" w:cs="Roboto Condensed"/>
+                <w:i w:val="false"/>
+                <w:b w:val="false"/>
+                <w:u w:val="none"/>
+                <w:strike w:val="false"/>
+                <w:sz w:val="24"/>
+                <w:szCs w:val="24"/>
+                <w:color w:val="000000"/>
+              </w:rPr>
+            </w:pPr>
+            <w:r>
+              <w:rPr>
+                <w:rFonts w:ascii="Roboto Condensed" w:hAnsi="Helvetica" w:eastAsia="Helvetica" w:cs="Roboto Condensed"/>
+                <w:i w:val="false"/>
+                <w:b w:val="false"/>
+                <w:u w:val="none"/>
+                <w:strike w:val="false"/>
                 <w:sz w:val="24"/>
                 <w:szCs w:val="24"/>
                 <w:color w:val="000000"/>
@@ -4589,32 +4664,33 @@
           </w:tcPr>
           <w:p>
             <w:pPr>
-              <w:pStyle w:val="Normal"/>
-              <w:jc w:val="right"/>
-              <w:pBdr>
-                <w:bottom w:val="none" w:sz="0" w:space="0" w:color="000000"/>
-                <w:top w:val="none" w:sz="0" w:space="0" w:color="000000"/>
-                <w:left w:val="none" w:sz="0" w:space="0" w:color="000000"/>
-                <w:right w:val="none" w:sz="0" w:space="0" w:color="000000"/>
-              </w:pBdr>
-              <w:spacing w:after="40" w:before="40" w:line="240"/>
-              <w:ind w:left="80" w:right="80" w:firstLine="0" w:firstLineChars="0"/>
-              <w:rPr>
-                <w:rFonts w:ascii="Roboto Condensed" w:hAnsi="Helvetica" w:eastAsia="Helvetica" w:cs="Roboto Condensed"/>
-                <w:i w:val="false"/>
-                <w:b w:val="false"/>
-                <w:u w:val="none"/>
-                <w:sz w:val="24"/>
-                <w:szCs w:val="24"/>
-                <w:color w:val="000000"/>
-              </w:rPr>
-            </w:pPr>
-            <w:r>
-              <w:rPr>
-                <w:rFonts w:ascii="Roboto Condensed" w:hAnsi="Helvetica" w:eastAsia="Helvetica" w:cs="Roboto Condensed"/>
-                <w:i w:val="false"/>
-                <w:b w:val="false"/>
-                <w:u w:val="none"/>
+              <w:jc w:val="right"/>
+              <w:pBdr>
+                <w:bottom w:val="none" w:sz="0" w:space="0" w:color="000000"/>
+                <w:top w:val="none" w:sz="0" w:space="0" w:color="000000"/>
+                <w:left w:val="none" w:sz="0" w:space="0" w:color="000000"/>
+                <w:right w:val="none" w:sz="0" w:space="0" w:color="000000"/>
+              </w:pBdr>
+              <w:spacing w:after="40" w:before="40" w:line="240"/>
+              <w:ind w:left="80" w:right="80" w:firstLine="0" w:firstLineChars="0"/>
+              <w:rPr>
+                <w:rFonts w:ascii="Roboto Condensed" w:hAnsi="Helvetica" w:eastAsia="Helvetica" w:cs="Roboto Condensed"/>
+                <w:i w:val="false"/>
+                <w:b w:val="false"/>
+                <w:u w:val="none"/>
+                <w:strike w:val="false"/>
+                <w:sz w:val="24"/>
+                <w:szCs w:val="24"/>
+                <w:color w:val="000000"/>
+              </w:rPr>
+            </w:pPr>
+            <w:r>
+              <w:rPr>
+                <w:rFonts w:ascii="Roboto Condensed" w:hAnsi="Helvetica" w:eastAsia="Helvetica" w:cs="Roboto Condensed"/>
+                <w:i w:val="false"/>
+                <w:b w:val="false"/>
+                <w:u w:val="none"/>
+                <w:strike w:val="false"/>
                 <w:sz w:val="24"/>
                 <w:szCs w:val="24"/>
                 <w:color w:val="000000"/>
@@ -4642,32 +4718,33 @@
           </w:tcPr>
           <w:p>
             <w:pPr>
-              <w:pStyle w:val="Normal"/>
-              <w:jc w:val="right"/>
-              <w:pBdr>
-                <w:bottom w:val="none" w:sz="0" w:space="0" w:color="000000"/>
-                <w:top w:val="none" w:sz="0" w:space="0" w:color="000000"/>
-                <w:left w:val="none" w:sz="0" w:space="0" w:color="000000"/>
-                <w:right w:val="none" w:sz="0" w:space="0" w:color="000000"/>
-              </w:pBdr>
-              <w:spacing w:after="40" w:before="40" w:line="240"/>
-              <w:ind w:left="80" w:right="80" w:firstLine="0" w:firstLineChars="0"/>
-              <w:rPr>
-                <w:rFonts w:ascii="Roboto Condensed" w:hAnsi="Helvetica" w:eastAsia="Helvetica" w:cs="Roboto Condensed"/>
-                <w:i w:val="false"/>
-                <w:b w:val="false"/>
-                <w:u w:val="none"/>
-                <w:sz w:val="24"/>
-                <w:szCs w:val="24"/>
-                <w:color w:val="000000"/>
-              </w:rPr>
-            </w:pPr>
-            <w:r>
-              <w:rPr>
-                <w:rFonts w:ascii="Roboto Condensed" w:hAnsi="Helvetica" w:eastAsia="Helvetica" w:cs="Roboto Condensed"/>
-                <w:i w:val="false"/>
-                <w:b w:val="false"/>
-                <w:u w:val="none"/>
+              <w:jc w:val="right"/>
+              <w:pBdr>
+                <w:bottom w:val="none" w:sz="0" w:space="0" w:color="000000"/>
+                <w:top w:val="none" w:sz="0" w:space="0" w:color="000000"/>
+                <w:left w:val="none" w:sz="0" w:space="0" w:color="000000"/>
+                <w:right w:val="none" w:sz="0" w:space="0" w:color="000000"/>
+              </w:pBdr>
+              <w:spacing w:after="40" w:before="40" w:line="240"/>
+              <w:ind w:left="80" w:right="80" w:firstLine="0" w:firstLineChars="0"/>
+              <w:rPr>
+                <w:rFonts w:ascii="Roboto Condensed" w:hAnsi="Helvetica" w:eastAsia="Helvetica" w:cs="Roboto Condensed"/>
+                <w:i w:val="false"/>
+                <w:b w:val="false"/>
+                <w:u w:val="none"/>
+                <w:strike w:val="false"/>
+                <w:sz w:val="24"/>
+                <w:szCs w:val="24"/>
+                <w:color w:val="000000"/>
+              </w:rPr>
+            </w:pPr>
+            <w:r>
+              <w:rPr>
+                <w:rFonts w:ascii="Roboto Condensed" w:hAnsi="Helvetica" w:eastAsia="Helvetica" w:cs="Roboto Condensed"/>
+                <w:i w:val="false"/>
+                <w:b w:val="false"/>
+                <w:u w:val="none"/>
+                <w:strike w:val="false"/>
                 <w:sz w:val="24"/>
                 <w:szCs w:val="24"/>
                 <w:color w:val="000000"/>
@@ -4695,32 +4772,33 @@
           </w:tcPr>
           <w:p>
             <w:pPr>
-              <w:pStyle w:val="Normal"/>
-              <w:jc w:val="right"/>
-              <w:pBdr>
-                <w:bottom w:val="none" w:sz="0" w:space="0" w:color="000000"/>
-                <w:top w:val="none" w:sz="0" w:space="0" w:color="000000"/>
-                <w:left w:val="none" w:sz="0" w:space="0" w:color="000000"/>
-                <w:right w:val="none" w:sz="0" w:space="0" w:color="000000"/>
-              </w:pBdr>
-              <w:spacing w:after="40" w:before="40" w:line="240"/>
-              <w:ind w:left="80" w:right="80" w:firstLine="0" w:firstLineChars="0"/>
-              <w:rPr>
-                <w:rFonts w:ascii="Roboto Condensed" w:hAnsi="Helvetica" w:eastAsia="Helvetica" w:cs="Roboto Condensed"/>
-                <w:i w:val="false"/>
-                <w:b w:val="false"/>
-                <w:u w:val="none"/>
-                <w:sz w:val="24"/>
-                <w:szCs w:val="24"/>
-                <w:color w:val="000000"/>
-              </w:rPr>
-            </w:pPr>
-            <w:r>
-              <w:rPr>
-                <w:rFonts w:ascii="Roboto Condensed" w:hAnsi="Helvetica" w:eastAsia="Helvetica" w:cs="Roboto Condensed"/>
-                <w:i w:val="false"/>
-                <w:b w:val="false"/>
-                <w:u w:val="none"/>
+              <w:jc w:val="right"/>
+              <w:pBdr>
+                <w:bottom w:val="none" w:sz="0" w:space="0" w:color="000000"/>
+                <w:top w:val="none" w:sz="0" w:space="0" w:color="000000"/>
+                <w:left w:val="none" w:sz="0" w:space="0" w:color="000000"/>
+                <w:right w:val="none" w:sz="0" w:space="0" w:color="000000"/>
+              </w:pBdr>
+              <w:spacing w:after="40" w:before="40" w:line="240"/>
+              <w:ind w:left="80" w:right="80" w:firstLine="0" w:firstLineChars="0"/>
+              <w:rPr>
+                <w:rFonts w:ascii="Roboto Condensed" w:hAnsi="Helvetica" w:eastAsia="Helvetica" w:cs="Roboto Condensed"/>
+                <w:i w:val="false"/>
+                <w:b w:val="false"/>
+                <w:u w:val="none"/>
+                <w:strike w:val="false"/>
+                <w:sz w:val="24"/>
+                <w:szCs w:val="24"/>
+                <w:color w:val="000000"/>
+              </w:rPr>
+            </w:pPr>
+            <w:r>
+              <w:rPr>
+                <w:rFonts w:ascii="Roboto Condensed" w:hAnsi="Helvetica" w:eastAsia="Helvetica" w:cs="Roboto Condensed"/>
+                <w:i w:val="false"/>
+                <w:b w:val="false"/>
+                <w:u w:val="none"/>
+                <w:strike w:val="false"/>
                 <w:sz w:val="24"/>
                 <w:szCs w:val="24"/>
                 <w:color w:val="000000"/>
@@ -4748,32 +4826,33 @@
           </w:tcPr>
           <w:p>
             <w:pPr>
-              <w:pStyle w:val="Normal"/>
-              <w:jc w:val="right"/>
-              <w:pBdr>
-                <w:bottom w:val="none" w:sz="0" w:space="0" w:color="000000"/>
-                <w:top w:val="none" w:sz="0" w:space="0" w:color="000000"/>
-                <w:left w:val="none" w:sz="0" w:space="0" w:color="000000"/>
-                <w:right w:val="none" w:sz="0" w:space="0" w:color="000000"/>
-              </w:pBdr>
-              <w:spacing w:after="40" w:before="40" w:line="240"/>
-              <w:ind w:left="80" w:right="80" w:firstLine="0" w:firstLineChars="0"/>
-              <w:rPr>
-                <w:rFonts w:ascii="Roboto Condensed" w:hAnsi="Helvetica" w:eastAsia="Helvetica" w:cs="Roboto Condensed"/>
-                <w:i w:val="false"/>
-                <w:b w:val="false"/>
-                <w:u w:val="none"/>
-                <w:sz w:val="24"/>
-                <w:szCs w:val="24"/>
-                <w:color w:val="000000"/>
-              </w:rPr>
-            </w:pPr>
-            <w:r>
-              <w:rPr>
-                <w:rFonts w:ascii="Roboto Condensed" w:hAnsi="Helvetica" w:eastAsia="Helvetica" w:cs="Roboto Condensed"/>
-                <w:i w:val="false"/>
-                <w:b w:val="false"/>
-                <w:u w:val="none"/>
+              <w:jc w:val="right"/>
+              <w:pBdr>
+                <w:bottom w:val="none" w:sz="0" w:space="0" w:color="000000"/>
+                <w:top w:val="none" w:sz="0" w:space="0" w:color="000000"/>
+                <w:left w:val="none" w:sz="0" w:space="0" w:color="000000"/>
+                <w:right w:val="none" w:sz="0" w:space="0" w:color="000000"/>
+              </w:pBdr>
+              <w:spacing w:after="40" w:before="40" w:line="240"/>
+              <w:ind w:left="80" w:right="80" w:firstLine="0" w:firstLineChars="0"/>
+              <w:rPr>
+                <w:rFonts w:ascii="Roboto Condensed" w:hAnsi="Helvetica" w:eastAsia="Helvetica" w:cs="Roboto Condensed"/>
+                <w:i w:val="false"/>
+                <w:b w:val="false"/>
+                <w:u w:val="none"/>
+                <w:strike w:val="false"/>
+                <w:sz w:val="24"/>
+                <w:szCs w:val="24"/>
+                <w:color w:val="000000"/>
+              </w:rPr>
+            </w:pPr>
+            <w:r>
+              <w:rPr>
+                <w:rFonts w:ascii="Roboto Condensed" w:hAnsi="Helvetica" w:eastAsia="Helvetica" w:cs="Roboto Condensed"/>
+                <w:i w:val="false"/>
+                <w:b w:val="false"/>
+                <w:u w:val="none"/>
+                <w:strike w:val="false"/>
                 <w:sz w:val="24"/>
                 <w:szCs w:val="24"/>
                 <w:color w:val="000000"/>
@@ -4808,7 +4887,6 @@
           </w:tcPr>
           <w:p>
             <w:pPr>
-              <w:pStyle w:val="Normal"/>
               <w:jc w:val="left"/>
               <w:pBdr>
                 <w:bottom w:val="none" w:sz="0" w:space="0" w:color="000000"/>
@@ -4823,17 +4901,19 @@
                 <w:i w:val="false"/>
                 <w:b w:val="false"/>
                 <w:u w:val="none"/>
-                <w:sz w:val="24"/>
-                <w:szCs w:val="24"/>
-                <w:color w:val="000000"/>
-              </w:rPr>
-            </w:pPr>
-            <w:r>
-              <w:rPr>
-                <w:rFonts w:ascii="Roboto Condensed" w:hAnsi="Helvetica" w:eastAsia="Helvetica" w:cs="Roboto Condensed"/>
-                <w:i w:val="false"/>
-                <w:b w:val="false"/>
-                <w:u w:val="none"/>
+                <w:strike w:val="false"/>
+                <w:sz w:val="24"/>
+                <w:szCs w:val="24"/>
+                <w:color w:val="000000"/>
+              </w:rPr>
+            </w:pPr>
+            <w:r>
+              <w:rPr>
+                <w:rFonts w:ascii="Roboto Condensed" w:hAnsi="Helvetica" w:eastAsia="Helvetica" w:cs="Roboto Condensed"/>
+                <w:i w:val="false"/>
+                <w:b w:val="false"/>
+                <w:u w:val="none"/>
+                <w:strike w:val="false"/>
                 <w:sz w:val="24"/>
                 <w:szCs w:val="24"/>
                 <w:color w:val="000000"/>
@@ -4862,7 +4942,6 @@
           </w:tcPr>
           <w:p>
             <w:pPr>
-              <w:pStyle w:val="Normal"/>
               <w:jc w:val="left"/>
               <w:pBdr>
                 <w:bottom w:val="none" w:sz="0" w:space="0" w:color="000000"/>
@@ -4877,17 +4956,19 @@
                 <w:i w:val="false"/>
                 <w:b w:val="false"/>
                 <w:u w:val="none"/>
-                <w:sz w:val="24"/>
-                <w:szCs w:val="24"/>
-                <w:color w:val="000000"/>
-              </w:rPr>
-            </w:pPr>
-            <w:r>
-              <w:rPr>
-                <w:rFonts w:ascii="Roboto Condensed" w:hAnsi="Helvetica" w:eastAsia="Helvetica" w:cs="Roboto Condensed"/>
-                <w:i w:val="false"/>
-                <w:b w:val="false"/>
-                <w:u w:val="none"/>
+                <w:strike w:val="false"/>
+                <w:sz w:val="24"/>
+                <w:szCs w:val="24"/>
+                <w:color w:val="000000"/>
+              </w:rPr>
+            </w:pPr>
+            <w:r>
+              <w:rPr>
+                <w:rFonts w:ascii="Roboto Condensed" w:hAnsi="Helvetica" w:eastAsia="Helvetica" w:cs="Roboto Condensed"/>
+                <w:i w:val="false"/>
+                <w:b w:val="false"/>
+                <w:u w:val="none"/>
+                <w:strike w:val="false"/>
                 <w:sz w:val="24"/>
                 <w:szCs w:val="24"/>
                 <w:color w:val="000000"/>
@@ -4915,7 +4996,6 @@
           </w:tcPr>
           <w:p>
             <w:pPr>
-              <w:pStyle w:val="Normal"/>
               <w:jc w:val="left"/>
               <w:pBdr>
                 <w:bottom w:val="none" w:sz="0" w:space="0" w:color="000000"/>
@@ -4930,17 +5010,19 @@
                 <w:i w:val="false"/>
                 <w:b w:val="false"/>
                 <w:u w:val="none"/>
-                <w:sz w:val="24"/>
-                <w:szCs w:val="24"/>
-                <w:color w:val="000000"/>
-              </w:rPr>
-            </w:pPr>
-            <w:r>
-              <w:rPr>
-                <w:rFonts w:ascii="Roboto Condensed" w:hAnsi="Helvetica" w:eastAsia="Helvetica" w:cs="Roboto Condensed"/>
-                <w:i w:val="false"/>
-                <w:b w:val="false"/>
-                <w:u w:val="none"/>
+                <w:strike w:val="false"/>
+                <w:sz w:val="24"/>
+                <w:szCs w:val="24"/>
+                <w:color w:val="000000"/>
+              </w:rPr>
+            </w:pPr>
+            <w:r>
+              <w:rPr>
+                <w:rFonts w:ascii="Roboto Condensed" w:hAnsi="Helvetica" w:eastAsia="Helvetica" w:cs="Roboto Condensed"/>
+                <w:i w:val="false"/>
+                <w:b w:val="false"/>
+                <w:u w:val="none"/>
+                <w:strike w:val="false"/>
                 <w:sz w:val="24"/>
                 <w:szCs w:val="24"/>
                 <w:color w:val="000000"/>
@@ -4968,32 +5050,33 @@
           </w:tcPr>
           <w:p>
             <w:pPr>
-              <w:pStyle w:val="Normal"/>
-              <w:jc w:val="right"/>
-              <w:pBdr>
-                <w:bottom w:val="none" w:sz="0" w:space="0" w:color="000000"/>
-                <w:top w:val="none" w:sz="0" w:space="0" w:color="000000"/>
-                <w:left w:val="none" w:sz="0" w:space="0" w:color="000000"/>
-                <w:right w:val="none" w:sz="0" w:space="0" w:color="000000"/>
-              </w:pBdr>
-              <w:spacing w:after="40" w:before="40" w:line="240"/>
-              <w:ind w:left="80" w:right="80" w:firstLine="0" w:firstLineChars="0"/>
-              <w:rPr>
-                <w:rFonts w:ascii="Roboto Condensed" w:hAnsi="Helvetica" w:eastAsia="Helvetica" w:cs="Roboto Condensed"/>
-                <w:i w:val="false"/>
-                <w:b w:val="false"/>
-                <w:u w:val="none"/>
-                <w:sz w:val="24"/>
-                <w:szCs w:val="24"/>
-                <w:color w:val="000000"/>
-              </w:rPr>
-            </w:pPr>
-            <w:r>
-              <w:rPr>
-                <w:rFonts w:ascii="Roboto Condensed" w:hAnsi="Helvetica" w:eastAsia="Helvetica" w:cs="Roboto Condensed"/>
-                <w:i w:val="false"/>
-                <w:b w:val="false"/>
-                <w:u w:val="none"/>
+              <w:jc w:val="right"/>
+              <w:pBdr>
+                <w:bottom w:val="none" w:sz="0" w:space="0" w:color="000000"/>
+                <w:top w:val="none" w:sz="0" w:space="0" w:color="000000"/>
+                <w:left w:val="none" w:sz="0" w:space="0" w:color="000000"/>
+                <w:right w:val="none" w:sz="0" w:space="0" w:color="000000"/>
+              </w:pBdr>
+              <w:spacing w:after="40" w:before="40" w:line="240"/>
+              <w:ind w:left="80" w:right="80" w:firstLine="0" w:firstLineChars="0"/>
+              <w:rPr>
+                <w:rFonts w:ascii="Roboto Condensed" w:hAnsi="Helvetica" w:eastAsia="Helvetica" w:cs="Roboto Condensed"/>
+                <w:i w:val="false"/>
+                <w:b w:val="false"/>
+                <w:u w:val="none"/>
+                <w:strike w:val="false"/>
+                <w:sz w:val="24"/>
+                <w:szCs w:val="24"/>
+                <w:color w:val="000000"/>
+              </w:rPr>
+            </w:pPr>
+            <w:r>
+              <w:rPr>
+                <w:rFonts w:ascii="Roboto Condensed" w:hAnsi="Helvetica" w:eastAsia="Helvetica" w:cs="Roboto Condensed"/>
+                <w:i w:val="false"/>
+                <w:b w:val="false"/>
+                <w:u w:val="none"/>
+                <w:strike w:val="false"/>
                 <w:sz w:val="24"/>
                 <w:szCs w:val="24"/>
                 <w:color w:val="000000"/>
@@ -5021,32 +5104,33 @@
           </w:tcPr>
           <w:p>
             <w:pPr>
-              <w:pStyle w:val="Normal"/>
-              <w:jc w:val="right"/>
-              <w:pBdr>
-                <w:bottom w:val="none" w:sz="0" w:space="0" w:color="000000"/>
-                <w:top w:val="none" w:sz="0" w:space="0" w:color="000000"/>
-                <w:left w:val="none" w:sz="0" w:space="0" w:color="000000"/>
-                <w:right w:val="none" w:sz="0" w:space="0" w:color="000000"/>
-              </w:pBdr>
-              <w:spacing w:after="40" w:before="40" w:line="240"/>
-              <w:ind w:left="80" w:right="80" w:firstLine="0" w:firstLineChars="0"/>
-              <w:rPr>
-                <w:rFonts w:ascii="Roboto Condensed" w:hAnsi="Helvetica" w:eastAsia="Helvetica" w:cs="Roboto Condensed"/>
-                <w:i w:val="false"/>
-                <w:b w:val="false"/>
-                <w:u w:val="none"/>
-                <w:sz w:val="24"/>
-                <w:szCs w:val="24"/>
-                <w:color w:val="000000"/>
-              </w:rPr>
-            </w:pPr>
-            <w:r>
-              <w:rPr>
-                <w:rFonts w:ascii="Roboto Condensed" w:hAnsi="Helvetica" w:eastAsia="Helvetica" w:cs="Roboto Condensed"/>
-                <w:i w:val="false"/>
-                <w:b w:val="false"/>
-                <w:u w:val="none"/>
+              <w:jc w:val="right"/>
+              <w:pBdr>
+                <w:bottom w:val="none" w:sz="0" w:space="0" w:color="000000"/>
+                <w:top w:val="none" w:sz="0" w:space="0" w:color="000000"/>
+                <w:left w:val="none" w:sz="0" w:space="0" w:color="000000"/>
+                <w:right w:val="none" w:sz="0" w:space="0" w:color="000000"/>
+              </w:pBdr>
+              <w:spacing w:after="40" w:before="40" w:line="240"/>
+              <w:ind w:left="80" w:right="80" w:firstLine="0" w:firstLineChars="0"/>
+              <w:rPr>
+                <w:rFonts w:ascii="Roboto Condensed" w:hAnsi="Helvetica" w:eastAsia="Helvetica" w:cs="Roboto Condensed"/>
+                <w:i w:val="false"/>
+                <w:b w:val="false"/>
+                <w:u w:val="none"/>
+                <w:strike w:val="false"/>
+                <w:sz w:val="24"/>
+                <w:szCs w:val="24"/>
+                <w:color w:val="000000"/>
+              </w:rPr>
+            </w:pPr>
+            <w:r>
+              <w:rPr>
+                <w:rFonts w:ascii="Roboto Condensed" w:hAnsi="Helvetica" w:eastAsia="Helvetica" w:cs="Roboto Condensed"/>
+                <w:i w:val="false"/>
+                <w:b w:val="false"/>
+                <w:u w:val="none"/>
+                <w:strike w:val="false"/>
                 <w:sz w:val="24"/>
                 <w:szCs w:val="24"/>
                 <w:color w:val="000000"/>
@@ -5074,32 +5158,33 @@
           </w:tcPr>
           <w:p>
             <w:pPr>
-              <w:pStyle w:val="Normal"/>
-              <w:jc w:val="right"/>
-              <w:pBdr>
-                <w:bottom w:val="none" w:sz="0" w:space="0" w:color="000000"/>
-                <w:top w:val="none" w:sz="0" w:space="0" w:color="000000"/>
-                <w:left w:val="none" w:sz="0" w:space="0" w:color="000000"/>
-                <w:right w:val="none" w:sz="0" w:space="0" w:color="000000"/>
-              </w:pBdr>
-              <w:spacing w:after="40" w:before="40" w:line="240"/>
-              <w:ind w:left="80" w:right="80" w:firstLine="0" w:firstLineChars="0"/>
-              <w:rPr>
-                <w:rFonts w:ascii="Roboto Condensed" w:hAnsi="Helvetica" w:eastAsia="Helvetica" w:cs="Roboto Condensed"/>
-                <w:i w:val="false"/>
-                <w:b w:val="false"/>
-                <w:u w:val="none"/>
-                <w:sz w:val="24"/>
-                <w:szCs w:val="24"/>
-                <w:color w:val="000000"/>
-              </w:rPr>
-            </w:pPr>
-            <w:r>
-              <w:rPr>
-                <w:rFonts w:ascii="Roboto Condensed" w:hAnsi="Helvetica" w:eastAsia="Helvetica" w:cs="Roboto Condensed"/>
-                <w:i w:val="false"/>
-                <w:b w:val="false"/>
-                <w:u w:val="none"/>
+              <w:jc w:val="right"/>
+              <w:pBdr>
+                <w:bottom w:val="none" w:sz="0" w:space="0" w:color="000000"/>
+                <w:top w:val="none" w:sz="0" w:space="0" w:color="000000"/>
+                <w:left w:val="none" w:sz="0" w:space="0" w:color="000000"/>
+                <w:right w:val="none" w:sz="0" w:space="0" w:color="000000"/>
+              </w:pBdr>
+              <w:spacing w:after="40" w:before="40" w:line="240"/>
+              <w:ind w:left="80" w:right="80" w:firstLine="0" w:firstLineChars="0"/>
+              <w:rPr>
+                <w:rFonts w:ascii="Roboto Condensed" w:hAnsi="Helvetica" w:eastAsia="Helvetica" w:cs="Roboto Condensed"/>
+                <w:i w:val="false"/>
+                <w:b w:val="false"/>
+                <w:u w:val="none"/>
+                <w:strike w:val="false"/>
+                <w:sz w:val="24"/>
+                <w:szCs w:val="24"/>
+                <w:color w:val="000000"/>
+              </w:rPr>
+            </w:pPr>
+            <w:r>
+              <w:rPr>
+                <w:rFonts w:ascii="Roboto Condensed" w:hAnsi="Helvetica" w:eastAsia="Helvetica" w:cs="Roboto Condensed"/>
+                <w:i w:val="false"/>
+                <w:b w:val="false"/>
+                <w:u w:val="none"/>
+                <w:strike w:val="false"/>
                 <w:sz w:val="24"/>
                 <w:szCs w:val="24"/>
                 <w:color w:val="000000"/>
@@ -5127,32 +5212,33 @@
           </w:tcPr>
           <w:p>
             <w:pPr>
-              <w:pStyle w:val="Normal"/>
-              <w:jc w:val="right"/>
-              <w:pBdr>
-                <w:bottom w:val="none" w:sz="0" w:space="0" w:color="000000"/>
-                <w:top w:val="none" w:sz="0" w:space="0" w:color="000000"/>
-                <w:left w:val="none" w:sz="0" w:space="0" w:color="000000"/>
-                <w:right w:val="none" w:sz="0" w:space="0" w:color="000000"/>
-              </w:pBdr>
-              <w:spacing w:after="40" w:before="40" w:line="240"/>
-              <w:ind w:left="80" w:right="80" w:firstLine="0" w:firstLineChars="0"/>
-              <w:rPr>
-                <w:rFonts w:ascii="Roboto Condensed" w:hAnsi="Helvetica" w:eastAsia="Helvetica" w:cs="Roboto Condensed"/>
-                <w:i w:val="false"/>
-                <w:b w:val="false"/>
-                <w:u w:val="none"/>
-                <w:sz w:val="24"/>
-                <w:szCs w:val="24"/>
-                <w:color w:val="000000"/>
-              </w:rPr>
-            </w:pPr>
-            <w:r>
-              <w:rPr>
-                <w:rFonts w:ascii="Roboto Condensed" w:hAnsi="Helvetica" w:eastAsia="Helvetica" w:cs="Roboto Condensed"/>
-                <w:i w:val="false"/>
-                <w:b w:val="false"/>
-                <w:u w:val="none"/>
+              <w:jc w:val="right"/>
+              <w:pBdr>
+                <w:bottom w:val="none" w:sz="0" w:space="0" w:color="000000"/>
+                <w:top w:val="none" w:sz="0" w:space="0" w:color="000000"/>
+                <w:left w:val="none" w:sz="0" w:space="0" w:color="000000"/>
+                <w:right w:val="none" w:sz="0" w:space="0" w:color="000000"/>
+              </w:pBdr>
+              <w:spacing w:after="40" w:before="40" w:line="240"/>
+              <w:ind w:left="80" w:right="80" w:firstLine="0" w:firstLineChars="0"/>
+              <w:rPr>
+                <w:rFonts w:ascii="Roboto Condensed" w:hAnsi="Helvetica" w:eastAsia="Helvetica" w:cs="Roboto Condensed"/>
+                <w:i w:val="false"/>
+                <w:b w:val="false"/>
+                <w:u w:val="none"/>
+                <w:strike w:val="false"/>
+                <w:sz w:val="24"/>
+                <w:szCs w:val="24"/>
+                <w:color w:val="000000"/>
+              </w:rPr>
+            </w:pPr>
+            <w:r>
+              <w:rPr>
+                <w:rFonts w:ascii="Roboto Condensed" w:hAnsi="Helvetica" w:eastAsia="Helvetica" w:cs="Roboto Condensed"/>
+                <w:i w:val="false"/>
+                <w:b w:val="false"/>
+                <w:u w:val="none"/>
+                <w:strike w:val="false"/>
                 <w:sz w:val="24"/>
                 <w:szCs w:val="24"/>
                 <w:color w:val="000000"/>
@@ -5180,32 +5266,33 @@
           </w:tcPr>
           <w:p>
             <w:pPr>
-              <w:pStyle w:val="Normal"/>
-              <w:jc w:val="right"/>
-              <w:pBdr>
-                <w:bottom w:val="none" w:sz="0" w:space="0" w:color="000000"/>
-                <w:top w:val="none" w:sz="0" w:space="0" w:color="000000"/>
-                <w:left w:val="none" w:sz="0" w:space="0" w:color="000000"/>
-                <w:right w:val="none" w:sz="0" w:space="0" w:color="000000"/>
-              </w:pBdr>
-              <w:spacing w:after="40" w:before="40" w:line="240"/>
-              <w:ind w:left="80" w:right="80" w:firstLine="0" w:firstLineChars="0"/>
-              <w:rPr>
-                <w:rFonts w:ascii="Roboto Condensed" w:hAnsi="Helvetica" w:eastAsia="Helvetica" w:cs="Roboto Condensed"/>
-                <w:i w:val="false"/>
-                <w:b w:val="false"/>
-                <w:u w:val="none"/>
-                <w:sz w:val="24"/>
-                <w:szCs w:val="24"/>
-                <w:color w:val="000000"/>
-              </w:rPr>
-            </w:pPr>
-            <w:r>
-              <w:rPr>
-                <w:rFonts w:ascii="Roboto Condensed" w:hAnsi="Helvetica" w:eastAsia="Helvetica" w:cs="Roboto Condensed"/>
-                <w:i w:val="false"/>
-                <w:b w:val="false"/>
-                <w:u w:val="none"/>
+              <w:jc w:val="right"/>
+              <w:pBdr>
+                <w:bottom w:val="none" w:sz="0" w:space="0" w:color="000000"/>
+                <w:top w:val="none" w:sz="0" w:space="0" w:color="000000"/>
+                <w:left w:val="none" w:sz="0" w:space="0" w:color="000000"/>
+                <w:right w:val="none" w:sz="0" w:space="0" w:color="000000"/>
+              </w:pBdr>
+              <w:spacing w:after="40" w:before="40" w:line="240"/>
+              <w:ind w:left="80" w:right="80" w:firstLine="0" w:firstLineChars="0"/>
+              <w:rPr>
+                <w:rFonts w:ascii="Roboto Condensed" w:hAnsi="Helvetica" w:eastAsia="Helvetica" w:cs="Roboto Condensed"/>
+                <w:i w:val="false"/>
+                <w:b w:val="false"/>
+                <w:u w:val="none"/>
+                <w:strike w:val="false"/>
+                <w:sz w:val="24"/>
+                <w:szCs w:val="24"/>
+                <w:color w:val="000000"/>
+              </w:rPr>
+            </w:pPr>
+            <w:r>
+              <w:rPr>
+                <w:rFonts w:ascii="Roboto Condensed" w:hAnsi="Helvetica" w:eastAsia="Helvetica" w:cs="Roboto Condensed"/>
+                <w:i w:val="false"/>
+                <w:b w:val="false"/>
+                <w:u w:val="none"/>
+                <w:strike w:val="false"/>
                 <w:sz w:val="24"/>
                 <w:szCs w:val="24"/>
                 <w:color w:val="000000"/>
@@ -5233,32 +5320,33 @@
           </w:tcPr>
           <w:p>
             <w:pPr>
-              <w:pStyle w:val="Normal"/>
-              <w:jc w:val="right"/>
-              <w:pBdr>
-                <w:bottom w:val="none" w:sz="0" w:space="0" w:color="000000"/>
-                <w:top w:val="none" w:sz="0" w:space="0" w:color="000000"/>
-                <w:left w:val="none" w:sz="0" w:space="0" w:color="000000"/>
-                <w:right w:val="none" w:sz="0" w:space="0" w:color="000000"/>
-              </w:pBdr>
-              <w:spacing w:after="40" w:before="40" w:line="240"/>
-              <w:ind w:left="80" w:right="80" w:firstLine="0" w:firstLineChars="0"/>
-              <w:rPr>
-                <w:rFonts w:ascii="Roboto Condensed" w:hAnsi="Helvetica" w:eastAsia="Helvetica" w:cs="Roboto Condensed"/>
-                <w:i w:val="false"/>
-                <w:b w:val="false"/>
-                <w:u w:val="none"/>
-                <w:sz w:val="24"/>
-                <w:szCs w:val="24"/>
-                <w:color w:val="000000"/>
-              </w:rPr>
-            </w:pPr>
-            <w:r>
-              <w:rPr>
-                <w:rFonts w:ascii="Roboto Condensed" w:hAnsi="Helvetica" w:eastAsia="Helvetica" w:cs="Roboto Condensed"/>
-                <w:i w:val="false"/>
-                <w:b w:val="false"/>
-                <w:u w:val="none"/>
+              <w:jc w:val="right"/>
+              <w:pBdr>
+                <w:bottom w:val="none" w:sz="0" w:space="0" w:color="000000"/>
+                <w:top w:val="none" w:sz="0" w:space="0" w:color="000000"/>
+                <w:left w:val="none" w:sz="0" w:space="0" w:color="000000"/>
+                <w:right w:val="none" w:sz="0" w:space="0" w:color="000000"/>
+              </w:pBdr>
+              <w:spacing w:after="40" w:before="40" w:line="240"/>
+              <w:ind w:left="80" w:right="80" w:firstLine="0" w:firstLineChars="0"/>
+              <w:rPr>
+                <w:rFonts w:ascii="Roboto Condensed" w:hAnsi="Helvetica" w:eastAsia="Helvetica" w:cs="Roboto Condensed"/>
+                <w:i w:val="false"/>
+                <w:b w:val="false"/>
+                <w:u w:val="none"/>
+                <w:strike w:val="false"/>
+                <w:sz w:val="24"/>
+                <w:szCs w:val="24"/>
+                <w:color w:val="000000"/>
+              </w:rPr>
+            </w:pPr>
+            <w:r>
+              <w:rPr>
+                <w:rFonts w:ascii="Roboto Condensed" w:hAnsi="Helvetica" w:eastAsia="Helvetica" w:cs="Roboto Condensed"/>
+                <w:i w:val="false"/>
+                <w:b w:val="false"/>
+                <w:u w:val="none"/>
+                <w:strike w:val="false"/>
                 <w:sz w:val="24"/>
                 <w:szCs w:val="24"/>
                 <w:color w:val="000000"/>
@@ -5293,7 +5381,6 @@
           </w:tcPr>
           <w:p>
             <w:pPr>
-              <w:pStyle w:val="Normal"/>
               <w:jc w:val="left"/>
               <w:pBdr>
                 <w:bottom w:val="none" w:sz="0" w:space="0" w:color="000000"/>
@@ -5308,6 +5395,7 @@
                 <w:i w:val="false"/>
                 <w:b w:val="false"/>
                 <w:u w:val="none"/>
+                <w:strike w:val="false"/>
                 <w:sz w:val="24"/>
                 <w:szCs w:val="24"/>
                 <w:color w:val="000000"/>
@@ -5335,7 +5423,6 @@
           </w:tcPr>
           <w:p>
             <w:pPr>
-              <w:pStyle w:val="Normal"/>
               <w:jc w:val="left"/>
               <w:pBdr>
                 <w:bottom w:val="none" w:sz="0" w:space="0" w:color="000000"/>
@@ -5350,33 +5437,33 @@
                 <w:i w:val="false"/>
                 <w:b w:val="false"/>
                 <w:u w:val="none"/>
-                <w:sz w:val="24"/>
-                <w:szCs w:val="24"/>
-                <w:color w:val="000000"/>
-              </w:rPr>
-            </w:pPr>
-          </w:p>
-        </w:tc>
-        <w:tc>
-          <w:tcPr>
-            <w:tcBorders>
-              <w:bottom w:val="single" w:sz="4" w:space="0" w:color="A6A6A6"/>
-              <w:top w:val="single" w:sz="4" w:space="0" w:color="A6A6A6"/>
-              <w:left w:val="single" w:sz="4" w:space="0" w:color="A6A6A6"/>
-              <w:right w:val="single" w:sz="4" w:space="0" w:color="A6A6A6"/>
-            </w:tcBorders>
-            <w:shd w:val="clear" w:color="auto" w:fill="F2F2F2"/>
-            <w:tcMar>
-              <w:top w:w="0" w:type="dxa"/>
-              <w:bottom w:w="0" w:type="dxa"/>
-              <w:left w:w="0" w:type="dxa"/>
-              <w:right w:w="0" w:type="dxa"/>
-            </w:tcMar>
-            <w:vAlign w:val="center"/>
-          </w:tcPr>
-          <w:p>
-            <w:pPr>
-              <w:pStyle w:val="Normal"/>
+                <w:strike w:val="false"/>
+                <w:sz w:val="24"/>
+                <w:szCs w:val="24"/>
+                <w:color w:val="000000"/>
+              </w:rPr>
+            </w:pPr>
+          </w:p>
+        </w:tc>
+        <w:tc>
+          <w:tcPr>
+            <w:tcBorders>
+              <w:bottom w:val="single" w:sz="4" w:space="0" w:color="A6A6A6"/>
+              <w:top w:val="single" w:sz="4" w:space="0" w:color="A6A6A6"/>
+              <w:left w:val="single" w:sz="4" w:space="0" w:color="A6A6A6"/>
+              <w:right w:val="single" w:sz="4" w:space="0" w:color="A6A6A6"/>
+            </w:tcBorders>
+            <w:shd w:val="clear" w:color="auto" w:fill="F2F2F2"/>
+            <w:tcMar>
+              <w:top w:w="0" w:type="dxa"/>
+              <w:bottom w:w="0" w:type="dxa"/>
+              <w:left w:w="0" w:type="dxa"/>
+              <w:right w:w="0" w:type="dxa"/>
+            </w:tcMar>
+            <w:vAlign w:val="center"/>
+          </w:tcPr>
+          <w:p>
+            <w:pPr>
               <w:jc w:val="left"/>
               <w:pBdr>
                 <w:bottom w:val="none" w:sz="0" w:space="0" w:color="000000"/>
@@ -5391,17 +5478,19 @@
                 <w:i w:val="false"/>
                 <w:b w:val="false"/>
                 <w:u w:val="none"/>
-                <w:sz w:val="24"/>
-                <w:szCs w:val="24"/>
-                <w:color w:val="000000"/>
-              </w:rPr>
-            </w:pPr>
-            <w:r>
-              <w:rPr>
-                <w:rFonts w:ascii="Roboto Condensed" w:hAnsi="Helvetica" w:eastAsia="Helvetica" w:cs="Roboto Condensed"/>
-                <w:i w:val="false"/>
-                <w:b w:val="false"/>
-                <w:u w:val="none"/>
+                <w:strike w:val="false"/>
+                <w:sz w:val="24"/>
+                <w:szCs w:val="24"/>
+                <w:color w:val="000000"/>
+              </w:rPr>
+            </w:pPr>
+            <w:r>
+              <w:rPr>
+                <w:rFonts w:ascii="Roboto Condensed" w:hAnsi="Helvetica" w:eastAsia="Helvetica" w:cs="Roboto Condensed"/>
+                <w:i w:val="false"/>
+                <w:b w:val="false"/>
+                <w:u w:val="none"/>
+                <w:strike w:val="false"/>
                 <w:sz w:val="24"/>
                 <w:szCs w:val="24"/>
                 <w:color w:val="000000"/>
@@ -5429,32 +5518,33 @@
           </w:tcPr>
           <w:p>
             <w:pPr>
-              <w:pStyle w:val="Normal"/>
-              <w:jc w:val="right"/>
-              <w:pBdr>
-                <w:bottom w:val="none" w:sz="0" w:space="0" w:color="000000"/>
-                <w:top w:val="none" w:sz="0" w:space="0" w:color="000000"/>
-                <w:left w:val="none" w:sz="0" w:space="0" w:color="000000"/>
-                <w:right w:val="none" w:sz="0" w:space="0" w:color="000000"/>
-              </w:pBdr>
-              <w:spacing w:after="40" w:before="40" w:line="240"/>
-              <w:ind w:left="80" w:right="80" w:firstLine="0" w:firstLineChars="0"/>
-              <w:rPr>
-                <w:rFonts w:ascii="Roboto Condensed" w:hAnsi="Helvetica" w:eastAsia="Helvetica" w:cs="Roboto Condensed"/>
-                <w:i w:val="false"/>
-                <w:b w:val="false"/>
-                <w:u w:val="none"/>
-                <w:sz w:val="24"/>
-                <w:szCs w:val="24"/>
-                <w:color w:val="000000"/>
-              </w:rPr>
-            </w:pPr>
-            <w:r>
-              <w:rPr>
-                <w:rFonts w:ascii="Roboto Condensed" w:hAnsi="Helvetica" w:eastAsia="Helvetica" w:cs="Roboto Condensed"/>
-                <w:i w:val="false"/>
-                <w:b w:val="false"/>
-                <w:u w:val="none"/>
+              <w:jc w:val="right"/>
+              <w:pBdr>
+                <w:bottom w:val="none" w:sz="0" w:space="0" w:color="000000"/>
+                <w:top w:val="none" w:sz="0" w:space="0" w:color="000000"/>
+                <w:left w:val="none" w:sz="0" w:space="0" w:color="000000"/>
+                <w:right w:val="none" w:sz="0" w:space="0" w:color="000000"/>
+              </w:pBdr>
+              <w:spacing w:after="40" w:before="40" w:line="240"/>
+              <w:ind w:left="80" w:right="80" w:firstLine="0" w:firstLineChars="0"/>
+              <w:rPr>
+                <w:rFonts w:ascii="Roboto Condensed" w:hAnsi="Helvetica" w:eastAsia="Helvetica" w:cs="Roboto Condensed"/>
+                <w:i w:val="false"/>
+                <w:b w:val="false"/>
+                <w:u w:val="none"/>
+                <w:strike w:val="false"/>
+                <w:sz w:val="24"/>
+                <w:szCs w:val="24"/>
+                <w:color w:val="000000"/>
+              </w:rPr>
+            </w:pPr>
+            <w:r>
+              <w:rPr>
+                <w:rFonts w:ascii="Roboto Condensed" w:hAnsi="Helvetica" w:eastAsia="Helvetica" w:cs="Roboto Condensed"/>
+                <w:i w:val="false"/>
+                <w:b w:val="false"/>
+                <w:u w:val="none"/>
+                <w:strike w:val="false"/>
                 <w:sz w:val="24"/>
                 <w:szCs w:val="24"/>
                 <w:color w:val="000000"/>
@@ -5482,32 +5572,33 @@
           </w:tcPr>
           <w:p>
             <w:pPr>
-              <w:pStyle w:val="Normal"/>
-              <w:jc w:val="right"/>
-              <w:pBdr>
-                <w:bottom w:val="none" w:sz="0" w:space="0" w:color="000000"/>
-                <w:top w:val="none" w:sz="0" w:space="0" w:color="000000"/>
-                <w:left w:val="none" w:sz="0" w:space="0" w:color="000000"/>
-                <w:right w:val="none" w:sz="0" w:space="0" w:color="000000"/>
-              </w:pBdr>
-              <w:spacing w:after="40" w:before="40" w:line="240"/>
-              <w:ind w:left="80" w:right="80" w:firstLine="0" w:firstLineChars="0"/>
-              <w:rPr>
-                <w:rFonts w:ascii="Roboto Condensed" w:hAnsi="Helvetica" w:eastAsia="Helvetica" w:cs="Roboto Condensed"/>
-                <w:i w:val="false"/>
-                <w:b w:val="false"/>
-                <w:u w:val="none"/>
-                <w:sz w:val="24"/>
-                <w:szCs w:val="24"/>
-                <w:color w:val="000000"/>
-              </w:rPr>
-            </w:pPr>
-            <w:r>
-              <w:rPr>
-                <w:rFonts w:ascii="Roboto Condensed" w:hAnsi="Helvetica" w:eastAsia="Helvetica" w:cs="Roboto Condensed"/>
-                <w:i w:val="false"/>
-                <w:b w:val="false"/>
-                <w:u w:val="none"/>
+              <w:jc w:val="right"/>
+              <w:pBdr>
+                <w:bottom w:val="none" w:sz="0" w:space="0" w:color="000000"/>
+                <w:top w:val="none" w:sz="0" w:space="0" w:color="000000"/>
+                <w:left w:val="none" w:sz="0" w:space="0" w:color="000000"/>
+                <w:right w:val="none" w:sz="0" w:space="0" w:color="000000"/>
+              </w:pBdr>
+              <w:spacing w:after="40" w:before="40" w:line="240"/>
+              <w:ind w:left="80" w:right="80" w:firstLine="0" w:firstLineChars="0"/>
+              <w:rPr>
+                <w:rFonts w:ascii="Roboto Condensed" w:hAnsi="Helvetica" w:eastAsia="Helvetica" w:cs="Roboto Condensed"/>
+                <w:i w:val="false"/>
+                <w:b w:val="false"/>
+                <w:u w:val="none"/>
+                <w:strike w:val="false"/>
+                <w:sz w:val="24"/>
+                <w:szCs w:val="24"/>
+                <w:color w:val="000000"/>
+              </w:rPr>
+            </w:pPr>
+            <w:r>
+              <w:rPr>
+                <w:rFonts w:ascii="Roboto Condensed" w:hAnsi="Helvetica" w:eastAsia="Helvetica" w:cs="Roboto Condensed"/>
+                <w:i w:val="false"/>
+                <w:b w:val="false"/>
+                <w:u w:val="none"/>
+                <w:strike w:val="false"/>
                 <w:sz w:val="24"/>
                 <w:szCs w:val="24"/>
                 <w:color w:val="000000"/>
@@ -5535,32 +5626,33 @@
           </w:tcPr>
           <w:p>
             <w:pPr>
-              <w:pStyle w:val="Normal"/>
-              <w:jc w:val="right"/>
-              <w:pBdr>
-                <w:bottom w:val="none" w:sz="0" w:space="0" w:color="000000"/>
-                <w:top w:val="none" w:sz="0" w:space="0" w:color="000000"/>
-                <w:left w:val="none" w:sz="0" w:space="0" w:color="000000"/>
-                <w:right w:val="none" w:sz="0" w:space="0" w:color="000000"/>
-              </w:pBdr>
-              <w:spacing w:after="40" w:before="40" w:line="240"/>
-              <w:ind w:left="80" w:right="80" w:firstLine="0" w:firstLineChars="0"/>
-              <w:rPr>
-                <w:rFonts w:ascii="Roboto Condensed" w:hAnsi="Helvetica" w:eastAsia="Helvetica" w:cs="Roboto Condensed"/>
-                <w:i w:val="false"/>
-                <w:b w:val="false"/>
-                <w:u w:val="none"/>
-                <w:sz w:val="24"/>
-                <w:szCs w:val="24"/>
-                <w:color w:val="000000"/>
-              </w:rPr>
-            </w:pPr>
-            <w:r>
-              <w:rPr>
-                <w:rFonts w:ascii="Roboto Condensed" w:hAnsi="Helvetica" w:eastAsia="Helvetica" w:cs="Roboto Condensed"/>
-                <w:i w:val="false"/>
-                <w:b w:val="false"/>
-                <w:u w:val="none"/>
+              <w:jc w:val="right"/>
+              <w:pBdr>
+                <w:bottom w:val="none" w:sz="0" w:space="0" w:color="000000"/>
+                <w:top w:val="none" w:sz="0" w:space="0" w:color="000000"/>
+                <w:left w:val="none" w:sz="0" w:space="0" w:color="000000"/>
+                <w:right w:val="none" w:sz="0" w:space="0" w:color="000000"/>
+              </w:pBdr>
+              <w:spacing w:after="40" w:before="40" w:line="240"/>
+              <w:ind w:left="80" w:right="80" w:firstLine="0" w:firstLineChars="0"/>
+              <w:rPr>
+                <w:rFonts w:ascii="Roboto Condensed" w:hAnsi="Helvetica" w:eastAsia="Helvetica" w:cs="Roboto Condensed"/>
+                <w:i w:val="false"/>
+                <w:b w:val="false"/>
+                <w:u w:val="none"/>
+                <w:strike w:val="false"/>
+                <w:sz w:val="24"/>
+                <w:szCs w:val="24"/>
+                <w:color w:val="000000"/>
+              </w:rPr>
+            </w:pPr>
+            <w:r>
+              <w:rPr>
+                <w:rFonts w:ascii="Roboto Condensed" w:hAnsi="Helvetica" w:eastAsia="Helvetica" w:cs="Roboto Condensed"/>
+                <w:i w:val="false"/>
+                <w:b w:val="false"/>
+                <w:u w:val="none"/>
+                <w:strike w:val="false"/>
                 <w:sz w:val="24"/>
                 <w:szCs w:val="24"/>
                 <w:color w:val="000000"/>
@@ -5588,32 +5680,33 @@
           </w:tcPr>
           <w:p>
             <w:pPr>
-              <w:pStyle w:val="Normal"/>
-              <w:jc w:val="right"/>
-              <w:pBdr>
-                <w:bottom w:val="none" w:sz="0" w:space="0" w:color="000000"/>
-                <w:top w:val="none" w:sz="0" w:space="0" w:color="000000"/>
-                <w:left w:val="none" w:sz="0" w:space="0" w:color="000000"/>
-                <w:right w:val="none" w:sz="0" w:space="0" w:color="000000"/>
-              </w:pBdr>
-              <w:spacing w:after="40" w:before="40" w:line="240"/>
-              <w:ind w:left="80" w:right="80" w:firstLine="0" w:firstLineChars="0"/>
-              <w:rPr>
-                <w:rFonts w:ascii="Roboto Condensed" w:hAnsi="Helvetica" w:eastAsia="Helvetica" w:cs="Roboto Condensed"/>
-                <w:i w:val="false"/>
-                <w:b w:val="false"/>
-                <w:u w:val="none"/>
-                <w:sz w:val="24"/>
-                <w:szCs w:val="24"/>
-                <w:color w:val="000000"/>
-              </w:rPr>
-            </w:pPr>
-            <w:r>
-              <w:rPr>
-                <w:rFonts w:ascii="Roboto Condensed" w:hAnsi="Helvetica" w:eastAsia="Helvetica" w:cs="Roboto Condensed"/>
-                <w:i w:val="false"/>
-                <w:b w:val="false"/>
-                <w:u w:val="none"/>
+              <w:jc w:val="right"/>
+              <w:pBdr>
+                <w:bottom w:val="none" w:sz="0" w:space="0" w:color="000000"/>
+                <w:top w:val="none" w:sz="0" w:space="0" w:color="000000"/>
+                <w:left w:val="none" w:sz="0" w:space="0" w:color="000000"/>
+                <w:right w:val="none" w:sz="0" w:space="0" w:color="000000"/>
+              </w:pBdr>
+              <w:spacing w:after="40" w:before="40" w:line="240"/>
+              <w:ind w:left="80" w:right="80" w:firstLine="0" w:firstLineChars="0"/>
+              <w:rPr>
+                <w:rFonts w:ascii="Roboto Condensed" w:hAnsi="Helvetica" w:eastAsia="Helvetica" w:cs="Roboto Condensed"/>
+                <w:i w:val="false"/>
+                <w:b w:val="false"/>
+                <w:u w:val="none"/>
+                <w:strike w:val="false"/>
+                <w:sz w:val="24"/>
+                <w:szCs w:val="24"/>
+                <w:color w:val="000000"/>
+              </w:rPr>
+            </w:pPr>
+            <w:r>
+              <w:rPr>
+                <w:rFonts w:ascii="Roboto Condensed" w:hAnsi="Helvetica" w:eastAsia="Helvetica" w:cs="Roboto Condensed"/>
+                <w:i w:val="false"/>
+                <w:b w:val="false"/>
+                <w:u w:val="none"/>
+                <w:strike w:val="false"/>
                 <w:sz w:val="24"/>
                 <w:szCs w:val="24"/>
                 <w:color w:val="000000"/>
@@ -5641,32 +5734,33 @@
           </w:tcPr>
           <w:p>
             <w:pPr>
-              <w:pStyle w:val="Normal"/>
-              <w:jc w:val="right"/>
-              <w:pBdr>
-                <w:bottom w:val="none" w:sz="0" w:space="0" w:color="000000"/>
-                <w:top w:val="none" w:sz="0" w:space="0" w:color="000000"/>
-                <w:left w:val="none" w:sz="0" w:space="0" w:color="000000"/>
-                <w:right w:val="none" w:sz="0" w:space="0" w:color="000000"/>
-              </w:pBdr>
-              <w:spacing w:after="40" w:before="40" w:line="240"/>
-              <w:ind w:left="80" w:right="80" w:firstLine="0" w:firstLineChars="0"/>
-              <w:rPr>
-                <w:rFonts w:ascii="Roboto Condensed" w:hAnsi="Helvetica" w:eastAsia="Helvetica" w:cs="Roboto Condensed"/>
-                <w:i w:val="false"/>
-                <w:b w:val="false"/>
-                <w:u w:val="none"/>
-                <w:sz w:val="24"/>
-                <w:szCs w:val="24"/>
-                <w:color w:val="000000"/>
-              </w:rPr>
-            </w:pPr>
-            <w:r>
-              <w:rPr>
-                <w:rFonts w:ascii="Roboto Condensed" w:hAnsi="Helvetica" w:eastAsia="Helvetica" w:cs="Roboto Condensed"/>
-                <w:i w:val="false"/>
-                <w:b w:val="false"/>
-                <w:u w:val="none"/>
+              <w:jc w:val="right"/>
+              <w:pBdr>
+                <w:bottom w:val="none" w:sz="0" w:space="0" w:color="000000"/>
+                <w:top w:val="none" w:sz="0" w:space="0" w:color="000000"/>
+                <w:left w:val="none" w:sz="0" w:space="0" w:color="000000"/>
+                <w:right w:val="none" w:sz="0" w:space="0" w:color="000000"/>
+              </w:pBdr>
+              <w:spacing w:after="40" w:before="40" w:line="240"/>
+              <w:ind w:left="80" w:right="80" w:firstLine="0" w:firstLineChars="0"/>
+              <w:rPr>
+                <w:rFonts w:ascii="Roboto Condensed" w:hAnsi="Helvetica" w:eastAsia="Helvetica" w:cs="Roboto Condensed"/>
+                <w:i w:val="false"/>
+                <w:b w:val="false"/>
+                <w:u w:val="none"/>
+                <w:strike w:val="false"/>
+                <w:sz w:val="24"/>
+                <w:szCs w:val="24"/>
+                <w:color w:val="000000"/>
+              </w:rPr>
+            </w:pPr>
+            <w:r>
+              <w:rPr>
+                <w:rFonts w:ascii="Roboto Condensed" w:hAnsi="Helvetica" w:eastAsia="Helvetica" w:cs="Roboto Condensed"/>
+                <w:i w:val="false"/>
+                <w:b w:val="false"/>
+                <w:u w:val="none"/>
+                <w:strike w:val="false"/>
                 <w:sz w:val="24"/>
                 <w:szCs w:val="24"/>
                 <w:color w:val="000000"/>
@@ -5694,32 +5788,33 @@
           </w:tcPr>
           <w:p>
             <w:pPr>
-              <w:pStyle w:val="Normal"/>
-              <w:jc w:val="right"/>
-              <w:pBdr>
-                <w:bottom w:val="none" w:sz="0" w:space="0" w:color="000000"/>
-                <w:top w:val="none" w:sz="0" w:space="0" w:color="000000"/>
-                <w:left w:val="none" w:sz="0" w:space="0" w:color="000000"/>
-                <w:right w:val="none" w:sz="0" w:space="0" w:color="000000"/>
-              </w:pBdr>
-              <w:spacing w:after="40" w:before="40" w:line="240"/>
-              <w:ind w:left="80" w:right="80" w:firstLine="0" w:firstLineChars="0"/>
-              <w:rPr>
-                <w:rFonts w:ascii="Roboto Condensed" w:hAnsi="Helvetica" w:eastAsia="Helvetica" w:cs="Roboto Condensed"/>
-                <w:i w:val="false"/>
-                <w:b w:val="false"/>
-                <w:u w:val="none"/>
-                <w:sz w:val="24"/>
-                <w:szCs w:val="24"/>
-                <w:color w:val="000000"/>
-              </w:rPr>
-            </w:pPr>
-            <w:r>
-              <w:rPr>
-                <w:rFonts w:ascii="Roboto Condensed" w:hAnsi="Helvetica" w:eastAsia="Helvetica" w:cs="Roboto Condensed"/>
-                <w:i w:val="false"/>
-                <w:b w:val="false"/>
-                <w:u w:val="none"/>
+              <w:jc w:val="right"/>
+              <w:pBdr>
+                <w:bottom w:val="none" w:sz="0" w:space="0" w:color="000000"/>
+                <w:top w:val="none" w:sz="0" w:space="0" w:color="000000"/>
+                <w:left w:val="none" w:sz="0" w:space="0" w:color="000000"/>
+                <w:right w:val="none" w:sz="0" w:space="0" w:color="000000"/>
+              </w:pBdr>
+              <w:spacing w:after="40" w:before="40" w:line="240"/>
+              <w:ind w:left="80" w:right="80" w:firstLine="0" w:firstLineChars="0"/>
+              <w:rPr>
+                <w:rFonts w:ascii="Roboto Condensed" w:hAnsi="Helvetica" w:eastAsia="Helvetica" w:cs="Roboto Condensed"/>
+                <w:i w:val="false"/>
+                <w:b w:val="false"/>
+                <w:u w:val="none"/>
+                <w:strike w:val="false"/>
+                <w:sz w:val="24"/>
+                <w:szCs w:val="24"/>
+                <w:color w:val="000000"/>
+              </w:rPr>
+            </w:pPr>
+            <w:r>
+              <w:rPr>
+                <w:rFonts w:ascii="Roboto Condensed" w:hAnsi="Helvetica" w:eastAsia="Helvetica" w:cs="Roboto Condensed"/>
+                <w:i w:val="false"/>
+                <w:b w:val="false"/>
+                <w:u w:val="none"/>
+                <w:strike w:val="false"/>
                 <w:sz w:val="24"/>
                 <w:szCs w:val="24"/>
                 <w:color w:val="000000"/>
@@ -5754,7 +5849,6 @@
           </w:tcPr>
           <w:p>
             <w:pPr>
-              <w:pStyle w:val="Normal"/>
               <w:jc w:val="left"/>
               <w:pBdr>
                 <w:bottom w:val="none" w:sz="0" w:space="0" w:color="000000"/>
@@ -5769,6 +5863,7 @@
                 <w:i w:val="false"/>
                 <w:b w:val="false"/>
                 <w:u w:val="none"/>
+                <w:strike w:val="false"/>
                 <w:sz w:val="24"/>
                 <w:szCs w:val="24"/>
                 <w:color w:val="000000"/>
@@ -5796,7 +5891,6 @@
           </w:tcPr>
           <w:p>
             <w:pPr>
-              <w:pStyle w:val="Normal"/>
               <w:jc w:val="left"/>
               <w:pBdr>
                 <w:bottom w:val="none" w:sz="0" w:space="0" w:color="000000"/>
@@ -5811,33 +5905,33 @@
                 <w:i w:val="false"/>
                 <w:b w:val="false"/>
                 <w:u w:val="none"/>
-                <w:sz w:val="24"/>
-                <w:szCs w:val="24"/>
-                <w:color w:val="000000"/>
-              </w:rPr>
-            </w:pPr>
-          </w:p>
-        </w:tc>
-        <w:tc>
-          <w:tcPr>
-            <w:tcBorders>
-              <w:bottom w:val="single" w:sz="4" w:space="0" w:color="A6A6A6"/>
-              <w:top w:val="single" w:sz="4" w:space="0" w:color="A6A6A6"/>
-              <w:left w:val="single" w:sz="4" w:space="0" w:color="A6A6A6"/>
-              <w:right w:val="single" w:sz="4" w:space="0" w:color="A6A6A6"/>
-            </w:tcBorders>
-            <w:shd w:val="clear" w:color="auto" w:fill="F2F2F2"/>
-            <w:tcMar>
-              <w:top w:w="0" w:type="dxa"/>
-              <w:bottom w:w="0" w:type="dxa"/>
-              <w:left w:w="0" w:type="dxa"/>
-              <w:right w:w="0" w:type="dxa"/>
-            </w:tcMar>
-            <w:vAlign w:val="center"/>
-          </w:tcPr>
-          <w:p>
-            <w:pPr>
-              <w:pStyle w:val="Normal"/>
+                <w:strike w:val="false"/>
+                <w:sz w:val="24"/>
+                <w:szCs w:val="24"/>
+                <w:color w:val="000000"/>
+              </w:rPr>
+            </w:pPr>
+          </w:p>
+        </w:tc>
+        <w:tc>
+          <w:tcPr>
+            <w:tcBorders>
+              <w:bottom w:val="single" w:sz="4" w:space="0" w:color="A6A6A6"/>
+              <w:top w:val="single" w:sz="4" w:space="0" w:color="A6A6A6"/>
+              <w:left w:val="single" w:sz="4" w:space="0" w:color="A6A6A6"/>
+              <w:right w:val="single" w:sz="4" w:space="0" w:color="A6A6A6"/>
+            </w:tcBorders>
+            <w:shd w:val="clear" w:color="auto" w:fill="F2F2F2"/>
+            <w:tcMar>
+              <w:top w:w="0" w:type="dxa"/>
+              <w:bottom w:w="0" w:type="dxa"/>
+              <w:left w:w="0" w:type="dxa"/>
+              <w:right w:w="0" w:type="dxa"/>
+            </w:tcMar>
+            <w:vAlign w:val="center"/>
+          </w:tcPr>
+          <w:p>
+            <w:pPr>
               <w:jc w:val="left"/>
               <w:pBdr>
                 <w:bottom w:val="none" w:sz="0" w:space="0" w:color="000000"/>
@@ -5852,17 +5946,19 @@
                 <w:i w:val="false"/>
                 <w:b w:val="false"/>
                 <w:u w:val="none"/>
-                <w:sz w:val="24"/>
-                <w:szCs w:val="24"/>
-                <w:color w:val="000000"/>
-              </w:rPr>
-            </w:pPr>
-            <w:r>
-              <w:rPr>
-                <w:rFonts w:ascii="Roboto Condensed" w:hAnsi="Helvetica" w:eastAsia="Helvetica" w:cs="Roboto Condensed"/>
-                <w:i w:val="false"/>
-                <w:b w:val="false"/>
-                <w:u w:val="none"/>
+                <w:strike w:val="false"/>
+                <w:sz w:val="24"/>
+                <w:szCs w:val="24"/>
+                <w:color w:val="000000"/>
+              </w:rPr>
+            </w:pPr>
+            <w:r>
+              <w:rPr>
+                <w:rFonts w:ascii="Roboto Condensed" w:hAnsi="Helvetica" w:eastAsia="Helvetica" w:cs="Roboto Condensed"/>
+                <w:i w:val="false"/>
+                <w:b w:val="false"/>
+                <w:u w:val="none"/>
+                <w:strike w:val="false"/>
                 <w:sz w:val="24"/>
                 <w:szCs w:val="24"/>
                 <w:color w:val="000000"/>
@@ -5890,32 +5986,33 @@
           </w:tcPr>
           <w:p>
             <w:pPr>
-              <w:pStyle w:val="Normal"/>
-              <w:jc w:val="right"/>
-              <w:pBdr>
-                <w:bottom w:val="none" w:sz="0" w:space="0" w:color="000000"/>
-                <w:top w:val="none" w:sz="0" w:space="0" w:color="000000"/>
-                <w:left w:val="none" w:sz="0" w:space="0" w:color="000000"/>
-                <w:right w:val="none" w:sz="0" w:space="0" w:color="000000"/>
-              </w:pBdr>
-              <w:spacing w:after="40" w:before="40" w:line="240"/>
-              <w:ind w:left="80" w:right="80" w:firstLine="0" w:firstLineChars="0"/>
-              <w:rPr>
-                <w:rFonts w:ascii="Roboto Condensed" w:hAnsi="Helvetica" w:eastAsia="Helvetica" w:cs="Roboto Condensed"/>
-                <w:i w:val="false"/>
-                <w:b w:val="false"/>
-                <w:u w:val="none"/>
-                <w:sz w:val="24"/>
-                <w:szCs w:val="24"/>
-                <w:color w:val="000000"/>
-              </w:rPr>
-            </w:pPr>
-            <w:r>
-              <w:rPr>
-                <w:rFonts w:ascii="Roboto Condensed" w:hAnsi="Helvetica" w:eastAsia="Helvetica" w:cs="Roboto Condensed"/>
-                <w:i w:val="false"/>
-                <w:b w:val="false"/>
-                <w:u w:val="none"/>
+              <w:jc w:val="right"/>
+              <w:pBdr>
+                <w:bottom w:val="none" w:sz="0" w:space="0" w:color="000000"/>
+                <w:top w:val="none" w:sz="0" w:space="0" w:color="000000"/>
+                <w:left w:val="none" w:sz="0" w:space="0" w:color="000000"/>
+                <w:right w:val="none" w:sz="0" w:space="0" w:color="000000"/>
+              </w:pBdr>
+              <w:spacing w:after="40" w:before="40" w:line="240"/>
+              <w:ind w:left="80" w:right="80" w:firstLine="0" w:firstLineChars="0"/>
+              <w:rPr>
+                <w:rFonts w:ascii="Roboto Condensed" w:hAnsi="Helvetica" w:eastAsia="Helvetica" w:cs="Roboto Condensed"/>
+                <w:i w:val="false"/>
+                <w:b w:val="false"/>
+                <w:u w:val="none"/>
+                <w:strike w:val="false"/>
+                <w:sz w:val="24"/>
+                <w:szCs w:val="24"/>
+                <w:color w:val="000000"/>
+              </w:rPr>
+            </w:pPr>
+            <w:r>
+              <w:rPr>
+                <w:rFonts w:ascii="Roboto Condensed" w:hAnsi="Helvetica" w:eastAsia="Helvetica" w:cs="Roboto Condensed"/>
+                <w:i w:val="false"/>
+                <w:b w:val="false"/>
+                <w:u w:val="none"/>
+                <w:strike w:val="false"/>
                 <w:sz w:val="24"/>
                 <w:szCs w:val="24"/>
                 <w:color w:val="000000"/>
@@ -5943,32 +6040,33 @@
           </w:tcPr>
           <w:p>
             <w:pPr>
-              <w:pStyle w:val="Normal"/>
-              <w:jc w:val="right"/>
-              <w:pBdr>
-                <w:bottom w:val="none" w:sz="0" w:space="0" w:color="000000"/>
-                <w:top w:val="none" w:sz="0" w:space="0" w:color="000000"/>
-                <w:left w:val="none" w:sz="0" w:space="0" w:color="000000"/>
-                <w:right w:val="none" w:sz="0" w:space="0" w:color="000000"/>
-              </w:pBdr>
-              <w:spacing w:after="40" w:before="40" w:line="240"/>
-              <w:ind w:left="80" w:right="80" w:firstLine="0" w:firstLineChars="0"/>
-              <w:rPr>
-                <w:rFonts w:ascii="Roboto Condensed" w:hAnsi="Helvetica" w:eastAsia="Helvetica" w:cs="Roboto Condensed"/>
-                <w:i w:val="false"/>
-                <w:b w:val="false"/>
-                <w:u w:val="none"/>
-                <w:sz w:val="24"/>
-                <w:szCs w:val="24"/>
-                <w:color w:val="000000"/>
-              </w:rPr>
-            </w:pPr>
-            <w:r>
-              <w:rPr>
-                <w:rFonts w:ascii="Roboto Condensed" w:hAnsi="Helvetica" w:eastAsia="Helvetica" w:cs="Roboto Condensed"/>
-                <w:i w:val="false"/>
-                <w:b w:val="false"/>
-                <w:u w:val="none"/>
+              <w:jc w:val="right"/>
+              <w:pBdr>
+                <w:bottom w:val="none" w:sz="0" w:space="0" w:color="000000"/>
+                <w:top w:val="none" w:sz="0" w:space="0" w:color="000000"/>
+                <w:left w:val="none" w:sz="0" w:space="0" w:color="000000"/>
+                <w:right w:val="none" w:sz="0" w:space="0" w:color="000000"/>
+              </w:pBdr>
+              <w:spacing w:after="40" w:before="40" w:line="240"/>
+              <w:ind w:left="80" w:right="80" w:firstLine="0" w:firstLineChars="0"/>
+              <w:rPr>
+                <w:rFonts w:ascii="Roboto Condensed" w:hAnsi="Helvetica" w:eastAsia="Helvetica" w:cs="Roboto Condensed"/>
+                <w:i w:val="false"/>
+                <w:b w:val="false"/>
+                <w:u w:val="none"/>
+                <w:strike w:val="false"/>
+                <w:sz w:val="24"/>
+                <w:szCs w:val="24"/>
+                <w:color w:val="000000"/>
+              </w:rPr>
+            </w:pPr>
+            <w:r>
+              <w:rPr>
+                <w:rFonts w:ascii="Roboto Condensed" w:hAnsi="Helvetica" w:eastAsia="Helvetica" w:cs="Roboto Condensed"/>
+                <w:i w:val="false"/>
+                <w:b w:val="false"/>
+                <w:u w:val="none"/>
+                <w:strike w:val="false"/>
                 <w:sz w:val="24"/>
                 <w:szCs w:val="24"/>
                 <w:color w:val="000000"/>
@@ -5996,32 +6094,33 @@
           </w:tcPr>
           <w:p>
             <w:pPr>
-              <w:pStyle w:val="Normal"/>
-              <w:jc w:val="right"/>
-              <w:pBdr>
-                <w:bottom w:val="none" w:sz="0" w:space="0" w:color="000000"/>
-                <w:top w:val="none" w:sz="0" w:space="0" w:color="000000"/>
-                <w:left w:val="none" w:sz="0" w:space="0" w:color="000000"/>
-                <w:right w:val="none" w:sz="0" w:space="0" w:color="000000"/>
-              </w:pBdr>
-              <w:spacing w:after="40" w:before="40" w:line="240"/>
-              <w:ind w:left="80" w:right="80" w:firstLine="0" w:firstLineChars="0"/>
-              <w:rPr>
-                <w:rFonts w:ascii="Roboto Condensed" w:hAnsi="Helvetica" w:eastAsia="Helvetica" w:cs="Roboto Condensed"/>
-                <w:i w:val="false"/>
-                <w:b w:val="false"/>
-                <w:u w:val="none"/>
-                <w:sz w:val="24"/>
-                <w:szCs w:val="24"/>
-                <w:color w:val="000000"/>
-              </w:rPr>
-            </w:pPr>
-            <w:r>
-              <w:rPr>
-                <w:rFonts w:ascii="Roboto Condensed" w:hAnsi="Helvetica" w:eastAsia="Helvetica" w:cs="Roboto Condensed"/>
-                <w:i w:val="false"/>
-                <w:b w:val="false"/>
-                <w:u w:val="none"/>
+              <w:jc w:val="right"/>
+              <w:pBdr>
+                <w:bottom w:val="none" w:sz="0" w:space="0" w:color="000000"/>
+                <w:top w:val="none" w:sz="0" w:space="0" w:color="000000"/>
+                <w:left w:val="none" w:sz="0" w:space="0" w:color="000000"/>
+                <w:right w:val="none" w:sz="0" w:space="0" w:color="000000"/>
+              </w:pBdr>
+              <w:spacing w:after="40" w:before="40" w:line="240"/>
+              <w:ind w:left="80" w:right="80" w:firstLine="0" w:firstLineChars="0"/>
+              <w:rPr>
+                <w:rFonts w:ascii="Roboto Condensed" w:hAnsi="Helvetica" w:eastAsia="Helvetica" w:cs="Roboto Condensed"/>
+                <w:i w:val="false"/>
+                <w:b w:val="false"/>
+                <w:u w:val="none"/>
+                <w:strike w:val="false"/>
+                <w:sz w:val="24"/>
+                <w:szCs w:val="24"/>
+                <w:color w:val="000000"/>
+              </w:rPr>
+            </w:pPr>
+            <w:r>
+              <w:rPr>
+                <w:rFonts w:ascii="Roboto Condensed" w:hAnsi="Helvetica" w:eastAsia="Helvetica" w:cs="Roboto Condensed"/>
+                <w:i w:val="false"/>
+                <w:b w:val="false"/>
+                <w:u w:val="none"/>
+                <w:strike w:val="false"/>
                 <w:sz w:val="24"/>
                 <w:szCs w:val="24"/>
                 <w:color w:val="000000"/>
@@ -6049,32 +6148,33 @@
           </w:tcPr>
           <w:p>
             <w:pPr>
-              <w:pStyle w:val="Normal"/>
-              <w:jc w:val="right"/>
-              <w:pBdr>
-                <w:bottom w:val="none" w:sz="0" w:space="0" w:color="000000"/>
-                <w:top w:val="none" w:sz="0" w:space="0" w:color="000000"/>
-                <w:left w:val="none" w:sz="0" w:space="0" w:color="000000"/>
-                <w:right w:val="none" w:sz="0" w:space="0" w:color="000000"/>
-              </w:pBdr>
-              <w:spacing w:after="40" w:before="40" w:line="240"/>
-              <w:ind w:left="80" w:right="80" w:firstLine="0" w:firstLineChars="0"/>
-              <w:rPr>
-                <w:rFonts w:ascii="Roboto Condensed" w:hAnsi="Helvetica" w:eastAsia="Helvetica" w:cs="Roboto Condensed"/>
-                <w:i w:val="false"/>
-                <w:b w:val="false"/>
-                <w:u w:val="none"/>
-                <w:sz w:val="24"/>
-                <w:szCs w:val="24"/>
-                <w:color w:val="000000"/>
-              </w:rPr>
-            </w:pPr>
-            <w:r>
-              <w:rPr>
-                <w:rFonts w:ascii="Roboto Condensed" w:hAnsi="Helvetica" w:eastAsia="Helvetica" w:cs="Roboto Condensed"/>
-                <w:i w:val="false"/>
-                <w:b w:val="false"/>
-                <w:u w:val="none"/>
+              <w:jc w:val="right"/>
+              <w:pBdr>
+                <w:bottom w:val="none" w:sz="0" w:space="0" w:color="000000"/>
+                <w:top w:val="none" w:sz="0" w:space="0" w:color="000000"/>
+                <w:left w:val="none" w:sz="0" w:space="0" w:color="000000"/>
+                <w:right w:val="none" w:sz="0" w:space="0" w:color="000000"/>
+              </w:pBdr>
+              <w:spacing w:after="40" w:before="40" w:line="240"/>
+              <w:ind w:left="80" w:right="80" w:firstLine="0" w:firstLineChars="0"/>
+              <w:rPr>
+                <w:rFonts w:ascii="Roboto Condensed" w:hAnsi="Helvetica" w:eastAsia="Helvetica" w:cs="Roboto Condensed"/>
+                <w:i w:val="false"/>
+                <w:b w:val="false"/>
+                <w:u w:val="none"/>
+                <w:strike w:val="false"/>
+                <w:sz w:val="24"/>
+                <w:szCs w:val="24"/>
+                <w:color w:val="000000"/>
+              </w:rPr>
+            </w:pPr>
+            <w:r>
+              <w:rPr>
+                <w:rFonts w:ascii="Roboto Condensed" w:hAnsi="Helvetica" w:eastAsia="Helvetica" w:cs="Roboto Condensed"/>
+                <w:i w:val="false"/>
+                <w:b w:val="false"/>
+                <w:u w:val="none"/>
+                <w:strike w:val="false"/>
                 <w:sz w:val="24"/>
                 <w:szCs w:val="24"/>
                 <w:color w:val="000000"/>
@@ -6102,32 +6202,33 @@
           </w:tcPr>
           <w:p>
             <w:pPr>
-              <w:pStyle w:val="Normal"/>
-              <w:jc w:val="right"/>
-              <w:pBdr>
-                <w:bottom w:val="none" w:sz="0" w:space="0" w:color="000000"/>
-                <w:top w:val="none" w:sz="0" w:space="0" w:color="000000"/>
-                <w:left w:val="none" w:sz="0" w:space="0" w:color="000000"/>
-                <w:right w:val="none" w:sz="0" w:space="0" w:color="000000"/>
-              </w:pBdr>
-              <w:spacing w:after="40" w:before="40" w:line="240"/>
-              <w:ind w:left="80" w:right="80" w:firstLine="0" w:firstLineChars="0"/>
-              <w:rPr>
-                <w:rFonts w:ascii="Roboto Condensed" w:hAnsi="Helvetica" w:eastAsia="Helvetica" w:cs="Roboto Condensed"/>
-                <w:i w:val="false"/>
-                <w:b w:val="false"/>
-                <w:u w:val="none"/>
-                <w:sz w:val="24"/>
-                <w:szCs w:val="24"/>
-                <w:color w:val="000000"/>
-              </w:rPr>
-            </w:pPr>
-            <w:r>
-              <w:rPr>
-                <w:rFonts w:ascii="Roboto Condensed" w:hAnsi="Helvetica" w:eastAsia="Helvetica" w:cs="Roboto Condensed"/>
-                <w:i w:val="false"/>
-                <w:b w:val="false"/>
-                <w:u w:val="none"/>
+              <w:jc w:val="right"/>
+              <w:pBdr>
+                <w:bottom w:val="none" w:sz="0" w:space="0" w:color="000000"/>
+                <w:top w:val="none" w:sz="0" w:space="0" w:color="000000"/>
+                <w:left w:val="none" w:sz="0" w:space="0" w:color="000000"/>
+                <w:right w:val="none" w:sz="0" w:space="0" w:color="000000"/>
+              </w:pBdr>
+              <w:spacing w:after="40" w:before="40" w:line="240"/>
+              <w:ind w:left="80" w:right="80" w:firstLine="0" w:firstLineChars="0"/>
+              <w:rPr>
+                <w:rFonts w:ascii="Roboto Condensed" w:hAnsi="Helvetica" w:eastAsia="Helvetica" w:cs="Roboto Condensed"/>
+                <w:i w:val="false"/>
+                <w:b w:val="false"/>
+                <w:u w:val="none"/>
+                <w:strike w:val="false"/>
+                <w:sz w:val="24"/>
+                <w:szCs w:val="24"/>
+                <w:color w:val="000000"/>
+              </w:rPr>
+            </w:pPr>
+            <w:r>
+              <w:rPr>
+                <w:rFonts w:ascii="Roboto Condensed" w:hAnsi="Helvetica" w:eastAsia="Helvetica" w:cs="Roboto Condensed"/>
+                <w:i w:val="false"/>
+                <w:b w:val="false"/>
+                <w:u w:val="none"/>
+                <w:strike w:val="false"/>
                 <w:sz w:val="24"/>
                 <w:szCs w:val="24"/>
                 <w:color w:val="000000"/>
@@ -6155,32 +6256,33 @@
           </w:tcPr>
           <w:p>
             <w:pPr>
-              <w:pStyle w:val="Normal"/>
-              <w:jc w:val="right"/>
-              <w:pBdr>
-                <w:bottom w:val="none" w:sz="0" w:space="0" w:color="000000"/>
-                <w:top w:val="none" w:sz="0" w:space="0" w:color="000000"/>
-                <w:left w:val="none" w:sz="0" w:space="0" w:color="000000"/>
-                <w:right w:val="none" w:sz="0" w:space="0" w:color="000000"/>
-              </w:pBdr>
-              <w:spacing w:after="40" w:before="40" w:line="240"/>
-              <w:ind w:left="80" w:right="80" w:firstLine="0" w:firstLineChars="0"/>
-              <w:rPr>
-                <w:rFonts w:ascii="Roboto Condensed" w:hAnsi="Helvetica" w:eastAsia="Helvetica" w:cs="Roboto Condensed"/>
-                <w:i w:val="false"/>
-                <w:b w:val="false"/>
-                <w:u w:val="none"/>
-                <w:sz w:val="24"/>
-                <w:szCs w:val="24"/>
-                <w:color w:val="000000"/>
-              </w:rPr>
-            </w:pPr>
-            <w:r>
-              <w:rPr>
-                <w:rFonts w:ascii="Roboto Condensed" w:hAnsi="Helvetica" w:eastAsia="Helvetica" w:cs="Roboto Condensed"/>
-                <w:i w:val="false"/>
-                <w:b w:val="false"/>
-                <w:u w:val="none"/>
+              <w:jc w:val="right"/>
+              <w:pBdr>
+                <w:bottom w:val="none" w:sz="0" w:space="0" w:color="000000"/>
+                <w:top w:val="none" w:sz="0" w:space="0" w:color="000000"/>
+                <w:left w:val="none" w:sz="0" w:space="0" w:color="000000"/>
+                <w:right w:val="none" w:sz="0" w:space="0" w:color="000000"/>
+              </w:pBdr>
+              <w:spacing w:after="40" w:before="40" w:line="240"/>
+              <w:ind w:left="80" w:right="80" w:firstLine="0" w:firstLineChars="0"/>
+              <w:rPr>
+                <w:rFonts w:ascii="Roboto Condensed" w:hAnsi="Helvetica" w:eastAsia="Helvetica" w:cs="Roboto Condensed"/>
+                <w:i w:val="false"/>
+                <w:b w:val="false"/>
+                <w:u w:val="none"/>
+                <w:strike w:val="false"/>
+                <w:sz w:val="24"/>
+                <w:szCs w:val="24"/>
+                <w:color w:val="000000"/>
+              </w:rPr>
+            </w:pPr>
+            <w:r>
+              <w:rPr>
+                <w:rFonts w:ascii="Roboto Condensed" w:hAnsi="Helvetica" w:eastAsia="Helvetica" w:cs="Roboto Condensed"/>
+                <w:i w:val="false"/>
+                <w:b w:val="false"/>
+                <w:u w:val="none"/>
+                <w:strike w:val="false"/>
                 <w:sz w:val="24"/>
                 <w:szCs w:val="24"/>
                 <w:color w:val="000000"/>
@@ -6215,7 +6317,6 @@
           </w:tcPr>
           <w:p>
             <w:pPr>
-              <w:pStyle w:val="Normal"/>
               <w:jc w:val="left"/>
               <w:pBdr>
                 <w:bottom w:val="none" w:sz="0" w:space="0" w:color="000000"/>
@@ -6230,17 +6331,19 @@
                 <w:i w:val="false"/>
                 <w:b w:val="false"/>
                 <w:u w:val="none"/>
-                <w:sz w:val="24"/>
-                <w:szCs w:val="24"/>
-                <w:color w:val="000000"/>
-              </w:rPr>
-            </w:pPr>
-            <w:r>
-              <w:rPr>
-                <w:rFonts w:ascii="Roboto Condensed" w:hAnsi="Helvetica" w:eastAsia="Helvetica" w:cs="Roboto Condensed"/>
-                <w:i w:val="false"/>
-                <w:b w:val="false"/>
-                <w:u w:val="none"/>
+                <w:strike w:val="false"/>
+                <w:sz w:val="24"/>
+                <w:szCs w:val="24"/>
+                <w:color w:val="000000"/>
+              </w:rPr>
+            </w:pPr>
+            <w:r>
+              <w:rPr>
+                <w:rFonts w:ascii="Roboto Condensed" w:hAnsi="Helvetica" w:eastAsia="Helvetica" w:cs="Roboto Condensed"/>
+                <w:i w:val="false"/>
+                <w:b w:val="false"/>
+                <w:u w:val="none"/>
+                <w:strike w:val="false"/>
                 <w:sz w:val="24"/>
                 <w:szCs w:val="24"/>
                 <w:color w:val="000000"/>
@@ -6269,7 +6372,6 @@
           </w:tcPr>
           <w:p>
             <w:pPr>
-              <w:pStyle w:val="Normal"/>
               <w:jc w:val="left"/>
               <w:pBdr>
                 <w:bottom w:val="none" w:sz="0" w:space="0" w:color="000000"/>
@@ -6284,17 +6386,19 @@
                 <w:i w:val="false"/>
                 <w:b w:val="false"/>
                 <w:u w:val="none"/>
-                <w:sz w:val="24"/>
-                <w:szCs w:val="24"/>
-                <w:color w:val="000000"/>
-              </w:rPr>
-            </w:pPr>
-            <w:r>
-              <w:rPr>
-                <w:rFonts w:ascii="Roboto Condensed" w:hAnsi="Helvetica" w:eastAsia="Helvetica" w:cs="Roboto Condensed"/>
-                <w:i w:val="false"/>
-                <w:b w:val="false"/>
-                <w:u w:val="none"/>
+                <w:strike w:val="false"/>
+                <w:sz w:val="24"/>
+                <w:szCs w:val="24"/>
+                <w:color w:val="000000"/>
+              </w:rPr>
+            </w:pPr>
+            <w:r>
+              <w:rPr>
+                <w:rFonts w:ascii="Roboto Condensed" w:hAnsi="Helvetica" w:eastAsia="Helvetica" w:cs="Roboto Condensed"/>
+                <w:i w:val="false"/>
+                <w:b w:val="false"/>
+                <w:u w:val="none"/>
+                <w:strike w:val="false"/>
                 <w:sz w:val="24"/>
                 <w:szCs w:val="24"/>
                 <w:color w:val="000000"/>
@@ -6322,7 +6426,6 @@
           </w:tcPr>
           <w:p>
             <w:pPr>
-              <w:pStyle w:val="Normal"/>
               <w:jc w:val="left"/>
               <w:pBdr>
                 <w:bottom w:val="none" w:sz="0" w:space="0" w:color="000000"/>
@@ -6337,17 +6440,19 @@
                 <w:i w:val="false"/>
                 <w:b w:val="false"/>
                 <w:u w:val="none"/>
-                <w:sz w:val="24"/>
-                <w:szCs w:val="24"/>
-                <w:color w:val="000000"/>
-              </w:rPr>
-            </w:pPr>
-            <w:r>
-              <w:rPr>
-                <w:rFonts w:ascii="Roboto Condensed" w:hAnsi="Helvetica" w:eastAsia="Helvetica" w:cs="Roboto Condensed"/>
-                <w:i w:val="false"/>
-                <w:b w:val="false"/>
-                <w:u w:val="none"/>
+                <w:strike w:val="false"/>
+                <w:sz w:val="24"/>
+                <w:szCs w:val="24"/>
+                <w:color w:val="000000"/>
+              </w:rPr>
+            </w:pPr>
+            <w:r>
+              <w:rPr>
+                <w:rFonts w:ascii="Roboto Condensed" w:hAnsi="Helvetica" w:eastAsia="Helvetica" w:cs="Roboto Condensed"/>
+                <w:i w:val="false"/>
+                <w:b w:val="false"/>
+                <w:u w:val="none"/>
+                <w:strike w:val="false"/>
                 <w:sz w:val="24"/>
                 <w:szCs w:val="24"/>
                 <w:color w:val="000000"/>
@@ -6375,32 +6480,33 @@
           </w:tcPr>
           <w:p>
             <w:pPr>
-              <w:pStyle w:val="Normal"/>
-              <w:jc w:val="right"/>
-              <w:pBdr>
-                <w:bottom w:val="none" w:sz="0" w:space="0" w:color="000000"/>
-                <w:top w:val="none" w:sz="0" w:space="0" w:color="000000"/>
-                <w:left w:val="none" w:sz="0" w:space="0" w:color="000000"/>
-                <w:right w:val="none" w:sz="0" w:space="0" w:color="000000"/>
-              </w:pBdr>
-              <w:spacing w:after="40" w:before="40" w:line="240"/>
-              <w:ind w:left="80" w:right="80" w:firstLine="0" w:firstLineChars="0"/>
-              <w:rPr>
-                <w:rFonts w:ascii="Roboto Condensed" w:hAnsi="Helvetica" w:eastAsia="Helvetica" w:cs="Roboto Condensed"/>
-                <w:i w:val="false"/>
-                <w:b w:val="false"/>
-                <w:u w:val="none"/>
-                <w:sz w:val="24"/>
-                <w:szCs w:val="24"/>
-                <w:color w:val="000000"/>
-              </w:rPr>
-            </w:pPr>
-            <w:r>
-              <w:rPr>
-                <w:rFonts w:ascii="Roboto Condensed" w:hAnsi="Helvetica" w:eastAsia="Helvetica" w:cs="Roboto Condensed"/>
-                <w:i w:val="false"/>
-                <w:b w:val="false"/>
-                <w:u w:val="none"/>
+              <w:jc w:val="right"/>
+              <w:pBdr>
+                <w:bottom w:val="none" w:sz="0" w:space="0" w:color="000000"/>
+                <w:top w:val="none" w:sz="0" w:space="0" w:color="000000"/>
+                <w:left w:val="none" w:sz="0" w:space="0" w:color="000000"/>
+                <w:right w:val="none" w:sz="0" w:space="0" w:color="000000"/>
+              </w:pBdr>
+              <w:spacing w:after="40" w:before="40" w:line="240"/>
+              <w:ind w:left="80" w:right="80" w:firstLine="0" w:firstLineChars="0"/>
+              <w:rPr>
+                <w:rFonts w:ascii="Roboto Condensed" w:hAnsi="Helvetica" w:eastAsia="Helvetica" w:cs="Roboto Condensed"/>
+                <w:i w:val="false"/>
+                <w:b w:val="false"/>
+                <w:u w:val="none"/>
+                <w:strike w:val="false"/>
+                <w:sz w:val="24"/>
+                <w:szCs w:val="24"/>
+                <w:color w:val="000000"/>
+              </w:rPr>
+            </w:pPr>
+            <w:r>
+              <w:rPr>
+                <w:rFonts w:ascii="Roboto Condensed" w:hAnsi="Helvetica" w:eastAsia="Helvetica" w:cs="Roboto Condensed"/>
+                <w:i w:val="false"/>
+                <w:b w:val="false"/>
+                <w:u w:val="none"/>
+                <w:strike w:val="false"/>
                 <w:sz w:val="24"/>
                 <w:szCs w:val="24"/>
                 <w:color w:val="000000"/>
@@ -6428,32 +6534,33 @@
           </w:tcPr>
           <w:p>
             <w:pPr>
-              <w:pStyle w:val="Normal"/>
-              <w:jc w:val="right"/>
-              <w:pBdr>
-                <w:bottom w:val="none" w:sz="0" w:space="0" w:color="000000"/>
-                <w:top w:val="none" w:sz="0" w:space="0" w:color="000000"/>
-                <w:left w:val="none" w:sz="0" w:space="0" w:color="000000"/>
-                <w:right w:val="none" w:sz="0" w:space="0" w:color="000000"/>
-              </w:pBdr>
-              <w:spacing w:after="40" w:before="40" w:line="240"/>
-              <w:ind w:left="80" w:right="80" w:firstLine="0" w:firstLineChars="0"/>
-              <w:rPr>
-                <w:rFonts w:ascii="Roboto Condensed" w:hAnsi="Helvetica" w:eastAsia="Helvetica" w:cs="Roboto Condensed"/>
-                <w:i w:val="false"/>
-                <w:b w:val="false"/>
-                <w:u w:val="none"/>
-                <w:sz w:val="24"/>
-                <w:szCs w:val="24"/>
-                <w:color w:val="000000"/>
-              </w:rPr>
-            </w:pPr>
-            <w:r>
-              <w:rPr>
-                <w:rFonts w:ascii="Roboto Condensed" w:hAnsi="Helvetica" w:eastAsia="Helvetica" w:cs="Roboto Condensed"/>
-                <w:i w:val="false"/>
-                <w:b w:val="false"/>
-                <w:u w:val="none"/>
+              <w:jc w:val="right"/>
+              <w:pBdr>
+                <w:bottom w:val="none" w:sz="0" w:space="0" w:color="000000"/>
+                <w:top w:val="none" w:sz="0" w:space="0" w:color="000000"/>
+                <w:left w:val="none" w:sz="0" w:space="0" w:color="000000"/>
+                <w:right w:val="none" w:sz="0" w:space="0" w:color="000000"/>
+              </w:pBdr>
+              <w:spacing w:after="40" w:before="40" w:line="240"/>
+              <w:ind w:left="80" w:right="80" w:firstLine="0" w:firstLineChars="0"/>
+              <w:rPr>
+                <w:rFonts w:ascii="Roboto Condensed" w:hAnsi="Helvetica" w:eastAsia="Helvetica" w:cs="Roboto Condensed"/>
+                <w:i w:val="false"/>
+                <w:b w:val="false"/>
+                <w:u w:val="none"/>
+                <w:strike w:val="false"/>
+                <w:sz w:val="24"/>
+                <w:szCs w:val="24"/>
+                <w:color w:val="000000"/>
+              </w:rPr>
+            </w:pPr>
+            <w:r>
+              <w:rPr>
+                <w:rFonts w:ascii="Roboto Condensed" w:hAnsi="Helvetica" w:eastAsia="Helvetica" w:cs="Roboto Condensed"/>
+                <w:i w:val="false"/>
+                <w:b w:val="false"/>
+                <w:u w:val="none"/>
+                <w:strike w:val="false"/>
                 <w:sz w:val="24"/>
                 <w:szCs w:val="24"/>
                 <w:color w:val="000000"/>
@@ -6481,32 +6588,33 @@
           </w:tcPr>
           <w:p>
             <w:pPr>
-              <w:pStyle w:val="Normal"/>
-              <w:jc w:val="right"/>
-              <w:pBdr>
-                <w:bottom w:val="none" w:sz="0" w:space="0" w:color="000000"/>
-                <w:top w:val="none" w:sz="0" w:space="0" w:color="000000"/>
-                <w:left w:val="none" w:sz="0" w:space="0" w:color="000000"/>
-                <w:right w:val="none" w:sz="0" w:space="0" w:color="000000"/>
-              </w:pBdr>
-              <w:spacing w:after="40" w:before="40" w:line="240"/>
-              <w:ind w:left="80" w:right="80" w:firstLine="0" w:firstLineChars="0"/>
-              <w:rPr>
-                <w:rFonts w:ascii="Roboto Condensed" w:hAnsi="Helvetica" w:eastAsia="Helvetica" w:cs="Roboto Condensed"/>
-                <w:i w:val="false"/>
-                <w:b w:val="false"/>
-                <w:u w:val="none"/>
-                <w:sz w:val="24"/>
-                <w:szCs w:val="24"/>
-                <w:color w:val="000000"/>
-              </w:rPr>
-            </w:pPr>
-            <w:r>
-              <w:rPr>
-                <w:rFonts w:ascii="Roboto Condensed" w:hAnsi="Helvetica" w:eastAsia="Helvetica" w:cs="Roboto Condensed"/>
-                <w:i w:val="false"/>
-                <w:b w:val="false"/>
-                <w:u w:val="none"/>
+              <w:jc w:val="right"/>
+              <w:pBdr>
+                <w:bottom w:val="none" w:sz="0" w:space="0" w:color="000000"/>
+                <w:top w:val="none" w:sz="0" w:space="0" w:color="000000"/>
+                <w:left w:val="none" w:sz="0" w:space="0" w:color="000000"/>
+                <w:right w:val="none" w:sz="0" w:space="0" w:color="000000"/>
+              </w:pBdr>
+              <w:spacing w:after="40" w:before="40" w:line="240"/>
+              <w:ind w:left="80" w:right="80" w:firstLine="0" w:firstLineChars="0"/>
+              <w:rPr>
+                <w:rFonts w:ascii="Roboto Condensed" w:hAnsi="Helvetica" w:eastAsia="Helvetica" w:cs="Roboto Condensed"/>
+                <w:i w:val="false"/>
+                <w:b w:val="false"/>
+                <w:u w:val="none"/>
+                <w:strike w:val="false"/>
+                <w:sz w:val="24"/>
+                <w:szCs w:val="24"/>
+                <w:color w:val="000000"/>
+              </w:rPr>
+            </w:pPr>
+            <w:r>
+              <w:rPr>
+                <w:rFonts w:ascii="Roboto Condensed" w:hAnsi="Helvetica" w:eastAsia="Helvetica" w:cs="Roboto Condensed"/>
+                <w:i w:val="false"/>
+                <w:b w:val="false"/>
+                <w:u w:val="none"/>
+                <w:strike w:val="false"/>
                 <w:sz w:val="24"/>
                 <w:szCs w:val="24"/>
                 <w:color w:val="000000"/>
@@ -6534,32 +6642,33 @@
           </w:tcPr>
           <w:p>
             <w:pPr>
-              <w:pStyle w:val="Normal"/>
-              <w:jc w:val="right"/>
-              <w:pBdr>
-                <w:bottom w:val="none" w:sz="0" w:space="0" w:color="000000"/>
-                <w:top w:val="none" w:sz="0" w:space="0" w:color="000000"/>
-                <w:left w:val="none" w:sz="0" w:space="0" w:color="000000"/>
-                <w:right w:val="none" w:sz="0" w:space="0" w:color="000000"/>
-              </w:pBdr>
-              <w:spacing w:after="40" w:before="40" w:line="240"/>
-              <w:ind w:left="80" w:right="80" w:firstLine="0" w:firstLineChars="0"/>
-              <w:rPr>
-                <w:rFonts w:ascii="Roboto Condensed" w:hAnsi="Helvetica" w:eastAsia="Helvetica" w:cs="Roboto Condensed"/>
-                <w:i w:val="false"/>
-                <w:b w:val="false"/>
-                <w:u w:val="none"/>
-                <w:sz w:val="24"/>
-                <w:szCs w:val="24"/>
-                <w:color w:val="000000"/>
-              </w:rPr>
-            </w:pPr>
-            <w:r>
-              <w:rPr>
-                <w:rFonts w:ascii="Roboto Condensed" w:hAnsi="Helvetica" w:eastAsia="Helvetica" w:cs="Roboto Condensed"/>
-                <w:i w:val="false"/>
-                <w:b w:val="false"/>
-                <w:u w:val="none"/>
+              <w:jc w:val="right"/>
+              <w:pBdr>
+                <w:bottom w:val="none" w:sz="0" w:space="0" w:color="000000"/>
+                <w:top w:val="none" w:sz="0" w:space="0" w:color="000000"/>
+                <w:left w:val="none" w:sz="0" w:space="0" w:color="000000"/>
+                <w:right w:val="none" w:sz="0" w:space="0" w:color="000000"/>
+              </w:pBdr>
+              <w:spacing w:after="40" w:before="40" w:line="240"/>
+              <w:ind w:left="80" w:right="80" w:firstLine="0" w:firstLineChars="0"/>
+              <w:rPr>
+                <w:rFonts w:ascii="Roboto Condensed" w:hAnsi="Helvetica" w:eastAsia="Helvetica" w:cs="Roboto Condensed"/>
+                <w:i w:val="false"/>
+                <w:b w:val="false"/>
+                <w:u w:val="none"/>
+                <w:strike w:val="false"/>
+                <w:sz w:val="24"/>
+                <w:szCs w:val="24"/>
+                <w:color w:val="000000"/>
+              </w:rPr>
+            </w:pPr>
+            <w:r>
+              <w:rPr>
+                <w:rFonts w:ascii="Roboto Condensed" w:hAnsi="Helvetica" w:eastAsia="Helvetica" w:cs="Roboto Condensed"/>
+                <w:i w:val="false"/>
+                <w:b w:val="false"/>
+                <w:u w:val="none"/>
+                <w:strike w:val="false"/>
                 <w:sz w:val="24"/>
                 <w:szCs w:val="24"/>
                 <w:color w:val="000000"/>
@@ -6587,32 +6696,33 @@
           </w:tcPr>
           <w:p>
             <w:pPr>
-              <w:pStyle w:val="Normal"/>
-              <w:jc w:val="right"/>
-              <w:pBdr>
-                <w:bottom w:val="none" w:sz="0" w:space="0" w:color="000000"/>
-                <w:top w:val="none" w:sz="0" w:space="0" w:color="000000"/>
-                <w:left w:val="none" w:sz="0" w:space="0" w:color="000000"/>
-                <w:right w:val="none" w:sz="0" w:space="0" w:color="000000"/>
-              </w:pBdr>
-              <w:spacing w:after="40" w:before="40" w:line="240"/>
-              <w:ind w:left="80" w:right="80" w:firstLine="0" w:firstLineChars="0"/>
-              <w:rPr>
-                <w:rFonts w:ascii="Roboto Condensed" w:hAnsi="Helvetica" w:eastAsia="Helvetica" w:cs="Roboto Condensed"/>
-                <w:i w:val="false"/>
-                <w:b w:val="false"/>
-                <w:u w:val="none"/>
-                <w:sz w:val="24"/>
-                <w:szCs w:val="24"/>
-                <w:color w:val="000000"/>
-              </w:rPr>
-            </w:pPr>
-            <w:r>
-              <w:rPr>
-                <w:rFonts w:ascii="Roboto Condensed" w:hAnsi="Helvetica" w:eastAsia="Helvetica" w:cs="Roboto Condensed"/>
-                <w:i w:val="false"/>
-                <w:b w:val="false"/>
-                <w:u w:val="none"/>
+              <w:jc w:val="right"/>
+              <w:pBdr>
+                <w:bottom w:val="none" w:sz="0" w:space="0" w:color="000000"/>
+                <w:top w:val="none" w:sz="0" w:space="0" w:color="000000"/>
+                <w:left w:val="none" w:sz="0" w:space="0" w:color="000000"/>
+                <w:right w:val="none" w:sz="0" w:space="0" w:color="000000"/>
+              </w:pBdr>
+              <w:spacing w:after="40" w:before="40" w:line="240"/>
+              <w:ind w:left="80" w:right="80" w:firstLine="0" w:firstLineChars="0"/>
+              <w:rPr>
+                <w:rFonts w:ascii="Roboto Condensed" w:hAnsi="Helvetica" w:eastAsia="Helvetica" w:cs="Roboto Condensed"/>
+                <w:i w:val="false"/>
+                <w:b w:val="false"/>
+                <w:u w:val="none"/>
+                <w:strike w:val="false"/>
+                <w:sz w:val="24"/>
+                <w:szCs w:val="24"/>
+                <w:color w:val="000000"/>
+              </w:rPr>
+            </w:pPr>
+            <w:r>
+              <w:rPr>
+                <w:rFonts w:ascii="Roboto Condensed" w:hAnsi="Helvetica" w:eastAsia="Helvetica" w:cs="Roboto Condensed"/>
+                <w:i w:val="false"/>
+                <w:b w:val="false"/>
+                <w:u w:val="none"/>
+                <w:strike w:val="false"/>
                 <w:sz w:val="24"/>
                 <w:szCs w:val="24"/>
                 <w:color w:val="000000"/>
@@ -6640,32 +6750,33 @@
           </w:tcPr>
           <w:p>
             <w:pPr>
-              <w:pStyle w:val="Normal"/>
-              <w:jc w:val="right"/>
-              <w:pBdr>
-                <w:bottom w:val="none" w:sz="0" w:space="0" w:color="000000"/>
-                <w:top w:val="none" w:sz="0" w:space="0" w:color="000000"/>
-                <w:left w:val="none" w:sz="0" w:space="0" w:color="000000"/>
-                <w:right w:val="none" w:sz="0" w:space="0" w:color="000000"/>
-              </w:pBdr>
-              <w:spacing w:after="40" w:before="40" w:line="240"/>
-              <w:ind w:left="80" w:right="80" w:firstLine="0" w:firstLineChars="0"/>
-              <w:rPr>
-                <w:rFonts w:ascii="Roboto Condensed" w:hAnsi="Helvetica" w:eastAsia="Helvetica" w:cs="Roboto Condensed"/>
-                <w:i w:val="false"/>
-                <w:b w:val="false"/>
-                <w:u w:val="none"/>
-                <w:sz w:val="24"/>
-                <w:szCs w:val="24"/>
-                <w:color w:val="000000"/>
-              </w:rPr>
-            </w:pPr>
-            <w:r>
-              <w:rPr>
-                <w:rFonts w:ascii="Roboto Condensed" w:hAnsi="Helvetica" w:eastAsia="Helvetica" w:cs="Roboto Condensed"/>
-                <w:i w:val="false"/>
-                <w:b w:val="false"/>
-                <w:u w:val="none"/>
+              <w:jc w:val="right"/>
+              <w:pBdr>
+                <w:bottom w:val="none" w:sz="0" w:space="0" w:color="000000"/>
+                <w:top w:val="none" w:sz="0" w:space="0" w:color="000000"/>
+                <w:left w:val="none" w:sz="0" w:space="0" w:color="000000"/>
+                <w:right w:val="none" w:sz="0" w:space="0" w:color="000000"/>
+              </w:pBdr>
+              <w:spacing w:after="40" w:before="40" w:line="240"/>
+              <w:ind w:left="80" w:right="80" w:firstLine="0" w:firstLineChars="0"/>
+              <w:rPr>
+                <w:rFonts w:ascii="Roboto Condensed" w:hAnsi="Helvetica" w:eastAsia="Helvetica" w:cs="Roboto Condensed"/>
+                <w:i w:val="false"/>
+                <w:b w:val="false"/>
+                <w:u w:val="none"/>
+                <w:strike w:val="false"/>
+                <w:sz w:val="24"/>
+                <w:szCs w:val="24"/>
+                <w:color w:val="000000"/>
+              </w:rPr>
+            </w:pPr>
+            <w:r>
+              <w:rPr>
+                <w:rFonts w:ascii="Roboto Condensed" w:hAnsi="Helvetica" w:eastAsia="Helvetica" w:cs="Roboto Condensed"/>
+                <w:i w:val="false"/>
+                <w:b w:val="false"/>
+                <w:u w:val="none"/>
+                <w:strike w:val="false"/>
                 <w:sz w:val="24"/>
                 <w:szCs w:val="24"/>
                 <w:color w:val="000000"/>
@@ -6700,7 +6811,6 @@
           </w:tcPr>
           <w:p>
             <w:pPr>
-              <w:pStyle w:val="Normal"/>
               <w:jc w:val="left"/>
               <w:pBdr>
                 <w:bottom w:val="none" w:sz="0" w:space="0" w:color="000000"/>
@@ -6715,6 +6825,7 @@
                 <w:i w:val="false"/>
                 <w:b w:val="false"/>
                 <w:u w:val="none"/>
+                <w:strike w:val="false"/>
                 <w:sz w:val="24"/>
                 <w:szCs w:val="24"/>
                 <w:color w:val="000000"/>
@@ -6742,7 +6853,6 @@
           </w:tcPr>
           <w:p>
             <w:pPr>
-              <w:pStyle w:val="Normal"/>
               <w:jc w:val="left"/>
               <w:pBdr>
                 <w:bottom w:val="none" w:sz="0" w:space="0" w:color="000000"/>
@@ -6757,33 +6867,33 @@
                 <w:i w:val="false"/>
                 <w:b w:val="false"/>
                 <w:u w:val="none"/>
-                <w:sz w:val="24"/>
-                <w:szCs w:val="24"/>
-                <w:color w:val="000000"/>
-              </w:rPr>
-            </w:pPr>
-          </w:p>
-        </w:tc>
-        <w:tc>
-          <w:tcPr>
-            <w:tcBorders>
-              <w:bottom w:val="single" w:sz="4" w:space="0" w:color="A6A6A6"/>
-              <w:top w:val="single" w:sz="4" w:space="0" w:color="A6A6A6"/>
-              <w:left w:val="single" w:sz="4" w:space="0" w:color="A6A6A6"/>
-              <w:right w:val="single" w:sz="4" w:space="0" w:color="A6A6A6"/>
-            </w:tcBorders>
-            <w:shd w:val="clear" w:color="auto" w:fill="F2F2F2"/>
-            <w:tcMar>
-              <w:top w:w="0" w:type="dxa"/>
-              <w:bottom w:w="0" w:type="dxa"/>
-              <w:left w:w="0" w:type="dxa"/>
-              <w:right w:w="0" w:type="dxa"/>
-            </w:tcMar>
-            <w:vAlign w:val="center"/>
-          </w:tcPr>
-          <w:p>
-            <w:pPr>
-              <w:pStyle w:val="Normal"/>
+                <w:strike w:val="false"/>
+                <w:sz w:val="24"/>
+                <w:szCs w:val="24"/>
+                <w:color w:val="000000"/>
+              </w:rPr>
+            </w:pPr>
+          </w:p>
+        </w:tc>
+        <w:tc>
+          <w:tcPr>
+            <w:tcBorders>
+              <w:bottom w:val="single" w:sz="4" w:space="0" w:color="A6A6A6"/>
+              <w:top w:val="single" w:sz="4" w:space="0" w:color="A6A6A6"/>
+              <w:left w:val="single" w:sz="4" w:space="0" w:color="A6A6A6"/>
+              <w:right w:val="single" w:sz="4" w:space="0" w:color="A6A6A6"/>
+            </w:tcBorders>
+            <w:shd w:val="clear" w:color="auto" w:fill="F2F2F2"/>
+            <w:tcMar>
+              <w:top w:w="0" w:type="dxa"/>
+              <w:bottom w:w="0" w:type="dxa"/>
+              <w:left w:w="0" w:type="dxa"/>
+              <w:right w:w="0" w:type="dxa"/>
+            </w:tcMar>
+            <w:vAlign w:val="center"/>
+          </w:tcPr>
+          <w:p>
+            <w:pPr>
               <w:jc w:val="left"/>
               <w:pBdr>
                 <w:bottom w:val="none" w:sz="0" w:space="0" w:color="000000"/>
@@ -6798,17 +6908,19 @@
                 <w:i w:val="false"/>
                 <w:b w:val="false"/>
                 <w:u w:val="none"/>
-                <w:sz w:val="24"/>
-                <w:szCs w:val="24"/>
-                <w:color w:val="000000"/>
-              </w:rPr>
-            </w:pPr>
-            <w:r>
-              <w:rPr>
-                <w:rFonts w:ascii="Roboto Condensed" w:hAnsi="Helvetica" w:eastAsia="Helvetica" w:cs="Roboto Condensed"/>
-                <w:i w:val="false"/>
-                <w:b w:val="false"/>
-                <w:u w:val="none"/>
+                <w:strike w:val="false"/>
+                <w:sz w:val="24"/>
+                <w:szCs w:val="24"/>
+                <w:color w:val="000000"/>
+              </w:rPr>
+            </w:pPr>
+            <w:r>
+              <w:rPr>
+                <w:rFonts w:ascii="Roboto Condensed" w:hAnsi="Helvetica" w:eastAsia="Helvetica" w:cs="Roboto Condensed"/>
+                <w:i w:val="false"/>
+                <w:b w:val="false"/>
+                <w:u w:val="none"/>
+                <w:strike w:val="false"/>
                 <w:sz w:val="24"/>
                 <w:szCs w:val="24"/>
                 <w:color w:val="000000"/>
@@ -6836,32 +6948,33 @@
           </w:tcPr>
           <w:p>
             <w:pPr>
-              <w:pStyle w:val="Normal"/>
-              <w:jc w:val="right"/>
-              <w:pBdr>
-                <w:bottom w:val="none" w:sz="0" w:space="0" w:color="000000"/>
-                <w:top w:val="none" w:sz="0" w:space="0" w:color="000000"/>
-                <w:left w:val="none" w:sz="0" w:space="0" w:color="000000"/>
-                <w:right w:val="none" w:sz="0" w:space="0" w:color="000000"/>
-              </w:pBdr>
-              <w:spacing w:after="40" w:before="40" w:line="240"/>
-              <w:ind w:left="80" w:right="80" w:firstLine="0" w:firstLineChars="0"/>
-              <w:rPr>
-                <w:rFonts w:ascii="Roboto Condensed" w:hAnsi="Helvetica" w:eastAsia="Helvetica" w:cs="Roboto Condensed"/>
-                <w:i w:val="false"/>
-                <w:b w:val="false"/>
-                <w:u w:val="none"/>
-                <w:sz w:val="24"/>
-                <w:szCs w:val="24"/>
-                <w:color w:val="000000"/>
-              </w:rPr>
-            </w:pPr>
-            <w:r>
-              <w:rPr>
-                <w:rFonts w:ascii="Roboto Condensed" w:hAnsi="Helvetica" w:eastAsia="Helvetica" w:cs="Roboto Condensed"/>
-                <w:i w:val="false"/>
-                <w:b w:val="false"/>
-                <w:u w:val="none"/>
+              <w:jc w:val="right"/>
+              <w:pBdr>
+                <w:bottom w:val="none" w:sz="0" w:space="0" w:color="000000"/>
+                <w:top w:val="none" w:sz="0" w:space="0" w:color="000000"/>
+                <w:left w:val="none" w:sz="0" w:space="0" w:color="000000"/>
+                <w:right w:val="none" w:sz="0" w:space="0" w:color="000000"/>
+              </w:pBdr>
+              <w:spacing w:after="40" w:before="40" w:line="240"/>
+              <w:ind w:left="80" w:right="80" w:firstLine="0" w:firstLineChars="0"/>
+              <w:rPr>
+                <w:rFonts w:ascii="Roboto Condensed" w:hAnsi="Helvetica" w:eastAsia="Helvetica" w:cs="Roboto Condensed"/>
+                <w:i w:val="false"/>
+                <w:b w:val="false"/>
+                <w:u w:val="none"/>
+                <w:strike w:val="false"/>
+                <w:sz w:val="24"/>
+                <w:szCs w:val="24"/>
+                <w:color w:val="000000"/>
+              </w:rPr>
+            </w:pPr>
+            <w:r>
+              <w:rPr>
+                <w:rFonts w:ascii="Roboto Condensed" w:hAnsi="Helvetica" w:eastAsia="Helvetica" w:cs="Roboto Condensed"/>
+                <w:i w:val="false"/>
+                <w:b w:val="false"/>
+                <w:u w:val="none"/>
+                <w:strike w:val="false"/>
                 <w:sz w:val="24"/>
                 <w:szCs w:val="24"/>
                 <w:color w:val="000000"/>
@@ -6889,32 +7002,33 @@
           </w:tcPr>
           <w:p>
             <w:pPr>
-              <w:pStyle w:val="Normal"/>
-              <w:jc w:val="right"/>
-              <w:pBdr>
-                <w:bottom w:val="none" w:sz="0" w:space="0" w:color="000000"/>
-                <w:top w:val="none" w:sz="0" w:space="0" w:color="000000"/>
-                <w:left w:val="none" w:sz="0" w:space="0" w:color="000000"/>
-                <w:right w:val="none" w:sz="0" w:space="0" w:color="000000"/>
-              </w:pBdr>
-              <w:spacing w:after="40" w:before="40" w:line="240"/>
-              <w:ind w:left="80" w:right="80" w:firstLine="0" w:firstLineChars="0"/>
-              <w:rPr>
-                <w:rFonts w:ascii="Roboto Condensed" w:hAnsi="Helvetica" w:eastAsia="Helvetica" w:cs="Roboto Condensed"/>
-                <w:i w:val="false"/>
-                <w:b w:val="false"/>
-                <w:u w:val="none"/>
-                <w:sz w:val="24"/>
-                <w:szCs w:val="24"/>
-                <w:color w:val="000000"/>
-              </w:rPr>
-            </w:pPr>
-            <w:r>
-              <w:rPr>
-                <w:rFonts w:ascii="Roboto Condensed" w:hAnsi="Helvetica" w:eastAsia="Helvetica" w:cs="Roboto Condensed"/>
-                <w:i w:val="false"/>
-                <w:b w:val="false"/>
-                <w:u w:val="none"/>
+              <w:jc w:val="right"/>
+              <w:pBdr>
+                <w:bottom w:val="none" w:sz="0" w:space="0" w:color="000000"/>
+                <w:top w:val="none" w:sz="0" w:space="0" w:color="000000"/>
+                <w:left w:val="none" w:sz="0" w:space="0" w:color="000000"/>
+                <w:right w:val="none" w:sz="0" w:space="0" w:color="000000"/>
+              </w:pBdr>
+              <w:spacing w:after="40" w:before="40" w:line="240"/>
+              <w:ind w:left="80" w:right="80" w:firstLine="0" w:firstLineChars="0"/>
+              <w:rPr>
+                <w:rFonts w:ascii="Roboto Condensed" w:hAnsi="Helvetica" w:eastAsia="Helvetica" w:cs="Roboto Condensed"/>
+                <w:i w:val="false"/>
+                <w:b w:val="false"/>
+                <w:u w:val="none"/>
+                <w:strike w:val="false"/>
+                <w:sz w:val="24"/>
+                <w:szCs w:val="24"/>
+                <w:color w:val="000000"/>
+              </w:rPr>
+            </w:pPr>
+            <w:r>
+              <w:rPr>
+                <w:rFonts w:ascii="Roboto Condensed" w:hAnsi="Helvetica" w:eastAsia="Helvetica" w:cs="Roboto Condensed"/>
+                <w:i w:val="false"/>
+                <w:b w:val="false"/>
+                <w:u w:val="none"/>
+                <w:strike w:val="false"/>
                 <w:sz w:val="24"/>
                 <w:szCs w:val="24"/>
                 <w:color w:val="000000"/>
@@ -6942,32 +7056,33 @@
           </w:tcPr>
           <w:p>
             <w:pPr>
-              <w:pStyle w:val="Normal"/>
-              <w:jc w:val="right"/>
-              <w:pBdr>
-                <w:bottom w:val="none" w:sz="0" w:space="0" w:color="000000"/>
-                <w:top w:val="none" w:sz="0" w:space="0" w:color="000000"/>
-                <w:left w:val="none" w:sz="0" w:space="0" w:color="000000"/>
-                <w:right w:val="none" w:sz="0" w:space="0" w:color="000000"/>
-              </w:pBdr>
-              <w:spacing w:after="40" w:before="40" w:line="240"/>
-              <w:ind w:left="80" w:right="80" w:firstLine="0" w:firstLineChars="0"/>
-              <w:rPr>
-                <w:rFonts w:ascii="Roboto Condensed" w:hAnsi="Helvetica" w:eastAsia="Helvetica" w:cs="Roboto Condensed"/>
-                <w:i w:val="false"/>
-                <w:b w:val="false"/>
-                <w:u w:val="none"/>
-                <w:sz w:val="24"/>
-                <w:szCs w:val="24"/>
-                <w:color w:val="000000"/>
-              </w:rPr>
-            </w:pPr>
-            <w:r>
-              <w:rPr>
-                <w:rFonts w:ascii="Roboto Condensed" w:hAnsi="Helvetica" w:eastAsia="Helvetica" w:cs="Roboto Condensed"/>
-                <w:i w:val="false"/>
-                <w:b w:val="false"/>
-                <w:u w:val="none"/>
+              <w:jc w:val="right"/>
+              <w:pBdr>
+                <w:bottom w:val="none" w:sz="0" w:space="0" w:color="000000"/>
+                <w:top w:val="none" w:sz="0" w:space="0" w:color="000000"/>
+                <w:left w:val="none" w:sz="0" w:space="0" w:color="000000"/>
+                <w:right w:val="none" w:sz="0" w:space="0" w:color="000000"/>
+              </w:pBdr>
+              <w:spacing w:after="40" w:before="40" w:line="240"/>
+              <w:ind w:left="80" w:right="80" w:firstLine="0" w:firstLineChars="0"/>
+              <w:rPr>
+                <w:rFonts w:ascii="Roboto Condensed" w:hAnsi="Helvetica" w:eastAsia="Helvetica" w:cs="Roboto Condensed"/>
+                <w:i w:val="false"/>
+                <w:b w:val="false"/>
+                <w:u w:val="none"/>
+                <w:strike w:val="false"/>
+                <w:sz w:val="24"/>
+                <w:szCs w:val="24"/>
+                <w:color w:val="000000"/>
+              </w:rPr>
+            </w:pPr>
+            <w:r>
+              <w:rPr>
+                <w:rFonts w:ascii="Roboto Condensed" w:hAnsi="Helvetica" w:eastAsia="Helvetica" w:cs="Roboto Condensed"/>
+                <w:i w:val="false"/>
+                <w:b w:val="false"/>
+                <w:u w:val="none"/>
+                <w:strike w:val="false"/>
                 <w:sz w:val="24"/>
                 <w:szCs w:val="24"/>
                 <w:color w:val="000000"/>
@@ -6995,32 +7110,33 @@
           </w:tcPr>
           <w:p>
             <w:pPr>
-              <w:pStyle w:val="Normal"/>
-              <w:jc w:val="right"/>
-              <w:pBdr>
-                <w:bottom w:val="none" w:sz="0" w:space="0" w:color="000000"/>
-                <w:top w:val="none" w:sz="0" w:space="0" w:color="000000"/>
-                <w:left w:val="none" w:sz="0" w:space="0" w:color="000000"/>
-                <w:right w:val="none" w:sz="0" w:space="0" w:color="000000"/>
-              </w:pBdr>
-              <w:spacing w:after="40" w:before="40" w:line="240"/>
-              <w:ind w:left="80" w:right="80" w:firstLine="0" w:firstLineChars="0"/>
-              <w:rPr>
-                <w:rFonts w:ascii="Roboto Condensed" w:hAnsi="Helvetica" w:eastAsia="Helvetica" w:cs="Roboto Condensed"/>
-                <w:i w:val="false"/>
-                <w:b w:val="false"/>
-                <w:u w:val="none"/>
-                <w:sz w:val="24"/>
-                <w:szCs w:val="24"/>
-                <w:color w:val="000000"/>
-              </w:rPr>
-            </w:pPr>
-            <w:r>
-              <w:rPr>
-                <w:rFonts w:ascii="Roboto Condensed" w:hAnsi="Helvetica" w:eastAsia="Helvetica" w:cs="Roboto Condensed"/>
-                <w:i w:val="false"/>
-                <w:b w:val="false"/>
-                <w:u w:val="none"/>
+              <w:jc w:val="right"/>
+              <w:pBdr>
+                <w:bottom w:val="none" w:sz="0" w:space="0" w:color="000000"/>
+                <w:top w:val="none" w:sz="0" w:space="0" w:color="000000"/>
+                <w:left w:val="none" w:sz="0" w:space="0" w:color="000000"/>
+                <w:right w:val="none" w:sz="0" w:space="0" w:color="000000"/>
+              </w:pBdr>
+              <w:spacing w:after="40" w:before="40" w:line="240"/>
+              <w:ind w:left="80" w:right="80" w:firstLine="0" w:firstLineChars="0"/>
+              <w:rPr>
+                <w:rFonts w:ascii="Roboto Condensed" w:hAnsi="Helvetica" w:eastAsia="Helvetica" w:cs="Roboto Condensed"/>
+                <w:i w:val="false"/>
+                <w:b w:val="false"/>
+                <w:u w:val="none"/>
+                <w:strike w:val="false"/>
+                <w:sz w:val="24"/>
+                <w:szCs w:val="24"/>
+                <w:color w:val="000000"/>
+              </w:rPr>
+            </w:pPr>
+            <w:r>
+              <w:rPr>
+                <w:rFonts w:ascii="Roboto Condensed" w:hAnsi="Helvetica" w:eastAsia="Helvetica" w:cs="Roboto Condensed"/>
+                <w:i w:val="false"/>
+                <w:b w:val="false"/>
+                <w:u w:val="none"/>
+                <w:strike w:val="false"/>
                 <w:sz w:val="24"/>
                 <w:szCs w:val="24"/>
                 <w:color w:val="000000"/>
@@ -7048,32 +7164,33 @@
           </w:tcPr>
           <w:p>
             <w:pPr>
-              <w:pStyle w:val="Normal"/>
-              <w:jc w:val="right"/>
-              <w:pBdr>
-                <w:bottom w:val="none" w:sz="0" w:space="0" w:color="000000"/>
-                <w:top w:val="none" w:sz="0" w:space="0" w:color="000000"/>
-                <w:left w:val="none" w:sz="0" w:space="0" w:color="000000"/>
-                <w:right w:val="none" w:sz="0" w:space="0" w:color="000000"/>
-              </w:pBdr>
-              <w:spacing w:after="40" w:before="40" w:line="240"/>
-              <w:ind w:left="80" w:right="80" w:firstLine="0" w:firstLineChars="0"/>
-              <w:rPr>
-                <w:rFonts w:ascii="Roboto Condensed" w:hAnsi="Helvetica" w:eastAsia="Helvetica" w:cs="Roboto Condensed"/>
-                <w:i w:val="false"/>
-                <w:b w:val="false"/>
-                <w:u w:val="none"/>
-                <w:sz w:val="24"/>
-                <w:szCs w:val="24"/>
-                <w:color w:val="000000"/>
-              </w:rPr>
-            </w:pPr>
-            <w:r>
-              <w:rPr>
-                <w:rFonts w:ascii="Roboto Condensed" w:hAnsi="Helvetica" w:eastAsia="Helvetica" w:cs="Roboto Condensed"/>
-                <w:i w:val="false"/>
-                <w:b w:val="false"/>
-                <w:u w:val="none"/>
+              <w:jc w:val="right"/>
+              <w:pBdr>
+                <w:bottom w:val="none" w:sz="0" w:space="0" w:color="000000"/>
+                <w:top w:val="none" w:sz="0" w:space="0" w:color="000000"/>
+                <w:left w:val="none" w:sz="0" w:space="0" w:color="000000"/>
+                <w:right w:val="none" w:sz="0" w:space="0" w:color="000000"/>
+              </w:pBdr>
+              <w:spacing w:after="40" w:before="40" w:line="240"/>
+              <w:ind w:left="80" w:right="80" w:firstLine="0" w:firstLineChars="0"/>
+              <w:rPr>
+                <w:rFonts w:ascii="Roboto Condensed" w:hAnsi="Helvetica" w:eastAsia="Helvetica" w:cs="Roboto Condensed"/>
+                <w:i w:val="false"/>
+                <w:b w:val="false"/>
+                <w:u w:val="none"/>
+                <w:strike w:val="false"/>
+                <w:sz w:val="24"/>
+                <w:szCs w:val="24"/>
+                <w:color w:val="000000"/>
+              </w:rPr>
+            </w:pPr>
+            <w:r>
+              <w:rPr>
+                <w:rFonts w:ascii="Roboto Condensed" w:hAnsi="Helvetica" w:eastAsia="Helvetica" w:cs="Roboto Condensed"/>
+                <w:i w:val="false"/>
+                <w:b w:val="false"/>
+                <w:u w:val="none"/>
+                <w:strike w:val="false"/>
                 <w:sz w:val="24"/>
                 <w:szCs w:val="24"/>
                 <w:color w:val="000000"/>
@@ -7101,32 +7218,33 @@
           </w:tcPr>
           <w:p>
             <w:pPr>
-              <w:pStyle w:val="Normal"/>
-              <w:jc w:val="right"/>
-              <w:pBdr>
-                <w:bottom w:val="none" w:sz="0" w:space="0" w:color="000000"/>
-                <w:top w:val="none" w:sz="0" w:space="0" w:color="000000"/>
-                <w:left w:val="none" w:sz="0" w:space="0" w:color="000000"/>
-                <w:right w:val="none" w:sz="0" w:space="0" w:color="000000"/>
-              </w:pBdr>
-              <w:spacing w:after="40" w:before="40" w:line="240"/>
-              <w:ind w:left="80" w:right="80" w:firstLine="0" w:firstLineChars="0"/>
-              <w:rPr>
-                <w:rFonts w:ascii="Roboto Condensed" w:hAnsi="Helvetica" w:eastAsia="Helvetica" w:cs="Roboto Condensed"/>
-                <w:i w:val="false"/>
-                <w:b w:val="false"/>
-                <w:u w:val="none"/>
-                <w:sz w:val="24"/>
-                <w:szCs w:val="24"/>
-                <w:color w:val="000000"/>
-              </w:rPr>
-            </w:pPr>
-            <w:r>
-              <w:rPr>
-                <w:rFonts w:ascii="Roboto Condensed" w:hAnsi="Helvetica" w:eastAsia="Helvetica" w:cs="Roboto Condensed"/>
-                <w:i w:val="false"/>
-                <w:b w:val="false"/>
-                <w:u w:val="none"/>
+              <w:jc w:val="right"/>
+              <w:pBdr>
+                <w:bottom w:val="none" w:sz="0" w:space="0" w:color="000000"/>
+                <w:top w:val="none" w:sz="0" w:space="0" w:color="000000"/>
+                <w:left w:val="none" w:sz="0" w:space="0" w:color="000000"/>
+                <w:right w:val="none" w:sz="0" w:space="0" w:color="000000"/>
+              </w:pBdr>
+              <w:spacing w:after="40" w:before="40" w:line="240"/>
+              <w:ind w:left="80" w:right="80" w:firstLine="0" w:firstLineChars="0"/>
+              <w:rPr>
+                <w:rFonts w:ascii="Roboto Condensed" w:hAnsi="Helvetica" w:eastAsia="Helvetica" w:cs="Roboto Condensed"/>
+                <w:i w:val="false"/>
+                <w:b w:val="false"/>
+                <w:u w:val="none"/>
+                <w:strike w:val="false"/>
+                <w:sz w:val="24"/>
+                <w:szCs w:val="24"/>
+                <w:color w:val="000000"/>
+              </w:rPr>
+            </w:pPr>
+            <w:r>
+              <w:rPr>
+                <w:rFonts w:ascii="Roboto Condensed" w:hAnsi="Helvetica" w:eastAsia="Helvetica" w:cs="Roboto Condensed"/>
+                <w:i w:val="false"/>
+                <w:b w:val="false"/>
+                <w:u w:val="none"/>
+                <w:strike w:val="false"/>
                 <w:sz w:val="24"/>
                 <w:szCs w:val="24"/>
                 <w:color w:val="000000"/>
@@ -7161,7 +7279,6 @@
           </w:tcPr>
           <w:p>
             <w:pPr>
-              <w:pStyle w:val="Normal"/>
               <w:jc w:val="left"/>
               <w:pBdr>
                 <w:bottom w:val="none" w:sz="0" w:space="0" w:color="000000"/>
@@ -7176,6 +7293,7 @@
                 <w:i w:val="false"/>
                 <w:b w:val="false"/>
                 <w:u w:val="none"/>
+                <w:strike w:val="false"/>
                 <w:sz w:val="24"/>
                 <w:szCs w:val="24"/>
                 <w:color w:val="000000"/>
@@ -7203,7 +7321,6 @@
           </w:tcPr>
           <w:p>
             <w:pPr>
-              <w:pStyle w:val="Normal"/>
               <w:jc w:val="left"/>
               <w:pBdr>
                 <w:bottom w:val="none" w:sz="0" w:space="0" w:color="000000"/>
@@ -7218,33 +7335,33 @@
                 <w:i w:val="false"/>
                 <w:b w:val="false"/>
                 <w:u w:val="none"/>
-                <w:sz w:val="24"/>
-                <w:szCs w:val="24"/>
-                <w:color w:val="000000"/>
-              </w:rPr>
-            </w:pPr>
-          </w:p>
-        </w:tc>
-        <w:tc>
-          <w:tcPr>
-            <w:tcBorders>
-              <w:bottom w:val="single" w:sz="4" w:space="0" w:color="A6A6A6"/>
-              <w:top w:val="single" w:sz="4" w:space="0" w:color="A6A6A6"/>
-              <w:left w:val="single" w:sz="4" w:space="0" w:color="A6A6A6"/>
-              <w:right w:val="single" w:sz="4" w:space="0" w:color="A6A6A6"/>
-            </w:tcBorders>
-            <w:shd w:val="clear" w:color="auto" w:fill="F2F2F2"/>
-            <w:tcMar>
-              <w:top w:w="0" w:type="dxa"/>
-              <w:bottom w:w="0" w:type="dxa"/>
-              <w:left w:w="0" w:type="dxa"/>
-              <w:right w:w="0" w:type="dxa"/>
-            </w:tcMar>
-            <w:vAlign w:val="center"/>
-          </w:tcPr>
-          <w:p>
-            <w:pPr>
-              <w:pStyle w:val="Normal"/>
+                <w:strike w:val="false"/>
+                <w:sz w:val="24"/>
+                <w:szCs w:val="24"/>
+                <w:color w:val="000000"/>
+              </w:rPr>
+            </w:pPr>
+          </w:p>
+        </w:tc>
+        <w:tc>
+          <w:tcPr>
+            <w:tcBorders>
+              <w:bottom w:val="single" w:sz="4" w:space="0" w:color="A6A6A6"/>
+              <w:top w:val="single" w:sz="4" w:space="0" w:color="A6A6A6"/>
+              <w:left w:val="single" w:sz="4" w:space="0" w:color="A6A6A6"/>
+              <w:right w:val="single" w:sz="4" w:space="0" w:color="A6A6A6"/>
+            </w:tcBorders>
+            <w:shd w:val="clear" w:color="auto" w:fill="F2F2F2"/>
+            <w:tcMar>
+              <w:top w:w="0" w:type="dxa"/>
+              <w:bottom w:w="0" w:type="dxa"/>
+              <w:left w:w="0" w:type="dxa"/>
+              <w:right w:w="0" w:type="dxa"/>
+            </w:tcMar>
+            <w:vAlign w:val="center"/>
+          </w:tcPr>
+          <w:p>
+            <w:pPr>
               <w:jc w:val="left"/>
               <w:pBdr>
                 <w:bottom w:val="none" w:sz="0" w:space="0" w:color="000000"/>
@@ -7259,17 +7376,19 @@
                 <w:i w:val="false"/>
                 <w:b w:val="false"/>
                 <w:u w:val="none"/>
-                <w:sz w:val="24"/>
-                <w:szCs w:val="24"/>
-                <w:color w:val="000000"/>
-              </w:rPr>
-            </w:pPr>
-            <w:r>
-              <w:rPr>
-                <w:rFonts w:ascii="Roboto Condensed" w:hAnsi="Helvetica" w:eastAsia="Helvetica" w:cs="Roboto Condensed"/>
-                <w:i w:val="false"/>
-                <w:b w:val="false"/>
-                <w:u w:val="none"/>
+                <w:strike w:val="false"/>
+                <w:sz w:val="24"/>
+                <w:szCs w:val="24"/>
+                <w:color w:val="000000"/>
+              </w:rPr>
+            </w:pPr>
+            <w:r>
+              <w:rPr>
+                <w:rFonts w:ascii="Roboto Condensed" w:hAnsi="Helvetica" w:eastAsia="Helvetica" w:cs="Roboto Condensed"/>
+                <w:i w:val="false"/>
+                <w:b w:val="false"/>
+                <w:u w:val="none"/>
+                <w:strike w:val="false"/>
                 <w:sz w:val="24"/>
                 <w:szCs w:val="24"/>
                 <w:color w:val="000000"/>
@@ -7297,32 +7416,33 @@
           </w:tcPr>
           <w:p>
             <w:pPr>
-              <w:pStyle w:val="Normal"/>
-              <w:jc w:val="right"/>
-              <w:pBdr>
-                <w:bottom w:val="none" w:sz="0" w:space="0" w:color="000000"/>
-                <w:top w:val="none" w:sz="0" w:space="0" w:color="000000"/>
-                <w:left w:val="none" w:sz="0" w:space="0" w:color="000000"/>
-                <w:right w:val="none" w:sz="0" w:space="0" w:color="000000"/>
-              </w:pBdr>
-              <w:spacing w:after="40" w:before="40" w:line="240"/>
-              <w:ind w:left="80" w:right="80" w:firstLine="0" w:firstLineChars="0"/>
-              <w:rPr>
-                <w:rFonts w:ascii="Roboto Condensed" w:hAnsi="Helvetica" w:eastAsia="Helvetica" w:cs="Roboto Condensed"/>
-                <w:i w:val="false"/>
-                <w:b w:val="false"/>
-                <w:u w:val="none"/>
-                <w:sz w:val="24"/>
-                <w:szCs w:val="24"/>
-                <w:color w:val="000000"/>
-              </w:rPr>
-            </w:pPr>
-            <w:r>
-              <w:rPr>
-                <w:rFonts w:ascii="Roboto Condensed" w:hAnsi="Helvetica" w:eastAsia="Helvetica" w:cs="Roboto Condensed"/>
-                <w:i w:val="false"/>
-                <w:b w:val="false"/>
-                <w:u w:val="none"/>
+              <w:jc w:val="right"/>
+              <w:pBdr>
+                <w:bottom w:val="none" w:sz="0" w:space="0" w:color="000000"/>
+                <w:top w:val="none" w:sz="0" w:space="0" w:color="000000"/>
+                <w:left w:val="none" w:sz="0" w:space="0" w:color="000000"/>
+                <w:right w:val="none" w:sz="0" w:space="0" w:color="000000"/>
+              </w:pBdr>
+              <w:spacing w:after="40" w:before="40" w:line="240"/>
+              <w:ind w:left="80" w:right="80" w:firstLine="0" w:firstLineChars="0"/>
+              <w:rPr>
+                <w:rFonts w:ascii="Roboto Condensed" w:hAnsi="Helvetica" w:eastAsia="Helvetica" w:cs="Roboto Condensed"/>
+                <w:i w:val="false"/>
+                <w:b w:val="false"/>
+                <w:u w:val="none"/>
+                <w:strike w:val="false"/>
+                <w:sz w:val="24"/>
+                <w:szCs w:val="24"/>
+                <w:color w:val="000000"/>
+              </w:rPr>
+            </w:pPr>
+            <w:r>
+              <w:rPr>
+                <w:rFonts w:ascii="Roboto Condensed" w:hAnsi="Helvetica" w:eastAsia="Helvetica" w:cs="Roboto Condensed"/>
+                <w:i w:val="false"/>
+                <w:b w:val="false"/>
+                <w:u w:val="none"/>
+                <w:strike w:val="false"/>
                 <w:sz w:val="24"/>
                 <w:szCs w:val="24"/>
                 <w:color w:val="000000"/>
@@ -7350,32 +7470,33 @@
           </w:tcPr>
           <w:p>
             <w:pPr>
-              <w:pStyle w:val="Normal"/>
-              <w:jc w:val="right"/>
-              <w:pBdr>
-                <w:bottom w:val="none" w:sz="0" w:space="0" w:color="000000"/>
-                <w:top w:val="none" w:sz="0" w:space="0" w:color="000000"/>
-                <w:left w:val="none" w:sz="0" w:space="0" w:color="000000"/>
-                <w:right w:val="none" w:sz="0" w:space="0" w:color="000000"/>
-              </w:pBdr>
-              <w:spacing w:after="40" w:before="40" w:line="240"/>
-              <w:ind w:left="80" w:right="80" w:firstLine="0" w:firstLineChars="0"/>
-              <w:rPr>
-                <w:rFonts w:ascii="Roboto Condensed" w:hAnsi="Helvetica" w:eastAsia="Helvetica" w:cs="Roboto Condensed"/>
-                <w:i w:val="false"/>
-                <w:b w:val="false"/>
-                <w:u w:val="none"/>
-                <w:sz w:val="24"/>
-                <w:szCs w:val="24"/>
-                <w:color w:val="000000"/>
-              </w:rPr>
-            </w:pPr>
-            <w:r>
-              <w:rPr>
-                <w:rFonts w:ascii="Roboto Condensed" w:hAnsi="Helvetica" w:eastAsia="Helvetica" w:cs="Roboto Condensed"/>
-                <w:i w:val="false"/>
-                <w:b w:val="false"/>
-                <w:u w:val="none"/>
+              <w:jc w:val="right"/>
+              <w:pBdr>
+                <w:bottom w:val="none" w:sz="0" w:space="0" w:color="000000"/>
+                <w:top w:val="none" w:sz="0" w:space="0" w:color="000000"/>
+                <w:left w:val="none" w:sz="0" w:space="0" w:color="000000"/>
+                <w:right w:val="none" w:sz="0" w:space="0" w:color="000000"/>
+              </w:pBdr>
+              <w:spacing w:after="40" w:before="40" w:line="240"/>
+              <w:ind w:left="80" w:right="80" w:firstLine="0" w:firstLineChars="0"/>
+              <w:rPr>
+                <w:rFonts w:ascii="Roboto Condensed" w:hAnsi="Helvetica" w:eastAsia="Helvetica" w:cs="Roboto Condensed"/>
+                <w:i w:val="false"/>
+                <w:b w:val="false"/>
+                <w:u w:val="none"/>
+                <w:strike w:val="false"/>
+                <w:sz w:val="24"/>
+                <w:szCs w:val="24"/>
+                <w:color w:val="000000"/>
+              </w:rPr>
+            </w:pPr>
+            <w:r>
+              <w:rPr>
+                <w:rFonts w:ascii="Roboto Condensed" w:hAnsi="Helvetica" w:eastAsia="Helvetica" w:cs="Roboto Condensed"/>
+                <w:i w:val="false"/>
+                <w:b w:val="false"/>
+                <w:u w:val="none"/>
+                <w:strike w:val="false"/>
                 <w:sz w:val="24"/>
                 <w:szCs w:val="24"/>
                 <w:color w:val="000000"/>
@@ -7403,32 +7524,33 @@
           </w:tcPr>
           <w:p>
             <w:pPr>
-              <w:pStyle w:val="Normal"/>
-              <w:jc w:val="right"/>
-              <w:pBdr>
-                <w:bottom w:val="none" w:sz="0" w:space="0" w:color="000000"/>
-                <w:top w:val="none" w:sz="0" w:space="0" w:color="000000"/>
-                <w:left w:val="none" w:sz="0" w:space="0" w:color="000000"/>
-                <w:right w:val="none" w:sz="0" w:space="0" w:color="000000"/>
-              </w:pBdr>
-              <w:spacing w:after="40" w:before="40" w:line="240"/>
-              <w:ind w:left="80" w:right="80" w:firstLine="0" w:firstLineChars="0"/>
-              <w:rPr>
-                <w:rFonts w:ascii="Roboto Condensed" w:hAnsi="Helvetica" w:eastAsia="Helvetica" w:cs="Roboto Condensed"/>
-                <w:i w:val="false"/>
-                <w:b w:val="false"/>
-                <w:u w:val="none"/>
-                <w:sz w:val="24"/>
-                <w:szCs w:val="24"/>
-                <w:color w:val="000000"/>
-              </w:rPr>
-            </w:pPr>
-            <w:r>
-              <w:rPr>
-                <w:rFonts w:ascii="Roboto Condensed" w:hAnsi="Helvetica" w:eastAsia="Helvetica" w:cs="Roboto Condensed"/>
-                <w:i w:val="false"/>
-                <w:b w:val="false"/>
-                <w:u w:val="none"/>
+              <w:jc w:val="right"/>
+              <w:pBdr>
+                <w:bottom w:val="none" w:sz="0" w:space="0" w:color="000000"/>
+                <w:top w:val="none" w:sz="0" w:space="0" w:color="000000"/>
+                <w:left w:val="none" w:sz="0" w:space="0" w:color="000000"/>
+                <w:right w:val="none" w:sz="0" w:space="0" w:color="000000"/>
+              </w:pBdr>
+              <w:spacing w:after="40" w:before="40" w:line="240"/>
+              <w:ind w:left="80" w:right="80" w:firstLine="0" w:firstLineChars="0"/>
+              <w:rPr>
+                <w:rFonts w:ascii="Roboto Condensed" w:hAnsi="Helvetica" w:eastAsia="Helvetica" w:cs="Roboto Condensed"/>
+                <w:i w:val="false"/>
+                <w:b w:val="false"/>
+                <w:u w:val="none"/>
+                <w:strike w:val="false"/>
+                <w:sz w:val="24"/>
+                <w:szCs w:val="24"/>
+                <w:color w:val="000000"/>
+              </w:rPr>
+            </w:pPr>
+            <w:r>
+              <w:rPr>
+                <w:rFonts w:ascii="Roboto Condensed" w:hAnsi="Helvetica" w:eastAsia="Helvetica" w:cs="Roboto Condensed"/>
+                <w:i w:val="false"/>
+                <w:b w:val="false"/>
+                <w:u w:val="none"/>
+                <w:strike w:val="false"/>
                 <w:sz w:val="24"/>
                 <w:szCs w:val="24"/>
                 <w:color w:val="000000"/>
@@ -7456,32 +7578,33 @@
           </w:tcPr>
           <w:p>
             <w:pPr>
-              <w:pStyle w:val="Normal"/>
-              <w:jc w:val="right"/>
-              <w:pBdr>
-                <w:bottom w:val="none" w:sz="0" w:space="0" w:color="000000"/>
-                <w:top w:val="none" w:sz="0" w:space="0" w:color="000000"/>
-                <w:left w:val="none" w:sz="0" w:space="0" w:color="000000"/>
-                <w:right w:val="none" w:sz="0" w:space="0" w:color="000000"/>
-              </w:pBdr>
-              <w:spacing w:after="40" w:before="40" w:line="240"/>
-              <w:ind w:left="80" w:right="80" w:firstLine="0" w:firstLineChars="0"/>
-              <w:rPr>
-                <w:rFonts w:ascii="Roboto Condensed" w:hAnsi="Helvetica" w:eastAsia="Helvetica" w:cs="Roboto Condensed"/>
-                <w:i w:val="false"/>
-                <w:b w:val="false"/>
-                <w:u w:val="none"/>
-                <w:sz w:val="24"/>
-                <w:szCs w:val="24"/>
-                <w:color w:val="000000"/>
-              </w:rPr>
-            </w:pPr>
-            <w:r>
-              <w:rPr>
-                <w:rFonts w:ascii="Roboto Condensed" w:hAnsi="Helvetica" w:eastAsia="Helvetica" w:cs="Roboto Condensed"/>
-                <w:i w:val="false"/>
-                <w:b w:val="false"/>
-                <w:u w:val="none"/>
+              <w:jc w:val="right"/>
+              <w:pBdr>
+                <w:bottom w:val="none" w:sz="0" w:space="0" w:color="000000"/>
+                <w:top w:val="none" w:sz="0" w:space="0" w:color="000000"/>
+                <w:left w:val="none" w:sz="0" w:space="0" w:color="000000"/>
+                <w:right w:val="none" w:sz="0" w:space="0" w:color="000000"/>
+              </w:pBdr>
+              <w:spacing w:after="40" w:before="40" w:line="240"/>
+              <w:ind w:left="80" w:right="80" w:firstLine="0" w:firstLineChars="0"/>
+              <w:rPr>
+                <w:rFonts w:ascii="Roboto Condensed" w:hAnsi="Helvetica" w:eastAsia="Helvetica" w:cs="Roboto Condensed"/>
+                <w:i w:val="false"/>
+                <w:b w:val="false"/>
+                <w:u w:val="none"/>
+                <w:strike w:val="false"/>
+                <w:sz w:val="24"/>
+                <w:szCs w:val="24"/>
+                <w:color w:val="000000"/>
+              </w:rPr>
+            </w:pPr>
+            <w:r>
+              <w:rPr>
+                <w:rFonts w:ascii="Roboto Condensed" w:hAnsi="Helvetica" w:eastAsia="Helvetica" w:cs="Roboto Condensed"/>
+                <w:i w:val="false"/>
+                <w:b w:val="false"/>
+                <w:u w:val="none"/>
+                <w:strike w:val="false"/>
                 <w:sz w:val="24"/>
                 <w:szCs w:val="24"/>
                 <w:color w:val="000000"/>
@@ -7509,32 +7632,33 @@
           </w:tcPr>
           <w:p>
             <w:pPr>
-              <w:pStyle w:val="Normal"/>
-              <w:jc w:val="right"/>
-              <w:pBdr>
-                <w:bottom w:val="none" w:sz="0" w:space="0" w:color="000000"/>
-                <w:top w:val="none" w:sz="0" w:space="0" w:color="000000"/>
-                <w:left w:val="none" w:sz="0" w:space="0" w:color="000000"/>
-                <w:right w:val="none" w:sz="0" w:space="0" w:color="000000"/>
-              </w:pBdr>
-              <w:spacing w:after="40" w:before="40" w:line="240"/>
-              <w:ind w:left="80" w:right="80" w:firstLine="0" w:firstLineChars="0"/>
-              <w:rPr>
-                <w:rFonts w:ascii="Roboto Condensed" w:hAnsi="Helvetica" w:eastAsia="Helvetica" w:cs="Roboto Condensed"/>
-                <w:i w:val="false"/>
-                <w:b w:val="false"/>
-                <w:u w:val="none"/>
-                <w:sz w:val="24"/>
-                <w:szCs w:val="24"/>
-                <w:color w:val="000000"/>
-              </w:rPr>
-            </w:pPr>
-            <w:r>
-              <w:rPr>
-                <w:rFonts w:ascii="Roboto Condensed" w:hAnsi="Helvetica" w:eastAsia="Helvetica" w:cs="Roboto Condensed"/>
-                <w:i w:val="false"/>
-                <w:b w:val="false"/>
-                <w:u w:val="none"/>
+              <w:jc w:val="right"/>
+              <w:pBdr>
+                <w:bottom w:val="none" w:sz="0" w:space="0" w:color="000000"/>
+                <w:top w:val="none" w:sz="0" w:space="0" w:color="000000"/>
+                <w:left w:val="none" w:sz="0" w:space="0" w:color="000000"/>
+                <w:right w:val="none" w:sz="0" w:space="0" w:color="000000"/>
+              </w:pBdr>
+              <w:spacing w:after="40" w:before="40" w:line="240"/>
+              <w:ind w:left="80" w:right="80" w:firstLine="0" w:firstLineChars="0"/>
+              <w:rPr>
+                <w:rFonts w:ascii="Roboto Condensed" w:hAnsi="Helvetica" w:eastAsia="Helvetica" w:cs="Roboto Condensed"/>
+                <w:i w:val="false"/>
+                <w:b w:val="false"/>
+                <w:u w:val="none"/>
+                <w:strike w:val="false"/>
+                <w:sz w:val="24"/>
+                <w:szCs w:val="24"/>
+                <w:color w:val="000000"/>
+              </w:rPr>
+            </w:pPr>
+            <w:r>
+              <w:rPr>
+                <w:rFonts w:ascii="Roboto Condensed" w:hAnsi="Helvetica" w:eastAsia="Helvetica" w:cs="Roboto Condensed"/>
+                <w:i w:val="false"/>
+                <w:b w:val="false"/>
+                <w:u w:val="none"/>
+                <w:strike w:val="false"/>
                 <w:sz w:val="24"/>
                 <w:szCs w:val="24"/>
                 <w:color w:val="000000"/>
@@ -7562,32 +7686,33 @@
           </w:tcPr>
           <w:p>
             <w:pPr>
-              <w:pStyle w:val="Normal"/>
-              <w:jc w:val="right"/>
-              <w:pBdr>
-                <w:bottom w:val="none" w:sz="0" w:space="0" w:color="000000"/>
-                <w:top w:val="none" w:sz="0" w:space="0" w:color="000000"/>
-                <w:left w:val="none" w:sz="0" w:space="0" w:color="000000"/>
-                <w:right w:val="none" w:sz="0" w:space="0" w:color="000000"/>
-              </w:pBdr>
-              <w:spacing w:after="40" w:before="40" w:line="240"/>
-              <w:ind w:left="80" w:right="80" w:firstLine="0" w:firstLineChars="0"/>
-              <w:rPr>
-                <w:rFonts w:ascii="Roboto Condensed" w:hAnsi="Helvetica" w:eastAsia="Helvetica" w:cs="Roboto Condensed"/>
-                <w:i w:val="false"/>
-                <w:b w:val="false"/>
-                <w:u w:val="none"/>
-                <w:sz w:val="24"/>
-                <w:szCs w:val="24"/>
-                <w:color w:val="000000"/>
-              </w:rPr>
-            </w:pPr>
-            <w:r>
-              <w:rPr>
-                <w:rFonts w:ascii="Roboto Condensed" w:hAnsi="Helvetica" w:eastAsia="Helvetica" w:cs="Roboto Condensed"/>
-                <w:i w:val="false"/>
-                <w:b w:val="false"/>
-                <w:u w:val="none"/>
+              <w:jc w:val="right"/>
+              <w:pBdr>
+                <w:bottom w:val="none" w:sz="0" w:space="0" w:color="000000"/>
+                <w:top w:val="none" w:sz="0" w:space="0" w:color="000000"/>
+                <w:left w:val="none" w:sz="0" w:space="0" w:color="000000"/>
+                <w:right w:val="none" w:sz="0" w:space="0" w:color="000000"/>
+              </w:pBdr>
+              <w:spacing w:after="40" w:before="40" w:line="240"/>
+              <w:ind w:left="80" w:right="80" w:firstLine="0" w:firstLineChars="0"/>
+              <w:rPr>
+                <w:rFonts w:ascii="Roboto Condensed" w:hAnsi="Helvetica" w:eastAsia="Helvetica" w:cs="Roboto Condensed"/>
+                <w:i w:val="false"/>
+                <w:b w:val="false"/>
+                <w:u w:val="none"/>
+                <w:strike w:val="false"/>
+                <w:sz w:val="24"/>
+                <w:szCs w:val="24"/>
+                <w:color w:val="000000"/>
+              </w:rPr>
+            </w:pPr>
+            <w:r>
+              <w:rPr>
+                <w:rFonts w:ascii="Roboto Condensed" w:hAnsi="Helvetica" w:eastAsia="Helvetica" w:cs="Roboto Condensed"/>
+                <w:i w:val="false"/>
+                <w:b w:val="false"/>
+                <w:u w:val="none"/>
+                <w:strike w:val="false"/>
                 <w:sz w:val="24"/>
                 <w:szCs w:val="24"/>
                 <w:color w:val="000000"/>
@@ -7622,7 +7747,6 @@
           </w:tcPr>
           <w:p>
             <w:pPr>
-              <w:pStyle w:val="Normal"/>
               <w:jc w:val="left"/>
               <w:pBdr>
                 <w:bottom w:val="none" w:sz="0" w:space="0" w:color="000000"/>
@@ -7637,17 +7761,19 @@
                 <w:i w:val="false"/>
                 <w:b w:val="false"/>
                 <w:u w:val="none"/>
-                <w:sz w:val="24"/>
-                <w:szCs w:val="24"/>
-                <w:color w:val="000000"/>
-              </w:rPr>
-            </w:pPr>
-            <w:r>
-              <w:rPr>
-                <w:rFonts w:ascii="Roboto Condensed" w:hAnsi="Helvetica" w:eastAsia="Helvetica" w:cs="Roboto Condensed"/>
-                <w:i w:val="false"/>
-                <w:b w:val="false"/>
-                <w:u w:val="none"/>
+                <w:strike w:val="false"/>
+                <w:sz w:val="24"/>
+                <w:szCs w:val="24"/>
+                <w:color w:val="000000"/>
+              </w:rPr>
+            </w:pPr>
+            <w:r>
+              <w:rPr>
+                <w:rFonts w:ascii="Roboto Condensed" w:hAnsi="Helvetica" w:eastAsia="Helvetica" w:cs="Roboto Condensed"/>
+                <w:i w:val="false"/>
+                <w:b w:val="false"/>
+                <w:u w:val="none"/>
+                <w:strike w:val="false"/>
                 <w:sz w:val="24"/>
                 <w:szCs w:val="24"/>
                 <w:color w:val="000000"/>
@@ -7676,7 +7802,6 @@
           </w:tcPr>
           <w:p>
             <w:pPr>
-              <w:pStyle w:val="Normal"/>
               <w:jc w:val="left"/>
               <w:pBdr>
                 <w:bottom w:val="none" w:sz="0" w:space="0" w:color="000000"/>
@@ -7691,17 +7816,19 @@
                 <w:i w:val="false"/>
                 <w:b w:val="false"/>
                 <w:u w:val="none"/>
-                <w:sz w:val="24"/>
-                <w:szCs w:val="24"/>
-                <w:color w:val="000000"/>
-              </w:rPr>
-            </w:pPr>
-            <w:r>
-              <w:rPr>
-                <w:rFonts w:ascii="Roboto Condensed" w:hAnsi="Helvetica" w:eastAsia="Helvetica" w:cs="Roboto Condensed"/>
-                <w:i w:val="false"/>
-                <w:b w:val="false"/>
-                <w:u w:val="none"/>
+                <w:strike w:val="false"/>
+                <w:sz w:val="24"/>
+                <w:szCs w:val="24"/>
+                <w:color w:val="000000"/>
+              </w:rPr>
+            </w:pPr>
+            <w:r>
+              <w:rPr>
+                <w:rFonts w:ascii="Roboto Condensed" w:hAnsi="Helvetica" w:eastAsia="Helvetica" w:cs="Roboto Condensed"/>
+                <w:i w:val="false"/>
+                <w:b w:val="false"/>
+                <w:u w:val="none"/>
+                <w:strike w:val="false"/>
                 <w:sz w:val="24"/>
                 <w:szCs w:val="24"/>
                 <w:color w:val="000000"/>
@@ -7729,7 +7856,6 @@
           </w:tcPr>
           <w:p>
             <w:pPr>
-              <w:pStyle w:val="Normal"/>
               <w:jc w:val="left"/>
               <w:pBdr>
                 <w:bottom w:val="none" w:sz="0" w:space="0" w:color="000000"/>
@@ -7744,17 +7870,19 @@
                 <w:i w:val="false"/>
                 <w:b w:val="false"/>
                 <w:u w:val="none"/>
-                <w:sz w:val="24"/>
-                <w:szCs w:val="24"/>
-                <w:color w:val="000000"/>
-              </w:rPr>
-            </w:pPr>
-            <w:r>
-              <w:rPr>
-                <w:rFonts w:ascii="Roboto Condensed" w:hAnsi="Helvetica" w:eastAsia="Helvetica" w:cs="Roboto Condensed"/>
-                <w:i w:val="false"/>
-                <w:b w:val="false"/>
-                <w:u w:val="none"/>
+                <w:strike w:val="false"/>
+                <w:sz w:val="24"/>
+                <w:szCs w:val="24"/>
+                <w:color w:val="000000"/>
+              </w:rPr>
+            </w:pPr>
+            <w:r>
+              <w:rPr>
+                <w:rFonts w:ascii="Roboto Condensed" w:hAnsi="Helvetica" w:eastAsia="Helvetica" w:cs="Roboto Condensed"/>
+                <w:i w:val="false"/>
+                <w:b w:val="false"/>
+                <w:u w:val="none"/>
+                <w:strike w:val="false"/>
                 <w:sz w:val="24"/>
                 <w:szCs w:val="24"/>
                 <w:color w:val="000000"/>
@@ -7782,32 +7910,33 @@
           </w:tcPr>
           <w:p>
             <w:pPr>
-              <w:pStyle w:val="Normal"/>
-              <w:jc w:val="right"/>
-              <w:pBdr>
-                <w:bottom w:val="none" w:sz="0" w:space="0" w:color="000000"/>
-                <w:top w:val="none" w:sz="0" w:space="0" w:color="000000"/>
-                <w:left w:val="none" w:sz="0" w:space="0" w:color="000000"/>
-                <w:right w:val="none" w:sz="0" w:space="0" w:color="000000"/>
-              </w:pBdr>
-              <w:spacing w:after="40" w:before="40" w:line="240"/>
-              <w:ind w:left="80" w:right="80" w:firstLine="0" w:firstLineChars="0"/>
-              <w:rPr>
-                <w:rFonts w:ascii="Roboto Condensed" w:hAnsi="Helvetica" w:eastAsia="Helvetica" w:cs="Roboto Condensed"/>
-                <w:i w:val="false"/>
-                <w:b w:val="false"/>
-                <w:u w:val="none"/>
-                <w:sz w:val="24"/>
-                <w:szCs w:val="24"/>
-                <w:color w:val="000000"/>
-              </w:rPr>
-            </w:pPr>
-            <w:r>
-              <w:rPr>
-                <w:rFonts w:ascii="Roboto Condensed" w:hAnsi="Helvetica" w:eastAsia="Helvetica" w:cs="Roboto Condensed"/>
-                <w:i w:val="false"/>
-                <w:b w:val="false"/>
-                <w:u w:val="none"/>
+              <w:jc w:val="right"/>
+              <w:pBdr>
+                <w:bottom w:val="none" w:sz="0" w:space="0" w:color="000000"/>
+                <w:top w:val="none" w:sz="0" w:space="0" w:color="000000"/>
+                <w:left w:val="none" w:sz="0" w:space="0" w:color="000000"/>
+                <w:right w:val="none" w:sz="0" w:space="0" w:color="000000"/>
+              </w:pBdr>
+              <w:spacing w:after="40" w:before="40" w:line="240"/>
+              <w:ind w:left="80" w:right="80" w:firstLine="0" w:firstLineChars="0"/>
+              <w:rPr>
+                <w:rFonts w:ascii="Roboto Condensed" w:hAnsi="Helvetica" w:eastAsia="Helvetica" w:cs="Roboto Condensed"/>
+                <w:i w:val="false"/>
+                <w:b w:val="false"/>
+                <w:u w:val="none"/>
+                <w:strike w:val="false"/>
+                <w:sz w:val="24"/>
+                <w:szCs w:val="24"/>
+                <w:color w:val="000000"/>
+              </w:rPr>
+            </w:pPr>
+            <w:r>
+              <w:rPr>
+                <w:rFonts w:ascii="Roboto Condensed" w:hAnsi="Helvetica" w:eastAsia="Helvetica" w:cs="Roboto Condensed"/>
+                <w:i w:val="false"/>
+                <w:b w:val="false"/>
+                <w:u w:val="none"/>
+                <w:strike w:val="false"/>
                 <w:sz w:val="24"/>
                 <w:szCs w:val="24"/>
                 <w:color w:val="000000"/>
@@ -7835,32 +7964,33 @@
           </w:tcPr>
           <w:p>
             <w:pPr>
-              <w:pStyle w:val="Normal"/>
-              <w:jc w:val="right"/>
-              <w:pBdr>
-                <w:bottom w:val="none" w:sz="0" w:space="0" w:color="000000"/>
-                <w:top w:val="none" w:sz="0" w:space="0" w:color="000000"/>
-                <w:left w:val="none" w:sz="0" w:space="0" w:color="000000"/>
-                <w:right w:val="none" w:sz="0" w:space="0" w:color="000000"/>
-              </w:pBdr>
-              <w:spacing w:after="40" w:before="40" w:line="240"/>
-              <w:ind w:left="80" w:right="80" w:firstLine="0" w:firstLineChars="0"/>
-              <w:rPr>
-                <w:rFonts w:ascii="Roboto Condensed" w:hAnsi="Helvetica" w:eastAsia="Helvetica" w:cs="Roboto Condensed"/>
-                <w:i w:val="false"/>
-                <w:b w:val="false"/>
-                <w:u w:val="none"/>
-                <w:sz w:val="24"/>
-                <w:szCs w:val="24"/>
-                <w:color w:val="000000"/>
-              </w:rPr>
-            </w:pPr>
-            <w:r>
-              <w:rPr>
-                <w:rFonts w:ascii="Roboto Condensed" w:hAnsi="Helvetica" w:eastAsia="Helvetica" w:cs="Roboto Condensed"/>
-                <w:i w:val="false"/>
-                <w:b w:val="false"/>
-                <w:u w:val="none"/>
+              <w:jc w:val="right"/>
+              <w:pBdr>
+                <w:bottom w:val="none" w:sz="0" w:space="0" w:color="000000"/>
+                <w:top w:val="none" w:sz="0" w:space="0" w:color="000000"/>
+                <w:left w:val="none" w:sz="0" w:space="0" w:color="000000"/>
+                <w:right w:val="none" w:sz="0" w:space="0" w:color="000000"/>
+              </w:pBdr>
+              <w:spacing w:after="40" w:before="40" w:line="240"/>
+              <w:ind w:left="80" w:right="80" w:firstLine="0" w:firstLineChars="0"/>
+              <w:rPr>
+                <w:rFonts w:ascii="Roboto Condensed" w:hAnsi="Helvetica" w:eastAsia="Helvetica" w:cs="Roboto Condensed"/>
+                <w:i w:val="false"/>
+                <w:b w:val="false"/>
+                <w:u w:val="none"/>
+                <w:strike w:val="false"/>
+                <w:sz w:val="24"/>
+                <w:szCs w:val="24"/>
+                <w:color w:val="000000"/>
+              </w:rPr>
+            </w:pPr>
+            <w:r>
+              <w:rPr>
+                <w:rFonts w:ascii="Roboto Condensed" w:hAnsi="Helvetica" w:eastAsia="Helvetica" w:cs="Roboto Condensed"/>
+                <w:i w:val="false"/>
+                <w:b w:val="false"/>
+                <w:u w:val="none"/>
+                <w:strike w:val="false"/>
                 <w:sz w:val="24"/>
                 <w:szCs w:val="24"/>
                 <w:color w:val="000000"/>
@@ -7888,32 +8018,33 @@
           </w:tcPr>
           <w:p>
             <w:pPr>
-              <w:pStyle w:val="Normal"/>
-              <w:jc w:val="right"/>
-              <w:pBdr>
-                <w:bottom w:val="none" w:sz="0" w:space="0" w:color="000000"/>
-                <w:top w:val="none" w:sz="0" w:space="0" w:color="000000"/>
-                <w:left w:val="none" w:sz="0" w:space="0" w:color="000000"/>
-                <w:right w:val="none" w:sz="0" w:space="0" w:color="000000"/>
-              </w:pBdr>
-              <w:spacing w:after="40" w:before="40" w:line="240"/>
-              <w:ind w:left="80" w:right="80" w:firstLine="0" w:firstLineChars="0"/>
-              <w:rPr>
-                <w:rFonts w:ascii="Roboto Condensed" w:hAnsi="Helvetica" w:eastAsia="Helvetica" w:cs="Roboto Condensed"/>
-                <w:i w:val="false"/>
-                <w:b w:val="false"/>
-                <w:u w:val="none"/>
-                <w:sz w:val="24"/>
-                <w:szCs w:val="24"/>
-                <w:color w:val="000000"/>
-              </w:rPr>
-            </w:pPr>
-            <w:r>
-              <w:rPr>
-                <w:rFonts w:ascii="Roboto Condensed" w:hAnsi="Helvetica" w:eastAsia="Helvetica" w:cs="Roboto Condensed"/>
-                <w:i w:val="false"/>
-                <w:b w:val="false"/>
-                <w:u w:val="none"/>
+              <w:jc w:val="right"/>
+              <w:pBdr>
+                <w:bottom w:val="none" w:sz="0" w:space="0" w:color="000000"/>
+                <w:top w:val="none" w:sz="0" w:space="0" w:color="000000"/>
+                <w:left w:val="none" w:sz="0" w:space="0" w:color="000000"/>
+                <w:right w:val="none" w:sz="0" w:space="0" w:color="000000"/>
+              </w:pBdr>
+              <w:spacing w:after="40" w:before="40" w:line="240"/>
+              <w:ind w:left="80" w:right="80" w:firstLine="0" w:firstLineChars="0"/>
+              <w:rPr>
+                <w:rFonts w:ascii="Roboto Condensed" w:hAnsi="Helvetica" w:eastAsia="Helvetica" w:cs="Roboto Condensed"/>
+                <w:i w:val="false"/>
+                <w:b w:val="false"/>
+                <w:u w:val="none"/>
+                <w:strike w:val="false"/>
+                <w:sz w:val="24"/>
+                <w:szCs w:val="24"/>
+                <w:color w:val="000000"/>
+              </w:rPr>
+            </w:pPr>
+            <w:r>
+              <w:rPr>
+                <w:rFonts w:ascii="Roboto Condensed" w:hAnsi="Helvetica" w:eastAsia="Helvetica" w:cs="Roboto Condensed"/>
+                <w:i w:val="false"/>
+                <w:b w:val="false"/>
+                <w:u w:val="none"/>
+                <w:strike w:val="false"/>
                 <w:sz w:val="24"/>
                 <w:szCs w:val="24"/>
                 <w:color w:val="000000"/>
@@ -7941,32 +8072,33 @@
           </w:tcPr>
           <w:p>
             <w:pPr>
-              <w:pStyle w:val="Normal"/>
-              <w:jc w:val="right"/>
-              <w:pBdr>
-                <w:bottom w:val="none" w:sz="0" w:space="0" w:color="000000"/>
-                <w:top w:val="none" w:sz="0" w:space="0" w:color="000000"/>
-                <w:left w:val="none" w:sz="0" w:space="0" w:color="000000"/>
-                <w:right w:val="none" w:sz="0" w:space="0" w:color="000000"/>
-              </w:pBdr>
-              <w:spacing w:after="40" w:before="40" w:line="240"/>
-              <w:ind w:left="80" w:right="80" w:firstLine="0" w:firstLineChars="0"/>
-              <w:rPr>
-                <w:rFonts w:ascii="Roboto Condensed" w:hAnsi="Helvetica" w:eastAsia="Helvetica" w:cs="Roboto Condensed"/>
-                <w:i w:val="false"/>
-                <w:b w:val="false"/>
-                <w:u w:val="none"/>
-                <w:sz w:val="24"/>
-                <w:szCs w:val="24"/>
-                <w:color w:val="000000"/>
-              </w:rPr>
-            </w:pPr>
-            <w:r>
-              <w:rPr>
-                <w:rFonts w:ascii="Roboto Condensed" w:hAnsi="Helvetica" w:eastAsia="Helvetica" w:cs="Roboto Condensed"/>
-                <w:i w:val="false"/>
-                <w:b w:val="false"/>
-                <w:u w:val="none"/>
+              <w:jc w:val="right"/>
+              <w:pBdr>
+                <w:bottom w:val="none" w:sz="0" w:space="0" w:color="000000"/>
+                <w:top w:val="none" w:sz="0" w:space="0" w:color="000000"/>
+                <w:left w:val="none" w:sz="0" w:space="0" w:color="000000"/>
+                <w:right w:val="none" w:sz="0" w:space="0" w:color="000000"/>
+              </w:pBdr>
+              <w:spacing w:after="40" w:before="40" w:line="240"/>
+              <w:ind w:left="80" w:right="80" w:firstLine="0" w:firstLineChars="0"/>
+              <w:rPr>
+                <w:rFonts w:ascii="Roboto Condensed" w:hAnsi="Helvetica" w:eastAsia="Helvetica" w:cs="Roboto Condensed"/>
+                <w:i w:val="false"/>
+                <w:b w:val="false"/>
+                <w:u w:val="none"/>
+                <w:strike w:val="false"/>
+                <w:sz w:val="24"/>
+                <w:szCs w:val="24"/>
+                <w:color w:val="000000"/>
+              </w:rPr>
+            </w:pPr>
+            <w:r>
+              <w:rPr>
+                <w:rFonts w:ascii="Roboto Condensed" w:hAnsi="Helvetica" w:eastAsia="Helvetica" w:cs="Roboto Condensed"/>
+                <w:i w:val="false"/>
+                <w:b w:val="false"/>
+                <w:u w:val="none"/>
+                <w:strike w:val="false"/>
                 <w:sz w:val="24"/>
                 <w:szCs w:val="24"/>
                 <w:color w:val="000000"/>
@@ -7994,32 +8126,33 @@
           </w:tcPr>
           <w:p>
             <w:pPr>
-              <w:pStyle w:val="Normal"/>
-              <w:jc w:val="right"/>
-              <w:pBdr>
-                <w:bottom w:val="none" w:sz="0" w:space="0" w:color="000000"/>
-                <w:top w:val="none" w:sz="0" w:space="0" w:color="000000"/>
-                <w:left w:val="none" w:sz="0" w:space="0" w:color="000000"/>
-                <w:right w:val="none" w:sz="0" w:space="0" w:color="000000"/>
-              </w:pBdr>
-              <w:spacing w:after="40" w:before="40" w:line="240"/>
-              <w:ind w:left="80" w:right="80" w:firstLine="0" w:firstLineChars="0"/>
-              <w:rPr>
-                <w:rFonts w:ascii="Roboto Condensed" w:hAnsi="Helvetica" w:eastAsia="Helvetica" w:cs="Roboto Condensed"/>
-                <w:i w:val="false"/>
-                <w:b w:val="false"/>
-                <w:u w:val="none"/>
-                <w:sz w:val="24"/>
-                <w:szCs w:val="24"/>
-                <w:color w:val="000000"/>
-              </w:rPr>
-            </w:pPr>
-            <w:r>
-              <w:rPr>
-                <w:rFonts w:ascii="Roboto Condensed" w:hAnsi="Helvetica" w:eastAsia="Helvetica" w:cs="Roboto Condensed"/>
-                <w:i w:val="false"/>
-                <w:b w:val="false"/>
-                <w:u w:val="none"/>
+              <w:jc w:val="right"/>
+              <w:pBdr>
+                <w:bottom w:val="none" w:sz="0" w:space="0" w:color="000000"/>
+                <w:top w:val="none" w:sz="0" w:space="0" w:color="000000"/>
+                <w:left w:val="none" w:sz="0" w:space="0" w:color="000000"/>
+                <w:right w:val="none" w:sz="0" w:space="0" w:color="000000"/>
+              </w:pBdr>
+              <w:spacing w:after="40" w:before="40" w:line="240"/>
+              <w:ind w:left="80" w:right="80" w:firstLine="0" w:firstLineChars="0"/>
+              <w:rPr>
+                <w:rFonts w:ascii="Roboto Condensed" w:hAnsi="Helvetica" w:eastAsia="Helvetica" w:cs="Roboto Condensed"/>
+                <w:i w:val="false"/>
+                <w:b w:val="false"/>
+                <w:u w:val="none"/>
+                <w:strike w:val="false"/>
+                <w:sz w:val="24"/>
+                <w:szCs w:val="24"/>
+                <w:color w:val="000000"/>
+              </w:rPr>
+            </w:pPr>
+            <w:r>
+              <w:rPr>
+                <w:rFonts w:ascii="Roboto Condensed" w:hAnsi="Helvetica" w:eastAsia="Helvetica" w:cs="Roboto Condensed"/>
+                <w:i w:val="false"/>
+                <w:b w:val="false"/>
+                <w:u w:val="none"/>
+                <w:strike w:val="false"/>
                 <w:sz w:val="24"/>
                 <w:szCs w:val="24"/>
                 <w:color w:val="000000"/>
@@ -8047,32 +8180,33 @@
           </w:tcPr>
           <w:p>
             <w:pPr>
-              <w:pStyle w:val="Normal"/>
-              <w:jc w:val="right"/>
-              <w:pBdr>
-                <w:bottom w:val="none" w:sz="0" w:space="0" w:color="000000"/>
-                <w:top w:val="none" w:sz="0" w:space="0" w:color="000000"/>
-                <w:left w:val="none" w:sz="0" w:space="0" w:color="000000"/>
-                <w:right w:val="none" w:sz="0" w:space="0" w:color="000000"/>
-              </w:pBdr>
-              <w:spacing w:after="40" w:before="40" w:line="240"/>
-              <w:ind w:left="80" w:right="80" w:firstLine="0" w:firstLineChars="0"/>
-              <w:rPr>
-                <w:rFonts w:ascii="Roboto Condensed" w:hAnsi="Helvetica" w:eastAsia="Helvetica" w:cs="Roboto Condensed"/>
-                <w:i w:val="false"/>
-                <w:b w:val="false"/>
-                <w:u w:val="none"/>
-                <w:sz w:val="24"/>
-                <w:szCs w:val="24"/>
-                <w:color w:val="000000"/>
-              </w:rPr>
-            </w:pPr>
-            <w:r>
-              <w:rPr>
-                <w:rFonts w:ascii="Roboto Condensed" w:hAnsi="Helvetica" w:eastAsia="Helvetica" w:cs="Roboto Condensed"/>
-                <w:i w:val="false"/>
-                <w:b w:val="false"/>
-                <w:u w:val="none"/>
+              <w:jc w:val="right"/>
+              <w:pBdr>
+                <w:bottom w:val="none" w:sz="0" w:space="0" w:color="000000"/>
+                <w:top w:val="none" w:sz="0" w:space="0" w:color="000000"/>
+                <w:left w:val="none" w:sz="0" w:space="0" w:color="000000"/>
+                <w:right w:val="none" w:sz="0" w:space="0" w:color="000000"/>
+              </w:pBdr>
+              <w:spacing w:after="40" w:before="40" w:line="240"/>
+              <w:ind w:left="80" w:right="80" w:firstLine="0" w:firstLineChars="0"/>
+              <w:rPr>
+                <w:rFonts w:ascii="Roboto Condensed" w:hAnsi="Helvetica" w:eastAsia="Helvetica" w:cs="Roboto Condensed"/>
+                <w:i w:val="false"/>
+                <w:b w:val="false"/>
+                <w:u w:val="none"/>
+                <w:strike w:val="false"/>
+                <w:sz w:val="24"/>
+                <w:szCs w:val="24"/>
+                <w:color w:val="000000"/>
+              </w:rPr>
+            </w:pPr>
+            <w:r>
+              <w:rPr>
+                <w:rFonts w:ascii="Roboto Condensed" w:hAnsi="Helvetica" w:eastAsia="Helvetica" w:cs="Roboto Condensed"/>
+                <w:i w:val="false"/>
+                <w:b w:val="false"/>
+                <w:u w:val="none"/>
+                <w:strike w:val="false"/>
                 <w:sz w:val="24"/>
                 <w:szCs w:val="24"/>
                 <w:color w:val="000000"/>
@@ -8107,7 +8241,6 @@
           </w:tcPr>
           <w:p>
             <w:pPr>
-              <w:pStyle w:val="Normal"/>
               <w:jc w:val="left"/>
               <w:pBdr>
                 <w:bottom w:val="none" w:sz="0" w:space="0" w:color="000000"/>
@@ -8122,6 +8255,7 @@
                 <w:i w:val="false"/>
                 <w:b w:val="false"/>
                 <w:u w:val="none"/>
+                <w:strike w:val="false"/>
                 <w:sz w:val="24"/>
                 <w:szCs w:val="24"/>
                 <w:color w:val="000000"/>
@@ -8149,7 +8283,6 @@
           </w:tcPr>
           <w:p>
             <w:pPr>
-              <w:pStyle w:val="Normal"/>
               <w:jc w:val="left"/>
               <w:pBdr>
                 <w:bottom w:val="none" w:sz="0" w:space="0" w:color="000000"/>
@@ -8164,33 +8297,33 @@
                 <w:i w:val="false"/>
                 <w:b w:val="false"/>
                 <w:u w:val="none"/>
-                <w:sz w:val="24"/>
-                <w:szCs w:val="24"/>
-                <w:color w:val="000000"/>
-              </w:rPr>
-            </w:pPr>
-          </w:p>
-        </w:tc>
-        <w:tc>
-          <w:tcPr>
-            <w:tcBorders>
-              <w:bottom w:val="single" w:sz="4" w:space="0" w:color="A6A6A6"/>
-              <w:top w:val="single" w:sz="4" w:space="0" w:color="A6A6A6"/>
-              <w:left w:val="single" w:sz="4" w:space="0" w:color="A6A6A6"/>
-              <w:right w:val="single" w:sz="4" w:space="0" w:color="A6A6A6"/>
-            </w:tcBorders>
-            <w:shd w:val="clear" w:color="auto" w:fill="F2F2F2"/>
-            <w:tcMar>
-              <w:top w:w="0" w:type="dxa"/>
-              <w:bottom w:w="0" w:type="dxa"/>
-              <w:left w:w="0" w:type="dxa"/>
-              <w:right w:w="0" w:type="dxa"/>
-            </w:tcMar>
-            <w:vAlign w:val="center"/>
-          </w:tcPr>
-          <w:p>
-            <w:pPr>
-              <w:pStyle w:val="Normal"/>
+                <w:strike w:val="false"/>
+                <w:sz w:val="24"/>
+                <w:szCs w:val="24"/>
+                <w:color w:val="000000"/>
+              </w:rPr>
+            </w:pPr>
+          </w:p>
+        </w:tc>
+        <w:tc>
+          <w:tcPr>
+            <w:tcBorders>
+              <w:bottom w:val="single" w:sz="4" w:space="0" w:color="A6A6A6"/>
+              <w:top w:val="single" w:sz="4" w:space="0" w:color="A6A6A6"/>
+              <w:left w:val="single" w:sz="4" w:space="0" w:color="A6A6A6"/>
+              <w:right w:val="single" w:sz="4" w:space="0" w:color="A6A6A6"/>
+            </w:tcBorders>
+            <w:shd w:val="clear" w:color="auto" w:fill="F2F2F2"/>
+            <w:tcMar>
+              <w:top w:w="0" w:type="dxa"/>
+              <w:bottom w:w="0" w:type="dxa"/>
+              <w:left w:w="0" w:type="dxa"/>
+              <w:right w:w="0" w:type="dxa"/>
+            </w:tcMar>
+            <w:vAlign w:val="center"/>
+          </w:tcPr>
+          <w:p>
+            <w:pPr>
               <w:jc w:val="left"/>
               <w:pBdr>
                 <w:bottom w:val="none" w:sz="0" w:space="0" w:color="000000"/>
@@ -8205,17 +8338,19 @@
                 <w:i w:val="false"/>
                 <w:b w:val="false"/>
                 <w:u w:val="none"/>
-                <w:sz w:val="24"/>
-                <w:szCs w:val="24"/>
-                <w:color w:val="000000"/>
-              </w:rPr>
-            </w:pPr>
-            <w:r>
-              <w:rPr>
-                <w:rFonts w:ascii="Roboto Condensed" w:hAnsi="Helvetica" w:eastAsia="Helvetica" w:cs="Roboto Condensed"/>
-                <w:i w:val="false"/>
-                <w:b w:val="false"/>
-                <w:u w:val="none"/>
+                <w:strike w:val="false"/>
+                <w:sz w:val="24"/>
+                <w:szCs w:val="24"/>
+                <w:color w:val="000000"/>
+              </w:rPr>
+            </w:pPr>
+            <w:r>
+              <w:rPr>
+                <w:rFonts w:ascii="Roboto Condensed" w:hAnsi="Helvetica" w:eastAsia="Helvetica" w:cs="Roboto Condensed"/>
+                <w:i w:val="false"/>
+                <w:b w:val="false"/>
+                <w:u w:val="none"/>
+                <w:strike w:val="false"/>
                 <w:sz w:val="24"/>
                 <w:szCs w:val="24"/>
                 <w:color w:val="000000"/>
@@ -8243,32 +8378,33 @@
           </w:tcPr>
           <w:p>
             <w:pPr>
-              <w:pStyle w:val="Normal"/>
-              <w:jc w:val="right"/>
-              <w:pBdr>
-                <w:bottom w:val="none" w:sz="0" w:space="0" w:color="000000"/>
-                <w:top w:val="none" w:sz="0" w:space="0" w:color="000000"/>
-                <w:left w:val="none" w:sz="0" w:space="0" w:color="000000"/>
-                <w:right w:val="none" w:sz="0" w:space="0" w:color="000000"/>
-              </w:pBdr>
-              <w:spacing w:after="40" w:before="40" w:line="240"/>
-              <w:ind w:left="80" w:right="80" w:firstLine="0" w:firstLineChars="0"/>
-              <w:rPr>
-                <w:rFonts w:ascii="Roboto Condensed" w:hAnsi="Helvetica" w:eastAsia="Helvetica" w:cs="Roboto Condensed"/>
-                <w:i w:val="false"/>
-                <w:b w:val="false"/>
-                <w:u w:val="none"/>
-                <w:sz w:val="24"/>
-                <w:szCs w:val="24"/>
-                <w:color w:val="000000"/>
-              </w:rPr>
-            </w:pPr>
-            <w:r>
-              <w:rPr>
-                <w:rFonts w:ascii="Roboto Condensed" w:hAnsi="Helvetica" w:eastAsia="Helvetica" w:cs="Roboto Condensed"/>
-                <w:i w:val="false"/>
-                <w:b w:val="false"/>
-                <w:u w:val="none"/>
+              <w:jc w:val="right"/>
+              <w:pBdr>
+                <w:bottom w:val="none" w:sz="0" w:space="0" w:color="000000"/>
+                <w:top w:val="none" w:sz="0" w:space="0" w:color="000000"/>
+                <w:left w:val="none" w:sz="0" w:space="0" w:color="000000"/>
+                <w:right w:val="none" w:sz="0" w:space="0" w:color="000000"/>
+              </w:pBdr>
+              <w:spacing w:after="40" w:before="40" w:line="240"/>
+              <w:ind w:left="80" w:right="80" w:firstLine="0" w:firstLineChars="0"/>
+              <w:rPr>
+                <w:rFonts w:ascii="Roboto Condensed" w:hAnsi="Helvetica" w:eastAsia="Helvetica" w:cs="Roboto Condensed"/>
+                <w:i w:val="false"/>
+                <w:b w:val="false"/>
+                <w:u w:val="none"/>
+                <w:strike w:val="false"/>
+                <w:sz w:val="24"/>
+                <w:szCs w:val="24"/>
+                <w:color w:val="000000"/>
+              </w:rPr>
+            </w:pPr>
+            <w:r>
+              <w:rPr>
+                <w:rFonts w:ascii="Roboto Condensed" w:hAnsi="Helvetica" w:eastAsia="Helvetica" w:cs="Roboto Condensed"/>
+                <w:i w:val="false"/>
+                <w:b w:val="false"/>
+                <w:u w:val="none"/>
+                <w:strike w:val="false"/>
                 <w:sz w:val="24"/>
                 <w:szCs w:val="24"/>
                 <w:color w:val="000000"/>
@@ -8296,32 +8432,33 @@
           </w:tcPr>
           <w:p>
             <w:pPr>
-              <w:pStyle w:val="Normal"/>
-              <w:jc w:val="right"/>
-              <w:pBdr>
-                <w:bottom w:val="none" w:sz="0" w:space="0" w:color="000000"/>
-                <w:top w:val="none" w:sz="0" w:space="0" w:color="000000"/>
-                <w:left w:val="none" w:sz="0" w:space="0" w:color="000000"/>
-                <w:right w:val="none" w:sz="0" w:space="0" w:color="000000"/>
-              </w:pBdr>
-              <w:spacing w:after="40" w:before="40" w:line="240"/>
-              <w:ind w:left="80" w:right="80" w:firstLine="0" w:firstLineChars="0"/>
-              <w:rPr>
-                <w:rFonts w:ascii="Roboto Condensed" w:hAnsi="Helvetica" w:eastAsia="Helvetica" w:cs="Roboto Condensed"/>
-                <w:i w:val="false"/>
-                <w:b w:val="false"/>
-                <w:u w:val="none"/>
-                <w:sz w:val="24"/>
-                <w:szCs w:val="24"/>
-                <w:color w:val="000000"/>
-              </w:rPr>
-            </w:pPr>
-            <w:r>
-              <w:rPr>
-                <w:rFonts w:ascii="Roboto Condensed" w:hAnsi="Helvetica" w:eastAsia="Helvetica" w:cs="Roboto Condensed"/>
-                <w:i w:val="false"/>
-                <w:b w:val="false"/>
-                <w:u w:val="none"/>
+              <w:jc w:val="right"/>
+              <w:pBdr>
+                <w:bottom w:val="none" w:sz="0" w:space="0" w:color="000000"/>
+                <w:top w:val="none" w:sz="0" w:space="0" w:color="000000"/>
+                <w:left w:val="none" w:sz="0" w:space="0" w:color="000000"/>
+                <w:right w:val="none" w:sz="0" w:space="0" w:color="000000"/>
+              </w:pBdr>
+              <w:spacing w:after="40" w:before="40" w:line="240"/>
+              <w:ind w:left="80" w:right="80" w:firstLine="0" w:firstLineChars="0"/>
+              <w:rPr>
+                <w:rFonts w:ascii="Roboto Condensed" w:hAnsi="Helvetica" w:eastAsia="Helvetica" w:cs="Roboto Condensed"/>
+                <w:i w:val="false"/>
+                <w:b w:val="false"/>
+                <w:u w:val="none"/>
+                <w:strike w:val="false"/>
+                <w:sz w:val="24"/>
+                <w:szCs w:val="24"/>
+                <w:color w:val="000000"/>
+              </w:rPr>
+            </w:pPr>
+            <w:r>
+              <w:rPr>
+                <w:rFonts w:ascii="Roboto Condensed" w:hAnsi="Helvetica" w:eastAsia="Helvetica" w:cs="Roboto Condensed"/>
+                <w:i w:val="false"/>
+                <w:b w:val="false"/>
+                <w:u w:val="none"/>
+                <w:strike w:val="false"/>
                 <w:sz w:val="24"/>
                 <w:szCs w:val="24"/>
                 <w:color w:val="000000"/>
@@ -8349,32 +8486,33 @@
           </w:tcPr>
           <w:p>
             <w:pPr>
-              <w:pStyle w:val="Normal"/>
-              <w:jc w:val="right"/>
-              <w:pBdr>
-                <w:bottom w:val="none" w:sz="0" w:space="0" w:color="000000"/>
-                <w:top w:val="none" w:sz="0" w:space="0" w:color="000000"/>
-                <w:left w:val="none" w:sz="0" w:space="0" w:color="000000"/>
-                <w:right w:val="none" w:sz="0" w:space="0" w:color="000000"/>
-              </w:pBdr>
-              <w:spacing w:after="40" w:before="40" w:line="240"/>
-              <w:ind w:left="80" w:right="80" w:firstLine="0" w:firstLineChars="0"/>
-              <w:rPr>
-                <w:rFonts w:ascii="Roboto Condensed" w:hAnsi="Helvetica" w:eastAsia="Helvetica" w:cs="Roboto Condensed"/>
-                <w:i w:val="false"/>
-                <w:b w:val="false"/>
-                <w:u w:val="none"/>
-                <w:sz w:val="24"/>
-                <w:szCs w:val="24"/>
-                <w:color w:val="000000"/>
-              </w:rPr>
-            </w:pPr>
-            <w:r>
-              <w:rPr>
-                <w:rFonts w:ascii="Roboto Condensed" w:hAnsi="Helvetica" w:eastAsia="Helvetica" w:cs="Roboto Condensed"/>
-                <w:i w:val="false"/>
-                <w:b w:val="false"/>
-                <w:u w:val="none"/>
+              <w:jc w:val="right"/>
+              <w:pBdr>
+                <w:bottom w:val="none" w:sz="0" w:space="0" w:color="000000"/>
+                <w:top w:val="none" w:sz="0" w:space="0" w:color="000000"/>
+                <w:left w:val="none" w:sz="0" w:space="0" w:color="000000"/>
+                <w:right w:val="none" w:sz="0" w:space="0" w:color="000000"/>
+              </w:pBdr>
+              <w:spacing w:after="40" w:before="40" w:line="240"/>
+              <w:ind w:left="80" w:right="80" w:firstLine="0" w:firstLineChars="0"/>
+              <w:rPr>
+                <w:rFonts w:ascii="Roboto Condensed" w:hAnsi="Helvetica" w:eastAsia="Helvetica" w:cs="Roboto Condensed"/>
+                <w:i w:val="false"/>
+                <w:b w:val="false"/>
+                <w:u w:val="none"/>
+                <w:strike w:val="false"/>
+                <w:sz w:val="24"/>
+                <w:szCs w:val="24"/>
+                <w:color w:val="000000"/>
+              </w:rPr>
+            </w:pPr>
+            <w:r>
+              <w:rPr>
+                <w:rFonts w:ascii="Roboto Condensed" w:hAnsi="Helvetica" w:eastAsia="Helvetica" w:cs="Roboto Condensed"/>
+                <w:i w:val="false"/>
+                <w:b w:val="false"/>
+                <w:u w:val="none"/>
+                <w:strike w:val="false"/>
                 <w:sz w:val="24"/>
                 <w:szCs w:val="24"/>
                 <w:color w:val="000000"/>
@@ -8402,32 +8540,33 @@
           </w:tcPr>
           <w:p>
             <w:pPr>
-              <w:pStyle w:val="Normal"/>
-              <w:jc w:val="right"/>
-              <w:pBdr>
-                <w:bottom w:val="none" w:sz="0" w:space="0" w:color="000000"/>
-                <w:top w:val="none" w:sz="0" w:space="0" w:color="000000"/>
-                <w:left w:val="none" w:sz="0" w:space="0" w:color="000000"/>
-                <w:right w:val="none" w:sz="0" w:space="0" w:color="000000"/>
-              </w:pBdr>
-              <w:spacing w:after="40" w:before="40" w:line="240"/>
-              <w:ind w:left="80" w:right="80" w:firstLine="0" w:firstLineChars="0"/>
-              <w:rPr>
-                <w:rFonts w:ascii="Roboto Condensed" w:hAnsi="Helvetica" w:eastAsia="Helvetica" w:cs="Roboto Condensed"/>
-                <w:i w:val="false"/>
-                <w:b w:val="false"/>
-                <w:u w:val="none"/>
-                <w:sz w:val="24"/>
-                <w:szCs w:val="24"/>
-                <w:color w:val="000000"/>
-              </w:rPr>
-            </w:pPr>
-            <w:r>
-              <w:rPr>
-                <w:rFonts w:ascii="Roboto Condensed" w:hAnsi="Helvetica" w:eastAsia="Helvetica" w:cs="Roboto Condensed"/>
-                <w:i w:val="false"/>
-                <w:b w:val="false"/>
-                <w:u w:val="none"/>
+              <w:jc w:val="right"/>
+              <w:pBdr>
+                <w:bottom w:val="none" w:sz="0" w:space="0" w:color="000000"/>
+                <w:top w:val="none" w:sz="0" w:space="0" w:color="000000"/>
+                <w:left w:val="none" w:sz="0" w:space="0" w:color="000000"/>
+                <w:right w:val="none" w:sz="0" w:space="0" w:color="000000"/>
+              </w:pBdr>
+              <w:spacing w:after="40" w:before="40" w:line="240"/>
+              <w:ind w:left="80" w:right="80" w:firstLine="0" w:firstLineChars="0"/>
+              <w:rPr>
+                <w:rFonts w:ascii="Roboto Condensed" w:hAnsi="Helvetica" w:eastAsia="Helvetica" w:cs="Roboto Condensed"/>
+                <w:i w:val="false"/>
+                <w:b w:val="false"/>
+                <w:u w:val="none"/>
+                <w:strike w:val="false"/>
+                <w:sz w:val="24"/>
+                <w:szCs w:val="24"/>
+                <w:color w:val="000000"/>
+              </w:rPr>
+            </w:pPr>
+            <w:r>
+              <w:rPr>
+                <w:rFonts w:ascii="Roboto Condensed" w:hAnsi="Helvetica" w:eastAsia="Helvetica" w:cs="Roboto Condensed"/>
+                <w:i w:val="false"/>
+                <w:b w:val="false"/>
+                <w:u w:val="none"/>
+                <w:strike w:val="false"/>
                 <w:sz w:val="24"/>
                 <w:szCs w:val="24"/>
                 <w:color w:val="000000"/>
@@ -8455,32 +8594,33 @@
           </w:tcPr>
           <w:p>
             <w:pPr>
-              <w:pStyle w:val="Normal"/>
-              <w:jc w:val="right"/>
-              <w:pBdr>
-                <w:bottom w:val="none" w:sz="0" w:space="0" w:color="000000"/>
-                <w:top w:val="none" w:sz="0" w:space="0" w:color="000000"/>
-                <w:left w:val="none" w:sz="0" w:space="0" w:color="000000"/>
-                <w:right w:val="none" w:sz="0" w:space="0" w:color="000000"/>
-              </w:pBdr>
-              <w:spacing w:after="40" w:before="40" w:line="240"/>
-              <w:ind w:left="80" w:right="80" w:firstLine="0" w:firstLineChars="0"/>
-              <w:rPr>
-                <w:rFonts w:ascii="Roboto Condensed" w:hAnsi="Helvetica" w:eastAsia="Helvetica" w:cs="Roboto Condensed"/>
-                <w:i w:val="false"/>
-                <w:b w:val="false"/>
-                <w:u w:val="none"/>
-                <w:sz w:val="24"/>
-                <w:szCs w:val="24"/>
-                <w:color w:val="000000"/>
-              </w:rPr>
-            </w:pPr>
-            <w:r>
-              <w:rPr>
-                <w:rFonts w:ascii="Roboto Condensed" w:hAnsi="Helvetica" w:eastAsia="Helvetica" w:cs="Roboto Condensed"/>
-                <w:i w:val="false"/>
-                <w:b w:val="false"/>
-                <w:u w:val="none"/>
+              <w:jc w:val="right"/>
+              <w:pBdr>
+                <w:bottom w:val="none" w:sz="0" w:space="0" w:color="000000"/>
+                <w:top w:val="none" w:sz="0" w:space="0" w:color="000000"/>
+                <w:left w:val="none" w:sz="0" w:space="0" w:color="000000"/>
+                <w:right w:val="none" w:sz="0" w:space="0" w:color="000000"/>
+              </w:pBdr>
+              <w:spacing w:after="40" w:before="40" w:line="240"/>
+              <w:ind w:left="80" w:right="80" w:firstLine="0" w:firstLineChars="0"/>
+              <w:rPr>
+                <w:rFonts w:ascii="Roboto Condensed" w:hAnsi="Helvetica" w:eastAsia="Helvetica" w:cs="Roboto Condensed"/>
+                <w:i w:val="false"/>
+                <w:b w:val="false"/>
+                <w:u w:val="none"/>
+                <w:strike w:val="false"/>
+                <w:sz w:val="24"/>
+                <w:szCs w:val="24"/>
+                <w:color w:val="000000"/>
+              </w:rPr>
+            </w:pPr>
+            <w:r>
+              <w:rPr>
+                <w:rFonts w:ascii="Roboto Condensed" w:hAnsi="Helvetica" w:eastAsia="Helvetica" w:cs="Roboto Condensed"/>
+                <w:i w:val="false"/>
+                <w:b w:val="false"/>
+                <w:u w:val="none"/>
+                <w:strike w:val="false"/>
                 <w:sz w:val="24"/>
                 <w:szCs w:val="24"/>
                 <w:color w:val="000000"/>
@@ -8508,32 +8648,33 @@
           </w:tcPr>
           <w:p>
             <w:pPr>
-              <w:pStyle w:val="Normal"/>
-              <w:jc w:val="right"/>
-              <w:pBdr>
-                <w:bottom w:val="none" w:sz="0" w:space="0" w:color="000000"/>
-                <w:top w:val="none" w:sz="0" w:space="0" w:color="000000"/>
-                <w:left w:val="none" w:sz="0" w:space="0" w:color="000000"/>
-                <w:right w:val="none" w:sz="0" w:space="0" w:color="000000"/>
-              </w:pBdr>
-              <w:spacing w:after="40" w:before="40" w:line="240"/>
-              <w:ind w:left="80" w:right="80" w:firstLine="0" w:firstLineChars="0"/>
-              <w:rPr>
-                <w:rFonts w:ascii="Roboto Condensed" w:hAnsi="Helvetica" w:eastAsia="Helvetica" w:cs="Roboto Condensed"/>
-                <w:i w:val="false"/>
-                <w:b w:val="false"/>
-                <w:u w:val="none"/>
-                <w:sz w:val="24"/>
-                <w:szCs w:val="24"/>
-                <w:color w:val="000000"/>
-              </w:rPr>
-            </w:pPr>
-            <w:r>
-              <w:rPr>
-                <w:rFonts w:ascii="Roboto Condensed" w:hAnsi="Helvetica" w:eastAsia="Helvetica" w:cs="Roboto Condensed"/>
-                <w:i w:val="false"/>
-                <w:b w:val="false"/>
-                <w:u w:val="none"/>
+              <w:jc w:val="right"/>
+              <w:pBdr>
+                <w:bottom w:val="none" w:sz="0" w:space="0" w:color="000000"/>
+                <w:top w:val="none" w:sz="0" w:space="0" w:color="000000"/>
+                <w:left w:val="none" w:sz="0" w:space="0" w:color="000000"/>
+                <w:right w:val="none" w:sz="0" w:space="0" w:color="000000"/>
+              </w:pBdr>
+              <w:spacing w:after="40" w:before="40" w:line="240"/>
+              <w:ind w:left="80" w:right="80" w:firstLine="0" w:firstLineChars="0"/>
+              <w:rPr>
+                <w:rFonts w:ascii="Roboto Condensed" w:hAnsi="Helvetica" w:eastAsia="Helvetica" w:cs="Roboto Condensed"/>
+                <w:i w:val="false"/>
+                <w:b w:val="false"/>
+                <w:u w:val="none"/>
+                <w:strike w:val="false"/>
+                <w:sz w:val="24"/>
+                <w:szCs w:val="24"/>
+                <w:color w:val="000000"/>
+              </w:rPr>
+            </w:pPr>
+            <w:r>
+              <w:rPr>
+                <w:rFonts w:ascii="Roboto Condensed" w:hAnsi="Helvetica" w:eastAsia="Helvetica" w:cs="Roboto Condensed"/>
+                <w:i w:val="false"/>
+                <w:b w:val="false"/>
+                <w:u w:val="none"/>
+                <w:strike w:val="false"/>
                 <w:sz w:val="24"/>
                 <w:szCs w:val="24"/>
                 <w:color w:val="000000"/>
@@ -8568,7 +8709,6 @@
           </w:tcPr>
           <w:p>
             <w:pPr>
-              <w:pStyle w:val="Normal"/>
               <w:jc w:val="left"/>
               <w:pBdr>
                 <w:bottom w:val="none" w:sz="0" w:space="0" w:color="000000"/>
@@ -8583,6 +8723,7 @@
                 <w:i w:val="false"/>
                 <w:b w:val="false"/>
                 <w:u w:val="none"/>
+                <w:strike w:val="false"/>
                 <w:sz w:val="24"/>
                 <w:szCs w:val="24"/>
                 <w:color w:val="000000"/>
@@ -8610,7 +8751,6 @@
           </w:tcPr>
           <w:p>
             <w:pPr>
-              <w:pStyle w:val="Normal"/>
               <w:jc w:val="left"/>
               <w:pBdr>
                 <w:bottom w:val="none" w:sz="0" w:space="0" w:color="000000"/>
@@ -8625,33 +8765,33 @@
                 <w:i w:val="false"/>
                 <w:b w:val="false"/>
                 <w:u w:val="none"/>
-                <w:sz w:val="24"/>
-                <w:szCs w:val="24"/>
-                <w:color w:val="000000"/>
-              </w:rPr>
-            </w:pPr>
-          </w:p>
-        </w:tc>
-        <w:tc>
-          <w:tcPr>
-            <w:tcBorders>
-              <w:bottom w:val="single" w:sz="4" w:space="0" w:color="A6A6A6"/>
-              <w:top w:val="single" w:sz="4" w:space="0" w:color="A6A6A6"/>
-              <w:left w:val="single" w:sz="4" w:space="0" w:color="A6A6A6"/>
-              <w:right w:val="single" w:sz="4" w:space="0" w:color="A6A6A6"/>
-            </w:tcBorders>
-            <w:shd w:val="clear" w:color="auto" w:fill="F2F2F2"/>
-            <w:tcMar>
-              <w:top w:w="0" w:type="dxa"/>
-              <w:bottom w:w="0" w:type="dxa"/>
-              <w:left w:w="0" w:type="dxa"/>
-              <w:right w:w="0" w:type="dxa"/>
-            </w:tcMar>
-            <w:vAlign w:val="center"/>
-          </w:tcPr>
-          <w:p>
-            <w:pPr>
-              <w:pStyle w:val="Normal"/>
+                <w:strike w:val="false"/>
+                <w:sz w:val="24"/>
+                <w:szCs w:val="24"/>
+                <w:color w:val="000000"/>
+              </w:rPr>
+            </w:pPr>
+          </w:p>
+        </w:tc>
+        <w:tc>
+          <w:tcPr>
+            <w:tcBorders>
+              <w:bottom w:val="single" w:sz="4" w:space="0" w:color="A6A6A6"/>
+              <w:top w:val="single" w:sz="4" w:space="0" w:color="A6A6A6"/>
+              <w:left w:val="single" w:sz="4" w:space="0" w:color="A6A6A6"/>
+              <w:right w:val="single" w:sz="4" w:space="0" w:color="A6A6A6"/>
+            </w:tcBorders>
+            <w:shd w:val="clear" w:color="auto" w:fill="F2F2F2"/>
+            <w:tcMar>
+              <w:top w:w="0" w:type="dxa"/>
+              <w:bottom w:w="0" w:type="dxa"/>
+              <w:left w:w="0" w:type="dxa"/>
+              <w:right w:w="0" w:type="dxa"/>
+            </w:tcMar>
+            <w:vAlign w:val="center"/>
+          </w:tcPr>
+          <w:p>
+            <w:pPr>
               <w:jc w:val="left"/>
               <w:pBdr>
                 <w:bottom w:val="none" w:sz="0" w:space="0" w:color="000000"/>
@@ -8666,17 +8806,19 @@
                 <w:i w:val="false"/>
                 <w:b w:val="false"/>
                 <w:u w:val="none"/>
-                <w:sz w:val="24"/>
-                <w:szCs w:val="24"/>
-                <w:color w:val="000000"/>
-              </w:rPr>
-            </w:pPr>
-            <w:r>
-              <w:rPr>
-                <w:rFonts w:ascii="Roboto Condensed" w:hAnsi="Helvetica" w:eastAsia="Helvetica" w:cs="Roboto Condensed"/>
-                <w:i w:val="false"/>
-                <w:b w:val="false"/>
-                <w:u w:val="none"/>
+                <w:strike w:val="false"/>
+                <w:sz w:val="24"/>
+                <w:szCs w:val="24"/>
+                <w:color w:val="000000"/>
+              </w:rPr>
+            </w:pPr>
+            <w:r>
+              <w:rPr>
+                <w:rFonts w:ascii="Roboto Condensed" w:hAnsi="Helvetica" w:eastAsia="Helvetica" w:cs="Roboto Condensed"/>
+                <w:i w:val="false"/>
+                <w:b w:val="false"/>
+                <w:u w:val="none"/>
+                <w:strike w:val="false"/>
                 <w:sz w:val="24"/>
                 <w:szCs w:val="24"/>
                 <w:color w:val="000000"/>
@@ -8704,32 +8846,33 @@
           </w:tcPr>
           <w:p>
             <w:pPr>
-              <w:pStyle w:val="Normal"/>
-              <w:jc w:val="right"/>
-              <w:pBdr>
-                <w:bottom w:val="none" w:sz="0" w:space="0" w:color="000000"/>
-                <w:top w:val="none" w:sz="0" w:space="0" w:color="000000"/>
-                <w:left w:val="none" w:sz="0" w:space="0" w:color="000000"/>
-                <w:right w:val="none" w:sz="0" w:space="0" w:color="000000"/>
-              </w:pBdr>
-              <w:spacing w:after="40" w:before="40" w:line="240"/>
-              <w:ind w:left="80" w:right="80" w:firstLine="0" w:firstLineChars="0"/>
-              <w:rPr>
-                <w:rFonts w:ascii="Roboto Condensed" w:hAnsi="Helvetica" w:eastAsia="Helvetica" w:cs="Roboto Condensed"/>
-                <w:i w:val="false"/>
-                <w:b w:val="false"/>
-                <w:u w:val="none"/>
-                <w:sz w:val="24"/>
-                <w:szCs w:val="24"/>
-                <w:color w:val="000000"/>
-              </w:rPr>
-            </w:pPr>
-            <w:r>
-              <w:rPr>
-                <w:rFonts w:ascii="Roboto Condensed" w:hAnsi="Helvetica" w:eastAsia="Helvetica" w:cs="Roboto Condensed"/>
-                <w:i w:val="false"/>
-                <w:b w:val="false"/>
-                <w:u w:val="none"/>
+              <w:jc w:val="right"/>
+              <w:pBdr>
+                <w:bottom w:val="none" w:sz="0" w:space="0" w:color="000000"/>
+                <w:top w:val="none" w:sz="0" w:space="0" w:color="000000"/>
+                <w:left w:val="none" w:sz="0" w:space="0" w:color="000000"/>
+                <w:right w:val="none" w:sz="0" w:space="0" w:color="000000"/>
+              </w:pBdr>
+              <w:spacing w:after="40" w:before="40" w:line="240"/>
+              <w:ind w:left="80" w:right="80" w:firstLine="0" w:firstLineChars="0"/>
+              <w:rPr>
+                <w:rFonts w:ascii="Roboto Condensed" w:hAnsi="Helvetica" w:eastAsia="Helvetica" w:cs="Roboto Condensed"/>
+                <w:i w:val="false"/>
+                <w:b w:val="false"/>
+                <w:u w:val="none"/>
+                <w:strike w:val="false"/>
+                <w:sz w:val="24"/>
+                <w:szCs w:val="24"/>
+                <w:color w:val="000000"/>
+              </w:rPr>
+            </w:pPr>
+            <w:r>
+              <w:rPr>
+                <w:rFonts w:ascii="Roboto Condensed" w:hAnsi="Helvetica" w:eastAsia="Helvetica" w:cs="Roboto Condensed"/>
+                <w:i w:val="false"/>
+                <w:b w:val="false"/>
+                <w:u w:val="none"/>
+                <w:strike w:val="false"/>
                 <w:sz w:val="24"/>
                 <w:szCs w:val="24"/>
                 <w:color w:val="000000"/>
@@ -8757,32 +8900,33 @@
           </w:tcPr>
           <w:p>
             <w:pPr>
-              <w:pStyle w:val="Normal"/>
-              <w:jc w:val="right"/>
-              <w:pBdr>
-                <w:bottom w:val="none" w:sz="0" w:space="0" w:color="000000"/>
-                <w:top w:val="none" w:sz="0" w:space="0" w:color="000000"/>
-                <w:left w:val="none" w:sz="0" w:space="0" w:color="000000"/>
-                <w:right w:val="none" w:sz="0" w:space="0" w:color="000000"/>
-              </w:pBdr>
-              <w:spacing w:after="40" w:before="40" w:line="240"/>
-              <w:ind w:left="80" w:right="80" w:firstLine="0" w:firstLineChars="0"/>
-              <w:rPr>
-                <w:rFonts w:ascii="Roboto Condensed" w:hAnsi="Helvetica" w:eastAsia="Helvetica" w:cs="Roboto Condensed"/>
-                <w:i w:val="false"/>
-                <w:b w:val="false"/>
-                <w:u w:val="none"/>
-                <w:sz w:val="24"/>
-                <w:szCs w:val="24"/>
-                <w:color w:val="000000"/>
-              </w:rPr>
-            </w:pPr>
-            <w:r>
-              <w:rPr>
-                <w:rFonts w:ascii="Roboto Condensed" w:hAnsi="Helvetica" w:eastAsia="Helvetica" w:cs="Roboto Condensed"/>
-                <w:i w:val="false"/>
-                <w:b w:val="false"/>
-                <w:u w:val="none"/>
+              <w:jc w:val="right"/>
+              <w:pBdr>
+                <w:bottom w:val="none" w:sz="0" w:space="0" w:color="000000"/>
+                <w:top w:val="none" w:sz="0" w:space="0" w:color="000000"/>
+                <w:left w:val="none" w:sz="0" w:space="0" w:color="000000"/>
+                <w:right w:val="none" w:sz="0" w:space="0" w:color="000000"/>
+              </w:pBdr>
+              <w:spacing w:after="40" w:before="40" w:line="240"/>
+              <w:ind w:left="80" w:right="80" w:firstLine="0" w:firstLineChars="0"/>
+              <w:rPr>
+                <w:rFonts w:ascii="Roboto Condensed" w:hAnsi="Helvetica" w:eastAsia="Helvetica" w:cs="Roboto Condensed"/>
+                <w:i w:val="false"/>
+                <w:b w:val="false"/>
+                <w:u w:val="none"/>
+                <w:strike w:val="false"/>
+                <w:sz w:val="24"/>
+                <w:szCs w:val="24"/>
+                <w:color w:val="000000"/>
+              </w:rPr>
+            </w:pPr>
+            <w:r>
+              <w:rPr>
+                <w:rFonts w:ascii="Roboto Condensed" w:hAnsi="Helvetica" w:eastAsia="Helvetica" w:cs="Roboto Condensed"/>
+                <w:i w:val="false"/>
+                <w:b w:val="false"/>
+                <w:u w:val="none"/>
+                <w:strike w:val="false"/>
                 <w:sz w:val="24"/>
                 <w:szCs w:val="24"/>
                 <w:color w:val="000000"/>
@@ -8810,32 +8954,33 @@
           </w:tcPr>
           <w:p>
             <w:pPr>
-              <w:pStyle w:val="Normal"/>
-              <w:jc w:val="right"/>
-              <w:pBdr>
-                <w:bottom w:val="none" w:sz="0" w:space="0" w:color="000000"/>
-                <w:top w:val="none" w:sz="0" w:space="0" w:color="000000"/>
-                <w:left w:val="none" w:sz="0" w:space="0" w:color="000000"/>
-                <w:right w:val="none" w:sz="0" w:space="0" w:color="000000"/>
-              </w:pBdr>
-              <w:spacing w:after="40" w:before="40" w:line="240"/>
-              <w:ind w:left="80" w:right="80" w:firstLine="0" w:firstLineChars="0"/>
-              <w:rPr>
-                <w:rFonts w:ascii="Roboto Condensed" w:hAnsi="Helvetica" w:eastAsia="Helvetica" w:cs="Roboto Condensed"/>
-                <w:i w:val="false"/>
-                <w:b w:val="false"/>
-                <w:u w:val="none"/>
-                <w:sz w:val="24"/>
-                <w:szCs w:val="24"/>
-                <w:color w:val="000000"/>
-              </w:rPr>
-            </w:pPr>
-            <w:r>
-              <w:rPr>
-                <w:rFonts w:ascii="Roboto Condensed" w:hAnsi="Helvetica" w:eastAsia="Helvetica" w:cs="Roboto Condensed"/>
-                <w:i w:val="false"/>
-                <w:b w:val="false"/>
-                <w:u w:val="none"/>
+              <w:jc w:val="right"/>
+              <w:pBdr>
+                <w:bottom w:val="none" w:sz="0" w:space="0" w:color="000000"/>
+                <w:top w:val="none" w:sz="0" w:space="0" w:color="000000"/>
+                <w:left w:val="none" w:sz="0" w:space="0" w:color="000000"/>
+                <w:right w:val="none" w:sz="0" w:space="0" w:color="000000"/>
+              </w:pBdr>
+              <w:spacing w:after="40" w:before="40" w:line="240"/>
+              <w:ind w:left="80" w:right="80" w:firstLine="0" w:firstLineChars="0"/>
+              <w:rPr>
+                <w:rFonts w:ascii="Roboto Condensed" w:hAnsi="Helvetica" w:eastAsia="Helvetica" w:cs="Roboto Condensed"/>
+                <w:i w:val="false"/>
+                <w:b w:val="false"/>
+                <w:u w:val="none"/>
+                <w:strike w:val="false"/>
+                <w:sz w:val="24"/>
+                <w:szCs w:val="24"/>
+                <w:color w:val="000000"/>
+              </w:rPr>
+            </w:pPr>
+            <w:r>
+              <w:rPr>
+                <w:rFonts w:ascii="Roboto Condensed" w:hAnsi="Helvetica" w:eastAsia="Helvetica" w:cs="Roboto Condensed"/>
+                <w:i w:val="false"/>
+                <w:b w:val="false"/>
+                <w:u w:val="none"/>
+                <w:strike w:val="false"/>
                 <w:sz w:val="24"/>
                 <w:szCs w:val="24"/>
                 <w:color w:val="000000"/>
@@ -8863,32 +9008,33 @@
           </w:tcPr>
           <w:p>
             <w:pPr>
-              <w:pStyle w:val="Normal"/>
-              <w:jc w:val="right"/>
-              <w:pBdr>
-                <w:bottom w:val="none" w:sz="0" w:space="0" w:color="000000"/>
-                <w:top w:val="none" w:sz="0" w:space="0" w:color="000000"/>
-                <w:left w:val="none" w:sz="0" w:space="0" w:color="000000"/>
-                <w:right w:val="none" w:sz="0" w:space="0" w:color="000000"/>
-              </w:pBdr>
-              <w:spacing w:after="40" w:before="40" w:line="240"/>
-              <w:ind w:left="80" w:right="80" w:firstLine="0" w:firstLineChars="0"/>
-              <w:rPr>
-                <w:rFonts w:ascii="Roboto Condensed" w:hAnsi="Helvetica" w:eastAsia="Helvetica" w:cs="Roboto Condensed"/>
-                <w:i w:val="false"/>
-                <w:b w:val="false"/>
-                <w:u w:val="none"/>
-                <w:sz w:val="24"/>
-                <w:szCs w:val="24"/>
-                <w:color w:val="000000"/>
-              </w:rPr>
-            </w:pPr>
-            <w:r>
-              <w:rPr>
-                <w:rFonts w:ascii="Roboto Condensed" w:hAnsi="Helvetica" w:eastAsia="Helvetica" w:cs="Roboto Condensed"/>
-                <w:i w:val="false"/>
-                <w:b w:val="false"/>
-                <w:u w:val="none"/>
+              <w:jc w:val="right"/>
+              <w:pBdr>
+                <w:bottom w:val="none" w:sz="0" w:space="0" w:color="000000"/>
+                <w:top w:val="none" w:sz="0" w:space="0" w:color="000000"/>
+                <w:left w:val="none" w:sz="0" w:space="0" w:color="000000"/>
+                <w:right w:val="none" w:sz="0" w:space="0" w:color="000000"/>
+              </w:pBdr>
+              <w:spacing w:after="40" w:before="40" w:line="240"/>
+              <w:ind w:left="80" w:right="80" w:firstLine="0" w:firstLineChars="0"/>
+              <w:rPr>
+                <w:rFonts w:ascii="Roboto Condensed" w:hAnsi="Helvetica" w:eastAsia="Helvetica" w:cs="Roboto Condensed"/>
+                <w:i w:val="false"/>
+                <w:b w:val="false"/>
+                <w:u w:val="none"/>
+                <w:strike w:val="false"/>
+                <w:sz w:val="24"/>
+                <w:szCs w:val="24"/>
+                <w:color w:val="000000"/>
+              </w:rPr>
+            </w:pPr>
+            <w:r>
+              <w:rPr>
+                <w:rFonts w:ascii="Roboto Condensed" w:hAnsi="Helvetica" w:eastAsia="Helvetica" w:cs="Roboto Condensed"/>
+                <w:i w:val="false"/>
+                <w:b w:val="false"/>
+                <w:u w:val="none"/>
+                <w:strike w:val="false"/>
                 <w:sz w:val="24"/>
                 <w:szCs w:val="24"/>
                 <w:color w:val="000000"/>
@@ -8916,32 +9062,33 @@
           </w:tcPr>
           <w:p>
             <w:pPr>
-              <w:pStyle w:val="Normal"/>
-              <w:jc w:val="right"/>
-              <w:pBdr>
-                <w:bottom w:val="none" w:sz="0" w:space="0" w:color="000000"/>
-                <w:top w:val="none" w:sz="0" w:space="0" w:color="000000"/>
-                <w:left w:val="none" w:sz="0" w:space="0" w:color="000000"/>
-                <w:right w:val="none" w:sz="0" w:space="0" w:color="000000"/>
-              </w:pBdr>
-              <w:spacing w:after="40" w:before="40" w:line="240"/>
-              <w:ind w:left="80" w:right="80" w:firstLine="0" w:firstLineChars="0"/>
-              <w:rPr>
-                <w:rFonts w:ascii="Roboto Condensed" w:hAnsi="Helvetica" w:eastAsia="Helvetica" w:cs="Roboto Condensed"/>
-                <w:i w:val="false"/>
-                <w:b w:val="false"/>
-                <w:u w:val="none"/>
-                <w:sz w:val="24"/>
-                <w:szCs w:val="24"/>
-                <w:color w:val="000000"/>
-              </w:rPr>
-            </w:pPr>
-            <w:r>
-              <w:rPr>
-                <w:rFonts w:ascii="Roboto Condensed" w:hAnsi="Helvetica" w:eastAsia="Helvetica" w:cs="Roboto Condensed"/>
-                <w:i w:val="false"/>
-                <w:b w:val="false"/>
-                <w:u w:val="none"/>
+              <w:jc w:val="right"/>
+              <w:pBdr>
+                <w:bottom w:val="none" w:sz="0" w:space="0" w:color="000000"/>
+                <w:top w:val="none" w:sz="0" w:space="0" w:color="000000"/>
+                <w:left w:val="none" w:sz="0" w:space="0" w:color="000000"/>
+                <w:right w:val="none" w:sz="0" w:space="0" w:color="000000"/>
+              </w:pBdr>
+              <w:spacing w:after="40" w:before="40" w:line="240"/>
+              <w:ind w:left="80" w:right="80" w:firstLine="0" w:firstLineChars="0"/>
+              <w:rPr>
+                <w:rFonts w:ascii="Roboto Condensed" w:hAnsi="Helvetica" w:eastAsia="Helvetica" w:cs="Roboto Condensed"/>
+                <w:i w:val="false"/>
+                <w:b w:val="false"/>
+                <w:u w:val="none"/>
+                <w:strike w:val="false"/>
+                <w:sz w:val="24"/>
+                <w:szCs w:val="24"/>
+                <w:color w:val="000000"/>
+              </w:rPr>
+            </w:pPr>
+            <w:r>
+              <w:rPr>
+                <w:rFonts w:ascii="Roboto Condensed" w:hAnsi="Helvetica" w:eastAsia="Helvetica" w:cs="Roboto Condensed"/>
+                <w:i w:val="false"/>
+                <w:b w:val="false"/>
+                <w:u w:val="none"/>
+                <w:strike w:val="false"/>
                 <w:sz w:val="24"/>
                 <w:szCs w:val="24"/>
                 <w:color w:val="000000"/>
@@ -8969,32 +9116,33 @@
           </w:tcPr>
           <w:p>
             <w:pPr>
-              <w:pStyle w:val="Normal"/>
-              <w:jc w:val="right"/>
-              <w:pBdr>
-                <w:bottom w:val="none" w:sz="0" w:space="0" w:color="000000"/>
-                <w:top w:val="none" w:sz="0" w:space="0" w:color="000000"/>
-                <w:left w:val="none" w:sz="0" w:space="0" w:color="000000"/>
-                <w:right w:val="none" w:sz="0" w:space="0" w:color="000000"/>
-              </w:pBdr>
-              <w:spacing w:after="40" w:before="40" w:line="240"/>
-              <w:ind w:left="80" w:right="80" w:firstLine="0" w:firstLineChars="0"/>
-              <w:rPr>
-                <w:rFonts w:ascii="Roboto Condensed" w:hAnsi="Helvetica" w:eastAsia="Helvetica" w:cs="Roboto Condensed"/>
-                <w:i w:val="false"/>
-                <w:b w:val="false"/>
-                <w:u w:val="none"/>
-                <w:sz w:val="24"/>
-                <w:szCs w:val="24"/>
-                <w:color w:val="000000"/>
-              </w:rPr>
-            </w:pPr>
-            <w:r>
-              <w:rPr>
-                <w:rFonts w:ascii="Roboto Condensed" w:hAnsi="Helvetica" w:eastAsia="Helvetica" w:cs="Roboto Condensed"/>
-                <w:i w:val="false"/>
-                <w:b w:val="false"/>
-                <w:u w:val="none"/>
+              <w:jc w:val="right"/>
+              <w:pBdr>
+                <w:bottom w:val="none" w:sz="0" w:space="0" w:color="000000"/>
+                <w:top w:val="none" w:sz="0" w:space="0" w:color="000000"/>
+                <w:left w:val="none" w:sz="0" w:space="0" w:color="000000"/>
+                <w:right w:val="none" w:sz="0" w:space="0" w:color="000000"/>
+              </w:pBdr>
+              <w:spacing w:after="40" w:before="40" w:line="240"/>
+              <w:ind w:left="80" w:right="80" w:firstLine="0" w:firstLineChars="0"/>
+              <w:rPr>
+                <w:rFonts w:ascii="Roboto Condensed" w:hAnsi="Helvetica" w:eastAsia="Helvetica" w:cs="Roboto Condensed"/>
+                <w:i w:val="false"/>
+                <w:b w:val="false"/>
+                <w:u w:val="none"/>
+                <w:strike w:val="false"/>
+                <w:sz w:val="24"/>
+                <w:szCs w:val="24"/>
+                <w:color w:val="000000"/>
+              </w:rPr>
+            </w:pPr>
+            <w:r>
+              <w:rPr>
+                <w:rFonts w:ascii="Roboto Condensed" w:hAnsi="Helvetica" w:eastAsia="Helvetica" w:cs="Roboto Condensed"/>
+                <w:i w:val="false"/>
+                <w:b w:val="false"/>
+                <w:u w:val="none"/>
+                <w:strike w:val="false"/>
                 <w:sz w:val="24"/>
                 <w:szCs w:val="24"/>
                 <w:color w:val="000000"/>
@@ -9029,7 +9177,6 @@
           </w:tcPr>
           <w:p>
             <w:pPr>
-              <w:pStyle w:val="Normal"/>
               <w:jc w:val="left"/>
               <w:pBdr>
                 <w:bottom w:val="none" w:sz="0" w:space="0" w:color="000000"/>
@@ -9044,6 +9191,7 @@
                 <w:i w:val="true"/>
                 <w:b w:val="false"/>
                 <w:u w:val="none"/>
+                <w:strike w:val="false"/>
                 <w:sz w:val="18"/>
                 <w:szCs w:val="18"/>
                 <w:color w:val="808080"/>
@@ -9055,6 +9203,7 @@
                 <w:i w:val="true"/>
                 <w:b w:val="false"/>
                 <w:u w:val="none"/>
+                <w:strike w:val="false"/>
                 <w:sz w:val="18"/>
                 <w:szCs w:val="18"/>
                 <w:color w:val="808080"/>
@@ -9065,9 +9214,9 @@
         </w:tc>
       </w:tr>
     </w:tbl>
-    <w:sectPr w:officer="true">
-      <w:pgMar w:header="720" w:bottom="1440" w:top="1440" w:right="1440" w:left="1440" w:footer="720" w:gutter="720"/>
-      <w:pgSz w:h="16848" w:w="11952" w:orient="portrait"/>
+    <w:sectPr>
+      <w:pgMar w:header="708" w:bottom="1417" w:top="1417" w:right="1417" w:left="1417" w:footer="708" w:gutter="0"/>
+      <w:pgSz w:h="16838" w:w="11906" w:orient="portrait"/>
       <w:type w:val="continuous"/>
       <w:cols/>
     </w:sectPr>

--- a/data_out/bes_2003_2023/bes_ambiente_tbl.docx
+++ b/data_out/bes_2003_2023/bes_ambiente_tbl.docx
@@ -22,7 +22,6 @@
           <w:trHeight w:val="360" w:hRule="auto"/>
           <w:tblHeader/>
         </w:trPr>
-        header 1
         <w:tc>
           <w:tcPr>
             <w:gridSpan w:val="9"/>
@@ -43,6 +42,7 @@
           </w:tcPr>
           <w:p>
             <w:pPr>
+              <w:pStyle w:val="Normal"/>
               <w:jc w:val="center"/>
               <w:pBdr>
                 <w:bottom w:val="none" w:sz="0" w:space="0" w:color="000000"/>
@@ -84,26 +84,26 @@
           <w:trHeight w:val="360" w:hRule="auto"/>
           <w:tblHeader/>
         </w:trPr>
-        header 2
-        <w:tc>
-          <w:tcPr>
-            <w:tcBorders>
-              <w:bottom w:val="single" w:sz="4" w:space="0" w:color="A6A6A6"/>
-              <w:top w:val="single" w:sz="4" w:space="0" w:color="A6A6A6"/>
-              <w:left w:val="single" w:sz="4" w:space="0" w:color="A6A6A6"/>
-              <w:right w:val="single" w:sz="4" w:space="0" w:color="A6A6A6"/>
-            </w:tcBorders>
-            <w:shd w:val="clear" w:color="auto" w:fill="F2F2F2"/>
-            <w:tcMar>
-              <w:top w:w="0" w:type="dxa"/>
-              <w:bottom w:w="0" w:type="dxa"/>
-              <w:left w:w="0" w:type="dxa"/>
-              <w:right w:w="0" w:type="dxa"/>
-            </w:tcMar>
-            <w:vAlign w:val="center"/>
-          </w:tcPr>
-          <w:p>
-            <w:pPr>
+        <w:tc>
+          <w:tcPr>
+            <w:tcBorders>
+              <w:bottom w:val="single" w:sz="4" w:space="0" w:color="A6A6A6"/>
+              <w:top w:val="single" w:sz="4" w:space="0" w:color="A6A6A6"/>
+              <w:left w:val="single" w:sz="4" w:space="0" w:color="A6A6A6"/>
+              <w:right w:val="single" w:sz="4" w:space="0" w:color="A6A6A6"/>
+            </w:tcBorders>
+            <w:shd w:val="clear" w:color="auto" w:fill="F2F2F2"/>
+            <w:tcMar>
+              <w:top w:w="0" w:type="dxa"/>
+              <w:bottom w:w="0" w:type="dxa"/>
+              <w:left w:w="0" w:type="dxa"/>
+              <w:right w:w="0" w:type="dxa"/>
+            </w:tcMar>
+            <w:vAlign w:val="center"/>
+          </w:tcPr>
+          <w:p>
+            <w:pPr>
+              <w:pStyle w:val="Normal"/>
               <w:jc w:val="left"/>
               <w:pBdr>
                 <w:bottom w:val="none" w:sz="0" w:space="0" w:color="000000"/>
@@ -158,6 +158,7 @@
           </w:tcPr>
           <w:p>
             <w:pPr>
+              <w:pStyle w:val="Normal"/>
               <w:jc w:val="left"/>
               <w:pBdr>
                 <w:bottom w:val="none" w:sz="0" w:space="0" w:color="000000"/>
@@ -212,6 +213,7 @@
           </w:tcPr>
           <w:p>
             <w:pPr>
+              <w:pStyle w:val="Normal"/>
               <w:jc w:val="left"/>
               <w:pBdr>
                 <w:bottom w:val="none" w:sz="0" w:space="0" w:color="000000"/>
@@ -266,6 +268,7 @@
           </w:tcPr>
           <w:p>
             <w:pPr>
+              <w:pStyle w:val="Normal"/>
               <w:jc w:val="left"/>
               <w:pBdr>
                 <w:bottom w:val="none" w:sz="0" w:space="0" w:color="000000"/>
@@ -320,6 +323,7 @@
           </w:tcPr>
           <w:p>
             <w:pPr>
+              <w:pStyle w:val="Normal"/>
               <w:jc w:val="left"/>
               <w:pBdr>
                 <w:bottom w:val="none" w:sz="0" w:space="0" w:color="000000"/>
@@ -374,6 +378,7 @@
           </w:tcPr>
           <w:p>
             <w:pPr>
+              <w:pStyle w:val="Normal"/>
               <w:jc w:val="left"/>
               <w:pBdr>
                 <w:bottom w:val="none" w:sz="0" w:space="0" w:color="000000"/>
@@ -428,6 +433,7 @@
           </w:tcPr>
           <w:p>
             <w:pPr>
+              <w:pStyle w:val="Normal"/>
               <w:jc w:val="left"/>
               <w:pBdr>
                 <w:bottom w:val="none" w:sz="0" w:space="0" w:color="000000"/>
@@ -482,6 +488,7 @@
           </w:tcPr>
           <w:p>
             <w:pPr>
+              <w:pStyle w:val="Normal"/>
               <w:jc w:val="left"/>
               <w:pBdr>
                 <w:bottom w:val="none" w:sz="0" w:space="0" w:color="000000"/>
@@ -536,6 +543,7 @@
           </w:tcPr>
           <w:p>
             <w:pPr>
+              <w:pStyle w:val="Normal"/>
               <w:jc w:val="left"/>
               <w:pBdr>
                 <w:bottom w:val="none" w:sz="0" w:space="0" w:color="000000"/>
@@ -576,7 +584,6 @@
         <w:trPr>
           <w:trHeight w:val="360" w:hRule="auto"/>
         </w:trPr>
-        body 1
         <w:tc>
           <w:tcPr>
             <w:vMerge w:val="restart"/>
@@ -597,6 +604,7 @@
           </w:tcPr>
           <w:p>
             <w:pPr>
+              <w:pStyle w:val="Normal"/>
               <w:jc w:val="left"/>
               <w:pBdr>
                 <w:bottom w:val="none" w:sz="0" w:space="0" w:color="000000"/>
@@ -652,6 +660,7 @@
           </w:tcPr>
           <w:p>
             <w:pPr>
+              <w:pStyle w:val="Normal"/>
               <w:jc w:val="left"/>
               <w:pBdr>
                 <w:bottom w:val="none" w:sz="0" w:space="0" w:color="000000"/>
@@ -706,6 +715,7 @@
           </w:tcPr>
           <w:p>
             <w:pPr>
+              <w:pStyle w:val="Normal"/>
               <w:jc w:val="left"/>
               <w:pBdr>
                 <w:bottom w:val="none" w:sz="0" w:space="0" w:color="000000"/>
@@ -760,6 +770,7 @@
           </w:tcPr>
           <w:p>
             <w:pPr>
+              <w:pStyle w:val="Normal"/>
               <w:jc w:val="right"/>
               <w:pBdr>
                 <w:bottom w:val="none" w:sz="0" w:space="0" w:color="000000"/>
@@ -814,6 +825,7 @@
           </w:tcPr>
           <w:p>
             <w:pPr>
+              <w:pStyle w:val="Normal"/>
               <w:jc w:val="right"/>
               <w:pBdr>
                 <w:bottom w:val="none" w:sz="0" w:space="0" w:color="000000"/>
@@ -868,6 +880,7 @@
           </w:tcPr>
           <w:p>
             <w:pPr>
+              <w:pStyle w:val="Normal"/>
               <w:jc w:val="right"/>
               <w:pBdr>
                 <w:bottom w:val="none" w:sz="0" w:space="0" w:color="000000"/>
@@ -922,6 +935,7 @@
           </w:tcPr>
           <w:p>
             <w:pPr>
+              <w:pStyle w:val="Normal"/>
               <w:jc w:val="right"/>
               <w:pBdr>
                 <w:bottom w:val="none" w:sz="0" w:space="0" w:color="000000"/>
@@ -976,6 +990,7 @@
           </w:tcPr>
           <w:p>
             <w:pPr>
+              <w:pStyle w:val="Normal"/>
               <w:jc w:val="right"/>
               <w:pBdr>
                 <w:bottom w:val="none" w:sz="0" w:space="0" w:color="000000"/>
@@ -1030,6 +1045,7 @@
           </w:tcPr>
           <w:p>
             <w:pPr>
+              <w:pStyle w:val="Normal"/>
               <w:jc w:val="right"/>
               <w:pBdr>
                 <w:bottom w:val="none" w:sz="0" w:space="0" w:color="000000"/>
@@ -1070,7 +1086,6 @@
         <w:trPr>
           <w:trHeight w:val="360" w:hRule="auto"/>
         </w:trPr>
-        body 2
         <w:tc>
           <w:tcPr>
             <w:vMerge/>
@@ -1091,6 +1106,7 @@
           </w:tcPr>
           <w:p>
             <w:pPr>
+              <w:pStyle w:val="Normal"/>
               <w:jc w:val="left"/>
               <w:pBdr>
                 <w:bottom w:val="none" w:sz="0" w:space="0" w:color="000000"/>
@@ -1133,6 +1149,7 @@
           </w:tcPr>
           <w:p>
             <w:pPr>
+              <w:pStyle w:val="Normal"/>
               <w:jc w:val="left"/>
               <w:pBdr>
                 <w:bottom w:val="none" w:sz="0" w:space="0" w:color="000000"/>
@@ -1174,6 +1191,7 @@
           </w:tcPr>
           <w:p>
             <w:pPr>
+              <w:pStyle w:val="Normal"/>
               <w:jc w:val="left"/>
               <w:pBdr>
                 <w:bottom w:val="none" w:sz="0" w:space="0" w:color="000000"/>
@@ -1228,6 +1246,7 @@
           </w:tcPr>
           <w:p>
             <w:pPr>
+              <w:pStyle w:val="Normal"/>
               <w:jc w:val="right"/>
               <w:pBdr>
                 <w:bottom w:val="none" w:sz="0" w:space="0" w:color="000000"/>
@@ -1282,6 +1301,7 @@
           </w:tcPr>
           <w:p>
             <w:pPr>
+              <w:pStyle w:val="Normal"/>
               <w:jc w:val="right"/>
               <w:pBdr>
                 <w:bottom w:val="none" w:sz="0" w:space="0" w:color="000000"/>
@@ -1336,6 +1356,7 @@
           </w:tcPr>
           <w:p>
             <w:pPr>
+              <w:pStyle w:val="Normal"/>
               <w:jc w:val="right"/>
               <w:pBdr>
                 <w:bottom w:val="none" w:sz="0" w:space="0" w:color="000000"/>
@@ -1390,6 +1411,7 @@
           </w:tcPr>
           <w:p>
             <w:pPr>
+              <w:pStyle w:val="Normal"/>
               <w:jc w:val="right"/>
               <w:pBdr>
                 <w:bottom w:val="none" w:sz="0" w:space="0" w:color="000000"/>
@@ -1444,6 +1466,7 @@
           </w:tcPr>
           <w:p>
             <w:pPr>
+              <w:pStyle w:val="Normal"/>
               <w:jc w:val="right"/>
               <w:pBdr>
                 <w:bottom w:val="none" w:sz="0" w:space="0" w:color="000000"/>
@@ -1498,6 +1521,7 @@
           </w:tcPr>
           <w:p>
             <w:pPr>
+              <w:pStyle w:val="Normal"/>
               <w:jc w:val="right"/>
               <w:pBdr>
                 <w:bottom w:val="none" w:sz="0" w:space="0" w:color="000000"/>
@@ -1538,7 +1562,6 @@
         <w:trPr>
           <w:trHeight w:val="360" w:hRule="auto"/>
         </w:trPr>
-        body 3
         <w:tc>
           <w:tcPr>
             <w:vMerge/>
@@ -1559,6 +1582,7 @@
           </w:tcPr>
           <w:p>
             <w:pPr>
+              <w:pStyle w:val="Normal"/>
               <w:jc w:val="left"/>
               <w:pBdr>
                 <w:bottom w:val="none" w:sz="0" w:space="0" w:color="000000"/>
@@ -1601,6 +1625,7 @@
           </w:tcPr>
           <w:p>
             <w:pPr>
+              <w:pStyle w:val="Normal"/>
               <w:jc w:val="left"/>
               <w:pBdr>
                 <w:bottom w:val="none" w:sz="0" w:space="0" w:color="000000"/>
@@ -1642,6 +1667,7 @@
           </w:tcPr>
           <w:p>
             <w:pPr>
+              <w:pStyle w:val="Normal"/>
               <w:jc w:val="left"/>
               <w:pBdr>
                 <w:bottom w:val="none" w:sz="0" w:space="0" w:color="000000"/>
@@ -1696,6 +1722,7 @@
           </w:tcPr>
           <w:p>
             <w:pPr>
+              <w:pStyle w:val="Normal"/>
               <w:jc w:val="right"/>
               <w:pBdr>
                 <w:bottom w:val="none" w:sz="0" w:space="0" w:color="000000"/>
@@ -1750,6 +1777,7 @@
           </w:tcPr>
           <w:p>
             <w:pPr>
+              <w:pStyle w:val="Normal"/>
               <w:jc w:val="right"/>
               <w:pBdr>
                 <w:bottom w:val="none" w:sz="0" w:space="0" w:color="000000"/>
@@ -1804,6 +1832,7 @@
           </w:tcPr>
           <w:p>
             <w:pPr>
+              <w:pStyle w:val="Normal"/>
               <w:jc w:val="right"/>
               <w:pBdr>
                 <w:bottom w:val="none" w:sz="0" w:space="0" w:color="000000"/>
@@ -1858,6 +1887,7 @@
           </w:tcPr>
           <w:p>
             <w:pPr>
+              <w:pStyle w:val="Normal"/>
               <w:jc w:val="right"/>
               <w:pBdr>
                 <w:bottom w:val="none" w:sz="0" w:space="0" w:color="000000"/>
@@ -1912,6 +1942,7 @@
           </w:tcPr>
           <w:p>
             <w:pPr>
+              <w:pStyle w:val="Normal"/>
               <w:jc w:val="right"/>
               <w:pBdr>
                 <w:bottom w:val="none" w:sz="0" w:space="0" w:color="000000"/>
@@ -1966,6 +1997,7 @@
           </w:tcPr>
           <w:p>
             <w:pPr>
+              <w:pStyle w:val="Normal"/>
               <w:jc w:val="right"/>
               <w:pBdr>
                 <w:bottom w:val="none" w:sz="0" w:space="0" w:color="000000"/>
@@ -2006,7 +2038,6 @@
         <w:trPr>
           <w:trHeight w:val="360" w:hRule="auto"/>
         </w:trPr>
-        body 4
         <w:tc>
           <w:tcPr>
             <w:vMerge w:val="restart"/>
@@ -2027,6 +2058,7 @@
           </w:tcPr>
           <w:p>
             <w:pPr>
+              <w:pStyle w:val="Normal"/>
               <w:jc w:val="left"/>
               <w:pBdr>
                 <w:bottom w:val="none" w:sz="0" w:space="0" w:color="000000"/>
@@ -2082,6 +2114,7 @@
           </w:tcPr>
           <w:p>
             <w:pPr>
+              <w:pStyle w:val="Normal"/>
               <w:jc w:val="left"/>
               <w:pBdr>
                 <w:bottom w:val="none" w:sz="0" w:space="0" w:color="000000"/>
@@ -2136,6 +2169,7 @@
           </w:tcPr>
           <w:p>
             <w:pPr>
+              <w:pStyle w:val="Normal"/>
               <w:jc w:val="left"/>
               <w:pBdr>
                 <w:bottom w:val="none" w:sz="0" w:space="0" w:color="000000"/>
@@ -2190,6 +2224,7 @@
           </w:tcPr>
           <w:p>
             <w:pPr>
+              <w:pStyle w:val="Normal"/>
               <w:jc w:val="right"/>
               <w:pBdr>
                 <w:bottom w:val="none" w:sz="0" w:space="0" w:color="000000"/>
@@ -2244,6 +2279,7 @@
           </w:tcPr>
           <w:p>
             <w:pPr>
+              <w:pStyle w:val="Normal"/>
               <w:jc w:val="right"/>
               <w:pBdr>
                 <w:bottom w:val="none" w:sz="0" w:space="0" w:color="000000"/>
@@ -2298,6 +2334,7 @@
           </w:tcPr>
           <w:p>
             <w:pPr>
+              <w:pStyle w:val="Normal"/>
               <w:jc w:val="right"/>
               <w:pBdr>
                 <w:bottom w:val="none" w:sz="0" w:space="0" w:color="000000"/>
@@ -2352,6 +2389,7 @@
           </w:tcPr>
           <w:p>
             <w:pPr>
+              <w:pStyle w:val="Normal"/>
               <w:jc w:val="right"/>
               <w:pBdr>
                 <w:bottom w:val="none" w:sz="0" w:space="0" w:color="000000"/>
@@ -2406,6 +2444,7 @@
           </w:tcPr>
           <w:p>
             <w:pPr>
+              <w:pStyle w:val="Normal"/>
               <w:jc w:val="right"/>
               <w:pBdr>
                 <w:bottom w:val="none" w:sz="0" w:space="0" w:color="000000"/>
@@ -2460,6 +2499,7 @@
           </w:tcPr>
           <w:p>
             <w:pPr>
+              <w:pStyle w:val="Normal"/>
               <w:jc w:val="right"/>
               <w:pBdr>
                 <w:bottom w:val="none" w:sz="0" w:space="0" w:color="000000"/>
@@ -2500,7 +2540,6 @@
         <w:trPr>
           <w:trHeight w:val="360" w:hRule="auto"/>
         </w:trPr>
-        body 5
         <w:tc>
           <w:tcPr>
             <w:vMerge/>
@@ -2521,6 +2560,7 @@
           </w:tcPr>
           <w:p>
             <w:pPr>
+              <w:pStyle w:val="Normal"/>
               <w:jc w:val="left"/>
               <w:pBdr>
                 <w:bottom w:val="none" w:sz="0" w:space="0" w:color="000000"/>
@@ -2563,6 +2603,7 @@
           </w:tcPr>
           <w:p>
             <w:pPr>
+              <w:pStyle w:val="Normal"/>
               <w:jc w:val="left"/>
               <w:pBdr>
                 <w:bottom w:val="none" w:sz="0" w:space="0" w:color="000000"/>
@@ -2604,6 +2645,7 @@
           </w:tcPr>
           <w:p>
             <w:pPr>
+              <w:pStyle w:val="Normal"/>
               <w:jc w:val="left"/>
               <w:pBdr>
                 <w:bottom w:val="none" w:sz="0" w:space="0" w:color="000000"/>
@@ -2658,6 +2700,7 @@
           </w:tcPr>
           <w:p>
             <w:pPr>
+              <w:pStyle w:val="Normal"/>
               <w:jc w:val="right"/>
               <w:pBdr>
                 <w:bottom w:val="none" w:sz="0" w:space="0" w:color="000000"/>
@@ -2712,6 +2755,7 @@
           </w:tcPr>
           <w:p>
             <w:pPr>
+              <w:pStyle w:val="Normal"/>
               <w:jc w:val="right"/>
               <w:pBdr>
                 <w:bottom w:val="none" w:sz="0" w:space="0" w:color="000000"/>
@@ -2766,6 +2810,7 @@
           </w:tcPr>
           <w:p>
             <w:pPr>
+              <w:pStyle w:val="Normal"/>
               <w:jc w:val="right"/>
               <w:pBdr>
                 <w:bottom w:val="none" w:sz="0" w:space="0" w:color="000000"/>
@@ -2820,6 +2865,7 @@
           </w:tcPr>
           <w:p>
             <w:pPr>
+              <w:pStyle w:val="Normal"/>
               <w:jc w:val="right"/>
               <w:pBdr>
                 <w:bottom w:val="none" w:sz="0" w:space="0" w:color="000000"/>
@@ -2874,6 +2920,7 @@
           </w:tcPr>
           <w:p>
             <w:pPr>
+              <w:pStyle w:val="Normal"/>
               <w:jc w:val="right"/>
               <w:pBdr>
                 <w:bottom w:val="none" w:sz="0" w:space="0" w:color="000000"/>
@@ -2928,6 +2975,7 @@
           </w:tcPr>
           <w:p>
             <w:pPr>
+              <w:pStyle w:val="Normal"/>
               <w:jc w:val="right"/>
               <w:pBdr>
                 <w:bottom w:val="none" w:sz="0" w:space="0" w:color="000000"/>
@@ -2968,7 +3016,6 @@
         <w:trPr>
           <w:trHeight w:val="360" w:hRule="auto"/>
         </w:trPr>
-        body 6
         <w:tc>
           <w:tcPr>
             <w:vMerge/>
@@ -2989,6 +3036,7 @@
           </w:tcPr>
           <w:p>
             <w:pPr>
+              <w:pStyle w:val="Normal"/>
               <w:jc w:val="left"/>
               <w:pBdr>
                 <w:bottom w:val="none" w:sz="0" w:space="0" w:color="000000"/>
@@ -3031,6 +3079,7 @@
           </w:tcPr>
           <w:p>
             <w:pPr>
+              <w:pStyle w:val="Normal"/>
               <w:jc w:val="left"/>
               <w:pBdr>
                 <w:bottom w:val="none" w:sz="0" w:space="0" w:color="000000"/>
@@ -3072,6 +3121,7 @@
           </w:tcPr>
           <w:p>
             <w:pPr>
+              <w:pStyle w:val="Normal"/>
               <w:jc w:val="left"/>
               <w:pBdr>
                 <w:bottom w:val="none" w:sz="0" w:space="0" w:color="000000"/>
@@ -3126,6 +3176,7 @@
           </w:tcPr>
           <w:p>
             <w:pPr>
+              <w:pStyle w:val="Normal"/>
               <w:jc w:val="right"/>
               <w:pBdr>
                 <w:bottom w:val="none" w:sz="0" w:space="0" w:color="000000"/>
@@ -3180,6 +3231,7 @@
           </w:tcPr>
           <w:p>
             <w:pPr>
+              <w:pStyle w:val="Normal"/>
               <w:jc w:val="right"/>
               <w:pBdr>
                 <w:bottom w:val="none" w:sz="0" w:space="0" w:color="000000"/>
@@ -3234,6 +3286,7 @@
           </w:tcPr>
           <w:p>
             <w:pPr>
+              <w:pStyle w:val="Normal"/>
               <w:jc w:val="right"/>
               <w:pBdr>
                 <w:bottom w:val="none" w:sz="0" w:space="0" w:color="000000"/>
@@ -3288,6 +3341,7 @@
           </w:tcPr>
           <w:p>
             <w:pPr>
+              <w:pStyle w:val="Normal"/>
               <w:jc w:val="right"/>
               <w:pBdr>
                 <w:bottom w:val="none" w:sz="0" w:space="0" w:color="000000"/>
@@ -3342,6 +3396,7 @@
           </w:tcPr>
           <w:p>
             <w:pPr>
+              <w:pStyle w:val="Normal"/>
               <w:jc w:val="right"/>
               <w:pBdr>
                 <w:bottom w:val="none" w:sz="0" w:space="0" w:color="000000"/>
@@ -3396,6 +3451,7 @@
           </w:tcPr>
           <w:p>
             <w:pPr>
+              <w:pStyle w:val="Normal"/>
               <w:jc w:val="right"/>
               <w:pBdr>
                 <w:bottom w:val="none" w:sz="0" w:space="0" w:color="000000"/>
@@ -3436,7 +3492,6 @@
         <w:trPr>
           <w:trHeight w:val="360" w:hRule="auto"/>
         </w:trPr>
-        body 7
         <w:tc>
           <w:tcPr>
             <w:vMerge w:val="restart"/>
@@ -3457,6 +3512,7 @@
           </w:tcPr>
           <w:p>
             <w:pPr>
+              <w:pStyle w:val="Normal"/>
               <w:jc w:val="left"/>
               <w:pBdr>
                 <w:bottom w:val="none" w:sz="0" w:space="0" w:color="000000"/>
@@ -3512,6 +3568,7 @@
           </w:tcPr>
           <w:p>
             <w:pPr>
+              <w:pStyle w:val="Normal"/>
               <w:jc w:val="left"/>
               <w:pBdr>
                 <w:bottom w:val="none" w:sz="0" w:space="0" w:color="000000"/>
@@ -3566,6 +3623,7 @@
           </w:tcPr>
           <w:p>
             <w:pPr>
+              <w:pStyle w:val="Normal"/>
               <w:jc w:val="left"/>
               <w:pBdr>
                 <w:bottom w:val="none" w:sz="0" w:space="0" w:color="000000"/>
@@ -3620,6 +3678,7 @@
           </w:tcPr>
           <w:p>
             <w:pPr>
+              <w:pStyle w:val="Normal"/>
               <w:jc w:val="right"/>
               <w:pBdr>
                 <w:bottom w:val="none" w:sz="0" w:space="0" w:color="000000"/>
@@ -3674,6 +3733,7 @@
           </w:tcPr>
           <w:p>
             <w:pPr>
+              <w:pStyle w:val="Normal"/>
               <w:jc w:val="right"/>
               <w:pBdr>
                 <w:bottom w:val="none" w:sz="0" w:space="0" w:color="000000"/>
@@ -3728,6 +3788,7 @@
           </w:tcPr>
           <w:p>
             <w:pPr>
+              <w:pStyle w:val="Normal"/>
               <w:jc w:val="right"/>
               <w:pBdr>
                 <w:bottom w:val="none" w:sz="0" w:space="0" w:color="000000"/>
@@ -3782,6 +3843,7 @@
           </w:tcPr>
           <w:p>
             <w:pPr>
+              <w:pStyle w:val="Normal"/>
               <w:jc w:val="right"/>
               <w:pBdr>
                 <w:bottom w:val="none" w:sz="0" w:space="0" w:color="000000"/>
@@ -3836,6 +3898,7 @@
           </w:tcPr>
           <w:p>
             <w:pPr>
+              <w:pStyle w:val="Normal"/>
               <w:jc w:val="right"/>
               <w:pBdr>
                 <w:bottom w:val="none" w:sz="0" w:space="0" w:color="000000"/>
@@ -3890,6 +3953,7 @@
           </w:tcPr>
           <w:p>
             <w:pPr>
+              <w:pStyle w:val="Normal"/>
               <w:jc w:val="right"/>
               <w:pBdr>
                 <w:bottom w:val="none" w:sz="0" w:space="0" w:color="000000"/>
@@ -3930,7 +3994,6 @@
         <w:trPr>
           <w:trHeight w:val="360" w:hRule="auto"/>
         </w:trPr>
-        body 8
         <w:tc>
           <w:tcPr>
             <w:vMerge/>
@@ -3951,6 +4014,7 @@
           </w:tcPr>
           <w:p>
             <w:pPr>
+              <w:pStyle w:val="Normal"/>
               <w:jc w:val="left"/>
               <w:pBdr>
                 <w:bottom w:val="none" w:sz="0" w:space="0" w:color="000000"/>
@@ -3993,6 +4057,7 @@
           </w:tcPr>
           <w:p>
             <w:pPr>
+              <w:pStyle w:val="Normal"/>
               <w:jc w:val="left"/>
               <w:pBdr>
                 <w:bottom w:val="none" w:sz="0" w:space="0" w:color="000000"/>
@@ -4034,6 +4099,7 @@
           </w:tcPr>
           <w:p>
             <w:pPr>
+              <w:pStyle w:val="Normal"/>
               <w:jc w:val="left"/>
               <w:pBdr>
                 <w:bottom w:val="none" w:sz="0" w:space="0" w:color="000000"/>
@@ -4088,6 +4154,7 @@
           </w:tcPr>
           <w:p>
             <w:pPr>
+              <w:pStyle w:val="Normal"/>
               <w:jc w:val="right"/>
               <w:pBdr>
                 <w:bottom w:val="none" w:sz="0" w:space="0" w:color="000000"/>
@@ -4142,6 +4209,7 @@
           </w:tcPr>
           <w:p>
             <w:pPr>
+              <w:pStyle w:val="Normal"/>
               <w:jc w:val="right"/>
               <w:pBdr>
                 <w:bottom w:val="none" w:sz="0" w:space="0" w:color="000000"/>
@@ -4196,6 +4264,7 @@
           </w:tcPr>
           <w:p>
             <w:pPr>
+              <w:pStyle w:val="Normal"/>
               <w:jc w:val="right"/>
               <w:pBdr>
                 <w:bottom w:val="none" w:sz="0" w:space="0" w:color="000000"/>
@@ -4250,6 +4319,7 @@
           </w:tcPr>
           <w:p>
             <w:pPr>
+              <w:pStyle w:val="Normal"/>
               <w:jc w:val="right"/>
               <w:pBdr>
                 <w:bottom w:val="none" w:sz="0" w:space="0" w:color="000000"/>
@@ -4304,6 +4374,7 @@
           </w:tcPr>
           <w:p>
             <w:pPr>
+              <w:pStyle w:val="Normal"/>
               <w:jc w:val="right"/>
               <w:pBdr>
                 <w:bottom w:val="none" w:sz="0" w:space="0" w:color="000000"/>
@@ -4358,6 +4429,7 @@
           </w:tcPr>
           <w:p>
             <w:pPr>
+              <w:pStyle w:val="Normal"/>
               <w:jc w:val="right"/>
               <w:pBdr>
                 <w:bottom w:val="none" w:sz="0" w:space="0" w:color="000000"/>
@@ -4398,7 +4470,6 @@
         <w:trPr>
           <w:trHeight w:val="360" w:hRule="auto"/>
         </w:trPr>
-        body 9
         <w:tc>
           <w:tcPr>
             <w:vMerge/>
@@ -4419,6 +4490,7 @@
           </w:tcPr>
           <w:p>
             <w:pPr>
+              <w:pStyle w:val="Normal"/>
               <w:jc w:val="left"/>
               <w:pBdr>
                 <w:bottom w:val="none" w:sz="0" w:space="0" w:color="000000"/>
@@ -4461,6 +4533,7 @@
           </w:tcPr>
           <w:p>
             <w:pPr>
+              <w:pStyle w:val="Normal"/>
               <w:jc w:val="left"/>
               <w:pBdr>
                 <w:bottom w:val="none" w:sz="0" w:space="0" w:color="000000"/>
@@ -4502,6 +4575,7 @@
           </w:tcPr>
           <w:p>
             <w:pPr>
+              <w:pStyle w:val="Normal"/>
               <w:jc w:val="left"/>
               <w:pBdr>
                 <w:bottom w:val="none" w:sz="0" w:space="0" w:color="000000"/>
@@ -4556,6 +4630,7 @@
           </w:tcPr>
           <w:p>
             <w:pPr>
+              <w:pStyle w:val="Normal"/>
               <w:jc w:val="right"/>
               <w:pBdr>
                 <w:bottom w:val="none" w:sz="0" w:space="0" w:color="000000"/>
@@ -4610,6 +4685,7 @@
           </w:tcPr>
           <w:p>
             <w:pPr>
+              <w:pStyle w:val="Normal"/>
               <w:jc w:val="right"/>
               <w:pBdr>
                 <w:bottom w:val="none" w:sz="0" w:space="0" w:color="000000"/>
@@ -4664,6 +4740,7 @@
           </w:tcPr>
           <w:p>
             <w:pPr>
+              <w:pStyle w:val="Normal"/>
               <w:jc w:val="right"/>
               <w:pBdr>
                 <w:bottom w:val="none" w:sz="0" w:space="0" w:color="000000"/>
@@ -4718,6 +4795,7 @@
           </w:tcPr>
           <w:p>
             <w:pPr>
+              <w:pStyle w:val="Normal"/>
               <w:jc w:val="right"/>
               <w:pBdr>
                 <w:bottom w:val="none" w:sz="0" w:space="0" w:color="000000"/>
@@ -4772,6 +4850,7 @@
           </w:tcPr>
           <w:p>
             <w:pPr>
+              <w:pStyle w:val="Normal"/>
               <w:jc w:val="right"/>
               <w:pBdr>
                 <w:bottom w:val="none" w:sz="0" w:space="0" w:color="000000"/>
@@ -4826,6 +4905,7 @@
           </w:tcPr>
           <w:p>
             <w:pPr>
+              <w:pStyle w:val="Normal"/>
               <w:jc w:val="right"/>
               <w:pBdr>
                 <w:bottom w:val="none" w:sz="0" w:space="0" w:color="000000"/>
@@ -4866,7 +4946,6 @@
         <w:trPr>
           <w:trHeight w:val="360" w:hRule="auto"/>
         </w:trPr>
-        body10
         <w:tc>
           <w:tcPr>
             <w:vMerge w:val="restart"/>
@@ -4887,6 +4966,7 @@
           </w:tcPr>
           <w:p>
             <w:pPr>
+              <w:pStyle w:val="Normal"/>
               <w:jc w:val="left"/>
               <w:pBdr>
                 <w:bottom w:val="none" w:sz="0" w:space="0" w:color="000000"/>
@@ -4942,6 +5022,7 @@
           </w:tcPr>
           <w:p>
             <w:pPr>
+              <w:pStyle w:val="Normal"/>
               <w:jc w:val="left"/>
               <w:pBdr>
                 <w:bottom w:val="none" w:sz="0" w:space="0" w:color="000000"/>
@@ -4996,6 +5077,7 @@
           </w:tcPr>
           <w:p>
             <w:pPr>
+              <w:pStyle w:val="Normal"/>
               <w:jc w:val="left"/>
               <w:pBdr>
                 <w:bottom w:val="none" w:sz="0" w:space="0" w:color="000000"/>
@@ -5050,6 +5132,7 @@
           </w:tcPr>
           <w:p>
             <w:pPr>
+              <w:pStyle w:val="Normal"/>
               <w:jc w:val="right"/>
               <w:pBdr>
                 <w:bottom w:val="none" w:sz="0" w:space="0" w:color="000000"/>
@@ -5104,6 +5187,7 @@
           </w:tcPr>
           <w:p>
             <w:pPr>
+              <w:pStyle w:val="Normal"/>
               <w:jc w:val="right"/>
               <w:pBdr>
                 <w:bottom w:val="none" w:sz="0" w:space="0" w:color="000000"/>
@@ -5158,6 +5242,7 @@
           </w:tcPr>
           <w:p>
             <w:pPr>
+              <w:pStyle w:val="Normal"/>
               <w:jc w:val="right"/>
               <w:pBdr>
                 <w:bottom w:val="none" w:sz="0" w:space="0" w:color="000000"/>
@@ -5212,6 +5297,7 @@
           </w:tcPr>
           <w:p>
             <w:pPr>
+              <w:pStyle w:val="Normal"/>
               <w:jc w:val="right"/>
               <w:pBdr>
                 <w:bottom w:val="none" w:sz="0" w:space="0" w:color="000000"/>
@@ -5266,6 +5352,7 @@
           </w:tcPr>
           <w:p>
             <w:pPr>
+              <w:pStyle w:val="Normal"/>
               <w:jc w:val="right"/>
               <w:pBdr>
                 <w:bottom w:val="none" w:sz="0" w:space="0" w:color="000000"/>
@@ -5320,6 +5407,7 @@
           </w:tcPr>
           <w:p>
             <w:pPr>
+              <w:pStyle w:val="Normal"/>
               <w:jc w:val="right"/>
               <w:pBdr>
                 <w:bottom w:val="none" w:sz="0" w:space="0" w:color="000000"/>
@@ -5360,7 +5448,6 @@
         <w:trPr>
           <w:trHeight w:val="360" w:hRule="auto"/>
         </w:trPr>
-        body11
         <w:tc>
           <w:tcPr>
             <w:vMerge/>
@@ -5381,6 +5468,7 @@
           </w:tcPr>
           <w:p>
             <w:pPr>
+              <w:pStyle w:val="Normal"/>
               <w:jc w:val="left"/>
               <w:pBdr>
                 <w:bottom w:val="none" w:sz="0" w:space="0" w:color="000000"/>
@@ -5423,6 +5511,7 @@
           </w:tcPr>
           <w:p>
             <w:pPr>
+              <w:pStyle w:val="Normal"/>
               <w:jc w:val="left"/>
               <w:pBdr>
                 <w:bottom w:val="none" w:sz="0" w:space="0" w:color="000000"/>
@@ -5464,6 +5553,7 @@
           </w:tcPr>
           <w:p>
             <w:pPr>
+              <w:pStyle w:val="Normal"/>
               <w:jc w:val="left"/>
               <w:pBdr>
                 <w:bottom w:val="none" w:sz="0" w:space="0" w:color="000000"/>
@@ -5518,6 +5608,7 @@
           </w:tcPr>
           <w:p>
             <w:pPr>
+              <w:pStyle w:val="Normal"/>
               <w:jc w:val="right"/>
               <w:pBdr>
                 <w:bottom w:val="none" w:sz="0" w:space="0" w:color="000000"/>
@@ -5572,6 +5663,7 @@
           </w:tcPr>
           <w:p>
             <w:pPr>
+              <w:pStyle w:val="Normal"/>
               <w:jc w:val="right"/>
               <w:pBdr>
                 <w:bottom w:val="none" w:sz="0" w:space="0" w:color="000000"/>
@@ -5626,6 +5718,7 @@
           </w:tcPr>
           <w:p>
             <w:pPr>
+              <w:pStyle w:val="Normal"/>
               <w:jc w:val="right"/>
               <w:pBdr>
                 <w:bottom w:val="none" w:sz="0" w:space="0" w:color="000000"/>
@@ -5680,6 +5773,7 @@
           </w:tcPr>
           <w:p>
             <w:pPr>
+              <w:pStyle w:val="Normal"/>
               <w:jc w:val="right"/>
               <w:pBdr>
                 <w:bottom w:val="none" w:sz="0" w:space="0" w:color="000000"/>
@@ -5734,6 +5828,7 @@
           </w:tcPr>
           <w:p>
             <w:pPr>
+              <w:pStyle w:val="Normal"/>
               <w:jc w:val="right"/>
               <w:pBdr>
                 <w:bottom w:val="none" w:sz="0" w:space="0" w:color="000000"/>
@@ -5788,6 +5883,7 @@
           </w:tcPr>
           <w:p>
             <w:pPr>
+              <w:pStyle w:val="Normal"/>
               <w:jc w:val="right"/>
               <w:pBdr>
                 <w:bottom w:val="none" w:sz="0" w:space="0" w:color="000000"/>
@@ -5828,7 +5924,6 @@
         <w:trPr>
           <w:trHeight w:val="360" w:hRule="auto"/>
         </w:trPr>
-        body12
         <w:tc>
           <w:tcPr>
             <w:vMerge/>
@@ -5849,6 +5944,7 @@
           </w:tcPr>
           <w:p>
             <w:pPr>
+              <w:pStyle w:val="Normal"/>
               <w:jc w:val="left"/>
               <w:pBdr>
                 <w:bottom w:val="none" w:sz="0" w:space="0" w:color="000000"/>
@@ -5891,6 +5987,7 @@
           </w:tcPr>
           <w:p>
             <w:pPr>
+              <w:pStyle w:val="Normal"/>
               <w:jc w:val="left"/>
               <w:pBdr>
                 <w:bottom w:val="none" w:sz="0" w:space="0" w:color="000000"/>
@@ -5932,6 +6029,7 @@
           </w:tcPr>
           <w:p>
             <w:pPr>
+              <w:pStyle w:val="Normal"/>
               <w:jc w:val="left"/>
               <w:pBdr>
                 <w:bottom w:val="none" w:sz="0" w:space="0" w:color="000000"/>
@@ -5986,6 +6084,7 @@
           </w:tcPr>
           <w:p>
             <w:pPr>
+              <w:pStyle w:val="Normal"/>
               <w:jc w:val="right"/>
               <w:pBdr>
                 <w:bottom w:val="none" w:sz="0" w:space="0" w:color="000000"/>
@@ -6040,6 +6139,7 @@
           </w:tcPr>
           <w:p>
             <w:pPr>
+              <w:pStyle w:val="Normal"/>
               <w:jc w:val="right"/>
               <w:pBdr>
                 <w:bottom w:val="none" w:sz="0" w:space="0" w:color="000000"/>
@@ -6094,6 +6194,7 @@
           </w:tcPr>
           <w:p>
             <w:pPr>
+              <w:pStyle w:val="Normal"/>
               <w:jc w:val="right"/>
               <w:pBdr>
                 <w:bottom w:val="none" w:sz="0" w:space="0" w:color="000000"/>
@@ -6148,6 +6249,7 @@
           </w:tcPr>
           <w:p>
             <w:pPr>
+              <w:pStyle w:val="Normal"/>
               <w:jc w:val="right"/>
               <w:pBdr>
                 <w:bottom w:val="none" w:sz="0" w:space="0" w:color="000000"/>
@@ -6202,6 +6304,7 @@
           </w:tcPr>
           <w:p>
             <w:pPr>
+              <w:pStyle w:val="Normal"/>
               <w:jc w:val="right"/>
               <w:pBdr>
                 <w:bottom w:val="none" w:sz="0" w:space="0" w:color="000000"/>
@@ -6256,6 +6359,7 @@
           </w:tcPr>
           <w:p>
             <w:pPr>
+              <w:pStyle w:val="Normal"/>
               <w:jc w:val="right"/>
               <w:pBdr>
                 <w:bottom w:val="none" w:sz="0" w:space="0" w:color="000000"/>
@@ -6296,7 +6400,6 @@
         <w:trPr>
           <w:trHeight w:val="360" w:hRule="auto"/>
         </w:trPr>
-        body13
         <w:tc>
           <w:tcPr>
             <w:vMerge w:val="restart"/>
@@ -6317,6 +6420,7 @@
           </w:tcPr>
           <w:p>
             <w:pPr>
+              <w:pStyle w:val="Normal"/>
               <w:jc w:val="left"/>
               <w:pBdr>
                 <w:bottom w:val="none" w:sz="0" w:space="0" w:color="000000"/>
@@ -6372,6 +6476,7 @@
           </w:tcPr>
           <w:p>
             <w:pPr>
+              <w:pStyle w:val="Normal"/>
               <w:jc w:val="left"/>
               <w:pBdr>
                 <w:bottom w:val="none" w:sz="0" w:space="0" w:color="000000"/>
@@ -6426,6 +6531,7 @@
           </w:tcPr>
           <w:p>
             <w:pPr>
+              <w:pStyle w:val="Normal"/>
               <w:jc w:val="left"/>
               <w:pBdr>
                 <w:bottom w:val="none" w:sz="0" w:space="0" w:color="000000"/>
@@ -6480,6 +6586,7 @@
           </w:tcPr>
           <w:p>
             <w:pPr>
+              <w:pStyle w:val="Normal"/>
               <w:jc w:val="right"/>
               <w:pBdr>
                 <w:bottom w:val="none" w:sz="0" w:space="0" w:color="000000"/>
@@ -6534,6 +6641,7 @@
           </w:tcPr>
           <w:p>
             <w:pPr>
+              <w:pStyle w:val="Normal"/>
               <w:jc w:val="right"/>
               <w:pBdr>
                 <w:bottom w:val="none" w:sz="0" w:space="0" w:color="000000"/>
@@ -6588,6 +6696,7 @@
           </w:tcPr>
           <w:p>
             <w:pPr>
+              <w:pStyle w:val="Normal"/>
               <w:jc w:val="right"/>
               <w:pBdr>
                 <w:bottom w:val="none" w:sz="0" w:space="0" w:color="000000"/>
@@ -6642,6 +6751,7 @@
           </w:tcPr>
           <w:p>
             <w:pPr>
+              <w:pStyle w:val="Normal"/>
               <w:jc w:val="right"/>
               <w:pBdr>
                 <w:bottom w:val="none" w:sz="0" w:space="0" w:color="000000"/>
@@ -6696,6 +6806,7 @@
           </w:tcPr>
           <w:p>
             <w:pPr>
+              <w:pStyle w:val="Normal"/>
               <w:jc w:val="right"/>
               <w:pBdr>
                 <w:bottom w:val="none" w:sz="0" w:space="0" w:color="000000"/>
@@ -6750,6 +6861,7 @@
           </w:tcPr>
           <w:p>
             <w:pPr>
+              <w:pStyle w:val="Normal"/>
               <w:jc w:val="right"/>
               <w:pBdr>
                 <w:bottom w:val="none" w:sz="0" w:space="0" w:color="000000"/>
@@ -6790,7 +6902,6 @@
         <w:trPr>
           <w:trHeight w:val="360" w:hRule="auto"/>
         </w:trPr>
-        body14
         <w:tc>
           <w:tcPr>
             <w:vMerge/>
@@ -6811,6 +6922,7 @@
           </w:tcPr>
           <w:p>
             <w:pPr>
+              <w:pStyle w:val="Normal"/>
               <w:jc w:val="left"/>
               <w:pBdr>
                 <w:bottom w:val="none" w:sz="0" w:space="0" w:color="000000"/>
@@ -6853,6 +6965,7 @@
           </w:tcPr>
           <w:p>
             <w:pPr>
+              <w:pStyle w:val="Normal"/>
               <w:jc w:val="left"/>
               <w:pBdr>
                 <w:bottom w:val="none" w:sz="0" w:space="0" w:color="000000"/>
@@ -6894,6 +7007,7 @@
           </w:tcPr>
           <w:p>
             <w:pPr>
+              <w:pStyle w:val="Normal"/>
               <w:jc w:val="left"/>
               <w:pBdr>
                 <w:bottom w:val="none" w:sz="0" w:space="0" w:color="000000"/>
@@ -6948,6 +7062,7 @@
           </w:tcPr>
           <w:p>
             <w:pPr>
+              <w:pStyle w:val="Normal"/>
               <w:jc w:val="right"/>
               <w:pBdr>
                 <w:bottom w:val="none" w:sz="0" w:space="0" w:color="000000"/>
@@ -7002,6 +7117,7 @@
           </w:tcPr>
           <w:p>
             <w:pPr>
+              <w:pStyle w:val="Normal"/>
               <w:jc w:val="right"/>
               <w:pBdr>
                 <w:bottom w:val="none" w:sz="0" w:space="0" w:color="000000"/>
@@ -7056,6 +7172,7 @@
           </w:tcPr>
           <w:p>
             <w:pPr>
+              <w:pStyle w:val="Normal"/>
               <w:jc w:val="right"/>
               <w:pBdr>
                 <w:bottom w:val="none" w:sz="0" w:space="0" w:color="000000"/>
@@ -7110,6 +7227,7 @@
           </w:tcPr>
           <w:p>
             <w:pPr>
+              <w:pStyle w:val="Normal"/>
               <w:jc w:val="right"/>
               <w:pBdr>
                 <w:bottom w:val="none" w:sz="0" w:space="0" w:color="000000"/>
@@ -7164,6 +7282,7 @@
           </w:tcPr>
           <w:p>
             <w:pPr>
+              <w:pStyle w:val="Normal"/>
               <w:jc w:val="right"/>
               <w:pBdr>
                 <w:bottom w:val="none" w:sz="0" w:space="0" w:color="000000"/>
@@ -7218,6 +7337,7 @@
           </w:tcPr>
           <w:p>
             <w:pPr>
+              <w:pStyle w:val="Normal"/>
               <w:jc w:val="right"/>
               <w:pBdr>
                 <w:bottom w:val="none" w:sz="0" w:space="0" w:color="000000"/>
@@ -7258,7 +7378,6 @@
         <w:trPr>
           <w:trHeight w:val="360" w:hRule="auto"/>
         </w:trPr>
-        body15
         <w:tc>
           <w:tcPr>
             <w:vMerge/>
@@ -7279,6 +7398,7 @@
           </w:tcPr>
           <w:p>
             <w:pPr>
+              <w:pStyle w:val="Normal"/>
               <w:jc w:val="left"/>
               <w:pBdr>
                 <w:bottom w:val="none" w:sz="0" w:space="0" w:color="000000"/>
@@ -7321,6 +7441,7 @@
           </w:tcPr>
           <w:p>
             <w:pPr>
+              <w:pStyle w:val="Normal"/>
               <w:jc w:val="left"/>
               <w:pBdr>
                 <w:bottom w:val="none" w:sz="0" w:space="0" w:color="000000"/>
@@ -7362,6 +7483,7 @@
           </w:tcPr>
           <w:p>
             <w:pPr>
+              <w:pStyle w:val="Normal"/>
               <w:jc w:val="left"/>
               <w:pBdr>
                 <w:bottom w:val="none" w:sz="0" w:space="0" w:color="000000"/>
@@ -7416,6 +7538,7 @@
           </w:tcPr>
           <w:p>
             <w:pPr>
+              <w:pStyle w:val="Normal"/>
               <w:jc w:val="right"/>
               <w:pBdr>
                 <w:bottom w:val="none" w:sz="0" w:space="0" w:color="000000"/>
@@ -7470,6 +7593,7 @@
           </w:tcPr>
           <w:p>
             <w:pPr>
+              <w:pStyle w:val="Normal"/>
               <w:jc w:val="right"/>
               <w:pBdr>
                 <w:bottom w:val="none" w:sz="0" w:space="0" w:color="000000"/>
@@ -7524,6 +7648,7 @@
           </w:tcPr>
           <w:p>
             <w:pPr>
+              <w:pStyle w:val="Normal"/>
               <w:jc w:val="right"/>
               <w:pBdr>
                 <w:bottom w:val="none" w:sz="0" w:space="0" w:color="000000"/>
@@ -7578,6 +7703,7 @@
           </w:tcPr>
           <w:p>
             <w:pPr>
+              <w:pStyle w:val="Normal"/>
               <w:jc w:val="right"/>
               <w:pBdr>
                 <w:bottom w:val="none" w:sz="0" w:space="0" w:color="000000"/>
@@ -7632,6 +7758,7 @@
           </w:tcPr>
           <w:p>
             <w:pPr>
+              <w:pStyle w:val="Normal"/>
               <w:jc w:val="right"/>
               <w:pBdr>
                 <w:bottom w:val="none" w:sz="0" w:space="0" w:color="000000"/>
@@ -7686,6 +7813,7 @@
           </w:tcPr>
           <w:p>
             <w:pPr>
+              <w:pStyle w:val="Normal"/>
               <w:jc w:val="right"/>
               <w:pBdr>
                 <w:bottom w:val="none" w:sz="0" w:space="0" w:color="000000"/>
@@ -7726,7 +7854,6 @@
         <w:trPr>
           <w:trHeight w:val="360" w:hRule="auto"/>
         </w:trPr>
-        body16
         <w:tc>
           <w:tcPr>
             <w:vMerge w:val="restart"/>
@@ -7747,6 +7874,7 @@
           </w:tcPr>
           <w:p>
             <w:pPr>
+              <w:pStyle w:val="Normal"/>
               <w:jc w:val="left"/>
               <w:pBdr>
                 <w:bottom w:val="none" w:sz="0" w:space="0" w:color="000000"/>
@@ -7802,6 +7930,7 @@
           </w:tcPr>
           <w:p>
             <w:pPr>
+              <w:pStyle w:val="Normal"/>
               <w:jc w:val="left"/>
               <w:pBdr>
                 <w:bottom w:val="none" w:sz="0" w:space="0" w:color="000000"/>
@@ -7856,6 +7985,7 @@
           </w:tcPr>
           <w:p>
             <w:pPr>
+              <w:pStyle w:val="Normal"/>
               <w:jc w:val="left"/>
               <w:pBdr>
                 <w:bottom w:val="none" w:sz="0" w:space="0" w:color="000000"/>
@@ -7910,6 +8040,7 @@
           </w:tcPr>
           <w:p>
             <w:pPr>
+              <w:pStyle w:val="Normal"/>
               <w:jc w:val="right"/>
               <w:pBdr>
                 <w:bottom w:val="none" w:sz="0" w:space="0" w:color="000000"/>
@@ -7964,6 +8095,7 @@
           </w:tcPr>
           <w:p>
             <w:pPr>
+              <w:pStyle w:val="Normal"/>
               <w:jc w:val="right"/>
               <w:pBdr>
                 <w:bottom w:val="none" w:sz="0" w:space="0" w:color="000000"/>
@@ -8018,6 +8150,7 @@
           </w:tcPr>
           <w:p>
             <w:pPr>
+              <w:pStyle w:val="Normal"/>
               <w:jc w:val="right"/>
               <w:pBdr>
                 <w:bottom w:val="none" w:sz="0" w:space="0" w:color="000000"/>
@@ -8072,6 +8205,7 @@
           </w:tcPr>
           <w:p>
             <w:pPr>
+              <w:pStyle w:val="Normal"/>
               <w:jc w:val="right"/>
               <w:pBdr>
                 <w:bottom w:val="none" w:sz="0" w:space="0" w:color="000000"/>
@@ -8126,6 +8260,7 @@
           </w:tcPr>
           <w:p>
             <w:pPr>
+              <w:pStyle w:val="Normal"/>
               <w:jc w:val="right"/>
               <w:pBdr>
                 <w:bottom w:val="none" w:sz="0" w:space="0" w:color="000000"/>
@@ -8180,6 +8315,7 @@
           </w:tcPr>
           <w:p>
             <w:pPr>
+              <w:pStyle w:val="Normal"/>
               <w:jc w:val="right"/>
               <w:pBdr>
                 <w:bottom w:val="none" w:sz="0" w:space="0" w:color="000000"/>
@@ -8220,7 +8356,6 @@
         <w:trPr>
           <w:trHeight w:val="360" w:hRule="auto"/>
         </w:trPr>
-        body17
         <w:tc>
           <w:tcPr>
             <w:vMerge/>
@@ -8241,6 +8376,7 @@
           </w:tcPr>
           <w:p>
             <w:pPr>
+              <w:pStyle w:val="Normal"/>
               <w:jc w:val="left"/>
               <w:pBdr>
                 <w:bottom w:val="none" w:sz="0" w:space="0" w:color="000000"/>
@@ -8283,6 +8419,7 @@
           </w:tcPr>
           <w:p>
             <w:pPr>
+              <w:pStyle w:val="Normal"/>
               <w:jc w:val="left"/>
               <w:pBdr>
                 <w:bottom w:val="none" w:sz="0" w:space="0" w:color="000000"/>
@@ -8324,6 +8461,7 @@
           </w:tcPr>
           <w:p>
             <w:pPr>
+              <w:pStyle w:val="Normal"/>
               <w:jc w:val="left"/>
               <w:pBdr>
                 <w:bottom w:val="none" w:sz="0" w:space="0" w:color="000000"/>
@@ -8378,6 +8516,7 @@
           </w:tcPr>
           <w:p>
             <w:pPr>
+              <w:pStyle w:val="Normal"/>
               <w:jc w:val="right"/>
               <w:pBdr>
                 <w:bottom w:val="none" w:sz="0" w:space="0" w:color="000000"/>
@@ -8432,6 +8571,7 @@
           </w:tcPr>
           <w:p>
             <w:pPr>
+              <w:pStyle w:val="Normal"/>
               <w:jc w:val="right"/>
               <w:pBdr>
                 <w:bottom w:val="none" w:sz="0" w:space="0" w:color="000000"/>
@@ -8486,6 +8626,7 @@
           </w:tcPr>
           <w:p>
             <w:pPr>
+              <w:pStyle w:val="Normal"/>
               <w:jc w:val="right"/>
               <w:pBdr>
                 <w:bottom w:val="none" w:sz="0" w:space="0" w:color="000000"/>
@@ -8540,6 +8681,7 @@
           </w:tcPr>
           <w:p>
             <w:pPr>
+              <w:pStyle w:val="Normal"/>
               <w:jc w:val="right"/>
               <w:pBdr>
                 <w:bottom w:val="none" w:sz="0" w:space="0" w:color="000000"/>
@@ -8594,6 +8736,7 @@
           </w:tcPr>
           <w:p>
             <w:pPr>
+              <w:pStyle w:val="Normal"/>
               <w:jc w:val="right"/>
               <w:pBdr>
                 <w:bottom w:val="none" w:sz="0" w:space="0" w:color="000000"/>
@@ -8648,6 +8791,7 @@
           </w:tcPr>
           <w:p>
             <w:pPr>
+              <w:pStyle w:val="Normal"/>
               <w:jc w:val="right"/>
               <w:pBdr>
                 <w:bottom w:val="none" w:sz="0" w:space="0" w:color="000000"/>
@@ -8688,7 +8832,6 @@
         <w:trPr>
           <w:trHeight w:val="360" w:hRule="auto"/>
         </w:trPr>
-        body18
         <w:tc>
           <w:tcPr>
             <w:vMerge/>
@@ -8709,6 +8852,7 @@
           </w:tcPr>
           <w:p>
             <w:pPr>
+              <w:pStyle w:val="Normal"/>
               <w:jc w:val="left"/>
               <w:pBdr>
                 <w:bottom w:val="none" w:sz="0" w:space="0" w:color="000000"/>
@@ -8751,6 +8895,7 @@
           </w:tcPr>
           <w:p>
             <w:pPr>
+              <w:pStyle w:val="Normal"/>
               <w:jc w:val="left"/>
               <w:pBdr>
                 <w:bottom w:val="none" w:sz="0" w:space="0" w:color="000000"/>
@@ -8792,6 +8937,7 @@
           </w:tcPr>
           <w:p>
             <w:pPr>
+              <w:pStyle w:val="Normal"/>
               <w:jc w:val="left"/>
               <w:pBdr>
                 <w:bottom w:val="none" w:sz="0" w:space="0" w:color="000000"/>
@@ -8846,6 +8992,7 @@
           </w:tcPr>
           <w:p>
             <w:pPr>
+              <w:pStyle w:val="Normal"/>
               <w:jc w:val="right"/>
               <w:pBdr>
                 <w:bottom w:val="none" w:sz="0" w:space="0" w:color="000000"/>
@@ -8900,6 +9047,7 @@
           </w:tcPr>
           <w:p>
             <w:pPr>
+              <w:pStyle w:val="Normal"/>
               <w:jc w:val="right"/>
               <w:pBdr>
                 <w:bottom w:val="none" w:sz="0" w:space="0" w:color="000000"/>
@@ -8954,6 +9102,7 @@
           </w:tcPr>
           <w:p>
             <w:pPr>
+              <w:pStyle w:val="Normal"/>
               <w:jc w:val="right"/>
               <w:pBdr>
                 <w:bottom w:val="none" w:sz="0" w:space="0" w:color="000000"/>
@@ -9008,6 +9157,7 @@
           </w:tcPr>
           <w:p>
             <w:pPr>
+              <w:pStyle w:val="Normal"/>
               <w:jc w:val="right"/>
               <w:pBdr>
                 <w:bottom w:val="none" w:sz="0" w:space="0" w:color="000000"/>
@@ -9062,6 +9212,7 @@
           </w:tcPr>
           <w:p>
             <w:pPr>
+              <w:pStyle w:val="Normal"/>
               <w:jc w:val="right"/>
               <w:pBdr>
                 <w:bottom w:val="none" w:sz="0" w:space="0" w:color="000000"/>
@@ -9116,6 +9267,7 @@
           </w:tcPr>
           <w:p>
             <w:pPr>
+              <w:pStyle w:val="Normal"/>
               <w:jc w:val="right"/>
               <w:pBdr>
                 <w:bottom w:val="none" w:sz="0" w:space="0" w:color="000000"/>
@@ -9156,7 +9308,6 @@
         <w:trPr>
           <w:trHeight w:val="360" w:hRule="auto"/>
         </w:trPr>
-        footer 1
         <w:tc>
           <w:tcPr>
             <w:gridSpan w:val="9"/>
@@ -9177,6 +9328,7 @@
           </w:tcPr>
           <w:p>
             <w:pPr>
+              <w:pStyle w:val="Normal"/>
               <w:jc w:val="left"/>
               <w:pBdr>
                 <w:bottom w:val="none" w:sz="0" w:space="0" w:color="000000"/>
